--- a/00_Gestion_Proyecto/Bitacoras/Bitacora_Semana4_SN6.docx
+++ b/00_Gestion_Proyecto/Bitacoras/Bitacora_Semana4_SN6.docx
@@ -7090,9 +7090,171 @@
           </w:p>
         </w:tc>
       </w:tr>
+      <w:tr>
+        <w:trPr>
+          <w:jc w:val="center"/>
+        </w:trPr>
+        <w:tc>
+          <w:tcPr>
+            <w:tcW w:w="3251" w:type="dxa"/>
+            <w:tcMar>
+              <w:top w:w="110" w:type="dxa"/>
+              <w:left w:w="90" w:type="dxa"/>
+              <w:bottom w:w="110" w:type="dxa"/>
+              <w:right w:w="90" w:type="dxa"/>
+            </w:tcMar>
+          </w:tcPr>
+          <w:p>
+            <w:pPr>
+              <w:spacing w:after="0"/>
+            </w:pPr>
+            <w:r>
+              <w:t>Elaboración de cronograma de actividades fase 4.</w:t>
+            </w:r>
+          </w:p>
+        </w:tc>
+        <w:tc>
+          <w:tcPr>
+            <w:tcW w:w="2126" w:type="dxa"/>
+            <w:tcMar>
+              <w:top w:w="110" w:type="dxa"/>
+              <w:left w:w="90" w:type="dxa"/>
+              <w:bottom w:w="110" w:type="dxa"/>
+              <w:right w:w="90" w:type="dxa"/>
+            </w:tcMar>
+          </w:tcPr>
+          <w:p>
+            <w:pPr>
+              <w:spacing w:after="0"/>
+            </w:pPr>
+            <w:r>
+              <w:t>Líder de Proyecto Jr.</w:t>
+            </w:r>
+          </w:p>
+        </w:tc>
+        <w:tc>
+          <w:tcPr>
+            <w:tcW w:w="1463" w:type="dxa"/>
+            <w:tcMar>
+              <w:top w:w="110" w:type="dxa"/>
+              <w:left w:w="90" w:type="dxa"/>
+              <w:bottom w:w="110" w:type="dxa"/>
+              <w:right w:w="90" w:type="dxa"/>
+            </w:tcMar>
+          </w:tcPr>
+          <w:p>
+            <w:pPr>
+              <w:spacing w:after="0"/>
+              <w:jc w:val="center"/>
+            </w:pPr>
+            <w:r>
+              <w:t>Continuación</w:t>
+            </w:r>
+          </w:p>
+        </w:tc>
+        <w:tc>
+          <w:tcPr>
+            <w:tcW w:w="2880" w:type="dxa"/>
+            <w:tcMar>
+              <w:top w:w="110" w:type="dxa"/>
+              <w:left w:w="90" w:type="dxa"/>
+              <w:bottom w:w="110" w:type="dxa"/>
+              <w:right w:w="90" w:type="dxa"/>
+            </w:tcMar>
+          </w:tcPr>
+          <w:p>
+            <w:pPr>
+              <w:spacing w:after="0"/>
+            </w:pPr>
+            <w:r>
+              <w:t>Documentación actualizada</w:t>
+            </w:r>
+          </w:p>
+        </w:tc>
+      </w:tr>
+      <w:tr>
+        <w:trPr>
+          <w:jc w:val="center"/>
+        </w:trPr>
+        <w:tc>
+          <w:tcPr>
+            <w:tcW w:w="3251" w:type="dxa"/>
+            <w:tcMar>
+              <w:top w:w="110" w:type="dxa"/>
+              <w:left w:w="90" w:type="dxa"/>
+              <w:bottom w:w="110" w:type="dxa"/>
+              <w:right w:w="90" w:type="dxa"/>
+            </w:tcMar>
+          </w:tcPr>
+          <w:p>
+            <w:pPr>
+              <w:spacing w:after="0"/>
+            </w:pPr>
+            <w:r>
+              <w:t>Preparación de informe final</w:t>
+            </w:r>
+          </w:p>
+        </w:tc>
+        <w:tc>
+          <w:tcPr>
+            <w:tcW w:w="2126" w:type="dxa"/>
+            <w:tcMar>
+              <w:top w:w="110" w:type="dxa"/>
+              <w:left w:w="90" w:type="dxa"/>
+              <w:bottom w:w="110" w:type="dxa"/>
+              <w:right w:w="90" w:type="dxa"/>
+            </w:tcMar>
+          </w:tcPr>
+          <w:p>
+            <w:pPr>
+              <w:spacing w:after="0"/>
+            </w:pPr>
+            <w:r>
+              <w:t>Líder de Proyecto Jr.</w:t>
+            </w:r>
+          </w:p>
+        </w:tc>
+        <w:tc>
+          <w:tcPr>
+            <w:tcW w:w="1463" w:type="dxa"/>
+            <w:tcMar>
+              <w:top w:w="110" w:type="dxa"/>
+              <w:left w:w="90" w:type="dxa"/>
+              <w:bottom w:w="110" w:type="dxa"/>
+              <w:right w:w="90" w:type="dxa"/>
+            </w:tcMar>
+          </w:tcPr>
+          <w:p>
+            <w:pPr>
+              <w:spacing w:after="0"/>
+              <w:jc w:val="center"/>
+            </w:pPr>
+            <w:r>
+              <w:t>Continuación</w:t>
+            </w:r>
+          </w:p>
+        </w:tc>
+        <w:tc>
+          <w:tcPr>
+            <w:tcW w:w="2880" w:type="dxa"/>
+            <w:tcMar>
+              <w:top w:w="110" w:type="dxa"/>
+              <w:left w:w="90" w:type="dxa"/>
+              <w:bottom w:w="110" w:type="dxa"/>
+              <w:right w:w="90" w:type="dxa"/>
+            </w:tcMar>
+          </w:tcPr>
+          <w:p>
+            <w:pPr>
+              <w:spacing w:after="0"/>
+            </w:pPr>
+            <w:r>
+              <w:t>Documentación actualizada</w:t>
+            </w:r>
+          </w:p>
+        </w:tc>
+      </w:tr>
     </w:tbl>
-    <w:p/>
-    <w:p/>
     <w:p/>
     <w:tbl>
       <w:tblPr>
@@ -7141,7 +7303,6 @@
                 <w:sz w:val="22"/>
                 <w:szCs w:val="22"/>
               </w:rPr>
-              <w:lastRenderedPageBreak/>
               <w:t>8. Aportes individuales verificables</w:t>
             </w:r>
           </w:p>
@@ -7526,83 +7687,55 @@
                 <w:sz w:val="20"/>
                 <w:szCs w:val="20"/>
               </w:rPr>
-              <w:t>Acta_Reunion_004_Fase3_SN6.docx</w:t>
-            </w:r>
-            <w:r>
-              <w:rPr>
-                <w:sz w:val="20"/>
-                <w:szCs w:val="20"/>
-              </w:rPr>
-              <w:t>.</w:t>
-            </w:r>
-          </w:p>
-          <w:p>
-            <w:pPr>
-              <w:spacing w:after="0"/>
-              <w:rPr>
-                <w:sz w:val="20"/>
-                <w:szCs w:val="20"/>
-              </w:rPr>
-            </w:pPr>
-            <w:r>
-              <w:rPr>
-                <w:sz w:val="20"/>
-                <w:szCs w:val="20"/>
-              </w:rPr>
-              <w:t>Acta_Reunion_005_Fase3_SN6.docx</w:t>
-            </w:r>
-            <w:r>
-              <w:rPr>
-                <w:sz w:val="20"/>
-                <w:szCs w:val="20"/>
-              </w:rPr>
-              <w:t>.</w:t>
-            </w:r>
-          </w:p>
-          <w:p>
-            <w:pPr>
-              <w:spacing w:after="0"/>
-              <w:rPr>
-                <w:sz w:val="20"/>
-                <w:szCs w:val="20"/>
-              </w:rPr>
-            </w:pPr>
-            <w:r>
-              <w:rPr>
-                <w:sz w:val="20"/>
-                <w:szCs w:val="20"/>
-              </w:rPr>
-              <w:t>Acta_Reunion_006_Fase3_SN6.docx</w:t>
-            </w:r>
-            <w:r>
-              <w:rPr>
-                <w:sz w:val="20"/>
-                <w:szCs w:val="20"/>
-              </w:rPr>
-              <w:t>.</w:t>
-            </w:r>
-          </w:p>
-          <w:p>
-            <w:pPr>
-              <w:spacing w:after="0"/>
-              <w:rPr>
-                <w:sz w:val="20"/>
-                <w:szCs w:val="20"/>
-              </w:rPr>
-            </w:pPr>
-            <w:r>
-              <w:rPr>
-                <w:sz w:val="20"/>
-                <w:szCs w:val="20"/>
-              </w:rPr>
-              <w:t>Acta_Reunion_007_Fase3_SN6.docx</w:t>
-            </w:r>
-            <w:r>
-              <w:rPr>
-                <w:sz w:val="20"/>
-                <w:szCs w:val="20"/>
-              </w:rPr>
-              <w:t>.</w:t>
+              <w:t>Acta_Reunion_004_Fase3_SN6.docx.</w:t>
+            </w:r>
+          </w:p>
+          <w:p>
+            <w:pPr>
+              <w:spacing w:after="0"/>
+              <w:rPr>
+                <w:sz w:val="20"/>
+                <w:szCs w:val="20"/>
+              </w:rPr>
+            </w:pPr>
+            <w:r>
+              <w:rPr>
+                <w:sz w:val="20"/>
+                <w:szCs w:val="20"/>
+              </w:rPr>
+              <w:t>Acta_Reunion_005_Fase3_SN6.docx.</w:t>
+            </w:r>
+          </w:p>
+          <w:p>
+            <w:pPr>
+              <w:spacing w:after="0"/>
+              <w:rPr>
+                <w:sz w:val="20"/>
+                <w:szCs w:val="20"/>
+              </w:rPr>
+            </w:pPr>
+            <w:r>
+              <w:rPr>
+                <w:sz w:val="20"/>
+                <w:szCs w:val="20"/>
+              </w:rPr>
+              <w:t>Acta_Reunion_006_Fase3_SN6.docx.</w:t>
+            </w:r>
+          </w:p>
+          <w:p>
+            <w:pPr>
+              <w:spacing w:after="0"/>
+              <w:rPr>
+                <w:sz w:val="20"/>
+                <w:szCs w:val="20"/>
+              </w:rPr>
+            </w:pPr>
+            <w:r>
+              <w:rPr>
+                <w:sz w:val="20"/>
+                <w:szCs w:val="20"/>
+              </w:rPr>
+              <w:t>Acta_Reunion_007_Fase3_SN6.docx.</w:t>
             </w:r>
           </w:p>
         </w:tc>
@@ -20773,6 +20906,7 @@
   <w:style w:type="character" w:default="1" w:styleId="Fuentedeprrafopredeter">
     <w:name w:val="Default Paragraph Font"/>
     <w:uiPriority w:val="1"/>
+    <w:semiHidden/>
     <w:unhideWhenUsed/>
   </w:style>
   <w:style w:type="table" w:default="1" w:styleId="Tablanormal">

--- a/00_Gestion_Proyecto/Bitacoras/Bitacora_Semana4_SN6.docx
+++ b/00_Gestion_Proyecto/Bitacoras/Bitacora_Semana4_SN6.docx
@@ -1593,6 +1593,8 @@
                 <w:b/>
                 <w:bCs/>
                 <w:color w:val="1F497D" w:themeColor="text2"/>
+                <w:sz w:val="20"/>
+                <w:szCs w:val="20"/>
               </w:rPr>
             </w:pPr>
             <w:r>
@@ -1600,6 +1602,8 @@
                 <w:b/>
                 <w:bCs/>
                 <w:color w:val="1F497D" w:themeColor="text2"/>
+                <w:sz w:val="20"/>
+                <w:szCs w:val="20"/>
               </w:rPr>
               <w:t>Actividad</w:t>
             </w:r>
@@ -1624,6 +1628,8 @@
                 <w:b/>
                 <w:bCs/>
                 <w:color w:val="1F497D" w:themeColor="text2"/>
+                <w:sz w:val="20"/>
+                <w:szCs w:val="20"/>
               </w:rPr>
             </w:pPr>
             <w:r>
@@ -1631,6 +1637,8 @@
                 <w:b/>
                 <w:bCs/>
                 <w:color w:val="1F497D" w:themeColor="text2"/>
+                <w:sz w:val="20"/>
+                <w:szCs w:val="20"/>
               </w:rPr>
               <w:t>Descripción técnica</w:t>
             </w:r>
@@ -1655,6 +1663,8 @@
                 <w:b/>
                 <w:bCs/>
                 <w:color w:val="1F497D" w:themeColor="text2"/>
+                <w:sz w:val="20"/>
+                <w:szCs w:val="20"/>
               </w:rPr>
             </w:pPr>
             <w:r>
@@ -1662,6 +1672,8 @@
                 <w:b/>
                 <w:bCs/>
                 <w:color w:val="1F497D" w:themeColor="text2"/>
+                <w:sz w:val="20"/>
+                <w:szCs w:val="20"/>
               </w:rPr>
               <w:t>Responsable</w:t>
             </w:r>
@@ -1686,6 +1698,8 @@
                 <w:b/>
                 <w:bCs/>
                 <w:color w:val="1F497D" w:themeColor="text2"/>
+                <w:sz w:val="20"/>
+                <w:szCs w:val="20"/>
               </w:rPr>
             </w:pPr>
             <w:r>
@@ -1693,6 +1707,8 @@
                 <w:b/>
                 <w:bCs/>
                 <w:color w:val="1F497D" w:themeColor="text2"/>
+                <w:sz w:val="20"/>
+                <w:szCs w:val="20"/>
               </w:rPr>
               <w:t>Evidencia verificable</w:t>
             </w:r>
@@ -1716,8 +1732,16 @@
           <w:p>
             <w:pPr>
               <w:spacing w:after="0"/>
-            </w:pPr>
-            <w:r>
+              <w:rPr>
+                <w:sz w:val="20"/>
+                <w:szCs w:val="20"/>
+              </w:rPr>
+            </w:pPr>
+            <w:r>
+              <w:rPr>
+                <w:sz w:val="20"/>
+                <w:szCs w:val="20"/>
+              </w:rPr>
               <w:t>Coordinación de reuniones de seguimiento</w:t>
             </w:r>
           </w:p>
@@ -1735,8 +1759,16 @@
           <w:p>
             <w:pPr>
               <w:spacing w:after="0"/>
-            </w:pPr>
-            <w:r>
+              <w:rPr>
+                <w:sz w:val="20"/>
+                <w:szCs w:val="20"/>
+              </w:rPr>
+            </w:pPr>
+            <w:r>
+              <w:rPr>
+                <w:sz w:val="20"/>
+                <w:szCs w:val="20"/>
+              </w:rPr>
               <w:t>Organización de reuniones diarias para revisar el avance de las actividades, resolver bloqueos y verificar el cumplimiento del cronograma de la Fase 3.</w:t>
             </w:r>
           </w:p>
@@ -1755,8 +1787,16 @@
             <w:pPr>
               <w:spacing w:after="0"/>
               <w:jc w:val="center"/>
-            </w:pPr>
-            <w:r>
+              <w:rPr>
+                <w:sz w:val="20"/>
+                <w:szCs w:val="20"/>
+              </w:rPr>
+            </w:pPr>
+            <w:r>
+              <w:rPr>
+                <w:sz w:val="20"/>
+                <w:szCs w:val="20"/>
+              </w:rPr>
               <w:t>Neldy Liliana Hernández</w:t>
             </w:r>
           </w:p>
@@ -1774,32 +1814,64 @@
           <w:p>
             <w:pPr>
               <w:spacing w:after="0"/>
-            </w:pPr>
-            <w:r>
+              <w:rPr>
+                <w:sz w:val="20"/>
+                <w:szCs w:val="20"/>
+              </w:rPr>
+            </w:pPr>
+            <w:r>
+              <w:rPr>
+                <w:sz w:val="20"/>
+                <w:szCs w:val="20"/>
+              </w:rPr>
               <w:t>Acta_Reunion_004_Fase3_SN6.docx</w:t>
             </w:r>
           </w:p>
           <w:p>
             <w:pPr>
               <w:spacing w:after="0"/>
-            </w:pPr>
-            <w:r>
+              <w:rPr>
+                <w:sz w:val="20"/>
+                <w:szCs w:val="20"/>
+              </w:rPr>
+            </w:pPr>
+            <w:r>
+              <w:rPr>
+                <w:sz w:val="20"/>
+                <w:szCs w:val="20"/>
+              </w:rPr>
               <w:t>Acta_Reunion_005_Fase3_SN6.docx</w:t>
             </w:r>
           </w:p>
           <w:p>
             <w:pPr>
               <w:spacing w:after="0"/>
-            </w:pPr>
-            <w:r>
+              <w:rPr>
+                <w:sz w:val="20"/>
+                <w:szCs w:val="20"/>
+              </w:rPr>
+            </w:pPr>
+            <w:r>
+              <w:rPr>
+                <w:sz w:val="20"/>
+                <w:szCs w:val="20"/>
+              </w:rPr>
               <w:t>Acta_Reunion_006_Fase3_SN6.docx</w:t>
             </w:r>
           </w:p>
           <w:p>
             <w:pPr>
               <w:spacing w:after="0"/>
-            </w:pPr>
-            <w:r>
+              <w:rPr>
+                <w:sz w:val="20"/>
+                <w:szCs w:val="20"/>
+              </w:rPr>
+            </w:pPr>
+            <w:r>
+              <w:rPr>
+                <w:sz w:val="20"/>
+                <w:szCs w:val="20"/>
+              </w:rPr>
               <w:t>Acta_Reunion_007_Fase3_SN6.docx</w:t>
             </w:r>
           </w:p>
@@ -1828,7 +1900,18 @@
               </w:rPr>
             </w:pPr>
             <w:r>
-              <w:t>Elaboración de minutas y control de asistencia</w:t>
+              <w:rPr>
+                <w:sz w:val="20"/>
+                <w:szCs w:val="20"/>
+              </w:rPr>
+              <w:t xml:space="preserve">Elaboración de </w:t>
+            </w:r>
+            <w:r>
+              <w:rPr>
+                <w:sz w:val="20"/>
+                <w:szCs w:val="20"/>
+              </w:rPr>
+              <w:t>cronograma de actividades fase 3.</w:t>
             </w:r>
           </w:p>
         </w:tc>
@@ -1851,7 +1934,11 @@
               </w:rPr>
             </w:pPr>
             <w:r>
-              <w:t>Registro de acuerdos, compromisos y evidencia de participación mediante capturas de pantalla de las reuniones del equipo.</w:t>
+              <w:rPr>
+                <w:sz w:val="20"/>
+                <w:szCs w:val="20"/>
+              </w:rPr>
+              <w:t>Realizar cronograma de actividades para la fase 3 y distribución de actividades.</w:t>
             </w:r>
           </w:p>
         </w:tc>
@@ -1875,6 +1962,10 @@
               </w:rPr>
             </w:pPr>
             <w:r>
+              <w:rPr>
+                <w:sz w:val="20"/>
+                <w:szCs w:val="20"/>
+              </w:rPr>
               <w:t>Neldy Liliana Hernández</w:t>
             </w:r>
           </w:p>
@@ -1898,7 +1989,11 @@
               </w:rPr>
             </w:pPr>
             <w:r>
-              <w:t>Minutas_Reunion_Fase3.docx</w:t>
+              <w:rPr>
+                <w:sz w:val="20"/>
+                <w:szCs w:val="20"/>
+              </w:rPr>
+              <w:t>Cronograma de Actividades - Fase 3 – Implementación de controles Zero Trust, pruebas y monitoreo.xlsx</w:t>
             </w:r>
           </w:p>
         </w:tc>
@@ -1920,8 +2015,16 @@
           <w:p>
             <w:pPr>
               <w:spacing w:after="0"/>
-            </w:pPr>
-            <w:r>
+              <w:rPr>
+                <w:sz w:val="20"/>
+                <w:szCs w:val="20"/>
+              </w:rPr>
+            </w:pPr>
+            <w:r>
+              <w:rPr>
+                <w:sz w:val="20"/>
+                <w:szCs w:val="20"/>
+              </w:rPr>
               <w:t>Consolidación del entregable Fase 3</w:t>
             </w:r>
           </w:p>
@@ -1939,8 +2042,16 @@
           <w:p>
             <w:pPr>
               <w:spacing w:after="0"/>
-            </w:pPr>
-            <w:r>
+              <w:rPr>
+                <w:sz w:val="20"/>
+                <w:szCs w:val="20"/>
+              </w:rPr>
+            </w:pPr>
+            <w:r>
+              <w:rPr>
+                <w:sz w:val="20"/>
+                <w:szCs w:val="20"/>
+              </w:rPr>
               <w:t>Integración de la documentación técnica elaborada por cada integrante para conformar el documento final de la fase.</w:t>
             </w:r>
           </w:p>
@@ -1959,8 +2070,16 @@
             <w:pPr>
               <w:spacing w:after="0"/>
               <w:jc w:val="center"/>
-            </w:pPr>
-            <w:r>
+              <w:rPr>
+                <w:sz w:val="20"/>
+                <w:szCs w:val="20"/>
+              </w:rPr>
+            </w:pPr>
+            <w:r>
+              <w:rPr>
+                <w:sz w:val="20"/>
+                <w:szCs w:val="20"/>
+              </w:rPr>
               <w:t>Neldy Liliana Hernández</w:t>
             </w:r>
           </w:p>
@@ -1978,8 +2097,16 @@
           <w:p>
             <w:pPr>
               <w:spacing w:after="0"/>
-            </w:pPr>
-            <w:r>
+              <w:rPr>
+                <w:sz w:val="20"/>
+                <w:szCs w:val="20"/>
+              </w:rPr>
+            </w:pPr>
+            <w:r>
+              <w:rPr>
+                <w:sz w:val="20"/>
+                <w:szCs w:val="20"/>
+              </w:rPr>
               <w:t>Documento_Fase3_SN6.docx</w:t>
             </w:r>
           </w:p>
@@ -2002,8 +2129,16 @@
           <w:p>
             <w:pPr>
               <w:spacing w:after="0"/>
-            </w:pPr>
-            <w:r>
+              <w:rPr>
+                <w:sz w:val="20"/>
+                <w:szCs w:val="20"/>
+              </w:rPr>
+            </w:pPr>
+            <w:r>
+              <w:rPr>
+                <w:sz w:val="20"/>
+                <w:szCs w:val="20"/>
+              </w:rPr>
               <w:t>Actualización de Bitácora y cronograma</w:t>
             </w:r>
           </w:p>
@@ -2021,8 +2156,16 @@
           <w:p>
             <w:pPr>
               <w:spacing w:after="0"/>
-            </w:pPr>
-            <w:r>
+              <w:rPr>
+                <w:sz w:val="20"/>
+                <w:szCs w:val="20"/>
+              </w:rPr>
+            </w:pPr>
+            <w:r>
+              <w:rPr>
+                <w:sz w:val="20"/>
+                <w:szCs w:val="20"/>
+              </w:rPr>
               <w:t>Actualización del cronograma de actividades y elaboración de la bitácora semanal con base en los avances reportados por el equipo.</w:t>
             </w:r>
           </w:p>
@@ -2041,8 +2184,16 @@
             <w:pPr>
               <w:spacing w:after="0"/>
               <w:jc w:val="center"/>
-            </w:pPr>
-            <w:r>
+              <w:rPr>
+                <w:sz w:val="20"/>
+                <w:szCs w:val="20"/>
+              </w:rPr>
+            </w:pPr>
+            <w:r>
+              <w:rPr>
+                <w:sz w:val="20"/>
+                <w:szCs w:val="20"/>
+              </w:rPr>
               <w:t>Neldy Liliana Hernández</w:t>
             </w:r>
           </w:p>
@@ -2060,8 +2211,16 @@
           <w:p>
             <w:pPr>
               <w:spacing w:after="0"/>
-            </w:pPr>
-            <w:r>
+              <w:rPr>
+                <w:sz w:val="20"/>
+                <w:szCs w:val="20"/>
+              </w:rPr>
+            </w:pPr>
+            <w:r>
+              <w:rPr>
+                <w:sz w:val="20"/>
+                <w:szCs w:val="20"/>
+              </w:rPr>
               <w:t>Bitacora_Semana4_SN6.docx</w:t>
             </w:r>
           </w:p>
@@ -2082,7 +2241,17 @@
             </w:tcMar>
           </w:tcPr>
           <w:p>
-            <w:r>
+            <w:pPr>
+              <w:rPr>
+                <w:sz w:val="20"/>
+                <w:szCs w:val="20"/>
+              </w:rPr>
+            </w:pPr>
+            <w:r>
+              <w:rPr>
+                <w:sz w:val="20"/>
+                <w:szCs w:val="20"/>
+              </w:rPr>
               <w:t>Implementación de controles adicionales de autenticación</w:t>
             </w:r>
           </w:p>
@@ -2100,8 +2269,16 @@
           <w:p>
             <w:pPr>
               <w:spacing w:after="0"/>
-            </w:pPr>
-            <w:r>
+              <w:rPr>
+                <w:sz w:val="20"/>
+                <w:szCs w:val="20"/>
+              </w:rPr>
+            </w:pPr>
+            <w:r>
+              <w:rPr>
+                <w:sz w:val="20"/>
+                <w:szCs w:val="20"/>
+              </w:rPr>
               <w:t>Configuración de mecanismos adicionales de autenticación y validación de políticas de acceso siguiendo el modelo Zero Trust.</w:t>
             </w:r>
           </w:p>
@@ -2120,8 +2297,16 @@
             <w:pPr>
               <w:spacing w:after="0"/>
               <w:jc w:val="center"/>
-            </w:pPr>
-            <w:r>
+              <w:rPr>
+                <w:sz w:val="20"/>
+                <w:szCs w:val="20"/>
+              </w:rPr>
+            </w:pPr>
+            <w:r>
+              <w:rPr>
+                <w:sz w:val="20"/>
+                <w:szCs w:val="20"/>
+              </w:rPr>
               <w:t>Luis Fernando Sánchez</w:t>
             </w:r>
           </w:p>
@@ -2137,7 +2322,17 @@
             </w:tcMar>
           </w:tcPr>
           <w:p>
-            <w:r>
+            <w:pPr>
+              <w:rPr>
+                <w:sz w:val="20"/>
+                <w:szCs w:val="20"/>
+              </w:rPr>
+            </w:pPr>
+            <w:r>
+              <w:rPr>
+                <w:sz w:val="20"/>
+                <w:szCs w:val="20"/>
+              </w:rPr>
               <w:t>Controles_Autenticacion_ZeroTrust.docx</w:t>
             </w:r>
           </w:p>
@@ -2160,8 +2355,16 @@
           <w:p>
             <w:pPr>
               <w:spacing w:after="0"/>
-            </w:pPr>
-            <w:r>
+              <w:rPr>
+                <w:sz w:val="20"/>
+                <w:szCs w:val="20"/>
+              </w:rPr>
+            </w:pPr>
+            <w:r>
+              <w:rPr>
+                <w:sz w:val="20"/>
+                <w:szCs w:val="20"/>
+              </w:rPr>
               <w:t>Configuración de expiración de sesiones</w:t>
             </w:r>
           </w:p>
@@ -2179,8 +2382,16 @@
           <w:p>
             <w:pPr>
               <w:spacing w:after="0"/>
-            </w:pPr>
-            <w:r>
+              <w:rPr>
+                <w:sz w:val="20"/>
+                <w:szCs w:val="20"/>
+              </w:rPr>
+            </w:pPr>
+            <w:r>
+              <w:rPr>
+                <w:sz w:val="20"/>
+                <w:szCs w:val="20"/>
+              </w:rPr>
               <w:t>Configuración del tiempo de expiración de sesión y validación de restricciones por estado del usuario (activo, bloqueado o deshabilitado).</w:t>
             </w:r>
           </w:p>
@@ -2199,8 +2410,16 @@
             <w:pPr>
               <w:spacing w:after="0"/>
               <w:jc w:val="center"/>
-            </w:pPr>
-            <w:r>
+              <w:rPr>
+                <w:sz w:val="20"/>
+                <w:szCs w:val="20"/>
+              </w:rPr>
+            </w:pPr>
+            <w:r>
+              <w:rPr>
+                <w:sz w:val="20"/>
+                <w:szCs w:val="20"/>
+              </w:rPr>
               <w:t>Luis Fernando Sánchez</w:t>
             </w:r>
           </w:p>
@@ -2216,7 +2435,17 @@
             </w:tcMar>
           </w:tcPr>
           <w:p>
-            <w:r>
+            <w:pPr>
+              <w:rPr>
+                <w:sz w:val="20"/>
+                <w:szCs w:val="20"/>
+              </w:rPr>
+            </w:pPr>
+            <w:r>
+              <w:rPr>
+                <w:sz w:val="20"/>
+                <w:szCs w:val="20"/>
+              </w:rPr>
               <w:t>Configuracion_Sesiones_ZeroTrust.docx</w:t>
             </w:r>
           </w:p>
@@ -2245,6 +2474,10 @@
               </w:rPr>
             </w:pPr>
             <w:r>
+              <w:rPr>
+                <w:sz w:val="20"/>
+                <w:szCs w:val="20"/>
+              </w:rPr>
               <w:t>Validación de autenticación, autorización y políticas de acceso</w:t>
             </w:r>
           </w:p>
@@ -2268,6 +2501,10 @@
               </w:rPr>
             </w:pPr>
             <w:r>
+              <w:rPr>
+                <w:sz w:val="20"/>
+                <w:szCs w:val="20"/>
+              </w:rPr>
               <w:t>Verificación del funcionamiento de autenticación, autorización, roles y restricciones mediante pruebas funcionales.</w:t>
             </w:r>
           </w:p>
@@ -2292,6 +2529,10 @@
               </w:rPr>
             </w:pPr>
             <w:r>
+              <w:rPr>
+                <w:sz w:val="20"/>
+                <w:szCs w:val="20"/>
+              </w:rPr>
               <w:t>Luis Fernando Sánchez</w:t>
             </w:r>
           </w:p>
@@ -2315,6 +2556,10 @@
               </w:rPr>
             </w:pPr>
             <w:r>
+              <w:rPr>
+                <w:sz w:val="20"/>
+                <w:szCs w:val="20"/>
+              </w:rPr>
               <w:t>Evidencias_Validacion_ZeroTrust.pdf</w:t>
             </w:r>
           </w:p>
@@ -2343,6 +2588,10 @@
               </w:rPr>
             </w:pPr>
             <w:r>
+              <w:rPr>
+                <w:sz w:val="20"/>
+                <w:szCs w:val="20"/>
+              </w:rPr>
               <w:lastRenderedPageBreak/>
               <w:t>Implementación del registro de eventos</w:t>
             </w:r>
@@ -2367,6 +2616,10 @@
               </w:rPr>
             </w:pPr>
             <w:r>
+              <w:rPr>
+                <w:sz w:val="20"/>
+                <w:szCs w:val="20"/>
+              </w:rPr>
               <w:t>Desarrollo del registro de eventos de autenticación, accesos y cambios administrativos utilizando los servicios de monitoreo disponibles.</w:t>
             </w:r>
           </w:p>
@@ -2391,6 +2644,10 @@
               </w:rPr>
             </w:pPr>
             <w:r>
+              <w:rPr>
+                <w:sz w:val="20"/>
+                <w:szCs w:val="20"/>
+              </w:rPr>
               <w:t>Danny Moreno</w:t>
             </w:r>
           </w:p>
@@ -2414,6 +2671,10 @@
               </w:rPr>
             </w:pPr>
             <w:r>
+              <w:rPr>
+                <w:sz w:val="20"/>
+                <w:szCs w:val="20"/>
+              </w:rPr>
               <w:t>Registro_Eventos_Auditoria.docx</w:t>
             </w:r>
           </w:p>
@@ -2442,6 +2703,10 @@
               </w:rPr>
             </w:pPr>
             <w:r>
+              <w:rPr>
+                <w:sz w:val="20"/>
+                <w:szCs w:val="20"/>
+              </w:rPr>
               <w:t>Implementación del almacenamiento de logs</w:t>
             </w:r>
           </w:p>
@@ -2465,6 +2730,10 @@
               </w:rPr>
             </w:pPr>
             <w:r>
+              <w:rPr>
+                <w:sz w:val="20"/>
+                <w:szCs w:val="20"/>
+              </w:rPr>
               <w:t>Diseño e implementación de la estructura para almacenar los registros de auditoría y eventos del sistema.</w:t>
             </w:r>
           </w:p>
@@ -2489,6 +2758,10 @@
               </w:rPr>
             </w:pPr>
             <w:r>
+              <w:rPr>
+                <w:sz w:val="20"/>
+                <w:szCs w:val="20"/>
+              </w:rPr>
               <w:t>Danny Moreno</w:t>
             </w:r>
           </w:p>
@@ -2512,6 +2785,10 @@
               </w:rPr>
             </w:pPr>
             <w:r>
+              <w:rPr>
+                <w:sz w:val="20"/>
+                <w:szCs w:val="20"/>
+              </w:rPr>
               <w:t>Estructura_Logs.docx</w:t>
             </w:r>
           </w:p>
@@ -2540,14 +2817,26 @@
               </w:rPr>
             </w:pPr>
             <w:r>
+              <w:rPr>
+                <w:sz w:val="20"/>
+                <w:szCs w:val="20"/>
+              </w:rPr>
               <w:t xml:space="preserve">Integración </w:t>
             </w:r>
             <w:proofErr w:type="spellStart"/>
             <w:r>
+              <w:rPr>
+                <w:sz w:val="20"/>
+                <w:szCs w:val="20"/>
+              </w:rPr>
               <w:t>Backend</w:t>
             </w:r>
             <w:proofErr w:type="spellEnd"/>
             <w:r>
+              <w:rPr>
+                <w:sz w:val="20"/>
+                <w:szCs w:val="20"/>
+              </w:rPr>
               <w:t xml:space="preserve"> con monitoreo</w:t>
             </w:r>
           </w:p>
@@ -2571,14 +2860,26 @@
               </w:rPr>
             </w:pPr>
             <w:r>
+              <w:rPr>
+                <w:sz w:val="20"/>
+                <w:szCs w:val="20"/>
+              </w:rPr>
               <w:t xml:space="preserve">Desarrollo de la integración entre la API </w:t>
             </w:r>
             <w:proofErr w:type="spellStart"/>
             <w:r>
+              <w:rPr>
+                <w:sz w:val="20"/>
+                <w:szCs w:val="20"/>
+              </w:rPr>
               <w:t>Backend</w:t>
             </w:r>
             <w:proofErr w:type="spellEnd"/>
             <w:r>
+              <w:rPr>
+                <w:sz w:val="20"/>
+                <w:szCs w:val="20"/>
+              </w:rPr>
               <w:t xml:space="preserve"> y el módulo de monitoreo para el registro y consulta de eventos.</w:t>
             </w:r>
           </w:p>
@@ -2603,6 +2904,10 @@
               </w:rPr>
             </w:pPr>
             <w:r>
+              <w:rPr>
+                <w:sz w:val="20"/>
+                <w:szCs w:val="20"/>
+              </w:rPr>
               <w:t>Danny Moreno</w:t>
             </w:r>
           </w:p>
@@ -2626,6 +2931,10 @@
               </w:rPr>
             </w:pPr>
             <w:r>
+              <w:rPr>
+                <w:sz w:val="20"/>
+                <w:szCs w:val="20"/>
+              </w:rPr>
               <w:t>Backend_Monitoreo.docx</w:t>
             </w:r>
           </w:p>
@@ -2648,16 +2957,32 @@
           <w:p>
             <w:pPr>
               <w:spacing w:after="0"/>
-            </w:pPr>
-            <w:r>
+              <w:rPr>
+                <w:sz w:val="20"/>
+                <w:szCs w:val="20"/>
+              </w:rPr>
+            </w:pPr>
+            <w:r>
+              <w:rPr>
+                <w:sz w:val="20"/>
+                <w:szCs w:val="20"/>
+              </w:rPr>
               <w:t xml:space="preserve">Desarrollo del </w:t>
             </w:r>
             <w:proofErr w:type="spellStart"/>
             <w:r>
+              <w:rPr>
+                <w:sz w:val="20"/>
+                <w:szCs w:val="20"/>
+              </w:rPr>
               <w:t>Dashboard</w:t>
             </w:r>
             <w:proofErr w:type="spellEnd"/>
             <w:r>
+              <w:rPr>
+                <w:sz w:val="20"/>
+                <w:szCs w:val="20"/>
+              </w:rPr>
               <w:t xml:space="preserve"> Administrativo</w:t>
             </w:r>
           </w:p>
@@ -2675,16 +3000,32 @@
           <w:p>
             <w:pPr>
               <w:spacing w:after="0"/>
-            </w:pPr>
-            <w:r>
+              <w:rPr>
+                <w:sz w:val="20"/>
+                <w:szCs w:val="20"/>
+              </w:rPr>
+            </w:pPr>
+            <w:r>
+              <w:rPr>
+                <w:sz w:val="20"/>
+                <w:szCs w:val="20"/>
+              </w:rPr>
               <w:t xml:space="preserve">Desarrollo del </w:t>
             </w:r>
             <w:proofErr w:type="spellStart"/>
             <w:r>
+              <w:rPr>
+                <w:sz w:val="20"/>
+                <w:szCs w:val="20"/>
+              </w:rPr>
               <w:t>Dashboard</w:t>
             </w:r>
             <w:proofErr w:type="spellEnd"/>
             <w:r>
+              <w:rPr>
+                <w:sz w:val="20"/>
+                <w:szCs w:val="20"/>
+              </w:rPr>
               <w:t xml:space="preserve"> para la visualización de usuarios, eventos administrativos y métricas del sistema.</w:t>
             </w:r>
           </w:p>
@@ -2703,8 +3044,16 @@
             <w:pPr>
               <w:spacing w:after="0"/>
               <w:jc w:val="center"/>
-            </w:pPr>
-            <w:r>
+              <w:rPr>
+                <w:sz w:val="20"/>
+                <w:szCs w:val="20"/>
+              </w:rPr>
+            </w:pPr>
+            <w:r>
+              <w:rPr>
+                <w:sz w:val="20"/>
+                <w:szCs w:val="20"/>
+              </w:rPr>
               <w:t>Iván Palacios</w:t>
             </w:r>
           </w:p>
@@ -2722,8 +3071,16 @@
           <w:p>
             <w:pPr>
               <w:spacing w:after="0"/>
-            </w:pPr>
-            <w:r>
+              <w:rPr>
+                <w:sz w:val="20"/>
+                <w:szCs w:val="20"/>
+              </w:rPr>
+            </w:pPr>
+            <w:r>
+              <w:rPr>
+                <w:sz w:val="20"/>
+                <w:szCs w:val="20"/>
+              </w:rPr>
               <w:t>Dashboard_Admin.pdf</w:t>
             </w:r>
           </w:p>
@@ -2746,8 +3103,16 @@
           <w:p>
             <w:pPr>
               <w:spacing w:after="0"/>
-            </w:pPr>
-            <w:r>
+              <w:rPr>
+                <w:sz w:val="20"/>
+                <w:szCs w:val="20"/>
+              </w:rPr>
+            </w:pPr>
+            <w:r>
+              <w:rPr>
+                <w:sz w:val="20"/>
+                <w:szCs w:val="20"/>
+              </w:rPr>
               <w:t>Integración de eventos, alertas y sesiones</w:t>
             </w:r>
           </w:p>
@@ -2765,16 +3130,32 @@
           <w:p>
             <w:pPr>
               <w:spacing w:after="0"/>
-            </w:pPr>
-            <w:r>
+              <w:rPr>
+                <w:sz w:val="20"/>
+                <w:szCs w:val="20"/>
+              </w:rPr>
+            </w:pPr>
+            <w:r>
+              <w:rPr>
+                <w:sz w:val="20"/>
+                <w:szCs w:val="20"/>
+              </w:rPr>
               <w:t xml:space="preserve">Integración de la información proveniente del </w:t>
             </w:r>
             <w:proofErr w:type="spellStart"/>
             <w:r>
+              <w:rPr>
+                <w:sz w:val="20"/>
+                <w:szCs w:val="20"/>
+              </w:rPr>
               <w:t>Backend</w:t>
             </w:r>
             <w:proofErr w:type="spellEnd"/>
             <w:r>
+              <w:rPr>
+                <w:sz w:val="20"/>
+                <w:szCs w:val="20"/>
+              </w:rPr>
               <w:t xml:space="preserve"> y Auth0 para mostrar eventos, alertas y sesiones activas.</w:t>
             </w:r>
           </w:p>
@@ -2793,8 +3174,16 @@
             <w:pPr>
               <w:spacing w:after="0"/>
               <w:jc w:val="center"/>
-            </w:pPr>
-            <w:r>
+              <w:rPr>
+                <w:sz w:val="20"/>
+                <w:szCs w:val="20"/>
+              </w:rPr>
+            </w:pPr>
+            <w:r>
+              <w:rPr>
+                <w:sz w:val="20"/>
+                <w:szCs w:val="20"/>
+              </w:rPr>
               <w:t>Iván Palacios</w:t>
             </w:r>
           </w:p>
@@ -2812,8 +3201,16 @@
           <w:p>
             <w:pPr>
               <w:spacing w:after="0"/>
-            </w:pPr>
-            <w:r>
+              <w:rPr>
+                <w:sz w:val="20"/>
+                <w:szCs w:val="20"/>
+              </w:rPr>
+            </w:pPr>
+            <w:r>
+              <w:rPr>
+                <w:sz w:val="20"/>
+                <w:szCs w:val="20"/>
+              </w:rPr>
               <w:t>Dashboard_Eventos.pdf</w:t>
             </w:r>
           </w:p>
@@ -2836,8 +3233,16 @@
           <w:p>
             <w:pPr>
               <w:spacing w:after="0"/>
-            </w:pPr>
-            <w:r>
+              <w:rPr>
+                <w:sz w:val="20"/>
+                <w:szCs w:val="20"/>
+              </w:rPr>
+            </w:pPr>
+            <w:r>
+              <w:rPr>
+                <w:sz w:val="20"/>
+                <w:szCs w:val="20"/>
+              </w:rPr>
               <w:t>Mejoras de interfaz y experiencia de usuario</w:t>
             </w:r>
           </w:p>
@@ -2855,16 +3260,32 @@
           <w:p>
             <w:pPr>
               <w:spacing w:after="0"/>
-            </w:pPr>
-            <w:r>
+              <w:rPr>
+                <w:sz w:val="20"/>
+                <w:szCs w:val="20"/>
+              </w:rPr>
+            </w:pPr>
+            <w:r>
+              <w:rPr>
+                <w:sz w:val="20"/>
+                <w:szCs w:val="20"/>
+              </w:rPr>
               <w:t xml:space="preserve">Ajustes visuales del </w:t>
             </w:r>
             <w:proofErr w:type="spellStart"/>
             <w:r>
+              <w:rPr>
+                <w:sz w:val="20"/>
+                <w:szCs w:val="20"/>
+              </w:rPr>
               <w:t>Dashboard</w:t>
             </w:r>
             <w:proofErr w:type="spellEnd"/>
             <w:r>
+              <w:rPr>
+                <w:sz w:val="20"/>
+                <w:szCs w:val="20"/>
+              </w:rPr>
               <w:t xml:space="preserve"> para mejorar la navegación, organización de la información y presentación de alertas.</w:t>
             </w:r>
           </w:p>
@@ -2883,8 +3304,16 @@
             <w:pPr>
               <w:spacing w:after="0"/>
               <w:jc w:val="center"/>
-            </w:pPr>
-            <w:r>
+              <w:rPr>
+                <w:sz w:val="20"/>
+                <w:szCs w:val="20"/>
+              </w:rPr>
+            </w:pPr>
+            <w:r>
+              <w:rPr>
+                <w:sz w:val="20"/>
+                <w:szCs w:val="20"/>
+              </w:rPr>
               <w:t>Iván Palacios</w:t>
             </w:r>
           </w:p>
@@ -2902,8 +3331,16 @@
           <w:p>
             <w:pPr>
               <w:spacing w:after="0"/>
-            </w:pPr>
-            <w:r>
+              <w:rPr>
+                <w:sz w:val="20"/>
+                <w:szCs w:val="20"/>
+              </w:rPr>
+            </w:pPr>
+            <w:r>
+              <w:rPr>
+                <w:sz w:val="20"/>
+                <w:szCs w:val="20"/>
+              </w:rPr>
               <w:t>Evidencias_UI_Fase3.pdf</w:t>
             </w:r>
           </w:p>
@@ -2926,8 +3363,16 @@
           <w:p>
             <w:pPr>
               <w:spacing w:after="0"/>
-            </w:pPr>
-            <w:r>
+              <w:rPr>
+                <w:sz w:val="20"/>
+                <w:szCs w:val="20"/>
+              </w:rPr>
+            </w:pPr>
+            <w:r>
+              <w:rPr>
+                <w:sz w:val="20"/>
+                <w:szCs w:val="20"/>
+              </w:rPr>
               <w:t>Actualización de la matriz de pruebas</w:t>
             </w:r>
           </w:p>
@@ -2945,16 +3390,32 @@
           <w:p>
             <w:pPr>
               <w:spacing w:after="0"/>
-            </w:pPr>
-            <w:r>
+              <w:rPr>
+                <w:sz w:val="20"/>
+                <w:szCs w:val="20"/>
+              </w:rPr>
+            </w:pPr>
+            <w:r>
+              <w:rPr>
+                <w:sz w:val="20"/>
+                <w:szCs w:val="20"/>
+              </w:rPr>
               <w:t xml:space="preserve">Diseño y actualización de la matriz de pruebas considerando autenticación, </w:t>
             </w:r>
             <w:proofErr w:type="spellStart"/>
             <w:r>
+              <w:rPr>
+                <w:sz w:val="20"/>
+                <w:szCs w:val="20"/>
+              </w:rPr>
               <w:t>dashboard</w:t>
             </w:r>
             <w:proofErr w:type="spellEnd"/>
             <w:r>
+              <w:rPr>
+                <w:sz w:val="20"/>
+                <w:szCs w:val="20"/>
+              </w:rPr>
               <w:t>, sesiones, eventos y alertas.</w:t>
             </w:r>
           </w:p>
@@ -2973,8 +3434,16 @@
             <w:pPr>
               <w:spacing w:after="0"/>
               <w:jc w:val="center"/>
-            </w:pPr>
-            <w:r>
+              <w:rPr>
+                <w:sz w:val="20"/>
+                <w:szCs w:val="20"/>
+              </w:rPr>
+            </w:pPr>
+            <w:r>
+              <w:rPr>
+                <w:sz w:val="20"/>
+                <w:szCs w:val="20"/>
+              </w:rPr>
               <w:t>Lissette Zapata</w:t>
             </w:r>
           </w:p>
@@ -2992,8 +3461,16 @@
           <w:p>
             <w:pPr>
               <w:spacing w:after="0"/>
-            </w:pPr>
-            <w:r>
+              <w:rPr>
+                <w:sz w:val="20"/>
+                <w:szCs w:val="20"/>
+              </w:rPr>
+            </w:pPr>
+            <w:r>
+              <w:rPr>
+                <w:sz w:val="20"/>
+                <w:szCs w:val="20"/>
+              </w:rPr>
               <w:t>Matriz_Pruebas_Fase3.xlsx</w:t>
             </w:r>
           </w:p>
@@ -3016,8 +3493,16 @@
           <w:p>
             <w:pPr>
               <w:spacing w:after="0"/>
-            </w:pPr>
-            <w:r>
+              <w:rPr>
+                <w:sz w:val="20"/>
+                <w:szCs w:val="20"/>
+              </w:rPr>
+            </w:pPr>
+            <w:r>
+              <w:rPr>
+                <w:sz w:val="20"/>
+                <w:szCs w:val="20"/>
+              </w:rPr>
               <w:t>Ejecución de pruebas funcionales y de seguridad</w:t>
             </w:r>
           </w:p>
@@ -3035,8 +3520,16 @@
           <w:p>
             <w:pPr>
               <w:spacing w:after="0"/>
-            </w:pPr>
-            <w:r>
+              <w:rPr>
+                <w:sz w:val="20"/>
+                <w:szCs w:val="20"/>
+              </w:rPr>
+            </w:pPr>
+            <w:r>
+              <w:rPr>
+                <w:sz w:val="20"/>
+                <w:szCs w:val="20"/>
+              </w:rPr>
               <w:t>Validación de acceso autorizado, acceso denegado, sesión expirada, usuario sin privilegios, cuenta deshabilitada e intentos administrativos no autorizados.</w:t>
             </w:r>
           </w:p>
@@ -3055,8 +3548,16 @@
             <w:pPr>
               <w:spacing w:after="0"/>
               <w:jc w:val="center"/>
-            </w:pPr>
-            <w:r>
+              <w:rPr>
+                <w:sz w:val="20"/>
+                <w:szCs w:val="20"/>
+              </w:rPr>
+            </w:pPr>
+            <w:r>
+              <w:rPr>
+                <w:sz w:val="20"/>
+                <w:szCs w:val="20"/>
+              </w:rPr>
               <w:t>Lissette Zapata</w:t>
             </w:r>
           </w:p>
@@ -3074,8 +3575,16 @@
           <w:p>
             <w:pPr>
               <w:spacing w:after="0"/>
-            </w:pPr>
-            <w:r>
+              <w:rPr>
+                <w:sz w:val="20"/>
+                <w:szCs w:val="20"/>
+              </w:rPr>
+            </w:pPr>
+            <w:r>
+              <w:rPr>
+                <w:sz w:val="20"/>
+                <w:szCs w:val="20"/>
+              </w:rPr>
               <w:t>Evidencias_Pruebas_Fase3.pdf</w:t>
             </w:r>
           </w:p>
@@ -3098,8 +3607,16 @@
           <w:p>
             <w:pPr>
               <w:spacing w:after="0"/>
-            </w:pPr>
-            <w:r>
+              <w:rPr>
+                <w:sz w:val="20"/>
+                <w:szCs w:val="20"/>
+              </w:rPr>
+            </w:pPr>
+            <w:r>
+              <w:rPr>
+                <w:sz w:val="20"/>
+                <w:szCs w:val="20"/>
+              </w:rPr>
               <w:t>Consolidación de evidencias y registro de hallazgos</w:t>
             </w:r>
           </w:p>
@@ -3117,8 +3634,16 @@
           <w:p>
             <w:pPr>
               <w:spacing w:after="0"/>
-            </w:pPr>
-            <w:r>
+              <w:rPr>
+                <w:sz w:val="20"/>
+                <w:szCs w:val="20"/>
+              </w:rPr>
+            </w:pPr>
+            <w:r>
+              <w:rPr>
+                <w:sz w:val="20"/>
+                <w:szCs w:val="20"/>
+              </w:rPr>
               <w:t>Organización de capturas, resultados de pruebas y documentación técnica para respaldar el entregable final de la Fase 3.</w:t>
             </w:r>
           </w:p>
@@ -3137,8 +3662,16 @@
             <w:pPr>
               <w:spacing w:after="0"/>
               <w:jc w:val="center"/>
-            </w:pPr>
-            <w:r>
+              <w:rPr>
+                <w:sz w:val="20"/>
+                <w:szCs w:val="20"/>
+              </w:rPr>
+            </w:pPr>
+            <w:r>
+              <w:rPr>
+                <w:sz w:val="20"/>
+                <w:szCs w:val="20"/>
+              </w:rPr>
               <w:t>Lissette Zapata</w:t>
             </w:r>
           </w:p>
@@ -3156,14 +3689,24 @@
           <w:p>
             <w:pPr>
               <w:spacing w:after="0"/>
-            </w:pPr>
-            <w:r>
+              <w:rPr>
+                <w:sz w:val="20"/>
+                <w:szCs w:val="20"/>
+              </w:rPr>
+            </w:pPr>
+            <w:r>
+              <w:rPr>
+                <w:sz w:val="20"/>
+                <w:szCs w:val="20"/>
+              </w:rPr>
               <w:t>Hallazgos_Pruebas_Fase3.docx</w:t>
             </w:r>
           </w:p>
         </w:tc>
       </w:tr>
     </w:tbl>
+    <w:p/>
+    <w:p/>
     <w:p/>
     <w:p/>
     <w:tbl>
@@ -3213,6 +3756,7 @@
                 <w:sz w:val="22"/>
                 <w:szCs w:val="22"/>
               </w:rPr>
+              <w:lastRenderedPageBreak/>
               <w:t>3. Herramientas y servicios utilizados</w:t>
             </w:r>
           </w:p>
@@ -4059,6 +4603,7 @@
                 <w:sz w:val="22"/>
                 <w:szCs w:val="22"/>
               </w:rPr>
+              <w:lastRenderedPageBreak/>
               <w:t>4. Problemas detectados y análisis</w:t>
             </w:r>
           </w:p>
@@ -7951,18 +8496,17 @@
           <w:p>
             <w:pPr>
               <w:spacing w:after="0"/>
-              <w:jc w:val="center"/>
-              <w:rPr>
-                <w:sz w:val="20"/>
-                <w:szCs w:val="20"/>
-              </w:rPr>
-            </w:pPr>
-            <w:r>
-              <w:rPr>
-                <w:sz w:val="20"/>
-                <w:szCs w:val="20"/>
-              </w:rPr>
-              <w:t>Luis Fernando Sánchez Barrera</w:t>
+              <w:rPr>
+                <w:sz w:val="20"/>
+                <w:szCs w:val="20"/>
+              </w:rPr>
+            </w:pPr>
+            <w:r>
+              <w:rPr>
+                <w:sz w:val="20"/>
+                <w:szCs w:val="20"/>
+              </w:rPr>
+              <w:t>Neldy Liliana Hernández Huezo</w:t>
             </w:r>
           </w:p>
         </w:tc>
@@ -7989,7 +8533,7 @@
                 <w:sz w:val="20"/>
                 <w:szCs w:val="20"/>
               </w:rPr>
-              <w:t>Ingeniero IAM Jr.</w:t>
+              <w:t>Líder de Proyecto Jr.</w:t>
             </w:r>
           </w:p>
         </w:tc>
@@ -8016,7 +8560,7 @@
                 <w:sz w:val="20"/>
                 <w:szCs w:val="20"/>
               </w:rPr>
-              <w:t>Implementación de controles adicionales de autenticación y políticas Zero Trust.</w:t>
+              <w:t>Elaboración de cronograma de actividades fase 3.</w:t>
             </w:r>
           </w:p>
         </w:tc>
@@ -8043,7 +8587,7 @@
                 <w:sz w:val="20"/>
                 <w:szCs w:val="20"/>
               </w:rPr>
-              <w:t>IAM</w:t>
+              <w:t>Documentación</w:t>
             </w:r>
           </w:p>
         </w:tc>
@@ -8070,7 +8614,7 @@
                 <w:sz w:val="20"/>
                 <w:szCs w:val="20"/>
               </w:rPr>
-              <w:t>Controles_Autenticacion_ZeroTrust.docx</w:t>
+              <w:t>Cronograma de Actividades - Fase 3 – Implementación de controles Zero Trust, pruebas y monitoreo.xlsx</w:t>
             </w:r>
           </w:p>
         </w:tc>
@@ -8097,7 +8641,7 @@
                 <w:sz w:val="20"/>
                 <w:szCs w:val="20"/>
               </w:rPr>
-              <w:t>Controles implementados.</w:t>
+              <w:t>Actividades distribuidas.</w:t>
             </w:r>
           </w:p>
         </w:tc>
@@ -8184,7 +8728,7 @@
                 <w:sz w:val="20"/>
                 <w:szCs w:val="20"/>
               </w:rPr>
-              <w:t>Configuración de expiración de sesiones, restricciones por estado del usuario y validación de autenticación y autorización.</w:t>
+              <w:t>Implementación de controles adicionales de autenticación y políticas Zero Trust.</w:t>
             </w:r>
           </w:p>
         </w:tc>
@@ -8238,7 +8782,7 @@
                 <w:sz w:val="20"/>
                 <w:szCs w:val="20"/>
               </w:rPr>
-              <w:t>Configuracion_Sesiones_ZeroTrust.docx</w:t>
+              <w:t>Controles_Autenticacion_ZeroTrust.docx</w:t>
             </w:r>
           </w:p>
         </w:tc>
@@ -8265,7 +8809,7 @@
                 <w:sz w:val="20"/>
                 <w:szCs w:val="20"/>
               </w:rPr>
-              <w:t>Políticas aplicadas y verificadas.</w:t>
+              <w:t>Controles implementados.</w:t>
             </w:r>
           </w:p>
         </w:tc>
@@ -8298,7 +8842,7 @@
                 <w:sz w:val="20"/>
                 <w:szCs w:val="20"/>
               </w:rPr>
-              <w:t>Danny Medardo Moreno Martínez</w:t>
+              <w:t>Luis Fernando Sánchez Barrera</w:t>
             </w:r>
           </w:p>
         </w:tc>
@@ -8325,23 +8869,7 @@
                 <w:sz w:val="20"/>
                 <w:szCs w:val="20"/>
               </w:rPr>
-              <w:t xml:space="preserve">Ingeniero Cloud / </w:t>
-            </w:r>
-            <w:proofErr w:type="spellStart"/>
-            <w:r>
-              <w:rPr>
-                <w:sz w:val="20"/>
-                <w:szCs w:val="20"/>
-              </w:rPr>
-              <w:t>Backend</w:t>
-            </w:r>
-            <w:proofErr w:type="spellEnd"/>
-            <w:r>
-              <w:rPr>
-                <w:sz w:val="20"/>
-                <w:szCs w:val="20"/>
-              </w:rPr>
-              <w:t xml:space="preserve"> Jr.</w:t>
+              <w:t>Ingeniero IAM Jr.</w:t>
             </w:r>
           </w:p>
         </w:tc>
@@ -8368,7 +8896,7 @@
                 <w:sz w:val="20"/>
                 <w:szCs w:val="20"/>
               </w:rPr>
-              <w:t>Implementación del registro de eventos de autenticación y cambios administrativos.</w:t>
+              <w:t>Configuración de expiración de sesiones, restricciones por estado del usuario y validación de autenticación y autorización.</w:t>
             </w:r>
           </w:p>
         </w:tc>
@@ -8390,15 +8918,13 @@
                 <w:szCs w:val="20"/>
               </w:rPr>
             </w:pPr>
-            <w:proofErr w:type="spellStart"/>
-            <w:r>
-              <w:rPr>
-                <w:sz w:val="20"/>
-                <w:szCs w:val="20"/>
-              </w:rPr>
-              <w:t>Backend</w:t>
-            </w:r>
-            <w:proofErr w:type="spellEnd"/>
+            <w:r>
+              <w:rPr>
+                <w:sz w:val="20"/>
+                <w:szCs w:val="20"/>
+              </w:rPr>
+              <w:t>IAM</w:t>
+            </w:r>
           </w:p>
         </w:tc>
         <w:tc>
@@ -8424,7 +8950,7 @@
                 <w:sz w:val="20"/>
                 <w:szCs w:val="20"/>
               </w:rPr>
-              <w:t>Registro_Eventos_Auditoria.docx</w:t>
+              <w:t>Configuracion_Sesiones_ZeroTrust.docx</w:t>
             </w:r>
           </w:p>
         </w:tc>
@@ -8451,7 +8977,7 @@
                 <w:sz w:val="20"/>
                 <w:szCs w:val="20"/>
               </w:rPr>
-              <w:t>Auditoría implementada.</w:t>
+              <w:t>Políticas aplicadas y verificadas.</w:t>
             </w:r>
           </w:p>
         </w:tc>
@@ -8554,8 +9080,28 @@
                 <w:sz w:val="20"/>
                 <w:szCs w:val="20"/>
               </w:rPr>
-              <w:t xml:space="preserve">Diseño del almacenamiento de logs e integración del </w:t>
-            </w:r>
+              <w:t>Implementación del registro de eventos de autenticación y cambios administrativos.</w:t>
+            </w:r>
+          </w:p>
+        </w:tc>
+        <w:tc>
+          <w:tcPr>
+            <w:tcW w:w="1622" w:type="dxa"/>
+            <w:tcMar>
+              <w:top w:w="110" w:type="dxa"/>
+              <w:left w:w="90" w:type="dxa"/>
+              <w:bottom w:w="110" w:type="dxa"/>
+              <w:right w:w="90" w:type="dxa"/>
+            </w:tcMar>
+          </w:tcPr>
+          <w:p>
+            <w:pPr>
+              <w:spacing w:after="0"/>
+              <w:rPr>
+                <w:sz w:val="20"/>
+                <w:szCs w:val="20"/>
+              </w:rPr>
+            </w:pPr>
             <w:proofErr w:type="spellStart"/>
             <w:r>
               <w:rPr>
@@ -8565,42 +9111,6 @@
               <w:t>Backend</w:t>
             </w:r>
             <w:proofErr w:type="spellEnd"/>
-            <w:r>
-              <w:rPr>
-                <w:sz w:val="20"/>
-                <w:szCs w:val="20"/>
-              </w:rPr>
-              <w:t xml:space="preserve"> con el módulo de monitoreo.</w:t>
-            </w:r>
-          </w:p>
-        </w:tc>
-        <w:tc>
-          <w:tcPr>
-            <w:tcW w:w="1622" w:type="dxa"/>
-            <w:tcMar>
-              <w:top w:w="110" w:type="dxa"/>
-              <w:left w:w="90" w:type="dxa"/>
-              <w:bottom w:w="110" w:type="dxa"/>
-              <w:right w:w="90" w:type="dxa"/>
-            </w:tcMar>
-          </w:tcPr>
-          <w:p>
-            <w:pPr>
-              <w:spacing w:after="0"/>
-              <w:rPr>
-                <w:sz w:val="20"/>
-                <w:szCs w:val="20"/>
-              </w:rPr>
-            </w:pPr>
-            <w:proofErr w:type="spellStart"/>
-            <w:r>
-              <w:rPr>
-                <w:sz w:val="20"/>
-                <w:szCs w:val="20"/>
-              </w:rPr>
-              <w:t>Backend</w:t>
-            </w:r>
-            <w:proofErr w:type="spellEnd"/>
           </w:p>
         </w:tc>
         <w:tc>
@@ -8626,7 +9136,7 @@
                 <w:sz w:val="20"/>
                 <w:szCs w:val="20"/>
               </w:rPr>
-              <w:t>Backend_Monitoreo.docx</w:t>
+              <w:t>Registro_Eventos_Auditoria.docx</w:t>
             </w:r>
           </w:p>
         </w:tc>
@@ -8653,7 +9163,7 @@
                 <w:sz w:val="20"/>
                 <w:szCs w:val="20"/>
               </w:rPr>
-              <w:t>Monitoreo integrado correctamente.</w:t>
+              <w:t>Auditoría implementada.</w:t>
             </w:r>
           </w:p>
         </w:tc>
@@ -8687,6 +9197,208 @@
                 <w:szCs w:val="20"/>
               </w:rPr>
               <w:lastRenderedPageBreak/>
+              <w:t>Danny Medardo Moreno Martínez</w:t>
+            </w:r>
+          </w:p>
+        </w:tc>
+        <w:tc>
+          <w:tcPr>
+            <w:tcW w:w="1559" w:type="dxa"/>
+            <w:tcMar>
+              <w:top w:w="110" w:type="dxa"/>
+              <w:left w:w="90" w:type="dxa"/>
+              <w:bottom w:w="110" w:type="dxa"/>
+              <w:right w:w="90" w:type="dxa"/>
+            </w:tcMar>
+          </w:tcPr>
+          <w:p>
+            <w:pPr>
+              <w:spacing w:after="0"/>
+              <w:rPr>
+                <w:sz w:val="20"/>
+                <w:szCs w:val="20"/>
+              </w:rPr>
+            </w:pPr>
+            <w:r>
+              <w:rPr>
+                <w:sz w:val="20"/>
+                <w:szCs w:val="20"/>
+              </w:rPr>
+              <w:t xml:space="preserve">Ingeniero Cloud / </w:t>
+            </w:r>
+            <w:proofErr w:type="spellStart"/>
+            <w:r>
+              <w:rPr>
+                <w:sz w:val="20"/>
+                <w:szCs w:val="20"/>
+              </w:rPr>
+              <w:t>Backend</w:t>
+            </w:r>
+            <w:proofErr w:type="spellEnd"/>
+            <w:r>
+              <w:rPr>
+                <w:sz w:val="20"/>
+                <w:szCs w:val="20"/>
+              </w:rPr>
+              <w:t xml:space="preserve"> Jr.</w:t>
+            </w:r>
+          </w:p>
+        </w:tc>
+        <w:tc>
+          <w:tcPr>
+            <w:tcW w:w="2552" w:type="dxa"/>
+            <w:tcMar>
+              <w:top w:w="110" w:type="dxa"/>
+              <w:left w:w="90" w:type="dxa"/>
+              <w:bottom w:w="110" w:type="dxa"/>
+              <w:right w:w="90" w:type="dxa"/>
+            </w:tcMar>
+          </w:tcPr>
+          <w:p>
+            <w:pPr>
+              <w:spacing w:after="0"/>
+              <w:rPr>
+                <w:sz w:val="20"/>
+                <w:szCs w:val="20"/>
+              </w:rPr>
+            </w:pPr>
+            <w:r>
+              <w:rPr>
+                <w:sz w:val="20"/>
+                <w:szCs w:val="20"/>
+              </w:rPr>
+              <w:t xml:space="preserve">Diseño del almacenamiento de logs e integración del </w:t>
+            </w:r>
+            <w:proofErr w:type="spellStart"/>
+            <w:r>
+              <w:rPr>
+                <w:sz w:val="20"/>
+                <w:szCs w:val="20"/>
+              </w:rPr>
+              <w:t>Backend</w:t>
+            </w:r>
+            <w:proofErr w:type="spellEnd"/>
+            <w:r>
+              <w:rPr>
+                <w:sz w:val="20"/>
+                <w:szCs w:val="20"/>
+              </w:rPr>
+              <w:t xml:space="preserve"> con el módulo de monitoreo.</w:t>
+            </w:r>
+          </w:p>
+        </w:tc>
+        <w:tc>
+          <w:tcPr>
+            <w:tcW w:w="1622" w:type="dxa"/>
+            <w:tcMar>
+              <w:top w:w="110" w:type="dxa"/>
+              <w:left w:w="90" w:type="dxa"/>
+              <w:bottom w:w="110" w:type="dxa"/>
+              <w:right w:w="90" w:type="dxa"/>
+            </w:tcMar>
+          </w:tcPr>
+          <w:p>
+            <w:pPr>
+              <w:spacing w:after="0"/>
+              <w:rPr>
+                <w:sz w:val="20"/>
+                <w:szCs w:val="20"/>
+              </w:rPr>
+            </w:pPr>
+            <w:proofErr w:type="spellStart"/>
+            <w:r>
+              <w:rPr>
+                <w:sz w:val="20"/>
+                <w:szCs w:val="20"/>
+              </w:rPr>
+              <w:t>Backend</w:t>
+            </w:r>
+            <w:proofErr w:type="spellEnd"/>
+          </w:p>
+        </w:tc>
+        <w:tc>
+          <w:tcPr>
+            <w:tcW w:w="1922" w:type="dxa"/>
+            <w:tcMar>
+              <w:top w:w="110" w:type="dxa"/>
+              <w:left w:w="90" w:type="dxa"/>
+              <w:bottom w:w="110" w:type="dxa"/>
+              <w:right w:w="90" w:type="dxa"/>
+            </w:tcMar>
+          </w:tcPr>
+          <w:p>
+            <w:pPr>
+              <w:spacing w:after="0"/>
+              <w:rPr>
+                <w:sz w:val="20"/>
+                <w:szCs w:val="20"/>
+              </w:rPr>
+            </w:pPr>
+            <w:r>
+              <w:rPr>
+                <w:sz w:val="20"/>
+                <w:szCs w:val="20"/>
+              </w:rPr>
+              <w:t>Backend_Monitoreo.docx</w:t>
+            </w:r>
+          </w:p>
+        </w:tc>
+        <w:tc>
+          <w:tcPr>
+            <w:tcW w:w="1559" w:type="dxa"/>
+            <w:tcMar>
+              <w:top w:w="110" w:type="dxa"/>
+              <w:left w:w="90" w:type="dxa"/>
+              <w:bottom w:w="110" w:type="dxa"/>
+              <w:right w:w="90" w:type="dxa"/>
+            </w:tcMar>
+          </w:tcPr>
+          <w:p>
+            <w:pPr>
+              <w:spacing w:after="0"/>
+              <w:rPr>
+                <w:sz w:val="20"/>
+                <w:szCs w:val="20"/>
+              </w:rPr>
+            </w:pPr>
+            <w:r>
+              <w:rPr>
+                <w:sz w:val="20"/>
+                <w:szCs w:val="20"/>
+              </w:rPr>
+              <w:t>Monitoreo integrado correctamente.</w:t>
+            </w:r>
+          </w:p>
+        </w:tc>
+      </w:tr>
+      <w:tr>
+        <w:trPr>
+          <w:jc w:val="center"/>
+        </w:trPr>
+        <w:tc>
+          <w:tcPr>
+            <w:tcW w:w="1833" w:type="dxa"/>
+            <w:tcMar>
+              <w:top w:w="110" w:type="dxa"/>
+              <w:left w:w="90" w:type="dxa"/>
+              <w:bottom w:w="110" w:type="dxa"/>
+              <w:right w:w="90" w:type="dxa"/>
+            </w:tcMar>
+          </w:tcPr>
+          <w:p>
+            <w:pPr>
+              <w:spacing w:after="0"/>
+              <w:jc w:val="center"/>
+              <w:rPr>
+                <w:sz w:val="20"/>
+                <w:szCs w:val="20"/>
+              </w:rPr>
+            </w:pPr>
+            <w:r>
+              <w:rPr>
+                <w:sz w:val="20"/>
+                <w:szCs w:val="20"/>
+              </w:rPr>
               <w:t>Iván Alexander Palacios Hernández</w:t>
             </w:r>
           </w:p>
@@ -9530,6 +10242,11 @@
       </w:tr>
     </w:tbl>
     <w:p/>
+    <w:p/>
+    <w:p/>
+    <w:p/>
+    <w:p/>
+    <w:p/>
     <w:tbl>
       <w:tblPr>
         <w:tblStyle w:val="af4"/>
@@ -9574,6 +10291,7 @@
                 <w:sz w:val="22"/>
                 <w:szCs w:val="22"/>
               </w:rPr>
+              <w:lastRenderedPageBreak/>
               <w:t>9. Cumplimiento individual y responsabilidad</w:t>
             </w:r>
             <w:r>
@@ -9932,7 +10650,6 @@
               </w:rPr>
             </w:pPr>
             <w:r>
-              <w:lastRenderedPageBreak/>
               <w:t>Líder de Proyecto Jr.</w:t>
             </w:r>
           </w:p>
@@ -10861,6 +11578,7 @@
               </w:rPr>
             </w:pPr>
             <w:r>
+              <w:lastRenderedPageBreak/>
               <w:t>QA / Seguridad / Documentación Jr.</w:t>
             </w:r>
           </w:p>
@@ -11841,7 +12559,7 @@
                 <w:sz w:val="20"/>
                 <w:szCs w:val="20"/>
               </w:rPr>
-              <w:t>Ingeniero IAM Jr.</w:t>
+              <w:t>Líder de Proyecto Jr.</w:t>
             </w:r>
           </w:p>
         </w:tc>
@@ -11857,17 +12575,18 @@
           </w:tcPr>
           <w:p>
             <w:pPr>
-              <w:rPr>
-                <w:sz w:val="20"/>
-                <w:szCs w:val="20"/>
-              </w:rPr>
-            </w:pPr>
-            <w:r>
-              <w:rPr>
-                <w:sz w:val="20"/>
-                <w:szCs w:val="20"/>
-              </w:rPr>
-              <w:t>Controles Zero Trust</w:t>
+              <w:spacing w:after="0"/>
+              <w:rPr>
+                <w:sz w:val="20"/>
+                <w:szCs w:val="20"/>
+              </w:rPr>
+            </w:pPr>
+            <w:r>
+              <w:rPr>
+                <w:sz w:val="20"/>
+                <w:szCs w:val="20"/>
+              </w:rPr>
+              <w:t>Cronograma de actividades Fase 3</w:t>
             </w:r>
           </w:p>
         </w:tc>
@@ -11894,7 +12613,7 @@
                 <w:sz w:val="20"/>
                 <w:szCs w:val="20"/>
               </w:rPr>
-              <w:t>Implementación de políticas de autenticación y acceso.</w:t>
+              <w:t>Cronograma de actividades</w:t>
             </w:r>
           </w:p>
         </w:tc>
@@ -11921,7 +12640,7 @@
                 <w:sz w:val="20"/>
                 <w:szCs w:val="20"/>
               </w:rPr>
-              <w:t>Implementación</w:t>
+              <w:t>Documentación</w:t>
             </w:r>
           </w:p>
         </w:tc>
@@ -11937,17 +12656,18 @@
           </w:tcPr>
           <w:p>
             <w:pPr>
-              <w:rPr>
-                <w:sz w:val="20"/>
-                <w:szCs w:val="20"/>
-              </w:rPr>
-            </w:pPr>
-            <w:r>
-              <w:rPr>
-                <w:sz w:val="20"/>
-                <w:szCs w:val="20"/>
-              </w:rPr>
-              <w:t>Controles_Autenticacion_ZeroTrust.docx</w:t>
+              <w:spacing w:after="0"/>
+              <w:rPr>
+                <w:sz w:val="18"/>
+                <w:szCs w:val="18"/>
+              </w:rPr>
+            </w:pPr>
+            <w:r>
+              <w:rPr>
+                <w:sz w:val="18"/>
+                <w:szCs w:val="18"/>
+              </w:rPr>
+              <w:t>Cronograma de Actividades - Fase 3 – Implementación de controles Zero Trust, pruebas y monitoreo.xlsx</w:t>
             </w:r>
           </w:p>
         </w:tc>
@@ -11980,6 +12700,7 @@
                 <w:sz w:val="20"/>
                 <w:szCs w:val="20"/>
               </w:rPr>
+              <w:lastRenderedPageBreak/>
               <w:t>Ingeniero IAM Jr.</w:t>
             </w:r>
           </w:p>
@@ -11996,18 +12717,17 @@
           </w:tcPr>
           <w:p>
             <w:pPr>
-              <w:spacing w:after="0"/>
-              <w:rPr>
-                <w:sz w:val="20"/>
-                <w:szCs w:val="20"/>
-              </w:rPr>
-            </w:pPr>
-            <w:r>
-              <w:rPr>
-                <w:sz w:val="20"/>
-                <w:szCs w:val="20"/>
-              </w:rPr>
-              <w:t>Configuración de Sesiones</w:t>
+              <w:rPr>
+                <w:sz w:val="20"/>
+                <w:szCs w:val="20"/>
+              </w:rPr>
+            </w:pPr>
+            <w:r>
+              <w:rPr>
+                <w:sz w:val="20"/>
+                <w:szCs w:val="20"/>
+              </w:rPr>
+              <w:t>Controles Zero Trust</w:t>
             </w:r>
           </w:p>
         </w:tc>
@@ -12034,7 +12754,7 @@
                 <w:sz w:val="20"/>
                 <w:szCs w:val="20"/>
               </w:rPr>
-              <w:t>Configuración de expiración de sesiones y restricciones por estado del usuario.</w:t>
+              <w:t>Implementación de políticas de autenticación y acceso.</w:t>
             </w:r>
           </w:p>
         </w:tc>
@@ -12077,18 +12797,17 @@
           </w:tcPr>
           <w:p>
             <w:pPr>
-              <w:spacing w:after="0"/>
-              <w:rPr>
-                <w:sz w:val="20"/>
-                <w:szCs w:val="20"/>
-              </w:rPr>
-            </w:pPr>
-            <w:r>
-              <w:rPr>
-                <w:sz w:val="20"/>
-                <w:szCs w:val="20"/>
-              </w:rPr>
-              <w:t>Configuracion_Sesiones_ZeroTrust.docx</w:t>
+              <w:rPr>
+                <w:sz w:val="20"/>
+                <w:szCs w:val="20"/>
+              </w:rPr>
+            </w:pPr>
+            <w:r>
+              <w:rPr>
+                <w:sz w:val="20"/>
+                <w:szCs w:val="20"/>
+              </w:rPr>
+              <w:t>Controles_Autenticacion_ZeroTrust.docx</w:t>
             </w:r>
           </w:p>
         </w:tc>
@@ -12121,23 +12840,7 @@
                 <w:sz w:val="20"/>
                 <w:szCs w:val="20"/>
               </w:rPr>
-              <w:t xml:space="preserve">Ingeniero Cloud / </w:t>
-            </w:r>
-            <w:proofErr w:type="spellStart"/>
-            <w:r>
-              <w:rPr>
-                <w:sz w:val="20"/>
-                <w:szCs w:val="20"/>
-              </w:rPr>
-              <w:t>Backend</w:t>
-            </w:r>
-            <w:proofErr w:type="spellEnd"/>
-            <w:r>
-              <w:rPr>
-                <w:sz w:val="20"/>
-                <w:szCs w:val="20"/>
-              </w:rPr>
-              <w:t xml:space="preserve"> Jr.</w:t>
+              <w:t>Ingeniero IAM Jr.</w:t>
             </w:r>
           </w:p>
         </w:tc>
@@ -12164,7 +12867,7 @@
                 <w:sz w:val="20"/>
                 <w:szCs w:val="20"/>
               </w:rPr>
-              <w:t>Módulo de Auditoría</w:t>
+              <w:t>Configuración de Sesiones</w:t>
             </w:r>
           </w:p>
         </w:tc>
@@ -12191,7 +12894,7 @@
                 <w:sz w:val="20"/>
                 <w:szCs w:val="20"/>
               </w:rPr>
-              <w:t>Desarrollo del registro de eventos y cambios administrativos.</w:t>
+              <w:t>Configuración de expiración de sesiones y restricciones por estado del usuario.</w:t>
             </w:r>
           </w:p>
         </w:tc>
@@ -12245,7 +12948,7 @@
                 <w:sz w:val="20"/>
                 <w:szCs w:val="20"/>
               </w:rPr>
-              <w:t>Registro_Eventos_Auditoria.docx</w:t>
+              <w:t>Configuracion_Sesiones_ZeroTrust.docx</w:t>
             </w:r>
           </w:p>
         </w:tc>
@@ -12316,21 +13019,12 @@
                 <w:szCs w:val="20"/>
               </w:rPr>
             </w:pPr>
-            <w:proofErr w:type="spellStart"/>
-            <w:r>
-              <w:rPr>
-                <w:sz w:val="20"/>
-                <w:szCs w:val="20"/>
-              </w:rPr>
-              <w:t>Backend</w:t>
-            </w:r>
-            <w:proofErr w:type="spellEnd"/>
-            <w:r>
-              <w:rPr>
-                <w:sz w:val="20"/>
-                <w:szCs w:val="20"/>
-              </w:rPr>
-              <w:t xml:space="preserve"> y Monitoreo</w:t>
+            <w:r>
+              <w:rPr>
+                <w:sz w:val="20"/>
+                <w:szCs w:val="20"/>
+              </w:rPr>
+              <w:t>Módulo de Auditoría</w:t>
             </w:r>
           </w:p>
         </w:tc>
@@ -12357,7 +13051,7 @@
                 <w:sz w:val="20"/>
                 <w:szCs w:val="20"/>
               </w:rPr>
-              <w:t>Integración con el módulo de monitoreo y almacenamiento de logs.</w:t>
+              <w:t>Desarrollo del registro de eventos y cambios administrativos.</w:t>
             </w:r>
           </w:p>
         </w:tc>
@@ -12402,17 +13096,16 @@
             <w:pPr>
               <w:spacing w:after="0"/>
               <w:rPr>
-                <w:color w:val="FF0000"/>
-                <w:sz w:val="20"/>
-                <w:szCs w:val="20"/>
-              </w:rPr>
-            </w:pPr>
-            <w:r>
-              <w:rPr>
-                <w:sz w:val="20"/>
-                <w:szCs w:val="20"/>
-              </w:rPr>
-              <w:t>Backend_Monitoreo.docx</w:t>
+                <w:sz w:val="20"/>
+                <w:szCs w:val="20"/>
+              </w:rPr>
+            </w:pPr>
+            <w:r>
+              <w:rPr>
+                <w:sz w:val="20"/>
+                <w:szCs w:val="20"/>
+              </w:rPr>
+              <w:t>Registro_Eventos_Auditoria.docx</w:t>
             </w:r>
           </w:p>
         </w:tc>
@@ -12440,13 +13133,20 @@
                 <w:szCs w:val="20"/>
               </w:rPr>
             </w:pPr>
+            <w:r>
+              <w:rPr>
+                <w:sz w:val="20"/>
+                <w:szCs w:val="20"/>
+              </w:rPr>
+              <w:t xml:space="preserve">Ingeniero Cloud / </w:t>
+            </w:r>
             <w:proofErr w:type="spellStart"/>
             <w:r>
               <w:rPr>
                 <w:sz w:val="20"/>
                 <w:szCs w:val="20"/>
               </w:rPr>
-              <w:t>Frontend</w:t>
+              <w:t>Backend</w:t>
             </w:r>
             <w:proofErr w:type="spellEnd"/>
             <w:r>
@@ -12454,15 +13154,35 @@
                 <w:sz w:val="20"/>
                 <w:szCs w:val="20"/>
               </w:rPr>
-              <w:t xml:space="preserve"> / </w:t>
-            </w:r>
+              <w:t xml:space="preserve"> Jr.</w:t>
+            </w:r>
+          </w:p>
+        </w:tc>
+        <w:tc>
+          <w:tcPr>
+            <w:tcW w:w="2448" w:type="dxa"/>
+            <w:tcMar>
+              <w:top w:w="110" w:type="dxa"/>
+              <w:left w:w="90" w:type="dxa"/>
+              <w:bottom w:w="110" w:type="dxa"/>
+              <w:right w:w="90" w:type="dxa"/>
+            </w:tcMar>
+          </w:tcPr>
+          <w:p>
+            <w:pPr>
+              <w:spacing w:after="0"/>
+              <w:rPr>
+                <w:sz w:val="20"/>
+                <w:szCs w:val="20"/>
+              </w:rPr>
+            </w:pPr>
             <w:proofErr w:type="spellStart"/>
             <w:r>
               <w:rPr>
                 <w:sz w:val="20"/>
                 <w:szCs w:val="20"/>
               </w:rPr>
-              <w:t>Dashboard</w:t>
+              <w:t>Backend</w:t>
             </w:r>
             <w:proofErr w:type="spellEnd"/>
             <w:r>
@@ -12470,43 +13190,7 @@
                 <w:sz w:val="20"/>
                 <w:szCs w:val="20"/>
               </w:rPr>
-              <w:t xml:space="preserve"> Jr.</w:t>
-            </w:r>
-          </w:p>
-        </w:tc>
-        <w:tc>
-          <w:tcPr>
-            <w:tcW w:w="2448" w:type="dxa"/>
-            <w:tcMar>
-              <w:top w:w="110" w:type="dxa"/>
-              <w:left w:w="90" w:type="dxa"/>
-              <w:bottom w:w="110" w:type="dxa"/>
-              <w:right w:w="90" w:type="dxa"/>
-            </w:tcMar>
-          </w:tcPr>
-          <w:p>
-            <w:pPr>
-              <w:spacing w:after="0"/>
-              <w:rPr>
-                <w:sz w:val="20"/>
-                <w:szCs w:val="20"/>
-              </w:rPr>
-            </w:pPr>
-            <w:proofErr w:type="spellStart"/>
-            <w:r>
-              <w:rPr>
-                <w:sz w:val="20"/>
-                <w:szCs w:val="20"/>
-              </w:rPr>
-              <w:t>Dashboard</w:t>
-            </w:r>
-            <w:proofErr w:type="spellEnd"/>
-            <w:r>
-              <w:rPr>
-                <w:sz w:val="20"/>
-                <w:szCs w:val="20"/>
-              </w:rPr>
-              <w:t xml:space="preserve"> Administrativo</w:t>
+              <w:t xml:space="preserve"> y Monitoreo</w:t>
             </w:r>
           </w:p>
         </w:tc>
@@ -12533,7 +13217,7 @@
                 <w:sz w:val="20"/>
                 <w:szCs w:val="20"/>
               </w:rPr>
-              <w:t>Desarrollo de vistas administrativas y panel de monitoreo.</w:t>
+              <w:t>Integración con el módulo de monitoreo y almacenamiento de logs.</w:t>
             </w:r>
           </w:p>
         </w:tc>
@@ -12588,7 +13272,7 @@
                 <w:sz w:val="20"/>
                 <w:szCs w:val="20"/>
               </w:rPr>
-              <w:t>Dashboard_Admin.pdf</w:t>
+              <w:t>Backend_Monitoreo.docx</w:t>
             </w:r>
           </w:p>
         </w:tc>
@@ -12622,7 +13306,182 @@
                 <w:sz w:val="20"/>
                 <w:szCs w:val="20"/>
               </w:rPr>
-              <w:lastRenderedPageBreak/>
+              <w:t>Frontend</w:t>
+            </w:r>
+            <w:proofErr w:type="spellEnd"/>
+            <w:r>
+              <w:rPr>
+                <w:sz w:val="20"/>
+                <w:szCs w:val="20"/>
+              </w:rPr>
+              <w:t xml:space="preserve"> / </w:t>
+            </w:r>
+            <w:proofErr w:type="spellStart"/>
+            <w:r>
+              <w:rPr>
+                <w:sz w:val="20"/>
+                <w:szCs w:val="20"/>
+              </w:rPr>
+              <w:t>Dashboard</w:t>
+            </w:r>
+            <w:proofErr w:type="spellEnd"/>
+            <w:r>
+              <w:rPr>
+                <w:sz w:val="20"/>
+                <w:szCs w:val="20"/>
+              </w:rPr>
+              <w:t xml:space="preserve"> Jr.</w:t>
+            </w:r>
+          </w:p>
+        </w:tc>
+        <w:tc>
+          <w:tcPr>
+            <w:tcW w:w="2448" w:type="dxa"/>
+            <w:tcMar>
+              <w:top w:w="110" w:type="dxa"/>
+              <w:left w:w="90" w:type="dxa"/>
+              <w:bottom w:w="110" w:type="dxa"/>
+              <w:right w:w="90" w:type="dxa"/>
+            </w:tcMar>
+          </w:tcPr>
+          <w:p>
+            <w:pPr>
+              <w:spacing w:after="0"/>
+              <w:rPr>
+                <w:sz w:val="20"/>
+                <w:szCs w:val="20"/>
+              </w:rPr>
+            </w:pPr>
+            <w:proofErr w:type="spellStart"/>
+            <w:r>
+              <w:rPr>
+                <w:sz w:val="20"/>
+                <w:szCs w:val="20"/>
+              </w:rPr>
+              <w:t>Dashboard</w:t>
+            </w:r>
+            <w:proofErr w:type="spellEnd"/>
+            <w:r>
+              <w:rPr>
+                <w:sz w:val="20"/>
+                <w:szCs w:val="20"/>
+              </w:rPr>
+              <w:t xml:space="preserve"> Administrativo</w:t>
+            </w:r>
+          </w:p>
+        </w:tc>
+        <w:tc>
+          <w:tcPr>
+            <w:tcW w:w="2471" w:type="dxa"/>
+            <w:tcMar>
+              <w:top w:w="110" w:type="dxa"/>
+              <w:left w:w="90" w:type="dxa"/>
+              <w:bottom w:w="110" w:type="dxa"/>
+              <w:right w:w="90" w:type="dxa"/>
+            </w:tcMar>
+          </w:tcPr>
+          <w:p>
+            <w:pPr>
+              <w:spacing w:after="0"/>
+              <w:rPr>
+                <w:sz w:val="20"/>
+                <w:szCs w:val="20"/>
+              </w:rPr>
+            </w:pPr>
+            <w:r>
+              <w:rPr>
+                <w:sz w:val="20"/>
+                <w:szCs w:val="20"/>
+              </w:rPr>
+              <w:t>Desarrollo de vistas administrativas y panel de monitoreo.</w:t>
+            </w:r>
+          </w:p>
+        </w:tc>
+        <w:tc>
+          <w:tcPr>
+            <w:tcW w:w="1701" w:type="dxa"/>
+            <w:tcMar>
+              <w:top w:w="110" w:type="dxa"/>
+              <w:left w:w="90" w:type="dxa"/>
+              <w:bottom w:w="110" w:type="dxa"/>
+              <w:right w:w="90" w:type="dxa"/>
+            </w:tcMar>
+          </w:tcPr>
+          <w:p>
+            <w:pPr>
+              <w:spacing w:after="0"/>
+              <w:rPr>
+                <w:sz w:val="20"/>
+                <w:szCs w:val="20"/>
+              </w:rPr>
+            </w:pPr>
+            <w:r>
+              <w:rPr>
+                <w:sz w:val="20"/>
+                <w:szCs w:val="20"/>
+              </w:rPr>
+              <w:t>Implementación</w:t>
+            </w:r>
+          </w:p>
+        </w:tc>
+        <w:tc>
+          <w:tcPr>
+            <w:tcW w:w="1876" w:type="dxa"/>
+            <w:tcMar>
+              <w:top w:w="110" w:type="dxa"/>
+              <w:left w:w="90" w:type="dxa"/>
+              <w:bottom w:w="110" w:type="dxa"/>
+              <w:right w:w="90" w:type="dxa"/>
+            </w:tcMar>
+          </w:tcPr>
+          <w:p>
+            <w:pPr>
+              <w:spacing w:after="0"/>
+              <w:rPr>
+                <w:color w:val="FF0000"/>
+                <w:sz w:val="20"/>
+                <w:szCs w:val="20"/>
+              </w:rPr>
+            </w:pPr>
+            <w:r>
+              <w:rPr>
+                <w:sz w:val="20"/>
+                <w:szCs w:val="20"/>
+              </w:rPr>
+              <w:t>Dashboard_Admin.pdf</w:t>
+            </w:r>
+          </w:p>
+        </w:tc>
+      </w:tr>
+      <w:tr>
+        <w:trPr>
+          <w:jc w:val="center"/>
+        </w:trPr>
+        <w:tc>
+          <w:tcPr>
+            <w:tcW w:w="1734" w:type="dxa"/>
+            <w:tcMar>
+              <w:top w:w="110" w:type="dxa"/>
+              <w:left w:w="90" w:type="dxa"/>
+              <w:bottom w:w="110" w:type="dxa"/>
+              <w:right w:w="90" w:type="dxa"/>
+            </w:tcMar>
+          </w:tcPr>
+          <w:p>
+            <w:pPr>
+              <w:spacing w:after="0"/>
+              <w:jc w:val="center"/>
+              <w:rPr>
+                <w:sz w:val="20"/>
+                <w:szCs w:val="20"/>
+              </w:rPr>
+            </w:pPr>
+            <w:proofErr w:type="spellStart"/>
+            <w:r>
+              <w:rPr>
+                <w:sz w:val="20"/>
+                <w:szCs w:val="20"/>
+              </w:rPr>
               <w:t>Frontend</w:t>
             </w:r>
             <w:proofErr w:type="spellEnd"/>
@@ -13304,6 +14163,7 @@
                 <w:bCs/>
                 <w:color w:val="1F497D" w:themeColor="text2"/>
               </w:rPr>
+              <w:lastRenderedPageBreak/>
               <w:t>Integrante</w:t>
             </w:r>
           </w:p>
@@ -13949,7 +14809,6 @@
               </w:rPr>
             </w:pPr>
             <w:r>
-              <w:lastRenderedPageBreak/>
               <w:t>Danny Medardo Moreno Martínez</w:t>
             </w:r>
           </w:p>
@@ -14629,6 +15488,7 @@
     </w:tbl>
     <w:p>
       <w:r>
+        <w:lastRenderedPageBreak/>
         <w:t xml:space="preserve">Nota: </w:t>
       </w:r>
       <w:r>
@@ -15043,7 +15903,6 @@
                 <w:sz w:val="20"/>
                 <w:szCs w:val="20"/>
               </w:rPr>
-              <w:lastRenderedPageBreak/>
               <w:t>Integrante</w:t>
             </w:r>
           </w:p>
@@ -15804,6 +16663,7 @@
                 <w:sz w:val="20"/>
                 <w:szCs w:val="20"/>
               </w:rPr>
+              <w:lastRenderedPageBreak/>
               <w:t>Iván Alexander Palacios Hernández</w:t>
             </w:r>
           </w:p>
@@ -17428,6 +18288,7 @@
                 <w:sz w:val="20"/>
                 <w:szCs w:val="20"/>
               </w:rPr>
+              <w:lastRenderedPageBreak/>
               <w:t>8</w:t>
             </w:r>
           </w:p>
@@ -18340,7 +19201,6 @@
                 <w:sz w:val="20"/>
                 <w:szCs w:val="20"/>
               </w:rPr>
-              <w:lastRenderedPageBreak/>
               <w:t>1</w:t>
             </w:r>
             <w:r>
@@ -19167,6 +20027,16 @@
     </w:p>
     <w:p>
       <w:pPr>
+        <w:spacing w:before="80" w:after="40"/>
+      </w:pPr>
+    </w:p>
+    <w:p>
+      <w:pPr>
+        <w:spacing w:before="80" w:after="40"/>
+      </w:pPr>
+    </w:p>
+    <w:p>
+      <w:pPr>
         <w:shd w:val="clear" w:color="auto" w:fill="1F497D" w:themeFill="text2"/>
         <w:spacing w:after="0"/>
         <w:rPr>
@@ -19185,6 +20055,7 @@
           <w:sz w:val="22"/>
           <w:szCs w:val="22"/>
         </w:rPr>
+        <w:lastRenderedPageBreak/>
         <w:t xml:space="preserve">15.Registro de evidencias </w:t>
       </w:r>
     </w:p>
@@ -19548,7 +20419,6 @@
           <w:szCs w:val="22"/>
           <w:lang w:val="es-419" w:eastAsia="es-419"/>
         </w:rPr>
-        <w:lastRenderedPageBreak/>
         <w:t>Evidencia 12: 02_Backend_Cloud/Backend_Monitoreo.docx</w:t>
       </w:r>
     </w:p>
@@ -20906,7 +21776,6 @@
   <w:style w:type="character" w:default="1" w:styleId="Fuentedeprrafopredeter">
     <w:name w:val="Default Paragraph Font"/>
     <w:uiPriority w:val="1"/>
-    <w:semiHidden/>
     <w:unhideWhenUsed/>
   </w:style>
   <w:style w:type="table" w:default="1" w:styleId="Tablanormal">

--- a/00_Gestion_Proyecto/Bitacoras/Bitacora_Semana4_SN6.docx
+++ b/00_Gestion_Proyecto/Bitacoras/Bitacora_Semana4_SN6.docx
@@ -3923,7 +3923,7 @@
               <w:spacing w:after="0"/>
             </w:pPr>
             <w:r>
-              <w:t>Control de versiones y gestión documental</w:t>
+              <w:t>Control de versiones y gestión documental.</w:t>
             </w:r>
           </w:p>
         </w:tc>
@@ -4000,6 +4000,9 @@
               <w:t>Frontend</w:t>
             </w:r>
             <w:proofErr w:type="spellEnd"/>
+            <w:r>
+              <w:t>.</w:t>
+            </w:r>
           </w:p>
         </w:tc>
         <w:tc>
@@ -4060,7 +4063,7 @@
               <w:spacing w:after="0"/>
             </w:pPr>
             <w:r>
-              <w:t>Gestión de identidades, autenticación y monitoreo</w:t>
+              <w:t>Gestión de identidades, autenticación, autorización y monitoreo.</w:t>
             </w:r>
           </w:p>
         </w:tc>
@@ -4079,7 +4082,7 @@
               <w:spacing w:after="0"/>
             </w:pPr>
             <w:r>
-              <w:t>Implementación de autenticación y consulta de eventos.</w:t>
+              <w:t>Implementación de autenticación, MFA, RBAC y consulta de eventos.</w:t>
             </w:r>
           </w:p>
         </w:tc>
@@ -4129,6 +4132,9 @@
               <w:t>Backend</w:t>
             </w:r>
             <w:proofErr w:type="spellEnd"/>
+            <w:r>
+              <w:t>.</w:t>
+            </w:r>
           </w:p>
         </w:tc>
         <w:tc>
@@ -4178,7 +4184,7 @@
               <w:spacing w:after="0"/>
             </w:pPr>
             <w:r>
-              <w:t>HTML / CSS / JavaScript</w:t>
+              <w:t>Express.js</w:t>
             </w:r>
           </w:p>
         </w:tc>
@@ -4197,39 +4203,34 @@
               <w:spacing w:after="0"/>
             </w:pPr>
             <w:r>
-              <w:t xml:space="preserve">Desarrollo </w:t>
+              <w:t>Desarrollo de servicios REST.</w:t>
+            </w:r>
+          </w:p>
+        </w:tc>
+        <w:tc>
+          <w:tcPr>
+            <w:tcW w:w="2880" w:type="dxa"/>
+            <w:tcMar>
+              <w:top w:w="110" w:type="dxa"/>
+              <w:left w:w="90" w:type="dxa"/>
+              <w:bottom w:w="110" w:type="dxa"/>
+              <w:right w:w="90" w:type="dxa"/>
+            </w:tcMar>
+          </w:tcPr>
+          <w:p>
+            <w:pPr>
+              <w:spacing w:after="0"/>
+            </w:pPr>
+            <w:r>
+              <w:t xml:space="preserve">Implementación de </w:t>
             </w:r>
             <w:proofErr w:type="spellStart"/>
             <w:r>
-              <w:t>Frontend</w:t>
+              <w:t>endpoints</w:t>
             </w:r>
             <w:proofErr w:type="spellEnd"/>
-          </w:p>
-        </w:tc>
-        <w:tc>
-          <w:tcPr>
-            <w:tcW w:w="2880" w:type="dxa"/>
-            <w:tcMar>
-              <w:top w:w="110" w:type="dxa"/>
-              <w:left w:w="90" w:type="dxa"/>
-              <w:bottom w:w="110" w:type="dxa"/>
-              <w:right w:w="90" w:type="dxa"/>
-            </w:tcMar>
-          </w:tcPr>
-          <w:p>
-            <w:pPr>
-              <w:spacing w:after="0"/>
-            </w:pPr>
-            <w:r>
-              <w:t xml:space="preserve">Construcción del </w:t>
-            </w:r>
-            <w:proofErr w:type="spellStart"/>
-            <w:r>
-              <w:t>Dashboard</w:t>
-            </w:r>
-            <w:proofErr w:type="spellEnd"/>
-            <w:r>
-              <w:t xml:space="preserve"> Administrativo.</w:t>
+            <w:r>
+              <w:t xml:space="preserve"> y middleware de seguridad.</w:t>
             </w:r>
           </w:p>
         </w:tc>
@@ -4253,7 +4254,7 @@
               <w:spacing w:after="0"/>
             </w:pPr>
             <w:r>
-              <w:t>Postman</w:t>
+              <w:t>HTML / CSS / JavaScript</w:t>
             </w:r>
           </w:p>
         </w:tc>
@@ -4272,13 +4273,16 @@
               <w:spacing w:after="0"/>
             </w:pPr>
             <w:r>
-              <w:t xml:space="preserve">Validación de </w:t>
+              <w:t xml:space="preserve">Desarrollo </w:t>
             </w:r>
             <w:proofErr w:type="spellStart"/>
             <w:r>
-              <w:t>APIs</w:t>
+              <w:t>Frontend</w:t>
             </w:r>
             <w:proofErr w:type="spellEnd"/>
+            <w:r>
+              <w:t>.</w:t>
+            </w:r>
           </w:p>
         </w:tc>
         <w:tc>
@@ -4296,7 +4300,15 @@
               <w:spacing w:after="0"/>
             </w:pPr>
             <w:r>
-              <w:t>Pruebas de autenticación, autorización y monitoreo.</w:t>
+              <w:t xml:space="preserve">Construcción e integración del </w:t>
+            </w:r>
+            <w:proofErr w:type="spellStart"/>
+            <w:r>
+              <w:t>Dashboard</w:t>
+            </w:r>
+            <w:proofErr w:type="spellEnd"/>
+            <w:r>
+              <w:t xml:space="preserve"> Administrativo.</w:t>
             </w:r>
           </w:p>
         </w:tc>
@@ -4320,7 +4332,7 @@
               <w:spacing w:after="0"/>
             </w:pPr>
             <w:r>
-              <w:t>Google Meet</w:t>
+              <w:t>MySQL</w:t>
             </w:r>
           </w:p>
         </w:tc>
@@ -4339,7 +4351,7 @@
               <w:spacing w:after="0"/>
             </w:pPr>
             <w:r>
-              <w:t>Reuniones de seguimiento</w:t>
+              <w:t>Gestión de la base de datos.</w:t>
             </w:r>
           </w:p>
         </w:tc>
@@ -4358,7 +4370,7 @@
               <w:spacing w:after="0"/>
             </w:pPr>
             <w:r>
-              <w:t>Coordinación diaria del equipo.</w:t>
+              <w:t>Almacenamiento y consulta de información del sistema.</w:t>
             </w:r>
           </w:p>
         </w:tc>
@@ -4382,7 +4394,7 @@
               <w:spacing w:after="0"/>
             </w:pPr>
             <w:r>
-              <w:t>WhatsApp</w:t>
+              <w:t>Postman</w:t>
             </w:r>
           </w:p>
         </w:tc>
@@ -4401,7 +4413,15 @@
               <w:spacing w:after="0"/>
             </w:pPr>
             <w:r>
-              <w:t>Comunicación del proyecto</w:t>
+              <w:t xml:space="preserve">Validación de </w:t>
+            </w:r>
+            <w:proofErr w:type="spellStart"/>
+            <w:r>
+              <w:t>APIs</w:t>
+            </w:r>
+            <w:proofErr w:type="spellEnd"/>
+            <w:r>
+              <w:t>.</w:t>
             </w:r>
           </w:p>
         </w:tc>
@@ -4420,7 +4440,7 @@
               <w:spacing w:after="0"/>
             </w:pPr>
             <w:r>
-              <w:t>Seguimiento rápido de actividades y acuerdos.</w:t>
+              <w:t>Pruebas de autenticación, autorización, auditoría y monitoreo.</w:t>
             </w:r>
           </w:p>
         </w:tc>
@@ -4444,7 +4464,7 @@
               <w:spacing w:after="0"/>
             </w:pPr>
             <w:r>
-              <w:t>Telegram</w:t>
+              <w:t>JWT.io</w:t>
             </w:r>
           </w:p>
         </w:tc>
@@ -4463,7 +4483,7 @@
               <w:spacing w:after="0"/>
             </w:pPr>
             <w:r>
-              <w:t>Comunicación técnica</w:t>
+              <w:t>Validación de tokens JWT.</w:t>
             </w:r>
           </w:p>
         </w:tc>
@@ -4482,7 +4502,7 @@
               <w:spacing w:after="0"/>
             </w:pPr>
             <w:r>
-              <w:t>Coordinación entre los integrantes del equipo.</w:t>
+              <w:t>Verificación de estructura, vigencia y contenido de los tokens de acceso.</w:t>
             </w:r>
           </w:p>
         </w:tc>
@@ -4506,6 +4526,201 @@
               <w:spacing w:after="0"/>
             </w:pPr>
             <w:r>
+              <w:t>Google Chrome</w:t>
+            </w:r>
+          </w:p>
+        </w:tc>
+        <w:tc>
+          <w:tcPr>
+            <w:tcW w:w="3672" w:type="dxa"/>
+            <w:tcMar>
+              <w:top w:w="110" w:type="dxa"/>
+              <w:left w:w="90" w:type="dxa"/>
+              <w:bottom w:w="110" w:type="dxa"/>
+              <w:right w:w="90" w:type="dxa"/>
+            </w:tcMar>
+          </w:tcPr>
+          <w:p>
+            <w:pPr>
+              <w:spacing w:after="0"/>
+            </w:pPr>
+            <w:r>
+              <w:t>Validación de la aplicación web.</w:t>
+            </w:r>
+          </w:p>
+        </w:tc>
+        <w:tc>
+          <w:tcPr>
+            <w:tcW w:w="2880" w:type="dxa"/>
+            <w:tcMar>
+              <w:top w:w="110" w:type="dxa"/>
+              <w:left w:w="90" w:type="dxa"/>
+              <w:bottom w:w="110" w:type="dxa"/>
+              <w:right w:w="90" w:type="dxa"/>
+            </w:tcMar>
+          </w:tcPr>
+          <w:p>
+            <w:pPr>
+              <w:spacing w:after="0"/>
+            </w:pPr>
+            <w:r>
+              <w:t xml:space="preserve">Pruebas del </w:t>
+            </w:r>
+            <w:proofErr w:type="spellStart"/>
+            <w:r>
+              <w:t>Dashboard</w:t>
+            </w:r>
+            <w:proofErr w:type="spellEnd"/>
+            <w:r>
+              <w:t>, autenticación y funcionamiento de la interfaz.</w:t>
+            </w:r>
+          </w:p>
+        </w:tc>
+      </w:tr>
+      <w:tr>
+        <w:trPr>
+          <w:jc w:val="center"/>
+        </w:trPr>
+        <w:tc>
+          <w:tcPr>
+            <w:tcW w:w="2880" w:type="dxa"/>
+            <w:tcMar>
+              <w:top w:w="110" w:type="dxa"/>
+              <w:left w:w="90" w:type="dxa"/>
+              <w:bottom w:w="110" w:type="dxa"/>
+              <w:right w:w="90" w:type="dxa"/>
+            </w:tcMar>
+          </w:tcPr>
+          <w:p>
+            <w:pPr>
+              <w:spacing w:after="0"/>
+            </w:pPr>
+            <w:r>
+              <w:t>Git</w:t>
+            </w:r>
+          </w:p>
+        </w:tc>
+        <w:tc>
+          <w:tcPr>
+            <w:tcW w:w="3672" w:type="dxa"/>
+            <w:tcMar>
+              <w:top w:w="110" w:type="dxa"/>
+              <w:left w:w="90" w:type="dxa"/>
+              <w:bottom w:w="110" w:type="dxa"/>
+              <w:right w:w="90" w:type="dxa"/>
+            </w:tcMar>
+          </w:tcPr>
+          <w:p>
+            <w:pPr>
+              <w:spacing w:after="0"/>
+            </w:pPr>
+            <w:r>
+              <w:t>Control de versiones local.</w:t>
+            </w:r>
+          </w:p>
+        </w:tc>
+        <w:tc>
+          <w:tcPr>
+            <w:tcW w:w="2880" w:type="dxa"/>
+            <w:tcMar>
+              <w:top w:w="110" w:type="dxa"/>
+              <w:left w:w="90" w:type="dxa"/>
+              <w:bottom w:w="110" w:type="dxa"/>
+              <w:right w:w="90" w:type="dxa"/>
+            </w:tcMar>
+          </w:tcPr>
+          <w:p>
+            <w:pPr>
+              <w:spacing w:after="0"/>
+            </w:pPr>
+            <w:r>
+              <w:t>Administración y sincronización del código con GitHub.</w:t>
+            </w:r>
+          </w:p>
+        </w:tc>
+      </w:tr>
+      <w:tr>
+        <w:trPr>
+          <w:jc w:val="center"/>
+        </w:trPr>
+        <w:tc>
+          <w:tcPr>
+            <w:tcW w:w="2880" w:type="dxa"/>
+            <w:tcMar>
+              <w:top w:w="110" w:type="dxa"/>
+              <w:left w:w="90" w:type="dxa"/>
+              <w:bottom w:w="110" w:type="dxa"/>
+              <w:right w:w="90" w:type="dxa"/>
+            </w:tcMar>
+          </w:tcPr>
+          <w:p>
+            <w:pPr>
+              <w:spacing w:after="0"/>
+            </w:pPr>
+            <w:r>
+              <w:lastRenderedPageBreak/>
+              <w:t>Microsoft Excel</w:t>
+            </w:r>
+          </w:p>
+        </w:tc>
+        <w:tc>
+          <w:tcPr>
+            <w:tcW w:w="3672" w:type="dxa"/>
+            <w:tcMar>
+              <w:top w:w="110" w:type="dxa"/>
+              <w:left w:w="90" w:type="dxa"/>
+              <w:bottom w:w="110" w:type="dxa"/>
+              <w:right w:w="90" w:type="dxa"/>
+            </w:tcMar>
+          </w:tcPr>
+          <w:p>
+            <w:pPr>
+              <w:spacing w:after="0"/>
+            </w:pPr>
+            <w:r>
+              <w:t>Elaboración de la matriz de pruebas.</w:t>
+            </w:r>
+          </w:p>
+        </w:tc>
+        <w:tc>
+          <w:tcPr>
+            <w:tcW w:w="2880" w:type="dxa"/>
+            <w:tcMar>
+              <w:top w:w="110" w:type="dxa"/>
+              <w:left w:w="90" w:type="dxa"/>
+              <w:bottom w:w="110" w:type="dxa"/>
+              <w:right w:w="90" w:type="dxa"/>
+            </w:tcMar>
+          </w:tcPr>
+          <w:p>
+            <w:pPr>
+              <w:spacing w:after="0"/>
+            </w:pPr>
+            <w:r>
+              <w:t>Registro de casos de prueba, resultados y evidencias.</w:t>
+            </w:r>
+          </w:p>
+        </w:tc>
+      </w:tr>
+      <w:tr>
+        <w:trPr>
+          <w:jc w:val="center"/>
+        </w:trPr>
+        <w:tc>
+          <w:tcPr>
+            <w:tcW w:w="2880" w:type="dxa"/>
+            <w:tcMar>
+              <w:top w:w="110" w:type="dxa"/>
+              <w:left w:w="90" w:type="dxa"/>
+              <w:bottom w:w="110" w:type="dxa"/>
+              <w:right w:w="90" w:type="dxa"/>
+            </w:tcMar>
+          </w:tcPr>
+          <w:p>
+            <w:pPr>
+              <w:spacing w:after="0"/>
+            </w:pPr>
+            <w:r>
               <w:t>Microsoft Word</w:t>
             </w:r>
           </w:p>
@@ -4525,7 +4740,7 @@
               <w:spacing w:after="0"/>
             </w:pPr>
             <w:r>
-              <w:t>Documentación técnica</w:t>
+              <w:t>Elaboración de documentación técnica.</w:t>
             </w:r>
           </w:p>
         </w:tc>
@@ -4544,17 +4759,198 @@
               <w:spacing w:after="0"/>
             </w:pPr>
             <w:r>
-              <w:t>Elaboración del entregable y bitácora.</w:t>
+              <w:t>Desarrollo de bitácoras, entregables y documentación del proyecto.</w:t>
+            </w:r>
+          </w:p>
+        </w:tc>
+      </w:tr>
+      <w:tr>
+        <w:trPr>
+          <w:jc w:val="center"/>
+        </w:trPr>
+        <w:tc>
+          <w:tcPr>
+            <w:tcW w:w="2880" w:type="dxa"/>
+            <w:tcMar>
+              <w:top w:w="110" w:type="dxa"/>
+              <w:left w:w="90" w:type="dxa"/>
+              <w:bottom w:w="110" w:type="dxa"/>
+              <w:right w:w="90" w:type="dxa"/>
+            </w:tcMar>
+          </w:tcPr>
+          <w:p>
+            <w:pPr>
+              <w:spacing w:after="0"/>
+            </w:pPr>
+            <w:r>
+              <w:t>Google Meet</w:t>
+            </w:r>
+          </w:p>
+        </w:tc>
+        <w:tc>
+          <w:tcPr>
+            <w:tcW w:w="3672" w:type="dxa"/>
+            <w:tcMar>
+              <w:top w:w="110" w:type="dxa"/>
+              <w:left w:w="90" w:type="dxa"/>
+              <w:bottom w:w="110" w:type="dxa"/>
+              <w:right w:w="90" w:type="dxa"/>
+            </w:tcMar>
+          </w:tcPr>
+          <w:p>
+            <w:pPr>
+              <w:spacing w:after="0"/>
+            </w:pPr>
+            <w:r>
+              <w:t>Reuniones de seguimiento.</w:t>
+            </w:r>
+          </w:p>
+        </w:tc>
+        <w:tc>
+          <w:tcPr>
+            <w:tcW w:w="2880" w:type="dxa"/>
+            <w:tcMar>
+              <w:top w:w="110" w:type="dxa"/>
+              <w:left w:w="90" w:type="dxa"/>
+              <w:bottom w:w="110" w:type="dxa"/>
+              <w:right w:w="90" w:type="dxa"/>
+            </w:tcMar>
+          </w:tcPr>
+          <w:p>
+            <w:pPr>
+              <w:spacing w:after="0"/>
+            </w:pPr>
+            <w:r>
+              <w:t>Coordinación diaria del equipo y revisión de avances.</w:t>
+            </w:r>
+          </w:p>
+        </w:tc>
+      </w:tr>
+      <w:tr>
+        <w:trPr>
+          <w:jc w:val="center"/>
+        </w:trPr>
+        <w:tc>
+          <w:tcPr>
+            <w:tcW w:w="2880" w:type="dxa"/>
+            <w:tcMar>
+              <w:top w:w="110" w:type="dxa"/>
+              <w:left w:w="90" w:type="dxa"/>
+              <w:bottom w:w="110" w:type="dxa"/>
+              <w:right w:w="90" w:type="dxa"/>
+            </w:tcMar>
+          </w:tcPr>
+          <w:p>
+            <w:pPr>
+              <w:spacing w:after="0"/>
+            </w:pPr>
+            <w:r>
+              <w:t>WhatsApp</w:t>
+            </w:r>
+          </w:p>
+        </w:tc>
+        <w:tc>
+          <w:tcPr>
+            <w:tcW w:w="3672" w:type="dxa"/>
+            <w:tcMar>
+              <w:top w:w="110" w:type="dxa"/>
+              <w:left w:w="90" w:type="dxa"/>
+              <w:bottom w:w="110" w:type="dxa"/>
+              <w:right w:w="90" w:type="dxa"/>
+            </w:tcMar>
+          </w:tcPr>
+          <w:p>
+            <w:pPr>
+              <w:spacing w:after="0"/>
+            </w:pPr>
+            <w:r>
+              <w:t>Comunicación del proyecto.</w:t>
+            </w:r>
+          </w:p>
+        </w:tc>
+        <w:tc>
+          <w:tcPr>
+            <w:tcW w:w="2880" w:type="dxa"/>
+            <w:tcMar>
+              <w:top w:w="110" w:type="dxa"/>
+              <w:left w:w="90" w:type="dxa"/>
+              <w:bottom w:w="110" w:type="dxa"/>
+              <w:right w:w="90" w:type="dxa"/>
+            </w:tcMar>
+          </w:tcPr>
+          <w:p>
+            <w:pPr>
+              <w:spacing w:after="0"/>
+            </w:pPr>
+            <w:r>
+              <w:t>Seguimiento rápido de actividades y acuerdos.</w:t>
+            </w:r>
+          </w:p>
+        </w:tc>
+      </w:tr>
+      <w:tr>
+        <w:trPr>
+          <w:jc w:val="center"/>
+        </w:trPr>
+        <w:tc>
+          <w:tcPr>
+            <w:tcW w:w="2880" w:type="dxa"/>
+            <w:tcMar>
+              <w:top w:w="110" w:type="dxa"/>
+              <w:left w:w="90" w:type="dxa"/>
+              <w:bottom w:w="110" w:type="dxa"/>
+              <w:right w:w="90" w:type="dxa"/>
+            </w:tcMar>
+          </w:tcPr>
+          <w:p>
+            <w:pPr>
+              <w:spacing w:after="0"/>
+            </w:pPr>
+            <w:r>
+              <w:t>Telegram</w:t>
+            </w:r>
+          </w:p>
+        </w:tc>
+        <w:tc>
+          <w:tcPr>
+            <w:tcW w:w="3672" w:type="dxa"/>
+            <w:tcMar>
+              <w:top w:w="110" w:type="dxa"/>
+              <w:left w:w="90" w:type="dxa"/>
+              <w:bottom w:w="110" w:type="dxa"/>
+              <w:right w:w="90" w:type="dxa"/>
+            </w:tcMar>
+          </w:tcPr>
+          <w:p>
+            <w:pPr>
+              <w:spacing w:after="0"/>
+            </w:pPr>
+            <w:r>
+              <w:t>Comunicación técnica.</w:t>
+            </w:r>
+          </w:p>
+        </w:tc>
+        <w:tc>
+          <w:tcPr>
+            <w:tcW w:w="2880" w:type="dxa"/>
+            <w:tcMar>
+              <w:top w:w="110" w:type="dxa"/>
+              <w:left w:w="90" w:type="dxa"/>
+              <w:bottom w:w="110" w:type="dxa"/>
+              <w:right w:w="90" w:type="dxa"/>
+            </w:tcMar>
+          </w:tcPr>
+          <w:p>
+            <w:pPr>
+              <w:spacing w:after="0"/>
+            </w:pPr>
+            <w:r>
+              <w:t>Coordinación entre los integrantes del equipo y seguimiento de tareas.</w:t>
             </w:r>
           </w:p>
         </w:tc>
       </w:tr>
     </w:tbl>
-    <w:p/>
-    <w:p/>
-    <w:p/>
-    <w:p/>
-    <w:p/>
     <w:p/>
     <w:tbl>
       <w:tblPr>
@@ -4603,7 +4999,6 @@
                 <w:sz w:val="22"/>
                 <w:szCs w:val="22"/>
               </w:rPr>
-              <w:lastRenderedPageBreak/>
               <w:t>4. Problemas detectados y análisis</w:t>
             </w:r>
           </w:p>
@@ -5151,6 +5546,7 @@
               <w:spacing w:after="0"/>
             </w:pPr>
             <w:r>
+              <w:lastRenderedPageBreak/>
               <w:t>Visualización de eventos y alertas</w:t>
             </w:r>
           </w:p>
@@ -5609,7 +6005,6 @@
               <w:spacing w:after="0"/>
             </w:pPr>
             <w:r>
-              <w:lastRenderedPageBreak/>
               <w:t>Ajuste de parámetros de expiración de sesiones y restricciones por estado del usuario.</w:t>
             </w:r>
           </w:p>
@@ -6097,6 +6492,7 @@
               <w:spacing w:after="0"/>
             </w:pPr>
             <w:r>
+              <w:lastRenderedPageBreak/>
               <w:t>Mejoras de interfaz para facilitar la navegación y presentación de alertas.</w:t>
             </w:r>
           </w:p>
@@ -6580,7 +6976,6 @@
               <w:spacing w:after="0"/>
             </w:pPr>
             <w:r>
-              <w:lastRenderedPageBreak/>
               <w:t>Implementación Zero Trust</w:t>
             </w:r>
           </w:p>
@@ -6995,6 +7390,7 @@
                 <w:bCs/>
                 <w:color w:val="1F497D" w:themeColor="text2"/>
               </w:rPr>
+              <w:lastRenderedPageBreak/>
               <w:t>Tarea próxima semana</w:t>
             </w:r>
           </w:p>
@@ -8393,7 +8789,15 @@
                 <w:sz w:val="20"/>
                 <w:szCs w:val="20"/>
               </w:rPr>
-              <w:t>Elaboración de minutas, bitácora e integración de documentos individuales al entregable general.</w:t>
+              <w:t xml:space="preserve">Elaboración de minutas, bitácora e integración de </w:t>
+            </w:r>
+            <w:r>
+              <w:rPr>
+                <w:sz w:val="20"/>
+                <w:szCs w:val="20"/>
+              </w:rPr>
+              <w:lastRenderedPageBreak/>
+              <w:t>documentos individuales al entregable general.</w:t>
             </w:r>
           </w:p>
         </w:tc>
@@ -8420,6 +8824,7 @@
                 <w:sz w:val="20"/>
                 <w:szCs w:val="20"/>
               </w:rPr>
+              <w:lastRenderedPageBreak/>
               <w:t>Documentación</w:t>
             </w:r>
           </w:p>
@@ -9196,7 +9601,6 @@
                 <w:sz w:val="20"/>
                 <w:szCs w:val="20"/>
               </w:rPr>
-              <w:lastRenderedPageBreak/>
               <w:t>Danny Medardo Moreno Martínez</w:t>
             </w:r>
           </w:p>
@@ -9823,6 +10227,7 @@
                 <w:sz w:val="20"/>
                 <w:szCs w:val="20"/>
               </w:rPr>
+              <w:lastRenderedPageBreak/>
               <w:t>Lissette América Zapata de Zapata</w:t>
             </w:r>
           </w:p>
@@ -10242,11 +10647,6 @@
       </w:tr>
     </w:tbl>
     <w:p/>
-    <w:p/>
-    <w:p/>
-    <w:p/>
-    <w:p/>
-    <w:p/>
     <w:tbl>
       <w:tblPr>
         <w:tblStyle w:val="af4"/>
@@ -10291,7 +10691,6 @@
                 <w:sz w:val="22"/>
                 <w:szCs w:val="22"/>
               </w:rPr>
-              <w:lastRenderedPageBreak/>
               <w:t>9. Cumplimiento individual y responsabilidad</w:t>
             </w:r>
             <w:r>
@@ -10894,6 +11293,7 @@
               </w:rPr>
             </w:pPr>
             <w:r>
+              <w:lastRenderedPageBreak/>
               <w:t>Ingeniero IAM Jr.</w:t>
             </w:r>
           </w:p>
@@ -11578,7 +11978,6 @@
               </w:rPr>
             </w:pPr>
             <w:r>
-              <w:lastRenderedPageBreak/>
               <w:t>QA / Seguridad / Documentación Jr.</w:t>
             </w:r>
           </w:p>
@@ -11800,7 +12199,6 @@
         </w:tc>
       </w:tr>
     </w:tbl>
-    <w:p/>
     <w:p/>
     <w:tbl>
       <w:tblPr>
@@ -12213,6 +12611,7 @@
                 <w:sz w:val="20"/>
                 <w:szCs w:val="20"/>
               </w:rPr>
+              <w:lastRenderedPageBreak/>
               <w:t>Acta_Reunion_005_Fase3_SN6.docx</w:t>
             </w:r>
           </w:p>
@@ -12278,6 +12677,7 @@
                 <w:sz w:val="20"/>
                 <w:szCs w:val="20"/>
               </w:rPr>
+              <w:lastRenderedPageBreak/>
               <w:t>Líder de Proyecto Jr.</w:t>
             </w:r>
           </w:p>
@@ -12700,7 +13100,6 @@
                 <w:sz w:val="20"/>
                 <w:szCs w:val="20"/>
               </w:rPr>
-              <w:lastRenderedPageBreak/>
               <w:t>Ingeniero IAM Jr.</w:t>
             </w:r>
           </w:p>
@@ -13482,6 +13881,7 @@
                 <w:sz w:val="20"/>
                 <w:szCs w:val="20"/>
               </w:rPr>
+              <w:lastRenderedPageBreak/>
               <w:t>Frontend</w:t>
             </w:r>
             <w:proofErr w:type="spellEnd"/>
@@ -14163,7 +14563,6 @@
                 <w:bCs/>
                 <w:color w:val="1F497D" w:themeColor="text2"/>
               </w:rPr>
-              <w:lastRenderedPageBreak/>
               <w:t>Integrante</w:t>
             </w:r>
           </w:p>
@@ -14809,6 +15208,7 @@
               </w:rPr>
             </w:pPr>
             <w:r>
+              <w:lastRenderedPageBreak/>
               <w:t>Danny Medardo Moreno Martínez</w:t>
             </w:r>
           </w:p>
@@ -15488,7 +15888,6 @@
     </w:tbl>
     <w:p>
       <w:r>
-        <w:lastRenderedPageBreak/>
         <w:t xml:space="preserve">Nota: </w:t>
       </w:r>
       <w:r>
@@ -15903,6 +16302,7 @@
                 <w:sz w:val="20"/>
                 <w:szCs w:val="20"/>
               </w:rPr>
+              <w:lastRenderedPageBreak/>
               <w:t>Integrante</w:t>
             </w:r>
           </w:p>
@@ -16663,7 +17063,6 @@
                 <w:sz w:val="20"/>
                 <w:szCs w:val="20"/>
               </w:rPr>
-              <w:lastRenderedPageBreak/>
               <w:t>Iván Alexander Palacios Hernández</w:t>
             </w:r>
           </w:p>
@@ -18288,7 +18687,6 @@
                 <w:sz w:val="20"/>
                 <w:szCs w:val="20"/>
               </w:rPr>
-              <w:lastRenderedPageBreak/>
               <w:t>8</w:t>
             </w:r>
           </w:p>
@@ -19201,6 +19599,7 @@
                 <w:sz w:val="20"/>
                 <w:szCs w:val="20"/>
               </w:rPr>
+              <w:lastRenderedPageBreak/>
               <w:t>1</w:t>
             </w:r>
             <w:r>
@@ -20055,7 +20454,6 @@
           <w:sz w:val="22"/>
           <w:szCs w:val="22"/>
         </w:rPr>
-        <w:lastRenderedPageBreak/>
         <w:t xml:space="preserve">15.Registro de evidencias </w:t>
       </w:r>
     </w:p>
@@ -20379,6 +20777,7 @@
           <w:szCs w:val="22"/>
           <w:lang w:val="es-419" w:eastAsia="es-419"/>
         </w:rPr>
+        <w:lastRenderedPageBreak/>
         <w:t>Evidencia 10: 02_Backend_Cloud/Auditoria/Registro_Eventos_Auditoria.docx</w:t>
       </w:r>
     </w:p>

--- a/00_Gestion_Proyecto/Bitacoras/Bitacora_Semana4_SN6.docx
+++ b/00_Gestion_Proyecto/Bitacoras/Bitacora_Semana4_SN6.docx
@@ -1,6 +1,6 @@
 
 <file path=word/document.xml><?xml version="1.0" encoding="utf-8"?>
-<w:document xmlns:wpc="http://schemas.microsoft.com/office/word/2010/wordprocessingCanvas" xmlns:cx="http://schemas.microsoft.com/office/drawing/2014/chartex" xmlns:cx1="http://schemas.microsoft.com/office/drawing/2015/9/8/chartex" xmlns:cx2="http://schemas.microsoft.com/office/drawing/2015/10/21/chartex" xmlns:cx3="http://schemas.microsoft.com/office/drawing/2016/5/9/chartex" xmlns:cx4="http://schemas.microsoft.com/office/drawing/2016/5/10/chartex" xmlns:cx5="http://schemas.microsoft.com/office/drawing/2016/5/11/chartex" xmlns:cx6="http://schemas.microsoft.com/office/drawing/2016/5/12/chartex" xmlns:cx7="http://schemas.microsoft.com/office/drawing/2016/5/13/chartex" xmlns:cx8="http://schemas.microsoft.com/office/drawing/2016/5/14/chartex" xmlns:mc="http://schemas.openxmlformats.org/markup-compatibility/2006" xmlns:aink="http://schemas.microsoft.com/office/drawing/2016/ink" xmlns:am3d="http://schemas.microsoft.com/office/drawing/2017/model3d" xmlns:o="urn:schemas-microsoft-com:office:office" xmlns:oel="http://schemas.microsoft.com/office/2019/extlst" xmlns:r="http://schemas.openxmlformats.org/officeDocument/2006/relationships" xmlns:m="http://schemas.openxmlformats.org/officeDocument/2006/math" xmlns:v="urn:schemas-microsoft-com:vml" xmlns:wp14="http://schemas.microsoft.com/office/word/2010/wordprocessingDrawing" xmlns:wp="http://schemas.openxmlformats.org/drawingml/2006/wordprocessingDrawing" xmlns:w10="urn:schemas-microsoft-com:office:word" xmlns:w="http://schemas.openxmlformats.org/wordprocessingml/2006/main" xmlns:w14="http://schemas.microsoft.com/office/word/2010/wordml" xmlns:w15="http://schemas.microsoft.com/office/word/2012/wordml" xmlns:w16cex="http://schemas.microsoft.com/office/word/2018/wordml/cex" xmlns:w16cid="http://schemas.microsoft.com/office/word/2016/wordml/cid" xmlns:w16="http://schemas.microsoft.com/office/word/2018/wordml" xmlns:w16du="http://schemas.microsoft.com/office/word/2023/wordml/word16du" xmlns:w16sdtdh="http://schemas.microsoft.com/office/word/2020/wordml/sdtdatahash" xmlns:w16sdtfl="http://schemas.microsoft.com/office/word/2024/wordml/sdtformatlock" xmlns:w16se="http://schemas.microsoft.com/office/word/2015/wordml/symex" xmlns:wpg="http://schemas.microsoft.com/office/word/2010/wordprocessingGroup" xmlns:wpi="http://schemas.microsoft.com/office/word/2010/wordprocessingInk" xmlns:wne="http://schemas.microsoft.com/office/word/2006/wordml" xmlns:wps="http://schemas.microsoft.com/office/word/2010/wordprocessingShape" mc:Ignorable="w14 w15 w16se w16cid w16 w16cex w16sdtdh w16sdtfl w16du wp14">
+<w:document xmlns:wpc="http://schemas.microsoft.com/office/word/2010/wordprocessingCanvas" xmlns:cx="http://schemas.microsoft.com/office/drawing/2014/chartex" xmlns:cx1="http://schemas.microsoft.com/office/drawing/2015/9/8/chartex" xmlns:cx2="http://schemas.microsoft.com/office/drawing/2015/10/21/chartex" xmlns:cx3="http://schemas.microsoft.com/office/drawing/2016/5/9/chartex" xmlns:cx4="http://schemas.microsoft.com/office/drawing/2016/5/10/chartex" xmlns:cx5="http://schemas.microsoft.com/office/drawing/2016/5/11/chartex" xmlns:cx6="http://schemas.microsoft.com/office/drawing/2016/5/12/chartex" xmlns:cx7="http://schemas.microsoft.com/office/drawing/2016/5/13/chartex" xmlns:cx8="http://schemas.microsoft.com/office/drawing/2016/5/14/chartex" xmlns:mc="http://schemas.openxmlformats.org/markup-compatibility/2006" xmlns:aink="http://schemas.microsoft.com/office/drawing/2016/ink" xmlns:am3d="http://schemas.microsoft.com/office/drawing/2017/model3d" xmlns:o="urn:schemas-microsoft-com:office:office" xmlns:r="http://schemas.openxmlformats.org/officeDocument/2006/relationships" xmlns:m="http://schemas.openxmlformats.org/officeDocument/2006/math" xmlns:v="urn:schemas-microsoft-com:vml" xmlns:wp14="http://schemas.microsoft.com/office/word/2010/wordprocessingDrawing" xmlns:wp="http://schemas.openxmlformats.org/drawingml/2006/wordprocessingDrawing" xmlns:w10="urn:schemas-microsoft-com:office:word" xmlns:w="http://schemas.openxmlformats.org/wordprocessingml/2006/main" xmlns:w14="http://schemas.microsoft.com/office/word/2010/wordml" xmlns:w15="http://schemas.microsoft.com/office/word/2012/wordml" xmlns:w16cex="http://schemas.microsoft.com/office/word/2018/wordml/cex" xmlns:w16cid="http://schemas.microsoft.com/office/word/2016/wordml/cid" xmlns:w16="http://schemas.microsoft.com/office/word/2018/wordml" xmlns:w16sdtdh="http://schemas.microsoft.com/office/word/2020/wordml/sdtdatahash" xmlns:w16se="http://schemas.microsoft.com/office/word/2015/wordml/symex" xmlns:wpg="http://schemas.microsoft.com/office/word/2010/wordprocessingGroup" xmlns:wpi="http://schemas.microsoft.com/office/word/2010/wordprocessingInk" xmlns:wne="http://schemas.microsoft.com/office/word/2006/wordml" xmlns:wps="http://schemas.microsoft.com/office/word/2010/wordprocessingShape" mc:Ignorable="w14 w15 w16se w16cid w16 w16cex w16sdtdh wp14">
   <w:body>
     <w:p>
       <w:pPr>
@@ -189,6 +189,7 @@
             <w:tblPr>
               <w:tblW w:w="0" w:type="auto"/>
               <w:tblCellSpacing w:w="15" w:type="dxa"/>
+              <w:tblLayout w:type="fixed"/>
               <w:tblCellMar>
                 <w:top w:w="15" w:type="dxa"/>
                 <w:left w:w="15" w:type="dxa"/>
@@ -233,6 +234,7 @@
             <w:tblPr>
               <w:tblW w:w="0" w:type="auto"/>
               <w:tblCellSpacing w:w="15" w:type="dxa"/>
+              <w:tblLayout w:type="fixed"/>
               <w:tblCellMar>
                 <w:top w:w="15" w:type="dxa"/>
                 <w:left w:w="15" w:type="dxa"/>
@@ -624,23 +626,7 @@
                 <w:sz w:val="20"/>
                 <w:szCs w:val="20"/>
               </w:rPr>
-              <w:t xml:space="preserve">La bitácora debe completarse semanalmente. Las evidencias deben ser concretas, atribuibles y verificables: enlaces, </w:t>
-            </w:r>
-            <w:proofErr w:type="spellStart"/>
-            <w:r>
-              <w:rPr>
-                <w:sz w:val="20"/>
-                <w:szCs w:val="20"/>
-              </w:rPr>
-              <w:t>commits</w:t>
-            </w:r>
-            <w:proofErr w:type="spellEnd"/>
-            <w:r>
-              <w:rPr>
-                <w:sz w:val="20"/>
-                <w:szCs w:val="20"/>
-              </w:rPr>
-              <w:t>, rutas de archivos, capturas, pruebas, documentos o configuraciones. No se recomienda registrar aportes genéricos sin evidencia técnica.</w:t>
+              <w:t>La bitácora debe completarse semanalmente. Las evidencias deben ser concretas, atribuibles y verificables: enlaces, commits, rutas de archivos, capturas, pruebas, documentos o configuraciones. No se recomienda registrar aportes genéricos sin evidencia técnica.</w:t>
             </w:r>
           </w:p>
         </w:tc>
@@ -915,55 +901,7 @@
                 <w:sz w:val="20"/>
                 <w:szCs w:val="20"/>
               </w:rPr>
-              <w:t xml:space="preserve">Líder de Proyecto Jr., Ingeniero IAM Jr., Ingeniero Cloud / </w:t>
-            </w:r>
-            <w:proofErr w:type="spellStart"/>
-            <w:r>
-              <w:rPr>
-                <w:sz w:val="20"/>
-                <w:szCs w:val="20"/>
-              </w:rPr>
-              <w:t>Backend</w:t>
-            </w:r>
-            <w:proofErr w:type="spellEnd"/>
-            <w:r>
-              <w:rPr>
-                <w:sz w:val="20"/>
-                <w:szCs w:val="20"/>
-              </w:rPr>
-              <w:t xml:space="preserve"> Jr., </w:t>
-            </w:r>
-            <w:proofErr w:type="spellStart"/>
-            <w:r>
-              <w:rPr>
-                <w:sz w:val="20"/>
-                <w:szCs w:val="20"/>
-              </w:rPr>
-              <w:t>Frontend</w:t>
-            </w:r>
-            <w:proofErr w:type="spellEnd"/>
-            <w:r>
-              <w:rPr>
-                <w:sz w:val="20"/>
-                <w:szCs w:val="20"/>
-              </w:rPr>
-              <w:t xml:space="preserve"> / </w:t>
-            </w:r>
-            <w:proofErr w:type="spellStart"/>
-            <w:r>
-              <w:rPr>
-                <w:sz w:val="20"/>
-                <w:szCs w:val="20"/>
-              </w:rPr>
-              <w:t>Dashboard</w:t>
-            </w:r>
-            <w:proofErr w:type="spellEnd"/>
-            <w:r>
-              <w:rPr>
-                <w:sz w:val="20"/>
-                <w:szCs w:val="20"/>
-              </w:rPr>
-              <w:t xml:space="preserve"> Jr., QA / Seguridad / Documentación Jr.</w:t>
+              <w:t>Líder de Proyecto Jr., Ingeniero IAM Jr., Ingeniero Cloud / Backend Jr., Frontend / Dashboard Jr., QA / Seguridad / Documentación Jr.</w:t>
             </w:r>
           </w:p>
         </w:tc>
@@ -1090,23 +1028,7 @@
                 <w:sz w:val="20"/>
                 <w:szCs w:val="20"/>
               </w:rPr>
-              <w:t xml:space="preserve">Implementación de Controles Zero Trust, Auditoría, Monitoreo, </w:t>
-            </w:r>
-            <w:proofErr w:type="spellStart"/>
-            <w:r>
-              <w:rPr>
-                <w:sz w:val="20"/>
-                <w:szCs w:val="20"/>
-              </w:rPr>
-              <w:t>Dashboard</w:t>
-            </w:r>
-            <w:proofErr w:type="spellEnd"/>
-            <w:r>
-              <w:rPr>
-                <w:sz w:val="20"/>
-                <w:szCs w:val="20"/>
-              </w:rPr>
-              <w:t xml:space="preserve"> Administrativo, Pruebas Funcionales y de Seguridad, y Consolidación del Entregable de la Fase 3.</w:t>
+              <w:t>Implementación de Controles Zero Trust, Auditoría, Monitoreo, Dashboard Administrativo, Pruebas Funcionales y de Seguridad, y Consolidación del Entregable de la Fase 3.</w:t>
             </w:r>
           </w:p>
         </w:tc>
@@ -1182,27 +1104,11 @@
             </w:r>
             <w:r>
               <w:br/>
-              <w:t xml:space="preserve">• Diseñar la estructura de almacenamiento de logs e integrar el </w:t>
-            </w:r>
-            <w:proofErr w:type="spellStart"/>
-            <w:r>
-              <w:t>Backend</w:t>
-            </w:r>
-            <w:proofErr w:type="spellEnd"/>
-            <w:r>
-              <w:t xml:space="preserve"> con el módulo de monitoreo.</w:t>
+              <w:t>• Diseñar la estructura de almacenamiento de logs e integrar el Backend con el módulo de monitoreo.</w:t>
             </w:r>
             <w:r>
               <w:br/>
-              <w:t xml:space="preserve">• Desarrollar el </w:t>
-            </w:r>
-            <w:proofErr w:type="spellStart"/>
-            <w:r>
-              <w:t>Dashboard</w:t>
-            </w:r>
-            <w:proofErr w:type="spellEnd"/>
-            <w:r>
-              <w:t xml:space="preserve"> Administrativo con visualización de usuarios, eventos, alertas y sesiones.</w:t>
+              <w:t>• Desarrollar el Dashboard Administrativo con visualización de usuarios, eventos, alertas y sesiones.</w:t>
             </w:r>
             <w:r>
               <w:br/>
@@ -1271,39 +1177,7 @@
                 <w:sz w:val="20"/>
                 <w:szCs w:val="20"/>
               </w:rPr>
-              <w:t xml:space="preserve">• Retrasos en la integración entre </w:t>
-            </w:r>
-            <w:proofErr w:type="spellStart"/>
-            <w:r>
-              <w:rPr>
-                <w:sz w:val="20"/>
-                <w:szCs w:val="20"/>
-              </w:rPr>
-              <w:t>Backend</w:t>
-            </w:r>
-            <w:proofErr w:type="spellEnd"/>
-            <w:r>
-              <w:rPr>
-                <w:sz w:val="20"/>
-                <w:szCs w:val="20"/>
-              </w:rPr>
-              <w:t xml:space="preserve">, </w:t>
-            </w:r>
-            <w:proofErr w:type="spellStart"/>
-            <w:r>
-              <w:rPr>
-                <w:sz w:val="20"/>
-                <w:szCs w:val="20"/>
-              </w:rPr>
-              <w:t>Frontend</w:t>
-            </w:r>
-            <w:proofErr w:type="spellEnd"/>
-            <w:r>
-              <w:rPr>
-                <w:sz w:val="20"/>
-                <w:szCs w:val="20"/>
-              </w:rPr>
-              <w:t xml:space="preserve"> y Auth0.</w:t>
+              <w:t>• Retrasos en la integración entre Backend, Frontend y Auth0.</w:t>
             </w:r>
             <w:r>
               <w:rPr>
@@ -1327,23 +1201,7 @@
                 <w:szCs w:val="20"/>
               </w:rPr>
               <w:br/>
-              <w:t xml:space="preserve">• Inconsistencias en la visualización del </w:t>
-            </w:r>
-            <w:proofErr w:type="spellStart"/>
-            <w:r>
-              <w:rPr>
-                <w:sz w:val="20"/>
-                <w:szCs w:val="20"/>
-              </w:rPr>
-              <w:t>Dashboard</w:t>
-            </w:r>
-            <w:proofErr w:type="spellEnd"/>
-            <w:r>
-              <w:rPr>
-                <w:sz w:val="20"/>
-                <w:szCs w:val="20"/>
-              </w:rPr>
-              <w:t>.</w:t>
+              <w:t>• Inconsistencias en la visualización del Dashboard.</w:t>
             </w:r>
             <w:r>
               <w:rPr>
@@ -2821,23 +2679,7 @@
                 <w:sz w:val="20"/>
                 <w:szCs w:val="20"/>
               </w:rPr>
-              <w:t xml:space="preserve">Integración </w:t>
-            </w:r>
-            <w:proofErr w:type="spellStart"/>
-            <w:r>
-              <w:rPr>
-                <w:sz w:val="20"/>
-                <w:szCs w:val="20"/>
-              </w:rPr>
-              <w:t>Backend</w:t>
-            </w:r>
-            <w:proofErr w:type="spellEnd"/>
-            <w:r>
-              <w:rPr>
-                <w:sz w:val="20"/>
-                <w:szCs w:val="20"/>
-              </w:rPr>
-              <w:t xml:space="preserve"> con monitoreo</w:t>
+              <w:t>Integración Backend con monitoreo</w:t>
             </w:r>
           </w:p>
         </w:tc>
@@ -2864,23 +2706,7 @@
                 <w:sz w:val="20"/>
                 <w:szCs w:val="20"/>
               </w:rPr>
-              <w:t xml:space="preserve">Desarrollo de la integración entre la API </w:t>
-            </w:r>
-            <w:proofErr w:type="spellStart"/>
-            <w:r>
-              <w:rPr>
-                <w:sz w:val="20"/>
-                <w:szCs w:val="20"/>
-              </w:rPr>
-              <w:t>Backend</w:t>
-            </w:r>
-            <w:proofErr w:type="spellEnd"/>
-            <w:r>
-              <w:rPr>
-                <w:sz w:val="20"/>
-                <w:szCs w:val="20"/>
-              </w:rPr>
-              <w:t xml:space="preserve"> y el módulo de monitoreo para el registro y consulta de eventos.</w:t>
+              <w:t>Desarrollo de la integración entre la API Backend y el módulo de monitoreo para el registro y consulta de eventos.</w:t>
             </w:r>
           </w:p>
         </w:tc>
@@ -2967,23 +2793,7 @@
                 <w:sz w:val="20"/>
                 <w:szCs w:val="20"/>
               </w:rPr>
-              <w:t xml:space="preserve">Desarrollo del </w:t>
-            </w:r>
-            <w:proofErr w:type="spellStart"/>
-            <w:r>
-              <w:rPr>
-                <w:sz w:val="20"/>
-                <w:szCs w:val="20"/>
-              </w:rPr>
-              <w:t>Dashboard</w:t>
-            </w:r>
-            <w:proofErr w:type="spellEnd"/>
-            <w:r>
-              <w:rPr>
-                <w:sz w:val="20"/>
-                <w:szCs w:val="20"/>
-              </w:rPr>
-              <w:t xml:space="preserve"> Administrativo</w:t>
+              <w:t>Desarrollo del Dashboard Administrativo</w:t>
             </w:r>
           </w:p>
         </w:tc>
@@ -3010,23 +2820,7 @@
                 <w:sz w:val="20"/>
                 <w:szCs w:val="20"/>
               </w:rPr>
-              <w:t xml:space="preserve">Desarrollo del </w:t>
-            </w:r>
-            <w:proofErr w:type="spellStart"/>
-            <w:r>
-              <w:rPr>
-                <w:sz w:val="20"/>
-                <w:szCs w:val="20"/>
-              </w:rPr>
-              <w:t>Dashboard</w:t>
-            </w:r>
-            <w:proofErr w:type="spellEnd"/>
-            <w:r>
-              <w:rPr>
-                <w:sz w:val="20"/>
-                <w:szCs w:val="20"/>
-              </w:rPr>
-              <w:t xml:space="preserve"> para la visualización de usuarios, eventos administrativos y métricas del sistema.</w:t>
+              <w:t>Desarrollo del Dashboard para la visualización de usuarios, eventos administrativos y métricas del sistema.</w:t>
             </w:r>
           </w:p>
         </w:tc>
@@ -3081,7 +2875,7 @@
                 <w:sz w:val="20"/>
                 <w:szCs w:val="20"/>
               </w:rPr>
-              <w:t>Dashboard_Admin.pdf</w:t>
+              <w:t>F3_Dashboard_Funcional.docx</w:t>
             </w:r>
           </w:p>
         </w:tc>
@@ -3140,23 +2934,7 @@
                 <w:sz w:val="20"/>
                 <w:szCs w:val="20"/>
               </w:rPr>
-              <w:t xml:space="preserve">Integración de la información proveniente del </w:t>
-            </w:r>
-            <w:proofErr w:type="spellStart"/>
-            <w:r>
-              <w:rPr>
-                <w:sz w:val="20"/>
-                <w:szCs w:val="20"/>
-              </w:rPr>
-              <w:t>Backend</w:t>
-            </w:r>
-            <w:proofErr w:type="spellEnd"/>
-            <w:r>
-              <w:rPr>
-                <w:sz w:val="20"/>
-                <w:szCs w:val="20"/>
-              </w:rPr>
-              <w:t xml:space="preserve"> y Auth0 para mostrar eventos, alertas y sesiones activas.</w:t>
+              <w:t>Integración de la información proveniente del Backend y Auth0 para mostrar eventos, alertas y sesiones activas.</w:t>
             </w:r>
           </w:p>
         </w:tc>
@@ -3270,23 +3048,7 @@
                 <w:sz w:val="20"/>
                 <w:szCs w:val="20"/>
               </w:rPr>
-              <w:t xml:space="preserve">Ajustes visuales del </w:t>
-            </w:r>
-            <w:proofErr w:type="spellStart"/>
-            <w:r>
-              <w:rPr>
-                <w:sz w:val="20"/>
-                <w:szCs w:val="20"/>
-              </w:rPr>
-              <w:t>Dashboard</w:t>
-            </w:r>
-            <w:proofErr w:type="spellEnd"/>
-            <w:r>
-              <w:rPr>
-                <w:sz w:val="20"/>
-                <w:szCs w:val="20"/>
-              </w:rPr>
-              <w:t xml:space="preserve"> para mejorar la navegación, organización de la información y presentación de alertas.</w:t>
+              <w:t>Ajustes visuales del Dashboard para mejorar la navegación, organización de la información y presentación de alertas.</w:t>
             </w:r>
           </w:p>
         </w:tc>
@@ -3400,23 +3162,7 @@
                 <w:sz w:val="20"/>
                 <w:szCs w:val="20"/>
               </w:rPr>
-              <w:t xml:space="preserve">Diseño y actualización de la matriz de pruebas considerando autenticación, </w:t>
-            </w:r>
-            <w:proofErr w:type="spellStart"/>
-            <w:r>
-              <w:rPr>
-                <w:sz w:val="20"/>
-                <w:szCs w:val="20"/>
-              </w:rPr>
-              <w:t>dashboard</w:t>
-            </w:r>
-            <w:proofErr w:type="spellEnd"/>
-            <w:r>
-              <w:rPr>
-                <w:sz w:val="20"/>
-                <w:szCs w:val="20"/>
-              </w:rPr>
-              <w:t>, sesiones, eventos y alertas.</w:t>
+              <w:t>Diseño y actualización de la matriz de pruebas considerando autenticación, dashboard, sesiones, eventos y alertas.</w:t>
             </w:r>
           </w:p>
         </w:tc>
@@ -3985,23 +3731,7 @@
               <w:spacing w:after="0"/>
             </w:pPr>
             <w:r>
-              <w:t xml:space="preserve">Desarrollo </w:t>
-            </w:r>
-            <w:proofErr w:type="spellStart"/>
-            <w:r>
-              <w:t>Backend</w:t>
-            </w:r>
-            <w:proofErr w:type="spellEnd"/>
-            <w:r>
-              <w:t xml:space="preserve"> y </w:t>
-            </w:r>
-            <w:proofErr w:type="spellStart"/>
-            <w:r>
-              <w:t>Frontend</w:t>
-            </w:r>
-            <w:proofErr w:type="spellEnd"/>
-            <w:r>
-              <w:t>.</w:t>
+              <w:t>Desarrollo Backend y Frontend.</w:t>
             </w:r>
           </w:p>
         </w:tc>
@@ -4125,15 +3855,7 @@
               <w:spacing w:after="0"/>
             </w:pPr>
             <w:r>
-              <w:t xml:space="preserve">Desarrollo </w:t>
-            </w:r>
-            <w:proofErr w:type="spellStart"/>
-            <w:r>
-              <w:t>Backend</w:t>
-            </w:r>
-            <w:proofErr w:type="spellEnd"/>
-            <w:r>
-              <w:t>.</w:t>
+              <w:t>Desarrollo Backend.</w:t>
             </w:r>
           </w:p>
         </w:tc>
@@ -4152,15 +3874,7 @@
               <w:spacing w:after="0"/>
             </w:pPr>
             <w:r>
-              <w:t xml:space="preserve">Implementación de </w:t>
-            </w:r>
-            <w:proofErr w:type="spellStart"/>
-            <w:r>
-              <w:t>APIs</w:t>
-            </w:r>
-            <w:proofErr w:type="spellEnd"/>
-            <w:r>
-              <w:t xml:space="preserve"> y lógica del sistema.</w:t>
+              <w:t>Implementación de APIs y lógica del sistema.</w:t>
             </w:r>
           </w:p>
         </w:tc>
@@ -4222,15 +3936,7 @@
               <w:spacing w:after="0"/>
             </w:pPr>
             <w:r>
-              <w:t xml:space="preserve">Implementación de </w:t>
-            </w:r>
-            <w:proofErr w:type="spellStart"/>
-            <w:r>
-              <w:t>endpoints</w:t>
-            </w:r>
-            <w:proofErr w:type="spellEnd"/>
-            <w:r>
-              <w:t xml:space="preserve"> y middleware de seguridad.</w:t>
+              <w:t>Implementación de endpoints y middleware de seguridad.</w:t>
             </w:r>
           </w:p>
         </w:tc>
@@ -4273,15 +3979,7 @@
               <w:spacing w:after="0"/>
             </w:pPr>
             <w:r>
-              <w:t xml:space="preserve">Desarrollo </w:t>
-            </w:r>
-            <w:proofErr w:type="spellStart"/>
-            <w:r>
-              <w:t>Frontend</w:t>
-            </w:r>
-            <w:proofErr w:type="spellEnd"/>
-            <w:r>
-              <w:t>.</w:t>
+              <w:t>Desarrollo Frontend.</w:t>
             </w:r>
           </w:p>
         </w:tc>
@@ -4300,15 +3998,7 @@
               <w:spacing w:after="0"/>
             </w:pPr>
             <w:r>
-              <w:t xml:space="preserve">Construcción e integración del </w:t>
-            </w:r>
-            <w:proofErr w:type="spellStart"/>
-            <w:r>
-              <w:t>Dashboard</w:t>
-            </w:r>
-            <w:proofErr w:type="spellEnd"/>
-            <w:r>
-              <w:t xml:space="preserve"> Administrativo.</w:t>
+              <w:t>Construcción e integración del Dashboard Administrativo.</w:t>
             </w:r>
           </w:p>
         </w:tc>
@@ -4413,15 +4103,7 @@
               <w:spacing w:after="0"/>
             </w:pPr>
             <w:r>
-              <w:t xml:space="preserve">Validación de </w:t>
-            </w:r>
-            <w:proofErr w:type="spellStart"/>
-            <w:r>
-              <w:t>APIs</w:t>
-            </w:r>
-            <w:proofErr w:type="spellEnd"/>
-            <w:r>
-              <w:t>.</w:t>
+              <w:t>Validación de APIs.</w:t>
             </w:r>
           </w:p>
         </w:tc>
@@ -4564,15 +4246,7 @@
               <w:spacing w:after="0"/>
             </w:pPr>
             <w:r>
-              <w:t xml:space="preserve">Pruebas del </w:t>
-            </w:r>
-            <w:proofErr w:type="spellStart"/>
-            <w:r>
-              <w:t>Dashboard</w:t>
-            </w:r>
-            <w:proofErr w:type="spellEnd"/>
-            <w:r>
-              <w:t>, autenticación y funcionamiento de la interfaz.</w:t>
+              <w:t>Pruebas del Dashboard, autenticación y funcionamiento de la interfaz.</w:t>
             </w:r>
           </w:p>
         </w:tc>
@@ -5397,13 +5071,8 @@
               <w:spacing w:after="0"/>
             </w:pPr>
             <w:r>
-              <w:t xml:space="preserve">Evidencias </w:t>
-            </w:r>
-            <w:proofErr w:type="spellStart"/>
-            <w:r>
-              <w:t>Backend</w:t>
-            </w:r>
-            <w:proofErr w:type="spellEnd"/>
+              <w:t>Evidencias Backend</w:t>
+            </w:r>
           </w:p>
         </w:tc>
       </w:tr>
@@ -5426,21 +5095,8 @@
               <w:spacing w:after="0"/>
             </w:pPr>
             <w:r>
-              <w:t xml:space="preserve">Integración </w:t>
-            </w:r>
-            <w:proofErr w:type="spellStart"/>
-            <w:r>
-              <w:t>Backend</w:t>
-            </w:r>
-            <w:proofErr w:type="spellEnd"/>
-            <w:r>
-              <w:t>–</w:t>
-            </w:r>
-            <w:proofErr w:type="spellStart"/>
-            <w:r>
-              <w:t>Dashboard</w:t>
-            </w:r>
-            <w:proofErr w:type="spellEnd"/>
+              <w:t>Integración Backend–Dashboard</w:t>
+            </w:r>
           </w:p>
         </w:tc>
         <w:tc>
@@ -5476,29 +5132,8 @@
             <w:pPr>
               <w:spacing w:after="0"/>
             </w:pPr>
-            <w:proofErr w:type="spellStart"/>
-            <w:r>
-              <w:t>Endpoints</w:t>
-            </w:r>
-            <w:proofErr w:type="spellEnd"/>
-            <w:r>
-              <w:t xml:space="preserve"> pendientes de integración entre </w:t>
-            </w:r>
-            <w:proofErr w:type="spellStart"/>
-            <w:r>
-              <w:t>Backend</w:t>
-            </w:r>
-            <w:proofErr w:type="spellEnd"/>
-            <w:r>
-              <w:t xml:space="preserve"> y </w:t>
-            </w:r>
-            <w:proofErr w:type="spellStart"/>
-            <w:r>
-              <w:t>Frontend</w:t>
-            </w:r>
-            <w:proofErr w:type="spellEnd"/>
-            <w:r>
-              <w:t>.</w:t>
+            <w:r>
+              <w:t>Endpoints pendientes de integración entre Backend y Frontend.</w:t>
             </w:r>
           </w:p>
         </w:tc>
@@ -5517,13 +5152,8 @@
               <w:spacing w:after="0"/>
             </w:pPr>
             <w:r>
-              <w:t xml:space="preserve">Evidencias </w:t>
-            </w:r>
-            <w:proofErr w:type="spellStart"/>
-            <w:r>
-              <w:t>Frontend</w:t>
-            </w:r>
-            <w:proofErr w:type="spellEnd"/>
+              <w:t>Evidencias Frontend</w:t>
+            </w:r>
           </w:p>
         </w:tc>
       </w:tr>
@@ -5603,13 +5233,8 @@
             <w:pPr>
               <w:spacing w:after="0"/>
             </w:pPr>
-            <w:proofErr w:type="spellStart"/>
-            <w:r>
-              <w:t>Dashboard</w:t>
-            </w:r>
-            <w:proofErr w:type="spellEnd"/>
-            <w:r>
-              <w:t xml:space="preserve"> Administrativo</w:t>
+            <w:r>
+              <w:t>Dashboard Administrativo</w:t>
             </w:r>
           </w:p>
         </w:tc>
@@ -6126,15 +5751,7 @@
               <w:jc w:val="center"/>
             </w:pPr>
             <w:r>
-              <w:t xml:space="preserve">Ingeniero Cloud / </w:t>
-            </w:r>
-            <w:proofErr w:type="spellStart"/>
-            <w:r>
-              <w:t>Backend</w:t>
-            </w:r>
-            <w:proofErr w:type="spellEnd"/>
-            <w:r>
-              <w:t xml:space="preserve"> Jr.</w:t>
+              <w:t>Ingeniero Cloud / Backend Jr.</w:t>
             </w:r>
           </w:p>
         </w:tc>
@@ -6216,15 +5833,7 @@
               <w:jc w:val="center"/>
             </w:pPr>
             <w:r>
-              <w:t xml:space="preserve">Ingeniero Cloud / </w:t>
-            </w:r>
-            <w:proofErr w:type="spellStart"/>
-            <w:r>
-              <w:t>Backend</w:t>
-            </w:r>
-            <w:proofErr w:type="spellEnd"/>
-            <w:r>
-              <w:t xml:space="preserve"> Jr.</w:t>
+              <w:t>Ingeniero Cloud / Backend Jr.</w:t>
             </w:r>
           </w:p>
         </w:tc>
@@ -6267,15 +5876,7 @@
               <w:spacing w:after="0"/>
             </w:pPr>
             <w:r>
-              <w:t xml:space="preserve">Integración del </w:t>
-            </w:r>
-            <w:proofErr w:type="spellStart"/>
-            <w:r>
-              <w:t>Backend</w:t>
-            </w:r>
-            <w:proofErr w:type="spellEnd"/>
-            <w:r>
-              <w:t xml:space="preserve"> con el módulo de monitoreo y trazabilidad.</w:t>
+              <w:t>Integración del Backend con el módulo de monitoreo y trazabilidad.</w:t>
             </w:r>
           </w:p>
         </w:tc>
@@ -6294,23 +5895,7 @@
               <w:spacing w:after="0"/>
             </w:pPr>
             <w:r>
-              <w:t xml:space="preserve">Comunicación entre </w:t>
-            </w:r>
-            <w:proofErr w:type="spellStart"/>
-            <w:r>
-              <w:t>Backend</w:t>
-            </w:r>
-            <w:proofErr w:type="spellEnd"/>
-            <w:r>
-              <w:t xml:space="preserve"> y </w:t>
-            </w:r>
-            <w:proofErr w:type="spellStart"/>
-            <w:r>
-              <w:t>Dashboard</w:t>
-            </w:r>
-            <w:proofErr w:type="spellEnd"/>
-            <w:r>
-              <w:t>.</w:t>
+              <w:t>Comunicación entre Backend y Dashboard.</w:t>
             </w:r>
           </w:p>
         </w:tc>
@@ -6330,15 +5915,7 @@
               <w:jc w:val="center"/>
             </w:pPr>
             <w:r>
-              <w:t xml:space="preserve">Ingeniero Cloud / </w:t>
-            </w:r>
-            <w:proofErr w:type="spellStart"/>
-            <w:r>
-              <w:t>Backend</w:t>
-            </w:r>
-            <w:proofErr w:type="spellEnd"/>
-            <w:r>
-              <w:t xml:space="preserve"> Jr.</w:t>
+              <w:t>Ingeniero Cloud / Backend Jr.</w:t>
             </w:r>
           </w:p>
         </w:tc>
@@ -6381,23 +5958,7 @@
               <w:spacing w:after="0"/>
             </w:pPr>
             <w:r>
-              <w:t xml:space="preserve">Integración del </w:t>
-            </w:r>
-            <w:proofErr w:type="spellStart"/>
-            <w:r>
-              <w:t>Dashboard</w:t>
-            </w:r>
-            <w:proofErr w:type="spellEnd"/>
-            <w:r>
-              <w:t xml:space="preserve"> con los servicios de </w:t>
-            </w:r>
-            <w:proofErr w:type="spellStart"/>
-            <w:r>
-              <w:t>Backend</w:t>
-            </w:r>
-            <w:proofErr w:type="spellEnd"/>
-            <w:r>
-              <w:t xml:space="preserve"> y Auth0.</w:t>
+              <w:t>Integración del Dashboard con los servicios de Backend y Auth0.</w:t>
             </w:r>
           </w:p>
         </w:tc>
@@ -6435,21 +5996,8 @@
               <w:spacing w:after="0"/>
               <w:jc w:val="center"/>
             </w:pPr>
-            <w:proofErr w:type="spellStart"/>
-            <w:r>
-              <w:t>Frontend</w:t>
-            </w:r>
-            <w:proofErr w:type="spellEnd"/>
-            <w:r>
-              <w:t xml:space="preserve"> / </w:t>
-            </w:r>
-            <w:proofErr w:type="spellStart"/>
-            <w:r>
-              <w:t>Dashboard</w:t>
-            </w:r>
-            <w:proofErr w:type="spellEnd"/>
-            <w:r>
-              <w:t xml:space="preserve"> Jr.</w:t>
+            <w:r>
+              <w:t>Frontend / Dashboard Jr.</w:t>
             </w:r>
           </w:p>
         </w:tc>
@@ -6468,7 +6016,7 @@
               <w:spacing w:after="0"/>
             </w:pPr>
             <w:r>
-              <w:t>Dashboard_Admin.pdf</w:t>
+              <w:t>F3_Dashboard_Funcional.docx</w:t>
             </w:r>
           </w:p>
         </w:tc>
@@ -6531,21 +6079,8 @@
               <w:spacing w:after="0"/>
               <w:jc w:val="center"/>
             </w:pPr>
-            <w:proofErr w:type="spellStart"/>
-            <w:r>
-              <w:t>Frontend</w:t>
-            </w:r>
-            <w:proofErr w:type="spellEnd"/>
-            <w:r>
-              <w:t xml:space="preserve"> / </w:t>
-            </w:r>
-            <w:proofErr w:type="spellStart"/>
-            <w:r>
-              <w:t>Dashboard</w:t>
-            </w:r>
-            <w:proofErr w:type="spellEnd"/>
-            <w:r>
-              <w:t xml:space="preserve"> Jr.</w:t>
+            <w:r>
+              <w:t>Frontend / Dashboard Jr.</w:t>
             </w:r>
           </w:p>
         </w:tc>
@@ -7037,11 +6572,9 @@
             <w:pPr>
               <w:spacing w:after="0"/>
             </w:pPr>
-            <w:proofErr w:type="spellStart"/>
             <w:r>
               <w:t>Backend</w:t>
             </w:r>
-            <w:proofErr w:type="spellEnd"/>
           </w:p>
         </w:tc>
         <w:tc>
@@ -7101,11 +6634,9 @@
             <w:pPr>
               <w:spacing w:after="0"/>
             </w:pPr>
-            <w:proofErr w:type="spellStart"/>
             <w:r>
               <w:t>Frontend</w:t>
             </w:r>
-            <w:proofErr w:type="spellEnd"/>
           </w:p>
         </w:tc>
         <w:tc>
@@ -7142,15 +6673,7 @@
               <w:spacing w:after="0"/>
             </w:pPr>
             <w:r>
-              <w:t xml:space="preserve">Se desarrolló el </w:t>
-            </w:r>
-            <w:proofErr w:type="spellStart"/>
-            <w:r>
-              <w:t>Dashboard</w:t>
-            </w:r>
-            <w:proofErr w:type="spellEnd"/>
-            <w:r>
-              <w:t xml:space="preserve"> Administrativo y la visualización de eventos, alertas y sesiones.</w:t>
+              <w:t>Se desarrolló el Dashboard Administrativo y la visualización de eventos, alertas y sesiones.</w:t>
             </w:r>
           </w:p>
         </w:tc>
@@ -7691,15 +7214,7 @@
               <w:spacing w:after="0"/>
             </w:pPr>
             <w:r>
-              <w:t xml:space="preserve">Ingeniero Cloud / </w:t>
-            </w:r>
-            <w:proofErr w:type="spellStart"/>
-            <w:r>
-              <w:t>Backend</w:t>
-            </w:r>
-            <w:proofErr w:type="spellEnd"/>
-            <w:r>
-              <w:t xml:space="preserve"> Jr.</w:t>
+              <w:t>Ingeniero Cloud / Backend Jr.</w:t>
             </w:r>
           </w:p>
         </w:tc>
@@ -7762,15 +7277,7 @@
               <w:spacing w:after="0"/>
             </w:pPr>
             <w:r>
-              <w:t xml:space="preserve">Incorporar mejoras visuales al </w:t>
-            </w:r>
-            <w:proofErr w:type="spellStart"/>
-            <w:r>
-              <w:t>Dashboard</w:t>
-            </w:r>
-            <w:proofErr w:type="spellEnd"/>
-            <w:r>
-              <w:t xml:space="preserve"> Administrativo.</w:t>
+              <w:t>Incorporar mejoras visuales al Dashboard Administrativo.</w:t>
             </w:r>
           </w:p>
         </w:tc>
@@ -7788,21 +7295,8 @@
             <w:pPr>
               <w:spacing w:after="0"/>
             </w:pPr>
-            <w:proofErr w:type="spellStart"/>
-            <w:r>
-              <w:t>Frontend</w:t>
-            </w:r>
-            <w:proofErr w:type="spellEnd"/>
-            <w:r>
-              <w:t xml:space="preserve"> / </w:t>
-            </w:r>
-            <w:proofErr w:type="spellStart"/>
-            <w:r>
-              <w:t>Dashboard</w:t>
-            </w:r>
-            <w:proofErr w:type="spellEnd"/>
-            <w:r>
-              <w:t xml:space="preserve"> Jr.</w:t>
+            <w:r>
+              <w:t>Frontend / Dashboard Jr.</w:t>
             </w:r>
           </w:p>
         </w:tc>
@@ -7840,13 +7334,8 @@
             <w:pPr>
               <w:spacing w:after="0"/>
             </w:pPr>
-            <w:proofErr w:type="spellStart"/>
-            <w:r>
-              <w:t>Dashboard</w:t>
-            </w:r>
-            <w:proofErr w:type="spellEnd"/>
-            <w:r>
-              <w:t xml:space="preserve"> actualizado</w:t>
+            <w:r>
+              <w:t>Dashboard actualizado</w:t>
             </w:r>
           </w:p>
         </w:tc>
@@ -9442,9 +8931,55 @@
                 <w:sz w:val="20"/>
                 <w:szCs w:val="20"/>
               </w:rPr>
-              <w:t xml:space="preserve">Ingeniero Cloud / </w:t>
-            </w:r>
-            <w:proofErr w:type="spellStart"/>
+              <w:t>Ingeniero Cloud / Backend Jr.</w:t>
+            </w:r>
+          </w:p>
+        </w:tc>
+        <w:tc>
+          <w:tcPr>
+            <w:tcW w:w="2552" w:type="dxa"/>
+            <w:tcMar>
+              <w:top w:w="110" w:type="dxa"/>
+              <w:left w:w="90" w:type="dxa"/>
+              <w:bottom w:w="110" w:type="dxa"/>
+              <w:right w:w="90" w:type="dxa"/>
+            </w:tcMar>
+          </w:tcPr>
+          <w:p>
+            <w:pPr>
+              <w:spacing w:after="0"/>
+              <w:rPr>
+                <w:sz w:val="20"/>
+                <w:szCs w:val="20"/>
+              </w:rPr>
+            </w:pPr>
+            <w:r>
+              <w:rPr>
+                <w:sz w:val="20"/>
+                <w:szCs w:val="20"/>
+              </w:rPr>
+              <w:t>Implementación del registro de eventos de autenticación y cambios administrativos.</w:t>
+            </w:r>
+          </w:p>
+        </w:tc>
+        <w:tc>
+          <w:tcPr>
+            <w:tcW w:w="1622" w:type="dxa"/>
+            <w:tcMar>
+              <w:top w:w="110" w:type="dxa"/>
+              <w:left w:w="90" w:type="dxa"/>
+              <w:bottom w:w="110" w:type="dxa"/>
+              <w:right w:w="90" w:type="dxa"/>
+            </w:tcMar>
+          </w:tcPr>
+          <w:p>
+            <w:pPr>
+              <w:spacing w:after="0"/>
+              <w:rPr>
+                <w:sz w:val="20"/>
+                <w:szCs w:val="20"/>
+              </w:rPr>
+            </w:pPr>
             <w:r>
               <w:rPr>
                 <w:sz w:val="20"/>
@@ -9452,70 +8987,6 @@
               </w:rPr>
               <w:t>Backend</w:t>
             </w:r>
-            <w:proofErr w:type="spellEnd"/>
-            <w:r>
-              <w:rPr>
-                <w:sz w:val="20"/>
-                <w:szCs w:val="20"/>
-              </w:rPr>
-              <w:t xml:space="preserve"> Jr.</w:t>
-            </w:r>
-          </w:p>
-        </w:tc>
-        <w:tc>
-          <w:tcPr>
-            <w:tcW w:w="2552" w:type="dxa"/>
-            <w:tcMar>
-              <w:top w:w="110" w:type="dxa"/>
-              <w:left w:w="90" w:type="dxa"/>
-              <w:bottom w:w="110" w:type="dxa"/>
-              <w:right w:w="90" w:type="dxa"/>
-            </w:tcMar>
-          </w:tcPr>
-          <w:p>
-            <w:pPr>
-              <w:spacing w:after="0"/>
-              <w:rPr>
-                <w:sz w:val="20"/>
-                <w:szCs w:val="20"/>
-              </w:rPr>
-            </w:pPr>
-            <w:r>
-              <w:rPr>
-                <w:sz w:val="20"/>
-                <w:szCs w:val="20"/>
-              </w:rPr>
-              <w:t>Implementación del registro de eventos de autenticación y cambios administrativos.</w:t>
-            </w:r>
-          </w:p>
-        </w:tc>
-        <w:tc>
-          <w:tcPr>
-            <w:tcW w:w="1622" w:type="dxa"/>
-            <w:tcMar>
-              <w:top w:w="110" w:type="dxa"/>
-              <w:left w:w="90" w:type="dxa"/>
-              <w:bottom w:w="110" w:type="dxa"/>
-              <w:right w:w="90" w:type="dxa"/>
-            </w:tcMar>
-          </w:tcPr>
-          <w:p>
-            <w:pPr>
-              <w:spacing w:after="0"/>
-              <w:rPr>
-                <w:sz w:val="20"/>
-                <w:szCs w:val="20"/>
-              </w:rPr>
-            </w:pPr>
-            <w:proofErr w:type="spellStart"/>
-            <w:r>
-              <w:rPr>
-                <w:sz w:val="20"/>
-                <w:szCs w:val="20"/>
-              </w:rPr>
-              <w:t>Backend</w:t>
-            </w:r>
-            <w:proofErr w:type="spellEnd"/>
           </w:p>
         </w:tc>
         <w:tc>
@@ -9628,9 +9099,55 @@
                 <w:sz w:val="20"/>
                 <w:szCs w:val="20"/>
               </w:rPr>
-              <w:t xml:space="preserve">Ingeniero Cloud / </w:t>
-            </w:r>
-            <w:proofErr w:type="spellStart"/>
+              <w:t>Ingeniero Cloud / Backend Jr.</w:t>
+            </w:r>
+          </w:p>
+        </w:tc>
+        <w:tc>
+          <w:tcPr>
+            <w:tcW w:w="2552" w:type="dxa"/>
+            <w:tcMar>
+              <w:top w:w="110" w:type="dxa"/>
+              <w:left w:w="90" w:type="dxa"/>
+              <w:bottom w:w="110" w:type="dxa"/>
+              <w:right w:w="90" w:type="dxa"/>
+            </w:tcMar>
+          </w:tcPr>
+          <w:p>
+            <w:pPr>
+              <w:spacing w:after="0"/>
+              <w:rPr>
+                <w:sz w:val="20"/>
+                <w:szCs w:val="20"/>
+              </w:rPr>
+            </w:pPr>
+            <w:r>
+              <w:rPr>
+                <w:sz w:val="20"/>
+                <w:szCs w:val="20"/>
+              </w:rPr>
+              <w:t>Diseño del almacenamiento de logs e integración del Backend con el módulo de monitoreo.</w:t>
+            </w:r>
+          </w:p>
+        </w:tc>
+        <w:tc>
+          <w:tcPr>
+            <w:tcW w:w="1622" w:type="dxa"/>
+            <w:tcMar>
+              <w:top w:w="110" w:type="dxa"/>
+              <w:left w:w="90" w:type="dxa"/>
+              <w:bottom w:w="110" w:type="dxa"/>
+              <w:right w:w="90" w:type="dxa"/>
+            </w:tcMar>
+          </w:tcPr>
+          <w:p>
+            <w:pPr>
+              <w:spacing w:after="0"/>
+              <w:rPr>
+                <w:sz w:val="20"/>
+                <w:szCs w:val="20"/>
+              </w:rPr>
+            </w:pPr>
             <w:r>
               <w:rPr>
                 <w:sz w:val="20"/>
@@ -9638,86 +9155,6 @@
               </w:rPr>
               <w:t>Backend</w:t>
             </w:r>
-            <w:proofErr w:type="spellEnd"/>
-            <w:r>
-              <w:rPr>
-                <w:sz w:val="20"/>
-                <w:szCs w:val="20"/>
-              </w:rPr>
-              <w:t xml:space="preserve"> Jr.</w:t>
-            </w:r>
-          </w:p>
-        </w:tc>
-        <w:tc>
-          <w:tcPr>
-            <w:tcW w:w="2552" w:type="dxa"/>
-            <w:tcMar>
-              <w:top w:w="110" w:type="dxa"/>
-              <w:left w:w="90" w:type="dxa"/>
-              <w:bottom w:w="110" w:type="dxa"/>
-              <w:right w:w="90" w:type="dxa"/>
-            </w:tcMar>
-          </w:tcPr>
-          <w:p>
-            <w:pPr>
-              <w:spacing w:after="0"/>
-              <w:rPr>
-                <w:sz w:val="20"/>
-                <w:szCs w:val="20"/>
-              </w:rPr>
-            </w:pPr>
-            <w:r>
-              <w:rPr>
-                <w:sz w:val="20"/>
-                <w:szCs w:val="20"/>
-              </w:rPr>
-              <w:t xml:space="preserve">Diseño del almacenamiento de logs e integración del </w:t>
-            </w:r>
-            <w:proofErr w:type="spellStart"/>
-            <w:r>
-              <w:rPr>
-                <w:sz w:val="20"/>
-                <w:szCs w:val="20"/>
-              </w:rPr>
-              <w:t>Backend</w:t>
-            </w:r>
-            <w:proofErr w:type="spellEnd"/>
-            <w:r>
-              <w:rPr>
-                <w:sz w:val="20"/>
-                <w:szCs w:val="20"/>
-              </w:rPr>
-              <w:t xml:space="preserve"> con el módulo de monitoreo.</w:t>
-            </w:r>
-          </w:p>
-        </w:tc>
-        <w:tc>
-          <w:tcPr>
-            <w:tcW w:w="1622" w:type="dxa"/>
-            <w:tcMar>
-              <w:top w:w="110" w:type="dxa"/>
-              <w:left w:w="90" w:type="dxa"/>
-              <w:bottom w:w="110" w:type="dxa"/>
-              <w:right w:w="90" w:type="dxa"/>
-            </w:tcMar>
-          </w:tcPr>
-          <w:p>
-            <w:pPr>
-              <w:spacing w:after="0"/>
-              <w:rPr>
-                <w:sz w:val="20"/>
-                <w:szCs w:val="20"/>
-              </w:rPr>
-            </w:pPr>
-            <w:proofErr w:type="spellStart"/>
-            <w:r>
-              <w:rPr>
-                <w:sz w:val="20"/>
-                <w:szCs w:val="20"/>
-              </w:rPr>
-              <w:t>Backend</w:t>
-            </w:r>
-            <w:proofErr w:type="spellEnd"/>
           </w:p>
         </w:tc>
         <w:tc>
@@ -9825,7 +9262,60 @@
                 <w:szCs w:val="20"/>
               </w:rPr>
             </w:pPr>
-            <w:proofErr w:type="spellStart"/>
+            <w:r>
+              <w:rPr>
+                <w:sz w:val="20"/>
+                <w:szCs w:val="20"/>
+              </w:rPr>
+              <w:t>Frontend / Dashboard Jr.</w:t>
+            </w:r>
+          </w:p>
+        </w:tc>
+        <w:tc>
+          <w:tcPr>
+            <w:tcW w:w="2552" w:type="dxa"/>
+            <w:tcMar>
+              <w:top w:w="110" w:type="dxa"/>
+              <w:left w:w="90" w:type="dxa"/>
+              <w:bottom w:w="110" w:type="dxa"/>
+              <w:right w:w="90" w:type="dxa"/>
+            </w:tcMar>
+          </w:tcPr>
+          <w:p>
+            <w:pPr>
+              <w:spacing w:after="0"/>
+              <w:rPr>
+                <w:sz w:val="20"/>
+                <w:szCs w:val="20"/>
+              </w:rPr>
+            </w:pPr>
+            <w:r>
+              <w:rPr>
+                <w:sz w:val="20"/>
+                <w:szCs w:val="20"/>
+              </w:rPr>
+              <w:t>Desarrollo del Dashboard Administrativo para visualización de usuarios y eventos.</w:t>
+            </w:r>
+          </w:p>
+        </w:tc>
+        <w:tc>
+          <w:tcPr>
+            <w:tcW w:w="1622" w:type="dxa"/>
+            <w:tcMar>
+              <w:top w:w="110" w:type="dxa"/>
+              <w:left w:w="90" w:type="dxa"/>
+              <w:bottom w:w="110" w:type="dxa"/>
+              <w:right w:w="90" w:type="dxa"/>
+            </w:tcMar>
+          </w:tcPr>
+          <w:p>
+            <w:pPr>
+              <w:spacing w:after="0"/>
+              <w:rPr>
+                <w:sz w:val="20"/>
+                <w:szCs w:val="20"/>
+              </w:rPr>
+            </w:pPr>
             <w:r>
               <w:rPr>
                 <w:sz w:val="20"/>
@@ -9833,102 +9323,6 @@
               </w:rPr>
               <w:t>Frontend</w:t>
             </w:r>
-            <w:proofErr w:type="spellEnd"/>
-            <w:r>
-              <w:rPr>
-                <w:sz w:val="20"/>
-                <w:szCs w:val="20"/>
-              </w:rPr>
-              <w:t xml:space="preserve"> / </w:t>
-            </w:r>
-            <w:proofErr w:type="spellStart"/>
-            <w:r>
-              <w:rPr>
-                <w:sz w:val="20"/>
-                <w:szCs w:val="20"/>
-              </w:rPr>
-              <w:t>Dashboard</w:t>
-            </w:r>
-            <w:proofErr w:type="spellEnd"/>
-            <w:r>
-              <w:rPr>
-                <w:sz w:val="20"/>
-                <w:szCs w:val="20"/>
-              </w:rPr>
-              <w:t xml:space="preserve"> Jr.</w:t>
-            </w:r>
-          </w:p>
-        </w:tc>
-        <w:tc>
-          <w:tcPr>
-            <w:tcW w:w="2552" w:type="dxa"/>
-            <w:tcMar>
-              <w:top w:w="110" w:type="dxa"/>
-              <w:left w:w="90" w:type="dxa"/>
-              <w:bottom w:w="110" w:type="dxa"/>
-              <w:right w:w="90" w:type="dxa"/>
-            </w:tcMar>
-          </w:tcPr>
-          <w:p>
-            <w:pPr>
-              <w:spacing w:after="0"/>
-              <w:rPr>
-                <w:sz w:val="20"/>
-                <w:szCs w:val="20"/>
-              </w:rPr>
-            </w:pPr>
-            <w:r>
-              <w:rPr>
-                <w:sz w:val="20"/>
-                <w:szCs w:val="20"/>
-              </w:rPr>
-              <w:t xml:space="preserve">Desarrollo del </w:t>
-            </w:r>
-            <w:proofErr w:type="spellStart"/>
-            <w:r>
-              <w:rPr>
-                <w:sz w:val="20"/>
-                <w:szCs w:val="20"/>
-              </w:rPr>
-              <w:t>Dashboard</w:t>
-            </w:r>
-            <w:proofErr w:type="spellEnd"/>
-            <w:r>
-              <w:rPr>
-                <w:sz w:val="20"/>
-                <w:szCs w:val="20"/>
-              </w:rPr>
-              <w:t xml:space="preserve"> Administrativo para visualización de usuarios y eventos.</w:t>
-            </w:r>
-          </w:p>
-        </w:tc>
-        <w:tc>
-          <w:tcPr>
-            <w:tcW w:w="1622" w:type="dxa"/>
-            <w:tcMar>
-              <w:top w:w="110" w:type="dxa"/>
-              <w:left w:w="90" w:type="dxa"/>
-              <w:bottom w:w="110" w:type="dxa"/>
-              <w:right w:w="90" w:type="dxa"/>
-            </w:tcMar>
-          </w:tcPr>
-          <w:p>
-            <w:pPr>
-              <w:spacing w:after="0"/>
-              <w:rPr>
-                <w:sz w:val="20"/>
-                <w:szCs w:val="20"/>
-              </w:rPr>
-            </w:pPr>
-            <w:proofErr w:type="spellStart"/>
-            <w:r>
-              <w:rPr>
-                <w:sz w:val="20"/>
-                <w:szCs w:val="20"/>
-              </w:rPr>
-              <w:t>Frontend</w:t>
-            </w:r>
-            <w:proofErr w:type="spellEnd"/>
           </w:p>
         </w:tc>
         <w:tc>
@@ -9976,21 +9370,12 @@
                 <w:szCs w:val="20"/>
               </w:rPr>
             </w:pPr>
-            <w:proofErr w:type="spellStart"/>
-            <w:r>
-              <w:rPr>
-                <w:sz w:val="20"/>
-                <w:szCs w:val="20"/>
-              </w:rPr>
-              <w:t>Dashboard</w:t>
-            </w:r>
-            <w:proofErr w:type="spellEnd"/>
-            <w:r>
-              <w:rPr>
-                <w:sz w:val="20"/>
-                <w:szCs w:val="20"/>
-              </w:rPr>
-              <w:t xml:space="preserve"> funcional.</w:t>
+            <w:r>
+              <w:rPr>
+                <w:sz w:val="20"/>
+                <w:szCs w:val="20"/>
+              </w:rPr>
+              <w:t>Dashboard funcional.</w:t>
             </w:r>
           </w:p>
         </w:tc>
@@ -10045,7 +9430,60 @@
                 <w:szCs w:val="20"/>
               </w:rPr>
             </w:pPr>
-            <w:proofErr w:type="spellStart"/>
+            <w:r>
+              <w:rPr>
+                <w:sz w:val="20"/>
+                <w:szCs w:val="20"/>
+              </w:rPr>
+              <w:t>Frontend / Dashboard Jr.</w:t>
+            </w:r>
+          </w:p>
+        </w:tc>
+        <w:tc>
+          <w:tcPr>
+            <w:tcW w:w="2552" w:type="dxa"/>
+            <w:tcMar>
+              <w:top w:w="110" w:type="dxa"/>
+              <w:left w:w="90" w:type="dxa"/>
+              <w:bottom w:w="110" w:type="dxa"/>
+              <w:right w:w="90" w:type="dxa"/>
+            </w:tcMar>
+          </w:tcPr>
+          <w:p>
+            <w:pPr>
+              <w:spacing w:after="0"/>
+              <w:rPr>
+                <w:sz w:val="20"/>
+                <w:szCs w:val="20"/>
+              </w:rPr>
+            </w:pPr>
+            <w:r>
+              <w:rPr>
+                <w:sz w:val="20"/>
+                <w:szCs w:val="20"/>
+              </w:rPr>
+              <w:t>Integración de eventos, alertas, sesiones y mejoras de experiencia de usuario.</w:t>
+            </w:r>
+          </w:p>
+        </w:tc>
+        <w:tc>
+          <w:tcPr>
+            <w:tcW w:w="1622" w:type="dxa"/>
+            <w:tcMar>
+              <w:top w:w="110" w:type="dxa"/>
+              <w:left w:w="90" w:type="dxa"/>
+              <w:bottom w:w="110" w:type="dxa"/>
+              <w:right w:w="90" w:type="dxa"/>
+            </w:tcMar>
+          </w:tcPr>
+          <w:p>
+            <w:pPr>
+              <w:spacing w:after="0"/>
+              <w:rPr>
+                <w:sz w:val="20"/>
+                <w:szCs w:val="20"/>
+              </w:rPr>
+            </w:pPr>
             <w:r>
               <w:rPr>
                 <w:sz w:val="20"/>
@@ -10053,86 +9491,6 @@
               </w:rPr>
               <w:t>Frontend</w:t>
             </w:r>
-            <w:proofErr w:type="spellEnd"/>
-            <w:r>
-              <w:rPr>
-                <w:sz w:val="20"/>
-                <w:szCs w:val="20"/>
-              </w:rPr>
-              <w:t xml:space="preserve"> / </w:t>
-            </w:r>
-            <w:proofErr w:type="spellStart"/>
-            <w:r>
-              <w:rPr>
-                <w:sz w:val="20"/>
-                <w:szCs w:val="20"/>
-              </w:rPr>
-              <w:t>Dashboard</w:t>
-            </w:r>
-            <w:proofErr w:type="spellEnd"/>
-            <w:r>
-              <w:rPr>
-                <w:sz w:val="20"/>
-                <w:szCs w:val="20"/>
-              </w:rPr>
-              <w:t xml:space="preserve"> Jr.</w:t>
-            </w:r>
-          </w:p>
-        </w:tc>
-        <w:tc>
-          <w:tcPr>
-            <w:tcW w:w="2552" w:type="dxa"/>
-            <w:tcMar>
-              <w:top w:w="110" w:type="dxa"/>
-              <w:left w:w="90" w:type="dxa"/>
-              <w:bottom w:w="110" w:type="dxa"/>
-              <w:right w:w="90" w:type="dxa"/>
-            </w:tcMar>
-          </w:tcPr>
-          <w:p>
-            <w:pPr>
-              <w:spacing w:after="0"/>
-              <w:rPr>
-                <w:sz w:val="20"/>
-                <w:szCs w:val="20"/>
-              </w:rPr>
-            </w:pPr>
-            <w:r>
-              <w:rPr>
-                <w:sz w:val="20"/>
-                <w:szCs w:val="20"/>
-              </w:rPr>
-              <w:t>Integración de eventos, alertas, sesiones y mejoras de experiencia de usuario.</w:t>
-            </w:r>
-          </w:p>
-        </w:tc>
-        <w:tc>
-          <w:tcPr>
-            <w:tcW w:w="1622" w:type="dxa"/>
-            <w:tcMar>
-              <w:top w:w="110" w:type="dxa"/>
-              <w:left w:w="90" w:type="dxa"/>
-              <w:bottom w:w="110" w:type="dxa"/>
-              <w:right w:w="90" w:type="dxa"/>
-            </w:tcMar>
-          </w:tcPr>
-          <w:p>
-            <w:pPr>
-              <w:spacing w:after="0"/>
-              <w:rPr>
-                <w:sz w:val="20"/>
-                <w:szCs w:val="20"/>
-              </w:rPr>
-            </w:pPr>
-            <w:proofErr w:type="spellStart"/>
-            <w:r>
-              <w:rPr>
-                <w:sz w:val="20"/>
-                <w:szCs w:val="20"/>
-              </w:rPr>
-              <w:t>Frontend</w:t>
-            </w:r>
-            <w:proofErr w:type="spellEnd"/>
           </w:p>
         </w:tc>
         <w:tc>
@@ -10180,21 +9538,12 @@
                 <w:szCs w:val="20"/>
               </w:rPr>
             </w:pPr>
-            <w:proofErr w:type="spellStart"/>
-            <w:r>
-              <w:rPr>
-                <w:sz w:val="20"/>
-                <w:szCs w:val="20"/>
-              </w:rPr>
-              <w:t>Dashboard</w:t>
-            </w:r>
-            <w:proofErr w:type="spellEnd"/>
-            <w:r>
-              <w:rPr>
-                <w:sz w:val="20"/>
-                <w:szCs w:val="20"/>
-              </w:rPr>
-              <w:t xml:space="preserve"> optimizado.</w:t>
+            <w:r>
+              <w:rPr>
+                <w:sz w:val="20"/>
+                <w:szCs w:val="20"/>
+              </w:rPr>
+              <w:t>Dashboard optimizado.</w:t>
             </w:r>
           </w:p>
         </w:tc>
@@ -10592,55 +9941,7 @@
                 <w:sz w:val="20"/>
                 <w:szCs w:val="20"/>
               </w:rPr>
-              <w:t xml:space="preserve">Cada fila debe corresponder a un aporte individual atribuible. Ejemplos válidos: </w:t>
-            </w:r>
-            <w:proofErr w:type="spellStart"/>
-            <w:r>
-              <w:rPr>
-                <w:sz w:val="20"/>
-                <w:szCs w:val="20"/>
-              </w:rPr>
-              <w:t>commit</w:t>
-            </w:r>
-            <w:proofErr w:type="spellEnd"/>
-            <w:r>
-              <w:rPr>
-                <w:sz w:val="20"/>
-                <w:szCs w:val="20"/>
-              </w:rPr>
-              <w:t xml:space="preserve"> identificado, sección redactada en un documento, prueba ejecutada, configuración aplicada, </w:t>
-            </w:r>
-            <w:proofErr w:type="spellStart"/>
-            <w:r>
-              <w:rPr>
-                <w:sz w:val="20"/>
-                <w:szCs w:val="20"/>
-              </w:rPr>
-              <w:t>endpoint</w:t>
-            </w:r>
-            <w:proofErr w:type="spellEnd"/>
-            <w:r>
-              <w:rPr>
-                <w:sz w:val="20"/>
-                <w:szCs w:val="20"/>
-              </w:rPr>
-              <w:t xml:space="preserve"> implementado, consulta corregida, vista del </w:t>
-            </w:r>
-            <w:proofErr w:type="spellStart"/>
-            <w:r>
-              <w:rPr>
-                <w:sz w:val="20"/>
-                <w:szCs w:val="20"/>
-              </w:rPr>
-              <w:t>dashboard</w:t>
-            </w:r>
-            <w:proofErr w:type="spellEnd"/>
-            <w:r>
-              <w:rPr>
-                <w:sz w:val="20"/>
-                <w:szCs w:val="20"/>
-              </w:rPr>
-              <w:t xml:space="preserve"> ajustada o script de simulación mejorado.</w:t>
+              <w:t>Cada fila debe corresponder a un aporte individual atribuible. Ejemplos válidos: commit identificado, sección redactada en un documento, prueba ejecutada, configuración aplicada, endpoint implementado, consulta corregida, vista del dashboard ajustada o script de simulación mejorado.</w:t>
             </w:r>
           </w:p>
         </w:tc>
@@ -11416,15 +10717,7 @@
               </w:rPr>
             </w:pPr>
             <w:r>
-              <w:t xml:space="preserve">Ingeniero Cloud / </w:t>
-            </w:r>
-            <w:proofErr w:type="spellStart"/>
-            <w:r>
-              <w:t>Backend</w:t>
-            </w:r>
-            <w:proofErr w:type="spellEnd"/>
-            <w:r>
-              <w:t xml:space="preserve"> Jr.</w:t>
+              <w:t>Ingeniero Cloud / Backend Jr.</w:t>
             </w:r>
           </w:p>
         </w:tc>
@@ -11546,15 +10839,7 @@
               </w:rPr>
             </w:pPr>
             <w:r>
-              <w:t xml:space="preserve">Ingeniero Cloud / </w:t>
-            </w:r>
-            <w:proofErr w:type="spellStart"/>
-            <w:r>
-              <w:t>Backend</w:t>
-            </w:r>
-            <w:proofErr w:type="spellEnd"/>
-            <w:r>
-              <w:t xml:space="preserve"> Jr.</w:t>
+              <w:t>Ingeniero Cloud / Backend Jr.</w:t>
             </w:r>
           </w:p>
         </w:tc>
@@ -11577,15 +10862,7 @@
               </w:rPr>
             </w:pPr>
             <w:r>
-              <w:t xml:space="preserve">Diseñar almacenamiento de logs e integrar </w:t>
-            </w:r>
-            <w:proofErr w:type="spellStart"/>
-            <w:r>
-              <w:t>Backend</w:t>
-            </w:r>
-            <w:proofErr w:type="spellEnd"/>
-            <w:r>
-              <w:t xml:space="preserve"> con monitoreo.</w:t>
+              <w:t>Diseñar almacenamiento de logs e integrar Backend con monitoreo.</w:t>
             </w:r>
           </w:p>
         </w:tc>
@@ -11632,15 +10909,7 @@
               </w:rPr>
             </w:pPr>
             <w:r>
-              <w:t xml:space="preserve">Se integró el </w:t>
-            </w:r>
-            <w:proofErr w:type="spellStart"/>
-            <w:r>
-              <w:t>Backend</w:t>
-            </w:r>
-            <w:proofErr w:type="spellEnd"/>
-            <w:r>
-              <w:t xml:space="preserve"> con el módulo de monitoreo y trazabilidad.</w:t>
+              <w:t>Se integró el Backend con el módulo de monitoreo y trazabilidad.</w:t>
             </w:r>
           </w:p>
         </w:tc>
@@ -11691,21 +10960,8 @@
                 <w:szCs w:val="18"/>
               </w:rPr>
             </w:pPr>
-            <w:proofErr w:type="spellStart"/>
-            <w:r>
-              <w:t>Frontend</w:t>
-            </w:r>
-            <w:proofErr w:type="spellEnd"/>
-            <w:r>
-              <w:t xml:space="preserve"> / </w:t>
-            </w:r>
-            <w:proofErr w:type="spellStart"/>
-            <w:r>
-              <w:t>Dashboard</w:t>
-            </w:r>
-            <w:proofErr w:type="spellEnd"/>
-            <w:r>
-              <w:t xml:space="preserve"> Jr.</w:t>
+            <w:r>
+              <w:t>Frontend / Dashboard Jr.</w:t>
             </w:r>
           </w:p>
         </w:tc>
@@ -11728,15 +10984,7 @@
               </w:rPr>
             </w:pPr>
             <w:r>
-              <w:t xml:space="preserve">Desarrollar el </w:t>
-            </w:r>
-            <w:proofErr w:type="spellStart"/>
-            <w:r>
-              <w:t>Dashboard</w:t>
-            </w:r>
-            <w:proofErr w:type="spellEnd"/>
-            <w:r>
-              <w:t xml:space="preserve"> Administrativo.</w:t>
+              <w:t>Desarrollar el Dashboard Administrativo.</w:t>
             </w:r>
           </w:p>
         </w:tc>
@@ -11834,21 +11082,8 @@
                 <w:szCs w:val="18"/>
               </w:rPr>
             </w:pPr>
-            <w:proofErr w:type="spellStart"/>
-            <w:r>
-              <w:t>Frontend</w:t>
-            </w:r>
-            <w:proofErr w:type="spellEnd"/>
-            <w:r>
-              <w:t xml:space="preserve"> / </w:t>
-            </w:r>
-            <w:proofErr w:type="spellStart"/>
-            <w:r>
-              <w:t>Dashboard</w:t>
-            </w:r>
-            <w:proofErr w:type="spellEnd"/>
-            <w:r>
-              <w:t xml:space="preserve"> Jr.</w:t>
+            <w:r>
+              <w:t>Frontend / Dashboard Jr.</w:t>
             </w:r>
           </w:p>
         </w:tc>
@@ -11918,15 +11153,7 @@
               </w:rPr>
             </w:pPr>
             <w:r>
-              <w:t xml:space="preserve">Se integró la información proveniente del </w:t>
-            </w:r>
-            <w:proofErr w:type="spellStart"/>
-            <w:r>
-              <w:t>Backend</w:t>
-            </w:r>
-            <w:proofErr w:type="spellEnd"/>
-            <w:r>
-              <w:t xml:space="preserve"> y servicios de autenticación.</w:t>
+              <w:t>Se integró la información proveniente del Backend y servicios de autenticación.</w:t>
             </w:r>
           </w:p>
         </w:tc>
@@ -13380,23 +12607,7 @@
                 <w:sz w:val="20"/>
                 <w:szCs w:val="20"/>
               </w:rPr>
-              <w:t xml:space="preserve">Ingeniero Cloud / </w:t>
-            </w:r>
-            <w:proofErr w:type="spellStart"/>
-            <w:r>
-              <w:rPr>
-                <w:sz w:val="20"/>
-                <w:szCs w:val="20"/>
-              </w:rPr>
-              <w:t>Backend</w:t>
-            </w:r>
-            <w:proofErr w:type="spellEnd"/>
-            <w:r>
-              <w:rPr>
-                <w:sz w:val="20"/>
-                <w:szCs w:val="20"/>
-              </w:rPr>
-              <w:t xml:space="preserve"> Jr.</w:t>
+              <w:t>Ingeniero Cloud / Backend Jr.</w:t>
             </w:r>
           </w:p>
         </w:tc>
@@ -13537,23 +12748,7 @@
                 <w:sz w:val="20"/>
                 <w:szCs w:val="20"/>
               </w:rPr>
-              <w:t xml:space="preserve">Ingeniero Cloud / </w:t>
-            </w:r>
-            <w:proofErr w:type="spellStart"/>
-            <w:r>
-              <w:rPr>
-                <w:sz w:val="20"/>
-                <w:szCs w:val="20"/>
-              </w:rPr>
-              <w:t>Backend</w:t>
-            </w:r>
-            <w:proofErr w:type="spellEnd"/>
-            <w:r>
-              <w:rPr>
-                <w:sz w:val="20"/>
-                <w:szCs w:val="20"/>
-              </w:rPr>
-              <w:t xml:space="preserve"> Jr.</w:t>
+              <w:t>Ingeniero Cloud / Backend Jr.</w:t>
             </w:r>
           </w:p>
         </w:tc>
@@ -13575,21 +12770,12 @@
                 <w:szCs w:val="20"/>
               </w:rPr>
             </w:pPr>
-            <w:proofErr w:type="spellStart"/>
-            <w:r>
-              <w:rPr>
-                <w:sz w:val="20"/>
-                <w:szCs w:val="20"/>
-              </w:rPr>
-              <w:t>Backend</w:t>
-            </w:r>
-            <w:proofErr w:type="spellEnd"/>
-            <w:r>
-              <w:rPr>
-                <w:sz w:val="20"/>
-                <w:szCs w:val="20"/>
-              </w:rPr>
-              <w:t xml:space="preserve"> y Monitoreo</w:t>
+            <w:r>
+              <w:rPr>
+                <w:sz w:val="20"/>
+                <w:szCs w:val="20"/>
+              </w:rPr>
+              <w:t>Backend y Monitoreo</w:t>
             </w:r>
           </w:p>
         </w:tc>
@@ -13699,37 +12885,12 @@
                 <w:szCs w:val="20"/>
               </w:rPr>
             </w:pPr>
-            <w:proofErr w:type="spellStart"/>
-            <w:r>
-              <w:rPr>
-                <w:sz w:val="20"/>
-                <w:szCs w:val="20"/>
-              </w:rPr>
-              <w:t>Frontend</w:t>
-            </w:r>
-            <w:proofErr w:type="spellEnd"/>
-            <w:r>
-              <w:rPr>
-                <w:sz w:val="20"/>
-                <w:szCs w:val="20"/>
-              </w:rPr>
-              <w:t xml:space="preserve"> / </w:t>
-            </w:r>
-            <w:proofErr w:type="spellStart"/>
-            <w:r>
-              <w:rPr>
-                <w:sz w:val="20"/>
-                <w:szCs w:val="20"/>
-              </w:rPr>
-              <w:t>Dashboard</w:t>
-            </w:r>
-            <w:proofErr w:type="spellEnd"/>
-            <w:r>
-              <w:rPr>
-                <w:sz w:val="20"/>
-                <w:szCs w:val="20"/>
-              </w:rPr>
-              <w:t xml:space="preserve"> Jr.</w:t>
+            <w:r>
+              <w:rPr>
+                <w:sz w:val="20"/>
+                <w:szCs w:val="20"/>
+              </w:rPr>
+              <w:t>Frontend / Dashboard Jr.</w:t>
             </w:r>
           </w:p>
         </w:tc>
@@ -13751,21 +12912,12 @@
                 <w:szCs w:val="20"/>
               </w:rPr>
             </w:pPr>
-            <w:proofErr w:type="spellStart"/>
-            <w:r>
-              <w:rPr>
-                <w:sz w:val="20"/>
-                <w:szCs w:val="20"/>
-              </w:rPr>
-              <w:t>Dashboard</w:t>
-            </w:r>
-            <w:proofErr w:type="spellEnd"/>
-            <w:r>
-              <w:rPr>
-                <w:sz w:val="20"/>
-                <w:szCs w:val="20"/>
-              </w:rPr>
-              <w:t xml:space="preserve"> Administrativo</w:t>
+            <w:r>
+              <w:rPr>
+                <w:sz w:val="20"/>
+                <w:szCs w:val="20"/>
+              </w:rPr>
+              <w:t>Dashboard Administrativo</w:t>
             </w:r>
           </w:p>
         </w:tc>
@@ -13847,7 +12999,7 @@
                 <w:sz w:val="20"/>
                 <w:szCs w:val="20"/>
               </w:rPr>
-              <w:t>Dashboard_Admin.pdf</w:t>
+              <w:t>F3_Dashboard_Funcional.docx</w:t>
             </w:r>
           </w:p>
         </w:tc>
@@ -13875,38 +13027,13 @@
                 <w:szCs w:val="20"/>
               </w:rPr>
             </w:pPr>
-            <w:proofErr w:type="spellStart"/>
             <w:r>
               <w:rPr>
                 <w:sz w:val="20"/>
                 <w:szCs w:val="20"/>
               </w:rPr>
               <w:lastRenderedPageBreak/>
-              <w:t>Frontend</w:t>
-            </w:r>
-            <w:proofErr w:type="spellEnd"/>
-            <w:r>
-              <w:rPr>
-                <w:sz w:val="20"/>
-                <w:szCs w:val="20"/>
-              </w:rPr>
-              <w:t xml:space="preserve"> / </w:t>
-            </w:r>
-            <w:proofErr w:type="spellStart"/>
-            <w:r>
-              <w:rPr>
-                <w:sz w:val="20"/>
-                <w:szCs w:val="20"/>
-              </w:rPr>
-              <w:t>Dashboard</w:t>
-            </w:r>
-            <w:proofErr w:type="spellEnd"/>
-            <w:r>
-              <w:rPr>
-                <w:sz w:val="20"/>
-                <w:szCs w:val="20"/>
-              </w:rPr>
-              <w:t xml:space="preserve"> Jr.</w:t>
+              <w:t>Frontend / Dashboard Jr.</w:t>
             </w:r>
           </w:p>
         </w:tc>
@@ -13928,21 +13055,12 @@
                 <w:szCs w:val="20"/>
               </w:rPr>
             </w:pPr>
-            <w:proofErr w:type="spellStart"/>
-            <w:r>
-              <w:rPr>
-                <w:sz w:val="20"/>
-                <w:szCs w:val="20"/>
-              </w:rPr>
-              <w:t>Dashboard</w:t>
-            </w:r>
-            <w:proofErr w:type="spellEnd"/>
-            <w:r>
-              <w:rPr>
-                <w:sz w:val="20"/>
-                <w:szCs w:val="20"/>
-              </w:rPr>
-              <w:t xml:space="preserve"> de Eventos</w:t>
+            <w:r>
+              <w:rPr>
+                <w:sz w:val="20"/>
+                <w:szCs w:val="20"/>
+              </w:rPr>
+              <w:t>Dashboard de Eventos</w:t>
             </w:r>
           </w:p>
         </w:tc>
@@ -15232,13 +14350,8 @@
               </w:rPr>
             </w:pPr>
             <w:r>
-              <w:t xml:space="preserve">Validación </w:t>
-            </w:r>
-            <w:proofErr w:type="spellStart"/>
-            <w:r>
-              <w:t>Backend</w:t>
-            </w:r>
-            <w:proofErr w:type="spellEnd"/>
+              <w:t>Validación Backend</w:t>
+            </w:r>
           </w:p>
         </w:tc>
         <w:tc>
@@ -15358,13 +14471,8 @@
               </w:rPr>
             </w:pPr>
             <w:r>
-              <w:t xml:space="preserve">Validación del </w:t>
-            </w:r>
-            <w:proofErr w:type="spellStart"/>
-            <w:r>
-              <w:t>Dashboard</w:t>
-            </w:r>
-            <w:proofErr w:type="spellEnd"/>
+              <w:t>Validación del Dashboard</w:t>
+            </w:r>
           </w:p>
         </w:tc>
         <w:tc>
@@ -15385,13 +14493,8 @@
                 <w:szCs w:val="18"/>
               </w:rPr>
             </w:pPr>
-            <w:proofErr w:type="spellStart"/>
-            <w:r>
-              <w:t>Dashboard</w:t>
-            </w:r>
-            <w:proofErr w:type="spellEnd"/>
-            <w:r>
-              <w:t xml:space="preserve"> Administrativo</w:t>
+            <w:r>
+              <w:t>Dashboard Administrativo</w:t>
             </w:r>
           </w:p>
         </w:tc>
@@ -15489,13 +14592,8 @@
               </w:rPr>
             </w:pPr>
             <w:r>
-              <w:t xml:space="preserve">Validación </w:t>
-            </w:r>
-            <w:proofErr w:type="spellStart"/>
-            <w:r>
-              <w:t>Frontend</w:t>
-            </w:r>
-            <w:proofErr w:type="spellEnd"/>
+              <w:t>Validación Frontend</w:t>
+            </w:r>
           </w:p>
         </w:tc>
         <w:tc>
@@ -15638,13 +14736,8 @@
               </w:rPr>
             </w:pPr>
             <w:r>
-              <w:t xml:space="preserve">Autenticación, autorización y </w:t>
-            </w:r>
-            <w:proofErr w:type="spellStart"/>
-            <w:r>
-              <w:t>Dashboard</w:t>
-            </w:r>
-            <w:proofErr w:type="spellEnd"/>
+              <w:t>Autenticación, autorización y Dashboard</w:t>
+            </w:r>
           </w:p>
         </w:tc>
         <w:tc>
@@ -16874,23 +15967,7 @@
                 <w:sz w:val="20"/>
                 <w:szCs w:val="20"/>
               </w:rPr>
-              <w:t xml:space="preserve">Ingeniero Cloud / </w:t>
-            </w:r>
-            <w:proofErr w:type="spellStart"/>
-            <w:r>
-              <w:rPr>
-                <w:sz w:val="20"/>
-                <w:szCs w:val="20"/>
-              </w:rPr>
-              <w:t>Backend</w:t>
-            </w:r>
-            <w:proofErr w:type="spellEnd"/>
-            <w:r>
-              <w:rPr>
-                <w:sz w:val="20"/>
-                <w:szCs w:val="20"/>
-              </w:rPr>
-              <w:t xml:space="preserve"> Jr.</w:t>
+              <w:t>Ingeniero Cloud / Backend Jr.</w:t>
             </w:r>
           </w:p>
         </w:tc>
@@ -16917,23 +15994,7 @@
                 <w:sz w:val="20"/>
                 <w:szCs w:val="20"/>
               </w:rPr>
-              <w:t xml:space="preserve">Implementó el registro de eventos, almacenamiento de logs e integración del </w:t>
-            </w:r>
-            <w:proofErr w:type="spellStart"/>
-            <w:r>
-              <w:rPr>
-                <w:sz w:val="20"/>
-                <w:szCs w:val="20"/>
-              </w:rPr>
-              <w:t>Backend</w:t>
-            </w:r>
-            <w:proofErr w:type="spellEnd"/>
-            <w:r>
-              <w:rPr>
-                <w:sz w:val="20"/>
-                <w:szCs w:val="20"/>
-              </w:rPr>
-              <w:t xml:space="preserve"> con el módulo de monitoreo y trazabilidad.</w:t>
+              <w:t>Implementó el registro de eventos, almacenamiento de logs e integración del Backend con el módulo de monitoreo y trazabilidad.</w:t>
             </w:r>
           </w:p>
         </w:tc>
@@ -16987,23 +16048,7 @@
                 <w:sz w:val="20"/>
                 <w:szCs w:val="20"/>
               </w:rPr>
-              <w:t xml:space="preserve">Se desarrollaron los servicios necesarios y se validó la comunicación entre el </w:t>
-            </w:r>
-            <w:proofErr w:type="spellStart"/>
-            <w:r>
-              <w:rPr>
-                <w:sz w:val="20"/>
-                <w:szCs w:val="20"/>
-              </w:rPr>
-              <w:t>Backend</w:t>
-            </w:r>
-            <w:proofErr w:type="spellEnd"/>
-            <w:r>
-              <w:rPr>
-                <w:sz w:val="20"/>
-                <w:szCs w:val="20"/>
-              </w:rPr>
-              <w:t xml:space="preserve"> y el módulo de monitoreo.</w:t>
+              <w:t>Se desarrollaron los servicios necesarios y se validó la comunicación entre el Backend y el módulo de monitoreo.</w:t>
             </w:r>
           </w:p>
         </w:tc>
@@ -17085,37 +16130,12 @@
                 <w:szCs w:val="20"/>
               </w:rPr>
             </w:pPr>
-            <w:proofErr w:type="spellStart"/>
-            <w:r>
-              <w:rPr>
-                <w:sz w:val="20"/>
-                <w:szCs w:val="20"/>
-              </w:rPr>
-              <w:t>Frontend</w:t>
-            </w:r>
-            <w:proofErr w:type="spellEnd"/>
-            <w:r>
-              <w:rPr>
-                <w:sz w:val="20"/>
-                <w:szCs w:val="20"/>
-              </w:rPr>
-              <w:t xml:space="preserve"> / </w:t>
-            </w:r>
-            <w:proofErr w:type="spellStart"/>
-            <w:r>
-              <w:rPr>
-                <w:sz w:val="20"/>
-                <w:szCs w:val="20"/>
-              </w:rPr>
-              <w:t>Dashboard</w:t>
-            </w:r>
-            <w:proofErr w:type="spellEnd"/>
-            <w:r>
-              <w:rPr>
-                <w:sz w:val="20"/>
-                <w:szCs w:val="20"/>
-              </w:rPr>
-              <w:t xml:space="preserve"> Jr.</w:t>
+            <w:r>
+              <w:rPr>
+                <w:sz w:val="20"/>
+                <w:szCs w:val="20"/>
+              </w:rPr>
+              <w:t>Frontend / Dashboard Jr.</w:t>
             </w:r>
           </w:p>
         </w:tc>
@@ -17142,23 +16162,7 @@
                 <w:sz w:val="20"/>
                 <w:szCs w:val="20"/>
               </w:rPr>
-              <w:t xml:space="preserve">Desarrolló el </w:t>
-            </w:r>
-            <w:proofErr w:type="spellStart"/>
-            <w:r>
-              <w:rPr>
-                <w:sz w:val="20"/>
-                <w:szCs w:val="20"/>
-              </w:rPr>
-              <w:t>Dashboard</w:t>
-            </w:r>
-            <w:proofErr w:type="spellEnd"/>
-            <w:r>
-              <w:rPr>
-                <w:sz w:val="20"/>
-                <w:szCs w:val="20"/>
-              </w:rPr>
-              <w:t xml:space="preserve"> Administrativo, integró la visualización de usuarios, eventos, alertas y sesiones, además de mejorar la experiencia de usuario.</w:t>
+              <w:t>Desarrolló el Dashboard Administrativo, integró la visualización de usuarios, eventos, alertas y sesiones, además de mejorar la experiencia de usuario.</w:t>
             </w:r>
           </w:p>
         </w:tc>
@@ -17185,23 +16189,7 @@
                 <w:sz w:val="20"/>
                 <w:szCs w:val="20"/>
               </w:rPr>
-              <w:t xml:space="preserve">Integrar correctamente la información proveniente del </w:t>
-            </w:r>
-            <w:proofErr w:type="spellStart"/>
-            <w:r>
-              <w:rPr>
-                <w:sz w:val="20"/>
-                <w:szCs w:val="20"/>
-              </w:rPr>
-              <w:t>Backend</w:t>
-            </w:r>
-            <w:proofErr w:type="spellEnd"/>
-            <w:r>
-              <w:rPr>
-                <w:sz w:val="20"/>
-                <w:szCs w:val="20"/>
-              </w:rPr>
-              <w:t xml:space="preserve"> y del servicio de autenticación.</w:t>
+              <w:t>Integrar correctamente la información proveniente del Backend y del servicio de autenticación.</w:t>
             </w:r>
           </w:p>
         </w:tc>
@@ -17228,23 +16216,7 @@
                 <w:sz w:val="20"/>
                 <w:szCs w:val="20"/>
               </w:rPr>
-              <w:t xml:space="preserve">Se ajustó la comunicación mediante </w:t>
-            </w:r>
-            <w:proofErr w:type="spellStart"/>
-            <w:r>
-              <w:rPr>
-                <w:sz w:val="20"/>
-                <w:szCs w:val="20"/>
-              </w:rPr>
-              <w:t>APIs</w:t>
-            </w:r>
-            <w:proofErr w:type="spellEnd"/>
-            <w:r>
-              <w:rPr>
-                <w:sz w:val="20"/>
-                <w:szCs w:val="20"/>
-              </w:rPr>
-              <w:t xml:space="preserve"> y se realizaron pruebas sobre la visualización de la información.</w:t>
+              <w:t>Se ajustó la comunicación mediante APIs y se realizaron pruebas sobre la visualización de la información.</w:t>
             </w:r>
           </w:p>
         </w:tc>
@@ -17271,23 +16243,7 @@
                 <w:sz w:val="20"/>
                 <w:szCs w:val="20"/>
               </w:rPr>
-              <w:t xml:space="preserve">Incorporar mejoras visuales y optimizar la experiencia de usuario del </w:t>
-            </w:r>
-            <w:proofErr w:type="spellStart"/>
-            <w:r>
-              <w:rPr>
-                <w:sz w:val="20"/>
-                <w:szCs w:val="20"/>
-              </w:rPr>
-              <w:t>Dashboard</w:t>
-            </w:r>
-            <w:proofErr w:type="spellEnd"/>
-            <w:r>
-              <w:rPr>
-                <w:sz w:val="20"/>
-                <w:szCs w:val="20"/>
-              </w:rPr>
-              <w:t>.</w:t>
+              <w:t>Incorporar mejoras visuales y optimizar la experiencia de usuario del Dashboard.</w:t>
             </w:r>
           </w:p>
         </w:tc>
@@ -19037,23 +17993,7 @@
                 <w:sz w:val="20"/>
                 <w:szCs w:val="20"/>
               </w:rPr>
-              <w:t xml:space="preserve">Ingeniero Cloud / </w:t>
-            </w:r>
-            <w:proofErr w:type="spellStart"/>
-            <w:r>
-              <w:rPr>
-                <w:sz w:val="20"/>
-                <w:szCs w:val="20"/>
-              </w:rPr>
-              <w:t>Backend</w:t>
-            </w:r>
-            <w:proofErr w:type="spellEnd"/>
-            <w:r>
-              <w:rPr>
-                <w:sz w:val="20"/>
-                <w:szCs w:val="20"/>
-              </w:rPr>
-              <w:t xml:space="preserve"> Jr.</w:t>
+              <w:t>Ingeniero Cloud / Backend Jr.</w:t>
             </w:r>
           </w:p>
         </w:tc>
@@ -19188,23 +18128,7 @@
                 <w:sz w:val="20"/>
                 <w:szCs w:val="20"/>
               </w:rPr>
-              <w:t xml:space="preserve">Ingeniero Cloud / </w:t>
-            </w:r>
-            <w:proofErr w:type="spellStart"/>
-            <w:r>
-              <w:rPr>
-                <w:sz w:val="20"/>
-                <w:szCs w:val="20"/>
-              </w:rPr>
-              <w:t>Backend</w:t>
-            </w:r>
-            <w:proofErr w:type="spellEnd"/>
-            <w:r>
-              <w:rPr>
-                <w:sz w:val="20"/>
-                <w:szCs w:val="20"/>
-              </w:rPr>
-              <w:t xml:space="preserve"> Jr.</w:t>
+              <w:t>Ingeniero Cloud / Backend Jr.</w:t>
             </w:r>
           </w:p>
         </w:tc>
@@ -19284,23 +18208,7 @@
                 <w:sz w:val="20"/>
                 <w:szCs w:val="20"/>
               </w:rPr>
-              <w:t xml:space="preserve">Integración </w:t>
-            </w:r>
-            <w:proofErr w:type="spellStart"/>
-            <w:r>
-              <w:rPr>
-                <w:sz w:val="20"/>
-                <w:szCs w:val="20"/>
-              </w:rPr>
-              <w:t>Backend</w:t>
-            </w:r>
-            <w:proofErr w:type="spellEnd"/>
-            <w:r>
-              <w:rPr>
-                <w:sz w:val="20"/>
-                <w:szCs w:val="20"/>
-              </w:rPr>
-              <w:t xml:space="preserve"> con monitoreo</w:t>
+              <w:t>Integración Backend con monitoreo</w:t>
             </w:r>
           </w:p>
         </w:tc>
@@ -19355,23 +18263,7 @@
                 <w:sz w:val="20"/>
                 <w:szCs w:val="20"/>
               </w:rPr>
-              <w:t xml:space="preserve">Ingeniero Cloud / </w:t>
-            </w:r>
-            <w:proofErr w:type="spellStart"/>
-            <w:r>
-              <w:rPr>
-                <w:sz w:val="20"/>
-                <w:szCs w:val="20"/>
-              </w:rPr>
-              <w:t>Backend</w:t>
-            </w:r>
-            <w:proofErr w:type="spellEnd"/>
-            <w:r>
-              <w:rPr>
-                <w:sz w:val="20"/>
-                <w:szCs w:val="20"/>
-              </w:rPr>
-              <w:t xml:space="preserve"> Jr.</w:t>
+              <w:t>Ingeniero Cloud / Backend Jr.</w:t>
             </w:r>
           </w:p>
         </w:tc>
@@ -19452,21 +18344,12 @@
                 <w:szCs w:val="20"/>
               </w:rPr>
             </w:pPr>
-            <w:proofErr w:type="spellStart"/>
-            <w:r>
-              <w:rPr>
-                <w:sz w:val="20"/>
-                <w:szCs w:val="20"/>
-              </w:rPr>
-              <w:t>Dashboard</w:t>
-            </w:r>
-            <w:proofErr w:type="spellEnd"/>
-            <w:r>
-              <w:rPr>
-                <w:sz w:val="20"/>
-                <w:szCs w:val="20"/>
-              </w:rPr>
-              <w:t xml:space="preserve"> Administrativo</w:t>
+            <w:r>
+              <w:rPr>
+                <w:sz w:val="20"/>
+                <w:szCs w:val="20"/>
+              </w:rPr>
+              <w:t>Dashboard Administrativo</w:t>
             </w:r>
           </w:p>
         </w:tc>
@@ -19516,37 +18399,12 @@
                 <w:szCs w:val="20"/>
               </w:rPr>
             </w:pPr>
-            <w:proofErr w:type="spellStart"/>
-            <w:r>
-              <w:rPr>
-                <w:sz w:val="20"/>
-                <w:szCs w:val="20"/>
-              </w:rPr>
-              <w:t>Frontend</w:t>
-            </w:r>
-            <w:proofErr w:type="spellEnd"/>
-            <w:r>
-              <w:rPr>
-                <w:sz w:val="20"/>
-                <w:szCs w:val="20"/>
-              </w:rPr>
-              <w:t xml:space="preserve"> / </w:t>
-            </w:r>
-            <w:proofErr w:type="spellStart"/>
-            <w:r>
-              <w:rPr>
-                <w:sz w:val="20"/>
-                <w:szCs w:val="20"/>
-              </w:rPr>
-              <w:t>Dashboard</w:t>
-            </w:r>
-            <w:proofErr w:type="spellEnd"/>
-            <w:r>
-              <w:rPr>
-                <w:sz w:val="20"/>
-                <w:szCs w:val="20"/>
-              </w:rPr>
-              <w:t xml:space="preserve"> Jr.</w:t>
+            <w:r>
+              <w:rPr>
+                <w:sz w:val="20"/>
+                <w:szCs w:val="20"/>
+              </w:rPr>
+              <w:t>Frontend / Dashboard Jr.</w:t>
             </w:r>
           </w:p>
         </w:tc>
@@ -19629,21 +18487,12 @@
                 <w:szCs w:val="20"/>
               </w:rPr>
             </w:pPr>
-            <w:proofErr w:type="spellStart"/>
-            <w:r>
-              <w:rPr>
-                <w:sz w:val="20"/>
-                <w:szCs w:val="20"/>
-              </w:rPr>
-              <w:t>Dashboard</w:t>
-            </w:r>
-            <w:proofErr w:type="spellEnd"/>
-            <w:r>
-              <w:rPr>
-                <w:sz w:val="20"/>
-                <w:szCs w:val="20"/>
-              </w:rPr>
-              <w:t xml:space="preserve"> de eventos, alertas y sesiones</w:t>
+            <w:r>
+              <w:rPr>
+                <w:sz w:val="20"/>
+                <w:szCs w:val="20"/>
+              </w:rPr>
+              <w:t>Dashboard de eventos, alertas y sesiones</w:t>
             </w:r>
           </w:p>
         </w:tc>
@@ -19693,37 +18542,12 @@
                 <w:szCs w:val="20"/>
               </w:rPr>
             </w:pPr>
-            <w:proofErr w:type="spellStart"/>
-            <w:r>
-              <w:rPr>
-                <w:sz w:val="20"/>
-                <w:szCs w:val="20"/>
-              </w:rPr>
-              <w:t>Frontend</w:t>
-            </w:r>
-            <w:proofErr w:type="spellEnd"/>
-            <w:r>
-              <w:rPr>
-                <w:sz w:val="20"/>
-                <w:szCs w:val="20"/>
-              </w:rPr>
-              <w:t xml:space="preserve"> / </w:t>
-            </w:r>
-            <w:proofErr w:type="spellStart"/>
-            <w:r>
-              <w:rPr>
-                <w:sz w:val="20"/>
-                <w:szCs w:val="20"/>
-              </w:rPr>
-              <w:t>Dashboard</w:t>
-            </w:r>
-            <w:proofErr w:type="spellEnd"/>
-            <w:r>
-              <w:rPr>
-                <w:sz w:val="20"/>
-                <w:szCs w:val="20"/>
-              </w:rPr>
-              <w:t xml:space="preserve"> Jr.</w:t>
+            <w:r>
+              <w:rPr>
+                <w:sz w:val="20"/>
+                <w:szCs w:val="20"/>
+              </w:rPr>
+              <w:t>Frontend / Dashboard Jr.</w:t>
             </w:r>
           </w:p>
         </w:tc>
@@ -19860,37 +18684,12 @@
                 <w:szCs w:val="20"/>
               </w:rPr>
             </w:pPr>
-            <w:proofErr w:type="spellStart"/>
-            <w:r>
-              <w:rPr>
-                <w:sz w:val="20"/>
-                <w:szCs w:val="20"/>
-              </w:rPr>
-              <w:t>Frontend</w:t>
-            </w:r>
-            <w:proofErr w:type="spellEnd"/>
-            <w:r>
-              <w:rPr>
-                <w:sz w:val="20"/>
-                <w:szCs w:val="20"/>
-              </w:rPr>
-              <w:t xml:space="preserve"> / </w:t>
-            </w:r>
-            <w:proofErr w:type="spellStart"/>
-            <w:r>
-              <w:rPr>
-                <w:sz w:val="20"/>
-                <w:szCs w:val="20"/>
-              </w:rPr>
-              <w:t>Dashboard</w:t>
-            </w:r>
-            <w:proofErr w:type="spellEnd"/>
-            <w:r>
-              <w:rPr>
-                <w:sz w:val="20"/>
-                <w:szCs w:val="20"/>
-              </w:rPr>
-              <w:t xml:space="preserve"> Jr.</w:t>
+            <w:r>
+              <w:rPr>
+                <w:sz w:val="20"/>
+                <w:szCs w:val="20"/>
+              </w:rPr>
+              <w:t>Frontend / Dashboard Jr.</w:t>
             </w:r>
           </w:p>
         </w:tc>
@@ -20397,23 +19196,7 @@
                 <w:sz w:val="20"/>
                 <w:szCs w:val="20"/>
               </w:rPr>
-              <w:t xml:space="preserve">La evidencia debe permitir verificar el aporte sin ambigüedad. Se recomienda incluir identificadores concretos: URL, </w:t>
-            </w:r>
-            <w:proofErr w:type="spellStart"/>
-            <w:r>
-              <w:rPr>
-                <w:sz w:val="20"/>
-                <w:szCs w:val="20"/>
-              </w:rPr>
-              <w:t>commit</w:t>
-            </w:r>
-            <w:proofErr w:type="spellEnd"/>
-            <w:r>
-              <w:rPr>
-                <w:sz w:val="20"/>
-                <w:szCs w:val="20"/>
-              </w:rPr>
-              <w:t xml:space="preserve"> hash, nombre de archivo, ruta de carpeta, nombre de prueba, nombre de servicio, fecha y referencia del estudiante responsable.</w:t>
+              <w:t>La evidencia debe permitir verificar el aporte sin ambigüedad. Se recomienda incluir identificadores concretos: URL, commit hash, nombre de archivo, ruta de carpeta, nombre de prueba, nombre de servicio, fecha y referencia del estudiante responsable.</w:t>
             </w:r>
           </w:p>
         </w:tc>
@@ -20493,23 +19276,7 @@
         <w:t>Fase 3 – Implementación de Controles Zero Trust, Pruebas y Monitoreo</w:t>
       </w:r>
       <w:r>
-        <w:t xml:space="preserve">, se recopilaron evidencias relacionadas con la implementación de controles adicionales de autenticación y políticas Zero Trust, la configuración de la expiración de sesiones y restricciones por estado del usuario, el desarrollo del módulo de auditoría y almacenamiento de logs, la integración del </w:t>
-      </w:r>
-      <w:proofErr w:type="spellStart"/>
-      <w:r>
-        <w:t>Backend</w:t>
-      </w:r>
-      <w:proofErr w:type="spellEnd"/>
-      <w:r>
-        <w:t xml:space="preserve"> con el sistema de monitoreo y trazabilidad, el desarrollo del </w:t>
-      </w:r>
-      <w:proofErr w:type="spellStart"/>
-      <w:r>
-        <w:t>Dashboard</w:t>
-      </w:r>
-      <w:proofErr w:type="spellEnd"/>
-      <w:r>
-        <w:t xml:space="preserve"> Administrativo para la visualización de usuarios, eventos, alertas y sesiones, la actualización de la matriz de pruebas, la ejecución de pruebas funcionales y de seguridad, así como la consolidación del entregable técnico y la documentación generada durante la fase.</w:t>
+        <w:t>, se recopilaron evidencias relacionadas con la implementación de controles adicionales de autenticación y políticas Zero Trust, la configuración de la expiración de sesiones y restricciones por estado del usuario, el desarrollo del módulo de auditoría y almacenamiento de logs, la integración del Backend con el sistema de monitoreo y trazabilidad, el desarrollo del Dashboard Administrativo para la visualización de usuarios, eventos, alertas y sesiones, la actualización de la matriz de pruebas, la ejecución de pruebas funcionales y de seguridad, así como la consolidación del entregable técnico y la documentación generada durante la fase.</w:t>
       </w:r>
     </w:p>
     <w:p>
@@ -20637,27 +19404,7 @@
           <w:szCs w:val="22"/>
           <w:lang w:val="es-419" w:eastAsia="es-419"/>
         </w:rPr>
-        <w:t>Evidencia 6: 00_Gestion_Proyecto/</w:t>
-      </w:r>
-      <w:proofErr w:type="spellStart"/>
-      <w:r>
-        <w:rPr>
-          <w:rFonts w:eastAsia="Times New Roman" w:cs="Times New Roman"/>
-          <w:sz w:val="22"/>
-          <w:szCs w:val="22"/>
-          <w:lang w:val="es-419" w:eastAsia="es-419"/>
-        </w:rPr>
-        <w:t>Bitacoras</w:t>
-      </w:r>
-      <w:proofErr w:type="spellEnd"/>
-      <w:r>
-        <w:rPr>
-          <w:rFonts w:eastAsia="Times New Roman" w:cs="Times New Roman"/>
-          <w:sz w:val="22"/>
-          <w:szCs w:val="22"/>
-          <w:lang w:val="es-419" w:eastAsia="es-419"/>
-        </w:rPr>
-        <w:t>/Bitacora_Semana4_SN6.docx</w:t>
+        <w:t>Evidencia 6: 00_Gestion_Proyecto/Bitacoras/Bitacora_Semana4_SN6.docx</w:t>
       </w:r>
     </w:p>
     <w:p>
@@ -20697,27 +19444,7 @@
           <w:szCs w:val="22"/>
           <w:lang w:val="es-419" w:eastAsia="es-419"/>
         </w:rPr>
-        <w:t>Evidencia 8: 01_IAM/</w:t>
-      </w:r>
-      <w:proofErr w:type="spellStart"/>
-      <w:r>
-        <w:rPr>
-          <w:rFonts w:eastAsia="Times New Roman" w:cs="Times New Roman"/>
-          <w:sz w:val="22"/>
-          <w:szCs w:val="22"/>
-          <w:lang w:val="es-419" w:eastAsia="es-419"/>
-        </w:rPr>
-        <w:t>Implementacion</w:t>
-      </w:r>
-      <w:proofErr w:type="spellEnd"/>
-      <w:r>
-        <w:rPr>
-          <w:rFonts w:eastAsia="Times New Roman" w:cs="Times New Roman"/>
-          <w:sz w:val="22"/>
-          <w:szCs w:val="22"/>
-          <w:lang w:val="es-419" w:eastAsia="es-419"/>
-        </w:rPr>
-        <w:t>/Controles_Autenticacion_ZeroTrust.docx</w:t>
+        <w:t>Evidencia 8: 01_IAM/Implementacion/Controles_Autenticacion_ZeroTrust.docx</w:t>
       </w:r>
     </w:p>
     <w:p>
@@ -20737,27 +19464,7 @@
           <w:szCs w:val="22"/>
           <w:lang w:val="es-419" w:eastAsia="es-419"/>
         </w:rPr>
-        <w:t>Evidencia 9: 01_IAM/</w:t>
-      </w:r>
-      <w:proofErr w:type="spellStart"/>
-      <w:r>
-        <w:rPr>
-          <w:rFonts w:eastAsia="Times New Roman" w:cs="Times New Roman"/>
-          <w:sz w:val="22"/>
-          <w:szCs w:val="22"/>
-          <w:lang w:val="es-419" w:eastAsia="es-419"/>
-        </w:rPr>
-        <w:t>Implementacion</w:t>
-      </w:r>
-      <w:proofErr w:type="spellEnd"/>
-      <w:r>
-        <w:rPr>
-          <w:rFonts w:eastAsia="Times New Roman" w:cs="Times New Roman"/>
-          <w:sz w:val="22"/>
-          <w:szCs w:val="22"/>
-          <w:lang w:val="es-419" w:eastAsia="es-419"/>
-        </w:rPr>
-        <w:t>/Configuracion_Sesiones_ZeroTrust.docx</w:t>
+        <w:t>Evidencia 9: 01_IAM/Implementacion/Configuracion_Sesiones_ZeroTrust.docx</w:t>
       </w:r>
     </w:p>
     <w:p>
@@ -20953,7 +19660,7 @@
 </file>
 
 <file path=word/endnotes.xml><?xml version="1.0" encoding="utf-8"?>
-<w:endnotes xmlns:wpc="http://schemas.microsoft.com/office/word/2010/wordprocessingCanvas" xmlns:cx="http://schemas.microsoft.com/office/drawing/2014/chartex" xmlns:cx1="http://schemas.microsoft.com/office/drawing/2015/9/8/chartex" xmlns:cx2="http://schemas.microsoft.com/office/drawing/2015/10/21/chartex" xmlns:cx3="http://schemas.microsoft.com/office/drawing/2016/5/9/chartex" xmlns:cx4="http://schemas.microsoft.com/office/drawing/2016/5/10/chartex" xmlns:cx5="http://schemas.microsoft.com/office/drawing/2016/5/11/chartex" xmlns:cx6="http://schemas.microsoft.com/office/drawing/2016/5/12/chartex" xmlns:cx7="http://schemas.microsoft.com/office/drawing/2016/5/13/chartex" xmlns:cx8="http://schemas.microsoft.com/office/drawing/2016/5/14/chartex" xmlns:mc="http://schemas.openxmlformats.org/markup-compatibility/2006" xmlns:aink="http://schemas.microsoft.com/office/drawing/2016/ink" xmlns:am3d="http://schemas.microsoft.com/office/drawing/2017/model3d" xmlns:o="urn:schemas-microsoft-com:office:office" xmlns:oel="http://schemas.microsoft.com/office/2019/extlst" xmlns:r="http://schemas.openxmlformats.org/officeDocument/2006/relationships" xmlns:m="http://schemas.openxmlformats.org/officeDocument/2006/math" xmlns:v="urn:schemas-microsoft-com:vml" xmlns:wp14="http://schemas.microsoft.com/office/word/2010/wordprocessingDrawing" xmlns:wp="http://schemas.openxmlformats.org/drawingml/2006/wordprocessingDrawing" xmlns:w10="urn:schemas-microsoft-com:office:word" xmlns:w="http://schemas.openxmlformats.org/wordprocessingml/2006/main" xmlns:w14="http://schemas.microsoft.com/office/word/2010/wordml" xmlns:w15="http://schemas.microsoft.com/office/word/2012/wordml" xmlns:w16cex="http://schemas.microsoft.com/office/word/2018/wordml/cex" xmlns:w16cid="http://schemas.microsoft.com/office/word/2016/wordml/cid" xmlns:w16="http://schemas.microsoft.com/office/word/2018/wordml" xmlns:w16du="http://schemas.microsoft.com/office/word/2023/wordml/word16du" xmlns:w16sdtdh="http://schemas.microsoft.com/office/word/2020/wordml/sdtdatahash" xmlns:w16sdtfl="http://schemas.microsoft.com/office/word/2024/wordml/sdtformatlock" xmlns:w16se="http://schemas.microsoft.com/office/word/2015/wordml/symex" xmlns:wpg="http://schemas.microsoft.com/office/word/2010/wordprocessingGroup" xmlns:wpi="http://schemas.microsoft.com/office/word/2010/wordprocessingInk" xmlns:wne="http://schemas.microsoft.com/office/word/2006/wordml" xmlns:wps="http://schemas.microsoft.com/office/word/2010/wordprocessingShape" mc:Ignorable="w14 w15 w16se w16cid w16 w16cex w16sdtdh w16sdtfl w16du wp14">
+<w:endnotes xmlns:wpc="http://schemas.microsoft.com/office/word/2010/wordprocessingCanvas" xmlns:cx="http://schemas.microsoft.com/office/drawing/2014/chartex" xmlns:cx1="http://schemas.microsoft.com/office/drawing/2015/9/8/chartex" xmlns:cx2="http://schemas.microsoft.com/office/drawing/2015/10/21/chartex" xmlns:cx3="http://schemas.microsoft.com/office/drawing/2016/5/9/chartex" xmlns:cx4="http://schemas.microsoft.com/office/drawing/2016/5/10/chartex" xmlns:cx5="http://schemas.microsoft.com/office/drawing/2016/5/11/chartex" xmlns:cx6="http://schemas.microsoft.com/office/drawing/2016/5/12/chartex" xmlns:cx7="http://schemas.microsoft.com/office/drawing/2016/5/13/chartex" xmlns:cx8="http://schemas.microsoft.com/office/drawing/2016/5/14/chartex" xmlns:mc="http://schemas.openxmlformats.org/markup-compatibility/2006" xmlns:aink="http://schemas.microsoft.com/office/drawing/2016/ink" xmlns:am3d="http://schemas.microsoft.com/office/drawing/2017/model3d" xmlns:o="urn:schemas-microsoft-com:office:office" xmlns:r="http://schemas.openxmlformats.org/officeDocument/2006/relationships" xmlns:m="http://schemas.openxmlformats.org/officeDocument/2006/math" xmlns:v="urn:schemas-microsoft-com:vml" xmlns:wp14="http://schemas.microsoft.com/office/word/2010/wordprocessingDrawing" xmlns:wp="http://schemas.openxmlformats.org/drawingml/2006/wordprocessingDrawing" xmlns:w10="urn:schemas-microsoft-com:office:word" xmlns:w="http://schemas.openxmlformats.org/wordprocessingml/2006/main" xmlns:w14="http://schemas.microsoft.com/office/word/2010/wordml" xmlns:w15="http://schemas.microsoft.com/office/word/2012/wordml" xmlns:w16cex="http://schemas.microsoft.com/office/word/2018/wordml/cex" xmlns:w16cid="http://schemas.microsoft.com/office/word/2016/wordml/cid" xmlns:w16="http://schemas.microsoft.com/office/word/2018/wordml" xmlns:w16sdtdh="http://schemas.microsoft.com/office/word/2020/wordml/sdtdatahash" xmlns:w16se="http://schemas.microsoft.com/office/word/2015/wordml/symex" xmlns:wpg="http://schemas.microsoft.com/office/word/2010/wordprocessingGroup" xmlns:wpi="http://schemas.microsoft.com/office/word/2010/wordprocessingInk" xmlns:wne="http://schemas.microsoft.com/office/word/2006/wordml" xmlns:wps="http://schemas.microsoft.com/office/word/2010/wordprocessingShape" mc:Ignorable="w14 w15 w16se w16cid w16 w16cex w16sdtdh wp14">
   <w:endnote w:type="separator" w:id="-1">
     <w:p>
       <w:pPr>
@@ -20978,7 +19685,7 @@
 </file>
 
 <file path=word/footnotes.xml><?xml version="1.0" encoding="utf-8"?>
-<w:footnotes xmlns:wpc="http://schemas.microsoft.com/office/word/2010/wordprocessingCanvas" xmlns:cx="http://schemas.microsoft.com/office/drawing/2014/chartex" xmlns:cx1="http://schemas.microsoft.com/office/drawing/2015/9/8/chartex" xmlns:cx2="http://schemas.microsoft.com/office/drawing/2015/10/21/chartex" xmlns:cx3="http://schemas.microsoft.com/office/drawing/2016/5/9/chartex" xmlns:cx4="http://schemas.microsoft.com/office/drawing/2016/5/10/chartex" xmlns:cx5="http://schemas.microsoft.com/office/drawing/2016/5/11/chartex" xmlns:cx6="http://schemas.microsoft.com/office/drawing/2016/5/12/chartex" xmlns:cx7="http://schemas.microsoft.com/office/drawing/2016/5/13/chartex" xmlns:cx8="http://schemas.microsoft.com/office/drawing/2016/5/14/chartex" xmlns:mc="http://schemas.openxmlformats.org/markup-compatibility/2006" xmlns:aink="http://schemas.microsoft.com/office/drawing/2016/ink" xmlns:am3d="http://schemas.microsoft.com/office/drawing/2017/model3d" xmlns:o="urn:schemas-microsoft-com:office:office" xmlns:oel="http://schemas.microsoft.com/office/2019/extlst" xmlns:r="http://schemas.openxmlformats.org/officeDocument/2006/relationships" xmlns:m="http://schemas.openxmlformats.org/officeDocument/2006/math" xmlns:v="urn:schemas-microsoft-com:vml" xmlns:wp14="http://schemas.microsoft.com/office/word/2010/wordprocessingDrawing" xmlns:wp="http://schemas.openxmlformats.org/drawingml/2006/wordprocessingDrawing" xmlns:w10="urn:schemas-microsoft-com:office:word" xmlns:w="http://schemas.openxmlformats.org/wordprocessingml/2006/main" xmlns:w14="http://schemas.microsoft.com/office/word/2010/wordml" xmlns:w15="http://schemas.microsoft.com/office/word/2012/wordml" xmlns:w16cex="http://schemas.microsoft.com/office/word/2018/wordml/cex" xmlns:w16cid="http://schemas.microsoft.com/office/word/2016/wordml/cid" xmlns:w16="http://schemas.microsoft.com/office/word/2018/wordml" xmlns:w16du="http://schemas.microsoft.com/office/word/2023/wordml/word16du" xmlns:w16sdtdh="http://schemas.microsoft.com/office/word/2020/wordml/sdtdatahash" xmlns:w16sdtfl="http://schemas.microsoft.com/office/word/2024/wordml/sdtformatlock" xmlns:w16se="http://schemas.microsoft.com/office/word/2015/wordml/symex" xmlns:wpg="http://schemas.microsoft.com/office/word/2010/wordprocessingGroup" xmlns:wpi="http://schemas.microsoft.com/office/word/2010/wordprocessingInk" xmlns:wne="http://schemas.microsoft.com/office/word/2006/wordml" xmlns:wps="http://schemas.microsoft.com/office/word/2010/wordprocessingShape" mc:Ignorable="w14 w15 w16se w16cid w16 w16cex w16sdtdh w16sdtfl w16du wp14">
+<w:footnotes xmlns:wpc="http://schemas.microsoft.com/office/word/2010/wordprocessingCanvas" xmlns:cx="http://schemas.microsoft.com/office/drawing/2014/chartex" xmlns:cx1="http://schemas.microsoft.com/office/drawing/2015/9/8/chartex" xmlns:cx2="http://schemas.microsoft.com/office/drawing/2015/10/21/chartex" xmlns:cx3="http://schemas.microsoft.com/office/drawing/2016/5/9/chartex" xmlns:cx4="http://schemas.microsoft.com/office/drawing/2016/5/10/chartex" xmlns:cx5="http://schemas.microsoft.com/office/drawing/2016/5/11/chartex" xmlns:cx6="http://schemas.microsoft.com/office/drawing/2016/5/12/chartex" xmlns:cx7="http://schemas.microsoft.com/office/drawing/2016/5/13/chartex" xmlns:cx8="http://schemas.microsoft.com/office/drawing/2016/5/14/chartex" xmlns:mc="http://schemas.openxmlformats.org/markup-compatibility/2006" xmlns:aink="http://schemas.microsoft.com/office/drawing/2016/ink" xmlns:am3d="http://schemas.microsoft.com/office/drawing/2017/model3d" xmlns:o="urn:schemas-microsoft-com:office:office" xmlns:r="http://schemas.openxmlformats.org/officeDocument/2006/relationships" xmlns:m="http://schemas.openxmlformats.org/officeDocument/2006/math" xmlns:v="urn:schemas-microsoft-com:vml" xmlns:wp14="http://schemas.microsoft.com/office/word/2010/wordprocessingDrawing" xmlns:wp="http://schemas.openxmlformats.org/drawingml/2006/wordprocessingDrawing" xmlns:w10="urn:schemas-microsoft-com:office:word" xmlns:w="http://schemas.openxmlformats.org/wordprocessingml/2006/main" xmlns:w14="http://schemas.microsoft.com/office/word/2010/wordml" xmlns:w15="http://schemas.microsoft.com/office/word/2012/wordml" xmlns:w16cex="http://schemas.microsoft.com/office/word/2018/wordml/cex" xmlns:w16cid="http://schemas.microsoft.com/office/word/2016/wordml/cid" xmlns:w16="http://schemas.microsoft.com/office/word/2018/wordml" xmlns:w16sdtdh="http://schemas.microsoft.com/office/word/2020/wordml/sdtdatahash" xmlns:w16se="http://schemas.microsoft.com/office/word/2015/wordml/symex" xmlns:wpg="http://schemas.microsoft.com/office/word/2010/wordprocessingGroup" xmlns:wpi="http://schemas.microsoft.com/office/word/2010/wordprocessingInk" xmlns:wne="http://schemas.microsoft.com/office/word/2006/wordml" xmlns:wps="http://schemas.microsoft.com/office/word/2010/wordprocessingShape" mc:Ignorable="w14 w15 w16se w16cid w16 w16cex w16sdtdh wp14">
   <w:footnote w:type="separator" w:id="-1">
     <w:p>
       <w:pPr>
@@ -21003,7 +19710,7 @@
 </file>
 
 <file path=word/header1.xml><?xml version="1.0" encoding="utf-8"?>
-<w:hdr xmlns:wpc="http://schemas.microsoft.com/office/word/2010/wordprocessingCanvas" xmlns:cx="http://schemas.microsoft.com/office/drawing/2014/chartex" xmlns:cx1="http://schemas.microsoft.com/office/drawing/2015/9/8/chartex" xmlns:cx2="http://schemas.microsoft.com/office/drawing/2015/10/21/chartex" xmlns:cx3="http://schemas.microsoft.com/office/drawing/2016/5/9/chartex" xmlns:cx4="http://schemas.microsoft.com/office/drawing/2016/5/10/chartex" xmlns:cx5="http://schemas.microsoft.com/office/drawing/2016/5/11/chartex" xmlns:cx6="http://schemas.microsoft.com/office/drawing/2016/5/12/chartex" xmlns:cx7="http://schemas.microsoft.com/office/drawing/2016/5/13/chartex" xmlns:cx8="http://schemas.microsoft.com/office/drawing/2016/5/14/chartex" xmlns:mc="http://schemas.openxmlformats.org/markup-compatibility/2006" xmlns:aink="http://schemas.microsoft.com/office/drawing/2016/ink" xmlns:am3d="http://schemas.microsoft.com/office/drawing/2017/model3d" xmlns:o="urn:schemas-microsoft-com:office:office" xmlns:oel="http://schemas.microsoft.com/office/2019/extlst" xmlns:r="http://schemas.openxmlformats.org/officeDocument/2006/relationships" xmlns:m="http://schemas.openxmlformats.org/officeDocument/2006/math" xmlns:v="urn:schemas-microsoft-com:vml" xmlns:wp14="http://schemas.microsoft.com/office/word/2010/wordprocessingDrawing" xmlns:wp="http://schemas.openxmlformats.org/drawingml/2006/wordprocessingDrawing" xmlns:w10="urn:schemas-microsoft-com:office:word" xmlns:w="http://schemas.openxmlformats.org/wordprocessingml/2006/main" xmlns:w14="http://schemas.microsoft.com/office/word/2010/wordml" xmlns:w15="http://schemas.microsoft.com/office/word/2012/wordml" xmlns:w16cex="http://schemas.microsoft.com/office/word/2018/wordml/cex" xmlns:w16cid="http://schemas.microsoft.com/office/word/2016/wordml/cid" xmlns:w16="http://schemas.microsoft.com/office/word/2018/wordml" xmlns:w16du="http://schemas.microsoft.com/office/word/2023/wordml/word16du" xmlns:w16sdtdh="http://schemas.microsoft.com/office/word/2020/wordml/sdtdatahash" xmlns:w16sdtfl="http://schemas.microsoft.com/office/word/2024/wordml/sdtformatlock" xmlns:w16se="http://schemas.microsoft.com/office/word/2015/wordml/symex" xmlns:wpg="http://schemas.microsoft.com/office/word/2010/wordprocessingGroup" xmlns:wpi="http://schemas.microsoft.com/office/word/2010/wordprocessingInk" xmlns:wne="http://schemas.microsoft.com/office/word/2006/wordml" xmlns:wps="http://schemas.microsoft.com/office/word/2010/wordprocessingShape" mc:Ignorable="w14 w15 w16se w16cid w16 w16cex w16sdtdh w16sdtfl w16du wp14">
+<w:hdr xmlns:wpc="http://schemas.microsoft.com/office/word/2010/wordprocessingCanvas" xmlns:cx="http://schemas.microsoft.com/office/drawing/2014/chartex" xmlns:cx1="http://schemas.microsoft.com/office/drawing/2015/9/8/chartex" xmlns:cx2="http://schemas.microsoft.com/office/drawing/2015/10/21/chartex" xmlns:cx3="http://schemas.microsoft.com/office/drawing/2016/5/9/chartex" xmlns:cx4="http://schemas.microsoft.com/office/drawing/2016/5/10/chartex" xmlns:cx5="http://schemas.microsoft.com/office/drawing/2016/5/11/chartex" xmlns:cx6="http://schemas.microsoft.com/office/drawing/2016/5/12/chartex" xmlns:cx7="http://schemas.microsoft.com/office/drawing/2016/5/13/chartex" xmlns:cx8="http://schemas.microsoft.com/office/drawing/2016/5/14/chartex" xmlns:mc="http://schemas.openxmlformats.org/markup-compatibility/2006" xmlns:aink="http://schemas.microsoft.com/office/drawing/2016/ink" xmlns:am3d="http://schemas.microsoft.com/office/drawing/2017/model3d" xmlns:o="urn:schemas-microsoft-com:office:office" xmlns:r="http://schemas.openxmlformats.org/officeDocument/2006/relationships" xmlns:m="http://schemas.openxmlformats.org/officeDocument/2006/math" xmlns:v="urn:schemas-microsoft-com:vml" xmlns:wp14="http://schemas.microsoft.com/office/word/2010/wordprocessingDrawing" xmlns:wp="http://schemas.openxmlformats.org/drawingml/2006/wordprocessingDrawing" xmlns:w10="urn:schemas-microsoft-com:office:word" xmlns:w="http://schemas.openxmlformats.org/wordprocessingml/2006/main" xmlns:w14="http://schemas.microsoft.com/office/word/2010/wordml" xmlns:w15="http://schemas.microsoft.com/office/word/2012/wordml" xmlns:w16cex="http://schemas.microsoft.com/office/word/2018/wordml/cex" xmlns:w16cid="http://schemas.microsoft.com/office/word/2016/wordml/cid" xmlns:w16="http://schemas.microsoft.com/office/word/2018/wordml" xmlns:w16sdtdh="http://schemas.microsoft.com/office/word/2020/wordml/sdtdatahash" xmlns:w16se="http://schemas.microsoft.com/office/word/2015/wordml/symex" xmlns:wpg="http://schemas.microsoft.com/office/word/2010/wordprocessingGroup" xmlns:wpi="http://schemas.microsoft.com/office/word/2010/wordprocessingInk" xmlns:wne="http://schemas.microsoft.com/office/word/2006/wordml" xmlns:wps="http://schemas.microsoft.com/office/word/2010/wordprocessingShape" mc:Ignorable="w14 w15 w16se w16cid w16 w16cex w16sdtdh wp14">
   <w:p>
     <w:pPr>
       <w:pBdr>
@@ -21075,7 +19782,7 @@
 </file>
 
 <file path=word/numbering.xml><?xml version="1.0" encoding="utf-8"?>
-<w:numbering xmlns:wpc="http://schemas.microsoft.com/office/word/2010/wordprocessingCanvas" xmlns:cx="http://schemas.microsoft.com/office/drawing/2014/chartex" xmlns:cx1="http://schemas.microsoft.com/office/drawing/2015/9/8/chartex" xmlns:cx2="http://schemas.microsoft.com/office/drawing/2015/10/21/chartex" xmlns:cx3="http://schemas.microsoft.com/office/drawing/2016/5/9/chartex" xmlns:cx4="http://schemas.microsoft.com/office/drawing/2016/5/10/chartex" xmlns:cx5="http://schemas.microsoft.com/office/drawing/2016/5/11/chartex" xmlns:cx6="http://schemas.microsoft.com/office/drawing/2016/5/12/chartex" xmlns:cx7="http://schemas.microsoft.com/office/drawing/2016/5/13/chartex" xmlns:cx8="http://schemas.microsoft.com/office/drawing/2016/5/14/chartex" xmlns:mc="http://schemas.openxmlformats.org/markup-compatibility/2006" xmlns:aink="http://schemas.microsoft.com/office/drawing/2016/ink" xmlns:am3d="http://schemas.microsoft.com/office/drawing/2017/model3d" xmlns:o="urn:schemas-microsoft-com:office:office" xmlns:oel="http://schemas.microsoft.com/office/2019/extlst" xmlns:r="http://schemas.openxmlformats.org/officeDocument/2006/relationships" xmlns:m="http://schemas.openxmlformats.org/officeDocument/2006/math" xmlns:v="urn:schemas-microsoft-com:vml" xmlns:wp14="http://schemas.microsoft.com/office/word/2010/wordprocessingDrawing" xmlns:wp="http://schemas.openxmlformats.org/drawingml/2006/wordprocessingDrawing" xmlns:w10="urn:schemas-microsoft-com:office:word" xmlns:w="http://schemas.openxmlformats.org/wordprocessingml/2006/main" xmlns:w14="http://schemas.microsoft.com/office/word/2010/wordml" xmlns:w15="http://schemas.microsoft.com/office/word/2012/wordml" xmlns:w16cex="http://schemas.microsoft.com/office/word/2018/wordml/cex" xmlns:w16cid="http://schemas.microsoft.com/office/word/2016/wordml/cid" xmlns:w16="http://schemas.microsoft.com/office/word/2018/wordml" xmlns:w16du="http://schemas.microsoft.com/office/word/2023/wordml/word16du" xmlns:w16sdtdh="http://schemas.microsoft.com/office/word/2020/wordml/sdtdatahash" xmlns:w16sdtfl="http://schemas.microsoft.com/office/word/2024/wordml/sdtformatlock" xmlns:w16se="http://schemas.microsoft.com/office/word/2015/wordml/symex" xmlns:wpg="http://schemas.microsoft.com/office/word/2010/wordprocessingGroup" xmlns:wpi="http://schemas.microsoft.com/office/word/2010/wordprocessingInk" xmlns:wne="http://schemas.microsoft.com/office/word/2006/wordml" xmlns:wps="http://schemas.microsoft.com/office/word/2010/wordprocessingShape" mc:Ignorable="w14 w15 w16se w16cid w16 w16cex w16sdtdh w16sdtfl w16du wp14">
+<w:numbering xmlns:wpc="http://schemas.microsoft.com/office/word/2010/wordprocessingCanvas" xmlns:cx="http://schemas.microsoft.com/office/drawing/2014/chartex" xmlns:cx1="http://schemas.microsoft.com/office/drawing/2015/9/8/chartex" xmlns:cx2="http://schemas.microsoft.com/office/drawing/2015/10/21/chartex" xmlns:cx3="http://schemas.microsoft.com/office/drawing/2016/5/9/chartex" xmlns:cx4="http://schemas.microsoft.com/office/drawing/2016/5/10/chartex" xmlns:cx5="http://schemas.microsoft.com/office/drawing/2016/5/11/chartex" xmlns:cx6="http://schemas.microsoft.com/office/drawing/2016/5/12/chartex" xmlns:cx7="http://schemas.microsoft.com/office/drawing/2016/5/13/chartex" xmlns:cx8="http://schemas.microsoft.com/office/drawing/2016/5/14/chartex" xmlns:mc="http://schemas.openxmlformats.org/markup-compatibility/2006" xmlns:aink="http://schemas.microsoft.com/office/drawing/2016/ink" xmlns:am3d="http://schemas.microsoft.com/office/drawing/2017/model3d" xmlns:o="urn:schemas-microsoft-com:office:office" xmlns:r="http://schemas.openxmlformats.org/officeDocument/2006/relationships" xmlns:m="http://schemas.openxmlformats.org/officeDocument/2006/math" xmlns:v="urn:schemas-microsoft-com:vml" xmlns:wp14="http://schemas.microsoft.com/office/word/2010/wordprocessingDrawing" xmlns:wp="http://schemas.openxmlformats.org/drawingml/2006/wordprocessingDrawing" xmlns:w10="urn:schemas-microsoft-com:office:word" xmlns:w="http://schemas.openxmlformats.org/wordprocessingml/2006/main" xmlns:w14="http://schemas.microsoft.com/office/word/2010/wordml" xmlns:w15="http://schemas.microsoft.com/office/word/2012/wordml" xmlns:w16cex="http://schemas.microsoft.com/office/word/2018/wordml/cex" xmlns:w16cid="http://schemas.microsoft.com/office/word/2016/wordml/cid" xmlns:w16="http://schemas.microsoft.com/office/word/2018/wordml" xmlns:w16sdtdh="http://schemas.microsoft.com/office/word/2020/wordml/sdtdatahash" xmlns:w16se="http://schemas.microsoft.com/office/word/2015/wordml/symex" xmlns:wpg="http://schemas.microsoft.com/office/word/2010/wordprocessingGroup" xmlns:wpi="http://schemas.microsoft.com/office/word/2010/wordprocessingInk" xmlns:wne="http://schemas.microsoft.com/office/word/2006/wordml" xmlns:wps="http://schemas.microsoft.com/office/word/2010/wordprocessingShape" mc:Ignorable="w14 w15 w16se w16cid w16 w16cex w16sdtdh wp14">
   <w:abstractNum w:abstractNumId="0" w15:restartNumberingAfterBreak="0">
     <w:nsid w:val="54D77CB9"/>
     <w:multiLevelType w:val="hybridMultilevel"/>
@@ -21626,23 +20333,23 @@
       </w:rPr>
     </w:lvl>
   </w:abstractNum>
-  <w:num w:numId="1" w16cid:durableId="1332415403">
+  <w:num w:numId="1">
     <w:abstractNumId w:val="3"/>
   </w:num>
-  <w:num w:numId="2" w16cid:durableId="784273200">
+  <w:num w:numId="2">
     <w:abstractNumId w:val="2"/>
   </w:num>
-  <w:num w:numId="3" w16cid:durableId="1251155238">
+  <w:num w:numId="3">
     <w:abstractNumId w:val="1"/>
   </w:num>
-  <w:num w:numId="4" w16cid:durableId="793869459">
+  <w:num w:numId="4">
     <w:abstractNumId w:val="0"/>
   </w:num>
 </w:numbering>
 </file>
 
 <file path=word/styles.xml><?xml version="1.0" encoding="utf-8"?>
-<w:styles xmlns:mc="http://schemas.openxmlformats.org/markup-compatibility/2006" xmlns:r="http://schemas.openxmlformats.org/officeDocument/2006/relationships" xmlns:w="http://schemas.openxmlformats.org/wordprocessingml/2006/main" xmlns:w14="http://schemas.microsoft.com/office/word/2010/wordml" xmlns:w15="http://schemas.microsoft.com/office/word/2012/wordml" xmlns:w16cex="http://schemas.microsoft.com/office/word/2018/wordml/cex" xmlns:w16cid="http://schemas.microsoft.com/office/word/2016/wordml/cid" xmlns:w16="http://schemas.microsoft.com/office/word/2018/wordml" xmlns:w16du="http://schemas.microsoft.com/office/word/2023/wordml/word16du" xmlns:w16sdtdh="http://schemas.microsoft.com/office/word/2020/wordml/sdtdatahash" xmlns:w16sdtfl="http://schemas.microsoft.com/office/word/2024/wordml/sdtformatlock" xmlns:w16se="http://schemas.microsoft.com/office/word/2015/wordml/symex" mc:Ignorable="w14 w15 w16se w16cid w16 w16cex w16sdtdh w16sdtfl w16du">
+<w:styles xmlns:mc="http://schemas.openxmlformats.org/markup-compatibility/2006" xmlns:r="http://schemas.openxmlformats.org/officeDocument/2006/relationships" xmlns:w="http://schemas.openxmlformats.org/wordprocessingml/2006/main" xmlns:w14="http://schemas.microsoft.com/office/word/2010/wordml" xmlns:w15="http://schemas.microsoft.com/office/word/2012/wordml" xmlns:w16cex="http://schemas.microsoft.com/office/word/2018/wordml/cex" xmlns:w16cid="http://schemas.microsoft.com/office/word/2016/wordml/cid" xmlns:w16="http://schemas.microsoft.com/office/word/2018/wordml" xmlns:w16sdtdh="http://schemas.microsoft.com/office/word/2020/wordml/sdtdatahash" xmlns:w16se="http://schemas.microsoft.com/office/word/2015/wordml/symex" mc:Ignorable="w14 w15 w16se w16cid w16 w16cex w16sdtdh">
   <w:docDefaults>
     <w:rPrDefault>
       <w:rPr>
@@ -22175,6 +20882,7 @@
   <w:style w:type="character" w:default="1" w:styleId="Fuentedeprrafopredeter">
     <w:name w:val="Default Paragraph Font"/>
     <w:uiPriority w:val="1"/>
+    <w:semiHidden/>
     <w:unhideWhenUsed/>
   </w:style>
   <w:style w:type="table" w:default="1" w:styleId="Tablanormal">

--- a/00_Gestion_Proyecto/Bitacoras/Bitacora_Semana4_SN6.docx
+++ b/00_Gestion_Proyecto/Bitacoras/Bitacora_Semana4_SN6.docx
@@ -626,7 +626,23 @@
                 <w:sz w:val="20"/>
                 <w:szCs w:val="20"/>
               </w:rPr>
-              <w:t>La bitácora debe completarse semanalmente. Las evidencias deben ser concretas, atribuibles y verificables: enlaces, commits, rutas de archivos, capturas, pruebas, documentos o configuraciones. No se recomienda registrar aportes genéricos sin evidencia técnica.</w:t>
+              <w:t xml:space="preserve">La bitácora debe completarse semanalmente. Las evidencias deben ser concretas, atribuibles y verificables: enlaces, </w:t>
+            </w:r>
+            <w:proofErr w:type="spellStart"/>
+            <w:r>
+              <w:rPr>
+                <w:sz w:val="20"/>
+                <w:szCs w:val="20"/>
+              </w:rPr>
+              <w:t>commits</w:t>
+            </w:r>
+            <w:proofErr w:type="spellEnd"/>
+            <w:r>
+              <w:rPr>
+                <w:sz w:val="20"/>
+                <w:szCs w:val="20"/>
+              </w:rPr>
+              <w:t>, rutas de archivos, capturas, pruebas, documentos o configuraciones. No se recomienda registrar aportes genéricos sin evidencia técnica.</w:t>
             </w:r>
           </w:p>
         </w:tc>
@@ -829,12 +845,53 @@
               </w:rPr>
               <w:t xml:space="preserve"> </w:t>
             </w:r>
-            <w:r>
-              <w:rPr>
-                <w:sz w:val="20"/>
-                <w:szCs w:val="20"/>
-              </w:rPr>
-              <w:t>Neldy Liliana Hernandez, Luis Fernando Sánchez, Danny Moreno, Iván Palacios y Lissete Zapata</w:t>
+            <w:proofErr w:type="spellStart"/>
+            <w:r>
+              <w:rPr>
+                <w:sz w:val="20"/>
+                <w:szCs w:val="20"/>
+              </w:rPr>
+              <w:t>Neldy</w:t>
+            </w:r>
+            <w:proofErr w:type="spellEnd"/>
+            <w:r>
+              <w:rPr>
+                <w:sz w:val="20"/>
+                <w:szCs w:val="20"/>
+              </w:rPr>
+              <w:t xml:space="preserve"> Liliana </w:t>
+            </w:r>
+            <w:proofErr w:type="spellStart"/>
+            <w:r>
+              <w:rPr>
+                <w:sz w:val="20"/>
+                <w:szCs w:val="20"/>
+              </w:rPr>
+              <w:t>Hernandez</w:t>
+            </w:r>
+            <w:proofErr w:type="spellEnd"/>
+            <w:r>
+              <w:rPr>
+                <w:sz w:val="20"/>
+                <w:szCs w:val="20"/>
+              </w:rPr>
+              <w:t xml:space="preserve">, Luis Fernando Sánchez, Danny Moreno, Iván Palacios y </w:t>
+            </w:r>
+            <w:proofErr w:type="spellStart"/>
+            <w:r>
+              <w:rPr>
+                <w:sz w:val="20"/>
+                <w:szCs w:val="20"/>
+              </w:rPr>
+              <w:t>Lissete</w:t>
+            </w:r>
+            <w:proofErr w:type="spellEnd"/>
+            <w:r>
+              <w:rPr>
+                <w:sz w:val="20"/>
+                <w:szCs w:val="20"/>
+              </w:rPr>
+              <w:t xml:space="preserve"> Zapata</w:t>
             </w:r>
           </w:p>
         </w:tc>
@@ -1650,12 +1707,21 @@
                 <w:szCs w:val="20"/>
               </w:rPr>
             </w:pPr>
-            <w:r>
-              <w:rPr>
-                <w:sz w:val="20"/>
-                <w:szCs w:val="20"/>
-              </w:rPr>
-              <w:t>Neldy Liliana Hernández</w:t>
+            <w:proofErr w:type="spellStart"/>
+            <w:r>
+              <w:rPr>
+                <w:sz w:val="20"/>
+                <w:szCs w:val="20"/>
+              </w:rPr>
+              <w:t>Neldy</w:t>
+            </w:r>
+            <w:proofErr w:type="spellEnd"/>
+            <w:r>
+              <w:rPr>
+                <w:sz w:val="20"/>
+                <w:szCs w:val="20"/>
+              </w:rPr>
+              <w:t xml:space="preserve"> Liliana Hernández</w:t>
             </w:r>
           </w:p>
         </w:tc>
@@ -1819,12 +1885,21 @@
                 <w:szCs w:val="20"/>
               </w:rPr>
             </w:pPr>
-            <w:r>
-              <w:rPr>
-                <w:sz w:val="20"/>
-                <w:szCs w:val="20"/>
-              </w:rPr>
-              <w:t>Neldy Liliana Hernández</w:t>
+            <w:proofErr w:type="spellStart"/>
+            <w:r>
+              <w:rPr>
+                <w:sz w:val="20"/>
+                <w:szCs w:val="20"/>
+              </w:rPr>
+              <w:t>Neldy</w:t>
+            </w:r>
+            <w:proofErr w:type="spellEnd"/>
+            <w:r>
+              <w:rPr>
+                <w:sz w:val="20"/>
+                <w:szCs w:val="20"/>
+              </w:rPr>
+              <w:t xml:space="preserve"> Liliana Hernández</w:t>
             </w:r>
           </w:p>
         </w:tc>
@@ -1933,12 +2008,21 @@
                 <w:szCs w:val="20"/>
               </w:rPr>
             </w:pPr>
-            <w:r>
-              <w:rPr>
-                <w:sz w:val="20"/>
-                <w:szCs w:val="20"/>
-              </w:rPr>
-              <w:t>Neldy Liliana Hernández</w:t>
+            <w:proofErr w:type="spellStart"/>
+            <w:r>
+              <w:rPr>
+                <w:sz w:val="20"/>
+                <w:szCs w:val="20"/>
+              </w:rPr>
+              <w:t>Neldy</w:t>
+            </w:r>
+            <w:proofErr w:type="spellEnd"/>
+            <w:r>
+              <w:rPr>
+                <w:sz w:val="20"/>
+                <w:szCs w:val="20"/>
+              </w:rPr>
+              <w:t xml:space="preserve"> Liliana Hernández</w:t>
             </w:r>
           </w:p>
         </w:tc>
@@ -2047,12 +2131,21 @@
                 <w:szCs w:val="20"/>
               </w:rPr>
             </w:pPr>
-            <w:r>
-              <w:rPr>
-                <w:sz w:val="20"/>
-                <w:szCs w:val="20"/>
-              </w:rPr>
-              <w:t>Neldy Liliana Hernández</w:t>
+            <w:proofErr w:type="spellStart"/>
+            <w:r>
+              <w:rPr>
+                <w:sz w:val="20"/>
+                <w:szCs w:val="20"/>
+              </w:rPr>
+              <w:t>Neldy</w:t>
+            </w:r>
+            <w:proofErr w:type="spellEnd"/>
+            <w:r>
+              <w:rPr>
+                <w:sz w:val="20"/>
+                <w:szCs w:val="20"/>
+              </w:rPr>
+              <w:t xml:space="preserve"> Liliana Hernández</w:t>
             </w:r>
           </w:p>
         </w:tc>
@@ -3874,7 +3967,15 @@
               <w:spacing w:after="0"/>
             </w:pPr>
             <w:r>
-              <w:t>Implementación de APIs y lógica del sistema.</w:t>
+              <w:t xml:space="preserve">Implementación de </w:t>
+            </w:r>
+            <w:proofErr w:type="spellStart"/>
+            <w:r>
+              <w:t>APIs</w:t>
+            </w:r>
+            <w:proofErr w:type="spellEnd"/>
+            <w:r>
+              <w:t xml:space="preserve"> y lógica del sistema.</w:t>
             </w:r>
           </w:p>
         </w:tc>
@@ -3936,7 +4037,15 @@
               <w:spacing w:after="0"/>
             </w:pPr>
             <w:r>
-              <w:t>Implementación de endpoints y middleware de seguridad.</w:t>
+              <w:t xml:space="preserve">Implementación de </w:t>
+            </w:r>
+            <w:proofErr w:type="spellStart"/>
+            <w:r>
+              <w:t>endpoints</w:t>
+            </w:r>
+            <w:proofErr w:type="spellEnd"/>
+            <w:r>
+              <w:t xml:space="preserve"> y middleware de seguridad.</w:t>
             </w:r>
           </w:p>
         </w:tc>
@@ -4103,7 +4212,15 @@
               <w:spacing w:after="0"/>
             </w:pPr>
             <w:r>
-              <w:t>Validación de APIs.</w:t>
+              <w:t xml:space="preserve">Validación de </w:t>
+            </w:r>
+            <w:proofErr w:type="spellStart"/>
+            <w:r>
+              <w:t>APIs</w:t>
+            </w:r>
+            <w:proofErr w:type="spellEnd"/>
+            <w:r>
+              <w:t>.</w:t>
             </w:r>
           </w:p>
         </w:tc>
@@ -4457,8 +4574,13 @@
               <w:spacing w:after="0"/>
             </w:pPr>
             <w:r>
-              <w:t>Google Meet</w:t>
-            </w:r>
+              <w:t xml:space="preserve">Google </w:t>
+            </w:r>
+            <w:proofErr w:type="spellStart"/>
+            <w:r>
+              <w:t>Meet</w:t>
+            </w:r>
+            <w:proofErr w:type="spellEnd"/>
           </w:p>
         </w:tc>
         <w:tc>
@@ -5132,8 +5254,13 @@
             <w:pPr>
               <w:spacing w:after="0"/>
             </w:pPr>
-            <w:r>
-              <w:t>Endpoints pendientes de integración entre Backend y Frontend.</w:t>
+            <w:proofErr w:type="spellStart"/>
+            <w:r>
+              <w:t>Endpoints</w:t>
+            </w:r>
+            <w:proofErr w:type="spellEnd"/>
+            <w:r>
+              <w:t xml:space="preserve"> pendientes de integración entre Backend y Frontend.</w:t>
             </w:r>
           </w:p>
         </w:tc>
@@ -8004,13 +8131,31 @@
                 <w:szCs w:val="20"/>
               </w:rPr>
             </w:pPr>
-            <w:r>
-              <w:rPr>
-                <w:sz w:val="20"/>
-                <w:szCs w:val="20"/>
-              </w:rPr>
-              <w:t>Neldy Liliana Hernández Huezo</w:t>
-            </w:r>
+            <w:proofErr w:type="spellStart"/>
+            <w:r>
+              <w:rPr>
+                <w:sz w:val="20"/>
+                <w:szCs w:val="20"/>
+              </w:rPr>
+              <w:t>Neldy</w:t>
+            </w:r>
+            <w:proofErr w:type="spellEnd"/>
+            <w:r>
+              <w:rPr>
+                <w:sz w:val="20"/>
+                <w:szCs w:val="20"/>
+              </w:rPr>
+              <w:t xml:space="preserve"> Liliana Hernández </w:t>
+            </w:r>
+            <w:proofErr w:type="spellStart"/>
+            <w:r>
+              <w:rPr>
+                <w:sz w:val="20"/>
+                <w:szCs w:val="20"/>
+              </w:rPr>
+              <w:t>Huezo</w:t>
+            </w:r>
+            <w:proofErr w:type="spellEnd"/>
           </w:p>
         </w:tc>
         <w:tc>
@@ -8219,13 +8364,31 @@
                 <w:szCs w:val="20"/>
               </w:rPr>
             </w:pPr>
-            <w:r>
-              <w:rPr>
-                <w:sz w:val="20"/>
-                <w:szCs w:val="20"/>
-              </w:rPr>
-              <w:t>Neldy Liliana Hernández Huezo</w:t>
-            </w:r>
+            <w:proofErr w:type="spellStart"/>
+            <w:r>
+              <w:rPr>
+                <w:sz w:val="20"/>
+                <w:szCs w:val="20"/>
+              </w:rPr>
+              <w:t>Neldy</w:t>
+            </w:r>
+            <w:proofErr w:type="spellEnd"/>
+            <w:r>
+              <w:rPr>
+                <w:sz w:val="20"/>
+                <w:szCs w:val="20"/>
+              </w:rPr>
+              <w:t xml:space="preserve"> Liliana Hernández </w:t>
+            </w:r>
+            <w:proofErr w:type="spellStart"/>
+            <w:r>
+              <w:rPr>
+                <w:sz w:val="20"/>
+                <w:szCs w:val="20"/>
+              </w:rPr>
+              <w:t>Huezo</w:t>
+            </w:r>
+            <w:proofErr w:type="spellEnd"/>
           </w:p>
         </w:tc>
         <w:tc>
@@ -8395,13 +8558,31 @@
                 <w:szCs w:val="20"/>
               </w:rPr>
             </w:pPr>
-            <w:r>
-              <w:rPr>
-                <w:sz w:val="20"/>
-                <w:szCs w:val="20"/>
-              </w:rPr>
-              <w:t>Neldy Liliana Hernández Huezo</w:t>
-            </w:r>
+            <w:proofErr w:type="spellStart"/>
+            <w:r>
+              <w:rPr>
+                <w:sz w:val="20"/>
+                <w:szCs w:val="20"/>
+              </w:rPr>
+              <w:t>Neldy</w:t>
+            </w:r>
+            <w:proofErr w:type="spellEnd"/>
+            <w:r>
+              <w:rPr>
+                <w:sz w:val="20"/>
+                <w:szCs w:val="20"/>
+              </w:rPr>
+              <w:t xml:space="preserve"> Liliana Hernández </w:t>
+            </w:r>
+            <w:proofErr w:type="spellStart"/>
+            <w:r>
+              <w:rPr>
+                <w:sz w:val="20"/>
+                <w:szCs w:val="20"/>
+              </w:rPr>
+              <w:t>Huezo</w:t>
+            </w:r>
+            <w:proofErr w:type="spellEnd"/>
           </w:p>
         </w:tc>
         <w:tc>
@@ -9941,7 +10122,39 @@
                 <w:sz w:val="20"/>
                 <w:szCs w:val="20"/>
               </w:rPr>
-              <w:t>Cada fila debe corresponder a un aporte individual atribuible. Ejemplos válidos: commit identificado, sección redactada en un documento, prueba ejecutada, configuración aplicada, endpoint implementado, consulta corregida, vista del dashboard ajustada o script de simulación mejorado.</w:t>
+              <w:t xml:space="preserve">Cada fila debe corresponder a un aporte individual atribuible. Ejemplos válidos: </w:t>
+            </w:r>
+            <w:proofErr w:type="spellStart"/>
+            <w:r>
+              <w:rPr>
+                <w:sz w:val="20"/>
+                <w:szCs w:val="20"/>
+              </w:rPr>
+              <w:t>commit</w:t>
+            </w:r>
+            <w:proofErr w:type="spellEnd"/>
+            <w:r>
+              <w:rPr>
+                <w:sz w:val="20"/>
+                <w:szCs w:val="20"/>
+              </w:rPr>
+              <w:t xml:space="preserve"> identificado, sección redactada en un documento, prueba ejecutada, configuración aplicada, </w:t>
+            </w:r>
+            <w:proofErr w:type="spellStart"/>
+            <w:r>
+              <w:rPr>
+                <w:sz w:val="20"/>
+                <w:szCs w:val="20"/>
+              </w:rPr>
+              <w:t>endpoint</w:t>
+            </w:r>
+            <w:proofErr w:type="spellEnd"/>
+            <w:r>
+              <w:rPr>
+                <w:sz w:val="20"/>
+                <w:szCs w:val="20"/>
+              </w:rPr>
+              <w:t xml:space="preserve"> implementado, consulta corregida, vista del dashboard ajustada o script de simulación mejorado.</w:t>
             </w:r>
           </w:p>
         </w:tc>
@@ -13841,9 +14054,19 @@
                 <w:szCs w:val="18"/>
               </w:rPr>
             </w:pPr>
-            <w:r>
-              <w:t>Neldy Liliana Hernández Huezo</w:t>
-            </w:r>
+            <w:proofErr w:type="spellStart"/>
+            <w:r>
+              <w:t>Neldy</w:t>
+            </w:r>
+            <w:proofErr w:type="spellEnd"/>
+            <w:r>
+              <w:t xml:space="preserve"> Liliana Hernández </w:t>
+            </w:r>
+            <w:proofErr w:type="spellStart"/>
+            <w:r>
+              <w:t>Huezo</w:t>
+            </w:r>
+            <w:proofErr w:type="spellEnd"/>
           </w:p>
         </w:tc>
         <w:tc>
@@ -15599,13 +15822,31 @@
                 <w:szCs w:val="20"/>
               </w:rPr>
             </w:pPr>
-            <w:r>
-              <w:rPr>
-                <w:sz w:val="20"/>
-                <w:szCs w:val="20"/>
-              </w:rPr>
-              <w:t>Neldy Liliana Hernández Huezo</w:t>
-            </w:r>
+            <w:proofErr w:type="spellStart"/>
+            <w:r>
+              <w:rPr>
+                <w:sz w:val="20"/>
+                <w:szCs w:val="20"/>
+              </w:rPr>
+              <w:t>Neldy</w:t>
+            </w:r>
+            <w:proofErr w:type="spellEnd"/>
+            <w:r>
+              <w:rPr>
+                <w:sz w:val="20"/>
+                <w:szCs w:val="20"/>
+              </w:rPr>
+              <w:t xml:space="preserve"> Liliana Hernández </w:t>
+            </w:r>
+            <w:proofErr w:type="spellStart"/>
+            <w:r>
+              <w:rPr>
+                <w:sz w:val="20"/>
+                <w:szCs w:val="20"/>
+              </w:rPr>
+              <w:t>Huezo</w:t>
+            </w:r>
+            <w:proofErr w:type="spellEnd"/>
           </w:p>
         </w:tc>
         <w:tc>
@@ -16216,7 +16457,23 @@
                 <w:sz w:val="20"/>
                 <w:szCs w:val="20"/>
               </w:rPr>
-              <w:t>Se ajustó la comunicación mediante APIs y se realizaron pruebas sobre la visualización de la información.</w:t>
+              <w:t xml:space="preserve">Se ajustó la comunicación mediante </w:t>
+            </w:r>
+            <w:proofErr w:type="spellStart"/>
+            <w:r>
+              <w:rPr>
+                <w:sz w:val="20"/>
+                <w:szCs w:val="20"/>
+              </w:rPr>
+              <w:t>APIs</w:t>
+            </w:r>
+            <w:proofErr w:type="spellEnd"/>
+            <w:r>
+              <w:rPr>
+                <w:sz w:val="20"/>
+                <w:szCs w:val="20"/>
+              </w:rPr>
+              <w:t xml:space="preserve"> y se realizaron pruebas sobre la visualización de la información.</w:t>
             </w:r>
           </w:p>
         </w:tc>
@@ -18426,6 +18683,25 @@
                 <w:szCs w:val="20"/>
               </w:rPr>
             </w:pPr>
+            <w:hyperlink r:id="rId8" w:history="1">
+              <w:r>
+                <w:rPr>
+                  <w:rStyle w:val="Hipervnculo"/>
+                  <w:sz w:val="20"/>
+                  <w:szCs w:val="20"/>
+                </w:rPr>
+                <w:t>https://github.com/neldylilianahernandez23-collab/IAM-ZeroTrust-SN6/blob/main/03_Frontend</w:t>
+              </w:r>
+              <w:r>
+                <w:rPr>
+                  <w:rStyle w:val="Hipervnculo"/>
+                  <w:sz w:val="20"/>
+                  <w:szCs w:val="20"/>
+                </w:rPr>
+                <w:lastRenderedPageBreak/>
+                <w:t>_Dashboard/Investigacion/F3_Dashboard_Funcional.docx</w:t>
+              </w:r>
+            </w:hyperlink>
           </w:p>
         </w:tc>
       </w:tr>
@@ -19196,7 +19472,23 @@
                 <w:sz w:val="20"/>
                 <w:szCs w:val="20"/>
               </w:rPr>
-              <w:t>La evidencia debe permitir verificar el aporte sin ambigüedad. Se recomienda incluir identificadores concretos: URL, commit hash, nombre de archivo, ruta de carpeta, nombre de prueba, nombre de servicio, fecha y referencia del estudiante responsable.</w:t>
+              <w:t xml:space="preserve">La evidencia debe permitir verificar el aporte sin ambigüedad. Se recomienda incluir identificadores concretos: URL, </w:t>
+            </w:r>
+            <w:proofErr w:type="spellStart"/>
+            <w:r>
+              <w:rPr>
+                <w:sz w:val="20"/>
+                <w:szCs w:val="20"/>
+              </w:rPr>
+              <w:t>commit</w:t>
+            </w:r>
+            <w:proofErr w:type="spellEnd"/>
+            <w:r>
+              <w:rPr>
+                <w:sz w:val="20"/>
+                <w:szCs w:val="20"/>
+              </w:rPr>
+              <w:t xml:space="preserve"> hash, nombre de archivo, ruta de carpeta, nombre de prueba, nombre de servicio, fecha y referencia del estudiante responsable.</w:t>
             </w:r>
           </w:p>
         </w:tc>
@@ -19404,7 +19696,27 @@
           <w:szCs w:val="22"/>
           <w:lang w:val="es-419" w:eastAsia="es-419"/>
         </w:rPr>
-        <w:t>Evidencia 6: 00_Gestion_Proyecto/Bitacoras/Bitacora_Semana4_SN6.docx</w:t>
+        <w:t>Evidencia 6: 00_Gestion_Proyecto/</w:t>
+      </w:r>
+      <w:proofErr w:type="spellStart"/>
+      <w:r>
+        <w:rPr>
+          <w:rFonts w:eastAsia="Times New Roman" w:cs="Times New Roman"/>
+          <w:sz w:val="22"/>
+          <w:szCs w:val="22"/>
+          <w:lang w:val="es-419" w:eastAsia="es-419"/>
+        </w:rPr>
+        <w:t>Bitacoras</w:t>
+      </w:r>
+      <w:proofErr w:type="spellEnd"/>
+      <w:r>
+        <w:rPr>
+          <w:rFonts w:eastAsia="Times New Roman" w:cs="Times New Roman"/>
+          <w:sz w:val="22"/>
+          <w:szCs w:val="22"/>
+          <w:lang w:val="es-419" w:eastAsia="es-419"/>
+        </w:rPr>
+        <w:t>/Bitacora_Semana4_SN6.docx</w:t>
       </w:r>
     </w:p>
     <w:p>
@@ -19424,6 +19736,7 @@
           <w:szCs w:val="22"/>
           <w:lang w:val="es-419" w:eastAsia="es-419"/>
         </w:rPr>
+        <w:lastRenderedPageBreak/>
         <w:t>Evidencia 7: 00_Gestion_Proyecto/Cronogramas/Cronograma de Actividades - Fase 3 – Implementación de controles Zero Trust, pruebas y monitoreo.xlsx</w:t>
       </w:r>
     </w:p>
@@ -19444,7 +19757,27 @@
           <w:szCs w:val="22"/>
           <w:lang w:val="es-419" w:eastAsia="es-419"/>
         </w:rPr>
-        <w:t>Evidencia 8: 01_IAM/Implementacion/Controles_Autenticacion_ZeroTrust.docx</w:t>
+        <w:t>Evidencia 8: 01_IAM/</w:t>
+      </w:r>
+      <w:proofErr w:type="spellStart"/>
+      <w:r>
+        <w:rPr>
+          <w:rFonts w:eastAsia="Times New Roman" w:cs="Times New Roman"/>
+          <w:sz w:val="22"/>
+          <w:szCs w:val="22"/>
+          <w:lang w:val="es-419" w:eastAsia="es-419"/>
+        </w:rPr>
+        <w:t>Implementacion</w:t>
+      </w:r>
+      <w:proofErr w:type="spellEnd"/>
+      <w:r>
+        <w:rPr>
+          <w:rFonts w:eastAsia="Times New Roman" w:cs="Times New Roman"/>
+          <w:sz w:val="22"/>
+          <w:szCs w:val="22"/>
+          <w:lang w:val="es-419" w:eastAsia="es-419"/>
+        </w:rPr>
+        <w:t>/Controles_Autenticacion_ZeroTrust.docx</w:t>
       </w:r>
     </w:p>
     <w:p>
@@ -19464,7 +19797,27 @@
           <w:szCs w:val="22"/>
           <w:lang w:val="es-419" w:eastAsia="es-419"/>
         </w:rPr>
-        <w:t>Evidencia 9: 01_IAM/Implementacion/Configuracion_Sesiones_ZeroTrust.docx</w:t>
+        <w:t>Evidencia 9: 01_IAM/</w:t>
+      </w:r>
+      <w:proofErr w:type="spellStart"/>
+      <w:r>
+        <w:rPr>
+          <w:rFonts w:eastAsia="Times New Roman" w:cs="Times New Roman"/>
+          <w:sz w:val="22"/>
+          <w:szCs w:val="22"/>
+          <w:lang w:val="es-419" w:eastAsia="es-419"/>
+        </w:rPr>
+        <w:t>Implementacion</w:t>
+      </w:r>
+      <w:proofErr w:type="spellEnd"/>
+      <w:r>
+        <w:rPr>
+          <w:rFonts w:eastAsia="Times New Roman" w:cs="Times New Roman"/>
+          <w:sz w:val="22"/>
+          <w:szCs w:val="22"/>
+          <w:lang w:val="es-419" w:eastAsia="es-419"/>
+        </w:rPr>
+        <w:t>/Configuracion_Sesiones_ZeroTrust.docx</w:t>
       </w:r>
     </w:p>
     <w:p>
@@ -19484,7 +19837,6 @@
           <w:szCs w:val="22"/>
           <w:lang w:val="es-419" w:eastAsia="es-419"/>
         </w:rPr>
-        <w:lastRenderedPageBreak/>
         <w:t>Evidencia 10: 02_Backend_Cloud/Auditoria/Registro_Eventos_Auditoria.docx</w:t>
       </w:r>
     </w:p>
@@ -19538,6 +19890,7 @@
           <w:lang w:val="en-US" w:eastAsia="es-419"/>
         </w:rPr>
       </w:pPr>
+      <w:proofErr w:type="spellStart"/>
       <w:r>
         <w:rPr>
           <w:rFonts w:eastAsia="Times New Roman" w:cs="Times New Roman"/>
@@ -19545,7 +19898,17 @@
           <w:szCs w:val="22"/>
           <w:lang w:val="en-US" w:eastAsia="es-419"/>
         </w:rPr>
-        <w:t>Evidencia 13: 03_Frontend_Dashboard/Dashboard_Admin.pdf</w:t>
+        <w:t>Evidencia</w:t>
+      </w:r>
+      <w:proofErr w:type="spellEnd"/>
+      <w:r>
+        <w:rPr>
+          <w:rFonts w:eastAsia="Times New Roman" w:cs="Times New Roman"/>
+          <w:sz w:val="22"/>
+          <w:szCs w:val="22"/>
+          <w:lang w:val="en-US" w:eastAsia="es-419"/>
+        </w:rPr>
+        <w:t xml:space="preserve"> 13: 03_Frontend_Dashboard/Dashboard_Admin.pdf</w:t>
       </w:r>
     </w:p>
     <w:p>
@@ -19558,6 +19921,7 @@
           <w:lang w:val="en-US" w:eastAsia="es-419"/>
         </w:rPr>
       </w:pPr>
+      <w:proofErr w:type="spellStart"/>
       <w:r>
         <w:rPr>
           <w:rFonts w:eastAsia="Times New Roman" w:cs="Times New Roman"/>
@@ -19565,7 +19929,17 @@
           <w:szCs w:val="22"/>
           <w:lang w:val="en-US" w:eastAsia="es-419"/>
         </w:rPr>
-        <w:t>Evidencia 14: 03_Frontend_Dashboard/Dashboard_Eventos.pdf</w:t>
+        <w:t>Evidencia</w:t>
+      </w:r>
+      <w:proofErr w:type="spellEnd"/>
+      <w:r>
+        <w:rPr>
+          <w:rFonts w:eastAsia="Times New Roman" w:cs="Times New Roman"/>
+          <w:sz w:val="22"/>
+          <w:szCs w:val="22"/>
+          <w:lang w:val="en-US" w:eastAsia="es-419"/>
+        </w:rPr>
+        <w:t xml:space="preserve"> 14: 03_Frontend_Dashboard/Dashboard_Eventos.pdf</w:t>
       </w:r>
     </w:p>
     <w:p>
@@ -19649,7 +20023,7 @@
       </w:r>
     </w:p>
     <w:sectPr>
-      <w:headerReference w:type="default" r:id="rId8"/>
+      <w:headerReference w:type="default" r:id="rId9"/>
       <w:pgSz w:w="12240" w:h="15840"/>
       <w:pgMar w:top="1843" w:right="1020" w:bottom="907" w:left="1020" w:header="720" w:footer="720" w:gutter="0"/>
       <w:pgNumType w:start="1"/>

--- a/00_Gestion_Proyecto/Bitacoras/Bitacora_Semana4_SN6.docx
+++ b/00_Gestion_Proyecto/Bitacoras/Bitacora_Semana4_SN6.docx
@@ -1,6 +1,6 @@
 
 <file path=word/document.xml><?xml version="1.0" encoding="utf-8"?>
-<w:document xmlns:wpc="http://schemas.microsoft.com/office/word/2010/wordprocessingCanvas" xmlns:cx="http://schemas.microsoft.com/office/drawing/2014/chartex" xmlns:cx1="http://schemas.microsoft.com/office/drawing/2015/9/8/chartex" xmlns:cx2="http://schemas.microsoft.com/office/drawing/2015/10/21/chartex" xmlns:cx3="http://schemas.microsoft.com/office/drawing/2016/5/9/chartex" xmlns:cx4="http://schemas.microsoft.com/office/drawing/2016/5/10/chartex" xmlns:cx5="http://schemas.microsoft.com/office/drawing/2016/5/11/chartex" xmlns:cx6="http://schemas.microsoft.com/office/drawing/2016/5/12/chartex" xmlns:cx7="http://schemas.microsoft.com/office/drawing/2016/5/13/chartex" xmlns:cx8="http://schemas.microsoft.com/office/drawing/2016/5/14/chartex" xmlns:mc="http://schemas.openxmlformats.org/markup-compatibility/2006" xmlns:aink="http://schemas.microsoft.com/office/drawing/2016/ink" xmlns:am3d="http://schemas.microsoft.com/office/drawing/2017/model3d" xmlns:o="urn:schemas-microsoft-com:office:office" xmlns:r="http://schemas.openxmlformats.org/officeDocument/2006/relationships" xmlns:m="http://schemas.openxmlformats.org/officeDocument/2006/math" xmlns:v="urn:schemas-microsoft-com:vml" xmlns:wp14="http://schemas.microsoft.com/office/word/2010/wordprocessingDrawing" xmlns:wp="http://schemas.openxmlformats.org/drawingml/2006/wordprocessingDrawing" xmlns:w10="urn:schemas-microsoft-com:office:word" xmlns:w="http://schemas.openxmlformats.org/wordprocessingml/2006/main" xmlns:w14="http://schemas.microsoft.com/office/word/2010/wordml" xmlns:w15="http://schemas.microsoft.com/office/word/2012/wordml" xmlns:w16cex="http://schemas.microsoft.com/office/word/2018/wordml/cex" xmlns:w16cid="http://schemas.microsoft.com/office/word/2016/wordml/cid" xmlns:w16="http://schemas.microsoft.com/office/word/2018/wordml" xmlns:w16sdtdh="http://schemas.microsoft.com/office/word/2020/wordml/sdtdatahash" xmlns:w16se="http://schemas.microsoft.com/office/word/2015/wordml/symex" xmlns:wpg="http://schemas.microsoft.com/office/word/2010/wordprocessingGroup" xmlns:wpi="http://schemas.microsoft.com/office/word/2010/wordprocessingInk" xmlns:wne="http://schemas.microsoft.com/office/word/2006/wordml" xmlns:wps="http://schemas.microsoft.com/office/word/2010/wordprocessingShape" mc:Ignorable="w14 w15 w16se w16cid w16 w16cex w16sdtdh wp14">
+<w:document xmlns:wpc="http://schemas.microsoft.com/office/word/2010/wordprocessingCanvas" xmlns:cx="http://schemas.microsoft.com/office/drawing/2014/chartex" xmlns:cx1="http://schemas.microsoft.com/office/drawing/2015/9/8/chartex" xmlns:cx2="http://schemas.microsoft.com/office/drawing/2015/10/21/chartex" xmlns:cx3="http://schemas.microsoft.com/office/drawing/2016/5/9/chartex" xmlns:cx4="http://schemas.microsoft.com/office/drawing/2016/5/10/chartex" xmlns:cx5="http://schemas.microsoft.com/office/drawing/2016/5/11/chartex" xmlns:cx6="http://schemas.microsoft.com/office/drawing/2016/5/12/chartex" xmlns:cx7="http://schemas.microsoft.com/office/drawing/2016/5/13/chartex" xmlns:cx8="http://schemas.microsoft.com/office/drawing/2016/5/14/chartex" xmlns:mc="http://schemas.openxmlformats.org/markup-compatibility/2006" xmlns:aink="http://schemas.microsoft.com/office/drawing/2016/ink" xmlns:am3d="http://schemas.microsoft.com/office/drawing/2017/model3d" xmlns:o="urn:schemas-microsoft-com:office:office" xmlns:oel="http://schemas.microsoft.com/office/2019/extlst" xmlns:r="http://schemas.openxmlformats.org/officeDocument/2006/relationships" xmlns:m="http://schemas.openxmlformats.org/officeDocument/2006/math" xmlns:v="urn:schemas-microsoft-com:vml" xmlns:wp14="http://schemas.microsoft.com/office/word/2010/wordprocessingDrawing" xmlns:wp="http://schemas.openxmlformats.org/drawingml/2006/wordprocessingDrawing" xmlns:w10="urn:schemas-microsoft-com:office:word" xmlns:w="http://schemas.openxmlformats.org/wordprocessingml/2006/main" xmlns:w14="http://schemas.microsoft.com/office/word/2010/wordml" xmlns:w15="http://schemas.microsoft.com/office/word/2012/wordml" xmlns:w16cei="http://schemas.microsoft.com/office/word/2026/wordml/cei" xmlns:w16cex="http://schemas.microsoft.com/office/word/2018/wordml/cex" xmlns:w16cid="http://schemas.microsoft.com/office/word/2016/wordml/cid" xmlns:w16="http://schemas.microsoft.com/office/word/2018/wordml" xmlns:w16du="http://schemas.microsoft.com/office/word/2023/wordml/word16du" xmlns:w16sdtdh="http://schemas.microsoft.com/office/word/2020/wordml/sdtdatahash" xmlns:w16sdtfl="http://schemas.microsoft.com/office/word/2024/wordml/sdtformatlock" xmlns:w16se="http://schemas.microsoft.com/office/word/2015/wordml/symex" xmlns:wpg="http://schemas.microsoft.com/office/word/2010/wordprocessingGroup" xmlns:wpi="http://schemas.microsoft.com/office/word/2010/wordprocessingInk" xmlns:wne="http://schemas.microsoft.com/office/word/2006/wordml" xmlns:wps="http://schemas.microsoft.com/office/word/2010/wordprocessingShape" mc:Ignorable="w14 w15 w16se w16cid w16 w16cex w16sdtdh w16sdtfl w16du wp14">
   <w:body>
     <w:p>
       <w:pPr>
@@ -875,23 +875,7 @@
                 <w:sz w:val="20"/>
                 <w:szCs w:val="20"/>
               </w:rPr>
-              <w:t xml:space="preserve">, Luis Fernando Sánchez, Danny Moreno, Iván Palacios y </w:t>
-            </w:r>
-            <w:proofErr w:type="spellStart"/>
-            <w:r>
-              <w:rPr>
-                <w:sz w:val="20"/>
-                <w:szCs w:val="20"/>
-              </w:rPr>
-              <w:t>Lissete</w:t>
-            </w:r>
-            <w:proofErr w:type="spellEnd"/>
-            <w:r>
-              <w:rPr>
-                <w:sz w:val="20"/>
-                <w:szCs w:val="20"/>
-              </w:rPr>
-              <w:t xml:space="preserve"> Zapata</w:t>
+              <w:t>, Luis Fernando Sánchez, Danny Moreno, Iván Palacios y Lissete Zapata</w:t>
             </w:r>
           </w:p>
         </w:tc>
@@ -4574,13 +4558,8 @@
               <w:spacing w:after="0"/>
             </w:pPr>
             <w:r>
-              <w:t xml:space="preserve">Google </w:t>
-            </w:r>
-            <w:proofErr w:type="spellStart"/>
-            <w:r>
-              <w:t>Meet</w:t>
-            </w:r>
-            <w:proofErr w:type="spellEnd"/>
+              <w:t>Google Meet</w:t>
+            </w:r>
           </w:p>
         </w:tc>
         <w:tc>
@@ -19129,6 +19108,25 @@
                 <w:szCs w:val="20"/>
               </w:rPr>
             </w:pPr>
+            <w:hyperlink r:id="rId9" w:history="1">
+              <w:r>
+                <w:rPr>
+                  <w:rStyle w:val="Hipervnculo"/>
+                  <w:sz w:val="20"/>
+                  <w:szCs w:val="20"/>
+                </w:rPr>
+                <w:t>https://github.com/neldylilianahernandez23-collab/IAM-ZeroTrust-SN6/blob/e2390bd11ab066c45be7d31efa20ee31399c0f67/04_QA_Seguridad_Documentacion/Casos_Prueba/Matriz%20de%20Pruebas%20Proyecto%206%20-%20casos.docx</w:t>
+              </w:r>
+            </w:hyperlink>
+          </w:p>
+          <w:p>
+            <w:pPr>
+              <w:spacing w:after="0"/>
+              <w:rPr>
+                <w:sz w:val="20"/>
+                <w:szCs w:val="20"/>
+              </w:rPr>
+            </w:pPr>
           </w:p>
         </w:tc>
       </w:tr>
@@ -19271,6 +19269,16 @@
                 <w:szCs w:val="20"/>
               </w:rPr>
             </w:pPr>
+            <w:hyperlink r:id="rId10" w:history="1">
+              <w:r>
+                <w:rPr>
+                  <w:rStyle w:val="Hipervnculo"/>
+                  <w:sz w:val="20"/>
+                  <w:szCs w:val="20"/>
+                </w:rPr>
+                <w:t>04_QA_Seguridad_Documentacion/Evidencias/Registro de Evidencias Proyecto 6 - evidencias.docx</w:t>
+              </w:r>
+            </w:hyperlink>
           </w:p>
         </w:tc>
       </w:tr>
@@ -19494,6 +19502,31 @@
         </w:tc>
       </w:tr>
     </w:tbl>
+    <w:p>
+      <w:pPr>
+        <w:spacing w:before="80" w:after="40"/>
+      </w:pPr>
+    </w:p>
+    <w:p>
+      <w:pPr>
+        <w:spacing w:before="80" w:after="40"/>
+      </w:pPr>
+    </w:p>
+    <w:p>
+      <w:pPr>
+        <w:spacing w:before="80" w:after="40"/>
+      </w:pPr>
+    </w:p>
+    <w:p>
+      <w:pPr>
+        <w:spacing w:before="80" w:after="40"/>
+      </w:pPr>
+    </w:p>
+    <w:p>
+      <w:pPr>
+        <w:spacing w:before="80" w:after="40"/>
+      </w:pPr>
+    </w:p>
     <w:p>
       <w:pPr>
         <w:spacing w:before="80" w:after="40"/>
@@ -19529,6 +19562,7 @@
           <w:sz w:val="22"/>
           <w:szCs w:val="22"/>
         </w:rPr>
+        <w:lastRenderedPageBreak/>
         <w:t xml:space="preserve">15.Registro de evidencias </w:t>
       </w:r>
     </w:p>
@@ -19736,7 +19770,6 @@
           <w:szCs w:val="22"/>
           <w:lang w:val="es-419" w:eastAsia="es-419"/>
         </w:rPr>
-        <w:lastRenderedPageBreak/>
         <w:t>Evidencia 7: 00_Gestion_Proyecto/Cronogramas/Cronograma de Actividades - Fase 3 – Implementación de controles Zero Trust, pruebas y monitoreo.xlsx</w:t>
       </w:r>
     </w:p>
@@ -20023,7 +20056,7 @@
       </w:r>
     </w:p>
     <w:sectPr>
-      <w:headerReference w:type="default" r:id="rId9"/>
+      <w:headerReference w:type="default" r:id="rId11"/>
       <w:pgSz w:w="12240" w:h="15840"/>
       <w:pgMar w:top="1843" w:right="1020" w:bottom="907" w:left="1020" w:header="720" w:footer="720" w:gutter="0"/>
       <w:pgNumType w:start="1"/>
@@ -20034,7 +20067,7 @@
 </file>
 
 <file path=word/endnotes.xml><?xml version="1.0" encoding="utf-8"?>
-<w:endnotes xmlns:wpc="http://schemas.microsoft.com/office/word/2010/wordprocessingCanvas" xmlns:cx="http://schemas.microsoft.com/office/drawing/2014/chartex" xmlns:cx1="http://schemas.microsoft.com/office/drawing/2015/9/8/chartex" xmlns:cx2="http://schemas.microsoft.com/office/drawing/2015/10/21/chartex" xmlns:cx3="http://schemas.microsoft.com/office/drawing/2016/5/9/chartex" xmlns:cx4="http://schemas.microsoft.com/office/drawing/2016/5/10/chartex" xmlns:cx5="http://schemas.microsoft.com/office/drawing/2016/5/11/chartex" xmlns:cx6="http://schemas.microsoft.com/office/drawing/2016/5/12/chartex" xmlns:cx7="http://schemas.microsoft.com/office/drawing/2016/5/13/chartex" xmlns:cx8="http://schemas.microsoft.com/office/drawing/2016/5/14/chartex" xmlns:mc="http://schemas.openxmlformats.org/markup-compatibility/2006" xmlns:aink="http://schemas.microsoft.com/office/drawing/2016/ink" xmlns:am3d="http://schemas.microsoft.com/office/drawing/2017/model3d" xmlns:o="urn:schemas-microsoft-com:office:office" xmlns:r="http://schemas.openxmlformats.org/officeDocument/2006/relationships" xmlns:m="http://schemas.openxmlformats.org/officeDocument/2006/math" xmlns:v="urn:schemas-microsoft-com:vml" xmlns:wp14="http://schemas.microsoft.com/office/word/2010/wordprocessingDrawing" xmlns:wp="http://schemas.openxmlformats.org/drawingml/2006/wordprocessingDrawing" xmlns:w10="urn:schemas-microsoft-com:office:word" xmlns:w="http://schemas.openxmlformats.org/wordprocessingml/2006/main" xmlns:w14="http://schemas.microsoft.com/office/word/2010/wordml" xmlns:w15="http://schemas.microsoft.com/office/word/2012/wordml" xmlns:w16cex="http://schemas.microsoft.com/office/word/2018/wordml/cex" xmlns:w16cid="http://schemas.microsoft.com/office/word/2016/wordml/cid" xmlns:w16="http://schemas.microsoft.com/office/word/2018/wordml" xmlns:w16sdtdh="http://schemas.microsoft.com/office/word/2020/wordml/sdtdatahash" xmlns:w16se="http://schemas.microsoft.com/office/word/2015/wordml/symex" xmlns:wpg="http://schemas.microsoft.com/office/word/2010/wordprocessingGroup" xmlns:wpi="http://schemas.microsoft.com/office/word/2010/wordprocessingInk" xmlns:wne="http://schemas.microsoft.com/office/word/2006/wordml" xmlns:wps="http://schemas.microsoft.com/office/word/2010/wordprocessingShape" mc:Ignorable="w14 w15 w16se w16cid w16 w16cex w16sdtdh wp14">
+<w:endnotes xmlns:wpc="http://schemas.microsoft.com/office/word/2010/wordprocessingCanvas" xmlns:cx="http://schemas.microsoft.com/office/drawing/2014/chartex" xmlns:cx1="http://schemas.microsoft.com/office/drawing/2015/9/8/chartex" xmlns:cx2="http://schemas.microsoft.com/office/drawing/2015/10/21/chartex" xmlns:cx3="http://schemas.microsoft.com/office/drawing/2016/5/9/chartex" xmlns:cx4="http://schemas.microsoft.com/office/drawing/2016/5/10/chartex" xmlns:cx5="http://schemas.microsoft.com/office/drawing/2016/5/11/chartex" xmlns:cx6="http://schemas.microsoft.com/office/drawing/2016/5/12/chartex" xmlns:cx7="http://schemas.microsoft.com/office/drawing/2016/5/13/chartex" xmlns:cx8="http://schemas.microsoft.com/office/drawing/2016/5/14/chartex" xmlns:mc="http://schemas.openxmlformats.org/markup-compatibility/2006" xmlns:aink="http://schemas.microsoft.com/office/drawing/2016/ink" xmlns:am3d="http://schemas.microsoft.com/office/drawing/2017/model3d" xmlns:o="urn:schemas-microsoft-com:office:office" xmlns:oel="http://schemas.microsoft.com/office/2019/extlst" xmlns:r="http://schemas.openxmlformats.org/officeDocument/2006/relationships" xmlns:m="http://schemas.openxmlformats.org/officeDocument/2006/math" xmlns:v="urn:schemas-microsoft-com:vml" xmlns:wp14="http://schemas.microsoft.com/office/word/2010/wordprocessingDrawing" xmlns:wp="http://schemas.openxmlformats.org/drawingml/2006/wordprocessingDrawing" xmlns:w10="urn:schemas-microsoft-com:office:word" xmlns:w="http://schemas.openxmlformats.org/wordprocessingml/2006/main" xmlns:w14="http://schemas.microsoft.com/office/word/2010/wordml" xmlns:w15="http://schemas.microsoft.com/office/word/2012/wordml" xmlns:w16cei="http://schemas.microsoft.com/office/word/2026/wordml/cei" xmlns:w16cex="http://schemas.microsoft.com/office/word/2018/wordml/cex" xmlns:w16cid="http://schemas.microsoft.com/office/word/2016/wordml/cid" xmlns:w16="http://schemas.microsoft.com/office/word/2018/wordml" xmlns:w16du="http://schemas.microsoft.com/office/word/2023/wordml/word16du" xmlns:w16sdtdh="http://schemas.microsoft.com/office/word/2020/wordml/sdtdatahash" xmlns:w16sdtfl="http://schemas.microsoft.com/office/word/2024/wordml/sdtformatlock" xmlns:w16se="http://schemas.microsoft.com/office/word/2015/wordml/symex" xmlns:wpg="http://schemas.microsoft.com/office/word/2010/wordprocessingGroup" xmlns:wpi="http://schemas.microsoft.com/office/word/2010/wordprocessingInk" xmlns:wne="http://schemas.microsoft.com/office/word/2006/wordml" xmlns:wps="http://schemas.microsoft.com/office/word/2010/wordprocessingShape" mc:Ignorable="w14 w15 w16se w16cid w16 w16cex w16sdtdh w16sdtfl w16du wp14">
   <w:endnote w:type="separator" w:id="-1">
     <w:p>
       <w:pPr>
@@ -20059,7 +20092,7 @@
 </file>
 
 <file path=word/footnotes.xml><?xml version="1.0" encoding="utf-8"?>
-<w:footnotes xmlns:wpc="http://schemas.microsoft.com/office/word/2010/wordprocessingCanvas" xmlns:cx="http://schemas.microsoft.com/office/drawing/2014/chartex" xmlns:cx1="http://schemas.microsoft.com/office/drawing/2015/9/8/chartex" xmlns:cx2="http://schemas.microsoft.com/office/drawing/2015/10/21/chartex" xmlns:cx3="http://schemas.microsoft.com/office/drawing/2016/5/9/chartex" xmlns:cx4="http://schemas.microsoft.com/office/drawing/2016/5/10/chartex" xmlns:cx5="http://schemas.microsoft.com/office/drawing/2016/5/11/chartex" xmlns:cx6="http://schemas.microsoft.com/office/drawing/2016/5/12/chartex" xmlns:cx7="http://schemas.microsoft.com/office/drawing/2016/5/13/chartex" xmlns:cx8="http://schemas.microsoft.com/office/drawing/2016/5/14/chartex" xmlns:mc="http://schemas.openxmlformats.org/markup-compatibility/2006" xmlns:aink="http://schemas.microsoft.com/office/drawing/2016/ink" xmlns:am3d="http://schemas.microsoft.com/office/drawing/2017/model3d" xmlns:o="urn:schemas-microsoft-com:office:office" xmlns:r="http://schemas.openxmlformats.org/officeDocument/2006/relationships" xmlns:m="http://schemas.openxmlformats.org/officeDocument/2006/math" xmlns:v="urn:schemas-microsoft-com:vml" xmlns:wp14="http://schemas.microsoft.com/office/word/2010/wordprocessingDrawing" xmlns:wp="http://schemas.openxmlformats.org/drawingml/2006/wordprocessingDrawing" xmlns:w10="urn:schemas-microsoft-com:office:word" xmlns:w="http://schemas.openxmlformats.org/wordprocessingml/2006/main" xmlns:w14="http://schemas.microsoft.com/office/word/2010/wordml" xmlns:w15="http://schemas.microsoft.com/office/word/2012/wordml" xmlns:w16cex="http://schemas.microsoft.com/office/word/2018/wordml/cex" xmlns:w16cid="http://schemas.microsoft.com/office/word/2016/wordml/cid" xmlns:w16="http://schemas.microsoft.com/office/word/2018/wordml" xmlns:w16sdtdh="http://schemas.microsoft.com/office/word/2020/wordml/sdtdatahash" xmlns:w16se="http://schemas.microsoft.com/office/word/2015/wordml/symex" xmlns:wpg="http://schemas.microsoft.com/office/word/2010/wordprocessingGroup" xmlns:wpi="http://schemas.microsoft.com/office/word/2010/wordprocessingInk" xmlns:wne="http://schemas.microsoft.com/office/word/2006/wordml" xmlns:wps="http://schemas.microsoft.com/office/word/2010/wordprocessingShape" mc:Ignorable="w14 w15 w16se w16cid w16 w16cex w16sdtdh wp14">
+<w:footnotes xmlns:wpc="http://schemas.microsoft.com/office/word/2010/wordprocessingCanvas" xmlns:cx="http://schemas.microsoft.com/office/drawing/2014/chartex" xmlns:cx1="http://schemas.microsoft.com/office/drawing/2015/9/8/chartex" xmlns:cx2="http://schemas.microsoft.com/office/drawing/2015/10/21/chartex" xmlns:cx3="http://schemas.microsoft.com/office/drawing/2016/5/9/chartex" xmlns:cx4="http://schemas.microsoft.com/office/drawing/2016/5/10/chartex" xmlns:cx5="http://schemas.microsoft.com/office/drawing/2016/5/11/chartex" xmlns:cx6="http://schemas.microsoft.com/office/drawing/2016/5/12/chartex" xmlns:cx7="http://schemas.microsoft.com/office/drawing/2016/5/13/chartex" xmlns:cx8="http://schemas.microsoft.com/office/drawing/2016/5/14/chartex" xmlns:mc="http://schemas.openxmlformats.org/markup-compatibility/2006" xmlns:aink="http://schemas.microsoft.com/office/drawing/2016/ink" xmlns:am3d="http://schemas.microsoft.com/office/drawing/2017/model3d" xmlns:o="urn:schemas-microsoft-com:office:office" xmlns:oel="http://schemas.microsoft.com/office/2019/extlst" xmlns:r="http://schemas.openxmlformats.org/officeDocument/2006/relationships" xmlns:m="http://schemas.openxmlformats.org/officeDocument/2006/math" xmlns:v="urn:schemas-microsoft-com:vml" xmlns:wp14="http://schemas.microsoft.com/office/word/2010/wordprocessingDrawing" xmlns:wp="http://schemas.openxmlformats.org/drawingml/2006/wordprocessingDrawing" xmlns:w10="urn:schemas-microsoft-com:office:word" xmlns:w="http://schemas.openxmlformats.org/wordprocessingml/2006/main" xmlns:w14="http://schemas.microsoft.com/office/word/2010/wordml" xmlns:w15="http://schemas.microsoft.com/office/word/2012/wordml" xmlns:w16cei="http://schemas.microsoft.com/office/word/2026/wordml/cei" xmlns:w16cex="http://schemas.microsoft.com/office/word/2018/wordml/cex" xmlns:w16cid="http://schemas.microsoft.com/office/word/2016/wordml/cid" xmlns:w16="http://schemas.microsoft.com/office/word/2018/wordml" xmlns:w16du="http://schemas.microsoft.com/office/word/2023/wordml/word16du" xmlns:w16sdtdh="http://schemas.microsoft.com/office/word/2020/wordml/sdtdatahash" xmlns:w16sdtfl="http://schemas.microsoft.com/office/word/2024/wordml/sdtformatlock" xmlns:w16se="http://schemas.microsoft.com/office/word/2015/wordml/symex" xmlns:wpg="http://schemas.microsoft.com/office/word/2010/wordprocessingGroup" xmlns:wpi="http://schemas.microsoft.com/office/word/2010/wordprocessingInk" xmlns:wne="http://schemas.microsoft.com/office/word/2006/wordml" xmlns:wps="http://schemas.microsoft.com/office/word/2010/wordprocessingShape" mc:Ignorable="w14 w15 w16se w16cid w16 w16cex w16sdtdh w16sdtfl w16du wp14">
   <w:footnote w:type="separator" w:id="-1">
     <w:p>
       <w:pPr>
@@ -20084,7 +20117,7 @@
 </file>
 
 <file path=word/header1.xml><?xml version="1.0" encoding="utf-8"?>
-<w:hdr xmlns:wpc="http://schemas.microsoft.com/office/word/2010/wordprocessingCanvas" xmlns:cx="http://schemas.microsoft.com/office/drawing/2014/chartex" xmlns:cx1="http://schemas.microsoft.com/office/drawing/2015/9/8/chartex" xmlns:cx2="http://schemas.microsoft.com/office/drawing/2015/10/21/chartex" xmlns:cx3="http://schemas.microsoft.com/office/drawing/2016/5/9/chartex" xmlns:cx4="http://schemas.microsoft.com/office/drawing/2016/5/10/chartex" xmlns:cx5="http://schemas.microsoft.com/office/drawing/2016/5/11/chartex" xmlns:cx6="http://schemas.microsoft.com/office/drawing/2016/5/12/chartex" xmlns:cx7="http://schemas.microsoft.com/office/drawing/2016/5/13/chartex" xmlns:cx8="http://schemas.microsoft.com/office/drawing/2016/5/14/chartex" xmlns:mc="http://schemas.openxmlformats.org/markup-compatibility/2006" xmlns:aink="http://schemas.microsoft.com/office/drawing/2016/ink" xmlns:am3d="http://schemas.microsoft.com/office/drawing/2017/model3d" xmlns:o="urn:schemas-microsoft-com:office:office" xmlns:r="http://schemas.openxmlformats.org/officeDocument/2006/relationships" xmlns:m="http://schemas.openxmlformats.org/officeDocument/2006/math" xmlns:v="urn:schemas-microsoft-com:vml" xmlns:wp14="http://schemas.microsoft.com/office/word/2010/wordprocessingDrawing" xmlns:wp="http://schemas.openxmlformats.org/drawingml/2006/wordprocessingDrawing" xmlns:w10="urn:schemas-microsoft-com:office:word" xmlns:w="http://schemas.openxmlformats.org/wordprocessingml/2006/main" xmlns:w14="http://schemas.microsoft.com/office/word/2010/wordml" xmlns:w15="http://schemas.microsoft.com/office/word/2012/wordml" xmlns:w16cex="http://schemas.microsoft.com/office/word/2018/wordml/cex" xmlns:w16cid="http://schemas.microsoft.com/office/word/2016/wordml/cid" xmlns:w16="http://schemas.microsoft.com/office/word/2018/wordml" xmlns:w16sdtdh="http://schemas.microsoft.com/office/word/2020/wordml/sdtdatahash" xmlns:w16se="http://schemas.microsoft.com/office/word/2015/wordml/symex" xmlns:wpg="http://schemas.microsoft.com/office/word/2010/wordprocessingGroup" xmlns:wpi="http://schemas.microsoft.com/office/word/2010/wordprocessingInk" xmlns:wne="http://schemas.microsoft.com/office/word/2006/wordml" xmlns:wps="http://schemas.microsoft.com/office/word/2010/wordprocessingShape" mc:Ignorable="w14 w15 w16se w16cid w16 w16cex w16sdtdh wp14">
+<w:hdr xmlns:wpc="http://schemas.microsoft.com/office/word/2010/wordprocessingCanvas" xmlns:cx="http://schemas.microsoft.com/office/drawing/2014/chartex" xmlns:cx1="http://schemas.microsoft.com/office/drawing/2015/9/8/chartex" xmlns:cx2="http://schemas.microsoft.com/office/drawing/2015/10/21/chartex" xmlns:cx3="http://schemas.microsoft.com/office/drawing/2016/5/9/chartex" xmlns:cx4="http://schemas.microsoft.com/office/drawing/2016/5/10/chartex" xmlns:cx5="http://schemas.microsoft.com/office/drawing/2016/5/11/chartex" xmlns:cx6="http://schemas.microsoft.com/office/drawing/2016/5/12/chartex" xmlns:cx7="http://schemas.microsoft.com/office/drawing/2016/5/13/chartex" xmlns:cx8="http://schemas.microsoft.com/office/drawing/2016/5/14/chartex" xmlns:mc="http://schemas.openxmlformats.org/markup-compatibility/2006" xmlns:aink="http://schemas.microsoft.com/office/drawing/2016/ink" xmlns:am3d="http://schemas.microsoft.com/office/drawing/2017/model3d" xmlns:o="urn:schemas-microsoft-com:office:office" xmlns:oel="http://schemas.microsoft.com/office/2019/extlst" xmlns:r="http://schemas.openxmlformats.org/officeDocument/2006/relationships" xmlns:m="http://schemas.openxmlformats.org/officeDocument/2006/math" xmlns:v="urn:schemas-microsoft-com:vml" xmlns:wp14="http://schemas.microsoft.com/office/word/2010/wordprocessingDrawing" xmlns:wp="http://schemas.openxmlformats.org/drawingml/2006/wordprocessingDrawing" xmlns:w10="urn:schemas-microsoft-com:office:word" xmlns:w="http://schemas.openxmlformats.org/wordprocessingml/2006/main" xmlns:w14="http://schemas.microsoft.com/office/word/2010/wordml" xmlns:w15="http://schemas.microsoft.com/office/word/2012/wordml" xmlns:w16cei="http://schemas.microsoft.com/office/word/2026/wordml/cei" xmlns:w16cex="http://schemas.microsoft.com/office/word/2018/wordml/cex" xmlns:w16cid="http://schemas.microsoft.com/office/word/2016/wordml/cid" xmlns:w16="http://schemas.microsoft.com/office/word/2018/wordml" xmlns:w16du="http://schemas.microsoft.com/office/word/2023/wordml/word16du" xmlns:w16sdtdh="http://schemas.microsoft.com/office/word/2020/wordml/sdtdatahash" xmlns:w16sdtfl="http://schemas.microsoft.com/office/word/2024/wordml/sdtformatlock" xmlns:w16se="http://schemas.microsoft.com/office/word/2015/wordml/symex" xmlns:wpg="http://schemas.microsoft.com/office/word/2010/wordprocessingGroup" xmlns:wpi="http://schemas.microsoft.com/office/word/2010/wordprocessingInk" xmlns:wne="http://schemas.microsoft.com/office/word/2006/wordml" xmlns:wps="http://schemas.microsoft.com/office/word/2010/wordprocessingShape" mc:Ignorable="w14 w15 w16se w16cid w16 w16cex w16sdtdh w16sdtfl w16du wp14">
   <w:p>
     <w:pPr>
       <w:pBdr>
@@ -20156,7 +20189,7 @@
 </file>
 
 <file path=word/numbering.xml><?xml version="1.0" encoding="utf-8"?>
-<w:numbering xmlns:wpc="http://schemas.microsoft.com/office/word/2010/wordprocessingCanvas" xmlns:cx="http://schemas.microsoft.com/office/drawing/2014/chartex" xmlns:cx1="http://schemas.microsoft.com/office/drawing/2015/9/8/chartex" xmlns:cx2="http://schemas.microsoft.com/office/drawing/2015/10/21/chartex" xmlns:cx3="http://schemas.microsoft.com/office/drawing/2016/5/9/chartex" xmlns:cx4="http://schemas.microsoft.com/office/drawing/2016/5/10/chartex" xmlns:cx5="http://schemas.microsoft.com/office/drawing/2016/5/11/chartex" xmlns:cx6="http://schemas.microsoft.com/office/drawing/2016/5/12/chartex" xmlns:cx7="http://schemas.microsoft.com/office/drawing/2016/5/13/chartex" xmlns:cx8="http://schemas.microsoft.com/office/drawing/2016/5/14/chartex" xmlns:mc="http://schemas.openxmlformats.org/markup-compatibility/2006" xmlns:aink="http://schemas.microsoft.com/office/drawing/2016/ink" xmlns:am3d="http://schemas.microsoft.com/office/drawing/2017/model3d" xmlns:o="urn:schemas-microsoft-com:office:office" xmlns:r="http://schemas.openxmlformats.org/officeDocument/2006/relationships" xmlns:m="http://schemas.openxmlformats.org/officeDocument/2006/math" xmlns:v="urn:schemas-microsoft-com:vml" xmlns:wp14="http://schemas.microsoft.com/office/word/2010/wordprocessingDrawing" xmlns:wp="http://schemas.openxmlformats.org/drawingml/2006/wordprocessingDrawing" xmlns:w10="urn:schemas-microsoft-com:office:word" xmlns:w="http://schemas.openxmlformats.org/wordprocessingml/2006/main" xmlns:w14="http://schemas.microsoft.com/office/word/2010/wordml" xmlns:w15="http://schemas.microsoft.com/office/word/2012/wordml" xmlns:w16cex="http://schemas.microsoft.com/office/word/2018/wordml/cex" xmlns:w16cid="http://schemas.microsoft.com/office/word/2016/wordml/cid" xmlns:w16="http://schemas.microsoft.com/office/word/2018/wordml" xmlns:w16sdtdh="http://schemas.microsoft.com/office/word/2020/wordml/sdtdatahash" xmlns:w16se="http://schemas.microsoft.com/office/word/2015/wordml/symex" xmlns:wpg="http://schemas.microsoft.com/office/word/2010/wordprocessingGroup" xmlns:wpi="http://schemas.microsoft.com/office/word/2010/wordprocessingInk" xmlns:wne="http://schemas.microsoft.com/office/word/2006/wordml" xmlns:wps="http://schemas.microsoft.com/office/word/2010/wordprocessingShape" mc:Ignorable="w14 w15 w16se w16cid w16 w16cex w16sdtdh wp14">
+<w:numbering xmlns:wpc="http://schemas.microsoft.com/office/word/2010/wordprocessingCanvas" xmlns:cx="http://schemas.microsoft.com/office/drawing/2014/chartex" xmlns:cx1="http://schemas.microsoft.com/office/drawing/2015/9/8/chartex" xmlns:cx2="http://schemas.microsoft.com/office/drawing/2015/10/21/chartex" xmlns:cx3="http://schemas.microsoft.com/office/drawing/2016/5/9/chartex" xmlns:cx4="http://schemas.microsoft.com/office/drawing/2016/5/10/chartex" xmlns:cx5="http://schemas.microsoft.com/office/drawing/2016/5/11/chartex" xmlns:cx6="http://schemas.microsoft.com/office/drawing/2016/5/12/chartex" xmlns:cx7="http://schemas.microsoft.com/office/drawing/2016/5/13/chartex" xmlns:cx8="http://schemas.microsoft.com/office/drawing/2016/5/14/chartex" xmlns:mc="http://schemas.openxmlformats.org/markup-compatibility/2006" xmlns:aink="http://schemas.microsoft.com/office/drawing/2016/ink" xmlns:am3d="http://schemas.microsoft.com/office/drawing/2017/model3d" xmlns:o="urn:schemas-microsoft-com:office:office" xmlns:oel="http://schemas.microsoft.com/office/2019/extlst" xmlns:r="http://schemas.openxmlformats.org/officeDocument/2006/relationships" xmlns:m="http://schemas.openxmlformats.org/officeDocument/2006/math" xmlns:v="urn:schemas-microsoft-com:vml" xmlns:wp14="http://schemas.microsoft.com/office/word/2010/wordprocessingDrawing" xmlns:wp="http://schemas.openxmlformats.org/drawingml/2006/wordprocessingDrawing" xmlns:w10="urn:schemas-microsoft-com:office:word" xmlns:w="http://schemas.openxmlformats.org/wordprocessingml/2006/main" xmlns:w14="http://schemas.microsoft.com/office/word/2010/wordml" xmlns:w15="http://schemas.microsoft.com/office/word/2012/wordml" xmlns:w16cei="http://schemas.microsoft.com/office/word/2026/wordml/cei" xmlns:w16cex="http://schemas.microsoft.com/office/word/2018/wordml/cex" xmlns:w16cid="http://schemas.microsoft.com/office/word/2016/wordml/cid" xmlns:w16="http://schemas.microsoft.com/office/word/2018/wordml" xmlns:w16du="http://schemas.microsoft.com/office/word/2023/wordml/word16du" xmlns:w16sdtdh="http://schemas.microsoft.com/office/word/2020/wordml/sdtdatahash" xmlns:w16sdtfl="http://schemas.microsoft.com/office/word/2024/wordml/sdtformatlock" xmlns:w16se="http://schemas.microsoft.com/office/word/2015/wordml/symex" xmlns:wpg="http://schemas.microsoft.com/office/word/2010/wordprocessingGroup" xmlns:wpi="http://schemas.microsoft.com/office/word/2010/wordprocessingInk" xmlns:wne="http://schemas.microsoft.com/office/word/2006/wordml" xmlns:wps="http://schemas.microsoft.com/office/word/2010/wordprocessingShape" mc:Ignorable="w14 w15 w16se w16cid w16 w16cex w16sdtdh w16sdtfl w16du wp14">
   <w:abstractNum w:abstractNumId="0" w15:restartNumberingAfterBreak="0">
     <w:nsid w:val="54D77CB9"/>
     <w:multiLevelType w:val="hybridMultilevel"/>
@@ -20707,23 +20740,23 @@
       </w:rPr>
     </w:lvl>
   </w:abstractNum>
-  <w:num w:numId="1">
+  <w:num w:numId="1" w16cid:durableId="450322164">
     <w:abstractNumId w:val="3"/>
   </w:num>
-  <w:num w:numId="2">
+  <w:num w:numId="2" w16cid:durableId="312485576">
     <w:abstractNumId w:val="2"/>
   </w:num>
-  <w:num w:numId="3">
+  <w:num w:numId="3" w16cid:durableId="1930693251">
     <w:abstractNumId w:val="1"/>
   </w:num>
-  <w:num w:numId="4">
+  <w:num w:numId="4" w16cid:durableId="338696628">
     <w:abstractNumId w:val="0"/>
   </w:num>
 </w:numbering>
 </file>
 
 <file path=word/styles.xml><?xml version="1.0" encoding="utf-8"?>
-<w:styles xmlns:mc="http://schemas.openxmlformats.org/markup-compatibility/2006" xmlns:r="http://schemas.openxmlformats.org/officeDocument/2006/relationships" xmlns:w="http://schemas.openxmlformats.org/wordprocessingml/2006/main" xmlns:w14="http://schemas.microsoft.com/office/word/2010/wordml" xmlns:w15="http://schemas.microsoft.com/office/word/2012/wordml" xmlns:w16cex="http://schemas.microsoft.com/office/word/2018/wordml/cex" xmlns:w16cid="http://schemas.microsoft.com/office/word/2016/wordml/cid" xmlns:w16="http://schemas.microsoft.com/office/word/2018/wordml" xmlns:w16sdtdh="http://schemas.microsoft.com/office/word/2020/wordml/sdtdatahash" xmlns:w16se="http://schemas.microsoft.com/office/word/2015/wordml/symex" mc:Ignorable="w14 w15 w16se w16cid w16 w16cex w16sdtdh">
+<w:styles xmlns:mc="http://schemas.openxmlformats.org/markup-compatibility/2006" xmlns:r="http://schemas.openxmlformats.org/officeDocument/2006/relationships" xmlns:w="http://schemas.openxmlformats.org/wordprocessingml/2006/main" xmlns:w14="http://schemas.microsoft.com/office/word/2010/wordml" xmlns:w15="http://schemas.microsoft.com/office/word/2012/wordml" xmlns:w16cex="http://schemas.microsoft.com/office/word/2018/wordml/cex" xmlns:w16cid="http://schemas.microsoft.com/office/word/2016/wordml/cid" xmlns:w16="http://schemas.microsoft.com/office/word/2018/wordml" xmlns:w16du="http://schemas.microsoft.com/office/word/2023/wordml/word16du" xmlns:w16sdtdh="http://schemas.microsoft.com/office/word/2020/wordml/sdtdatahash" xmlns:w16sdtfl="http://schemas.microsoft.com/office/word/2024/wordml/sdtformatlock" xmlns:w16se="http://schemas.microsoft.com/office/word/2015/wordml/symex" mc:Ignorable="w14 w15 w16se w16cid w16 w16cex w16sdtdh w16sdtfl w16du">
   <w:docDefaults>
     <w:rPrDefault>
       <w:rPr>

--- a/00_Gestion_Proyecto/Bitacoras/Bitacora_Semana4_SN6.docx
+++ b/00_Gestion_Proyecto/Bitacoras/Bitacora_Semana4_SN6.docx
@@ -845,37 +845,12 @@
               </w:rPr>
               <w:t xml:space="preserve"> </w:t>
             </w:r>
-            <w:proofErr w:type="spellStart"/>
-            <w:r>
-              <w:rPr>
-                <w:sz w:val="20"/>
-                <w:szCs w:val="20"/>
-              </w:rPr>
-              <w:t>Neldy</w:t>
-            </w:r>
-            <w:proofErr w:type="spellEnd"/>
-            <w:r>
-              <w:rPr>
-                <w:sz w:val="20"/>
-                <w:szCs w:val="20"/>
-              </w:rPr>
-              <w:t xml:space="preserve"> Liliana </w:t>
-            </w:r>
-            <w:proofErr w:type="spellStart"/>
-            <w:r>
-              <w:rPr>
-                <w:sz w:val="20"/>
-                <w:szCs w:val="20"/>
-              </w:rPr>
-              <w:t>Hernandez</w:t>
-            </w:r>
-            <w:proofErr w:type="spellEnd"/>
-            <w:r>
-              <w:rPr>
-                <w:sz w:val="20"/>
-                <w:szCs w:val="20"/>
-              </w:rPr>
-              <w:t>, Luis Fernando Sánchez, Danny Moreno, Iván Palacios y Lissete Zapata</w:t>
+            <w:r>
+              <w:rPr>
+                <w:sz w:val="20"/>
+                <w:szCs w:val="20"/>
+              </w:rPr>
+              <w:t>Neldy Liliana Hernandez, Luis Fernando Sánchez, Danny Moreno, Iván Palacios y Lissete Zapata</w:t>
             </w:r>
           </w:p>
         </w:tc>
@@ -1691,21 +1666,12 @@
                 <w:szCs w:val="20"/>
               </w:rPr>
             </w:pPr>
-            <w:proofErr w:type="spellStart"/>
-            <w:r>
-              <w:rPr>
-                <w:sz w:val="20"/>
-                <w:szCs w:val="20"/>
-              </w:rPr>
-              <w:t>Neldy</w:t>
-            </w:r>
-            <w:proofErr w:type="spellEnd"/>
-            <w:r>
-              <w:rPr>
-                <w:sz w:val="20"/>
-                <w:szCs w:val="20"/>
-              </w:rPr>
-              <w:t xml:space="preserve"> Liliana Hernández</w:t>
+            <w:r>
+              <w:rPr>
+                <w:sz w:val="20"/>
+                <w:szCs w:val="20"/>
+              </w:rPr>
+              <w:t>Neldy Liliana Hernández</w:t>
             </w:r>
           </w:p>
         </w:tc>
@@ -1869,21 +1835,12 @@
                 <w:szCs w:val="20"/>
               </w:rPr>
             </w:pPr>
-            <w:proofErr w:type="spellStart"/>
-            <w:r>
-              <w:rPr>
-                <w:sz w:val="20"/>
-                <w:szCs w:val="20"/>
-              </w:rPr>
-              <w:t>Neldy</w:t>
-            </w:r>
-            <w:proofErr w:type="spellEnd"/>
-            <w:r>
-              <w:rPr>
-                <w:sz w:val="20"/>
-                <w:szCs w:val="20"/>
-              </w:rPr>
-              <w:t xml:space="preserve"> Liliana Hernández</w:t>
+            <w:r>
+              <w:rPr>
+                <w:sz w:val="20"/>
+                <w:szCs w:val="20"/>
+              </w:rPr>
+              <w:t>Neldy Liliana Hernández</w:t>
             </w:r>
           </w:p>
         </w:tc>
@@ -1992,21 +1949,12 @@
                 <w:szCs w:val="20"/>
               </w:rPr>
             </w:pPr>
-            <w:proofErr w:type="spellStart"/>
-            <w:r>
-              <w:rPr>
-                <w:sz w:val="20"/>
-                <w:szCs w:val="20"/>
-              </w:rPr>
-              <w:t>Neldy</w:t>
-            </w:r>
-            <w:proofErr w:type="spellEnd"/>
-            <w:r>
-              <w:rPr>
-                <w:sz w:val="20"/>
-                <w:szCs w:val="20"/>
-              </w:rPr>
-              <w:t xml:space="preserve"> Liliana Hernández</w:t>
+            <w:r>
+              <w:rPr>
+                <w:sz w:val="20"/>
+                <w:szCs w:val="20"/>
+              </w:rPr>
+              <w:t>Neldy Liliana Hernández</w:t>
             </w:r>
           </w:p>
         </w:tc>
@@ -2115,21 +2063,12 @@
                 <w:szCs w:val="20"/>
               </w:rPr>
             </w:pPr>
-            <w:proofErr w:type="spellStart"/>
-            <w:r>
-              <w:rPr>
-                <w:sz w:val="20"/>
-                <w:szCs w:val="20"/>
-              </w:rPr>
-              <w:t>Neldy</w:t>
-            </w:r>
-            <w:proofErr w:type="spellEnd"/>
-            <w:r>
-              <w:rPr>
-                <w:sz w:val="20"/>
-                <w:szCs w:val="20"/>
-              </w:rPr>
-              <w:t xml:space="preserve"> Liliana Hernández</w:t>
+            <w:r>
+              <w:rPr>
+                <w:sz w:val="20"/>
+                <w:szCs w:val="20"/>
+              </w:rPr>
+              <w:t>Neldy Liliana Hernández</w:t>
             </w:r>
           </w:p>
         </w:tc>
@@ -8110,31 +8049,13 @@
                 <w:szCs w:val="20"/>
               </w:rPr>
             </w:pPr>
-            <w:proofErr w:type="spellStart"/>
-            <w:r>
-              <w:rPr>
-                <w:sz w:val="20"/>
-                <w:szCs w:val="20"/>
-              </w:rPr>
-              <w:t>Neldy</w:t>
-            </w:r>
-            <w:proofErr w:type="spellEnd"/>
-            <w:r>
-              <w:rPr>
-                <w:sz w:val="20"/>
-                <w:szCs w:val="20"/>
-              </w:rPr>
-              <w:t xml:space="preserve"> Liliana Hernández </w:t>
-            </w:r>
-            <w:proofErr w:type="spellStart"/>
-            <w:r>
-              <w:rPr>
-                <w:sz w:val="20"/>
-                <w:szCs w:val="20"/>
-              </w:rPr>
-              <w:t>Huezo</w:t>
-            </w:r>
-            <w:proofErr w:type="spellEnd"/>
+            <w:r>
+              <w:rPr>
+                <w:sz w:val="20"/>
+                <w:szCs w:val="20"/>
+              </w:rPr>
+              <w:t>Neldy Liliana Hernández Huezo</w:t>
+            </w:r>
           </w:p>
         </w:tc>
         <w:tc>
@@ -8343,31 +8264,13 @@
                 <w:szCs w:val="20"/>
               </w:rPr>
             </w:pPr>
-            <w:proofErr w:type="spellStart"/>
-            <w:r>
-              <w:rPr>
-                <w:sz w:val="20"/>
-                <w:szCs w:val="20"/>
-              </w:rPr>
-              <w:t>Neldy</w:t>
-            </w:r>
-            <w:proofErr w:type="spellEnd"/>
-            <w:r>
-              <w:rPr>
-                <w:sz w:val="20"/>
-                <w:szCs w:val="20"/>
-              </w:rPr>
-              <w:t xml:space="preserve"> Liliana Hernández </w:t>
-            </w:r>
-            <w:proofErr w:type="spellStart"/>
-            <w:r>
-              <w:rPr>
-                <w:sz w:val="20"/>
-                <w:szCs w:val="20"/>
-              </w:rPr>
-              <w:t>Huezo</w:t>
-            </w:r>
-            <w:proofErr w:type="spellEnd"/>
+            <w:r>
+              <w:rPr>
+                <w:sz w:val="20"/>
+                <w:szCs w:val="20"/>
+              </w:rPr>
+              <w:t>Neldy Liliana Hernández Huezo</w:t>
+            </w:r>
           </w:p>
         </w:tc>
         <w:tc>
@@ -8537,31 +8440,13 @@
                 <w:szCs w:val="20"/>
               </w:rPr>
             </w:pPr>
-            <w:proofErr w:type="spellStart"/>
-            <w:r>
-              <w:rPr>
-                <w:sz w:val="20"/>
-                <w:szCs w:val="20"/>
-              </w:rPr>
-              <w:t>Neldy</w:t>
-            </w:r>
-            <w:proofErr w:type="spellEnd"/>
-            <w:r>
-              <w:rPr>
-                <w:sz w:val="20"/>
-                <w:szCs w:val="20"/>
-              </w:rPr>
-              <w:t xml:space="preserve"> Liliana Hernández </w:t>
-            </w:r>
-            <w:proofErr w:type="spellStart"/>
-            <w:r>
-              <w:rPr>
-                <w:sz w:val="20"/>
-                <w:szCs w:val="20"/>
-              </w:rPr>
-              <w:t>Huezo</w:t>
-            </w:r>
-            <w:proofErr w:type="spellEnd"/>
+            <w:r>
+              <w:rPr>
+                <w:sz w:val="20"/>
+                <w:szCs w:val="20"/>
+              </w:rPr>
+              <w:t>Neldy Liliana Hernández Huezo</w:t>
+            </w:r>
           </w:p>
         </w:tc>
         <w:tc>
@@ -14033,19 +13918,9 @@
                 <w:szCs w:val="18"/>
               </w:rPr>
             </w:pPr>
-            <w:proofErr w:type="spellStart"/>
-            <w:r>
-              <w:t>Neldy</w:t>
-            </w:r>
-            <w:proofErr w:type="spellEnd"/>
-            <w:r>
-              <w:t xml:space="preserve"> Liliana Hernández </w:t>
-            </w:r>
-            <w:proofErr w:type="spellStart"/>
-            <w:r>
-              <w:t>Huezo</w:t>
-            </w:r>
-            <w:proofErr w:type="spellEnd"/>
+            <w:r>
+              <w:t>Neldy Liliana Hernández Huezo</w:t>
+            </w:r>
           </w:p>
         </w:tc>
         <w:tc>
@@ -15801,31 +15676,13 @@
                 <w:szCs w:val="20"/>
               </w:rPr>
             </w:pPr>
-            <w:proofErr w:type="spellStart"/>
-            <w:r>
-              <w:rPr>
-                <w:sz w:val="20"/>
-                <w:szCs w:val="20"/>
-              </w:rPr>
-              <w:t>Neldy</w:t>
-            </w:r>
-            <w:proofErr w:type="spellEnd"/>
-            <w:r>
-              <w:rPr>
-                <w:sz w:val="20"/>
-                <w:szCs w:val="20"/>
-              </w:rPr>
-              <w:t xml:space="preserve"> Liliana Hernández </w:t>
-            </w:r>
-            <w:proofErr w:type="spellStart"/>
-            <w:r>
-              <w:rPr>
-                <w:sz w:val="20"/>
-                <w:szCs w:val="20"/>
-              </w:rPr>
-              <w:t>Huezo</w:t>
-            </w:r>
-            <w:proofErr w:type="spellEnd"/>
+            <w:r>
+              <w:rPr>
+                <w:sz w:val="20"/>
+                <w:szCs w:val="20"/>
+              </w:rPr>
+              <w:t>Neldy Liliana Hernández Huezo</w:t>
+            </w:r>
           </w:p>
         </w:tc>
         <w:tc>
@@ -17044,1624 +16901,6 @@
                 <w:szCs w:val="20"/>
               </w:rPr>
             </w:pPr>
-          </w:p>
-        </w:tc>
-      </w:tr>
-      <w:tr>
-        <w:trPr>
-          <w:jc w:val="center"/>
-        </w:trPr>
-        <w:tc>
-          <w:tcPr>
-            <w:tcW w:w="648" w:type="dxa"/>
-            <w:tcMar>
-              <w:top w:w="110" w:type="dxa"/>
-              <w:left w:w="90" w:type="dxa"/>
-              <w:bottom w:w="110" w:type="dxa"/>
-              <w:right w:w="90" w:type="dxa"/>
-            </w:tcMar>
-          </w:tcPr>
-          <w:p>
-            <w:pPr>
-              <w:spacing w:after="0"/>
-              <w:jc w:val="center"/>
-              <w:rPr>
-                <w:sz w:val="20"/>
-                <w:szCs w:val="20"/>
-              </w:rPr>
-            </w:pPr>
-            <w:r>
-              <w:rPr>
-                <w:sz w:val="20"/>
-                <w:szCs w:val="20"/>
-              </w:rPr>
-              <w:t>2</w:t>
-            </w:r>
-          </w:p>
-        </w:tc>
-        <w:tc>
-          <w:tcPr>
-            <w:tcW w:w="3170" w:type="dxa"/>
-            <w:tcMar>
-              <w:top w:w="110" w:type="dxa"/>
-              <w:left w:w="90" w:type="dxa"/>
-              <w:bottom w:w="110" w:type="dxa"/>
-              <w:right w:w="90" w:type="dxa"/>
-            </w:tcMar>
-          </w:tcPr>
-          <w:p>
-            <w:pPr>
-              <w:spacing w:after="0"/>
-              <w:rPr>
-                <w:sz w:val="20"/>
-                <w:szCs w:val="20"/>
-              </w:rPr>
-            </w:pPr>
-            <w:r>
-              <w:rPr>
-                <w:sz w:val="20"/>
-                <w:szCs w:val="20"/>
-              </w:rPr>
-              <w:t>Acta de reunión de seguimiento Fase 3</w:t>
-            </w:r>
-          </w:p>
-        </w:tc>
-        <w:tc>
-          <w:tcPr>
-            <w:tcW w:w="1417" w:type="dxa"/>
-            <w:tcMar>
-              <w:top w:w="110" w:type="dxa"/>
-              <w:left w:w="90" w:type="dxa"/>
-              <w:bottom w:w="110" w:type="dxa"/>
-              <w:right w:w="90" w:type="dxa"/>
-            </w:tcMar>
-          </w:tcPr>
-          <w:p>
-            <w:pPr>
-              <w:spacing w:after="0"/>
-              <w:rPr>
-                <w:sz w:val="20"/>
-                <w:szCs w:val="20"/>
-              </w:rPr>
-            </w:pPr>
-            <w:r>
-              <w:rPr>
-                <w:sz w:val="20"/>
-                <w:szCs w:val="20"/>
-              </w:rPr>
-              <w:t>Acta</w:t>
-            </w:r>
-          </w:p>
-        </w:tc>
-        <w:tc>
-          <w:tcPr>
-            <w:tcW w:w="1965" w:type="dxa"/>
-            <w:tcMar>
-              <w:top w:w="110" w:type="dxa"/>
-              <w:left w:w="90" w:type="dxa"/>
-              <w:bottom w:w="110" w:type="dxa"/>
-              <w:right w:w="90" w:type="dxa"/>
-            </w:tcMar>
-          </w:tcPr>
-          <w:p>
-            <w:pPr>
-              <w:spacing w:after="0"/>
-              <w:rPr>
-                <w:sz w:val="20"/>
-                <w:szCs w:val="20"/>
-              </w:rPr>
-            </w:pPr>
-            <w:r>
-              <w:rPr>
-                <w:sz w:val="20"/>
-                <w:szCs w:val="20"/>
-              </w:rPr>
-              <w:t>Líder de Proyecto Jr.</w:t>
-            </w:r>
-          </w:p>
-        </w:tc>
-        <w:tc>
-          <w:tcPr>
-            <w:tcW w:w="2736" w:type="dxa"/>
-            <w:tcMar>
-              <w:top w:w="110" w:type="dxa"/>
-              <w:left w:w="90" w:type="dxa"/>
-              <w:bottom w:w="110" w:type="dxa"/>
-              <w:right w:w="90" w:type="dxa"/>
-            </w:tcMar>
-          </w:tcPr>
-          <w:p>
-            <w:pPr>
-              <w:spacing w:after="0"/>
-              <w:rPr>
-                <w:sz w:val="20"/>
-                <w:szCs w:val="20"/>
-              </w:rPr>
-            </w:pPr>
-          </w:p>
-        </w:tc>
-      </w:tr>
-      <w:tr>
-        <w:trPr>
-          <w:jc w:val="center"/>
-        </w:trPr>
-        <w:tc>
-          <w:tcPr>
-            <w:tcW w:w="648" w:type="dxa"/>
-            <w:tcMar>
-              <w:top w:w="110" w:type="dxa"/>
-              <w:left w:w="90" w:type="dxa"/>
-              <w:bottom w:w="110" w:type="dxa"/>
-              <w:right w:w="90" w:type="dxa"/>
-            </w:tcMar>
-          </w:tcPr>
-          <w:p>
-            <w:pPr>
-              <w:spacing w:after="0"/>
-              <w:jc w:val="center"/>
-              <w:rPr>
-                <w:sz w:val="20"/>
-                <w:szCs w:val="20"/>
-              </w:rPr>
-            </w:pPr>
-            <w:r>
-              <w:rPr>
-                <w:sz w:val="20"/>
-                <w:szCs w:val="20"/>
-              </w:rPr>
-              <w:t>3</w:t>
-            </w:r>
-          </w:p>
-        </w:tc>
-        <w:tc>
-          <w:tcPr>
-            <w:tcW w:w="3170" w:type="dxa"/>
-            <w:tcMar>
-              <w:top w:w="110" w:type="dxa"/>
-              <w:left w:w="90" w:type="dxa"/>
-              <w:bottom w:w="110" w:type="dxa"/>
-              <w:right w:w="90" w:type="dxa"/>
-            </w:tcMar>
-          </w:tcPr>
-          <w:p>
-            <w:pPr>
-              <w:spacing w:after="0"/>
-              <w:rPr>
-                <w:sz w:val="20"/>
-                <w:szCs w:val="20"/>
-              </w:rPr>
-            </w:pPr>
-            <w:r>
-              <w:rPr>
-                <w:sz w:val="20"/>
-                <w:szCs w:val="20"/>
-              </w:rPr>
-              <w:t>Acta de reunión de seguimiento Fase 3</w:t>
-            </w:r>
-          </w:p>
-        </w:tc>
-        <w:tc>
-          <w:tcPr>
-            <w:tcW w:w="1417" w:type="dxa"/>
-            <w:tcMar>
-              <w:top w:w="110" w:type="dxa"/>
-              <w:left w:w="90" w:type="dxa"/>
-              <w:bottom w:w="110" w:type="dxa"/>
-              <w:right w:w="90" w:type="dxa"/>
-            </w:tcMar>
-          </w:tcPr>
-          <w:p>
-            <w:pPr>
-              <w:spacing w:after="0"/>
-              <w:rPr>
-                <w:sz w:val="20"/>
-                <w:szCs w:val="20"/>
-              </w:rPr>
-            </w:pPr>
-            <w:r>
-              <w:rPr>
-                <w:sz w:val="20"/>
-                <w:szCs w:val="20"/>
-              </w:rPr>
-              <w:t>Acta</w:t>
-            </w:r>
-          </w:p>
-        </w:tc>
-        <w:tc>
-          <w:tcPr>
-            <w:tcW w:w="1965" w:type="dxa"/>
-            <w:tcMar>
-              <w:top w:w="110" w:type="dxa"/>
-              <w:left w:w="90" w:type="dxa"/>
-              <w:bottom w:w="110" w:type="dxa"/>
-              <w:right w:w="90" w:type="dxa"/>
-            </w:tcMar>
-          </w:tcPr>
-          <w:p>
-            <w:pPr>
-              <w:spacing w:after="0"/>
-              <w:rPr>
-                <w:sz w:val="20"/>
-                <w:szCs w:val="20"/>
-              </w:rPr>
-            </w:pPr>
-            <w:r>
-              <w:rPr>
-                <w:sz w:val="20"/>
-                <w:szCs w:val="20"/>
-              </w:rPr>
-              <w:t>Líder de Proyecto Jr.</w:t>
-            </w:r>
-          </w:p>
-        </w:tc>
-        <w:tc>
-          <w:tcPr>
-            <w:tcW w:w="2736" w:type="dxa"/>
-            <w:tcMar>
-              <w:top w:w="110" w:type="dxa"/>
-              <w:left w:w="90" w:type="dxa"/>
-              <w:bottom w:w="110" w:type="dxa"/>
-              <w:right w:w="90" w:type="dxa"/>
-            </w:tcMar>
-          </w:tcPr>
-          <w:p>
-            <w:pPr>
-              <w:spacing w:after="0"/>
-              <w:rPr>
-                <w:sz w:val="20"/>
-                <w:szCs w:val="20"/>
-              </w:rPr>
-            </w:pPr>
-          </w:p>
-        </w:tc>
-      </w:tr>
-      <w:tr>
-        <w:trPr>
-          <w:jc w:val="center"/>
-        </w:trPr>
-        <w:tc>
-          <w:tcPr>
-            <w:tcW w:w="648" w:type="dxa"/>
-            <w:tcMar>
-              <w:top w:w="110" w:type="dxa"/>
-              <w:left w:w="90" w:type="dxa"/>
-              <w:bottom w:w="110" w:type="dxa"/>
-              <w:right w:w="90" w:type="dxa"/>
-            </w:tcMar>
-          </w:tcPr>
-          <w:p>
-            <w:pPr>
-              <w:spacing w:after="0"/>
-              <w:jc w:val="center"/>
-              <w:rPr>
-                <w:sz w:val="20"/>
-                <w:szCs w:val="20"/>
-              </w:rPr>
-            </w:pPr>
-            <w:r>
-              <w:rPr>
-                <w:sz w:val="20"/>
-                <w:szCs w:val="20"/>
-              </w:rPr>
-              <w:t>4</w:t>
-            </w:r>
-          </w:p>
-        </w:tc>
-        <w:tc>
-          <w:tcPr>
-            <w:tcW w:w="3170" w:type="dxa"/>
-            <w:tcMar>
-              <w:top w:w="110" w:type="dxa"/>
-              <w:left w:w="90" w:type="dxa"/>
-              <w:bottom w:w="110" w:type="dxa"/>
-              <w:right w:w="90" w:type="dxa"/>
-            </w:tcMar>
-          </w:tcPr>
-          <w:p>
-            <w:pPr>
-              <w:spacing w:after="0"/>
-              <w:rPr>
-                <w:sz w:val="20"/>
-                <w:szCs w:val="20"/>
-              </w:rPr>
-            </w:pPr>
-            <w:r>
-              <w:rPr>
-                <w:sz w:val="20"/>
-                <w:szCs w:val="20"/>
-              </w:rPr>
-              <w:t>Acta de reunión de seguimiento Fase 3</w:t>
-            </w:r>
-          </w:p>
-        </w:tc>
-        <w:tc>
-          <w:tcPr>
-            <w:tcW w:w="1417" w:type="dxa"/>
-            <w:tcMar>
-              <w:top w:w="110" w:type="dxa"/>
-              <w:left w:w="90" w:type="dxa"/>
-              <w:bottom w:w="110" w:type="dxa"/>
-              <w:right w:w="90" w:type="dxa"/>
-            </w:tcMar>
-          </w:tcPr>
-          <w:p>
-            <w:pPr>
-              <w:spacing w:after="0"/>
-              <w:rPr>
-                <w:sz w:val="20"/>
-                <w:szCs w:val="20"/>
-              </w:rPr>
-            </w:pPr>
-            <w:r>
-              <w:rPr>
-                <w:sz w:val="20"/>
-                <w:szCs w:val="20"/>
-              </w:rPr>
-              <w:t>Acta</w:t>
-            </w:r>
-          </w:p>
-        </w:tc>
-        <w:tc>
-          <w:tcPr>
-            <w:tcW w:w="1965" w:type="dxa"/>
-            <w:tcMar>
-              <w:top w:w="110" w:type="dxa"/>
-              <w:left w:w="90" w:type="dxa"/>
-              <w:bottom w:w="110" w:type="dxa"/>
-              <w:right w:w="90" w:type="dxa"/>
-            </w:tcMar>
-          </w:tcPr>
-          <w:p>
-            <w:pPr>
-              <w:spacing w:after="0"/>
-              <w:rPr>
-                <w:sz w:val="20"/>
-                <w:szCs w:val="20"/>
-              </w:rPr>
-            </w:pPr>
-            <w:r>
-              <w:rPr>
-                <w:sz w:val="20"/>
-                <w:szCs w:val="20"/>
-              </w:rPr>
-              <w:t>Líder de Proyecto Jr.</w:t>
-            </w:r>
-          </w:p>
-        </w:tc>
-        <w:tc>
-          <w:tcPr>
-            <w:tcW w:w="2736" w:type="dxa"/>
-            <w:tcMar>
-              <w:top w:w="110" w:type="dxa"/>
-              <w:left w:w="90" w:type="dxa"/>
-              <w:bottom w:w="110" w:type="dxa"/>
-              <w:right w:w="90" w:type="dxa"/>
-            </w:tcMar>
-          </w:tcPr>
-          <w:p>
-            <w:pPr>
-              <w:spacing w:after="0"/>
-              <w:rPr>
-                <w:sz w:val="20"/>
-                <w:szCs w:val="20"/>
-              </w:rPr>
-            </w:pPr>
-          </w:p>
-        </w:tc>
-      </w:tr>
-      <w:tr>
-        <w:trPr>
-          <w:jc w:val="center"/>
-        </w:trPr>
-        <w:tc>
-          <w:tcPr>
-            <w:tcW w:w="648" w:type="dxa"/>
-            <w:tcMar>
-              <w:top w:w="110" w:type="dxa"/>
-              <w:left w:w="90" w:type="dxa"/>
-              <w:bottom w:w="110" w:type="dxa"/>
-              <w:right w:w="90" w:type="dxa"/>
-            </w:tcMar>
-          </w:tcPr>
-          <w:p>
-            <w:pPr>
-              <w:spacing w:after="0"/>
-              <w:jc w:val="center"/>
-              <w:rPr>
-                <w:sz w:val="20"/>
-                <w:szCs w:val="20"/>
-              </w:rPr>
-            </w:pPr>
-            <w:r>
-              <w:rPr>
-                <w:sz w:val="20"/>
-                <w:szCs w:val="20"/>
-              </w:rPr>
-              <w:t>5</w:t>
-            </w:r>
-          </w:p>
-        </w:tc>
-        <w:tc>
-          <w:tcPr>
-            <w:tcW w:w="3170" w:type="dxa"/>
-            <w:tcMar>
-              <w:top w:w="110" w:type="dxa"/>
-              <w:left w:w="90" w:type="dxa"/>
-              <w:bottom w:w="110" w:type="dxa"/>
-              <w:right w:w="90" w:type="dxa"/>
-            </w:tcMar>
-          </w:tcPr>
-          <w:p>
-            <w:pPr>
-              <w:spacing w:after="0"/>
-              <w:rPr>
-                <w:sz w:val="20"/>
-                <w:szCs w:val="20"/>
-              </w:rPr>
-            </w:pPr>
-            <w:r>
-              <w:rPr>
-                <w:sz w:val="20"/>
-                <w:szCs w:val="20"/>
-              </w:rPr>
-              <w:t>Documento consolidado Fase 3</w:t>
-            </w:r>
-          </w:p>
-        </w:tc>
-        <w:tc>
-          <w:tcPr>
-            <w:tcW w:w="1417" w:type="dxa"/>
-            <w:tcMar>
-              <w:top w:w="110" w:type="dxa"/>
-              <w:left w:w="90" w:type="dxa"/>
-              <w:bottom w:w="110" w:type="dxa"/>
-              <w:right w:w="90" w:type="dxa"/>
-            </w:tcMar>
-          </w:tcPr>
-          <w:p>
-            <w:pPr>
-              <w:spacing w:after="0"/>
-              <w:rPr>
-                <w:sz w:val="20"/>
-                <w:szCs w:val="20"/>
-              </w:rPr>
-            </w:pPr>
-            <w:r>
-              <w:rPr>
-                <w:sz w:val="20"/>
-                <w:szCs w:val="20"/>
-              </w:rPr>
-              <w:t>Documento</w:t>
-            </w:r>
-          </w:p>
-        </w:tc>
-        <w:tc>
-          <w:tcPr>
-            <w:tcW w:w="1965" w:type="dxa"/>
-            <w:tcMar>
-              <w:top w:w="110" w:type="dxa"/>
-              <w:left w:w="90" w:type="dxa"/>
-              <w:bottom w:w="110" w:type="dxa"/>
-              <w:right w:w="90" w:type="dxa"/>
-            </w:tcMar>
-          </w:tcPr>
-          <w:p>
-            <w:pPr>
-              <w:spacing w:after="0"/>
-              <w:rPr>
-                <w:sz w:val="20"/>
-                <w:szCs w:val="20"/>
-              </w:rPr>
-            </w:pPr>
-            <w:r>
-              <w:rPr>
-                <w:sz w:val="20"/>
-                <w:szCs w:val="20"/>
-              </w:rPr>
-              <w:t>Líder de Proyecto Jr.</w:t>
-            </w:r>
-          </w:p>
-        </w:tc>
-        <w:tc>
-          <w:tcPr>
-            <w:tcW w:w="2736" w:type="dxa"/>
-            <w:tcMar>
-              <w:top w:w="110" w:type="dxa"/>
-              <w:left w:w="90" w:type="dxa"/>
-              <w:bottom w:w="110" w:type="dxa"/>
-              <w:right w:w="90" w:type="dxa"/>
-            </w:tcMar>
-          </w:tcPr>
-          <w:p>
-            <w:pPr>
-              <w:spacing w:after="0"/>
-              <w:rPr>
-                <w:sz w:val="20"/>
-                <w:szCs w:val="20"/>
-              </w:rPr>
-            </w:pPr>
-          </w:p>
-        </w:tc>
-      </w:tr>
-      <w:tr>
-        <w:trPr>
-          <w:jc w:val="center"/>
-        </w:trPr>
-        <w:tc>
-          <w:tcPr>
-            <w:tcW w:w="648" w:type="dxa"/>
-            <w:tcMar>
-              <w:top w:w="110" w:type="dxa"/>
-              <w:left w:w="90" w:type="dxa"/>
-              <w:bottom w:w="110" w:type="dxa"/>
-              <w:right w:w="90" w:type="dxa"/>
-            </w:tcMar>
-          </w:tcPr>
-          <w:p>
-            <w:pPr>
-              <w:spacing w:after="0"/>
-              <w:jc w:val="center"/>
-              <w:rPr>
-                <w:sz w:val="20"/>
-                <w:szCs w:val="20"/>
-              </w:rPr>
-            </w:pPr>
-            <w:r>
-              <w:rPr>
-                <w:sz w:val="20"/>
-                <w:szCs w:val="20"/>
-              </w:rPr>
-              <w:t>6</w:t>
-            </w:r>
-          </w:p>
-        </w:tc>
-        <w:tc>
-          <w:tcPr>
-            <w:tcW w:w="3170" w:type="dxa"/>
-            <w:tcMar>
-              <w:top w:w="110" w:type="dxa"/>
-              <w:left w:w="90" w:type="dxa"/>
-              <w:bottom w:w="110" w:type="dxa"/>
-              <w:right w:w="90" w:type="dxa"/>
-            </w:tcMar>
-          </w:tcPr>
-          <w:p>
-            <w:pPr>
-              <w:spacing w:after="0"/>
-              <w:rPr>
-                <w:sz w:val="20"/>
-                <w:szCs w:val="20"/>
-              </w:rPr>
-            </w:pPr>
-            <w:r>
-              <w:rPr>
-                <w:sz w:val="20"/>
-                <w:szCs w:val="20"/>
-              </w:rPr>
-              <w:t>Bitácora Semana 4</w:t>
-            </w:r>
-          </w:p>
-        </w:tc>
-        <w:tc>
-          <w:tcPr>
-            <w:tcW w:w="1417" w:type="dxa"/>
-            <w:tcMar>
-              <w:top w:w="110" w:type="dxa"/>
-              <w:left w:w="90" w:type="dxa"/>
-              <w:bottom w:w="110" w:type="dxa"/>
-              <w:right w:w="90" w:type="dxa"/>
-            </w:tcMar>
-          </w:tcPr>
-          <w:p>
-            <w:pPr>
-              <w:spacing w:after="0"/>
-              <w:rPr>
-                <w:sz w:val="20"/>
-                <w:szCs w:val="20"/>
-              </w:rPr>
-            </w:pPr>
-            <w:r>
-              <w:rPr>
-                <w:sz w:val="20"/>
-                <w:szCs w:val="20"/>
-              </w:rPr>
-              <w:t>Documento</w:t>
-            </w:r>
-          </w:p>
-        </w:tc>
-        <w:tc>
-          <w:tcPr>
-            <w:tcW w:w="1965" w:type="dxa"/>
-            <w:tcMar>
-              <w:top w:w="110" w:type="dxa"/>
-              <w:left w:w="90" w:type="dxa"/>
-              <w:bottom w:w="110" w:type="dxa"/>
-              <w:right w:w="90" w:type="dxa"/>
-            </w:tcMar>
-          </w:tcPr>
-          <w:p>
-            <w:pPr>
-              <w:spacing w:after="0"/>
-              <w:rPr>
-                <w:sz w:val="20"/>
-                <w:szCs w:val="20"/>
-              </w:rPr>
-            </w:pPr>
-            <w:r>
-              <w:rPr>
-                <w:sz w:val="20"/>
-                <w:szCs w:val="20"/>
-              </w:rPr>
-              <w:t>Líder de Proyecto Jr.</w:t>
-            </w:r>
-          </w:p>
-        </w:tc>
-        <w:tc>
-          <w:tcPr>
-            <w:tcW w:w="2736" w:type="dxa"/>
-            <w:tcMar>
-              <w:top w:w="110" w:type="dxa"/>
-              <w:left w:w="90" w:type="dxa"/>
-              <w:bottom w:w="110" w:type="dxa"/>
-              <w:right w:w="90" w:type="dxa"/>
-            </w:tcMar>
-          </w:tcPr>
-          <w:p>
-            <w:pPr>
-              <w:spacing w:after="0"/>
-              <w:rPr>
-                <w:sz w:val="20"/>
-                <w:szCs w:val="20"/>
-              </w:rPr>
-            </w:pPr>
-          </w:p>
-        </w:tc>
-      </w:tr>
-      <w:tr>
-        <w:trPr>
-          <w:jc w:val="center"/>
-        </w:trPr>
-        <w:tc>
-          <w:tcPr>
-            <w:tcW w:w="648" w:type="dxa"/>
-            <w:tcMar>
-              <w:top w:w="110" w:type="dxa"/>
-              <w:left w:w="90" w:type="dxa"/>
-              <w:bottom w:w="110" w:type="dxa"/>
-              <w:right w:w="90" w:type="dxa"/>
-            </w:tcMar>
-          </w:tcPr>
-          <w:p>
-            <w:pPr>
-              <w:spacing w:after="0"/>
-              <w:jc w:val="center"/>
-              <w:rPr>
-                <w:sz w:val="20"/>
-                <w:szCs w:val="20"/>
-              </w:rPr>
-            </w:pPr>
-            <w:r>
-              <w:rPr>
-                <w:sz w:val="20"/>
-                <w:szCs w:val="20"/>
-              </w:rPr>
-              <w:t>7</w:t>
-            </w:r>
-          </w:p>
-        </w:tc>
-        <w:tc>
-          <w:tcPr>
-            <w:tcW w:w="3170" w:type="dxa"/>
-            <w:tcMar>
-              <w:top w:w="110" w:type="dxa"/>
-              <w:left w:w="90" w:type="dxa"/>
-              <w:bottom w:w="110" w:type="dxa"/>
-              <w:right w:w="90" w:type="dxa"/>
-            </w:tcMar>
-          </w:tcPr>
-          <w:p>
-            <w:pPr>
-              <w:spacing w:after="0"/>
-              <w:rPr>
-                <w:sz w:val="20"/>
-                <w:szCs w:val="20"/>
-              </w:rPr>
-            </w:pPr>
-            <w:r>
-              <w:rPr>
-                <w:sz w:val="20"/>
-                <w:szCs w:val="20"/>
-              </w:rPr>
-              <w:t>Cronograma de actividades Fase 3</w:t>
-            </w:r>
-          </w:p>
-        </w:tc>
-        <w:tc>
-          <w:tcPr>
-            <w:tcW w:w="1417" w:type="dxa"/>
-            <w:tcMar>
-              <w:top w:w="110" w:type="dxa"/>
-              <w:left w:w="90" w:type="dxa"/>
-              <w:bottom w:w="110" w:type="dxa"/>
-              <w:right w:w="90" w:type="dxa"/>
-            </w:tcMar>
-          </w:tcPr>
-          <w:p>
-            <w:pPr>
-              <w:spacing w:after="0"/>
-              <w:rPr>
-                <w:sz w:val="20"/>
-                <w:szCs w:val="20"/>
-              </w:rPr>
-            </w:pPr>
-            <w:r>
-              <w:rPr>
-                <w:sz w:val="20"/>
-                <w:szCs w:val="20"/>
-              </w:rPr>
-              <w:t>Documento</w:t>
-            </w:r>
-          </w:p>
-        </w:tc>
-        <w:tc>
-          <w:tcPr>
-            <w:tcW w:w="1965" w:type="dxa"/>
-            <w:tcMar>
-              <w:top w:w="110" w:type="dxa"/>
-              <w:left w:w="90" w:type="dxa"/>
-              <w:bottom w:w="110" w:type="dxa"/>
-              <w:right w:w="90" w:type="dxa"/>
-            </w:tcMar>
-          </w:tcPr>
-          <w:p>
-            <w:pPr>
-              <w:spacing w:after="0"/>
-              <w:rPr>
-                <w:sz w:val="20"/>
-                <w:szCs w:val="20"/>
-              </w:rPr>
-            </w:pPr>
-            <w:r>
-              <w:rPr>
-                <w:sz w:val="20"/>
-                <w:szCs w:val="20"/>
-              </w:rPr>
-              <w:t>Líder de Proyecto Jr.</w:t>
-            </w:r>
-          </w:p>
-        </w:tc>
-        <w:tc>
-          <w:tcPr>
-            <w:tcW w:w="2736" w:type="dxa"/>
-            <w:tcMar>
-              <w:top w:w="110" w:type="dxa"/>
-              <w:left w:w="90" w:type="dxa"/>
-              <w:bottom w:w="110" w:type="dxa"/>
-              <w:right w:w="90" w:type="dxa"/>
-            </w:tcMar>
-          </w:tcPr>
-          <w:p>
-            <w:pPr>
-              <w:spacing w:after="0"/>
-              <w:rPr>
-                <w:sz w:val="20"/>
-                <w:szCs w:val="20"/>
-              </w:rPr>
-            </w:pPr>
-          </w:p>
-        </w:tc>
-      </w:tr>
-      <w:tr>
-        <w:trPr>
-          <w:jc w:val="center"/>
-        </w:trPr>
-        <w:tc>
-          <w:tcPr>
-            <w:tcW w:w="648" w:type="dxa"/>
-            <w:tcMar>
-              <w:top w:w="110" w:type="dxa"/>
-              <w:left w:w="90" w:type="dxa"/>
-              <w:bottom w:w="110" w:type="dxa"/>
-              <w:right w:w="90" w:type="dxa"/>
-            </w:tcMar>
-          </w:tcPr>
-          <w:p>
-            <w:pPr>
-              <w:spacing w:after="0"/>
-              <w:jc w:val="center"/>
-              <w:rPr>
-                <w:sz w:val="20"/>
-                <w:szCs w:val="20"/>
-              </w:rPr>
-            </w:pPr>
-            <w:r>
-              <w:rPr>
-                <w:sz w:val="20"/>
-                <w:szCs w:val="20"/>
-              </w:rPr>
-              <w:t>8</w:t>
-            </w:r>
-          </w:p>
-        </w:tc>
-        <w:tc>
-          <w:tcPr>
-            <w:tcW w:w="3170" w:type="dxa"/>
-            <w:tcMar>
-              <w:top w:w="110" w:type="dxa"/>
-              <w:left w:w="90" w:type="dxa"/>
-              <w:bottom w:w="110" w:type="dxa"/>
-              <w:right w:w="90" w:type="dxa"/>
-            </w:tcMar>
-          </w:tcPr>
-          <w:p>
-            <w:pPr>
-              <w:spacing w:after="0"/>
-              <w:rPr>
-                <w:sz w:val="20"/>
-                <w:szCs w:val="20"/>
-              </w:rPr>
-            </w:pPr>
-            <w:r>
-              <w:rPr>
-                <w:sz w:val="20"/>
-                <w:szCs w:val="20"/>
-              </w:rPr>
-              <w:t>Controles adicionales de autenticación y políticas Zero Trust</w:t>
-            </w:r>
-          </w:p>
-        </w:tc>
-        <w:tc>
-          <w:tcPr>
-            <w:tcW w:w="1417" w:type="dxa"/>
-            <w:tcMar>
-              <w:top w:w="110" w:type="dxa"/>
-              <w:left w:w="90" w:type="dxa"/>
-              <w:bottom w:w="110" w:type="dxa"/>
-              <w:right w:w="90" w:type="dxa"/>
-            </w:tcMar>
-          </w:tcPr>
-          <w:p>
-            <w:pPr>
-              <w:spacing w:after="0"/>
-              <w:rPr>
-                <w:sz w:val="20"/>
-                <w:szCs w:val="20"/>
-              </w:rPr>
-            </w:pPr>
-            <w:r>
-              <w:rPr>
-                <w:sz w:val="20"/>
-                <w:szCs w:val="20"/>
-              </w:rPr>
-              <w:t>Documento</w:t>
-            </w:r>
-          </w:p>
-        </w:tc>
-        <w:tc>
-          <w:tcPr>
-            <w:tcW w:w="1965" w:type="dxa"/>
-            <w:tcMar>
-              <w:top w:w="110" w:type="dxa"/>
-              <w:left w:w="90" w:type="dxa"/>
-              <w:bottom w:w="110" w:type="dxa"/>
-              <w:right w:w="90" w:type="dxa"/>
-            </w:tcMar>
-          </w:tcPr>
-          <w:p>
-            <w:pPr>
-              <w:spacing w:after="0"/>
-              <w:rPr>
-                <w:sz w:val="20"/>
-                <w:szCs w:val="20"/>
-              </w:rPr>
-            </w:pPr>
-            <w:r>
-              <w:rPr>
-                <w:sz w:val="20"/>
-                <w:szCs w:val="20"/>
-              </w:rPr>
-              <w:t>Ingeniero IAM Jr.</w:t>
-            </w:r>
-          </w:p>
-        </w:tc>
-        <w:tc>
-          <w:tcPr>
-            <w:tcW w:w="2736" w:type="dxa"/>
-            <w:tcMar>
-              <w:top w:w="110" w:type="dxa"/>
-              <w:left w:w="90" w:type="dxa"/>
-              <w:bottom w:w="110" w:type="dxa"/>
-              <w:right w:w="90" w:type="dxa"/>
-            </w:tcMar>
-          </w:tcPr>
-          <w:p>
-            <w:pPr>
-              <w:spacing w:after="0"/>
-              <w:rPr>
-                <w:sz w:val="20"/>
-                <w:szCs w:val="20"/>
-              </w:rPr>
-            </w:pPr>
-          </w:p>
-        </w:tc>
-      </w:tr>
-      <w:tr>
-        <w:trPr>
-          <w:jc w:val="center"/>
-        </w:trPr>
-        <w:tc>
-          <w:tcPr>
-            <w:tcW w:w="648" w:type="dxa"/>
-            <w:tcMar>
-              <w:top w:w="110" w:type="dxa"/>
-              <w:left w:w="90" w:type="dxa"/>
-              <w:bottom w:w="110" w:type="dxa"/>
-              <w:right w:w="90" w:type="dxa"/>
-            </w:tcMar>
-          </w:tcPr>
-          <w:p>
-            <w:pPr>
-              <w:spacing w:after="0"/>
-              <w:jc w:val="center"/>
-              <w:rPr>
-                <w:sz w:val="20"/>
-                <w:szCs w:val="20"/>
-              </w:rPr>
-            </w:pPr>
-            <w:r>
-              <w:rPr>
-                <w:sz w:val="20"/>
-                <w:szCs w:val="20"/>
-              </w:rPr>
-              <w:t>9</w:t>
-            </w:r>
-          </w:p>
-        </w:tc>
-        <w:tc>
-          <w:tcPr>
-            <w:tcW w:w="3170" w:type="dxa"/>
-            <w:tcMar>
-              <w:top w:w="110" w:type="dxa"/>
-              <w:left w:w="90" w:type="dxa"/>
-              <w:bottom w:w="110" w:type="dxa"/>
-              <w:right w:w="90" w:type="dxa"/>
-            </w:tcMar>
-          </w:tcPr>
-          <w:p>
-            <w:pPr>
-              <w:spacing w:after="0"/>
-              <w:rPr>
-                <w:sz w:val="20"/>
-                <w:szCs w:val="20"/>
-              </w:rPr>
-            </w:pPr>
-            <w:r>
-              <w:rPr>
-                <w:sz w:val="20"/>
-                <w:szCs w:val="20"/>
-              </w:rPr>
-              <w:t>Configuración de sesiones y restricciones por estado del usuario</w:t>
-            </w:r>
-          </w:p>
-        </w:tc>
-        <w:tc>
-          <w:tcPr>
-            <w:tcW w:w="1417" w:type="dxa"/>
-            <w:tcMar>
-              <w:top w:w="110" w:type="dxa"/>
-              <w:left w:w="90" w:type="dxa"/>
-              <w:bottom w:w="110" w:type="dxa"/>
-              <w:right w:w="90" w:type="dxa"/>
-            </w:tcMar>
-          </w:tcPr>
-          <w:p>
-            <w:pPr>
-              <w:spacing w:after="0"/>
-              <w:rPr>
-                <w:sz w:val="20"/>
-                <w:szCs w:val="20"/>
-              </w:rPr>
-            </w:pPr>
-            <w:r>
-              <w:rPr>
-                <w:sz w:val="20"/>
-                <w:szCs w:val="20"/>
-              </w:rPr>
-              <w:t>Documento</w:t>
-            </w:r>
-          </w:p>
-        </w:tc>
-        <w:tc>
-          <w:tcPr>
-            <w:tcW w:w="1965" w:type="dxa"/>
-            <w:tcMar>
-              <w:top w:w="110" w:type="dxa"/>
-              <w:left w:w="90" w:type="dxa"/>
-              <w:bottom w:w="110" w:type="dxa"/>
-              <w:right w:w="90" w:type="dxa"/>
-            </w:tcMar>
-          </w:tcPr>
-          <w:p>
-            <w:pPr>
-              <w:spacing w:after="0"/>
-              <w:rPr>
-                <w:sz w:val="20"/>
-                <w:szCs w:val="20"/>
-              </w:rPr>
-            </w:pPr>
-            <w:r>
-              <w:rPr>
-                <w:sz w:val="20"/>
-                <w:szCs w:val="20"/>
-              </w:rPr>
-              <w:t>Ingeniero IAM Jr.</w:t>
-            </w:r>
-          </w:p>
-        </w:tc>
-        <w:tc>
-          <w:tcPr>
-            <w:tcW w:w="2736" w:type="dxa"/>
-            <w:tcMar>
-              <w:top w:w="110" w:type="dxa"/>
-              <w:left w:w="90" w:type="dxa"/>
-              <w:bottom w:w="110" w:type="dxa"/>
-              <w:right w:w="90" w:type="dxa"/>
-            </w:tcMar>
-          </w:tcPr>
-          <w:p>
-            <w:pPr>
-              <w:spacing w:after="0"/>
-              <w:rPr>
-                <w:sz w:val="20"/>
-                <w:szCs w:val="20"/>
-              </w:rPr>
-            </w:pPr>
-          </w:p>
-        </w:tc>
-      </w:tr>
-      <w:tr>
-        <w:trPr>
-          <w:jc w:val="center"/>
-        </w:trPr>
-        <w:tc>
-          <w:tcPr>
-            <w:tcW w:w="648" w:type="dxa"/>
-            <w:tcMar>
-              <w:top w:w="110" w:type="dxa"/>
-              <w:left w:w="90" w:type="dxa"/>
-              <w:bottom w:w="110" w:type="dxa"/>
-              <w:right w:w="90" w:type="dxa"/>
-            </w:tcMar>
-          </w:tcPr>
-          <w:p>
-            <w:pPr>
-              <w:spacing w:after="0"/>
-              <w:jc w:val="center"/>
-              <w:rPr>
-                <w:sz w:val="20"/>
-                <w:szCs w:val="20"/>
-              </w:rPr>
-            </w:pPr>
-            <w:r>
-              <w:rPr>
-                <w:sz w:val="20"/>
-                <w:szCs w:val="20"/>
-              </w:rPr>
-              <w:t>10</w:t>
-            </w:r>
-          </w:p>
-        </w:tc>
-        <w:tc>
-          <w:tcPr>
-            <w:tcW w:w="3170" w:type="dxa"/>
-            <w:tcMar>
-              <w:top w:w="110" w:type="dxa"/>
-              <w:left w:w="90" w:type="dxa"/>
-              <w:bottom w:w="110" w:type="dxa"/>
-              <w:right w:w="90" w:type="dxa"/>
-            </w:tcMar>
-          </w:tcPr>
-          <w:p>
-            <w:pPr>
-              <w:spacing w:after="0"/>
-              <w:rPr>
-                <w:sz w:val="20"/>
-                <w:szCs w:val="20"/>
-              </w:rPr>
-            </w:pPr>
-            <w:r>
-              <w:rPr>
-                <w:sz w:val="20"/>
-                <w:szCs w:val="20"/>
-              </w:rPr>
-              <w:t>Registro de eventos de autenticación y cambios administrativos</w:t>
-            </w:r>
-          </w:p>
-        </w:tc>
-        <w:tc>
-          <w:tcPr>
-            <w:tcW w:w="1417" w:type="dxa"/>
-            <w:tcMar>
-              <w:top w:w="110" w:type="dxa"/>
-              <w:left w:w="90" w:type="dxa"/>
-              <w:bottom w:w="110" w:type="dxa"/>
-              <w:right w:w="90" w:type="dxa"/>
-            </w:tcMar>
-          </w:tcPr>
-          <w:p>
-            <w:pPr>
-              <w:spacing w:after="0"/>
-              <w:jc w:val="center"/>
-              <w:rPr>
-                <w:sz w:val="20"/>
-                <w:szCs w:val="20"/>
-              </w:rPr>
-            </w:pPr>
-            <w:r>
-              <w:rPr>
-                <w:sz w:val="20"/>
-                <w:szCs w:val="20"/>
-              </w:rPr>
-              <w:t>Documento</w:t>
-            </w:r>
-          </w:p>
-        </w:tc>
-        <w:tc>
-          <w:tcPr>
-            <w:tcW w:w="1965" w:type="dxa"/>
-            <w:tcMar>
-              <w:top w:w="110" w:type="dxa"/>
-              <w:left w:w="90" w:type="dxa"/>
-              <w:bottom w:w="110" w:type="dxa"/>
-              <w:right w:w="90" w:type="dxa"/>
-            </w:tcMar>
-          </w:tcPr>
-          <w:p>
-            <w:pPr>
-              <w:spacing w:after="0"/>
-              <w:rPr>
-                <w:sz w:val="20"/>
-                <w:szCs w:val="20"/>
-              </w:rPr>
-            </w:pPr>
-            <w:r>
-              <w:rPr>
-                <w:sz w:val="20"/>
-                <w:szCs w:val="20"/>
-              </w:rPr>
-              <w:t>Ingeniero Cloud / Backend Jr.</w:t>
-            </w:r>
-          </w:p>
-        </w:tc>
-        <w:tc>
-          <w:tcPr>
-            <w:tcW w:w="2736" w:type="dxa"/>
-            <w:tcMar>
-              <w:top w:w="110" w:type="dxa"/>
-              <w:left w:w="90" w:type="dxa"/>
-              <w:bottom w:w="110" w:type="dxa"/>
-              <w:right w:w="90" w:type="dxa"/>
-            </w:tcMar>
-          </w:tcPr>
-          <w:p>
-            <w:pPr>
-              <w:spacing w:after="0"/>
-              <w:rPr>
-                <w:sz w:val="20"/>
-                <w:szCs w:val="20"/>
-              </w:rPr>
-            </w:pPr>
-          </w:p>
-        </w:tc>
-      </w:tr>
-      <w:tr>
-        <w:trPr>
-          <w:jc w:val="center"/>
-        </w:trPr>
-        <w:tc>
-          <w:tcPr>
-            <w:tcW w:w="648" w:type="dxa"/>
-            <w:tcMar>
-              <w:top w:w="110" w:type="dxa"/>
-              <w:left w:w="90" w:type="dxa"/>
-              <w:bottom w:w="110" w:type="dxa"/>
-              <w:right w:w="90" w:type="dxa"/>
-            </w:tcMar>
-          </w:tcPr>
-          <w:p>
-            <w:pPr>
-              <w:spacing w:after="0"/>
-              <w:jc w:val="center"/>
-              <w:rPr>
-                <w:sz w:val="20"/>
-                <w:szCs w:val="20"/>
-              </w:rPr>
-            </w:pPr>
-            <w:r>
-              <w:rPr>
-                <w:sz w:val="20"/>
-                <w:szCs w:val="20"/>
-              </w:rPr>
-              <w:t>11</w:t>
-            </w:r>
-          </w:p>
-        </w:tc>
-        <w:tc>
-          <w:tcPr>
-            <w:tcW w:w="3170" w:type="dxa"/>
-            <w:tcMar>
-              <w:top w:w="110" w:type="dxa"/>
-              <w:left w:w="90" w:type="dxa"/>
-              <w:bottom w:w="110" w:type="dxa"/>
-              <w:right w:w="90" w:type="dxa"/>
-            </w:tcMar>
-          </w:tcPr>
-          <w:p>
-            <w:pPr>
-              <w:spacing w:after="0"/>
-              <w:rPr>
-                <w:sz w:val="20"/>
-                <w:szCs w:val="20"/>
-              </w:rPr>
-            </w:pPr>
-            <w:r>
-              <w:rPr>
-                <w:sz w:val="20"/>
-                <w:szCs w:val="20"/>
-              </w:rPr>
-              <w:t>Estructura de almacenamiento de logs</w:t>
-            </w:r>
-          </w:p>
-        </w:tc>
-        <w:tc>
-          <w:tcPr>
-            <w:tcW w:w="1417" w:type="dxa"/>
-            <w:tcMar>
-              <w:top w:w="110" w:type="dxa"/>
-              <w:left w:w="90" w:type="dxa"/>
-              <w:bottom w:w="110" w:type="dxa"/>
-              <w:right w:w="90" w:type="dxa"/>
-            </w:tcMar>
-          </w:tcPr>
-          <w:p>
-            <w:pPr>
-              <w:spacing w:after="0"/>
-              <w:jc w:val="center"/>
-              <w:rPr>
-                <w:sz w:val="20"/>
-                <w:szCs w:val="20"/>
-              </w:rPr>
-            </w:pPr>
-            <w:r>
-              <w:rPr>
-                <w:sz w:val="20"/>
-                <w:szCs w:val="20"/>
-              </w:rPr>
-              <w:t>Documento</w:t>
-            </w:r>
-          </w:p>
-        </w:tc>
-        <w:tc>
-          <w:tcPr>
-            <w:tcW w:w="1965" w:type="dxa"/>
-            <w:tcMar>
-              <w:top w:w="110" w:type="dxa"/>
-              <w:left w:w="90" w:type="dxa"/>
-              <w:bottom w:w="110" w:type="dxa"/>
-              <w:right w:w="90" w:type="dxa"/>
-            </w:tcMar>
-          </w:tcPr>
-          <w:p>
-            <w:pPr>
-              <w:spacing w:after="0"/>
-              <w:rPr>
-                <w:sz w:val="20"/>
-                <w:szCs w:val="20"/>
-              </w:rPr>
-            </w:pPr>
-            <w:r>
-              <w:rPr>
-                <w:sz w:val="20"/>
-                <w:szCs w:val="20"/>
-              </w:rPr>
-              <w:t>Ingeniero Cloud / Backend Jr.</w:t>
-            </w:r>
-          </w:p>
-        </w:tc>
-        <w:tc>
-          <w:tcPr>
-            <w:tcW w:w="2736" w:type="dxa"/>
-            <w:tcMar>
-              <w:top w:w="110" w:type="dxa"/>
-              <w:left w:w="90" w:type="dxa"/>
-              <w:bottom w:w="110" w:type="dxa"/>
-              <w:right w:w="90" w:type="dxa"/>
-            </w:tcMar>
-          </w:tcPr>
-          <w:p>
-            <w:pPr>
-              <w:spacing w:after="0"/>
-              <w:rPr>
-                <w:sz w:val="20"/>
-                <w:szCs w:val="20"/>
-              </w:rPr>
-            </w:pPr>
-          </w:p>
-        </w:tc>
-      </w:tr>
-      <w:tr>
-        <w:trPr>
-          <w:jc w:val="center"/>
-        </w:trPr>
-        <w:tc>
-          <w:tcPr>
-            <w:tcW w:w="648" w:type="dxa"/>
-            <w:tcMar>
-              <w:top w:w="110" w:type="dxa"/>
-              <w:left w:w="90" w:type="dxa"/>
-              <w:bottom w:w="110" w:type="dxa"/>
-              <w:right w:w="90" w:type="dxa"/>
-            </w:tcMar>
-          </w:tcPr>
-          <w:p>
-            <w:pPr>
-              <w:spacing w:after="0"/>
-              <w:jc w:val="center"/>
-              <w:rPr>
-                <w:sz w:val="20"/>
-                <w:szCs w:val="20"/>
-              </w:rPr>
-            </w:pPr>
-            <w:r>
-              <w:rPr>
-                <w:sz w:val="20"/>
-                <w:szCs w:val="20"/>
-              </w:rPr>
-              <w:t>12</w:t>
-            </w:r>
-          </w:p>
-        </w:tc>
-        <w:tc>
-          <w:tcPr>
-            <w:tcW w:w="3170" w:type="dxa"/>
-            <w:tcMar>
-              <w:top w:w="110" w:type="dxa"/>
-              <w:left w:w="90" w:type="dxa"/>
-              <w:bottom w:w="110" w:type="dxa"/>
-              <w:right w:w="90" w:type="dxa"/>
-            </w:tcMar>
-          </w:tcPr>
-          <w:p>
-            <w:pPr>
-              <w:spacing w:after="0"/>
-              <w:rPr>
-                <w:sz w:val="20"/>
-                <w:szCs w:val="20"/>
-              </w:rPr>
-            </w:pPr>
-            <w:r>
-              <w:rPr>
-                <w:sz w:val="20"/>
-                <w:szCs w:val="20"/>
-              </w:rPr>
-              <w:t>Integración Backend con monitoreo</w:t>
-            </w:r>
-          </w:p>
-        </w:tc>
-        <w:tc>
-          <w:tcPr>
-            <w:tcW w:w="1417" w:type="dxa"/>
-            <w:tcMar>
-              <w:top w:w="110" w:type="dxa"/>
-              <w:left w:w="90" w:type="dxa"/>
-              <w:bottom w:w="110" w:type="dxa"/>
-              <w:right w:w="90" w:type="dxa"/>
-            </w:tcMar>
-          </w:tcPr>
-          <w:p>
-            <w:pPr>
-              <w:spacing w:after="0"/>
-              <w:jc w:val="center"/>
-              <w:rPr>
-                <w:sz w:val="20"/>
-                <w:szCs w:val="20"/>
-              </w:rPr>
-            </w:pPr>
-            <w:r>
-              <w:rPr>
-                <w:sz w:val="20"/>
-                <w:szCs w:val="20"/>
-              </w:rPr>
-              <w:t>Documento</w:t>
-            </w:r>
-          </w:p>
-        </w:tc>
-        <w:tc>
-          <w:tcPr>
-            <w:tcW w:w="1965" w:type="dxa"/>
-            <w:tcMar>
-              <w:top w:w="110" w:type="dxa"/>
-              <w:left w:w="90" w:type="dxa"/>
-              <w:bottom w:w="110" w:type="dxa"/>
-              <w:right w:w="90" w:type="dxa"/>
-            </w:tcMar>
-          </w:tcPr>
-          <w:p>
-            <w:pPr>
-              <w:spacing w:after="0"/>
-              <w:rPr>
-                <w:sz w:val="20"/>
-                <w:szCs w:val="20"/>
-              </w:rPr>
-            </w:pPr>
-            <w:r>
-              <w:rPr>
-                <w:sz w:val="20"/>
-                <w:szCs w:val="20"/>
-              </w:rPr>
-              <w:t>Ingeniero Cloud / Backend Jr.</w:t>
-            </w:r>
-          </w:p>
-        </w:tc>
-        <w:tc>
-          <w:tcPr>
-            <w:tcW w:w="2736" w:type="dxa"/>
-            <w:tcMar>
-              <w:top w:w="110" w:type="dxa"/>
-              <w:left w:w="90" w:type="dxa"/>
-              <w:bottom w:w="110" w:type="dxa"/>
-              <w:right w:w="90" w:type="dxa"/>
-            </w:tcMar>
-          </w:tcPr>
-          <w:p>
-            <w:pPr>
-              <w:spacing w:after="0"/>
-              <w:rPr>
-                <w:sz w:val="20"/>
-                <w:szCs w:val="20"/>
-              </w:rPr>
-            </w:pPr>
-          </w:p>
-        </w:tc>
-      </w:tr>
-      <w:tr>
-        <w:trPr>
-          <w:jc w:val="center"/>
-        </w:trPr>
-        <w:tc>
-          <w:tcPr>
-            <w:tcW w:w="648" w:type="dxa"/>
-            <w:tcMar>
-              <w:top w:w="110" w:type="dxa"/>
-              <w:left w:w="90" w:type="dxa"/>
-              <w:bottom w:w="110" w:type="dxa"/>
-              <w:right w:w="90" w:type="dxa"/>
-            </w:tcMar>
-          </w:tcPr>
-          <w:p>
-            <w:pPr>
-              <w:spacing w:after="0"/>
-              <w:jc w:val="center"/>
-              <w:rPr>
-                <w:sz w:val="20"/>
-                <w:szCs w:val="20"/>
-              </w:rPr>
-            </w:pPr>
-            <w:r>
-              <w:rPr>
-                <w:sz w:val="20"/>
-                <w:szCs w:val="20"/>
-              </w:rPr>
-              <w:t>1</w:t>
-            </w:r>
-            <w:r>
-              <w:rPr>
-                <w:sz w:val="20"/>
-                <w:szCs w:val="20"/>
-              </w:rPr>
-              <w:t>3</w:t>
-            </w:r>
-          </w:p>
-        </w:tc>
-        <w:tc>
-          <w:tcPr>
-            <w:tcW w:w="3170" w:type="dxa"/>
-            <w:tcMar>
-              <w:top w:w="110" w:type="dxa"/>
-              <w:left w:w="90" w:type="dxa"/>
-              <w:bottom w:w="110" w:type="dxa"/>
-              <w:right w:w="90" w:type="dxa"/>
-            </w:tcMar>
-          </w:tcPr>
-          <w:p>
-            <w:pPr>
-              <w:rPr>
-                <w:sz w:val="20"/>
-                <w:szCs w:val="20"/>
-              </w:rPr>
-            </w:pPr>
-            <w:r>
-              <w:rPr>
-                <w:sz w:val="20"/>
-                <w:szCs w:val="20"/>
-              </w:rPr>
-              <w:t>Dashboard Administrativo</w:t>
-            </w:r>
-          </w:p>
-        </w:tc>
-        <w:tc>
-          <w:tcPr>
-            <w:tcW w:w="1417" w:type="dxa"/>
-            <w:tcMar>
-              <w:top w:w="110" w:type="dxa"/>
-              <w:left w:w="90" w:type="dxa"/>
-              <w:bottom w:w="110" w:type="dxa"/>
-              <w:right w:w="90" w:type="dxa"/>
-            </w:tcMar>
-          </w:tcPr>
-          <w:p>
-            <w:pPr>
-              <w:spacing w:after="0"/>
-              <w:jc w:val="center"/>
-              <w:rPr>
-                <w:sz w:val="20"/>
-                <w:szCs w:val="20"/>
-              </w:rPr>
-            </w:pPr>
-            <w:r>
-              <w:rPr>
-                <w:sz w:val="20"/>
-                <w:szCs w:val="20"/>
-              </w:rPr>
-              <w:t>Documento</w:t>
-            </w:r>
-          </w:p>
-        </w:tc>
-        <w:tc>
-          <w:tcPr>
-            <w:tcW w:w="1965" w:type="dxa"/>
-            <w:tcMar>
-              <w:top w:w="110" w:type="dxa"/>
-              <w:left w:w="90" w:type="dxa"/>
-              <w:bottom w:w="110" w:type="dxa"/>
-              <w:right w:w="90" w:type="dxa"/>
-            </w:tcMar>
-          </w:tcPr>
-          <w:p>
-            <w:pPr>
-              <w:spacing w:after="0"/>
-              <w:rPr>
-                <w:sz w:val="20"/>
-                <w:szCs w:val="20"/>
-              </w:rPr>
-            </w:pPr>
-            <w:r>
-              <w:rPr>
-                <w:sz w:val="20"/>
-                <w:szCs w:val="20"/>
-              </w:rPr>
-              <w:t>Frontend / Dashboard Jr.</w:t>
-            </w:r>
-          </w:p>
-        </w:tc>
-        <w:tc>
-          <w:tcPr>
-            <w:tcW w:w="2736" w:type="dxa"/>
-            <w:tcMar>
-              <w:top w:w="110" w:type="dxa"/>
-              <w:left w:w="90" w:type="dxa"/>
-              <w:bottom w:w="110" w:type="dxa"/>
-              <w:right w:w="90" w:type="dxa"/>
-            </w:tcMar>
-          </w:tcPr>
-          <w:p>
-            <w:pPr>
-              <w:spacing w:after="0"/>
-              <w:rPr>
-                <w:sz w:val="20"/>
-                <w:szCs w:val="20"/>
-              </w:rPr>
-            </w:pPr>
             <w:hyperlink r:id="rId8" w:history="1">
               <w:r>
                 <w:rPr>
@@ -18669,7 +16908,862 @@
                   <w:sz w:val="20"/>
                   <w:szCs w:val="20"/>
                 </w:rPr>
-                <w:t>https://github.com/neldylilianahernandez23-collab/IAM-ZeroTrust-SN6/blob/main/03_Frontend</w:t>
+                <w:t>https://github.com/neldylilianahernandez23-collab/IAM-ZeroTrust-SN6/blob/c220ec95a7b46e9f1758210073ea72f248eb8e84/00_Gestion_Proyecto/Actas_Reunion/Acta_Reunion_004_Fase3_SN6.docx.docx</w:t>
+              </w:r>
+            </w:hyperlink>
+            <w:r>
+              <w:rPr>
+                <w:sz w:val="20"/>
+                <w:szCs w:val="20"/>
+              </w:rPr>
+              <w:t xml:space="preserve"> </w:t>
+            </w:r>
+          </w:p>
+        </w:tc>
+      </w:tr>
+      <w:tr>
+        <w:trPr>
+          <w:jc w:val="center"/>
+        </w:trPr>
+        <w:tc>
+          <w:tcPr>
+            <w:tcW w:w="648" w:type="dxa"/>
+            <w:tcMar>
+              <w:top w:w="110" w:type="dxa"/>
+              <w:left w:w="90" w:type="dxa"/>
+              <w:bottom w:w="110" w:type="dxa"/>
+              <w:right w:w="90" w:type="dxa"/>
+            </w:tcMar>
+          </w:tcPr>
+          <w:p>
+            <w:pPr>
+              <w:spacing w:after="0"/>
+              <w:jc w:val="center"/>
+              <w:rPr>
+                <w:sz w:val="20"/>
+                <w:szCs w:val="20"/>
+              </w:rPr>
+            </w:pPr>
+            <w:r>
+              <w:rPr>
+                <w:sz w:val="20"/>
+                <w:szCs w:val="20"/>
+              </w:rPr>
+              <w:t>2</w:t>
+            </w:r>
+          </w:p>
+        </w:tc>
+        <w:tc>
+          <w:tcPr>
+            <w:tcW w:w="3170" w:type="dxa"/>
+            <w:tcMar>
+              <w:top w:w="110" w:type="dxa"/>
+              <w:left w:w="90" w:type="dxa"/>
+              <w:bottom w:w="110" w:type="dxa"/>
+              <w:right w:w="90" w:type="dxa"/>
+            </w:tcMar>
+          </w:tcPr>
+          <w:p>
+            <w:pPr>
+              <w:spacing w:after="0"/>
+              <w:rPr>
+                <w:sz w:val="20"/>
+                <w:szCs w:val="20"/>
+              </w:rPr>
+            </w:pPr>
+            <w:r>
+              <w:rPr>
+                <w:sz w:val="20"/>
+                <w:szCs w:val="20"/>
+              </w:rPr>
+              <w:t>Acta de reunión de seguimiento Fase 3</w:t>
+            </w:r>
+          </w:p>
+        </w:tc>
+        <w:tc>
+          <w:tcPr>
+            <w:tcW w:w="1417" w:type="dxa"/>
+            <w:tcMar>
+              <w:top w:w="110" w:type="dxa"/>
+              <w:left w:w="90" w:type="dxa"/>
+              <w:bottom w:w="110" w:type="dxa"/>
+              <w:right w:w="90" w:type="dxa"/>
+            </w:tcMar>
+          </w:tcPr>
+          <w:p>
+            <w:pPr>
+              <w:spacing w:after="0"/>
+              <w:rPr>
+                <w:sz w:val="20"/>
+                <w:szCs w:val="20"/>
+              </w:rPr>
+            </w:pPr>
+            <w:r>
+              <w:rPr>
+                <w:sz w:val="20"/>
+                <w:szCs w:val="20"/>
+              </w:rPr>
+              <w:t>Acta</w:t>
+            </w:r>
+          </w:p>
+        </w:tc>
+        <w:tc>
+          <w:tcPr>
+            <w:tcW w:w="1965" w:type="dxa"/>
+            <w:tcMar>
+              <w:top w:w="110" w:type="dxa"/>
+              <w:left w:w="90" w:type="dxa"/>
+              <w:bottom w:w="110" w:type="dxa"/>
+              <w:right w:w="90" w:type="dxa"/>
+            </w:tcMar>
+          </w:tcPr>
+          <w:p>
+            <w:pPr>
+              <w:spacing w:after="0"/>
+              <w:rPr>
+                <w:sz w:val="20"/>
+                <w:szCs w:val="20"/>
+              </w:rPr>
+            </w:pPr>
+            <w:r>
+              <w:rPr>
+                <w:sz w:val="20"/>
+                <w:szCs w:val="20"/>
+              </w:rPr>
+              <w:t>Líder de Proyecto Jr.</w:t>
+            </w:r>
+          </w:p>
+        </w:tc>
+        <w:tc>
+          <w:tcPr>
+            <w:tcW w:w="2736" w:type="dxa"/>
+            <w:tcMar>
+              <w:top w:w="110" w:type="dxa"/>
+              <w:left w:w="90" w:type="dxa"/>
+              <w:bottom w:w="110" w:type="dxa"/>
+              <w:right w:w="90" w:type="dxa"/>
+            </w:tcMar>
+          </w:tcPr>
+          <w:p>
+            <w:pPr>
+              <w:spacing w:after="0"/>
+              <w:rPr>
+                <w:sz w:val="20"/>
+                <w:szCs w:val="20"/>
+              </w:rPr>
+            </w:pPr>
+            <w:hyperlink r:id="rId9" w:history="1">
+              <w:r>
+                <w:rPr>
+                  <w:rStyle w:val="Hipervnculo"/>
+                  <w:sz w:val="20"/>
+                  <w:szCs w:val="20"/>
+                </w:rPr>
+                <w:t>https://github.com/neldylilianahernandez23-collab/IAM-ZeroTrust-SN6/blob/c220ec95a7b46e9f1758210073ea72f248eb8e84/00_Gestion_Proyecto/Actas_Reunion/Acta_Reunion_005_Fase3_SN6.docx.docx</w:t>
+              </w:r>
+            </w:hyperlink>
+            <w:r>
+              <w:rPr>
+                <w:sz w:val="20"/>
+                <w:szCs w:val="20"/>
+              </w:rPr>
+              <w:t xml:space="preserve"> </w:t>
+            </w:r>
+          </w:p>
+        </w:tc>
+      </w:tr>
+      <w:tr>
+        <w:trPr>
+          <w:jc w:val="center"/>
+        </w:trPr>
+        <w:tc>
+          <w:tcPr>
+            <w:tcW w:w="648" w:type="dxa"/>
+            <w:tcMar>
+              <w:top w:w="110" w:type="dxa"/>
+              <w:left w:w="90" w:type="dxa"/>
+              <w:bottom w:w="110" w:type="dxa"/>
+              <w:right w:w="90" w:type="dxa"/>
+            </w:tcMar>
+          </w:tcPr>
+          <w:p>
+            <w:pPr>
+              <w:spacing w:after="0"/>
+              <w:jc w:val="center"/>
+              <w:rPr>
+                <w:sz w:val="20"/>
+                <w:szCs w:val="20"/>
+              </w:rPr>
+            </w:pPr>
+            <w:r>
+              <w:rPr>
+                <w:sz w:val="20"/>
+                <w:szCs w:val="20"/>
+              </w:rPr>
+              <w:t>3</w:t>
+            </w:r>
+          </w:p>
+        </w:tc>
+        <w:tc>
+          <w:tcPr>
+            <w:tcW w:w="3170" w:type="dxa"/>
+            <w:tcMar>
+              <w:top w:w="110" w:type="dxa"/>
+              <w:left w:w="90" w:type="dxa"/>
+              <w:bottom w:w="110" w:type="dxa"/>
+              <w:right w:w="90" w:type="dxa"/>
+            </w:tcMar>
+          </w:tcPr>
+          <w:p>
+            <w:pPr>
+              <w:spacing w:after="0"/>
+              <w:rPr>
+                <w:sz w:val="20"/>
+                <w:szCs w:val="20"/>
+              </w:rPr>
+            </w:pPr>
+            <w:r>
+              <w:rPr>
+                <w:sz w:val="20"/>
+                <w:szCs w:val="20"/>
+              </w:rPr>
+              <w:t>Acta de reunión de seguimiento Fase 3</w:t>
+            </w:r>
+          </w:p>
+        </w:tc>
+        <w:tc>
+          <w:tcPr>
+            <w:tcW w:w="1417" w:type="dxa"/>
+            <w:tcMar>
+              <w:top w:w="110" w:type="dxa"/>
+              <w:left w:w="90" w:type="dxa"/>
+              <w:bottom w:w="110" w:type="dxa"/>
+              <w:right w:w="90" w:type="dxa"/>
+            </w:tcMar>
+          </w:tcPr>
+          <w:p>
+            <w:pPr>
+              <w:spacing w:after="0"/>
+              <w:rPr>
+                <w:sz w:val="20"/>
+                <w:szCs w:val="20"/>
+              </w:rPr>
+            </w:pPr>
+            <w:r>
+              <w:rPr>
+                <w:sz w:val="20"/>
+                <w:szCs w:val="20"/>
+              </w:rPr>
+              <w:t>Acta</w:t>
+            </w:r>
+          </w:p>
+        </w:tc>
+        <w:tc>
+          <w:tcPr>
+            <w:tcW w:w="1965" w:type="dxa"/>
+            <w:tcMar>
+              <w:top w:w="110" w:type="dxa"/>
+              <w:left w:w="90" w:type="dxa"/>
+              <w:bottom w:w="110" w:type="dxa"/>
+              <w:right w:w="90" w:type="dxa"/>
+            </w:tcMar>
+          </w:tcPr>
+          <w:p>
+            <w:pPr>
+              <w:spacing w:after="0"/>
+              <w:rPr>
+                <w:sz w:val="20"/>
+                <w:szCs w:val="20"/>
+              </w:rPr>
+            </w:pPr>
+            <w:r>
+              <w:rPr>
+                <w:sz w:val="20"/>
+                <w:szCs w:val="20"/>
+              </w:rPr>
+              <w:t>Líder de Proyecto Jr.</w:t>
+            </w:r>
+          </w:p>
+        </w:tc>
+        <w:tc>
+          <w:tcPr>
+            <w:tcW w:w="2736" w:type="dxa"/>
+            <w:tcMar>
+              <w:top w:w="110" w:type="dxa"/>
+              <w:left w:w="90" w:type="dxa"/>
+              <w:bottom w:w="110" w:type="dxa"/>
+              <w:right w:w="90" w:type="dxa"/>
+            </w:tcMar>
+          </w:tcPr>
+          <w:p>
+            <w:pPr>
+              <w:spacing w:after="0"/>
+              <w:rPr>
+                <w:sz w:val="20"/>
+                <w:szCs w:val="20"/>
+              </w:rPr>
+            </w:pPr>
+          </w:p>
+        </w:tc>
+      </w:tr>
+      <w:tr>
+        <w:trPr>
+          <w:jc w:val="center"/>
+        </w:trPr>
+        <w:tc>
+          <w:tcPr>
+            <w:tcW w:w="648" w:type="dxa"/>
+            <w:tcMar>
+              <w:top w:w="110" w:type="dxa"/>
+              <w:left w:w="90" w:type="dxa"/>
+              <w:bottom w:w="110" w:type="dxa"/>
+              <w:right w:w="90" w:type="dxa"/>
+            </w:tcMar>
+          </w:tcPr>
+          <w:p>
+            <w:pPr>
+              <w:spacing w:after="0"/>
+              <w:jc w:val="center"/>
+              <w:rPr>
+                <w:sz w:val="20"/>
+                <w:szCs w:val="20"/>
+              </w:rPr>
+            </w:pPr>
+            <w:r>
+              <w:rPr>
+                <w:sz w:val="20"/>
+                <w:szCs w:val="20"/>
+              </w:rPr>
+              <w:t>4</w:t>
+            </w:r>
+          </w:p>
+        </w:tc>
+        <w:tc>
+          <w:tcPr>
+            <w:tcW w:w="3170" w:type="dxa"/>
+            <w:tcMar>
+              <w:top w:w="110" w:type="dxa"/>
+              <w:left w:w="90" w:type="dxa"/>
+              <w:bottom w:w="110" w:type="dxa"/>
+              <w:right w:w="90" w:type="dxa"/>
+            </w:tcMar>
+          </w:tcPr>
+          <w:p>
+            <w:pPr>
+              <w:spacing w:after="0"/>
+              <w:rPr>
+                <w:sz w:val="20"/>
+                <w:szCs w:val="20"/>
+              </w:rPr>
+            </w:pPr>
+            <w:r>
+              <w:rPr>
+                <w:sz w:val="20"/>
+                <w:szCs w:val="20"/>
+              </w:rPr>
+              <w:t>Acta de reunión de seguimiento Fase 3</w:t>
+            </w:r>
+          </w:p>
+        </w:tc>
+        <w:tc>
+          <w:tcPr>
+            <w:tcW w:w="1417" w:type="dxa"/>
+            <w:tcMar>
+              <w:top w:w="110" w:type="dxa"/>
+              <w:left w:w="90" w:type="dxa"/>
+              <w:bottom w:w="110" w:type="dxa"/>
+              <w:right w:w="90" w:type="dxa"/>
+            </w:tcMar>
+          </w:tcPr>
+          <w:p>
+            <w:pPr>
+              <w:spacing w:after="0"/>
+              <w:rPr>
+                <w:sz w:val="20"/>
+                <w:szCs w:val="20"/>
+              </w:rPr>
+            </w:pPr>
+            <w:r>
+              <w:rPr>
+                <w:sz w:val="20"/>
+                <w:szCs w:val="20"/>
+              </w:rPr>
+              <w:t>Acta</w:t>
+            </w:r>
+          </w:p>
+        </w:tc>
+        <w:tc>
+          <w:tcPr>
+            <w:tcW w:w="1965" w:type="dxa"/>
+            <w:tcMar>
+              <w:top w:w="110" w:type="dxa"/>
+              <w:left w:w="90" w:type="dxa"/>
+              <w:bottom w:w="110" w:type="dxa"/>
+              <w:right w:w="90" w:type="dxa"/>
+            </w:tcMar>
+          </w:tcPr>
+          <w:p>
+            <w:pPr>
+              <w:spacing w:after="0"/>
+              <w:rPr>
+                <w:sz w:val="20"/>
+                <w:szCs w:val="20"/>
+              </w:rPr>
+            </w:pPr>
+            <w:r>
+              <w:rPr>
+                <w:sz w:val="20"/>
+                <w:szCs w:val="20"/>
+              </w:rPr>
+              <w:t>Líder de Proyecto Jr.</w:t>
+            </w:r>
+          </w:p>
+        </w:tc>
+        <w:tc>
+          <w:tcPr>
+            <w:tcW w:w="2736" w:type="dxa"/>
+            <w:tcMar>
+              <w:top w:w="110" w:type="dxa"/>
+              <w:left w:w="90" w:type="dxa"/>
+              <w:bottom w:w="110" w:type="dxa"/>
+              <w:right w:w="90" w:type="dxa"/>
+            </w:tcMar>
+          </w:tcPr>
+          <w:p>
+            <w:pPr>
+              <w:spacing w:after="0"/>
+              <w:rPr>
+                <w:sz w:val="20"/>
+                <w:szCs w:val="20"/>
+              </w:rPr>
+            </w:pPr>
+          </w:p>
+        </w:tc>
+      </w:tr>
+      <w:tr>
+        <w:trPr>
+          <w:jc w:val="center"/>
+        </w:trPr>
+        <w:tc>
+          <w:tcPr>
+            <w:tcW w:w="648" w:type="dxa"/>
+            <w:tcMar>
+              <w:top w:w="110" w:type="dxa"/>
+              <w:left w:w="90" w:type="dxa"/>
+              <w:bottom w:w="110" w:type="dxa"/>
+              <w:right w:w="90" w:type="dxa"/>
+            </w:tcMar>
+          </w:tcPr>
+          <w:p>
+            <w:pPr>
+              <w:spacing w:after="0"/>
+              <w:jc w:val="center"/>
+              <w:rPr>
+                <w:sz w:val="20"/>
+                <w:szCs w:val="20"/>
+              </w:rPr>
+            </w:pPr>
+            <w:r>
+              <w:rPr>
+                <w:sz w:val="20"/>
+                <w:szCs w:val="20"/>
+              </w:rPr>
+              <w:t>5</w:t>
+            </w:r>
+          </w:p>
+        </w:tc>
+        <w:tc>
+          <w:tcPr>
+            <w:tcW w:w="3170" w:type="dxa"/>
+            <w:tcMar>
+              <w:top w:w="110" w:type="dxa"/>
+              <w:left w:w="90" w:type="dxa"/>
+              <w:bottom w:w="110" w:type="dxa"/>
+              <w:right w:w="90" w:type="dxa"/>
+            </w:tcMar>
+          </w:tcPr>
+          <w:p>
+            <w:pPr>
+              <w:spacing w:after="0"/>
+              <w:rPr>
+                <w:sz w:val="20"/>
+                <w:szCs w:val="20"/>
+              </w:rPr>
+            </w:pPr>
+            <w:r>
+              <w:rPr>
+                <w:sz w:val="20"/>
+                <w:szCs w:val="20"/>
+              </w:rPr>
+              <w:t>Documento consolidado Fase 3</w:t>
+            </w:r>
+          </w:p>
+        </w:tc>
+        <w:tc>
+          <w:tcPr>
+            <w:tcW w:w="1417" w:type="dxa"/>
+            <w:tcMar>
+              <w:top w:w="110" w:type="dxa"/>
+              <w:left w:w="90" w:type="dxa"/>
+              <w:bottom w:w="110" w:type="dxa"/>
+              <w:right w:w="90" w:type="dxa"/>
+            </w:tcMar>
+          </w:tcPr>
+          <w:p>
+            <w:pPr>
+              <w:spacing w:after="0"/>
+              <w:rPr>
+                <w:sz w:val="20"/>
+                <w:szCs w:val="20"/>
+              </w:rPr>
+            </w:pPr>
+            <w:r>
+              <w:rPr>
+                <w:sz w:val="20"/>
+                <w:szCs w:val="20"/>
+              </w:rPr>
+              <w:t>Documento</w:t>
+            </w:r>
+          </w:p>
+        </w:tc>
+        <w:tc>
+          <w:tcPr>
+            <w:tcW w:w="1965" w:type="dxa"/>
+            <w:tcMar>
+              <w:top w:w="110" w:type="dxa"/>
+              <w:left w:w="90" w:type="dxa"/>
+              <w:bottom w:w="110" w:type="dxa"/>
+              <w:right w:w="90" w:type="dxa"/>
+            </w:tcMar>
+          </w:tcPr>
+          <w:p>
+            <w:pPr>
+              <w:spacing w:after="0"/>
+              <w:rPr>
+                <w:sz w:val="20"/>
+                <w:szCs w:val="20"/>
+              </w:rPr>
+            </w:pPr>
+            <w:r>
+              <w:rPr>
+                <w:sz w:val="20"/>
+                <w:szCs w:val="20"/>
+              </w:rPr>
+              <w:t>Líder de Proyecto Jr.</w:t>
+            </w:r>
+          </w:p>
+        </w:tc>
+        <w:tc>
+          <w:tcPr>
+            <w:tcW w:w="2736" w:type="dxa"/>
+            <w:tcMar>
+              <w:top w:w="110" w:type="dxa"/>
+              <w:left w:w="90" w:type="dxa"/>
+              <w:bottom w:w="110" w:type="dxa"/>
+              <w:right w:w="90" w:type="dxa"/>
+            </w:tcMar>
+          </w:tcPr>
+          <w:p>
+            <w:pPr>
+              <w:spacing w:after="0"/>
+              <w:rPr>
+                <w:sz w:val="20"/>
+                <w:szCs w:val="20"/>
+              </w:rPr>
+            </w:pPr>
+          </w:p>
+        </w:tc>
+      </w:tr>
+      <w:tr>
+        <w:trPr>
+          <w:jc w:val="center"/>
+        </w:trPr>
+        <w:tc>
+          <w:tcPr>
+            <w:tcW w:w="648" w:type="dxa"/>
+            <w:tcMar>
+              <w:top w:w="110" w:type="dxa"/>
+              <w:left w:w="90" w:type="dxa"/>
+              <w:bottom w:w="110" w:type="dxa"/>
+              <w:right w:w="90" w:type="dxa"/>
+            </w:tcMar>
+          </w:tcPr>
+          <w:p>
+            <w:pPr>
+              <w:spacing w:after="0"/>
+              <w:jc w:val="center"/>
+              <w:rPr>
+                <w:sz w:val="20"/>
+                <w:szCs w:val="20"/>
+              </w:rPr>
+            </w:pPr>
+            <w:r>
+              <w:rPr>
+                <w:sz w:val="20"/>
+                <w:szCs w:val="20"/>
+              </w:rPr>
+              <w:t>6</w:t>
+            </w:r>
+          </w:p>
+        </w:tc>
+        <w:tc>
+          <w:tcPr>
+            <w:tcW w:w="3170" w:type="dxa"/>
+            <w:tcMar>
+              <w:top w:w="110" w:type="dxa"/>
+              <w:left w:w="90" w:type="dxa"/>
+              <w:bottom w:w="110" w:type="dxa"/>
+              <w:right w:w="90" w:type="dxa"/>
+            </w:tcMar>
+          </w:tcPr>
+          <w:p>
+            <w:pPr>
+              <w:spacing w:after="0"/>
+              <w:rPr>
+                <w:sz w:val="20"/>
+                <w:szCs w:val="20"/>
+              </w:rPr>
+            </w:pPr>
+            <w:r>
+              <w:rPr>
+                <w:sz w:val="20"/>
+                <w:szCs w:val="20"/>
+              </w:rPr>
+              <w:t>Bitácora Semana 4</w:t>
+            </w:r>
+          </w:p>
+        </w:tc>
+        <w:tc>
+          <w:tcPr>
+            <w:tcW w:w="1417" w:type="dxa"/>
+            <w:tcMar>
+              <w:top w:w="110" w:type="dxa"/>
+              <w:left w:w="90" w:type="dxa"/>
+              <w:bottom w:w="110" w:type="dxa"/>
+              <w:right w:w="90" w:type="dxa"/>
+            </w:tcMar>
+          </w:tcPr>
+          <w:p>
+            <w:pPr>
+              <w:spacing w:after="0"/>
+              <w:rPr>
+                <w:sz w:val="20"/>
+                <w:szCs w:val="20"/>
+              </w:rPr>
+            </w:pPr>
+            <w:r>
+              <w:rPr>
+                <w:sz w:val="20"/>
+                <w:szCs w:val="20"/>
+              </w:rPr>
+              <w:t>Documento</w:t>
+            </w:r>
+          </w:p>
+        </w:tc>
+        <w:tc>
+          <w:tcPr>
+            <w:tcW w:w="1965" w:type="dxa"/>
+            <w:tcMar>
+              <w:top w:w="110" w:type="dxa"/>
+              <w:left w:w="90" w:type="dxa"/>
+              <w:bottom w:w="110" w:type="dxa"/>
+              <w:right w:w="90" w:type="dxa"/>
+            </w:tcMar>
+          </w:tcPr>
+          <w:p>
+            <w:pPr>
+              <w:spacing w:after="0"/>
+              <w:rPr>
+                <w:sz w:val="20"/>
+                <w:szCs w:val="20"/>
+              </w:rPr>
+            </w:pPr>
+            <w:r>
+              <w:rPr>
+                <w:sz w:val="20"/>
+                <w:szCs w:val="20"/>
+              </w:rPr>
+              <w:t>Líder de Proyecto Jr.</w:t>
+            </w:r>
+          </w:p>
+        </w:tc>
+        <w:tc>
+          <w:tcPr>
+            <w:tcW w:w="2736" w:type="dxa"/>
+            <w:tcMar>
+              <w:top w:w="110" w:type="dxa"/>
+              <w:left w:w="90" w:type="dxa"/>
+              <w:bottom w:w="110" w:type="dxa"/>
+              <w:right w:w="90" w:type="dxa"/>
+            </w:tcMar>
+          </w:tcPr>
+          <w:p>
+            <w:pPr>
+              <w:spacing w:after="0"/>
+              <w:rPr>
+                <w:sz w:val="20"/>
+                <w:szCs w:val="20"/>
+              </w:rPr>
+            </w:pPr>
+            <w:hyperlink r:id="rId10" w:history="1">
+              <w:r>
+                <w:rPr>
+                  <w:rStyle w:val="Hipervnculo"/>
+                  <w:sz w:val="20"/>
+                  <w:szCs w:val="20"/>
+                </w:rPr>
+                <w:t>https://github.com/neldylilianahernandez23-collab/IAM-ZeroTrust-SN6/blob/c220ec95a7b46e9f1758210073ea72f248eb8e84/00_Gestion_Proyecto/Bitacoras/Bitacora_Semana4_SN6.docx</w:t>
+              </w:r>
+            </w:hyperlink>
+            <w:r>
+              <w:rPr>
+                <w:sz w:val="20"/>
+                <w:szCs w:val="20"/>
+              </w:rPr>
+              <w:t xml:space="preserve"> </w:t>
+            </w:r>
+          </w:p>
+        </w:tc>
+      </w:tr>
+      <w:tr>
+        <w:trPr>
+          <w:jc w:val="center"/>
+        </w:trPr>
+        <w:tc>
+          <w:tcPr>
+            <w:tcW w:w="648" w:type="dxa"/>
+            <w:tcMar>
+              <w:top w:w="110" w:type="dxa"/>
+              <w:left w:w="90" w:type="dxa"/>
+              <w:bottom w:w="110" w:type="dxa"/>
+              <w:right w:w="90" w:type="dxa"/>
+            </w:tcMar>
+          </w:tcPr>
+          <w:p>
+            <w:pPr>
+              <w:spacing w:after="0"/>
+              <w:jc w:val="center"/>
+              <w:rPr>
+                <w:sz w:val="20"/>
+                <w:szCs w:val="20"/>
+              </w:rPr>
+            </w:pPr>
+            <w:r>
+              <w:rPr>
+                <w:sz w:val="20"/>
+                <w:szCs w:val="20"/>
+              </w:rPr>
+              <w:t>7</w:t>
+            </w:r>
+          </w:p>
+        </w:tc>
+        <w:tc>
+          <w:tcPr>
+            <w:tcW w:w="3170" w:type="dxa"/>
+            <w:tcMar>
+              <w:top w:w="110" w:type="dxa"/>
+              <w:left w:w="90" w:type="dxa"/>
+              <w:bottom w:w="110" w:type="dxa"/>
+              <w:right w:w="90" w:type="dxa"/>
+            </w:tcMar>
+          </w:tcPr>
+          <w:p>
+            <w:pPr>
+              <w:spacing w:after="0"/>
+              <w:rPr>
+                <w:sz w:val="20"/>
+                <w:szCs w:val="20"/>
+              </w:rPr>
+            </w:pPr>
+            <w:r>
+              <w:rPr>
+                <w:sz w:val="20"/>
+                <w:szCs w:val="20"/>
+              </w:rPr>
+              <w:t>Cronograma de actividades Fase 3</w:t>
+            </w:r>
+          </w:p>
+        </w:tc>
+        <w:tc>
+          <w:tcPr>
+            <w:tcW w:w="1417" w:type="dxa"/>
+            <w:tcMar>
+              <w:top w:w="110" w:type="dxa"/>
+              <w:left w:w="90" w:type="dxa"/>
+              <w:bottom w:w="110" w:type="dxa"/>
+              <w:right w:w="90" w:type="dxa"/>
+            </w:tcMar>
+          </w:tcPr>
+          <w:p>
+            <w:pPr>
+              <w:spacing w:after="0"/>
+              <w:rPr>
+                <w:sz w:val="20"/>
+                <w:szCs w:val="20"/>
+              </w:rPr>
+            </w:pPr>
+            <w:r>
+              <w:rPr>
+                <w:sz w:val="20"/>
+                <w:szCs w:val="20"/>
+              </w:rPr>
+              <w:t>Documento</w:t>
+            </w:r>
+          </w:p>
+        </w:tc>
+        <w:tc>
+          <w:tcPr>
+            <w:tcW w:w="1965" w:type="dxa"/>
+            <w:tcMar>
+              <w:top w:w="110" w:type="dxa"/>
+              <w:left w:w="90" w:type="dxa"/>
+              <w:bottom w:w="110" w:type="dxa"/>
+              <w:right w:w="90" w:type="dxa"/>
+            </w:tcMar>
+          </w:tcPr>
+          <w:p>
+            <w:pPr>
+              <w:spacing w:after="0"/>
+              <w:rPr>
+                <w:sz w:val="20"/>
+                <w:szCs w:val="20"/>
+              </w:rPr>
+            </w:pPr>
+            <w:r>
+              <w:rPr>
+                <w:sz w:val="20"/>
+                <w:szCs w:val="20"/>
+              </w:rPr>
+              <w:t>Líder de Proyecto Jr.</w:t>
+            </w:r>
+          </w:p>
+        </w:tc>
+        <w:tc>
+          <w:tcPr>
+            <w:tcW w:w="2736" w:type="dxa"/>
+            <w:tcMar>
+              <w:top w:w="110" w:type="dxa"/>
+              <w:left w:w="90" w:type="dxa"/>
+              <w:bottom w:w="110" w:type="dxa"/>
+              <w:right w:w="90" w:type="dxa"/>
+            </w:tcMar>
+          </w:tcPr>
+          <w:p>
+            <w:pPr>
+              <w:spacing w:after="0"/>
+              <w:rPr>
+                <w:sz w:val="20"/>
+                <w:szCs w:val="20"/>
+              </w:rPr>
+            </w:pPr>
+            <w:hyperlink r:id="rId11" w:history="1">
+              <w:r>
+                <w:rPr>
+                  <w:rStyle w:val="Hipervnculo"/>
+                  <w:sz w:val="20"/>
+                  <w:szCs w:val="20"/>
+                </w:rPr>
+                <w:t>https://github.com/neldylilianahernandez23-collab/IAM-ZeroTrust-SN6/blob/c220ec95a7b46e9f</w:t>
               </w:r>
               <w:r>
                 <w:rPr>
@@ -18678,9 +17772,16 @@
                   <w:szCs w:val="20"/>
                 </w:rPr>
                 <w:lastRenderedPageBreak/>
-                <w:t>_Dashboard/Investigacion/F3_Dashboard_Funcional.docx</w:t>
+                <w:t>1758210073ea72f248eb8e84/00_Gestion_Proyecto/Cronogramas/Cronograma%20de%20Actividades%20-%20Fase%203%20%E2%80%93%20Implementaci%C3%B3n%20de%20controles%20Zero%20Trust%2C%20pruebas%20y%20monitoreo.xlsx</w:t>
               </w:r>
             </w:hyperlink>
+            <w:r>
+              <w:rPr>
+                <w:sz w:val="20"/>
+                <w:szCs w:val="20"/>
+              </w:rPr>
+              <w:t xml:space="preserve"> </w:t>
+            </w:r>
           </w:p>
         </w:tc>
       </w:tr>
@@ -18713,14 +17814,7 @@
                 <w:szCs w:val="20"/>
               </w:rPr>
               <w:lastRenderedPageBreak/>
-              <w:t>1</w:t>
-            </w:r>
-            <w:r>
-              <w:rPr>
-                <w:sz w:val="20"/>
-                <w:szCs w:val="20"/>
-              </w:rPr>
-              <w:t>4</w:t>
+              <w:t>8</w:t>
             </w:r>
           </w:p>
         </w:tc>
@@ -18747,7 +17841,7 @@
                 <w:sz w:val="20"/>
                 <w:szCs w:val="20"/>
               </w:rPr>
-              <w:t>Dashboard de eventos, alertas y sesiones</w:t>
+              <w:t>Controles adicionales de autenticación y políticas Zero Trust</w:t>
             </w:r>
           </w:p>
         </w:tc>
@@ -18764,7 +17858,6 @@
           <w:p>
             <w:pPr>
               <w:spacing w:after="0"/>
-              <w:jc w:val="center"/>
               <w:rPr>
                 <w:sz w:val="20"/>
                 <w:szCs w:val="20"/>
@@ -18802,7 +17895,7 @@
                 <w:sz w:val="20"/>
                 <w:szCs w:val="20"/>
               </w:rPr>
-              <w:t>Frontend / Dashboard Jr.</w:t>
+              <w:t>Ingeniero IAM Jr.</w:t>
             </w:r>
           </w:p>
         </w:tc>
@@ -18855,14 +17948,7 @@
                 <w:sz w:val="20"/>
                 <w:szCs w:val="20"/>
               </w:rPr>
-              <w:t>1</w:t>
-            </w:r>
-            <w:r>
-              <w:rPr>
-                <w:sz w:val="20"/>
-                <w:szCs w:val="20"/>
-              </w:rPr>
-              <w:t>5</w:t>
+              <w:t>9</w:t>
             </w:r>
           </w:p>
         </w:tc>
@@ -18889,7 +17975,7 @@
                 <w:sz w:val="20"/>
                 <w:szCs w:val="20"/>
               </w:rPr>
-              <w:t>Mejoras de interfaz de usuario</w:t>
+              <w:t>Configuración de sesiones y restricciones por estado del usuario</w:t>
             </w:r>
           </w:p>
         </w:tc>
@@ -18906,7 +17992,6 @@
           <w:p>
             <w:pPr>
               <w:spacing w:after="0"/>
-              <w:jc w:val="center"/>
               <w:rPr>
                 <w:sz w:val="20"/>
                 <w:szCs w:val="20"/>
@@ -18944,7 +18029,7 @@
                 <w:sz w:val="20"/>
                 <w:szCs w:val="20"/>
               </w:rPr>
-              <w:t>Frontend / Dashboard Jr.</w:t>
+              <w:t>Ingeniero IAM Jr.</w:t>
             </w:r>
           </w:p>
         </w:tc>
@@ -18997,6 +18082,411 @@
                 <w:sz w:val="20"/>
                 <w:szCs w:val="20"/>
               </w:rPr>
+              <w:t>10</w:t>
+            </w:r>
+          </w:p>
+        </w:tc>
+        <w:tc>
+          <w:tcPr>
+            <w:tcW w:w="3170" w:type="dxa"/>
+            <w:tcMar>
+              <w:top w:w="110" w:type="dxa"/>
+              <w:left w:w="90" w:type="dxa"/>
+              <w:bottom w:w="110" w:type="dxa"/>
+              <w:right w:w="90" w:type="dxa"/>
+            </w:tcMar>
+          </w:tcPr>
+          <w:p>
+            <w:pPr>
+              <w:spacing w:after="0"/>
+              <w:rPr>
+                <w:sz w:val="20"/>
+                <w:szCs w:val="20"/>
+              </w:rPr>
+            </w:pPr>
+            <w:r>
+              <w:rPr>
+                <w:sz w:val="20"/>
+                <w:szCs w:val="20"/>
+              </w:rPr>
+              <w:t>Registro de eventos de autenticación y cambios administrativos</w:t>
+            </w:r>
+          </w:p>
+        </w:tc>
+        <w:tc>
+          <w:tcPr>
+            <w:tcW w:w="1417" w:type="dxa"/>
+            <w:tcMar>
+              <w:top w:w="110" w:type="dxa"/>
+              <w:left w:w="90" w:type="dxa"/>
+              <w:bottom w:w="110" w:type="dxa"/>
+              <w:right w:w="90" w:type="dxa"/>
+            </w:tcMar>
+          </w:tcPr>
+          <w:p>
+            <w:pPr>
+              <w:spacing w:after="0"/>
+              <w:jc w:val="center"/>
+              <w:rPr>
+                <w:sz w:val="20"/>
+                <w:szCs w:val="20"/>
+              </w:rPr>
+            </w:pPr>
+            <w:r>
+              <w:rPr>
+                <w:sz w:val="20"/>
+                <w:szCs w:val="20"/>
+              </w:rPr>
+              <w:t>Documento</w:t>
+            </w:r>
+          </w:p>
+        </w:tc>
+        <w:tc>
+          <w:tcPr>
+            <w:tcW w:w="1965" w:type="dxa"/>
+            <w:tcMar>
+              <w:top w:w="110" w:type="dxa"/>
+              <w:left w:w="90" w:type="dxa"/>
+              <w:bottom w:w="110" w:type="dxa"/>
+              <w:right w:w="90" w:type="dxa"/>
+            </w:tcMar>
+          </w:tcPr>
+          <w:p>
+            <w:pPr>
+              <w:spacing w:after="0"/>
+              <w:rPr>
+                <w:sz w:val="20"/>
+                <w:szCs w:val="20"/>
+              </w:rPr>
+            </w:pPr>
+            <w:r>
+              <w:rPr>
+                <w:sz w:val="20"/>
+                <w:szCs w:val="20"/>
+              </w:rPr>
+              <w:t>Ingeniero Cloud / Backend Jr.</w:t>
+            </w:r>
+          </w:p>
+        </w:tc>
+        <w:tc>
+          <w:tcPr>
+            <w:tcW w:w="2736" w:type="dxa"/>
+            <w:tcMar>
+              <w:top w:w="110" w:type="dxa"/>
+              <w:left w:w="90" w:type="dxa"/>
+              <w:bottom w:w="110" w:type="dxa"/>
+              <w:right w:w="90" w:type="dxa"/>
+            </w:tcMar>
+          </w:tcPr>
+          <w:p>
+            <w:pPr>
+              <w:spacing w:after="0"/>
+              <w:rPr>
+                <w:sz w:val="20"/>
+                <w:szCs w:val="20"/>
+              </w:rPr>
+            </w:pPr>
+          </w:p>
+        </w:tc>
+      </w:tr>
+      <w:tr>
+        <w:trPr>
+          <w:jc w:val="center"/>
+        </w:trPr>
+        <w:tc>
+          <w:tcPr>
+            <w:tcW w:w="648" w:type="dxa"/>
+            <w:tcMar>
+              <w:top w:w="110" w:type="dxa"/>
+              <w:left w:w="90" w:type="dxa"/>
+              <w:bottom w:w="110" w:type="dxa"/>
+              <w:right w:w="90" w:type="dxa"/>
+            </w:tcMar>
+          </w:tcPr>
+          <w:p>
+            <w:pPr>
+              <w:spacing w:after="0"/>
+              <w:jc w:val="center"/>
+              <w:rPr>
+                <w:sz w:val="20"/>
+                <w:szCs w:val="20"/>
+              </w:rPr>
+            </w:pPr>
+            <w:r>
+              <w:rPr>
+                <w:sz w:val="20"/>
+                <w:szCs w:val="20"/>
+              </w:rPr>
+              <w:t>11</w:t>
+            </w:r>
+          </w:p>
+        </w:tc>
+        <w:tc>
+          <w:tcPr>
+            <w:tcW w:w="3170" w:type="dxa"/>
+            <w:tcMar>
+              <w:top w:w="110" w:type="dxa"/>
+              <w:left w:w="90" w:type="dxa"/>
+              <w:bottom w:w="110" w:type="dxa"/>
+              <w:right w:w="90" w:type="dxa"/>
+            </w:tcMar>
+          </w:tcPr>
+          <w:p>
+            <w:pPr>
+              <w:spacing w:after="0"/>
+              <w:rPr>
+                <w:sz w:val="20"/>
+                <w:szCs w:val="20"/>
+              </w:rPr>
+            </w:pPr>
+            <w:r>
+              <w:rPr>
+                <w:sz w:val="20"/>
+                <w:szCs w:val="20"/>
+              </w:rPr>
+              <w:t>Estructura de almacenamiento de logs</w:t>
+            </w:r>
+          </w:p>
+        </w:tc>
+        <w:tc>
+          <w:tcPr>
+            <w:tcW w:w="1417" w:type="dxa"/>
+            <w:tcMar>
+              <w:top w:w="110" w:type="dxa"/>
+              <w:left w:w="90" w:type="dxa"/>
+              <w:bottom w:w="110" w:type="dxa"/>
+              <w:right w:w="90" w:type="dxa"/>
+            </w:tcMar>
+          </w:tcPr>
+          <w:p>
+            <w:pPr>
+              <w:spacing w:after="0"/>
+              <w:jc w:val="center"/>
+              <w:rPr>
+                <w:sz w:val="20"/>
+                <w:szCs w:val="20"/>
+              </w:rPr>
+            </w:pPr>
+            <w:r>
+              <w:rPr>
+                <w:sz w:val="20"/>
+                <w:szCs w:val="20"/>
+              </w:rPr>
+              <w:t>Documento</w:t>
+            </w:r>
+          </w:p>
+        </w:tc>
+        <w:tc>
+          <w:tcPr>
+            <w:tcW w:w="1965" w:type="dxa"/>
+            <w:tcMar>
+              <w:top w:w="110" w:type="dxa"/>
+              <w:left w:w="90" w:type="dxa"/>
+              <w:bottom w:w="110" w:type="dxa"/>
+              <w:right w:w="90" w:type="dxa"/>
+            </w:tcMar>
+          </w:tcPr>
+          <w:p>
+            <w:pPr>
+              <w:spacing w:after="0"/>
+              <w:rPr>
+                <w:sz w:val="20"/>
+                <w:szCs w:val="20"/>
+              </w:rPr>
+            </w:pPr>
+            <w:r>
+              <w:rPr>
+                <w:sz w:val="20"/>
+                <w:szCs w:val="20"/>
+              </w:rPr>
+              <w:t>Ingeniero Cloud / Backend Jr.</w:t>
+            </w:r>
+          </w:p>
+        </w:tc>
+        <w:tc>
+          <w:tcPr>
+            <w:tcW w:w="2736" w:type="dxa"/>
+            <w:tcMar>
+              <w:top w:w="110" w:type="dxa"/>
+              <w:left w:w="90" w:type="dxa"/>
+              <w:bottom w:w="110" w:type="dxa"/>
+              <w:right w:w="90" w:type="dxa"/>
+            </w:tcMar>
+          </w:tcPr>
+          <w:p>
+            <w:pPr>
+              <w:spacing w:after="0"/>
+              <w:rPr>
+                <w:sz w:val="20"/>
+                <w:szCs w:val="20"/>
+              </w:rPr>
+            </w:pPr>
+          </w:p>
+        </w:tc>
+      </w:tr>
+      <w:tr>
+        <w:trPr>
+          <w:jc w:val="center"/>
+        </w:trPr>
+        <w:tc>
+          <w:tcPr>
+            <w:tcW w:w="648" w:type="dxa"/>
+            <w:tcMar>
+              <w:top w:w="110" w:type="dxa"/>
+              <w:left w:w="90" w:type="dxa"/>
+              <w:bottom w:w="110" w:type="dxa"/>
+              <w:right w:w="90" w:type="dxa"/>
+            </w:tcMar>
+          </w:tcPr>
+          <w:p>
+            <w:pPr>
+              <w:spacing w:after="0"/>
+              <w:jc w:val="center"/>
+              <w:rPr>
+                <w:sz w:val="20"/>
+                <w:szCs w:val="20"/>
+              </w:rPr>
+            </w:pPr>
+            <w:r>
+              <w:rPr>
+                <w:sz w:val="20"/>
+                <w:szCs w:val="20"/>
+              </w:rPr>
+              <w:t>12</w:t>
+            </w:r>
+          </w:p>
+        </w:tc>
+        <w:tc>
+          <w:tcPr>
+            <w:tcW w:w="3170" w:type="dxa"/>
+            <w:tcMar>
+              <w:top w:w="110" w:type="dxa"/>
+              <w:left w:w="90" w:type="dxa"/>
+              <w:bottom w:w="110" w:type="dxa"/>
+              <w:right w:w="90" w:type="dxa"/>
+            </w:tcMar>
+          </w:tcPr>
+          <w:p>
+            <w:pPr>
+              <w:spacing w:after="0"/>
+              <w:rPr>
+                <w:sz w:val="20"/>
+                <w:szCs w:val="20"/>
+              </w:rPr>
+            </w:pPr>
+            <w:r>
+              <w:rPr>
+                <w:sz w:val="20"/>
+                <w:szCs w:val="20"/>
+              </w:rPr>
+              <w:t>Integración Backend con monitoreo</w:t>
+            </w:r>
+          </w:p>
+        </w:tc>
+        <w:tc>
+          <w:tcPr>
+            <w:tcW w:w="1417" w:type="dxa"/>
+            <w:tcMar>
+              <w:top w:w="110" w:type="dxa"/>
+              <w:left w:w="90" w:type="dxa"/>
+              <w:bottom w:w="110" w:type="dxa"/>
+              <w:right w:w="90" w:type="dxa"/>
+            </w:tcMar>
+          </w:tcPr>
+          <w:p>
+            <w:pPr>
+              <w:spacing w:after="0"/>
+              <w:jc w:val="center"/>
+              <w:rPr>
+                <w:sz w:val="20"/>
+                <w:szCs w:val="20"/>
+              </w:rPr>
+            </w:pPr>
+            <w:r>
+              <w:rPr>
+                <w:sz w:val="20"/>
+                <w:szCs w:val="20"/>
+              </w:rPr>
+              <w:t>Documento</w:t>
+            </w:r>
+          </w:p>
+        </w:tc>
+        <w:tc>
+          <w:tcPr>
+            <w:tcW w:w="1965" w:type="dxa"/>
+            <w:tcMar>
+              <w:top w:w="110" w:type="dxa"/>
+              <w:left w:w="90" w:type="dxa"/>
+              <w:bottom w:w="110" w:type="dxa"/>
+              <w:right w:w="90" w:type="dxa"/>
+            </w:tcMar>
+          </w:tcPr>
+          <w:p>
+            <w:pPr>
+              <w:spacing w:after="0"/>
+              <w:rPr>
+                <w:sz w:val="20"/>
+                <w:szCs w:val="20"/>
+              </w:rPr>
+            </w:pPr>
+            <w:r>
+              <w:rPr>
+                <w:sz w:val="20"/>
+                <w:szCs w:val="20"/>
+              </w:rPr>
+              <w:t>Ingeniero Cloud / Backend Jr.</w:t>
+            </w:r>
+          </w:p>
+        </w:tc>
+        <w:tc>
+          <w:tcPr>
+            <w:tcW w:w="2736" w:type="dxa"/>
+            <w:tcMar>
+              <w:top w:w="110" w:type="dxa"/>
+              <w:left w:w="90" w:type="dxa"/>
+              <w:bottom w:w="110" w:type="dxa"/>
+              <w:right w:w="90" w:type="dxa"/>
+            </w:tcMar>
+          </w:tcPr>
+          <w:p>
+            <w:pPr>
+              <w:spacing w:after="0"/>
+              <w:rPr>
+                <w:sz w:val="20"/>
+                <w:szCs w:val="20"/>
+              </w:rPr>
+            </w:pPr>
+          </w:p>
+        </w:tc>
+      </w:tr>
+      <w:tr>
+        <w:trPr>
+          <w:jc w:val="center"/>
+        </w:trPr>
+        <w:tc>
+          <w:tcPr>
+            <w:tcW w:w="648" w:type="dxa"/>
+            <w:tcMar>
+              <w:top w:w="110" w:type="dxa"/>
+              <w:left w:w="90" w:type="dxa"/>
+              <w:bottom w:w="110" w:type="dxa"/>
+              <w:right w:w="90" w:type="dxa"/>
+            </w:tcMar>
+          </w:tcPr>
+          <w:p>
+            <w:pPr>
+              <w:spacing w:after="0"/>
+              <w:jc w:val="center"/>
+              <w:rPr>
+                <w:sz w:val="20"/>
+                <w:szCs w:val="20"/>
+              </w:rPr>
+            </w:pPr>
+            <w:r>
+              <w:rPr>
+                <w:sz w:val="20"/>
+                <w:szCs w:val="20"/>
+              </w:rPr>
               <w:t>1</w:t>
             </w:r>
             <w:r>
@@ -19004,7 +18494,7 @@
                 <w:sz w:val="20"/>
                 <w:szCs w:val="20"/>
               </w:rPr>
-              <w:t>6</w:t>
+              <w:t>3</w:t>
             </w:r>
           </w:p>
         </w:tc>
@@ -19020,18 +18510,17 @@
           </w:tcPr>
           <w:p>
             <w:pPr>
-              <w:spacing w:after="0"/>
-              <w:rPr>
-                <w:sz w:val="20"/>
-                <w:szCs w:val="20"/>
-              </w:rPr>
-            </w:pPr>
-            <w:r>
-              <w:rPr>
-                <w:sz w:val="20"/>
-                <w:szCs w:val="20"/>
-              </w:rPr>
-              <w:t>Matriz de Pruebas Fase 3</w:t>
+              <w:rPr>
+                <w:sz w:val="20"/>
+                <w:szCs w:val="20"/>
+              </w:rPr>
+            </w:pPr>
+            <w:r>
+              <w:rPr>
+                <w:sz w:val="20"/>
+                <w:szCs w:val="20"/>
+              </w:rPr>
+              <w:t>Dashboard Administrativo</w:t>
             </w:r>
           </w:p>
         </w:tc>
@@ -19059,7 +18548,7 @@
                 <w:sz w:val="20"/>
                 <w:szCs w:val="20"/>
               </w:rPr>
-              <w:t>Excel</w:t>
+              <w:t>Documento</w:t>
             </w:r>
           </w:p>
         </w:tc>
@@ -19086,7 +18575,7 @@
                 <w:sz w:val="20"/>
                 <w:szCs w:val="20"/>
               </w:rPr>
-              <w:t>QA / Seguridad / Documentación Jr.</w:t>
+              <w:t>Frontend / Dashboard Jr.</w:t>
             </w:r>
           </w:p>
         </w:tc>
@@ -19108,25 +18597,16 @@
                 <w:szCs w:val="20"/>
               </w:rPr>
             </w:pPr>
-            <w:hyperlink r:id="rId9" w:history="1">
+            <w:hyperlink r:id="rId12" w:history="1">
               <w:r>
                 <w:rPr>
                   <w:rStyle w:val="Hipervnculo"/>
                   <w:sz w:val="20"/>
                   <w:szCs w:val="20"/>
                 </w:rPr>
-                <w:t>https://github.com/neldylilianahernandez23-collab/IAM-ZeroTrust-SN6/blob/e2390bd11ab066c45be7d31efa20ee31399c0f67/04_QA_Seguridad_Documentacion/Casos_Prueba/Matriz%20de%20Pruebas%20Proyecto%206%20-%20casos.docx</w:t>
+                <w:t>https://github.com/neldylilianahernandez23-collab/IAM-ZeroTrust-SN6/blob/main/03_Frontend_Dashboard/Investigacion/F3_Dashboard_Funcional.docx</w:t>
               </w:r>
             </w:hyperlink>
-          </w:p>
-          <w:p>
-            <w:pPr>
-              <w:spacing w:after="0"/>
-              <w:rPr>
-                <w:sz w:val="20"/>
-                <w:szCs w:val="20"/>
-              </w:rPr>
-            </w:pPr>
           </w:p>
         </w:tc>
       </w:tr>
@@ -19165,6 +18645,433 @@
                 <w:sz w:val="20"/>
                 <w:szCs w:val="20"/>
               </w:rPr>
+              <w:t>4</w:t>
+            </w:r>
+          </w:p>
+        </w:tc>
+        <w:tc>
+          <w:tcPr>
+            <w:tcW w:w="3170" w:type="dxa"/>
+            <w:tcMar>
+              <w:top w:w="110" w:type="dxa"/>
+              <w:left w:w="90" w:type="dxa"/>
+              <w:bottom w:w="110" w:type="dxa"/>
+              <w:right w:w="90" w:type="dxa"/>
+            </w:tcMar>
+          </w:tcPr>
+          <w:p>
+            <w:pPr>
+              <w:spacing w:after="0"/>
+              <w:rPr>
+                <w:sz w:val="20"/>
+                <w:szCs w:val="20"/>
+              </w:rPr>
+            </w:pPr>
+            <w:r>
+              <w:rPr>
+                <w:sz w:val="20"/>
+                <w:szCs w:val="20"/>
+              </w:rPr>
+              <w:t>Dashboard de eventos, alertas y sesiones</w:t>
+            </w:r>
+          </w:p>
+        </w:tc>
+        <w:tc>
+          <w:tcPr>
+            <w:tcW w:w="1417" w:type="dxa"/>
+            <w:tcMar>
+              <w:top w:w="110" w:type="dxa"/>
+              <w:left w:w="90" w:type="dxa"/>
+              <w:bottom w:w="110" w:type="dxa"/>
+              <w:right w:w="90" w:type="dxa"/>
+            </w:tcMar>
+          </w:tcPr>
+          <w:p>
+            <w:pPr>
+              <w:spacing w:after="0"/>
+              <w:jc w:val="center"/>
+              <w:rPr>
+                <w:sz w:val="20"/>
+                <w:szCs w:val="20"/>
+              </w:rPr>
+            </w:pPr>
+            <w:r>
+              <w:rPr>
+                <w:sz w:val="20"/>
+                <w:szCs w:val="20"/>
+              </w:rPr>
+              <w:t>Documento</w:t>
+            </w:r>
+          </w:p>
+        </w:tc>
+        <w:tc>
+          <w:tcPr>
+            <w:tcW w:w="1965" w:type="dxa"/>
+            <w:tcMar>
+              <w:top w:w="110" w:type="dxa"/>
+              <w:left w:w="90" w:type="dxa"/>
+              <w:bottom w:w="110" w:type="dxa"/>
+              <w:right w:w="90" w:type="dxa"/>
+            </w:tcMar>
+          </w:tcPr>
+          <w:p>
+            <w:pPr>
+              <w:spacing w:after="0"/>
+              <w:rPr>
+                <w:sz w:val="20"/>
+                <w:szCs w:val="20"/>
+              </w:rPr>
+            </w:pPr>
+            <w:r>
+              <w:rPr>
+                <w:sz w:val="20"/>
+                <w:szCs w:val="20"/>
+              </w:rPr>
+              <w:t>Frontend / Dashboard Jr.</w:t>
+            </w:r>
+          </w:p>
+        </w:tc>
+        <w:tc>
+          <w:tcPr>
+            <w:tcW w:w="2736" w:type="dxa"/>
+            <w:tcMar>
+              <w:top w:w="110" w:type="dxa"/>
+              <w:left w:w="90" w:type="dxa"/>
+              <w:bottom w:w="110" w:type="dxa"/>
+              <w:right w:w="90" w:type="dxa"/>
+            </w:tcMar>
+          </w:tcPr>
+          <w:p>
+            <w:pPr>
+              <w:spacing w:after="0"/>
+              <w:rPr>
+                <w:sz w:val="20"/>
+                <w:szCs w:val="20"/>
+              </w:rPr>
+            </w:pPr>
+          </w:p>
+        </w:tc>
+      </w:tr>
+      <w:tr>
+        <w:trPr>
+          <w:jc w:val="center"/>
+        </w:trPr>
+        <w:tc>
+          <w:tcPr>
+            <w:tcW w:w="648" w:type="dxa"/>
+            <w:tcMar>
+              <w:top w:w="110" w:type="dxa"/>
+              <w:left w:w="90" w:type="dxa"/>
+              <w:bottom w:w="110" w:type="dxa"/>
+              <w:right w:w="90" w:type="dxa"/>
+            </w:tcMar>
+          </w:tcPr>
+          <w:p>
+            <w:pPr>
+              <w:spacing w:after="0"/>
+              <w:jc w:val="center"/>
+              <w:rPr>
+                <w:sz w:val="20"/>
+                <w:szCs w:val="20"/>
+              </w:rPr>
+            </w:pPr>
+            <w:r>
+              <w:rPr>
+                <w:sz w:val="20"/>
+                <w:szCs w:val="20"/>
+              </w:rPr>
+              <w:t>1</w:t>
+            </w:r>
+            <w:r>
+              <w:rPr>
+                <w:sz w:val="20"/>
+                <w:szCs w:val="20"/>
+              </w:rPr>
+              <w:t>5</w:t>
+            </w:r>
+          </w:p>
+        </w:tc>
+        <w:tc>
+          <w:tcPr>
+            <w:tcW w:w="3170" w:type="dxa"/>
+            <w:tcMar>
+              <w:top w:w="110" w:type="dxa"/>
+              <w:left w:w="90" w:type="dxa"/>
+              <w:bottom w:w="110" w:type="dxa"/>
+              <w:right w:w="90" w:type="dxa"/>
+            </w:tcMar>
+          </w:tcPr>
+          <w:p>
+            <w:pPr>
+              <w:spacing w:after="0"/>
+              <w:rPr>
+                <w:sz w:val="20"/>
+                <w:szCs w:val="20"/>
+              </w:rPr>
+            </w:pPr>
+            <w:r>
+              <w:rPr>
+                <w:sz w:val="20"/>
+                <w:szCs w:val="20"/>
+              </w:rPr>
+              <w:t>Mejoras de interfaz de usuario</w:t>
+            </w:r>
+          </w:p>
+        </w:tc>
+        <w:tc>
+          <w:tcPr>
+            <w:tcW w:w="1417" w:type="dxa"/>
+            <w:tcMar>
+              <w:top w:w="110" w:type="dxa"/>
+              <w:left w:w="90" w:type="dxa"/>
+              <w:bottom w:w="110" w:type="dxa"/>
+              <w:right w:w="90" w:type="dxa"/>
+            </w:tcMar>
+          </w:tcPr>
+          <w:p>
+            <w:pPr>
+              <w:spacing w:after="0"/>
+              <w:jc w:val="center"/>
+              <w:rPr>
+                <w:sz w:val="20"/>
+                <w:szCs w:val="20"/>
+              </w:rPr>
+            </w:pPr>
+            <w:r>
+              <w:rPr>
+                <w:sz w:val="20"/>
+                <w:szCs w:val="20"/>
+              </w:rPr>
+              <w:t>Documento</w:t>
+            </w:r>
+          </w:p>
+        </w:tc>
+        <w:tc>
+          <w:tcPr>
+            <w:tcW w:w="1965" w:type="dxa"/>
+            <w:tcMar>
+              <w:top w:w="110" w:type="dxa"/>
+              <w:left w:w="90" w:type="dxa"/>
+              <w:bottom w:w="110" w:type="dxa"/>
+              <w:right w:w="90" w:type="dxa"/>
+            </w:tcMar>
+          </w:tcPr>
+          <w:p>
+            <w:pPr>
+              <w:spacing w:after="0"/>
+              <w:rPr>
+                <w:sz w:val="20"/>
+                <w:szCs w:val="20"/>
+              </w:rPr>
+            </w:pPr>
+            <w:r>
+              <w:rPr>
+                <w:sz w:val="20"/>
+                <w:szCs w:val="20"/>
+              </w:rPr>
+              <w:t>Frontend / Dashboard Jr.</w:t>
+            </w:r>
+          </w:p>
+        </w:tc>
+        <w:tc>
+          <w:tcPr>
+            <w:tcW w:w="2736" w:type="dxa"/>
+            <w:tcMar>
+              <w:top w:w="110" w:type="dxa"/>
+              <w:left w:w="90" w:type="dxa"/>
+              <w:bottom w:w="110" w:type="dxa"/>
+              <w:right w:w="90" w:type="dxa"/>
+            </w:tcMar>
+          </w:tcPr>
+          <w:p>
+            <w:pPr>
+              <w:spacing w:after="0"/>
+              <w:rPr>
+                <w:sz w:val="20"/>
+                <w:szCs w:val="20"/>
+              </w:rPr>
+            </w:pPr>
+          </w:p>
+        </w:tc>
+      </w:tr>
+      <w:tr>
+        <w:trPr>
+          <w:jc w:val="center"/>
+        </w:trPr>
+        <w:tc>
+          <w:tcPr>
+            <w:tcW w:w="648" w:type="dxa"/>
+            <w:tcMar>
+              <w:top w:w="110" w:type="dxa"/>
+              <w:left w:w="90" w:type="dxa"/>
+              <w:bottom w:w="110" w:type="dxa"/>
+              <w:right w:w="90" w:type="dxa"/>
+            </w:tcMar>
+          </w:tcPr>
+          <w:p>
+            <w:pPr>
+              <w:spacing w:after="0"/>
+              <w:jc w:val="center"/>
+              <w:rPr>
+                <w:sz w:val="20"/>
+                <w:szCs w:val="20"/>
+              </w:rPr>
+            </w:pPr>
+            <w:r>
+              <w:rPr>
+                <w:sz w:val="20"/>
+                <w:szCs w:val="20"/>
+              </w:rPr>
+              <w:t>1</w:t>
+            </w:r>
+            <w:r>
+              <w:rPr>
+                <w:sz w:val="20"/>
+                <w:szCs w:val="20"/>
+              </w:rPr>
+              <w:t>6</w:t>
+            </w:r>
+          </w:p>
+        </w:tc>
+        <w:tc>
+          <w:tcPr>
+            <w:tcW w:w="3170" w:type="dxa"/>
+            <w:tcMar>
+              <w:top w:w="110" w:type="dxa"/>
+              <w:left w:w="90" w:type="dxa"/>
+              <w:bottom w:w="110" w:type="dxa"/>
+              <w:right w:w="90" w:type="dxa"/>
+            </w:tcMar>
+          </w:tcPr>
+          <w:p>
+            <w:pPr>
+              <w:spacing w:after="0"/>
+              <w:rPr>
+                <w:sz w:val="20"/>
+                <w:szCs w:val="20"/>
+              </w:rPr>
+            </w:pPr>
+            <w:r>
+              <w:rPr>
+                <w:sz w:val="20"/>
+                <w:szCs w:val="20"/>
+              </w:rPr>
+              <w:t>Matriz de Pruebas Fase 3</w:t>
+            </w:r>
+          </w:p>
+        </w:tc>
+        <w:tc>
+          <w:tcPr>
+            <w:tcW w:w="1417" w:type="dxa"/>
+            <w:tcMar>
+              <w:top w:w="110" w:type="dxa"/>
+              <w:left w:w="90" w:type="dxa"/>
+              <w:bottom w:w="110" w:type="dxa"/>
+              <w:right w:w="90" w:type="dxa"/>
+            </w:tcMar>
+          </w:tcPr>
+          <w:p>
+            <w:pPr>
+              <w:spacing w:after="0"/>
+              <w:jc w:val="center"/>
+              <w:rPr>
+                <w:sz w:val="20"/>
+                <w:szCs w:val="20"/>
+              </w:rPr>
+            </w:pPr>
+            <w:r>
+              <w:rPr>
+                <w:sz w:val="20"/>
+                <w:szCs w:val="20"/>
+              </w:rPr>
+              <w:t>Excel</w:t>
+            </w:r>
+          </w:p>
+        </w:tc>
+        <w:tc>
+          <w:tcPr>
+            <w:tcW w:w="1965" w:type="dxa"/>
+            <w:tcMar>
+              <w:top w:w="110" w:type="dxa"/>
+              <w:left w:w="90" w:type="dxa"/>
+              <w:bottom w:w="110" w:type="dxa"/>
+              <w:right w:w="90" w:type="dxa"/>
+            </w:tcMar>
+          </w:tcPr>
+          <w:p>
+            <w:pPr>
+              <w:spacing w:after="0"/>
+              <w:rPr>
+                <w:sz w:val="20"/>
+                <w:szCs w:val="20"/>
+              </w:rPr>
+            </w:pPr>
+            <w:r>
+              <w:rPr>
+                <w:sz w:val="20"/>
+                <w:szCs w:val="20"/>
+              </w:rPr>
+              <w:t>QA / Seguridad / Documentación Jr.</w:t>
+            </w:r>
+          </w:p>
+        </w:tc>
+        <w:tc>
+          <w:tcPr>
+            <w:tcW w:w="2736" w:type="dxa"/>
+            <w:tcMar>
+              <w:top w:w="110" w:type="dxa"/>
+              <w:left w:w="90" w:type="dxa"/>
+              <w:bottom w:w="110" w:type="dxa"/>
+              <w:right w:w="90" w:type="dxa"/>
+            </w:tcMar>
+          </w:tcPr>
+          <w:p>
+            <w:pPr>
+              <w:spacing w:after="0"/>
+              <w:rPr>
+                <w:sz w:val="20"/>
+                <w:szCs w:val="20"/>
+              </w:rPr>
+            </w:pPr>
+          </w:p>
+        </w:tc>
+      </w:tr>
+      <w:tr>
+        <w:trPr>
+          <w:jc w:val="center"/>
+        </w:trPr>
+        <w:tc>
+          <w:tcPr>
+            <w:tcW w:w="648" w:type="dxa"/>
+            <w:tcMar>
+              <w:top w:w="110" w:type="dxa"/>
+              <w:left w:w="90" w:type="dxa"/>
+              <w:bottom w:w="110" w:type="dxa"/>
+              <w:right w:w="90" w:type="dxa"/>
+            </w:tcMar>
+          </w:tcPr>
+          <w:p>
+            <w:pPr>
+              <w:spacing w:after="0"/>
+              <w:jc w:val="center"/>
+              <w:rPr>
+                <w:sz w:val="20"/>
+                <w:szCs w:val="20"/>
+              </w:rPr>
+            </w:pPr>
+            <w:r>
+              <w:rPr>
+                <w:sz w:val="20"/>
+                <w:szCs w:val="20"/>
+              </w:rPr>
+              <w:lastRenderedPageBreak/>
+              <w:t>1</w:t>
+            </w:r>
+            <w:r>
+              <w:rPr>
+                <w:sz w:val="20"/>
+                <w:szCs w:val="20"/>
+              </w:rPr>
               <w:t>7</w:t>
             </w:r>
           </w:p>
@@ -19269,16 +19176,6 @@
                 <w:szCs w:val="20"/>
               </w:rPr>
             </w:pPr>
-            <w:hyperlink r:id="rId10" w:history="1">
-              <w:r>
-                <w:rPr>
-                  <w:rStyle w:val="Hipervnculo"/>
-                  <w:sz w:val="20"/>
-                  <w:szCs w:val="20"/>
-                </w:rPr>
-                <w:t>04_QA_Seguridad_Documentacion/Evidencias/Registro de Evidencias Proyecto 6 - evidencias.docx</w:t>
-              </w:r>
-            </w:hyperlink>
           </w:p>
         </w:tc>
       </w:tr>
@@ -19502,31 +19399,6 @@
         </w:tc>
       </w:tr>
     </w:tbl>
-    <w:p>
-      <w:pPr>
-        <w:spacing w:before="80" w:after="40"/>
-      </w:pPr>
-    </w:p>
-    <w:p>
-      <w:pPr>
-        <w:spacing w:before="80" w:after="40"/>
-      </w:pPr>
-    </w:p>
-    <w:p>
-      <w:pPr>
-        <w:spacing w:before="80" w:after="40"/>
-      </w:pPr>
-    </w:p>
-    <w:p>
-      <w:pPr>
-        <w:spacing w:before="80" w:after="40"/>
-      </w:pPr>
-    </w:p>
-    <w:p>
-      <w:pPr>
-        <w:spacing w:before="80" w:after="40"/>
-      </w:pPr>
-    </w:p>
     <w:p>
       <w:pPr>
         <w:spacing w:before="80" w:after="40"/>
@@ -19562,7 +19434,6 @@
           <w:sz w:val="22"/>
           <w:szCs w:val="22"/>
         </w:rPr>
-        <w:lastRenderedPageBreak/>
         <w:t xml:space="preserve">15.Registro de evidencias </w:t>
       </w:r>
     </w:p>
@@ -20056,7 +19927,7 @@
       </w:r>
     </w:p>
     <w:sectPr>
-      <w:headerReference w:type="default" r:id="rId11"/>
+      <w:headerReference w:type="default" r:id="rId13"/>
       <w:pgSz w:w="12240" w:h="15840"/>
       <w:pgMar w:top="1843" w:right="1020" w:bottom="907" w:left="1020" w:header="720" w:footer="720" w:gutter="0"/>
       <w:pgNumType w:start="1"/>
@@ -20740,16 +20611,16 @@
       </w:rPr>
     </w:lvl>
   </w:abstractNum>
-  <w:num w:numId="1" w16cid:durableId="450322164">
+  <w:num w:numId="1" w16cid:durableId="57870610">
     <w:abstractNumId w:val="3"/>
   </w:num>
-  <w:num w:numId="2" w16cid:durableId="312485576">
+  <w:num w:numId="2" w16cid:durableId="88888746">
     <w:abstractNumId w:val="2"/>
   </w:num>
-  <w:num w:numId="3" w16cid:durableId="1930693251">
+  <w:num w:numId="3" w16cid:durableId="881403056">
     <w:abstractNumId w:val="1"/>
   </w:num>
-  <w:num w:numId="4" w16cid:durableId="338696628">
+  <w:num w:numId="4" w16cid:durableId="130907018">
     <w:abstractNumId w:val="0"/>
   </w:num>
 </w:numbering>

--- a/00_Gestion_Proyecto/Bitacoras/Bitacora_Semana4_SN6.docx
+++ b/00_Gestion_Proyecto/Bitacoras/Bitacora_Semana4_SN6.docx
@@ -19033,6 +19033,34 @@
                 <w:szCs w:val="20"/>
               </w:rPr>
             </w:pPr>
+            <w:hyperlink r:id="rId13" w:history="1">
+              <w:r>
+                <w:rPr>
+                  <w:rStyle w:val="Hipervnculo"/>
+                  <w:sz w:val="20"/>
+                  <w:szCs w:val="20"/>
+                </w:rPr>
+                <w:t>https://github.com/neldylilianahernandez23-collab/IAM-ZeroTrust-SN6/blob/e2390bd11ab066c</w:t>
+              </w:r>
+              <w:r>
+                <w:rPr>
+                  <w:rStyle w:val="Hipervnculo"/>
+                  <w:sz w:val="20"/>
+                  <w:szCs w:val="20"/>
+                </w:rPr>
+                <w:lastRenderedPageBreak/>
+                <w:t>45be7d31efa20ee31399c0f67/04_QA_Seguridad_Documentacion/Casos_Prueba/Matriz%20de%20Pruebas%20Proyecto%206%20-%20casos.docx</w:t>
+              </w:r>
+            </w:hyperlink>
+          </w:p>
+          <w:p>
+            <w:pPr>
+              <w:spacing w:after="0"/>
+              <w:rPr>
+                <w:sz w:val="20"/>
+                <w:szCs w:val="20"/>
+              </w:rPr>
+            </w:pPr>
           </w:p>
         </w:tc>
       </w:tr>
@@ -19168,6 +19196,25 @@
               <w:right w:w="90" w:type="dxa"/>
             </w:tcMar>
           </w:tcPr>
+          <w:p>
+            <w:pPr>
+              <w:spacing w:after="0"/>
+              <w:rPr>
+                <w:sz w:val="20"/>
+                <w:szCs w:val="20"/>
+              </w:rPr>
+            </w:pPr>
+            <w:hyperlink r:id="rId14" w:history="1">
+              <w:r>
+                <w:rPr>
+                  <w:rStyle w:val="Hipervnculo"/>
+                  <w:sz w:val="20"/>
+                  <w:szCs w:val="20"/>
+                </w:rPr>
+                <w:t>https://github.com/neldylilianahernandez23-collab/IAM-ZeroTrust-SN6/blob/e2390bd11ab066c45be7d31efa20ee31399c0f67/04_QA_Seguridad_Documentacion/Evidencias/Registro%20de%20Evidencias%20Proyecto%206%20-%20evidencias.docx</w:t>
+              </w:r>
+            </w:hyperlink>
+          </w:p>
           <w:p>
             <w:pPr>
               <w:spacing w:after="0"/>
@@ -19521,6 +19568,7 @@
           <w:szCs w:val="22"/>
           <w:lang w:val="es-419" w:eastAsia="es-419"/>
         </w:rPr>
+        <w:lastRenderedPageBreak/>
         <w:t>Evidencia 2: 00_Gestion_Proyecto/Actas_Reunion/Acta_Reunion_005_Fase3_SN6.docx</w:t>
       </w:r>
     </w:p>
@@ -19927,7 +19975,7 @@
       </w:r>
     </w:p>
     <w:sectPr>
-      <w:headerReference w:type="default" r:id="rId13"/>
+      <w:headerReference w:type="default" r:id="rId15"/>
       <w:pgSz w:w="12240" w:h="15840"/>
       <w:pgMar w:top="1843" w:right="1020" w:bottom="907" w:left="1020" w:header="720" w:footer="720" w:gutter="0"/>
       <w:pgNumType w:start="1"/>

--- a/00_Gestion_Proyecto/Bitacoras/Bitacora_Semana4_SN6.docx
+++ b/00_Gestion_Proyecto/Bitacoras/Bitacora_Semana4_SN6.docx
@@ -1,6 +1,6 @@
 
 <file path=word/document.xml><?xml version="1.0" encoding="utf-8"?>
-<w:document xmlns:wpc="http://schemas.microsoft.com/office/word/2010/wordprocessingCanvas" xmlns:cx="http://schemas.microsoft.com/office/drawing/2014/chartex" xmlns:cx1="http://schemas.microsoft.com/office/drawing/2015/9/8/chartex" xmlns:cx2="http://schemas.microsoft.com/office/drawing/2015/10/21/chartex" xmlns:cx3="http://schemas.microsoft.com/office/drawing/2016/5/9/chartex" xmlns:cx4="http://schemas.microsoft.com/office/drawing/2016/5/10/chartex" xmlns:cx5="http://schemas.microsoft.com/office/drawing/2016/5/11/chartex" xmlns:cx6="http://schemas.microsoft.com/office/drawing/2016/5/12/chartex" xmlns:cx7="http://schemas.microsoft.com/office/drawing/2016/5/13/chartex" xmlns:cx8="http://schemas.microsoft.com/office/drawing/2016/5/14/chartex" xmlns:mc="http://schemas.openxmlformats.org/markup-compatibility/2006" xmlns:aink="http://schemas.microsoft.com/office/drawing/2016/ink" xmlns:am3d="http://schemas.microsoft.com/office/drawing/2017/model3d" xmlns:o="urn:schemas-microsoft-com:office:office" xmlns:oel="http://schemas.microsoft.com/office/2019/extlst" xmlns:r="http://schemas.openxmlformats.org/officeDocument/2006/relationships" xmlns:m="http://schemas.openxmlformats.org/officeDocument/2006/math" xmlns:v="urn:schemas-microsoft-com:vml" xmlns:wp14="http://schemas.microsoft.com/office/word/2010/wordprocessingDrawing" xmlns:wp="http://schemas.openxmlformats.org/drawingml/2006/wordprocessingDrawing" xmlns:w10="urn:schemas-microsoft-com:office:word" xmlns:w="http://schemas.openxmlformats.org/wordprocessingml/2006/main" xmlns:w14="http://schemas.microsoft.com/office/word/2010/wordml" xmlns:w15="http://schemas.microsoft.com/office/word/2012/wordml" xmlns:w16cei="http://schemas.microsoft.com/office/word/2026/wordml/cei" xmlns:w16cex="http://schemas.microsoft.com/office/word/2018/wordml/cex" xmlns:w16cid="http://schemas.microsoft.com/office/word/2016/wordml/cid" xmlns:w16="http://schemas.microsoft.com/office/word/2018/wordml" xmlns:w16du="http://schemas.microsoft.com/office/word/2023/wordml/word16du" xmlns:w16sdtdh="http://schemas.microsoft.com/office/word/2020/wordml/sdtdatahash" xmlns:w16sdtfl="http://schemas.microsoft.com/office/word/2024/wordml/sdtformatlock" xmlns:w16se="http://schemas.microsoft.com/office/word/2015/wordml/symex" xmlns:wpg="http://schemas.microsoft.com/office/word/2010/wordprocessingGroup" xmlns:wpi="http://schemas.microsoft.com/office/word/2010/wordprocessingInk" xmlns:wne="http://schemas.microsoft.com/office/word/2006/wordml" xmlns:wps="http://schemas.microsoft.com/office/word/2010/wordprocessingShape" mc:Ignorable="w14 w15 w16se w16cid w16 w16cex w16sdtdh w16sdtfl w16du wp14">
+<w:document xmlns:wpc="http://schemas.microsoft.com/office/word/2010/wordprocessingCanvas" xmlns:cx="http://schemas.microsoft.com/office/drawing/2014/chartex" xmlns:cx1="http://schemas.microsoft.com/office/drawing/2015/9/8/chartex" xmlns:cx2="http://schemas.microsoft.com/office/drawing/2015/10/21/chartex" xmlns:cx3="http://schemas.microsoft.com/office/drawing/2016/5/9/chartex" xmlns:cx4="http://schemas.microsoft.com/office/drawing/2016/5/10/chartex" xmlns:cx5="http://schemas.microsoft.com/office/drawing/2016/5/11/chartex" xmlns:cx6="http://schemas.microsoft.com/office/drawing/2016/5/12/chartex" xmlns:cx7="http://schemas.microsoft.com/office/drawing/2016/5/13/chartex" xmlns:cx8="http://schemas.microsoft.com/office/drawing/2016/5/14/chartex" xmlns:mc="http://schemas.openxmlformats.org/markup-compatibility/2006" xmlns:aink="http://schemas.microsoft.com/office/drawing/2016/ink" xmlns:am3d="http://schemas.microsoft.com/office/drawing/2017/model3d" xmlns:o="urn:schemas-microsoft-com:office:office" xmlns:oel="http://schemas.microsoft.com/office/2019/extlst" xmlns:r="http://schemas.openxmlformats.org/officeDocument/2006/relationships" xmlns:m="http://schemas.openxmlformats.org/officeDocument/2006/math" xmlns:v="urn:schemas-microsoft-com:vml" xmlns:wp14="http://schemas.microsoft.com/office/word/2010/wordprocessingDrawing" xmlns:wp="http://schemas.openxmlformats.org/drawingml/2006/wordprocessingDrawing" xmlns:w10="urn:schemas-microsoft-com:office:word" xmlns:w="http://schemas.openxmlformats.org/wordprocessingml/2006/main" xmlns:w14="http://schemas.microsoft.com/office/word/2010/wordml" xmlns:w15="http://schemas.microsoft.com/office/word/2012/wordml" xmlns:w16cex="http://schemas.microsoft.com/office/word/2018/wordml/cex" xmlns:w16cid="http://schemas.microsoft.com/office/word/2016/wordml/cid" xmlns:w16="http://schemas.microsoft.com/office/word/2018/wordml" xmlns:w16du="http://schemas.microsoft.com/office/word/2023/wordml/word16du" xmlns:w16sdtdh="http://schemas.microsoft.com/office/word/2020/wordml/sdtdatahash" xmlns:w16sdtfl="http://schemas.microsoft.com/office/word/2024/wordml/sdtformatlock" xmlns:w16se="http://schemas.microsoft.com/office/word/2015/wordml/symex" xmlns:wpg="http://schemas.microsoft.com/office/word/2010/wordprocessingGroup" xmlns:wpi="http://schemas.microsoft.com/office/word/2010/wordprocessingInk" xmlns:wne="http://schemas.microsoft.com/office/word/2006/wordml" xmlns:wps="http://schemas.microsoft.com/office/word/2010/wordprocessingShape" mc:Ignorable="w14 w15 w16se w16cid w16 w16cex w16sdtdh w16sdtfl w16du wp14">
   <w:body>
     <w:p>
       <w:pPr>
@@ -1097,7 +1097,7 @@
           </w:tcPr>
           <w:p>
             <w:pPr>
-              <w:pStyle w:val="Prrafodelista"/>
+              <w:pStyle w:val="ListParagraph"/>
               <w:spacing w:after="0"/>
               <w:rPr>
                 <w:lang w:val="es-419"/>
@@ -1185,7 +1185,7 @@
           </w:tcPr>
           <w:p>
             <w:pPr>
-              <w:pStyle w:val="Prrafodelista"/>
+              <w:pStyle w:val="ListParagraph"/>
               <w:spacing w:after="0"/>
             </w:pPr>
             <w:r>
@@ -2549,7 +2549,39 @@
                 <w:sz w:val="20"/>
                 <w:szCs w:val="20"/>
               </w:rPr>
-              <w:t>Registro_Eventos_Auditoria.docx</w:t>
+              <w:t>02_Backend_Cloud/</w:t>
+            </w:r>
+            <w:proofErr w:type="spellStart"/>
+            <w:r>
+              <w:rPr>
+                <w:sz w:val="20"/>
+                <w:szCs w:val="20"/>
+              </w:rPr>
+              <w:t>Investigacion</w:t>
+            </w:r>
+            <w:proofErr w:type="spellEnd"/>
+            <w:r>
+              <w:rPr>
+                <w:sz w:val="20"/>
+                <w:szCs w:val="20"/>
+              </w:rPr>
+              <w:t xml:space="preserve">/Fase 3 - </w:t>
+            </w:r>
+            <w:proofErr w:type="spellStart"/>
+            <w:r>
+              <w:rPr>
+                <w:sz w:val="20"/>
+                <w:szCs w:val="20"/>
+              </w:rPr>
+              <w:t>Implementacion</w:t>
+            </w:r>
+            <w:proofErr w:type="spellEnd"/>
+            <w:r>
+              <w:rPr>
+                <w:sz w:val="20"/>
+                <w:szCs w:val="20"/>
+              </w:rPr>
+              <w:t xml:space="preserve"> de Registro de Eventos y Cambios Administrativos.docx</w:t>
             </w:r>
           </w:p>
         </w:tc>
@@ -2663,7 +2695,55 @@
                 <w:sz w:val="20"/>
                 <w:szCs w:val="20"/>
               </w:rPr>
-              <w:t>Estructura_Logs.docx</w:t>
+              <w:t>02_Backend_Cloud/</w:t>
+            </w:r>
+            <w:proofErr w:type="spellStart"/>
+            <w:r>
+              <w:rPr>
+                <w:sz w:val="20"/>
+                <w:szCs w:val="20"/>
+              </w:rPr>
+              <w:t>Investigacion</w:t>
+            </w:r>
+            <w:proofErr w:type="spellEnd"/>
+            <w:r>
+              <w:rPr>
+                <w:sz w:val="20"/>
+                <w:szCs w:val="20"/>
+              </w:rPr>
+              <w:t xml:space="preserve">/Fase 3 - </w:t>
+            </w:r>
+            <w:proofErr w:type="spellStart"/>
+            <w:r>
+              <w:rPr>
+                <w:sz w:val="20"/>
+                <w:szCs w:val="20"/>
+              </w:rPr>
+              <w:t>Diseno</w:t>
+            </w:r>
+            <w:proofErr w:type="spellEnd"/>
+            <w:r>
+              <w:rPr>
+                <w:sz w:val="20"/>
+                <w:szCs w:val="20"/>
+              </w:rPr>
+              <w:t xml:space="preserve"> e </w:t>
+            </w:r>
+            <w:proofErr w:type="spellStart"/>
+            <w:r>
+              <w:rPr>
+                <w:sz w:val="20"/>
+                <w:szCs w:val="20"/>
+              </w:rPr>
+              <w:t>Implementacion</w:t>
+            </w:r>
+            <w:proofErr w:type="spellEnd"/>
+            <w:r>
+              <w:rPr>
+                <w:sz w:val="20"/>
+                <w:szCs w:val="20"/>
+              </w:rPr>
+              <w:t xml:space="preserve"> de estructura de almacenamiento de logs.docx</w:t>
             </w:r>
           </w:p>
         </w:tc>
@@ -3518,7 +3598,6 @@
                 <w:sz w:val="22"/>
                 <w:szCs w:val="22"/>
               </w:rPr>
-              <w:lastRenderedPageBreak/>
               <w:t>3. Herramientas y servicios utilizados</w:t>
             </w:r>
           </w:p>
@@ -4310,6 +4389,7 @@
               <w:spacing w:after="0"/>
             </w:pPr>
             <w:r>
+              <w:lastRenderedPageBreak/>
               <w:t>Git</w:t>
             </w:r>
           </w:p>
@@ -4372,7 +4452,6 @@
               <w:spacing w:after="0"/>
             </w:pPr>
             <w:r>
-              <w:lastRenderedPageBreak/>
               <w:t>Microsoft Excel</w:t>
             </w:r>
           </w:p>
@@ -5135,6 +5214,7 @@
               <w:spacing w:after="0"/>
             </w:pPr>
             <w:r>
+              <w:lastRenderedPageBreak/>
               <w:t>Integración Backend–Dashboard</w:t>
             </w:r>
           </w:p>
@@ -5221,7 +5301,6 @@
               <w:spacing w:after="0"/>
             </w:pPr>
             <w:r>
-              <w:lastRenderedPageBreak/>
               <w:t>Visualización de eventos y alertas</w:t>
             </w:r>
           </w:p>
@@ -6003,6 +6082,7 @@
               <w:spacing w:after="0"/>
             </w:pPr>
             <w:r>
+              <w:lastRenderedPageBreak/>
               <w:t>Integración del Dashboard con los servicios de Backend y Auth0.</w:t>
             </w:r>
           </w:p>
@@ -6085,7 +6165,6 @@
               <w:spacing w:after="0"/>
             </w:pPr>
             <w:r>
-              <w:lastRenderedPageBreak/>
               <w:t>Mejoras de interfaz para facilitar la navegación y presentación de alertas.</w:t>
             </w:r>
           </w:p>
@@ -6958,7 +7037,6 @@
                 <w:bCs/>
                 <w:color w:val="1F497D" w:themeColor="text2"/>
               </w:rPr>
-              <w:lastRenderedPageBreak/>
               <w:t>Tarea próxima semana</w:t>
             </w:r>
           </w:p>
@@ -8269,6 +8347,7 @@
                 <w:sz w:val="20"/>
                 <w:szCs w:val="20"/>
               </w:rPr>
+              <w:lastRenderedPageBreak/>
               <w:t>Neldy Liliana Hernández Huezo</w:t>
             </w:r>
           </w:p>
@@ -8323,15 +8402,7 @@
                 <w:sz w:val="20"/>
                 <w:szCs w:val="20"/>
               </w:rPr>
-              <w:t xml:space="preserve">Elaboración de minutas, bitácora e integración de </w:t>
-            </w:r>
-            <w:r>
-              <w:rPr>
-                <w:sz w:val="20"/>
-                <w:szCs w:val="20"/>
-              </w:rPr>
-              <w:lastRenderedPageBreak/>
-              <w:t>documentos individuales al entregable general.</w:t>
+              <w:t>Elaboración de minutas, bitácora e integración de documentos individuales al entregable general.</w:t>
             </w:r>
           </w:p>
         </w:tc>
@@ -8358,7 +8429,6 @@
                 <w:sz w:val="20"/>
                 <w:szCs w:val="20"/>
               </w:rPr>
-              <w:lastRenderedPageBreak/>
               <w:t>Documentación</w:t>
             </w:r>
           </w:p>
@@ -16904,7 +16974,7 @@
             <w:hyperlink r:id="rId8" w:history="1">
               <w:r>
                 <w:rPr>
-                  <w:rStyle w:val="Hipervnculo"/>
+                  <w:rStyle w:val="Hyperlink"/>
                   <w:sz w:val="20"/>
                   <w:szCs w:val="20"/>
                 </w:rPr>
@@ -17055,7 +17125,7 @@
             <w:hyperlink r:id="rId9" w:history="1">
               <w:r>
                 <w:rPr>
-                  <w:rStyle w:val="Hipervnculo"/>
+                  <w:rStyle w:val="Hyperlink"/>
                   <w:sz w:val="20"/>
                   <w:szCs w:val="20"/>
                 </w:rPr>
@@ -17608,7 +17678,7 @@
             <w:hyperlink r:id="rId10" w:history="1">
               <w:r>
                 <w:rPr>
-                  <w:rStyle w:val="Hipervnculo"/>
+                  <w:rStyle w:val="Hyperlink"/>
                   <w:sz w:val="20"/>
                   <w:szCs w:val="20"/>
                 </w:rPr>
@@ -17759,7 +17829,7 @@
             <w:hyperlink r:id="rId11" w:history="1">
               <w:r>
                 <w:rPr>
-                  <w:rStyle w:val="Hipervnculo"/>
+                  <w:rStyle w:val="Hyperlink"/>
                   <w:sz w:val="20"/>
                   <w:szCs w:val="20"/>
                 </w:rPr>
@@ -17767,7 +17837,7 @@
               </w:r>
               <w:r>
                 <w:rPr>
-                  <w:rStyle w:val="Hipervnculo"/>
+                  <w:rStyle w:val="Hyperlink"/>
                   <w:sz w:val="20"/>
                   <w:szCs w:val="20"/>
                 </w:rPr>
@@ -18600,7 +18670,7 @@
             <w:hyperlink r:id="rId12" w:history="1">
               <w:r>
                 <w:rPr>
-                  <w:rStyle w:val="Hipervnculo"/>
+                  <w:rStyle w:val="Hyperlink"/>
                   <w:sz w:val="20"/>
                   <w:szCs w:val="20"/>
                 </w:rPr>
@@ -19036,7 +19106,7 @@
             <w:hyperlink r:id="rId13" w:history="1">
               <w:r>
                 <w:rPr>
-                  <w:rStyle w:val="Hipervnculo"/>
+                  <w:rStyle w:val="Hyperlink"/>
                   <w:sz w:val="20"/>
                   <w:szCs w:val="20"/>
                 </w:rPr>
@@ -19044,7 +19114,7 @@
               </w:r>
               <w:r>
                 <w:rPr>
-                  <w:rStyle w:val="Hipervnculo"/>
+                  <w:rStyle w:val="Hyperlink"/>
                   <w:sz w:val="20"/>
                   <w:szCs w:val="20"/>
                 </w:rPr>
@@ -19207,7 +19277,7 @@
             <w:hyperlink r:id="rId14" w:history="1">
               <w:r>
                 <w:rPr>
-                  <w:rStyle w:val="Hipervnculo"/>
+                  <w:rStyle w:val="Hyperlink"/>
                   <w:sz w:val="20"/>
                   <w:szCs w:val="20"/>
                 </w:rPr>
@@ -19986,7 +20056,7 @@
 </file>
 
 <file path=word/endnotes.xml><?xml version="1.0" encoding="utf-8"?>
-<w:endnotes xmlns:wpc="http://schemas.microsoft.com/office/word/2010/wordprocessingCanvas" xmlns:cx="http://schemas.microsoft.com/office/drawing/2014/chartex" xmlns:cx1="http://schemas.microsoft.com/office/drawing/2015/9/8/chartex" xmlns:cx2="http://schemas.microsoft.com/office/drawing/2015/10/21/chartex" xmlns:cx3="http://schemas.microsoft.com/office/drawing/2016/5/9/chartex" xmlns:cx4="http://schemas.microsoft.com/office/drawing/2016/5/10/chartex" xmlns:cx5="http://schemas.microsoft.com/office/drawing/2016/5/11/chartex" xmlns:cx6="http://schemas.microsoft.com/office/drawing/2016/5/12/chartex" xmlns:cx7="http://schemas.microsoft.com/office/drawing/2016/5/13/chartex" xmlns:cx8="http://schemas.microsoft.com/office/drawing/2016/5/14/chartex" xmlns:mc="http://schemas.openxmlformats.org/markup-compatibility/2006" xmlns:aink="http://schemas.microsoft.com/office/drawing/2016/ink" xmlns:am3d="http://schemas.microsoft.com/office/drawing/2017/model3d" xmlns:o="urn:schemas-microsoft-com:office:office" xmlns:oel="http://schemas.microsoft.com/office/2019/extlst" xmlns:r="http://schemas.openxmlformats.org/officeDocument/2006/relationships" xmlns:m="http://schemas.openxmlformats.org/officeDocument/2006/math" xmlns:v="urn:schemas-microsoft-com:vml" xmlns:wp14="http://schemas.microsoft.com/office/word/2010/wordprocessingDrawing" xmlns:wp="http://schemas.openxmlformats.org/drawingml/2006/wordprocessingDrawing" xmlns:w10="urn:schemas-microsoft-com:office:word" xmlns:w="http://schemas.openxmlformats.org/wordprocessingml/2006/main" xmlns:w14="http://schemas.microsoft.com/office/word/2010/wordml" xmlns:w15="http://schemas.microsoft.com/office/word/2012/wordml" xmlns:w16cei="http://schemas.microsoft.com/office/word/2026/wordml/cei" xmlns:w16cex="http://schemas.microsoft.com/office/word/2018/wordml/cex" xmlns:w16cid="http://schemas.microsoft.com/office/word/2016/wordml/cid" xmlns:w16="http://schemas.microsoft.com/office/word/2018/wordml" xmlns:w16du="http://schemas.microsoft.com/office/word/2023/wordml/word16du" xmlns:w16sdtdh="http://schemas.microsoft.com/office/word/2020/wordml/sdtdatahash" xmlns:w16sdtfl="http://schemas.microsoft.com/office/word/2024/wordml/sdtformatlock" xmlns:w16se="http://schemas.microsoft.com/office/word/2015/wordml/symex" xmlns:wpg="http://schemas.microsoft.com/office/word/2010/wordprocessingGroup" xmlns:wpi="http://schemas.microsoft.com/office/word/2010/wordprocessingInk" xmlns:wne="http://schemas.microsoft.com/office/word/2006/wordml" xmlns:wps="http://schemas.microsoft.com/office/word/2010/wordprocessingShape" mc:Ignorable="w14 w15 w16se w16cid w16 w16cex w16sdtdh w16sdtfl w16du wp14">
+<w:endnotes xmlns:wpc="http://schemas.microsoft.com/office/word/2010/wordprocessingCanvas" xmlns:cx="http://schemas.microsoft.com/office/drawing/2014/chartex" xmlns:cx1="http://schemas.microsoft.com/office/drawing/2015/9/8/chartex" xmlns:cx2="http://schemas.microsoft.com/office/drawing/2015/10/21/chartex" xmlns:cx3="http://schemas.microsoft.com/office/drawing/2016/5/9/chartex" xmlns:cx4="http://schemas.microsoft.com/office/drawing/2016/5/10/chartex" xmlns:cx5="http://schemas.microsoft.com/office/drawing/2016/5/11/chartex" xmlns:cx6="http://schemas.microsoft.com/office/drawing/2016/5/12/chartex" xmlns:cx7="http://schemas.microsoft.com/office/drawing/2016/5/13/chartex" xmlns:cx8="http://schemas.microsoft.com/office/drawing/2016/5/14/chartex" xmlns:mc="http://schemas.openxmlformats.org/markup-compatibility/2006" xmlns:aink="http://schemas.microsoft.com/office/drawing/2016/ink" xmlns:am3d="http://schemas.microsoft.com/office/drawing/2017/model3d" xmlns:o="urn:schemas-microsoft-com:office:office" xmlns:oel="http://schemas.microsoft.com/office/2019/extlst" xmlns:r="http://schemas.openxmlformats.org/officeDocument/2006/relationships" xmlns:m="http://schemas.openxmlformats.org/officeDocument/2006/math" xmlns:v="urn:schemas-microsoft-com:vml" xmlns:wp14="http://schemas.microsoft.com/office/word/2010/wordprocessingDrawing" xmlns:wp="http://schemas.openxmlformats.org/drawingml/2006/wordprocessingDrawing" xmlns:w10="urn:schemas-microsoft-com:office:word" xmlns:w="http://schemas.openxmlformats.org/wordprocessingml/2006/main" xmlns:w14="http://schemas.microsoft.com/office/word/2010/wordml" xmlns:w15="http://schemas.microsoft.com/office/word/2012/wordml" xmlns:w16cex="http://schemas.microsoft.com/office/word/2018/wordml/cex" xmlns:w16cid="http://schemas.microsoft.com/office/word/2016/wordml/cid" xmlns:w16="http://schemas.microsoft.com/office/word/2018/wordml" xmlns:w16du="http://schemas.microsoft.com/office/word/2023/wordml/word16du" xmlns:w16sdtdh="http://schemas.microsoft.com/office/word/2020/wordml/sdtdatahash" xmlns:w16sdtfl="http://schemas.microsoft.com/office/word/2024/wordml/sdtformatlock" xmlns:w16se="http://schemas.microsoft.com/office/word/2015/wordml/symex" xmlns:wpg="http://schemas.microsoft.com/office/word/2010/wordprocessingGroup" xmlns:wpi="http://schemas.microsoft.com/office/word/2010/wordprocessingInk" xmlns:wne="http://schemas.microsoft.com/office/word/2006/wordml" xmlns:wps="http://schemas.microsoft.com/office/word/2010/wordprocessingShape" mc:Ignorable="w14 w15 w16se w16cid w16 w16cex w16sdtdh w16sdtfl w16du wp14">
   <w:endnote w:type="separator" w:id="-1">
     <w:p>
       <w:pPr>
@@ -20011,7 +20081,7 @@
 </file>
 
 <file path=word/footnotes.xml><?xml version="1.0" encoding="utf-8"?>
-<w:footnotes xmlns:wpc="http://schemas.microsoft.com/office/word/2010/wordprocessingCanvas" xmlns:cx="http://schemas.microsoft.com/office/drawing/2014/chartex" xmlns:cx1="http://schemas.microsoft.com/office/drawing/2015/9/8/chartex" xmlns:cx2="http://schemas.microsoft.com/office/drawing/2015/10/21/chartex" xmlns:cx3="http://schemas.microsoft.com/office/drawing/2016/5/9/chartex" xmlns:cx4="http://schemas.microsoft.com/office/drawing/2016/5/10/chartex" xmlns:cx5="http://schemas.microsoft.com/office/drawing/2016/5/11/chartex" xmlns:cx6="http://schemas.microsoft.com/office/drawing/2016/5/12/chartex" xmlns:cx7="http://schemas.microsoft.com/office/drawing/2016/5/13/chartex" xmlns:cx8="http://schemas.microsoft.com/office/drawing/2016/5/14/chartex" xmlns:mc="http://schemas.openxmlformats.org/markup-compatibility/2006" xmlns:aink="http://schemas.microsoft.com/office/drawing/2016/ink" xmlns:am3d="http://schemas.microsoft.com/office/drawing/2017/model3d" xmlns:o="urn:schemas-microsoft-com:office:office" xmlns:oel="http://schemas.microsoft.com/office/2019/extlst" xmlns:r="http://schemas.openxmlformats.org/officeDocument/2006/relationships" xmlns:m="http://schemas.openxmlformats.org/officeDocument/2006/math" xmlns:v="urn:schemas-microsoft-com:vml" xmlns:wp14="http://schemas.microsoft.com/office/word/2010/wordprocessingDrawing" xmlns:wp="http://schemas.openxmlformats.org/drawingml/2006/wordprocessingDrawing" xmlns:w10="urn:schemas-microsoft-com:office:word" xmlns:w="http://schemas.openxmlformats.org/wordprocessingml/2006/main" xmlns:w14="http://schemas.microsoft.com/office/word/2010/wordml" xmlns:w15="http://schemas.microsoft.com/office/word/2012/wordml" xmlns:w16cei="http://schemas.microsoft.com/office/word/2026/wordml/cei" xmlns:w16cex="http://schemas.microsoft.com/office/word/2018/wordml/cex" xmlns:w16cid="http://schemas.microsoft.com/office/word/2016/wordml/cid" xmlns:w16="http://schemas.microsoft.com/office/word/2018/wordml" xmlns:w16du="http://schemas.microsoft.com/office/word/2023/wordml/word16du" xmlns:w16sdtdh="http://schemas.microsoft.com/office/word/2020/wordml/sdtdatahash" xmlns:w16sdtfl="http://schemas.microsoft.com/office/word/2024/wordml/sdtformatlock" xmlns:w16se="http://schemas.microsoft.com/office/word/2015/wordml/symex" xmlns:wpg="http://schemas.microsoft.com/office/word/2010/wordprocessingGroup" xmlns:wpi="http://schemas.microsoft.com/office/word/2010/wordprocessingInk" xmlns:wne="http://schemas.microsoft.com/office/word/2006/wordml" xmlns:wps="http://schemas.microsoft.com/office/word/2010/wordprocessingShape" mc:Ignorable="w14 w15 w16se w16cid w16 w16cex w16sdtdh w16sdtfl w16du wp14">
+<w:footnotes xmlns:wpc="http://schemas.microsoft.com/office/word/2010/wordprocessingCanvas" xmlns:cx="http://schemas.microsoft.com/office/drawing/2014/chartex" xmlns:cx1="http://schemas.microsoft.com/office/drawing/2015/9/8/chartex" xmlns:cx2="http://schemas.microsoft.com/office/drawing/2015/10/21/chartex" xmlns:cx3="http://schemas.microsoft.com/office/drawing/2016/5/9/chartex" xmlns:cx4="http://schemas.microsoft.com/office/drawing/2016/5/10/chartex" xmlns:cx5="http://schemas.microsoft.com/office/drawing/2016/5/11/chartex" xmlns:cx6="http://schemas.microsoft.com/office/drawing/2016/5/12/chartex" xmlns:cx7="http://schemas.microsoft.com/office/drawing/2016/5/13/chartex" xmlns:cx8="http://schemas.microsoft.com/office/drawing/2016/5/14/chartex" xmlns:mc="http://schemas.openxmlformats.org/markup-compatibility/2006" xmlns:aink="http://schemas.microsoft.com/office/drawing/2016/ink" xmlns:am3d="http://schemas.microsoft.com/office/drawing/2017/model3d" xmlns:o="urn:schemas-microsoft-com:office:office" xmlns:oel="http://schemas.microsoft.com/office/2019/extlst" xmlns:r="http://schemas.openxmlformats.org/officeDocument/2006/relationships" xmlns:m="http://schemas.openxmlformats.org/officeDocument/2006/math" xmlns:v="urn:schemas-microsoft-com:vml" xmlns:wp14="http://schemas.microsoft.com/office/word/2010/wordprocessingDrawing" xmlns:wp="http://schemas.openxmlformats.org/drawingml/2006/wordprocessingDrawing" xmlns:w10="urn:schemas-microsoft-com:office:word" xmlns:w="http://schemas.openxmlformats.org/wordprocessingml/2006/main" xmlns:w14="http://schemas.microsoft.com/office/word/2010/wordml" xmlns:w15="http://schemas.microsoft.com/office/word/2012/wordml" xmlns:w16cex="http://schemas.microsoft.com/office/word/2018/wordml/cex" xmlns:w16cid="http://schemas.microsoft.com/office/word/2016/wordml/cid" xmlns:w16="http://schemas.microsoft.com/office/word/2018/wordml" xmlns:w16du="http://schemas.microsoft.com/office/word/2023/wordml/word16du" xmlns:w16sdtdh="http://schemas.microsoft.com/office/word/2020/wordml/sdtdatahash" xmlns:w16sdtfl="http://schemas.microsoft.com/office/word/2024/wordml/sdtformatlock" xmlns:w16se="http://schemas.microsoft.com/office/word/2015/wordml/symex" xmlns:wpg="http://schemas.microsoft.com/office/word/2010/wordprocessingGroup" xmlns:wpi="http://schemas.microsoft.com/office/word/2010/wordprocessingInk" xmlns:wne="http://schemas.microsoft.com/office/word/2006/wordml" xmlns:wps="http://schemas.microsoft.com/office/word/2010/wordprocessingShape" mc:Ignorable="w14 w15 w16se w16cid w16 w16cex w16sdtdh w16sdtfl w16du wp14">
   <w:footnote w:type="separator" w:id="-1">
     <w:p>
       <w:pPr>
@@ -20036,7 +20106,7 @@
 </file>
 
 <file path=word/header1.xml><?xml version="1.0" encoding="utf-8"?>
-<w:hdr xmlns:wpc="http://schemas.microsoft.com/office/word/2010/wordprocessingCanvas" xmlns:cx="http://schemas.microsoft.com/office/drawing/2014/chartex" xmlns:cx1="http://schemas.microsoft.com/office/drawing/2015/9/8/chartex" xmlns:cx2="http://schemas.microsoft.com/office/drawing/2015/10/21/chartex" xmlns:cx3="http://schemas.microsoft.com/office/drawing/2016/5/9/chartex" xmlns:cx4="http://schemas.microsoft.com/office/drawing/2016/5/10/chartex" xmlns:cx5="http://schemas.microsoft.com/office/drawing/2016/5/11/chartex" xmlns:cx6="http://schemas.microsoft.com/office/drawing/2016/5/12/chartex" xmlns:cx7="http://schemas.microsoft.com/office/drawing/2016/5/13/chartex" xmlns:cx8="http://schemas.microsoft.com/office/drawing/2016/5/14/chartex" xmlns:mc="http://schemas.openxmlformats.org/markup-compatibility/2006" xmlns:aink="http://schemas.microsoft.com/office/drawing/2016/ink" xmlns:am3d="http://schemas.microsoft.com/office/drawing/2017/model3d" xmlns:o="urn:schemas-microsoft-com:office:office" xmlns:oel="http://schemas.microsoft.com/office/2019/extlst" xmlns:r="http://schemas.openxmlformats.org/officeDocument/2006/relationships" xmlns:m="http://schemas.openxmlformats.org/officeDocument/2006/math" xmlns:v="urn:schemas-microsoft-com:vml" xmlns:wp14="http://schemas.microsoft.com/office/word/2010/wordprocessingDrawing" xmlns:wp="http://schemas.openxmlformats.org/drawingml/2006/wordprocessingDrawing" xmlns:w10="urn:schemas-microsoft-com:office:word" xmlns:w="http://schemas.openxmlformats.org/wordprocessingml/2006/main" xmlns:w14="http://schemas.microsoft.com/office/word/2010/wordml" xmlns:w15="http://schemas.microsoft.com/office/word/2012/wordml" xmlns:w16cei="http://schemas.microsoft.com/office/word/2026/wordml/cei" xmlns:w16cex="http://schemas.microsoft.com/office/word/2018/wordml/cex" xmlns:w16cid="http://schemas.microsoft.com/office/word/2016/wordml/cid" xmlns:w16="http://schemas.microsoft.com/office/word/2018/wordml" xmlns:w16du="http://schemas.microsoft.com/office/word/2023/wordml/word16du" xmlns:w16sdtdh="http://schemas.microsoft.com/office/word/2020/wordml/sdtdatahash" xmlns:w16sdtfl="http://schemas.microsoft.com/office/word/2024/wordml/sdtformatlock" xmlns:w16se="http://schemas.microsoft.com/office/word/2015/wordml/symex" xmlns:wpg="http://schemas.microsoft.com/office/word/2010/wordprocessingGroup" xmlns:wpi="http://schemas.microsoft.com/office/word/2010/wordprocessingInk" xmlns:wne="http://schemas.microsoft.com/office/word/2006/wordml" xmlns:wps="http://schemas.microsoft.com/office/word/2010/wordprocessingShape" mc:Ignorable="w14 w15 w16se w16cid w16 w16cex w16sdtdh w16sdtfl w16du wp14">
+<w:hdr xmlns:wpc="http://schemas.microsoft.com/office/word/2010/wordprocessingCanvas" xmlns:cx="http://schemas.microsoft.com/office/drawing/2014/chartex" xmlns:cx1="http://schemas.microsoft.com/office/drawing/2015/9/8/chartex" xmlns:cx2="http://schemas.microsoft.com/office/drawing/2015/10/21/chartex" xmlns:cx3="http://schemas.microsoft.com/office/drawing/2016/5/9/chartex" xmlns:cx4="http://schemas.microsoft.com/office/drawing/2016/5/10/chartex" xmlns:cx5="http://schemas.microsoft.com/office/drawing/2016/5/11/chartex" xmlns:cx6="http://schemas.microsoft.com/office/drawing/2016/5/12/chartex" xmlns:cx7="http://schemas.microsoft.com/office/drawing/2016/5/13/chartex" xmlns:cx8="http://schemas.microsoft.com/office/drawing/2016/5/14/chartex" xmlns:mc="http://schemas.openxmlformats.org/markup-compatibility/2006" xmlns:aink="http://schemas.microsoft.com/office/drawing/2016/ink" xmlns:am3d="http://schemas.microsoft.com/office/drawing/2017/model3d" xmlns:o="urn:schemas-microsoft-com:office:office" xmlns:oel="http://schemas.microsoft.com/office/2019/extlst" xmlns:r="http://schemas.openxmlformats.org/officeDocument/2006/relationships" xmlns:m="http://schemas.openxmlformats.org/officeDocument/2006/math" xmlns:v="urn:schemas-microsoft-com:vml" xmlns:wp14="http://schemas.microsoft.com/office/word/2010/wordprocessingDrawing" xmlns:wp="http://schemas.openxmlformats.org/drawingml/2006/wordprocessingDrawing" xmlns:w10="urn:schemas-microsoft-com:office:word" xmlns:w="http://schemas.openxmlformats.org/wordprocessingml/2006/main" xmlns:w14="http://schemas.microsoft.com/office/word/2010/wordml" xmlns:w15="http://schemas.microsoft.com/office/word/2012/wordml" xmlns:w16cex="http://schemas.microsoft.com/office/word/2018/wordml/cex" xmlns:w16cid="http://schemas.microsoft.com/office/word/2016/wordml/cid" xmlns:w16="http://schemas.microsoft.com/office/word/2018/wordml" xmlns:w16du="http://schemas.microsoft.com/office/word/2023/wordml/word16du" xmlns:w16sdtdh="http://schemas.microsoft.com/office/word/2020/wordml/sdtdatahash" xmlns:w16sdtfl="http://schemas.microsoft.com/office/word/2024/wordml/sdtformatlock" xmlns:w16se="http://schemas.microsoft.com/office/word/2015/wordml/symex" xmlns:wpg="http://schemas.microsoft.com/office/word/2010/wordprocessingGroup" xmlns:wpi="http://schemas.microsoft.com/office/word/2010/wordprocessingInk" xmlns:wne="http://schemas.microsoft.com/office/word/2006/wordml" xmlns:wps="http://schemas.microsoft.com/office/word/2010/wordprocessingShape" mc:Ignorable="w14 w15 w16se w16cid w16 w16cex w16sdtdh w16sdtfl w16du wp14">
   <w:p>
     <w:pPr>
       <w:pBdr>
@@ -20108,7 +20178,7 @@
 </file>
 
 <file path=word/numbering.xml><?xml version="1.0" encoding="utf-8"?>
-<w:numbering xmlns:wpc="http://schemas.microsoft.com/office/word/2010/wordprocessingCanvas" xmlns:cx="http://schemas.microsoft.com/office/drawing/2014/chartex" xmlns:cx1="http://schemas.microsoft.com/office/drawing/2015/9/8/chartex" xmlns:cx2="http://schemas.microsoft.com/office/drawing/2015/10/21/chartex" xmlns:cx3="http://schemas.microsoft.com/office/drawing/2016/5/9/chartex" xmlns:cx4="http://schemas.microsoft.com/office/drawing/2016/5/10/chartex" xmlns:cx5="http://schemas.microsoft.com/office/drawing/2016/5/11/chartex" xmlns:cx6="http://schemas.microsoft.com/office/drawing/2016/5/12/chartex" xmlns:cx7="http://schemas.microsoft.com/office/drawing/2016/5/13/chartex" xmlns:cx8="http://schemas.microsoft.com/office/drawing/2016/5/14/chartex" xmlns:mc="http://schemas.openxmlformats.org/markup-compatibility/2006" xmlns:aink="http://schemas.microsoft.com/office/drawing/2016/ink" xmlns:am3d="http://schemas.microsoft.com/office/drawing/2017/model3d" xmlns:o="urn:schemas-microsoft-com:office:office" xmlns:oel="http://schemas.microsoft.com/office/2019/extlst" xmlns:r="http://schemas.openxmlformats.org/officeDocument/2006/relationships" xmlns:m="http://schemas.openxmlformats.org/officeDocument/2006/math" xmlns:v="urn:schemas-microsoft-com:vml" xmlns:wp14="http://schemas.microsoft.com/office/word/2010/wordprocessingDrawing" xmlns:wp="http://schemas.openxmlformats.org/drawingml/2006/wordprocessingDrawing" xmlns:w10="urn:schemas-microsoft-com:office:word" xmlns:w="http://schemas.openxmlformats.org/wordprocessingml/2006/main" xmlns:w14="http://schemas.microsoft.com/office/word/2010/wordml" xmlns:w15="http://schemas.microsoft.com/office/word/2012/wordml" xmlns:w16cei="http://schemas.microsoft.com/office/word/2026/wordml/cei" xmlns:w16cex="http://schemas.microsoft.com/office/word/2018/wordml/cex" xmlns:w16cid="http://schemas.microsoft.com/office/word/2016/wordml/cid" xmlns:w16="http://schemas.microsoft.com/office/word/2018/wordml" xmlns:w16du="http://schemas.microsoft.com/office/word/2023/wordml/word16du" xmlns:w16sdtdh="http://schemas.microsoft.com/office/word/2020/wordml/sdtdatahash" xmlns:w16sdtfl="http://schemas.microsoft.com/office/word/2024/wordml/sdtformatlock" xmlns:w16se="http://schemas.microsoft.com/office/word/2015/wordml/symex" xmlns:wpg="http://schemas.microsoft.com/office/word/2010/wordprocessingGroup" xmlns:wpi="http://schemas.microsoft.com/office/word/2010/wordprocessingInk" xmlns:wne="http://schemas.microsoft.com/office/word/2006/wordml" xmlns:wps="http://schemas.microsoft.com/office/word/2010/wordprocessingShape" mc:Ignorable="w14 w15 w16se w16cid w16 w16cex w16sdtdh w16sdtfl w16du wp14">
+<w:numbering xmlns:wpc="http://schemas.microsoft.com/office/word/2010/wordprocessingCanvas" xmlns:cx="http://schemas.microsoft.com/office/drawing/2014/chartex" xmlns:cx1="http://schemas.microsoft.com/office/drawing/2015/9/8/chartex" xmlns:cx2="http://schemas.microsoft.com/office/drawing/2015/10/21/chartex" xmlns:cx3="http://schemas.microsoft.com/office/drawing/2016/5/9/chartex" xmlns:cx4="http://schemas.microsoft.com/office/drawing/2016/5/10/chartex" xmlns:cx5="http://schemas.microsoft.com/office/drawing/2016/5/11/chartex" xmlns:cx6="http://schemas.microsoft.com/office/drawing/2016/5/12/chartex" xmlns:cx7="http://schemas.microsoft.com/office/drawing/2016/5/13/chartex" xmlns:cx8="http://schemas.microsoft.com/office/drawing/2016/5/14/chartex" xmlns:mc="http://schemas.openxmlformats.org/markup-compatibility/2006" xmlns:aink="http://schemas.microsoft.com/office/drawing/2016/ink" xmlns:am3d="http://schemas.microsoft.com/office/drawing/2017/model3d" xmlns:o="urn:schemas-microsoft-com:office:office" xmlns:oel="http://schemas.microsoft.com/office/2019/extlst" xmlns:r="http://schemas.openxmlformats.org/officeDocument/2006/relationships" xmlns:m="http://schemas.openxmlformats.org/officeDocument/2006/math" xmlns:v="urn:schemas-microsoft-com:vml" xmlns:wp14="http://schemas.microsoft.com/office/word/2010/wordprocessingDrawing" xmlns:wp="http://schemas.openxmlformats.org/drawingml/2006/wordprocessingDrawing" xmlns:w10="urn:schemas-microsoft-com:office:word" xmlns:w="http://schemas.openxmlformats.org/wordprocessingml/2006/main" xmlns:w14="http://schemas.microsoft.com/office/word/2010/wordml" xmlns:w15="http://schemas.microsoft.com/office/word/2012/wordml" xmlns:w16cex="http://schemas.microsoft.com/office/word/2018/wordml/cex" xmlns:w16cid="http://schemas.microsoft.com/office/word/2016/wordml/cid" xmlns:w16="http://schemas.microsoft.com/office/word/2018/wordml" xmlns:w16du="http://schemas.microsoft.com/office/word/2023/wordml/word16du" xmlns:w16sdtdh="http://schemas.microsoft.com/office/word/2020/wordml/sdtdatahash" xmlns:w16sdtfl="http://schemas.microsoft.com/office/word/2024/wordml/sdtformatlock" xmlns:w16se="http://schemas.microsoft.com/office/word/2015/wordml/symex" xmlns:wpg="http://schemas.microsoft.com/office/word/2010/wordprocessingGroup" xmlns:wpi="http://schemas.microsoft.com/office/word/2010/wordprocessingInk" xmlns:wne="http://schemas.microsoft.com/office/word/2006/wordml" xmlns:wps="http://schemas.microsoft.com/office/word/2010/wordprocessingShape" mc:Ignorable="w14 w15 w16se w16cid w16 w16cex w16sdtdh w16sdtfl w16du wp14">
   <w:abstractNum w:abstractNumId="0" w15:restartNumberingAfterBreak="0">
     <w:nsid w:val="54D77CB9"/>
     <w:multiLevelType w:val="hybridMultilevel"/>
@@ -21077,7 +21147,7 @@
       <w:lang w:val="es-SV"/>
     </w:rPr>
   </w:style>
-  <w:style w:type="paragraph" w:styleId="Ttulo1">
+  <w:style w:type="paragraph" w:styleId="Heading1">
     <w:name w:val="heading 1"/>
     <w:basedOn w:val="Normal"/>
     <w:next w:val="Normal"/>
@@ -21098,7 +21168,7 @@
       <w:szCs w:val="28"/>
     </w:rPr>
   </w:style>
-  <w:style w:type="paragraph" w:styleId="Ttulo2">
+  <w:style w:type="paragraph" w:styleId="Heading2">
     <w:name w:val="heading 2"/>
     <w:basedOn w:val="Normal"/>
     <w:next w:val="Normal"/>
@@ -21121,7 +21191,7 @@
       <w:szCs w:val="26"/>
     </w:rPr>
   </w:style>
-  <w:style w:type="paragraph" w:styleId="Ttulo3">
+  <w:style w:type="paragraph" w:styleId="Heading3">
     <w:name w:val="heading 3"/>
     <w:basedOn w:val="Normal"/>
     <w:next w:val="Normal"/>
@@ -21142,7 +21212,7 @@
       <w:color w:val="4F81BD"/>
     </w:rPr>
   </w:style>
-  <w:style w:type="paragraph" w:styleId="Ttulo4">
+  <w:style w:type="paragraph" w:styleId="Heading4">
     <w:name w:val="heading 4"/>
     <w:basedOn w:val="Normal"/>
     <w:next w:val="Normal"/>
@@ -21165,7 +21235,7 @@
       <w:color w:val="4F81BD"/>
     </w:rPr>
   </w:style>
-  <w:style w:type="paragraph" w:styleId="Ttulo5">
+  <w:style w:type="paragraph" w:styleId="Heading5">
     <w:name w:val="heading 5"/>
     <w:basedOn w:val="Normal"/>
     <w:next w:val="Normal"/>
@@ -21184,7 +21254,7 @@
       <w:color w:val="243F61"/>
     </w:rPr>
   </w:style>
-  <w:style w:type="paragraph" w:styleId="Ttulo6">
+  <w:style w:type="paragraph" w:styleId="Heading6">
     <w:name w:val="heading 6"/>
     <w:basedOn w:val="Normal"/>
     <w:next w:val="Normal"/>
@@ -21205,13 +21275,13 @@
       <w:color w:val="243F61"/>
     </w:rPr>
   </w:style>
-  <w:style w:type="character" w:default="1" w:styleId="Fuentedeprrafopredeter">
+  <w:style w:type="character" w:default="1" w:styleId="DefaultParagraphFont">
     <w:name w:val="Default Paragraph Font"/>
     <w:uiPriority w:val="1"/>
     <w:semiHidden/>
     <w:unhideWhenUsed/>
   </w:style>
-  <w:style w:type="table" w:default="1" w:styleId="Tablanormal">
+  <w:style w:type="table" w:default="1" w:styleId="TableNormal">
     <w:name w:val="Normal Table"/>
     <w:uiPriority w:val="99"/>
     <w:semiHidden/>
@@ -21226,13 +21296,13 @@
       </w:tblCellMar>
     </w:tblPr>
   </w:style>
-  <w:style w:type="numbering" w:default="1" w:styleId="Sinlista">
+  <w:style w:type="numbering" w:default="1" w:styleId="NoList">
     <w:name w:val="No List"/>
     <w:uiPriority w:val="99"/>
     <w:semiHidden/>
     <w:unhideWhenUsed/>
   </w:style>
-  <w:style w:type="table" w:customStyle="1" w:styleId="TableNormal">
+  <w:style w:type="table" w:customStyle="1" w:styleId="TableNormal0">
     <w:name w:val="TableNormal"/>
     <w:tblPr>
       <w:tblCellMar>
@@ -21243,7 +21313,7 @@
       </w:tblCellMar>
     </w:tblPr>
   </w:style>
-  <w:style w:type="paragraph" w:styleId="Ttulo">
+  <w:style w:type="paragraph" w:styleId="Title">
     <w:name w:val="Title"/>
     <w:basedOn w:val="Normal"/>
     <w:next w:val="Normal"/>
@@ -21262,7 +21332,7 @@
       <w:szCs w:val="52"/>
     </w:rPr>
   </w:style>
-  <w:style w:type="paragraph" w:styleId="Subttulo">
+  <w:style w:type="paragraph" w:styleId="Subtitle">
     <w:name w:val="Subtitle"/>
     <w:basedOn w:val="Normal"/>
     <w:next w:val="Normal"/>
@@ -21278,7 +21348,7 @@
     </w:rPr>
   </w:style>
   <w:style w:type="table" w:customStyle="1" w:styleId="a">
-    <w:basedOn w:val="TableNormal"/>
+    <w:basedOn w:val="TableNormal0"/>
     <w:tblPr>
       <w:tblStyleRowBandSize w:val="1"/>
       <w:tblStyleColBandSize w:val="1"/>
@@ -21291,7 +21361,7 @@
     </w:tblPr>
   </w:style>
   <w:style w:type="table" w:customStyle="1" w:styleId="a0">
-    <w:basedOn w:val="TableNormal"/>
+    <w:basedOn w:val="TableNormal0"/>
     <w:pPr>
       <w:spacing w:after="0" w:line="240" w:lineRule="auto"/>
     </w:pPr>
@@ -21307,7 +21377,7 @@
     </w:tblPr>
   </w:style>
   <w:style w:type="table" w:customStyle="1" w:styleId="a1">
-    <w:basedOn w:val="TableNormal"/>
+    <w:basedOn w:val="TableNormal0"/>
     <w:tblPr>
       <w:tblStyleRowBandSize w:val="1"/>
       <w:tblStyleColBandSize w:val="1"/>
@@ -21320,7 +21390,7 @@
     </w:tblPr>
   </w:style>
   <w:style w:type="table" w:customStyle="1" w:styleId="a2">
-    <w:basedOn w:val="TableNormal"/>
+    <w:basedOn w:val="TableNormal0"/>
     <w:tblPr>
       <w:tblStyleRowBandSize w:val="1"/>
       <w:tblStyleColBandSize w:val="1"/>
@@ -21333,7 +21403,7 @@
     </w:tblPr>
   </w:style>
   <w:style w:type="table" w:customStyle="1" w:styleId="a3">
-    <w:basedOn w:val="TableNormal"/>
+    <w:basedOn w:val="TableNormal0"/>
     <w:tblPr>
       <w:tblStyleRowBandSize w:val="1"/>
       <w:tblStyleColBandSize w:val="1"/>
@@ -21346,7 +21416,7 @@
     </w:tblPr>
   </w:style>
   <w:style w:type="table" w:customStyle="1" w:styleId="a4">
-    <w:basedOn w:val="TableNormal"/>
+    <w:basedOn w:val="TableNormal0"/>
     <w:tblPr>
       <w:tblStyleRowBandSize w:val="1"/>
       <w:tblStyleColBandSize w:val="1"/>
@@ -21359,7 +21429,7 @@
     </w:tblPr>
   </w:style>
   <w:style w:type="table" w:customStyle="1" w:styleId="a5">
-    <w:basedOn w:val="TableNormal"/>
+    <w:basedOn w:val="TableNormal0"/>
     <w:tblPr>
       <w:tblStyleRowBandSize w:val="1"/>
       <w:tblStyleColBandSize w:val="1"/>
@@ -21372,7 +21442,7 @@
     </w:tblPr>
   </w:style>
   <w:style w:type="table" w:customStyle="1" w:styleId="a6">
-    <w:basedOn w:val="TableNormal"/>
+    <w:basedOn w:val="TableNormal0"/>
     <w:tblPr>
       <w:tblStyleRowBandSize w:val="1"/>
       <w:tblStyleColBandSize w:val="1"/>
@@ -21385,7 +21455,7 @@
     </w:tblPr>
   </w:style>
   <w:style w:type="table" w:customStyle="1" w:styleId="a7">
-    <w:basedOn w:val="TableNormal"/>
+    <w:basedOn w:val="TableNormal0"/>
     <w:tblPr>
       <w:tblStyleRowBandSize w:val="1"/>
       <w:tblStyleColBandSize w:val="1"/>
@@ -21398,7 +21468,7 @@
     </w:tblPr>
   </w:style>
   <w:style w:type="table" w:customStyle="1" w:styleId="a8">
-    <w:basedOn w:val="TableNormal"/>
+    <w:basedOn w:val="TableNormal0"/>
     <w:tblPr>
       <w:tblStyleRowBandSize w:val="1"/>
       <w:tblStyleColBandSize w:val="1"/>
@@ -21411,7 +21481,7 @@
     </w:tblPr>
   </w:style>
   <w:style w:type="table" w:customStyle="1" w:styleId="a9">
-    <w:basedOn w:val="TableNormal"/>
+    <w:basedOn w:val="TableNormal0"/>
     <w:tblPr>
       <w:tblStyleRowBandSize w:val="1"/>
       <w:tblStyleColBandSize w:val="1"/>
@@ -21424,7 +21494,7 @@
     </w:tblPr>
   </w:style>
   <w:style w:type="table" w:customStyle="1" w:styleId="aa">
-    <w:basedOn w:val="TableNormal"/>
+    <w:basedOn w:val="TableNormal0"/>
     <w:tblPr>
       <w:tblStyleRowBandSize w:val="1"/>
       <w:tblStyleColBandSize w:val="1"/>
@@ -21437,7 +21507,7 @@
     </w:tblPr>
   </w:style>
   <w:style w:type="table" w:customStyle="1" w:styleId="ab">
-    <w:basedOn w:val="TableNormal"/>
+    <w:basedOn w:val="TableNormal0"/>
     <w:tblPr>
       <w:tblStyleRowBandSize w:val="1"/>
       <w:tblStyleColBandSize w:val="1"/>
@@ -21450,7 +21520,7 @@
     </w:tblPr>
   </w:style>
   <w:style w:type="table" w:customStyle="1" w:styleId="ac">
-    <w:basedOn w:val="TableNormal"/>
+    <w:basedOn w:val="TableNormal0"/>
     <w:tblPr>
       <w:tblStyleRowBandSize w:val="1"/>
       <w:tblStyleColBandSize w:val="1"/>
@@ -21463,7 +21533,7 @@
     </w:tblPr>
   </w:style>
   <w:style w:type="table" w:customStyle="1" w:styleId="ad">
-    <w:basedOn w:val="TableNormal"/>
+    <w:basedOn w:val="TableNormal0"/>
     <w:tblPr>
       <w:tblStyleRowBandSize w:val="1"/>
       <w:tblStyleColBandSize w:val="1"/>
@@ -21476,7 +21546,7 @@
     </w:tblPr>
   </w:style>
   <w:style w:type="table" w:customStyle="1" w:styleId="ae">
-    <w:basedOn w:val="TableNormal"/>
+    <w:basedOn w:val="TableNormal0"/>
     <w:tblPr>
       <w:tblStyleRowBandSize w:val="1"/>
       <w:tblStyleColBandSize w:val="1"/>
@@ -21489,7 +21559,7 @@
     </w:tblPr>
   </w:style>
   <w:style w:type="table" w:customStyle="1" w:styleId="af">
-    <w:basedOn w:val="TableNormal"/>
+    <w:basedOn w:val="TableNormal0"/>
     <w:tblPr>
       <w:tblStyleRowBandSize w:val="1"/>
       <w:tblStyleColBandSize w:val="1"/>
@@ -21502,7 +21572,7 @@
     </w:tblPr>
   </w:style>
   <w:style w:type="table" w:customStyle="1" w:styleId="af0">
-    <w:basedOn w:val="TableNormal"/>
+    <w:basedOn w:val="TableNormal0"/>
     <w:tblPr>
       <w:tblStyleRowBandSize w:val="1"/>
       <w:tblStyleColBandSize w:val="1"/>
@@ -21515,7 +21585,7 @@
     </w:tblPr>
   </w:style>
   <w:style w:type="table" w:customStyle="1" w:styleId="af1">
-    <w:basedOn w:val="TableNormal"/>
+    <w:basedOn w:val="TableNormal0"/>
     <w:tblPr>
       <w:tblStyleRowBandSize w:val="1"/>
       <w:tblStyleColBandSize w:val="1"/>
@@ -21528,7 +21598,7 @@
     </w:tblPr>
   </w:style>
   <w:style w:type="table" w:customStyle="1" w:styleId="af2">
-    <w:basedOn w:val="TableNormal"/>
+    <w:basedOn w:val="TableNormal0"/>
     <w:tblPr>
       <w:tblStyleRowBandSize w:val="1"/>
       <w:tblStyleColBandSize w:val="1"/>
@@ -21541,7 +21611,7 @@
     </w:tblPr>
   </w:style>
   <w:style w:type="table" w:customStyle="1" w:styleId="af3">
-    <w:basedOn w:val="TableNormal"/>
+    <w:basedOn w:val="TableNormal0"/>
     <w:tblPr>
       <w:tblStyleRowBandSize w:val="1"/>
       <w:tblStyleColBandSize w:val="1"/>
@@ -21554,7 +21624,7 @@
     </w:tblPr>
   </w:style>
   <w:style w:type="table" w:customStyle="1" w:styleId="af4">
-    <w:basedOn w:val="TableNormal"/>
+    <w:basedOn w:val="TableNormal0"/>
     <w:tblPr>
       <w:tblStyleRowBandSize w:val="1"/>
       <w:tblStyleColBandSize w:val="1"/>
@@ -21567,7 +21637,7 @@
     </w:tblPr>
   </w:style>
   <w:style w:type="table" w:customStyle="1" w:styleId="af5">
-    <w:basedOn w:val="TableNormal"/>
+    <w:basedOn w:val="TableNormal0"/>
     <w:tblPr>
       <w:tblStyleRowBandSize w:val="1"/>
       <w:tblStyleColBandSize w:val="1"/>
@@ -21580,7 +21650,7 @@
     </w:tblPr>
   </w:style>
   <w:style w:type="table" w:customStyle="1" w:styleId="af6">
-    <w:basedOn w:val="TableNormal"/>
+    <w:basedOn w:val="TableNormal0"/>
     <w:tblPr>
       <w:tblStyleRowBandSize w:val="1"/>
       <w:tblStyleColBandSize w:val="1"/>
@@ -21593,7 +21663,7 @@
     </w:tblPr>
   </w:style>
   <w:style w:type="table" w:customStyle="1" w:styleId="af7">
-    <w:basedOn w:val="TableNormal"/>
+    <w:basedOn w:val="TableNormal0"/>
     <w:tblPr>
       <w:tblStyleRowBandSize w:val="1"/>
       <w:tblStyleColBandSize w:val="1"/>
@@ -21606,7 +21676,7 @@
     </w:tblPr>
   </w:style>
   <w:style w:type="table" w:customStyle="1" w:styleId="af8">
-    <w:basedOn w:val="TableNormal"/>
+    <w:basedOn w:val="TableNormal0"/>
     <w:tblPr>
       <w:tblStyleRowBandSize w:val="1"/>
       <w:tblStyleColBandSize w:val="1"/>
@@ -21619,7 +21689,7 @@
     </w:tblPr>
   </w:style>
   <w:style w:type="table" w:customStyle="1" w:styleId="af9">
-    <w:basedOn w:val="TableNormal"/>
+    <w:basedOn w:val="TableNormal0"/>
     <w:tblPr>
       <w:tblStyleRowBandSize w:val="1"/>
       <w:tblStyleColBandSize w:val="1"/>
@@ -21632,7 +21702,7 @@
     </w:tblPr>
   </w:style>
   <w:style w:type="table" w:customStyle="1" w:styleId="afa">
-    <w:basedOn w:val="TableNormal"/>
+    <w:basedOn w:val="TableNormal0"/>
     <w:tblPr>
       <w:tblStyleRowBandSize w:val="1"/>
       <w:tblStyleColBandSize w:val="1"/>
@@ -21645,7 +21715,7 @@
     </w:tblPr>
   </w:style>
   <w:style w:type="table" w:customStyle="1" w:styleId="afb">
-    <w:basedOn w:val="TableNormal"/>
+    <w:basedOn w:val="TableNormal0"/>
     <w:tblPr>
       <w:tblStyleRowBandSize w:val="1"/>
       <w:tblStyleColBandSize w:val="1"/>
@@ -21658,7 +21728,7 @@
     </w:tblPr>
   </w:style>
   <w:style w:type="table" w:customStyle="1" w:styleId="afc">
-    <w:basedOn w:val="TableNormal"/>
+    <w:basedOn w:val="TableNormal0"/>
     <w:tblPr>
       <w:tblStyleRowBandSize w:val="1"/>
       <w:tblStyleColBandSize w:val="1"/>
@@ -21671,7 +21741,7 @@
     </w:tblPr>
   </w:style>
   <w:style w:type="table" w:customStyle="1" w:styleId="afd">
-    <w:basedOn w:val="TableNormal"/>
+    <w:basedOn w:val="TableNormal0"/>
     <w:tblPr>
       <w:tblStyleRowBandSize w:val="1"/>
       <w:tblStyleColBandSize w:val="1"/>
@@ -21684,7 +21754,7 @@
     </w:tblPr>
   </w:style>
   <w:style w:type="table" w:customStyle="1" w:styleId="afe">
-    <w:basedOn w:val="TableNormal"/>
+    <w:basedOn w:val="TableNormal0"/>
     <w:tblPr>
       <w:tblStyleRowBandSize w:val="1"/>
       <w:tblStyleColBandSize w:val="1"/>
@@ -21697,7 +21767,7 @@
     </w:tblPr>
   </w:style>
   <w:style w:type="table" w:customStyle="1" w:styleId="aff">
-    <w:basedOn w:val="TableNormal"/>
+    <w:basedOn w:val="TableNormal0"/>
     <w:tblPr>
       <w:tblStyleRowBandSize w:val="1"/>
       <w:tblStyleColBandSize w:val="1"/>
@@ -21710,7 +21780,7 @@
     </w:tblPr>
   </w:style>
   <w:style w:type="table" w:customStyle="1" w:styleId="aff0">
-    <w:basedOn w:val="TableNormal"/>
+    <w:basedOn w:val="TableNormal0"/>
     <w:tblPr>
       <w:tblStyleRowBandSize w:val="1"/>
       <w:tblStyleColBandSize w:val="1"/>
@@ -21722,9 +21792,9 @@
       </w:tblCellMar>
     </w:tblPr>
   </w:style>
-  <w:style w:type="character" w:styleId="Hipervnculo">
+  <w:style w:type="character" w:styleId="Hyperlink">
     <w:name w:val="Hyperlink"/>
-    <w:basedOn w:val="Fuentedeprrafopredeter"/>
+    <w:basedOn w:val="DefaultParagraphFont"/>
     <w:uiPriority w:val="99"/>
     <w:unhideWhenUsed/>
     <w:rsid w:val="00633421"/>
@@ -21733,9 +21803,9 @@
       <w:u w:val="single"/>
     </w:rPr>
   </w:style>
-  <w:style w:type="character" w:styleId="Mencinsinresolver">
+  <w:style w:type="character" w:styleId="UnresolvedMention">
     <w:name w:val="Unresolved Mention"/>
-    <w:basedOn w:val="Fuentedeprrafopredeter"/>
+    <w:basedOn w:val="DefaultParagraphFont"/>
     <w:uiPriority w:val="99"/>
     <w:semiHidden/>
     <w:unhideWhenUsed/>
@@ -21745,7 +21815,7 @@
       <w:shd w:val="clear" w:color="auto" w:fill="E1DFDD"/>
     </w:rPr>
   </w:style>
-  <w:style w:type="paragraph" w:styleId="Prrafodelista">
+  <w:style w:type="paragraph" w:styleId="ListParagraph">
     <w:name w:val="List Paragraph"/>
     <w:basedOn w:val="Normal"/>
     <w:uiPriority w:val="34"/>
@@ -21756,9 +21826,9 @@
       <w:contextualSpacing/>
     </w:pPr>
   </w:style>
-  <w:style w:type="table" w:styleId="Tablaconcuadrculaclara">
+  <w:style w:type="table" w:styleId="TableGridLight">
     <w:name w:val="Grid Table Light"/>
-    <w:basedOn w:val="Tablanormal"/>
+    <w:basedOn w:val="TableNormal"/>
     <w:uiPriority w:val="40"/>
     <w:rsid w:val="00AE3C82"/>
     <w:pPr>

--- a/00_Gestion_Proyecto/Bitacoras/Bitacora_Semana4_SN6.docx
+++ b/00_Gestion_Proyecto/Bitacoras/Bitacora_Semana4_SN6.docx
@@ -2857,7 +2857,71 @@
                 <w:sz w:val="20"/>
                 <w:szCs w:val="20"/>
               </w:rPr>
-              <w:t>Backend_Monitoreo.docx</w:t>
+              <w:t>02_Backend_Cloud/</w:t>
+            </w:r>
+            <w:proofErr w:type="spellStart"/>
+            <w:r>
+              <w:rPr>
+                <w:sz w:val="20"/>
+                <w:szCs w:val="20"/>
+              </w:rPr>
+              <w:t>Investigacion</w:t>
+            </w:r>
+            <w:proofErr w:type="spellEnd"/>
+            <w:r>
+              <w:rPr>
+                <w:sz w:val="20"/>
+                <w:szCs w:val="20"/>
+              </w:rPr>
+              <w:t xml:space="preserve">/Fase 3 - </w:t>
+            </w:r>
+            <w:proofErr w:type="spellStart"/>
+            <w:r>
+              <w:rPr>
+                <w:sz w:val="20"/>
+                <w:szCs w:val="20"/>
+              </w:rPr>
+              <w:t>Integracion</w:t>
+            </w:r>
+            <w:proofErr w:type="spellEnd"/>
+            <w:r>
+              <w:rPr>
+                <w:sz w:val="20"/>
+                <w:szCs w:val="20"/>
+              </w:rPr>
+              <w:t xml:space="preserve"> de </w:t>
+            </w:r>
+            <w:proofErr w:type="spellStart"/>
+            <w:r>
+              <w:rPr>
+                <w:sz w:val="20"/>
+                <w:szCs w:val="20"/>
+              </w:rPr>
+              <w:t>backend</w:t>
+            </w:r>
+            <w:proofErr w:type="spellEnd"/>
+            <w:r>
+              <w:rPr>
+                <w:sz w:val="20"/>
+                <w:szCs w:val="20"/>
+              </w:rPr>
+              <w:t xml:space="preserve"> con el </w:t>
+            </w:r>
+            <w:proofErr w:type="spellStart"/>
+            <w:r>
+              <w:rPr>
+                <w:sz w:val="20"/>
+                <w:szCs w:val="20"/>
+              </w:rPr>
+              <w:t>modulo</w:t>
+            </w:r>
+            <w:proofErr w:type="spellEnd"/>
+            <w:r>
+              <w:rPr>
+                <w:sz w:val="20"/>
+                <w:szCs w:val="20"/>
+              </w:rPr>
+              <w:t xml:space="preserve"> de monitoreo y trazabilidad.docx</w:t>
             </w:r>
           </w:p>
         </w:tc>
@@ -4327,6 +4391,7 @@
               <w:spacing w:after="0"/>
             </w:pPr>
             <w:r>
+              <w:lastRenderedPageBreak/>
               <w:t>Google Chrome</w:t>
             </w:r>
           </w:p>
@@ -4389,7 +4454,6 @@
               <w:spacing w:after="0"/>
             </w:pPr>
             <w:r>
-              <w:lastRenderedPageBreak/>
               <w:t>Git</w:t>
             </w:r>
           </w:p>
@@ -5133,6 +5197,7 @@
               <w:spacing w:after="0"/>
             </w:pPr>
             <w:r>
+              <w:lastRenderedPageBreak/>
               <w:t>Registro de eventos de auditoría</w:t>
             </w:r>
           </w:p>
@@ -5214,7 +5279,6 @@
               <w:spacing w:after="0"/>
             </w:pPr>
             <w:r>
-              <w:lastRenderedPageBreak/>
               <w:t>Integración Backend–Dashboard</w:t>
             </w:r>
           </w:p>
@@ -5894,7 +5958,23 @@
               <w:spacing w:after="0"/>
             </w:pPr>
             <w:r>
-              <w:t>Registro_Eventos_Auditoria.docx</w:t>
+              <w:t>02_Backend_Cloud/</w:t>
+            </w:r>
+            <w:proofErr w:type="spellStart"/>
+            <w:r>
+              <w:t>Investigacion</w:t>
+            </w:r>
+            <w:proofErr w:type="spellEnd"/>
+            <w:r>
+              <w:t xml:space="preserve">/Fase 3 - </w:t>
+            </w:r>
+            <w:proofErr w:type="spellStart"/>
+            <w:r>
+              <w:t>Implementacion</w:t>
+            </w:r>
+            <w:proofErr w:type="spellEnd"/>
+            <w:r>
+              <w:t xml:space="preserve"> de Registro de Eventos y Cambios Administrativos.docx</w:t>
             </w:r>
           </w:p>
         </w:tc>
@@ -5918,6 +5998,7 @@
               <w:spacing w:after="0"/>
             </w:pPr>
             <w:r>
+              <w:lastRenderedPageBreak/>
               <w:t>Diseño de la estructura de almacenamiento de logs para auditoría.</w:t>
             </w:r>
           </w:p>
@@ -5976,7 +6057,31 @@
               <w:spacing w:after="0"/>
             </w:pPr>
             <w:r>
-              <w:t>Estructura_Logs.docx</w:t>
+              <w:t>02_Backend_Cloud/</w:t>
+            </w:r>
+            <w:proofErr w:type="spellStart"/>
+            <w:r>
+              <w:t>Investigacion</w:t>
+            </w:r>
+            <w:proofErr w:type="spellEnd"/>
+            <w:r>
+              <w:t xml:space="preserve">/Fase 3 - </w:t>
+            </w:r>
+            <w:proofErr w:type="spellStart"/>
+            <w:r>
+              <w:t>Diseno</w:t>
+            </w:r>
+            <w:proofErr w:type="spellEnd"/>
+            <w:r>
+              <w:t xml:space="preserve"> e </w:t>
+            </w:r>
+            <w:proofErr w:type="spellStart"/>
+            <w:r>
+              <w:t>Implementacion</w:t>
+            </w:r>
+            <w:proofErr w:type="spellEnd"/>
+            <w:r>
+              <w:t xml:space="preserve"> de estructura de almacenamiento de logs.docx</w:t>
             </w:r>
           </w:p>
         </w:tc>
@@ -6058,7 +6163,39 @@
               <w:spacing w:after="0"/>
             </w:pPr>
             <w:r>
-              <w:t>Backend_Monitoreo.docx</w:t>
+              <w:t>02_Backend_Cloud/</w:t>
+            </w:r>
+            <w:proofErr w:type="spellStart"/>
+            <w:r>
+              <w:t>Investigacion</w:t>
+            </w:r>
+            <w:proofErr w:type="spellEnd"/>
+            <w:r>
+              <w:t xml:space="preserve">/Fase 3 - </w:t>
+            </w:r>
+            <w:proofErr w:type="spellStart"/>
+            <w:r>
+              <w:t>Integracion</w:t>
+            </w:r>
+            <w:proofErr w:type="spellEnd"/>
+            <w:r>
+              <w:t xml:space="preserve"> de </w:t>
+            </w:r>
+            <w:proofErr w:type="spellStart"/>
+            <w:r>
+              <w:t>backend</w:t>
+            </w:r>
+            <w:proofErr w:type="spellEnd"/>
+            <w:r>
+              <w:t xml:space="preserve"> con el </w:t>
+            </w:r>
+            <w:proofErr w:type="spellStart"/>
+            <w:r>
+              <w:t>modulo</w:t>
+            </w:r>
+            <w:proofErr w:type="spellEnd"/>
+            <w:r>
+              <w:t xml:space="preserve"> de monitoreo y trazabilidad.docx</w:t>
             </w:r>
           </w:p>
         </w:tc>
@@ -6082,7 +6219,6 @@
               <w:spacing w:after="0"/>
             </w:pPr>
             <w:r>
-              <w:lastRenderedPageBreak/>
               <w:t>Integración del Dashboard con los servicios de Backend y Auth0.</w:t>
             </w:r>
           </w:p>
@@ -6635,6 +6771,7 @@
               <w:spacing w:after="0"/>
             </w:pPr>
             <w:r>
+              <w:lastRenderedPageBreak/>
               <w:t>Implementación Zero Trust</w:t>
             </w:r>
           </w:p>
@@ -8347,7 +8484,6 @@
                 <w:sz w:val="20"/>
                 <w:szCs w:val="20"/>
               </w:rPr>
-              <w:lastRenderedPageBreak/>
               <w:t>Neldy Liliana Hernández Huezo</w:t>
             </w:r>
           </w:p>
@@ -9187,6 +9323,7 @@
                 <w:sz w:val="20"/>
                 <w:szCs w:val="20"/>
               </w:rPr>
+              <w:lastRenderedPageBreak/>
               <w:t>Danny Medardo Moreno Martínez</w:t>
             </w:r>
           </w:p>
@@ -9691,7 +9828,6 @@
                 <w:sz w:val="20"/>
                 <w:szCs w:val="20"/>
               </w:rPr>
-              <w:lastRenderedPageBreak/>
               <w:t>Lissette América Zapata de Zapata</w:t>
             </w:r>
           </w:p>
@@ -10214,6 +10350,7 @@
                 <w:bCs/>
                 <w:color w:val="1F497D" w:themeColor="text2"/>
               </w:rPr>
+              <w:lastRenderedPageBreak/>
               <w:t>Integrante</w:t>
             </w:r>
           </w:p>
@@ -10741,7 +10878,6 @@
               </w:rPr>
             </w:pPr>
             <w:r>
-              <w:lastRenderedPageBreak/>
               <w:t>Ingeniero IAM Jr.</w:t>
             </w:r>
           </w:p>
@@ -11474,6 +11610,7 @@
               </w:rPr>
             </w:pPr>
             <w:r>
+              <w:lastRenderedPageBreak/>
               <w:t>QA / Seguridad / Documentación Jr.</w:t>
             </w:r>
           </w:p>
@@ -11985,7 +12122,6 @@
                 <w:sz w:val="20"/>
                 <w:szCs w:val="20"/>
               </w:rPr>
-              <w:lastRenderedPageBreak/>
               <w:t>Acta_Reunion_005_Fase3_SN6.docx</w:t>
             </w:r>
           </w:p>
@@ -12051,7 +12187,6 @@
                 <w:sz w:val="20"/>
                 <w:szCs w:val="20"/>
               </w:rPr>
-              <w:lastRenderedPageBreak/>
               <w:t>Líder de Proyecto Jr.</w:t>
             </w:r>
           </w:p>
@@ -12613,6 +12748,7 @@
                 <w:sz w:val="20"/>
                 <w:szCs w:val="20"/>
               </w:rPr>
+              <w:lastRenderedPageBreak/>
               <w:t>Ingeniero IAM Jr.</w:t>
             </w:r>
           </w:p>
@@ -13179,7 +13315,6 @@
                 <w:sz w:val="20"/>
                 <w:szCs w:val="20"/>
               </w:rPr>
-              <w:lastRenderedPageBreak/>
               <w:t>Frontend / Dashboard Jr.</w:t>
             </w:r>
           </w:p>
@@ -13828,6 +13963,7 @@
                 <w:bCs/>
                 <w:color w:val="1F497D" w:themeColor="text2"/>
               </w:rPr>
+              <w:lastRenderedPageBreak/>
               <w:t>Integrante</w:t>
             </w:r>
           </w:p>
@@ -14444,7 +14580,23 @@
               </w:rPr>
             </w:pPr>
             <w:r>
-              <w:t>Registro_Eventos_Auditoria.docx</w:t>
+              <w:t>02_Backend_Cloud/</w:t>
+            </w:r>
+            <w:proofErr w:type="spellStart"/>
+            <w:r>
+              <w:t>Investigacion</w:t>
+            </w:r>
+            <w:proofErr w:type="spellEnd"/>
+            <w:r>
+              <w:t xml:space="preserve">/Fase 3 - </w:t>
+            </w:r>
+            <w:proofErr w:type="spellStart"/>
+            <w:r>
+              <w:t>Implementacion</w:t>
+            </w:r>
+            <w:proofErr w:type="spellEnd"/>
+            <w:r>
+              <w:t xml:space="preserve"> de Registro de Eventos y Cambios Administrativos.docx</w:t>
             </w:r>
           </w:p>
         </w:tc>
@@ -14473,7 +14625,6 @@
               </w:rPr>
             </w:pPr>
             <w:r>
-              <w:lastRenderedPageBreak/>
               <w:t>Danny Medardo Moreno Martínez</w:t>
             </w:r>
           </w:p>
@@ -14566,7 +14717,39 @@
               </w:rPr>
             </w:pPr>
             <w:r>
-              <w:t>Backend_Monitoreo.docx</w:t>
+              <w:t>02_Backend_Cloud/</w:t>
+            </w:r>
+            <w:proofErr w:type="spellStart"/>
+            <w:r>
+              <w:t>Investigacion</w:t>
+            </w:r>
+            <w:proofErr w:type="spellEnd"/>
+            <w:r>
+              <w:t xml:space="preserve">/Fase 3 - </w:t>
+            </w:r>
+            <w:proofErr w:type="spellStart"/>
+            <w:r>
+              <w:t>Integracion</w:t>
+            </w:r>
+            <w:proofErr w:type="spellEnd"/>
+            <w:r>
+              <w:t xml:space="preserve"> de </w:t>
+            </w:r>
+            <w:proofErr w:type="spellStart"/>
+            <w:r>
+              <w:t>backend</w:t>
+            </w:r>
+            <w:proofErr w:type="spellEnd"/>
+            <w:r>
+              <w:t xml:space="preserve"> con el </w:t>
+            </w:r>
+            <w:proofErr w:type="spellStart"/>
+            <w:r>
+              <w:t>modulo</w:t>
+            </w:r>
+            <w:proofErr w:type="spellEnd"/>
+            <w:r>
+              <w:t xml:space="preserve"> de monitoreo y trazabilidad.docx</w:t>
             </w:r>
           </w:p>
         </w:tc>
@@ -14958,6 +15141,7 @@
               </w:rPr>
             </w:pPr>
             <w:r>
+              <w:lastRenderedPageBreak/>
               <w:t>Lissette América Zapata de Zapata</w:t>
             </w:r>
           </w:p>
@@ -15542,7 +15726,6 @@
                 <w:sz w:val="20"/>
                 <w:szCs w:val="20"/>
               </w:rPr>
-              <w:lastRenderedPageBreak/>
               <w:t>Integrante</w:t>
             </w:r>
           </w:p>
@@ -15973,7 +16156,15 @@
                 <w:sz w:val="20"/>
                 <w:szCs w:val="20"/>
               </w:rPr>
-              <w:t>Implementó controles adicionales de autenticación, políticas Zero Trust, expiración de sesiones y restricciones por estado del usuario.</w:t>
+              <w:t xml:space="preserve">Implementó controles adicionales de autenticación, políticas Zero Trust, expiración de sesiones </w:t>
+            </w:r>
+            <w:r>
+              <w:rPr>
+                <w:sz w:val="20"/>
+                <w:szCs w:val="20"/>
+              </w:rPr>
+              <w:lastRenderedPageBreak/>
+              <w:t>y restricciones por estado del usuario.</w:t>
             </w:r>
           </w:p>
         </w:tc>
@@ -16000,6 +16191,7 @@
                 <w:sz w:val="20"/>
                 <w:szCs w:val="20"/>
               </w:rPr>
+              <w:lastRenderedPageBreak/>
               <w:t>Definir y validar correctamente las políticas de acceso y los escenarios de autenticación.</w:t>
             </w:r>
           </w:p>
@@ -16027,7 +16219,15 @@
                 <w:sz w:val="20"/>
                 <w:szCs w:val="20"/>
               </w:rPr>
-              <w:t>Se revisó la configuración implementada y se realizaron pruebas de autenticación, autorización y control de acceso.</w:t>
+              <w:t xml:space="preserve">Se revisó la configuración implementada y se realizaron pruebas de autenticación, </w:t>
+            </w:r>
+            <w:r>
+              <w:rPr>
+                <w:sz w:val="20"/>
+                <w:szCs w:val="20"/>
+              </w:rPr>
+              <w:lastRenderedPageBreak/>
+              <w:t>autorización y control de acceso.</w:t>
             </w:r>
           </w:p>
         </w:tc>
@@ -16054,6 +16254,7 @@
                 <w:sz w:val="20"/>
                 <w:szCs w:val="20"/>
               </w:rPr>
+              <w:lastRenderedPageBreak/>
               <w:t>Optimizar las políticas de acceso y reforzar la validación de seguridad.</w:t>
             </w:r>
           </w:p>
@@ -16978,7 +17179,16 @@
                   <w:sz w:val="20"/>
                   <w:szCs w:val="20"/>
                 </w:rPr>
-                <w:t>https://github.com/neldylilianahernandez23-collab/IAM-ZeroTrust-SN6/blob/c220ec95a7b46e9f1758210073ea72f248eb8e84/00_Gestion_Proyecto/Actas_Reunion/Acta_Reunion_004_Fase3_SN6.docx.docx</w:t>
+                <w:t>https://github.com/neldylilianahernandez23-collab/IAM-ZeroTrust-SN6/blob/c220ec95a7b46e9f1758210073ea72f248eb8e84/00_Gestion_Proyecto/Actas</w:t>
+              </w:r>
+              <w:r>
+                <w:rPr>
+                  <w:rStyle w:val="Hyperlink"/>
+                  <w:sz w:val="20"/>
+                  <w:szCs w:val="20"/>
+                </w:rPr>
+                <w:lastRenderedPageBreak/>
+                <w:t>_Reunion/Acta_Reunion_004_Fase3_SN6.docx.docx</w:t>
               </w:r>
             </w:hyperlink>
             <w:r>
@@ -17019,6 +17229,7 @@
                 <w:sz w:val="20"/>
                 <w:szCs w:val="20"/>
               </w:rPr>
+              <w:lastRenderedPageBreak/>
               <w:t>2</w:t>
             </w:r>
           </w:p>
@@ -17833,16 +18044,7 @@
                   <w:sz w:val="20"/>
                   <w:szCs w:val="20"/>
                 </w:rPr>
-                <w:t>https://github.com/neldylilianahernandez23-collab/IAM-ZeroTrust-SN6/blob/c220ec95a7b46e9f</w:t>
-              </w:r>
-              <w:r>
-                <w:rPr>
-                  <w:rStyle w:val="Hyperlink"/>
-                  <w:sz w:val="20"/>
-                  <w:szCs w:val="20"/>
-                </w:rPr>
-                <w:lastRenderedPageBreak/>
-                <w:t>1758210073ea72f248eb8e84/00_Gestion_Proyecto/Cronogramas/Cronograma%20de%20Actividades%20-%20Fase%203%20%E2%80%93%20Implementaci%C3%B3n%20de%20controles%20Zero%20Trust%2C%20pruebas%20y%20monitoreo.xlsx</w:t>
+                <w:t>https://github.com/neldylilianahernandez23-collab/IAM-ZeroTrust-SN6/blob/c220ec95a7b46e9f1758210073ea72f248eb8e84/00_Gestion_Proyecto/Cronogramas/Cronograma%20de%20Actividades%20-%20Fase%203%20%E2%80%93%20Implementaci%C3%B3n%20de%20controles%20Zero%20Trust%2C%20pruebas%20y%20monitoreo.xlsx</w:t>
               </w:r>
             </w:hyperlink>
             <w:r>
@@ -18256,6 +18458,45 @@
                 <w:szCs w:val="20"/>
               </w:rPr>
             </w:pPr>
+            <w:r>
+              <w:rPr>
+                <w:sz w:val="20"/>
+                <w:szCs w:val="20"/>
+              </w:rPr>
+              <w:t>02_Backend_Cloud/</w:t>
+            </w:r>
+            <w:proofErr w:type="spellStart"/>
+            <w:r>
+              <w:rPr>
+                <w:sz w:val="20"/>
+                <w:szCs w:val="20"/>
+              </w:rPr>
+              <w:t>Investigacion</w:t>
+            </w:r>
+            <w:proofErr w:type="spellEnd"/>
+            <w:r>
+              <w:rPr>
+                <w:sz w:val="20"/>
+                <w:szCs w:val="20"/>
+              </w:rPr>
+              <w:t xml:space="preserve">/Fase 3 - </w:t>
+            </w:r>
+            <w:proofErr w:type="spellStart"/>
+            <w:r>
+              <w:rPr>
+                <w:sz w:val="20"/>
+                <w:szCs w:val="20"/>
+              </w:rPr>
+              <w:t>Implementacion</w:t>
+            </w:r>
+            <w:proofErr w:type="spellEnd"/>
+            <w:r>
+              <w:rPr>
+                <w:sz w:val="20"/>
+                <w:szCs w:val="20"/>
+              </w:rPr>
+              <w:t xml:space="preserve"> de Registro de Eventos y Cambios Administrativos.docx</w:t>
+            </w:r>
           </w:p>
         </w:tc>
       </w:tr>
@@ -18391,6 +18632,61 @@
                 <w:szCs w:val="20"/>
               </w:rPr>
             </w:pPr>
+            <w:r>
+              <w:rPr>
+                <w:sz w:val="20"/>
+                <w:szCs w:val="20"/>
+              </w:rPr>
+              <w:t>02_Backend_Cloud/</w:t>
+            </w:r>
+            <w:proofErr w:type="spellStart"/>
+            <w:r>
+              <w:rPr>
+                <w:sz w:val="20"/>
+                <w:szCs w:val="20"/>
+              </w:rPr>
+              <w:t>Investigacion</w:t>
+            </w:r>
+            <w:proofErr w:type="spellEnd"/>
+            <w:r>
+              <w:rPr>
+                <w:sz w:val="20"/>
+                <w:szCs w:val="20"/>
+              </w:rPr>
+              <w:t xml:space="preserve">/Fase 3 - </w:t>
+            </w:r>
+            <w:proofErr w:type="spellStart"/>
+            <w:r>
+              <w:rPr>
+                <w:sz w:val="20"/>
+                <w:szCs w:val="20"/>
+              </w:rPr>
+              <w:t>Diseno</w:t>
+            </w:r>
+            <w:proofErr w:type="spellEnd"/>
+            <w:r>
+              <w:rPr>
+                <w:sz w:val="20"/>
+                <w:szCs w:val="20"/>
+              </w:rPr>
+              <w:t xml:space="preserve"> e </w:t>
+            </w:r>
+            <w:proofErr w:type="spellStart"/>
+            <w:r>
+              <w:rPr>
+                <w:sz w:val="20"/>
+                <w:szCs w:val="20"/>
+              </w:rPr>
+              <w:t>Implementacion</w:t>
+            </w:r>
+            <w:proofErr w:type="spellEnd"/>
+            <w:r>
+              <w:rPr>
+                <w:sz w:val="20"/>
+                <w:szCs w:val="20"/>
+              </w:rPr>
+              <w:t xml:space="preserve"> de estructura de almacenamiento de logs.docx</w:t>
+            </w:r>
           </w:p>
         </w:tc>
       </w:tr>
@@ -18526,6 +18822,61 @@
                 <w:szCs w:val="20"/>
               </w:rPr>
             </w:pPr>
+            <w:r>
+              <w:rPr>
+                <w:sz w:val="20"/>
+                <w:szCs w:val="20"/>
+              </w:rPr>
+              <w:t>02_Backend_Cloud/</w:t>
+            </w:r>
+            <w:proofErr w:type="spellStart"/>
+            <w:r>
+              <w:rPr>
+                <w:sz w:val="20"/>
+                <w:szCs w:val="20"/>
+              </w:rPr>
+              <w:t>Investigacion</w:t>
+            </w:r>
+            <w:proofErr w:type="spellEnd"/>
+            <w:r>
+              <w:rPr>
+                <w:sz w:val="20"/>
+                <w:szCs w:val="20"/>
+              </w:rPr>
+              <w:t xml:space="preserve">/Fase 3 - </w:t>
+            </w:r>
+            <w:proofErr w:type="spellStart"/>
+            <w:r>
+              <w:rPr>
+                <w:sz w:val="20"/>
+                <w:szCs w:val="20"/>
+              </w:rPr>
+              <w:t>Diseno</w:t>
+            </w:r>
+            <w:proofErr w:type="spellEnd"/>
+            <w:r>
+              <w:rPr>
+                <w:sz w:val="20"/>
+                <w:szCs w:val="20"/>
+              </w:rPr>
+              <w:t xml:space="preserve"> e </w:t>
+            </w:r>
+            <w:proofErr w:type="spellStart"/>
+            <w:r>
+              <w:rPr>
+                <w:sz w:val="20"/>
+                <w:szCs w:val="20"/>
+              </w:rPr>
+              <w:t>Implementacion</w:t>
+            </w:r>
+            <w:proofErr w:type="spellEnd"/>
+            <w:r>
+              <w:rPr>
+                <w:sz w:val="20"/>
+                <w:szCs w:val="20"/>
+              </w:rPr>
+              <w:t xml:space="preserve"> de estructura de almacenamiento de logs.docx</w:t>
+            </w:r>
           </w:p>
         </w:tc>
       </w:tr>

--- a/00_Gestion_Proyecto/Bitacoras/Bitacora_Semana4_SN6.docx
+++ b/00_Gestion_Proyecto/Bitacoras/Bitacora_Semana4_SN6.docx
@@ -1,6 +1,6 @@
 
 <file path=word/document.xml><?xml version="1.0" encoding="utf-8"?>
-<w:document xmlns:wpc="http://schemas.microsoft.com/office/word/2010/wordprocessingCanvas" xmlns:cx="http://schemas.microsoft.com/office/drawing/2014/chartex" xmlns:cx1="http://schemas.microsoft.com/office/drawing/2015/9/8/chartex" xmlns:cx2="http://schemas.microsoft.com/office/drawing/2015/10/21/chartex" xmlns:cx3="http://schemas.microsoft.com/office/drawing/2016/5/9/chartex" xmlns:cx4="http://schemas.microsoft.com/office/drawing/2016/5/10/chartex" xmlns:cx5="http://schemas.microsoft.com/office/drawing/2016/5/11/chartex" xmlns:cx6="http://schemas.microsoft.com/office/drawing/2016/5/12/chartex" xmlns:cx7="http://schemas.microsoft.com/office/drawing/2016/5/13/chartex" xmlns:cx8="http://schemas.microsoft.com/office/drawing/2016/5/14/chartex" xmlns:mc="http://schemas.openxmlformats.org/markup-compatibility/2006" xmlns:aink="http://schemas.microsoft.com/office/drawing/2016/ink" xmlns:am3d="http://schemas.microsoft.com/office/drawing/2017/model3d" xmlns:o="urn:schemas-microsoft-com:office:office" xmlns:oel="http://schemas.microsoft.com/office/2019/extlst" xmlns:r="http://schemas.openxmlformats.org/officeDocument/2006/relationships" xmlns:m="http://schemas.openxmlformats.org/officeDocument/2006/math" xmlns:v="urn:schemas-microsoft-com:vml" xmlns:wp14="http://schemas.microsoft.com/office/word/2010/wordprocessingDrawing" xmlns:wp="http://schemas.openxmlformats.org/drawingml/2006/wordprocessingDrawing" xmlns:w10="urn:schemas-microsoft-com:office:word" xmlns:w="http://schemas.openxmlformats.org/wordprocessingml/2006/main" xmlns:w14="http://schemas.microsoft.com/office/word/2010/wordml" xmlns:w15="http://schemas.microsoft.com/office/word/2012/wordml" xmlns:w16cex="http://schemas.microsoft.com/office/word/2018/wordml/cex" xmlns:w16cid="http://schemas.microsoft.com/office/word/2016/wordml/cid" xmlns:w16="http://schemas.microsoft.com/office/word/2018/wordml" xmlns:w16du="http://schemas.microsoft.com/office/word/2023/wordml/word16du" xmlns:w16sdtdh="http://schemas.microsoft.com/office/word/2020/wordml/sdtdatahash" xmlns:w16sdtfl="http://schemas.microsoft.com/office/word/2024/wordml/sdtformatlock" xmlns:w16se="http://schemas.microsoft.com/office/word/2015/wordml/symex" xmlns:wpg="http://schemas.microsoft.com/office/word/2010/wordprocessingGroup" xmlns:wpi="http://schemas.microsoft.com/office/word/2010/wordprocessingInk" xmlns:wne="http://schemas.microsoft.com/office/word/2006/wordml" xmlns:wps="http://schemas.microsoft.com/office/word/2010/wordprocessingShape" mc:Ignorable="w14 w15 w16se w16cid w16 w16cex w16sdtdh w16sdtfl w16du wp14">
+<w:document xmlns:wpc="http://schemas.microsoft.com/office/word/2010/wordprocessingCanvas" xmlns:cx="http://schemas.microsoft.com/office/drawing/2014/chartex" xmlns:cx1="http://schemas.microsoft.com/office/drawing/2015/9/8/chartex" xmlns:cx2="http://schemas.microsoft.com/office/drawing/2015/10/21/chartex" xmlns:cx3="http://schemas.microsoft.com/office/drawing/2016/5/9/chartex" xmlns:cx4="http://schemas.microsoft.com/office/drawing/2016/5/10/chartex" xmlns:cx5="http://schemas.microsoft.com/office/drawing/2016/5/11/chartex" xmlns:cx6="http://schemas.microsoft.com/office/drawing/2016/5/12/chartex" xmlns:cx7="http://schemas.microsoft.com/office/drawing/2016/5/13/chartex" xmlns:cx8="http://schemas.microsoft.com/office/drawing/2016/5/14/chartex" xmlns:mc="http://schemas.openxmlformats.org/markup-compatibility/2006" xmlns:aink="http://schemas.microsoft.com/office/drawing/2016/ink" xmlns:am3d="http://schemas.microsoft.com/office/drawing/2017/model3d" xmlns:o="urn:schemas-microsoft-com:office:office" xmlns:r="http://schemas.openxmlformats.org/officeDocument/2006/relationships" xmlns:m="http://schemas.openxmlformats.org/officeDocument/2006/math" xmlns:v="urn:schemas-microsoft-com:vml" xmlns:wp14="http://schemas.microsoft.com/office/word/2010/wordprocessingDrawing" xmlns:wp="http://schemas.openxmlformats.org/drawingml/2006/wordprocessingDrawing" xmlns:w10="urn:schemas-microsoft-com:office:word" xmlns:w="http://schemas.openxmlformats.org/wordprocessingml/2006/main" xmlns:w14="http://schemas.microsoft.com/office/word/2010/wordml" xmlns:w15="http://schemas.microsoft.com/office/word/2012/wordml" xmlns:w16cex="http://schemas.microsoft.com/office/word/2018/wordml/cex" xmlns:w16cid="http://schemas.microsoft.com/office/word/2016/wordml/cid" xmlns:w16="http://schemas.microsoft.com/office/word/2018/wordml" xmlns:w16sdtdh="http://schemas.microsoft.com/office/word/2020/wordml/sdtdatahash" xmlns:w16se="http://schemas.microsoft.com/office/word/2015/wordml/symex" xmlns:wpg="http://schemas.microsoft.com/office/word/2010/wordprocessingGroup" xmlns:wpi="http://schemas.microsoft.com/office/word/2010/wordprocessingInk" xmlns:wne="http://schemas.microsoft.com/office/word/2006/wordml" xmlns:wps="http://schemas.microsoft.com/office/word/2010/wordprocessingShape" mc:Ignorable="w14 w15 w16se w16cid w16 w16cex w16sdtdh wp14">
   <w:body>
     <w:p>
       <w:pPr>
@@ -1097,7 +1097,7 @@
           </w:tcPr>
           <w:p>
             <w:pPr>
-              <w:pStyle w:val="ListParagraph"/>
+              <w:pStyle w:val="Prrafodelista"/>
               <w:spacing w:after="0"/>
               <w:rPr>
                 <w:lang w:val="es-419"/>
@@ -1185,7 +1185,7 @@
           </w:tcPr>
           <w:p>
             <w:pPr>
-              <w:pStyle w:val="ListParagraph"/>
+              <w:pStyle w:val="Prrafodelista"/>
               <w:spacing w:after="0"/>
             </w:pPr>
             <w:r>
@@ -3149,7 +3149,7 @@
                 <w:sz w:val="20"/>
                 <w:szCs w:val="20"/>
               </w:rPr>
-              <w:t>Dashboard_Eventos.pdf</w:t>
+              <w:t>F3_Dashboard_eventos_alertas.docx</w:t>
             </w:r>
           </w:p>
         </w:tc>
@@ -3174,12 +3174,14 @@
               <w:rPr>
                 <w:sz w:val="20"/>
                 <w:szCs w:val="20"/>
-              </w:rPr>
-            </w:pPr>
-            <w:r>
-              <w:rPr>
-                <w:sz w:val="20"/>
-                <w:szCs w:val="20"/>
+                <w:highlight w:val="yellow"/>
+              </w:rPr>
+            </w:pPr>
+            <w:r>
+              <w:rPr>
+                <w:sz w:val="20"/>
+                <w:szCs w:val="20"/>
+                <w:highlight w:val="yellow"/>
               </w:rPr>
               <w:t>Mejoras de interfaz y experiencia de usuario</w:t>
             </w:r>
@@ -3201,12 +3203,14 @@
               <w:rPr>
                 <w:sz w:val="20"/>
                 <w:szCs w:val="20"/>
-              </w:rPr>
-            </w:pPr>
-            <w:r>
-              <w:rPr>
-                <w:sz w:val="20"/>
-                <w:szCs w:val="20"/>
+                <w:highlight w:val="yellow"/>
+              </w:rPr>
+            </w:pPr>
+            <w:r>
+              <w:rPr>
+                <w:sz w:val="20"/>
+                <w:szCs w:val="20"/>
+                <w:highlight w:val="yellow"/>
               </w:rPr>
               <w:t>Ajustes visuales del Dashboard para mejorar la navegación, organización de la información y presentación de alertas.</w:t>
             </w:r>
@@ -3229,12 +3233,14 @@
               <w:rPr>
                 <w:sz w:val="20"/>
                 <w:szCs w:val="20"/>
-              </w:rPr>
-            </w:pPr>
-            <w:r>
-              <w:rPr>
-                <w:sz w:val="20"/>
-                <w:szCs w:val="20"/>
+                <w:highlight w:val="yellow"/>
+              </w:rPr>
+            </w:pPr>
+            <w:r>
+              <w:rPr>
+                <w:sz w:val="20"/>
+                <w:szCs w:val="20"/>
+                <w:highlight w:val="yellow"/>
               </w:rPr>
               <w:t>Iván Palacios</w:t>
             </w:r>
@@ -3256,12 +3262,14 @@
               <w:rPr>
                 <w:sz w:val="20"/>
                 <w:szCs w:val="20"/>
-              </w:rPr>
-            </w:pPr>
-            <w:r>
-              <w:rPr>
-                <w:sz w:val="20"/>
-                <w:szCs w:val="20"/>
+                <w:highlight w:val="yellow"/>
+              </w:rPr>
+            </w:pPr>
+            <w:r>
+              <w:rPr>
+                <w:sz w:val="20"/>
+                <w:szCs w:val="20"/>
+                <w:highlight w:val="yellow"/>
               </w:rPr>
               <w:t>Evidencias_UI_Fase3.pdf</w:t>
             </w:r>
@@ -4033,15 +4041,7 @@
               <w:spacing w:after="0"/>
             </w:pPr>
             <w:r>
-              <w:t xml:space="preserve">Implementación de </w:t>
-            </w:r>
-            <w:proofErr w:type="spellStart"/>
-            <w:r>
-              <w:t>APIs</w:t>
-            </w:r>
-            <w:proofErr w:type="spellEnd"/>
-            <w:r>
-              <w:t xml:space="preserve"> y lógica del sistema.</w:t>
+              <w:t>Implementación de APIs y lógica del sistema.</w:t>
             </w:r>
           </w:p>
         </w:tc>
@@ -4278,15 +4278,7 @@
               <w:spacing w:after="0"/>
             </w:pPr>
             <w:r>
-              <w:t xml:space="preserve">Validación de </w:t>
-            </w:r>
-            <w:proofErr w:type="spellStart"/>
-            <w:r>
-              <w:t>APIs</w:t>
-            </w:r>
-            <w:proofErr w:type="spellEnd"/>
-            <w:r>
-              <w:t>.</w:t>
+              <w:t>Validación de APIs.</w:t>
             </w:r>
           </w:p>
         </w:tc>
@@ -6299,8 +6291,14 @@
           <w:p>
             <w:pPr>
               <w:spacing w:after="0"/>
-            </w:pPr>
-            <w:r>
+              <w:rPr>
+                <w:highlight w:val="yellow"/>
+              </w:rPr>
+            </w:pPr>
+            <w:r>
+              <w:rPr>
+                <w:highlight w:val="yellow"/>
+              </w:rPr>
               <w:t>Mejoras de interfaz para facilitar la navegación y presentación de alertas.</w:t>
             </w:r>
           </w:p>
@@ -6318,8 +6316,14 @@
           <w:p>
             <w:pPr>
               <w:spacing w:after="0"/>
-            </w:pPr>
-            <w:r>
+              <w:rPr>
+                <w:highlight w:val="yellow"/>
+              </w:rPr>
+            </w:pPr>
+            <w:r>
+              <w:rPr>
+                <w:highlight w:val="yellow"/>
+              </w:rPr>
               <w:t>Experiencia de usuario y organización visual.</w:t>
             </w:r>
           </w:p>
@@ -6338,8 +6342,14 @@
             <w:pPr>
               <w:spacing w:after="0"/>
               <w:jc w:val="center"/>
-            </w:pPr>
-            <w:r>
+              <w:rPr>
+                <w:highlight w:val="yellow"/>
+              </w:rPr>
+            </w:pPr>
+            <w:r>
+              <w:rPr>
+                <w:highlight w:val="yellow"/>
+              </w:rPr>
               <w:t>Frontend / Dashboard Jr.</w:t>
             </w:r>
           </w:p>
@@ -6357,8 +6367,14 @@
           <w:p>
             <w:pPr>
               <w:spacing w:after="0"/>
-            </w:pPr>
-            <w:r>
+              <w:rPr>
+                <w:highlight w:val="yellow"/>
+              </w:rPr>
+            </w:pPr>
+            <w:r>
+              <w:rPr>
+                <w:highlight w:val="yellow"/>
+              </w:rPr>
               <w:t>Evidencias_UI_Fase3.pdf</w:t>
             </w:r>
           </w:p>
@@ -9653,12 +9669,14 @@
               <w:rPr>
                 <w:sz w:val="20"/>
                 <w:szCs w:val="20"/>
-              </w:rPr>
-            </w:pPr>
-            <w:r>
-              <w:rPr>
-                <w:sz w:val="20"/>
-                <w:szCs w:val="20"/>
+                <w:highlight w:val="yellow"/>
+              </w:rPr>
+            </w:pPr>
+            <w:r>
+              <w:rPr>
+                <w:sz w:val="20"/>
+                <w:szCs w:val="20"/>
+                <w:highlight w:val="yellow"/>
               </w:rPr>
               <w:t>Iván Alexander Palacios Hernández</w:t>
             </w:r>
@@ -9680,12 +9698,14 @@
               <w:rPr>
                 <w:sz w:val="20"/>
                 <w:szCs w:val="20"/>
-              </w:rPr>
-            </w:pPr>
-            <w:r>
-              <w:rPr>
-                <w:sz w:val="20"/>
-                <w:szCs w:val="20"/>
+                <w:highlight w:val="yellow"/>
+              </w:rPr>
+            </w:pPr>
+            <w:r>
+              <w:rPr>
+                <w:sz w:val="20"/>
+                <w:szCs w:val="20"/>
+                <w:highlight w:val="yellow"/>
               </w:rPr>
               <w:t>Frontend / Dashboard Jr.</w:t>
             </w:r>
@@ -9707,12 +9727,14 @@
               <w:rPr>
                 <w:sz w:val="20"/>
                 <w:szCs w:val="20"/>
-              </w:rPr>
-            </w:pPr>
-            <w:r>
-              <w:rPr>
-                <w:sz w:val="20"/>
-                <w:szCs w:val="20"/>
+                <w:highlight w:val="yellow"/>
+              </w:rPr>
+            </w:pPr>
+            <w:r>
+              <w:rPr>
+                <w:sz w:val="20"/>
+                <w:szCs w:val="20"/>
+                <w:highlight w:val="yellow"/>
               </w:rPr>
               <w:t>Integración de eventos, alertas, sesiones y mejoras de experiencia de usuario.</w:t>
             </w:r>
@@ -9734,12 +9756,14 @@
               <w:rPr>
                 <w:sz w:val="20"/>
                 <w:szCs w:val="20"/>
-              </w:rPr>
-            </w:pPr>
-            <w:r>
-              <w:rPr>
-                <w:sz w:val="20"/>
-                <w:szCs w:val="20"/>
+                <w:highlight w:val="yellow"/>
+              </w:rPr>
+            </w:pPr>
+            <w:r>
+              <w:rPr>
+                <w:sz w:val="20"/>
+                <w:szCs w:val="20"/>
+                <w:highlight w:val="yellow"/>
               </w:rPr>
               <w:t>Frontend</w:t>
             </w:r>
@@ -9761,12 +9785,14 @@
               <w:rPr>
                 <w:sz w:val="20"/>
                 <w:szCs w:val="20"/>
-              </w:rPr>
-            </w:pPr>
-            <w:r>
-              <w:rPr>
-                <w:sz w:val="20"/>
-                <w:szCs w:val="20"/>
+                <w:highlight w:val="yellow"/>
+              </w:rPr>
+            </w:pPr>
+            <w:r>
+              <w:rPr>
+                <w:sz w:val="20"/>
+                <w:szCs w:val="20"/>
+                <w:highlight w:val="yellow"/>
               </w:rPr>
               <w:t>Dashboard_Eventos.pdf</w:t>
             </w:r>
@@ -9788,12 +9814,14 @@
               <w:rPr>
                 <w:sz w:val="20"/>
                 <w:szCs w:val="20"/>
-              </w:rPr>
-            </w:pPr>
-            <w:r>
-              <w:rPr>
-                <w:sz w:val="20"/>
-                <w:szCs w:val="20"/>
+                <w:highlight w:val="yellow"/>
+              </w:rPr>
+            </w:pPr>
+            <w:r>
+              <w:rPr>
+                <w:sz w:val="20"/>
+                <w:szCs w:val="20"/>
+                <w:highlight w:val="yellow"/>
               </w:rPr>
               <w:t>Dashboard optimizado.</w:t>
             </w:r>
@@ -16564,23 +16592,7 @@
                 <w:sz w:val="20"/>
                 <w:szCs w:val="20"/>
               </w:rPr>
-              <w:t xml:space="preserve">Se ajustó la comunicación mediante </w:t>
-            </w:r>
-            <w:proofErr w:type="spellStart"/>
-            <w:r>
-              <w:rPr>
-                <w:sz w:val="20"/>
-                <w:szCs w:val="20"/>
-              </w:rPr>
-              <w:t>APIs</w:t>
-            </w:r>
-            <w:proofErr w:type="spellEnd"/>
-            <w:r>
-              <w:rPr>
-                <w:sz w:val="20"/>
-                <w:szCs w:val="20"/>
-              </w:rPr>
-              <w:t xml:space="preserve"> y se realizaron pruebas sobre la visualización de la información.</w:t>
+              <w:t>Se ajustó la comunicación mediante APIs y se realizaron pruebas sobre la visualización de la información.</w:t>
             </w:r>
           </w:p>
         </w:tc>
@@ -17175,7 +17187,7 @@
             <w:hyperlink r:id="rId8" w:history="1">
               <w:r>
                 <w:rPr>
-                  <w:rStyle w:val="Hyperlink"/>
+                  <w:rStyle w:val="Hipervnculo"/>
                   <w:sz w:val="20"/>
                   <w:szCs w:val="20"/>
                 </w:rPr>
@@ -17183,7 +17195,7 @@
               </w:r>
               <w:r>
                 <w:rPr>
-                  <w:rStyle w:val="Hyperlink"/>
+                  <w:rStyle w:val="Hipervnculo"/>
                   <w:sz w:val="20"/>
                   <w:szCs w:val="20"/>
                 </w:rPr>
@@ -17336,7 +17348,7 @@
             <w:hyperlink r:id="rId9" w:history="1">
               <w:r>
                 <w:rPr>
-                  <w:rStyle w:val="Hyperlink"/>
+                  <w:rStyle w:val="Hipervnculo"/>
                   <w:sz w:val="20"/>
                   <w:szCs w:val="20"/>
                 </w:rPr>
@@ -17889,7 +17901,7 @@
             <w:hyperlink r:id="rId10" w:history="1">
               <w:r>
                 <w:rPr>
-                  <w:rStyle w:val="Hyperlink"/>
+                  <w:rStyle w:val="Hipervnculo"/>
                   <w:sz w:val="20"/>
                   <w:szCs w:val="20"/>
                 </w:rPr>
@@ -18040,7 +18052,7 @@
             <w:hyperlink r:id="rId11" w:history="1">
               <w:r>
                 <w:rPr>
-                  <w:rStyle w:val="Hyperlink"/>
+                  <w:rStyle w:val="Hipervnculo"/>
                   <w:sz w:val="20"/>
                   <w:szCs w:val="20"/>
                 </w:rPr>
@@ -19021,7 +19033,7 @@
             <w:hyperlink r:id="rId12" w:history="1">
               <w:r>
                 <w:rPr>
-                  <w:rStyle w:val="Hyperlink"/>
+                  <w:rStyle w:val="Hipervnculo"/>
                   <w:sz w:val="20"/>
                   <w:szCs w:val="20"/>
                 </w:rPr>
@@ -19457,7 +19469,7 @@
             <w:hyperlink r:id="rId13" w:history="1">
               <w:r>
                 <w:rPr>
-                  <w:rStyle w:val="Hyperlink"/>
+                  <w:rStyle w:val="Hipervnculo"/>
                   <w:sz w:val="20"/>
                   <w:szCs w:val="20"/>
                 </w:rPr>
@@ -19465,7 +19477,7 @@
               </w:r>
               <w:r>
                 <w:rPr>
-                  <w:rStyle w:val="Hyperlink"/>
+                  <w:rStyle w:val="Hipervnculo"/>
                   <w:sz w:val="20"/>
                   <w:szCs w:val="20"/>
                 </w:rPr>
@@ -19628,7 +19640,7 @@
             <w:hyperlink r:id="rId14" w:history="1">
               <w:r>
                 <w:rPr>
-                  <w:rStyle w:val="Hyperlink"/>
+                  <w:rStyle w:val="Hipervnculo"/>
                   <w:sz w:val="20"/>
                   <w:szCs w:val="20"/>
                 </w:rPr>
@@ -20407,7 +20419,7 @@
 </file>
 
 <file path=word/endnotes.xml><?xml version="1.0" encoding="utf-8"?>
-<w:endnotes xmlns:wpc="http://schemas.microsoft.com/office/word/2010/wordprocessingCanvas" xmlns:cx="http://schemas.microsoft.com/office/drawing/2014/chartex" xmlns:cx1="http://schemas.microsoft.com/office/drawing/2015/9/8/chartex" xmlns:cx2="http://schemas.microsoft.com/office/drawing/2015/10/21/chartex" xmlns:cx3="http://schemas.microsoft.com/office/drawing/2016/5/9/chartex" xmlns:cx4="http://schemas.microsoft.com/office/drawing/2016/5/10/chartex" xmlns:cx5="http://schemas.microsoft.com/office/drawing/2016/5/11/chartex" xmlns:cx6="http://schemas.microsoft.com/office/drawing/2016/5/12/chartex" xmlns:cx7="http://schemas.microsoft.com/office/drawing/2016/5/13/chartex" xmlns:cx8="http://schemas.microsoft.com/office/drawing/2016/5/14/chartex" xmlns:mc="http://schemas.openxmlformats.org/markup-compatibility/2006" xmlns:aink="http://schemas.microsoft.com/office/drawing/2016/ink" xmlns:am3d="http://schemas.microsoft.com/office/drawing/2017/model3d" xmlns:o="urn:schemas-microsoft-com:office:office" xmlns:oel="http://schemas.microsoft.com/office/2019/extlst" xmlns:r="http://schemas.openxmlformats.org/officeDocument/2006/relationships" xmlns:m="http://schemas.openxmlformats.org/officeDocument/2006/math" xmlns:v="urn:schemas-microsoft-com:vml" xmlns:wp14="http://schemas.microsoft.com/office/word/2010/wordprocessingDrawing" xmlns:wp="http://schemas.openxmlformats.org/drawingml/2006/wordprocessingDrawing" xmlns:w10="urn:schemas-microsoft-com:office:word" xmlns:w="http://schemas.openxmlformats.org/wordprocessingml/2006/main" xmlns:w14="http://schemas.microsoft.com/office/word/2010/wordml" xmlns:w15="http://schemas.microsoft.com/office/word/2012/wordml" xmlns:w16cex="http://schemas.microsoft.com/office/word/2018/wordml/cex" xmlns:w16cid="http://schemas.microsoft.com/office/word/2016/wordml/cid" xmlns:w16="http://schemas.microsoft.com/office/word/2018/wordml" xmlns:w16du="http://schemas.microsoft.com/office/word/2023/wordml/word16du" xmlns:w16sdtdh="http://schemas.microsoft.com/office/word/2020/wordml/sdtdatahash" xmlns:w16sdtfl="http://schemas.microsoft.com/office/word/2024/wordml/sdtformatlock" xmlns:w16se="http://schemas.microsoft.com/office/word/2015/wordml/symex" xmlns:wpg="http://schemas.microsoft.com/office/word/2010/wordprocessingGroup" xmlns:wpi="http://schemas.microsoft.com/office/word/2010/wordprocessingInk" xmlns:wne="http://schemas.microsoft.com/office/word/2006/wordml" xmlns:wps="http://schemas.microsoft.com/office/word/2010/wordprocessingShape" mc:Ignorable="w14 w15 w16se w16cid w16 w16cex w16sdtdh w16sdtfl w16du wp14">
+<w:endnotes xmlns:wpc="http://schemas.microsoft.com/office/word/2010/wordprocessingCanvas" xmlns:cx="http://schemas.microsoft.com/office/drawing/2014/chartex" xmlns:cx1="http://schemas.microsoft.com/office/drawing/2015/9/8/chartex" xmlns:cx2="http://schemas.microsoft.com/office/drawing/2015/10/21/chartex" xmlns:cx3="http://schemas.microsoft.com/office/drawing/2016/5/9/chartex" xmlns:cx4="http://schemas.microsoft.com/office/drawing/2016/5/10/chartex" xmlns:cx5="http://schemas.microsoft.com/office/drawing/2016/5/11/chartex" xmlns:cx6="http://schemas.microsoft.com/office/drawing/2016/5/12/chartex" xmlns:cx7="http://schemas.microsoft.com/office/drawing/2016/5/13/chartex" xmlns:cx8="http://schemas.microsoft.com/office/drawing/2016/5/14/chartex" xmlns:mc="http://schemas.openxmlformats.org/markup-compatibility/2006" xmlns:aink="http://schemas.microsoft.com/office/drawing/2016/ink" xmlns:am3d="http://schemas.microsoft.com/office/drawing/2017/model3d" xmlns:o="urn:schemas-microsoft-com:office:office" xmlns:r="http://schemas.openxmlformats.org/officeDocument/2006/relationships" xmlns:m="http://schemas.openxmlformats.org/officeDocument/2006/math" xmlns:v="urn:schemas-microsoft-com:vml" xmlns:wp14="http://schemas.microsoft.com/office/word/2010/wordprocessingDrawing" xmlns:wp="http://schemas.openxmlformats.org/drawingml/2006/wordprocessingDrawing" xmlns:w10="urn:schemas-microsoft-com:office:word" xmlns:w="http://schemas.openxmlformats.org/wordprocessingml/2006/main" xmlns:w14="http://schemas.microsoft.com/office/word/2010/wordml" xmlns:w15="http://schemas.microsoft.com/office/word/2012/wordml" xmlns:w16cex="http://schemas.microsoft.com/office/word/2018/wordml/cex" xmlns:w16cid="http://schemas.microsoft.com/office/word/2016/wordml/cid" xmlns:w16="http://schemas.microsoft.com/office/word/2018/wordml" xmlns:w16sdtdh="http://schemas.microsoft.com/office/word/2020/wordml/sdtdatahash" xmlns:w16se="http://schemas.microsoft.com/office/word/2015/wordml/symex" xmlns:wpg="http://schemas.microsoft.com/office/word/2010/wordprocessingGroup" xmlns:wpi="http://schemas.microsoft.com/office/word/2010/wordprocessingInk" xmlns:wne="http://schemas.microsoft.com/office/word/2006/wordml" xmlns:wps="http://schemas.microsoft.com/office/word/2010/wordprocessingShape" mc:Ignorable="w14 w15 w16se w16cid w16 w16cex w16sdtdh wp14">
   <w:endnote w:type="separator" w:id="-1">
     <w:p>
       <w:pPr>
@@ -20432,7 +20444,7 @@
 </file>
 
 <file path=word/footnotes.xml><?xml version="1.0" encoding="utf-8"?>
-<w:footnotes xmlns:wpc="http://schemas.microsoft.com/office/word/2010/wordprocessingCanvas" xmlns:cx="http://schemas.microsoft.com/office/drawing/2014/chartex" xmlns:cx1="http://schemas.microsoft.com/office/drawing/2015/9/8/chartex" xmlns:cx2="http://schemas.microsoft.com/office/drawing/2015/10/21/chartex" xmlns:cx3="http://schemas.microsoft.com/office/drawing/2016/5/9/chartex" xmlns:cx4="http://schemas.microsoft.com/office/drawing/2016/5/10/chartex" xmlns:cx5="http://schemas.microsoft.com/office/drawing/2016/5/11/chartex" xmlns:cx6="http://schemas.microsoft.com/office/drawing/2016/5/12/chartex" xmlns:cx7="http://schemas.microsoft.com/office/drawing/2016/5/13/chartex" xmlns:cx8="http://schemas.microsoft.com/office/drawing/2016/5/14/chartex" xmlns:mc="http://schemas.openxmlformats.org/markup-compatibility/2006" xmlns:aink="http://schemas.microsoft.com/office/drawing/2016/ink" xmlns:am3d="http://schemas.microsoft.com/office/drawing/2017/model3d" xmlns:o="urn:schemas-microsoft-com:office:office" xmlns:oel="http://schemas.microsoft.com/office/2019/extlst" xmlns:r="http://schemas.openxmlformats.org/officeDocument/2006/relationships" xmlns:m="http://schemas.openxmlformats.org/officeDocument/2006/math" xmlns:v="urn:schemas-microsoft-com:vml" xmlns:wp14="http://schemas.microsoft.com/office/word/2010/wordprocessingDrawing" xmlns:wp="http://schemas.openxmlformats.org/drawingml/2006/wordprocessingDrawing" xmlns:w10="urn:schemas-microsoft-com:office:word" xmlns:w="http://schemas.openxmlformats.org/wordprocessingml/2006/main" xmlns:w14="http://schemas.microsoft.com/office/word/2010/wordml" xmlns:w15="http://schemas.microsoft.com/office/word/2012/wordml" xmlns:w16cex="http://schemas.microsoft.com/office/word/2018/wordml/cex" xmlns:w16cid="http://schemas.microsoft.com/office/word/2016/wordml/cid" xmlns:w16="http://schemas.microsoft.com/office/word/2018/wordml" xmlns:w16du="http://schemas.microsoft.com/office/word/2023/wordml/word16du" xmlns:w16sdtdh="http://schemas.microsoft.com/office/word/2020/wordml/sdtdatahash" xmlns:w16sdtfl="http://schemas.microsoft.com/office/word/2024/wordml/sdtformatlock" xmlns:w16se="http://schemas.microsoft.com/office/word/2015/wordml/symex" xmlns:wpg="http://schemas.microsoft.com/office/word/2010/wordprocessingGroup" xmlns:wpi="http://schemas.microsoft.com/office/word/2010/wordprocessingInk" xmlns:wne="http://schemas.microsoft.com/office/word/2006/wordml" xmlns:wps="http://schemas.microsoft.com/office/word/2010/wordprocessingShape" mc:Ignorable="w14 w15 w16se w16cid w16 w16cex w16sdtdh w16sdtfl w16du wp14">
+<w:footnotes xmlns:wpc="http://schemas.microsoft.com/office/word/2010/wordprocessingCanvas" xmlns:cx="http://schemas.microsoft.com/office/drawing/2014/chartex" xmlns:cx1="http://schemas.microsoft.com/office/drawing/2015/9/8/chartex" xmlns:cx2="http://schemas.microsoft.com/office/drawing/2015/10/21/chartex" xmlns:cx3="http://schemas.microsoft.com/office/drawing/2016/5/9/chartex" xmlns:cx4="http://schemas.microsoft.com/office/drawing/2016/5/10/chartex" xmlns:cx5="http://schemas.microsoft.com/office/drawing/2016/5/11/chartex" xmlns:cx6="http://schemas.microsoft.com/office/drawing/2016/5/12/chartex" xmlns:cx7="http://schemas.microsoft.com/office/drawing/2016/5/13/chartex" xmlns:cx8="http://schemas.microsoft.com/office/drawing/2016/5/14/chartex" xmlns:mc="http://schemas.openxmlformats.org/markup-compatibility/2006" xmlns:aink="http://schemas.microsoft.com/office/drawing/2016/ink" xmlns:am3d="http://schemas.microsoft.com/office/drawing/2017/model3d" xmlns:o="urn:schemas-microsoft-com:office:office" xmlns:r="http://schemas.openxmlformats.org/officeDocument/2006/relationships" xmlns:m="http://schemas.openxmlformats.org/officeDocument/2006/math" xmlns:v="urn:schemas-microsoft-com:vml" xmlns:wp14="http://schemas.microsoft.com/office/word/2010/wordprocessingDrawing" xmlns:wp="http://schemas.openxmlformats.org/drawingml/2006/wordprocessingDrawing" xmlns:w10="urn:schemas-microsoft-com:office:word" xmlns:w="http://schemas.openxmlformats.org/wordprocessingml/2006/main" xmlns:w14="http://schemas.microsoft.com/office/word/2010/wordml" xmlns:w15="http://schemas.microsoft.com/office/word/2012/wordml" xmlns:w16cex="http://schemas.microsoft.com/office/word/2018/wordml/cex" xmlns:w16cid="http://schemas.microsoft.com/office/word/2016/wordml/cid" xmlns:w16="http://schemas.microsoft.com/office/word/2018/wordml" xmlns:w16sdtdh="http://schemas.microsoft.com/office/word/2020/wordml/sdtdatahash" xmlns:w16se="http://schemas.microsoft.com/office/word/2015/wordml/symex" xmlns:wpg="http://schemas.microsoft.com/office/word/2010/wordprocessingGroup" xmlns:wpi="http://schemas.microsoft.com/office/word/2010/wordprocessingInk" xmlns:wne="http://schemas.microsoft.com/office/word/2006/wordml" xmlns:wps="http://schemas.microsoft.com/office/word/2010/wordprocessingShape" mc:Ignorable="w14 w15 w16se w16cid w16 w16cex w16sdtdh wp14">
   <w:footnote w:type="separator" w:id="-1">
     <w:p>
       <w:pPr>
@@ -20457,7 +20469,7 @@
 </file>
 
 <file path=word/header1.xml><?xml version="1.0" encoding="utf-8"?>
-<w:hdr xmlns:wpc="http://schemas.microsoft.com/office/word/2010/wordprocessingCanvas" xmlns:cx="http://schemas.microsoft.com/office/drawing/2014/chartex" xmlns:cx1="http://schemas.microsoft.com/office/drawing/2015/9/8/chartex" xmlns:cx2="http://schemas.microsoft.com/office/drawing/2015/10/21/chartex" xmlns:cx3="http://schemas.microsoft.com/office/drawing/2016/5/9/chartex" xmlns:cx4="http://schemas.microsoft.com/office/drawing/2016/5/10/chartex" xmlns:cx5="http://schemas.microsoft.com/office/drawing/2016/5/11/chartex" xmlns:cx6="http://schemas.microsoft.com/office/drawing/2016/5/12/chartex" xmlns:cx7="http://schemas.microsoft.com/office/drawing/2016/5/13/chartex" xmlns:cx8="http://schemas.microsoft.com/office/drawing/2016/5/14/chartex" xmlns:mc="http://schemas.openxmlformats.org/markup-compatibility/2006" xmlns:aink="http://schemas.microsoft.com/office/drawing/2016/ink" xmlns:am3d="http://schemas.microsoft.com/office/drawing/2017/model3d" xmlns:o="urn:schemas-microsoft-com:office:office" xmlns:oel="http://schemas.microsoft.com/office/2019/extlst" xmlns:r="http://schemas.openxmlformats.org/officeDocument/2006/relationships" xmlns:m="http://schemas.openxmlformats.org/officeDocument/2006/math" xmlns:v="urn:schemas-microsoft-com:vml" xmlns:wp14="http://schemas.microsoft.com/office/word/2010/wordprocessingDrawing" xmlns:wp="http://schemas.openxmlformats.org/drawingml/2006/wordprocessingDrawing" xmlns:w10="urn:schemas-microsoft-com:office:word" xmlns:w="http://schemas.openxmlformats.org/wordprocessingml/2006/main" xmlns:w14="http://schemas.microsoft.com/office/word/2010/wordml" xmlns:w15="http://schemas.microsoft.com/office/word/2012/wordml" xmlns:w16cex="http://schemas.microsoft.com/office/word/2018/wordml/cex" xmlns:w16cid="http://schemas.microsoft.com/office/word/2016/wordml/cid" xmlns:w16="http://schemas.microsoft.com/office/word/2018/wordml" xmlns:w16du="http://schemas.microsoft.com/office/word/2023/wordml/word16du" xmlns:w16sdtdh="http://schemas.microsoft.com/office/word/2020/wordml/sdtdatahash" xmlns:w16sdtfl="http://schemas.microsoft.com/office/word/2024/wordml/sdtformatlock" xmlns:w16se="http://schemas.microsoft.com/office/word/2015/wordml/symex" xmlns:wpg="http://schemas.microsoft.com/office/word/2010/wordprocessingGroup" xmlns:wpi="http://schemas.microsoft.com/office/word/2010/wordprocessingInk" xmlns:wne="http://schemas.microsoft.com/office/word/2006/wordml" xmlns:wps="http://schemas.microsoft.com/office/word/2010/wordprocessingShape" mc:Ignorable="w14 w15 w16se w16cid w16 w16cex w16sdtdh w16sdtfl w16du wp14">
+<w:hdr xmlns:wpc="http://schemas.microsoft.com/office/word/2010/wordprocessingCanvas" xmlns:cx="http://schemas.microsoft.com/office/drawing/2014/chartex" xmlns:cx1="http://schemas.microsoft.com/office/drawing/2015/9/8/chartex" xmlns:cx2="http://schemas.microsoft.com/office/drawing/2015/10/21/chartex" xmlns:cx3="http://schemas.microsoft.com/office/drawing/2016/5/9/chartex" xmlns:cx4="http://schemas.microsoft.com/office/drawing/2016/5/10/chartex" xmlns:cx5="http://schemas.microsoft.com/office/drawing/2016/5/11/chartex" xmlns:cx6="http://schemas.microsoft.com/office/drawing/2016/5/12/chartex" xmlns:cx7="http://schemas.microsoft.com/office/drawing/2016/5/13/chartex" xmlns:cx8="http://schemas.microsoft.com/office/drawing/2016/5/14/chartex" xmlns:mc="http://schemas.openxmlformats.org/markup-compatibility/2006" xmlns:aink="http://schemas.microsoft.com/office/drawing/2016/ink" xmlns:am3d="http://schemas.microsoft.com/office/drawing/2017/model3d" xmlns:o="urn:schemas-microsoft-com:office:office" xmlns:r="http://schemas.openxmlformats.org/officeDocument/2006/relationships" xmlns:m="http://schemas.openxmlformats.org/officeDocument/2006/math" xmlns:v="urn:schemas-microsoft-com:vml" xmlns:wp14="http://schemas.microsoft.com/office/word/2010/wordprocessingDrawing" xmlns:wp="http://schemas.openxmlformats.org/drawingml/2006/wordprocessingDrawing" xmlns:w10="urn:schemas-microsoft-com:office:word" xmlns:w="http://schemas.openxmlformats.org/wordprocessingml/2006/main" xmlns:w14="http://schemas.microsoft.com/office/word/2010/wordml" xmlns:w15="http://schemas.microsoft.com/office/word/2012/wordml" xmlns:w16cex="http://schemas.microsoft.com/office/word/2018/wordml/cex" xmlns:w16cid="http://schemas.microsoft.com/office/word/2016/wordml/cid" xmlns:w16="http://schemas.microsoft.com/office/word/2018/wordml" xmlns:w16sdtdh="http://schemas.microsoft.com/office/word/2020/wordml/sdtdatahash" xmlns:w16se="http://schemas.microsoft.com/office/word/2015/wordml/symex" xmlns:wpg="http://schemas.microsoft.com/office/word/2010/wordprocessingGroup" xmlns:wpi="http://schemas.microsoft.com/office/word/2010/wordprocessingInk" xmlns:wne="http://schemas.microsoft.com/office/word/2006/wordml" xmlns:wps="http://schemas.microsoft.com/office/word/2010/wordprocessingShape" mc:Ignorable="w14 w15 w16se w16cid w16 w16cex w16sdtdh wp14">
   <w:p>
     <w:pPr>
       <w:pBdr>
@@ -20529,7 +20541,7 @@
 </file>
 
 <file path=word/numbering.xml><?xml version="1.0" encoding="utf-8"?>
-<w:numbering xmlns:wpc="http://schemas.microsoft.com/office/word/2010/wordprocessingCanvas" xmlns:cx="http://schemas.microsoft.com/office/drawing/2014/chartex" xmlns:cx1="http://schemas.microsoft.com/office/drawing/2015/9/8/chartex" xmlns:cx2="http://schemas.microsoft.com/office/drawing/2015/10/21/chartex" xmlns:cx3="http://schemas.microsoft.com/office/drawing/2016/5/9/chartex" xmlns:cx4="http://schemas.microsoft.com/office/drawing/2016/5/10/chartex" xmlns:cx5="http://schemas.microsoft.com/office/drawing/2016/5/11/chartex" xmlns:cx6="http://schemas.microsoft.com/office/drawing/2016/5/12/chartex" xmlns:cx7="http://schemas.microsoft.com/office/drawing/2016/5/13/chartex" xmlns:cx8="http://schemas.microsoft.com/office/drawing/2016/5/14/chartex" xmlns:mc="http://schemas.openxmlformats.org/markup-compatibility/2006" xmlns:aink="http://schemas.microsoft.com/office/drawing/2016/ink" xmlns:am3d="http://schemas.microsoft.com/office/drawing/2017/model3d" xmlns:o="urn:schemas-microsoft-com:office:office" xmlns:oel="http://schemas.microsoft.com/office/2019/extlst" xmlns:r="http://schemas.openxmlformats.org/officeDocument/2006/relationships" xmlns:m="http://schemas.openxmlformats.org/officeDocument/2006/math" xmlns:v="urn:schemas-microsoft-com:vml" xmlns:wp14="http://schemas.microsoft.com/office/word/2010/wordprocessingDrawing" xmlns:wp="http://schemas.openxmlformats.org/drawingml/2006/wordprocessingDrawing" xmlns:w10="urn:schemas-microsoft-com:office:word" xmlns:w="http://schemas.openxmlformats.org/wordprocessingml/2006/main" xmlns:w14="http://schemas.microsoft.com/office/word/2010/wordml" xmlns:w15="http://schemas.microsoft.com/office/word/2012/wordml" xmlns:w16cex="http://schemas.microsoft.com/office/word/2018/wordml/cex" xmlns:w16cid="http://schemas.microsoft.com/office/word/2016/wordml/cid" xmlns:w16="http://schemas.microsoft.com/office/word/2018/wordml" xmlns:w16du="http://schemas.microsoft.com/office/word/2023/wordml/word16du" xmlns:w16sdtdh="http://schemas.microsoft.com/office/word/2020/wordml/sdtdatahash" xmlns:w16sdtfl="http://schemas.microsoft.com/office/word/2024/wordml/sdtformatlock" xmlns:w16se="http://schemas.microsoft.com/office/word/2015/wordml/symex" xmlns:wpg="http://schemas.microsoft.com/office/word/2010/wordprocessingGroup" xmlns:wpi="http://schemas.microsoft.com/office/word/2010/wordprocessingInk" xmlns:wne="http://schemas.microsoft.com/office/word/2006/wordml" xmlns:wps="http://schemas.microsoft.com/office/word/2010/wordprocessingShape" mc:Ignorable="w14 w15 w16se w16cid w16 w16cex w16sdtdh w16sdtfl w16du wp14">
+<w:numbering xmlns:wpc="http://schemas.microsoft.com/office/word/2010/wordprocessingCanvas" xmlns:cx="http://schemas.microsoft.com/office/drawing/2014/chartex" xmlns:cx1="http://schemas.microsoft.com/office/drawing/2015/9/8/chartex" xmlns:cx2="http://schemas.microsoft.com/office/drawing/2015/10/21/chartex" xmlns:cx3="http://schemas.microsoft.com/office/drawing/2016/5/9/chartex" xmlns:cx4="http://schemas.microsoft.com/office/drawing/2016/5/10/chartex" xmlns:cx5="http://schemas.microsoft.com/office/drawing/2016/5/11/chartex" xmlns:cx6="http://schemas.microsoft.com/office/drawing/2016/5/12/chartex" xmlns:cx7="http://schemas.microsoft.com/office/drawing/2016/5/13/chartex" xmlns:cx8="http://schemas.microsoft.com/office/drawing/2016/5/14/chartex" xmlns:mc="http://schemas.openxmlformats.org/markup-compatibility/2006" xmlns:aink="http://schemas.microsoft.com/office/drawing/2016/ink" xmlns:am3d="http://schemas.microsoft.com/office/drawing/2017/model3d" xmlns:o="urn:schemas-microsoft-com:office:office" xmlns:r="http://schemas.openxmlformats.org/officeDocument/2006/relationships" xmlns:m="http://schemas.openxmlformats.org/officeDocument/2006/math" xmlns:v="urn:schemas-microsoft-com:vml" xmlns:wp14="http://schemas.microsoft.com/office/word/2010/wordprocessingDrawing" xmlns:wp="http://schemas.openxmlformats.org/drawingml/2006/wordprocessingDrawing" xmlns:w10="urn:schemas-microsoft-com:office:word" xmlns:w="http://schemas.openxmlformats.org/wordprocessingml/2006/main" xmlns:w14="http://schemas.microsoft.com/office/word/2010/wordml" xmlns:w15="http://schemas.microsoft.com/office/word/2012/wordml" xmlns:w16cex="http://schemas.microsoft.com/office/word/2018/wordml/cex" xmlns:w16cid="http://schemas.microsoft.com/office/word/2016/wordml/cid" xmlns:w16="http://schemas.microsoft.com/office/word/2018/wordml" xmlns:w16sdtdh="http://schemas.microsoft.com/office/word/2020/wordml/sdtdatahash" xmlns:w16se="http://schemas.microsoft.com/office/word/2015/wordml/symex" xmlns:wpg="http://schemas.microsoft.com/office/word/2010/wordprocessingGroup" xmlns:wpi="http://schemas.microsoft.com/office/word/2010/wordprocessingInk" xmlns:wne="http://schemas.microsoft.com/office/word/2006/wordml" xmlns:wps="http://schemas.microsoft.com/office/word/2010/wordprocessingShape" mc:Ignorable="w14 w15 w16se w16cid w16 w16cex w16sdtdh wp14">
   <w:abstractNum w:abstractNumId="0" w15:restartNumberingAfterBreak="0">
     <w:nsid w:val="54D77CB9"/>
     <w:multiLevelType w:val="hybridMultilevel"/>
@@ -21080,23 +21092,23 @@
       </w:rPr>
     </w:lvl>
   </w:abstractNum>
-  <w:num w:numId="1" w16cid:durableId="57870610">
+  <w:num w:numId="1">
     <w:abstractNumId w:val="3"/>
   </w:num>
-  <w:num w:numId="2" w16cid:durableId="88888746">
+  <w:num w:numId="2">
     <w:abstractNumId w:val="2"/>
   </w:num>
-  <w:num w:numId="3" w16cid:durableId="881403056">
+  <w:num w:numId="3">
     <w:abstractNumId w:val="1"/>
   </w:num>
-  <w:num w:numId="4" w16cid:durableId="130907018">
+  <w:num w:numId="4">
     <w:abstractNumId w:val="0"/>
   </w:num>
 </w:numbering>
 </file>
 
 <file path=word/styles.xml><?xml version="1.0" encoding="utf-8"?>
-<w:styles xmlns:mc="http://schemas.openxmlformats.org/markup-compatibility/2006" xmlns:r="http://schemas.openxmlformats.org/officeDocument/2006/relationships" xmlns:w="http://schemas.openxmlformats.org/wordprocessingml/2006/main" xmlns:w14="http://schemas.microsoft.com/office/word/2010/wordml" xmlns:w15="http://schemas.microsoft.com/office/word/2012/wordml" xmlns:w16cex="http://schemas.microsoft.com/office/word/2018/wordml/cex" xmlns:w16cid="http://schemas.microsoft.com/office/word/2016/wordml/cid" xmlns:w16="http://schemas.microsoft.com/office/word/2018/wordml" xmlns:w16du="http://schemas.microsoft.com/office/word/2023/wordml/word16du" xmlns:w16sdtdh="http://schemas.microsoft.com/office/word/2020/wordml/sdtdatahash" xmlns:w16sdtfl="http://schemas.microsoft.com/office/word/2024/wordml/sdtformatlock" xmlns:w16se="http://schemas.microsoft.com/office/word/2015/wordml/symex" mc:Ignorable="w14 w15 w16se w16cid w16 w16cex w16sdtdh w16sdtfl w16du">
+<w:styles xmlns:mc="http://schemas.openxmlformats.org/markup-compatibility/2006" xmlns:r="http://schemas.openxmlformats.org/officeDocument/2006/relationships" xmlns:w="http://schemas.openxmlformats.org/wordprocessingml/2006/main" xmlns:w14="http://schemas.microsoft.com/office/word/2010/wordml" xmlns:w15="http://schemas.microsoft.com/office/word/2012/wordml" xmlns:w16cex="http://schemas.microsoft.com/office/word/2018/wordml/cex" xmlns:w16cid="http://schemas.microsoft.com/office/word/2016/wordml/cid" xmlns:w16="http://schemas.microsoft.com/office/word/2018/wordml" xmlns:w16sdtdh="http://schemas.microsoft.com/office/word/2020/wordml/sdtdatahash" xmlns:w16se="http://schemas.microsoft.com/office/word/2015/wordml/symex" mc:Ignorable="w14 w15 w16se w16cid w16 w16cex w16sdtdh">
   <w:docDefaults>
     <w:rPrDefault>
       <w:rPr>
@@ -21498,7 +21510,7 @@
       <w:lang w:val="es-SV"/>
     </w:rPr>
   </w:style>
-  <w:style w:type="paragraph" w:styleId="Heading1">
+  <w:style w:type="paragraph" w:styleId="Ttulo1">
     <w:name w:val="heading 1"/>
     <w:basedOn w:val="Normal"/>
     <w:next w:val="Normal"/>
@@ -21519,7 +21531,7 @@
       <w:szCs w:val="28"/>
     </w:rPr>
   </w:style>
-  <w:style w:type="paragraph" w:styleId="Heading2">
+  <w:style w:type="paragraph" w:styleId="Ttulo2">
     <w:name w:val="heading 2"/>
     <w:basedOn w:val="Normal"/>
     <w:next w:val="Normal"/>
@@ -21542,7 +21554,7 @@
       <w:szCs w:val="26"/>
     </w:rPr>
   </w:style>
-  <w:style w:type="paragraph" w:styleId="Heading3">
+  <w:style w:type="paragraph" w:styleId="Ttulo3">
     <w:name w:val="heading 3"/>
     <w:basedOn w:val="Normal"/>
     <w:next w:val="Normal"/>
@@ -21563,7 +21575,7 @@
       <w:color w:val="4F81BD"/>
     </w:rPr>
   </w:style>
-  <w:style w:type="paragraph" w:styleId="Heading4">
+  <w:style w:type="paragraph" w:styleId="Ttulo4">
     <w:name w:val="heading 4"/>
     <w:basedOn w:val="Normal"/>
     <w:next w:val="Normal"/>
@@ -21586,7 +21598,7 @@
       <w:color w:val="4F81BD"/>
     </w:rPr>
   </w:style>
-  <w:style w:type="paragraph" w:styleId="Heading5">
+  <w:style w:type="paragraph" w:styleId="Ttulo5">
     <w:name w:val="heading 5"/>
     <w:basedOn w:val="Normal"/>
     <w:next w:val="Normal"/>
@@ -21605,7 +21617,7 @@
       <w:color w:val="243F61"/>
     </w:rPr>
   </w:style>
-  <w:style w:type="paragraph" w:styleId="Heading6">
+  <w:style w:type="paragraph" w:styleId="Ttulo6">
     <w:name w:val="heading 6"/>
     <w:basedOn w:val="Normal"/>
     <w:next w:val="Normal"/>
@@ -21626,13 +21638,13 @@
       <w:color w:val="243F61"/>
     </w:rPr>
   </w:style>
-  <w:style w:type="character" w:default="1" w:styleId="DefaultParagraphFont">
+  <w:style w:type="character" w:default="1" w:styleId="Fuentedeprrafopredeter">
     <w:name w:val="Default Paragraph Font"/>
     <w:uiPriority w:val="1"/>
     <w:semiHidden/>
     <w:unhideWhenUsed/>
   </w:style>
-  <w:style w:type="table" w:default="1" w:styleId="TableNormal">
+  <w:style w:type="table" w:default="1" w:styleId="Tablanormal">
     <w:name w:val="Normal Table"/>
     <w:uiPriority w:val="99"/>
     <w:semiHidden/>
@@ -21647,13 +21659,13 @@
       </w:tblCellMar>
     </w:tblPr>
   </w:style>
-  <w:style w:type="numbering" w:default="1" w:styleId="NoList">
+  <w:style w:type="numbering" w:default="1" w:styleId="Sinlista">
     <w:name w:val="No List"/>
     <w:uiPriority w:val="99"/>
     <w:semiHidden/>
     <w:unhideWhenUsed/>
   </w:style>
-  <w:style w:type="table" w:customStyle="1" w:styleId="TableNormal0">
+  <w:style w:type="table" w:customStyle="1" w:styleId="TableNormal">
     <w:name w:val="TableNormal"/>
     <w:tblPr>
       <w:tblCellMar>
@@ -21664,7 +21676,7 @@
       </w:tblCellMar>
     </w:tblPr>
   </w:style>
-  <w:style w:type="paragraph" w:styleId="Title">
+  <w:style w:type="paragraph" w:styleId="Ttulo">
     <w:name w:val="Title"/>
     <w:basedOn w:val="Normal"/>
     <w:next w:val="Normal"/>
@@ -21683,7 +21695,7 @@
       <w:szCs w:val="52"/>
     </w:rPr>
   </w:style>
-  <w:style w:type="paragraph" w:styleId="Subtitle">
+  <w:style w:type="paragraph" w:styleId="Subttulo">
     <w:name w:val="Subtitle"/>
     <w:basedOn w:val="Normal"/>
     <w:next w:val="Normal"/>
@@ -21699,7 +21711,7 @@
     </w:rPr>
   </w:style>
   <w:style w:type="table" w:customStyle="1" w:styleId="a">
-    <w:basedOn w:val="TableNormal0"/>
+    <w:basedOn w:val="TableNormal"/>
     <w:tblPr>
       <w:tblStyleRowBandSize w:val="1"/>
       <w:tblStyleColBandSize w:val="1"/>
@@ -21712,7 +21724,7 @@
     </w:tblPr>
   </w:style>
   <w:style w:type="table" w:customStyle="1" w:styleId="a0">
-    <w:basedOn w:val="TableNormal0"/>
+    <w:basedOn w:val="TableNormal"/>
     <w:pPr>
       <w:spacing w:after="0" w:line="240" w:lineRule="auto"/>
     </w:pPr>
@@ -21728,7 +21740,7 @@
     </w:tblPr>
   </w:style>
   <w:style w:type="table" w:customStyle="1" w:styleId="a1">
-    <w:basedOn w:val="TableNormal0"/>
+    <w:basedOn w:val="TableNormal"/>
     <w:tblPr>
       <w:tblStyleRowBandSize w:val="1"/>
       <w:tblStyleColBandSize w:val="1"/>
@@ -21741,7 +21753,7 @@
     </w:tblPr>
   </w:style>
   <w:style w:type="table" w:customStyle="1" w:styleId="a2">
-    <w:basedOn w:val="TableNormal0"/>
+    <w:basedOn w:val="TableNormal"/>
     <w:tblPr>
       <w:tblStyleRowBandSize w:val="1"/>
       <w:tblStyleColBandSize w:val="1"/>
@@ -21754,7 +21766,7 @@
     </w:tblPr>
   </w:style>
   <w:style w:type="table" w:customStyle="1" w:styleId="a3">
-    <w:basedOn w:val="TableNormal0"/>
+    <w:basedOn w:val="TableNormal"/>
     <w:tblPr>
       <w:tblStyleRowBandSize w:val="1"/>
       <w:tblStyleColBandSize w:val="1"/>
@@ -21767,7 +21779,7 @@
     </w:tblPr>
   </w:style>
   <w:style w:type="table" w:customStyle="1" w:styleId="a4">
-    <w:basedOn w:val="TableNormal0"/>
+    <w:basedOn w:val="TableNormal"/>
     <w:tblPr>
       <w:tblStyleRowBandSize w:val="1"/>
       <w:tblStyleColBandSize w:val="1"/>
@@ -21780,7 +21792,7 @@
     </w:tblPr>
   </w:style>
   <w:style w:type="table" w:customStyle="1" w:styleId="a5">
-    <w:basedOn w:val="TableNormal0"/>
+    <w:basedOn w:val="TableNormal"/>
     <w:tblPr>
       <w:tblStyleRowBandSize w:val="1"/>
       <w:tblStyleColBandSize w:val="1"/>
@@ -21793,7 +21805,7 @@
     </w:tblPr>
   </w:style>
   <w:style w:type="table" w:customStyle="1" w:styleId="a6">
-    <w:basedOn w:val="TableNormal0"/>
+    <w:basedOn w:val="TableNormal"/>
     <w:tblPr>
       <w:tblStyleRowBandSize w:val="1"/>
       <w:tblStyleColBandSize w:val="1"/>
@@ -21806,7 +21818,7 @@
     </w:tblPr>
   </w:style>
   <w:style w:type="table" w:customStyle="1" w:styleId="a7">
-    <w:basedOn w:val="TableNormal0"/>
+    <w:basedOn w:val="TableNormal"/>
     <w:tblPr>
       <w:tblStyleRowBandSize w:val="1"/>
       <w:tblStyleColBandSize w:val="1"/>
@@ -21819,7 +21831,7 @@
     </w:tblPr>
   </w:style>
   <w:style w:type="table" w:customStyle="1" w:styleId="a8">
-    <w:basedOn w:val="TableNormal0"/>
+    <w:basedOn w:val="TableNormal"/>
     <w:tblPr>
       <w:tblStyleRowBandSize w:val="1"/>
       <w:tblStyleColBandSize w:val="1"/>
@@ -21832,7 +21844,7 @@
     </w:tblPr>
   </w:style>
   <w:style w:type="table" w:customStyle="1" w:styleId="a9">
-    <w:basedOn w:val="TableNormal0"/>
+    <w:basedOn w:val="TableNormal"/>
     <w:tblPr>
       <w:tblStyleRowBandSize w:val="1"/>
       <w:tblStyleColBandSize w:val="1"/>
@@ -21845,7 +21857,7 @@
     </w:tblPr>
   </w:style>
   <w:style w:type="table" w:customStyle="1" w:styleId="aa">
-    <w:basedOn w:val="TableNormal0"/>
+    <w:basedOn w:val="TableNormal"/>
     <w:tblPr>
       <w:tblStyleRowBandSize w:val="1"/>
       <w:tblStyleColBandSize w:val="1"/>
@@ -21858,7 +21870,7 @@
     </w:tblPr>
   </w:style>
   <w:style w:type="table" w:customStyle="1" w:styleId="ab">
-    <w:basedOn w:val="TableNormal0"/>
+    <w:basedOn w:val="TableNormal"/>
     <w:tblPr>
       <w:tblStyleRowBandSize w:val="1"/>
       <w:tblStyleColBandSize w:val="1"/>
@@ -21871,7 +21883,7 @@
     </w:tblPr>
   </w:style>
   <w:style w:type="table" w:customStyle="1" w:styleId="ac">
-    <w:basedOn w:val="TableNormal0"/>
+    <w:basedOn w:val="TableNormal"/>
     <w:tblPr>
       <w:tblStyleRowBandSize w:val="1"/>
       <w:tblStyleColBandSize w:val="1"/>
@@ -21884,7 +21896,7 @@
     </w:tblPr>
   </w:style>
   <w:style w:type="table" w:customStyle="1" w:styleId="ad">
-    <w:basedOn w:val="TableNormal0"/>
+    <w:basedOn w:val="TableNormal"/>
     <w:tblPr>
       <w:tblStyleRowBandSize w:val="1"/>
       <w:tblStyleColBandSize w:val="1"/>
@@ -21897,7 +21909,7 @@
     </w:tblPr>
   </w:style>
   <w:style w:type="table" w:customStyle="1" w:styleId="ae">
-    <w:basedOn w:val="TableNormal0"/>
+    <w:basedOn w:val="TableNormal"/>
     <w:tblPr>
       <w:tblStyleRowBandSize w:val="1"/>
       <w:tblStyleColBandSize w:val="1"/>
@@ -21910,7 +21922,7 @@
     </w:tblPr>
   </w:style>
   <w:style w:type="table" w:customStyle="1" w:styleId="af">
-    <w:basedOn w:val="TableNormal0"/>
+    <w:basedOn w:val="TableNormal"/>
     <w:tblPr>
       <w:tblStyleRowBandSize w:val="1"/>
       <w:tblStyleColBandSize w:val="1"/>
@@ -21923,7 +21935,7 @@
     </w:tblPr>
   </w:style>
   <w:style w:type="table" w:customStyle="1" w:styleId="af0">
-    <w:basedOn w:val="TableNormal0"/>
+    <w:basedOn w:val="TableNormal"/>
     <w:tblPr>
       <w:tblStyleRowBandSize w:val="1"/>
       <w:tblStyleColBandSize w:val="1"/>
@@ -21936,7 +21948,7 @@
     </w:tblPr>
   </w:style>
   <w:style w:type="table" w:customStyle="1" w:styleId="af1">
-    <w:basedOn w:val="TableNormal0"/>
+    <w:basedOn w:val="TableNormal"/>
     <w:tblPr>
       <w:tblStyleRowBandSize w:val="1"/>
       <w:tblStyleColBandSize w:val="1"/>
@@ -21949,7 +21961,7 @@
     </w:tblPr>
   </w:style>
   <w:style w:type="table" w:customStyle="1" w:styleId="af2">
-    <w:basedOn w:val="TableNormal0"/>
+    <w:basedOn w:val="TableNormal"/>
     <w:tblPr>
       <w:tblStyleRowBandSize w:val="1"/>
       <w:tblStyleColBandSize w:val="1"/>
@@ -21962,7 +21974,7 @@
     </w:tblPr>
   </w:style>
   <w:style w:type="table" w:customStyle="1" w:styleId="af3">
-    <w:basedOn w:val="TableNormal0"/>
+    <w:basedOn w:val="TableNormal"/>
     <w:tblPr>
       <w:tblStyleRowBandSize w:val="1"/>
       <w:tblStyleColBandSize w:val="1"/>
@@ -21975,7 +21987,7 @@
     </w:tblPr>
   </w:style>
   <w:style w:type="table" w:customStyle="1" w:styleId="af4">
-    <w:basedOn w:val="TableNormal0"/>
+    <w:basedOn w:val="TableNormal"/>
     <w:tblPr>
       <w:tblStyleRowBandSize w:val="1"/>
       <w:tblStyleColBandSize w:val="1"/>
@@ -21988,7 +22000,7 @@
     </w:tblPr>
   </w:style>
   <w:style w:type="table" w:customStyle="1" w:styleId="af5">
-    <w:basedOn w:val="TableNormal0"/>
+    <w:basedOn w:val="TableNormal"/>
     <w:tblPr>
       <w:tblStyleRowBandSize w:val="1"/>
       <w:tblStyleColBandSize w:val="1"/>
@@ -22001,7 +22013,7 @@
     </w:tblPr>
   </w:style>
   <w:style w:type="table" w:customStyle="1" w:styleId="af6">
-    <w:basedOn w:val="TableNormal0"/>
+    <w:basedOn w:val="TableNormal"/>
     <w:tblPr>
       <w:tblStyleRowBandSize w:val="1"/>
       <w:tblStyleColBandSize w:val="1"/>
@@ -22014,7 +22026,7 @@
     </w:tblPr>
   </w:style>
   <w:style w:type="table" w:customStyle="1" w:styleId="af7">
-    <w:basedOn w:val="TableNormal0"/>
+    <w:basedOn w:val="TableNormal"/>
     <w:tblPr>
       <w:tblStyleRowBandSize w:val="1"/>
       <w:tblStyleColBandSize w:val="1"/>
@@ -22027,7 +22039,7 @@
     </w:tblPr>
   </w:style>
   <w:style w:type="table" w:customStyle="1" w:styleId="af8">
-    <w:basedOn w:val="TableNormal0"/>
+    <w:basedOn w:val="TableNormal"/>
     <w:tblPr>
       <w:tblStyleRowBandSize w:val="1"/>
       <w:tblStyleColBandSize w:val="1"/>
@@ -22040,7 +22052,7 @@
     </w:tblPr>
   </w:style>
   <w:style w:type="table" w:customStyle="1" w:styleId="af9">
-    <w:basedOn w:val="TableNormal0"/>
+    <w:basedOn w:val="TableNormal"/>
     <w:tblPr>
       <w:tblStyleRowBandSize w:val="1"/>
       <w:tblStyleColBandSize w:val="1"/>
@@ -22053,7 +22065,7 @@
     </w:tblPr>
   </w:style>
   <w:style w:type="table" w:customStyle="1" w:styleId="afa">
-    <w:basedOn w:val="TableNormal0"/>
+    <w:basedOn w:val="TableNormal"/>
     <w:tblPr>
       <w:tblStyleRowBandSize w:val="1"/>
       <w:tblStyleColBandSize w:val="1"/>
@@ -22066,7 +22078,7 @@
     </w:tblPr>
   </w:style>
   <w:style w:type="table" w:customStyle="1" w:styleId="afb">
-    <w:basedOn w:val="TableNormal0"/>
+    <w:basedOn w:val="TableNormal"/>
     <w:tblPr>
       <w:tblStyleRowBandSize w:val="1"/>
       <w:tblStyleColBandSize w:val="1"/>
@@ -22079,7 +22091,7 @@
     </w:tblPr>
   </w:style>
   <w:style w:type="table" w:customStyle="1" w:styleId="afc">
-    <w:basedOn w:val="TableNormal0"/>
+    <w:basedOn w:val="TableNormal"/>
     <w:tblPr>
       <w:tblStyleRowBandSize w:val="1"/>
       <w:tblStyleColBandSize w:val="1"/>
@@ -22092,7 +22104,7 @@
     </w:tblPr>
   </w:style>
   <w:style w:type="table" w:customStyle="1" w:styleId="afd">
-    <w:basedOn w:val="TableNormal0"/>
+    <w:basedOn w:val="TableNormal"/>
     <w:tblPr>
       <w:tblStyleRowBandSize w:val="1"/>
       <w:tblStyleColBandSize w:val="1"/>
@@ -22105,7 +22117,7 @@
     </w:tblPr>
   </w:style>
   <w:style w:type="table" w:customStyle="1" w:styleId="afe">
-    <w:basedOn w:val="TableNormal0"/>
+    <w:basedOn w:val="TableNormal"/>
     <w:tblPr>
       <w:tblStyleRowBandSize w:val="1"/>
       <w:tblStyleColBandSize w:val="1"/>
@@ -22118,7 +22130,7 @@
     </w:tblPr>
   </w:style>
   <w:style w:type="table" w:customStyle="1" w:styleId="aff">
-    <w:basedOn w:val="TableNormal0"/>
+    <w:basedOn w:val="TableNormal"/>
     <w:tblPr>
       <w:tblStyleRowBandSize w:val="1"/>
       <w:tblStyleColBandSize w:val="1"/>
@@ -22131,7 +22143,7 @@
     </w:tblPr>
   </w:style>
   <w:style w:type="table" w:customStyle="1" w:styleId="aff0">
-    <w:basedOn w:val="TableNormal0"/>
+    <w:basedOn w:val="TableNormal"/>
     <w:tblPr>
       <w:tblStyleRowBandSize w:val="1"/>
       <w:tblStyleColBandSize w:val="1"/>
@@ -22143,9 +22155,9 @@
       </w:tblCellMar>
     </w:tblPr>
   </w:style>
-  <w:style w:type="character" w:styleId="Hyperlink">
+  <w:style w:type="character" w:styleId="Hipervnculo">
     <w:name w:val="Hyperlink"/>
-    <w:basedOn w:val="DefaultParagraphFont"/>
+    <w:basedOn w:val="Fuentedeprrafopredeter"/>
     <w:uiPriority w:val="99"/>
     <w:unhideWhenUsed/>
     <w:rsid w:val="00633421"/>
@@ -22154,9 +22166,9 @@
       <w:u w:val="single"/>
     </w:rPr>
   </w:style>
-  <w:style w:type="character" w:styleId="UnresolvedMention">
+  <w:style w:type="character" w:styleId="Mencinsinresolver">
     <w:name w:val="Unresolved Mention"/>
-    <w:basedOn w:val="DefaultParagraphFont"/>
+    <w:basedOn w:val="Fuentedeprrafopredeter"/>
     <w:uiPriority w:val="99"/>
     <w:semiHidden/>
     <w:unhideWhenUsed/>
@@ -22166,7 +22178,7 @@
       <w:shd w:val="clear" w:color="auto" w:fill="E1DFDD"/>
     </w:rPr>
   </w:style>
-  <w:style w:type="paragraph" w:styleId="ListParagraph">
+  <w:style w:type="paragraph" w:styleId="Prrafodelista">
     <w:name w:val="List Paragraph"/>
     <w:basedOn w:val="Normal"/>
     <w:uiPriority w:val="34"/>
@@ -22177,9 +22189,9 @@
       <w:contextualSpacing/>
     </w:pPr>
   </w:style>
-  <w:style w:type="table" w:styleId="TableGridLight">
+  <w:style w:type="table" w:styleId="Tablaconcuadrculaclara">
     <w:name w:val="Grid Table Light"/>
-    <w:basedOn w:val="TableNormal"/>
+    <w:basedOn w:val="Tablanormal"/>
     <w:uiPriority w:val="40"/>
     <w:rsid w:val="00AE3C82"/>
     <w:pPr>

--- a/00_Gestion_Proyecto/Bitacoras/Bitacora_Semana4_SN6.docx
+++ b/00_Gestion_Proyecto/Bitacoras/Bitacora_Semana4_SN6.docx
@@ -3174,128 +3174,6 @@
               <w:rPr>
                 <w:sz w:val="20"/>
                 <w:szCs w:val="20"/>
-                <w:highlight w:val="yellow"/>
-              </w:rPr>
-            </w:pPr>
-            <w:r>
-              <w:rPr>
-                <w:sz w:val="20"/>
-                <w:szCs w:val="20"/>
-                <w:highlight w:val="yellow"/>
-              </w:rPr>
-              <w:t>Mejoras de interfaz y experiencia de usuario</w:t>
-            </w:r>
-          </w:p>
-        </w:tc>
-        <w:tc>
-          <w:tcPr>
-            <w:tcW w:w="3856" w:type="dxa"/>
-            <w:tcMar>
-              <w:top w:w="110" w:type="dxa"/>
-              <w:left w:w="90" w:type="dxa"/>
-              <w:bottom w:w="110" w:type="dxa"/>
-              <w:right w:w="90" w:type="dxa"/>
-            </w:tcMar>
-          </w:tcPr>
-          <w:p>
-            <w:pPr>
-              <w:spacing w:after="0"/>
-              <w:rPr>
-                <w:sz w:val="20"/>
-                <w:szCs w:val="20"/>
-                <w:highlight w:val="yellow"/>
-              </w:rPr>
-            </w:pPr>
-            <w:r>
-              <w:rPr>
-                <w:sz w:val="20"/>
-                <w:szCs w:val="20"/>
-                <w:highlight w:val="yellow"/>
-              </w:rPr>
-              <w:t>Ajustes visuales del Dashboard para mejorar la navegación, organización de la información y presentación de alertas.</w:t>
-            </w:r>
-          </w:p>
-        </w:tc>
-        <w:tc>
-          <w:tcPr>
-            <w:tcW w:w="1974" w:type="dxa"/>
-            <w:tcMar>
-              <w:top w:w="110" w:type="dxa"/>
-              <w:left w:w="90" w:type="dxa"/>
-              <w:bottom w:w="110" w:type="dxa"/>
-              <w:right w:w="90" w:type="dxa"/>
-            </w:tcMar>
-          </w:tcPr>
-          <w:p>
-            <w:pPr>
-              <w:spacing w:after="0"/>
-              <w:jc w:val="center"/>
-              <w:rPr>
-                <w:sz w:val="20"/>
-                <w:szCs w:val="20"/>
-                <w:highlight w:val="yellow"/>
-              </w:rPr>
-            </w:pPr>
-            <w:r>
-              <w:rPr>
-                <w:sz w:val="20"/>
-                <w:szCs w:val="20"/>
-                <w:highlight w:val="yellow"/>
-              </w:rPr>
-              <w:t>Iván Palacios</w:t>
-            </w:r>
-          </w:p>
-        </w:tc>
-        <w:tc>
-          <w:tcPr>
-            <w:tcW w:w="2410" w:type="dxa"/>
-            <w:tcMar>
-              <w:top w:w="110" w:type="dxa"/>
-              <w:left w:w="90" w:type="dxa"/>
-              <w:bottom w:w="110" w:type="dxa"/>
-              <w:right w:w="90" w:type="dxa"/>
-            </w:tcMar>
-          </w:tcPr>
-          <w:p>
-            <w:pPr>
-              <w:spacing w:after="0"/>
-              <w:rPr>
-                <w:sz w:val="20"/>
-                <w:szCs w:val="20"/>
-                <w:highlight w:val="yellow"/>
-              </w:rPr>
-            </w:pPr>
-            <w:r>
-              <w:rPr>
-                <w:sz w:val="20"/>
-                <w:szCs w:val="20"/>
-                <w:highlight w:val="yellow"/>
-              </w:rPr>
-              <w:t>Evidencias_UI_Fase3.pdf</w:t>
-            </w:r>
-          </w:p>
-        </w:tc>
-      </w:tr>
-      <w:tr>
-        <w:trPr>
-          <w:jc w:val="center"/>
-        </w:trPr>
-        <w:tc>
-          <w:tcPr>
-            <w:tcW w:w="2382" w:type="dxa"/>
-            <w:tcMar>
-              <w:top w:w="110" w:type="dxa"/>
-              <w:left w:w="90" w:type="dxa"/>
-              <w:bottom w:w="110" w:type="dxa"/>
-              <w:right w:w="90" w:type="dxa"/>
-            </w:tcMar>
-          </w:tcPr>
-          <w:p>
-            <w:pPr>
-              <w:spacing w:after="0"/>
-              <w:rPr>
-                <w:sz w:val="20"/>
-                <w:szCs w:val="20"/>
               </w:rPr>
             </w:pPr>
             <w:r>
@@ -4383,7 +4261,6 @@
               <w:spacing w:after="0"/>
             </w:pPr>
             <w:r>
-              <w:lastRenderedPageBreak/>
               <w:t>Google Chrome</w:t>
             </w:r>
           </w:p>
@@ -4446,6 +4323,7 @@
               <w:spacing w:after="0"/>
             </w:pPr>
             <w:r>
+              <w:lastRenderedPageBreak/>
               <w:t>Git</w:t>
             </w:r>
           </w:p>
@@ -5189,7 +5067,6 @@
               <w:spacing w:after="0"/>
             </w:pPr>
             <w:r>
-              <w:lastRenderedPageBreak/>
               <w:t>Registro de eventos de auditoría</w:t>
             </w:r>
           </w:p>
@@ -5271,6 +5148,7 @@
               <w:spacing w:after="0"/>
             </w:pPr>
             <w:r>
+              <w:lastRenderedPageBreak/>
               <w:t>Integración Backend–Dashboard</w:t>
             </w:r>
           </w:p>
@@ -5990,85 +5868,85 @@
               <w:spacing w:after="0"/>
             </w:pPr>
             <w:r>
+              <w:t>Diseño de la estructura de almacenamiento de logs para auditoría.</w:t>
+            </w:r>
+          </w:p>
+        </w:tc>
+        <w:tc>
+          <w:tcPr>
+            <w:tcW w:w="2880" w:type="dxa"/>
+            <w:tcMar>
+              <w:top w:w="110" w:type="dxa"/>
+              <w:left w:w="90" w:type="dxa"/>
+              <w:bottom w:w="110" w:type="dxa"/>
+              <w:right w:w="90" w:type="dxa"/>
+            </w:tcMar>
+          </w:tcPr>
+          <w:p>
+            <w:pPr>
+              <w:spacing w:after="0"/>
+            </w:pPr>
+            <w:r>
+              <w:t>Organización de registros del sistema.</w:t>
+            </w:r>
+          </w:p>
+        </w:tc>
+        <w:tc>
+          <w:tcPr>
+            <w:tcW w:w="1440" w:type="dxa"/>
+            <w:tcMar>
+              <w:top w:w="110" w:type="dxa"/>
+              <w:left w:w="90" w:type="dxa"/>
+              <w:bottom w:w="110" w:type="dxa"/>
+              <w:right w:w="90" w:type="dxa"/>
+            </w:tcMar>
+          </w:tcPr>
+          <w:p>
+            <w:pPr>
+              <w:spacing w:after="0"/>
+              <w:jc w:val="center"/>
+            </w:pPr>
+            <w:r>
+              <w:t>Ingeniero Cloud / Backend Jr.</w:t>
+            </w:r>
+          </w:p>
+        </w:tc>
+        <w:tc>
+          <w:tcPr>
+            <w:tcW w:w="1872" w:type="dxa"/>
+            <w:tcMar>
+              <w:top w:w="110" w:type="dxa"/>
+              <w:left w:w="90" w:type="dxa"/>
+              <w:bottom w:w="110" w:type="dxa"/>
+              <w:right w:w="90" w:type="dxa"/>
+            </w:tcMar>
+          </w:tcPr>
+          <w:p>
+            <w:pPr>
+              <w:spacing w:after="0"/>
+            </w:pPr>
+            <w:r>
+              <w:t>02_Backend_Cloud/</w:t>
+            </w:r>
+            <w:proofErr w:type="spellStart"/>
+            <w:r>
+              <w:t>Investigacion</w:t>
+            </w:r>
+            <w:proofErr w:type="spellEnd"/>
+            <w:r>
+              <w:t xml:space="preserve">/Fase 3 - </w:t>
+            </w:r>
+            <w:proofErr w:type="spellStart"/>
+            <w:r>
+              <w:t>Diseno</w:t>
+            </w:r>
+            <w:proofErr w:type="spellEnd"/>
+            <w:r>
+              <w:t xml:space="preserve"> e </w:t>
+            </w:r>
+            <w:proofErr w:type="spellStart"/>
+            <w:r>
               <w:lastRenderedPageBreak/>
-              <w:t>Diseño de la estructura de almacenamiento de logs para auditoría.</w:t>
-            </w:r>
-          </w:p>
-        </w:tc>
-        <w:tc>
-          <w:tcPr>
-            <w:tcW w:w="2880" w:type="dxa"/>
-            <w:tcMar>
-              <w:top w:w="110" w:type="dxa"/>
-              <w:left w:w="90" w:type="dxa"/>
-              <w:bottom w:w="110" w:type="dxa"/>
-              <w:right w:w="90" w:type="dxa"/>
-            </w:tcMar>
-          </w:tcPr>
-          <w:p>
-            <w:pPr>
-              <w:spacing w:after="0"/>
-            </w:pPr>
-            <w:r>
-              <w:t>Organización de registros del sistema.</w:t>
-            </w:r>
-          </w:p>
-        </w:tc>
-        <w:tc>
-          <w:tcPr>
-            <w:tcW w:w="1440" w:type="dxa"/>
-            <w:tcMar>
-              <w:top w:w="110" w:type="dxa"/>
-              <w:left w:w="90" w:type="dxa"/>
-              <w:bottom w:w="110" w:type="dxa"/>
-              <w:right w:w="90" w:type="dxa"/>
-            </w:tcMar>
-          </w:tcPr>
-          <w:p>
-            <w:pPr>
-              <w:spacing w:after="0"/>
-              <w:jc w:val="center"/>
-            </w:pPr>
-            <w:r>
-              <w:t>Ingeniero Cloud / Backend Jr.</w:t>
-            </w:r>
-          </w:p>
-        </w:tc>
-        <w:tc>
-          <w:tcPr>
-            <w:tcW w:w="1872" w:type="dxa"/>
-            <w:tcMar>
-              <w:top w:w="110" w:type="dxa"/>
-              <w:left w:w="90" w:type="dxa"/>
-              <w:bottom w:w="110" w:type="dxa"/>
-              <w:right w:w="90" w:type="dxa"/>
-            </w:tcMar>
-          </w:tcPr>
-          <w:p>
-            <w:pPr>
-              <w:spacing w:after="0"/>
-            </w:pPr>
-            <w:r>
-              <w:t>02_Backend_Cloud/</w:t>
-            </w:r>
-            <w:proofErr w:type="spellStart"/>
-            <w:r>
-              <w:t>Investigacion</w:t>
-            </w:r>
-            <w:proofErr w:type="spellEnd"/>
-            <w:r>
-              <w:t xml:space="preserve">/Fase 3 - </w:t>
-            </w:r>
-            <w:proofErr w:type="spellStart"/>
-            <w:r>
-              <w:t>Diseno</w:t>
-            </w:r>
-            <w:proofErr w:type="spellEnd"/>
-            <w:r>
-              <w:t xml:space="preserve"> e </w:t>
-            </w:r>
-            <w:proofErr w:type="spellStart"/>
-            <w:r>
               <w:t>Implementacion</w:t>
             </w:r>
             <w:proofErr w:type="spellEnd"/>
@@ -6097,6 +5975,7 @@
               <w:spacing w:after="0"/>
             </w:pPr>
             <w:r>
+              <w:lastRenderedPageBreak/>
               <w:t>Integración del Backend con el módulo de monitoreo y trazabilidad.</w:t>
             </w:r>
           </w:p>
@@ -6211,7 +6090,11 @@
               <w:spacing w:after="0"/>
             </w:pPr>
             <w:r>
-              <w:t>Integración del Dashboard con los servicios de Backend y Auth0.</w:t>
+              <w:rPr>
+                <w:sz w:val="20"/>
+                <w:szCs w:val="20"/>
+              </w:rPr>
+              <w:t>Desarrollo del Dashboard Administrativo</w:t>
             </w:r>
           </w:p>
         </w:tc>
@@ -6230,7 +6113,11 @@
               <w:spacing w:after="0"/>
             </w:pPr>
             <w:r>
-              <w:t>Visualización incompleta de eventos y sesiones.</w:t>
+              <w:rPr>
+                <w:sz w:val="20"/>
+                <w:szCs w:val="20"/>
+              </w:rPr>
+              <w:t>Desarrollo del Dashboard para la visualización de usuarios, eventos administrativos y métricas del sistema.</w:t>
             </w:r>
           </w:p>
         </w:tc>
@@ -6269,6 +6156,10 @@
               <w:spacing w:after="0"/>
             </w:pPr>
             <w:r>
+              <w:rPr>
+                <w:sz w:val="20"/>
+                <w:szCs w:val="20"/>
+              </w:rPr>
               <w:t>F3_Dashboard_Funcional.docx</w:t>
             </w:r>
           </w:p>
@@ -6291,15 +6182,9 @@
           <w:p>
             <w:pPr>
               <w:spacing w:after="0"/>
-              <w:rPr>
-                <w:highlight w:val="yellow"/>
-              </w:rPr>
-            </w:pPr>
-            <w:r>
-              <w:rPr>
-                <w:highlight w:val="yellow"/>
-              </w:rPr>
-              <w:t>Mejoras de interfaz para facilitar la navegación y presentación de alertas.</w:t>
+            </w:pPr>
+            <w:r>
+              <w:t>Integración del Dashboard con los servicios de Backend y Auth0.</w:t>
             </w:r>
           </w:p>
         </w:tc>
@@ -6316,15 +6201,9 @@
           <w:p>
             <w:pPr>
               <w:spacing w:after="0"/>
-              <w:rPr>
-                <w:highlight w:val="yellow"/>
-              </w:rPr>
-            </w:pPr>
-            <w:r>
-              <w:rPr>
-                <w:highlight w:val="yellow"/>
-              </w:rPr>
-              <w:t>Experiencia de usuario y organización visual.</w:t>
+            </w:pPr>
+            <w:r>
+              <w:t>Visualización incompleta de eventos y sesiones.</w:t>
             </w:r>
           </w:p>
         </w:tc>
@@ -6342,14 +6221,8 @@
             <w:pPr>
               <w:spacing w:after="0"/>
               <w:jc w:val="center"/>
-              <w:rPr>
-                <w:highlight w:val="yellow"/>
-              </w:rPr>
-            </w:pPr>
-            <w:r>
-              <w:rPr>
-                <w:highlight w:val="yellow"/>
-              </w:rPr>
+            </w:pPr>
+            <w:r>
               <w:t>Frontend / Dashboard Jr.</w:t>
             </w:r>
           </w:p>
@@ -6367,15 +6240,13 @@
           <w:p>
             <w:pPr>
               <w:spacing w:after="0"/>
-              <w:rPr>
-                <w:highlight w:val="yellow"/>
-              </w:rPr>
-            </w:pPr>
-            <w:r>
-              <w:rPr>
-                <w:highlight w:val="yellow"/>
-              </w:rPr>
-              <w:t>Evidencias_UI_Fase3.pdf</w:t>
+            </w:pPr>
+            <w:r>
+              <w:rPr>
+                <w:sz w:val="20"/>
+                <w:szCs w:val="20"/>
+              </w:rPr>
+              <w:t>F3_Dashboard_eventos_alertas.docx</w:t>
             </w:r>
           </w:p>
         </w:tc>
@@ -6787,7 +6658,6 @@
               <w:spacing w:after="0"/>
             </w:pPr>
             <w:r>
-              <w:lastRenderedPageBreak/>
               <w:t>Implementación Zero Trust</w:t>
             </w:r>
           </w:p>
@@ -6850,6 +6720,7 @@
               <w:spacing w:after="0"/>
             </w:pPr>
             <w:r>
+              <w:lastRenderedPageBreak/>
               <w:t>Backend</w:t>
             </w:r>
           </w:p>
@@ -8009,6 +7880,7 @@
                 <w:sz w:val="22"/>
                 <w:szCs w:val="22"/>
               </w:rPr>
+              <w:lastRenderedPageBreak/>
               <w:t>8. Aportes individuales verificables</w:t>
             </w:r>
           </w:p>
@@ -9616,7 +9488,7 @@
                 <w:sz w:val="20"/>
                 <w:szCs w:val="20"/>
               </w:rPr>
-              <w:t>Dashboard_Admin.pdf</w:t>
+              <w:t>F3_Dashboard_Funcional.docx</w:t>
             </w:r>
           </w:p>
         </w:tc>
@@ -9669,14 +9541,12 @@
               <w:rPr>
                 <w:sz w:val="20"/>
                 <w:szCs w:val="20"/>
-                <w:highlight w:val="yellow"/>
-              </w:rPr>
-            </w:pPr>
-            <w:r>
-              <w:rPr>
-                <w:sz w:val="20"/>
-                <w:szCs w:val="20"/>
-                <w:highlight w:val="yellow"/>
+              </w:rPr>
+            </w:pPr>
+            <w:r>
+              <w:rPr>
+                <w:sz w:val="20"/>
+                <w:szCs w:val="20"/>
               </w:rPr>
               <w:t>Iván Alexander Palacios Hernández</w:t>
             </w:r>
@@ -9698,14 +9568,12 @@
               <w:rPr>
                 <w:sz w:val="20"/>
                 <w:szCs w:val="20"/>
-                <w:highlight w:val="yellow"/>
-              </w:rPr>
-            </w:pPr>
-            <w:r>
-              <w:rPr>
-                <w:sz w:val="20"/>
-                <w:szCs w:val="20"/>
-                <w:highlight w:val="yellow"/>
+              </w:rPr>
+            </w:pPr>
+            <w:r>
+              <w:rPr>
+                <w:sz w:val="20"/>
+                <w:szCs w:val="20"/>
               </w:rPr>
               <w:t>Frontend / Dashboard Jr.</w:t>
             </w:r>
@@ -9727,14 +9595,12 @@
               <w:rPr>
                 <w:sz w:val="20"/>
                 <w:szCs w:val="20"/>
-                <w:highlight w:val="yellow"/>
-              </w:rPr>
-            </w:pPr>
-            <w:r>
-              <w:rPr>
-                <w:sz w:val="20"/>
-                <w:szCs w:val="20"/>
-                <w:highlight w:val="yellow"/>
+              </w:rPr>
+            </w:pPr>
+            <w:r>
+              <w:rPr>
+                <w:sz w:val="20"/>
+                <w:szCs w:val="20"/>
               </w:rPr>
               <w:t>Integración de eventos, alertas, sesiones y mejoras de experiencia de usuario.</w:t>
             </w:r>
@@ -9756,14 +9622,12 @@
               <w:rPr>
                 <w:sz w:val="20"/>
                 <w:szCs w:val="20"/>
-                <w:highlight w:val="yellow"/>
-              </w:rPr>
-            </w:pPr>
-            <w:r>
-              <w:rPr>
-                <w:sz w:val="20"/>
-                <w:szCs w:val="20"/>
-                <w:highlight w:val="yellow"/>
+              </w:rPr>
+            </w:pPr>
+            <w:r>
+              <w:rPr>
+                <w:sz w:val="20"/>
+                <w:szCs w:val="20"/>
               </w:rPr>
               <w:t>Frontend</w:t>
             </w:r>
@@ -9785,16 +9649,14 @@
               <w:rPr>
                 <w:sz w:val="20"/>
                 <w:szCs w:val="20"/>
-                <w:highlight w:val="yellow"/>
-              </w:rPr>
-            </w:pPr>
-            <w:r>
-              <w:rPr>
-                <w:sz w:val="20"/>
-                <w:szCs w:val="20"/>
-                <w:highlight w:val="yellow"/>
-              </w:rPr>
-              <w:t>Dashboard_Eventos.pdf</w:t>
+              </w:rPr>
+            </w:pPr>
+            <w:r>
+              <w:rPr>
+                <w:sz w:val="20"/>
+                <w:szCs w:val="20"/>
+              </w:rPr>
+              <w:t>F3_Dashboard_eventos_alertas.docx</w:t>
             </w:r>
           </w:p>
         </w:tc>
@@ -9814,14 +9676,12 @@
               <w:rPr>
                 <w:sz w:val="20"/>
                 <w:szCs w:val="20"/>
-                <w:highlight w:val="yellow"/>
-              </w:rPr>
-            </w:pPr>
-            <w:r>
-              <w:rPr>
-                <w:sz w:val="20"/>
-                <w:szCs w:val="20"/>
-                <w:highlight w:val="yellow"/>
+              </w:rPr>
+            </w:pPr>
+            <w:r>
+              <w:rPr>
+                <w:sz w:val="20"/>
+                <w:szCs w:val="20"/>
               </w:rPr>
               <w:t>Dashboard optimizado.</w:t>
             </w:r>
@@ -13452,7 +13312,7 @@
                 <w:sz w:val="20"/>
                 <w:szCs w:val="20"/>
               </w:rPr>
-              <w:t>Dashboard_Eventos.pdf</w:t>
+              <w:t>F3_Dashboard_eventos_alertas.docx</w:t>
             </w:r>
           </w:p>
         </w:tc>
@@ -14898,7 +14758,11 @@
               </w:rPr>
             </w:pPr>
             <w:r>
-              <w:t>Dashboard_Admin.pdf</w:t>
+              <w:rPr>
+                <w:sz w:val="20"/>
+                <w:szCs w:val="20"/>
+              </w:rPr>
+              <w:t>F3_Dashboard_Funcional.docx</w:t>
             </w:r>
           </w:p>
         </w:tc>
@@ -15019,7 +14883,11 @@
               </w:rPr>
             </w:pPr>
             <w:r>
-              <w:t>Dashboard_Eventos.pdf</w:t>
+              <w:rPr>
+                <w:sz w:val="20"/>
+                <w:szCs w:val="20"/>
+              </w:rPr>
+              <w:t>F3_Dashboard_eventos_alertas.docx</w:t>
             </w:r>
           </w:p>
         </w:tc>
@@ -19182,290 +19050,6 @@
                 <w:szCs w:val="20"/>
               </w:rPr>
             </w:pPr>
-          </w:p>
-        </w:tc>
-      </w:tr>
-      <w:tr>
-        <w:trPr>
-          <w:jc w:val="center"/>
-        </w:trPr>
-        <w:tc>
-          <w:tcPr>
-            <w:tcW w:w="648" w:type="dxa"/>
-            <w:tcMar>
-              <w:top w:w="110" w:type="dxa"/>
-              <w:left w:w="90" w:type="dxa"/>
-              <w:bottom w:w="110" w:type="dxa"/>
-              <w:right w:w="90" w:type="dxa"/>
-            </w:tcMar>
-          </w:tcPr>
-          <w:p>
-            <w:pPr>
-              <w:spacing w:after="0"/>
-              <w:jc w:val="center"/>
-              <w:rPr>
-                <w:sz w:val="20"/>
-                <w:szCs w:val="20"/>
-              </w:rPr>
-            </w:pPr>
-            <w:r>
-              <w:rPr>
-                <w:sz w:val="20"/>
-                <w:szCs w:val="20"/>
-              </w:rPr>
-              <w:t>1</w:t>
-            </w:r>
-            <w:r>
-              <w:rPr>
-                <w:sz w:val="20"/>
-                <w:szCs w:val="20"/>
-              </w:rPr>
-              <w:t>5</w:t>
-            </w:r>
-          </w:p>
-        </w:tc>
-        <w:tc>
-          <w:tcPr>
-            <w:tcW w:w="3170" w:type="dxa"/>
-            <w:tcMar>
-              <w:top w:w="110" w:type="dxa"/>
-              <w:left w:w="90" w:type="dxa"/>
-              <w:bottom w:w="110" w:type="dxa"/>
-              <w:right w:w="90" w:type="dxa"/>
-            </w:tcMar>
-          </w:tcPr>
-          <w:p>
-            <w:pPr>
-              <w:spacing w:after="0"/>
-              <w:rPr>
-                <w:sz w:val="20"/>
-                <w:szCs w:val="20"/>
-              </w:rPr>
-            </w:pPr>
-            <w:r>
-              <w:rPr>
-                <w:sz w:val="20"/>
-                <w:szCs w:val="20"/>
-              </w:rPr>
-              <w:t>Mejoras de interfaz de usuario</w:t>
-            </w:r>
-          </w:p>
-        </w:tc>
-        <w:tc>
-          <w:tcPr>
-            <w:tcW w:w="1417" w:type="dxa"/>
-            <w:tcMar>
-              <w:top w:w="110" w:type="dxa"/>
-              <w:left w:w="90" w:type="dxa"/>
-              <w:bottom w:w="110" w:type="dxa"/>
-              <w:right w:w="90" w:type="dxa"/>
-            </w:tcMar>
-          </w:tcPr>
-          <w:p>
-            <w:pPr>
-              <w:spacing w:after="0"/>
-              <w:jc w:val="center"/>
-              <w:rPr>
-                <w:sz w:val="20"/>
-                <w:szCs w:val="20"/>
-              </w:rPr>
-            </w:pPr>
-            <w:r>
-              <w:rPr>
-                <w:sz w:val="20"/>
-                <w:szCs w:val="20"/>
-              </w:rPr>
-              <w:t>Documento</w:t>
-            </w:r>
-          </w:p>
-        </w:tc>
-        <w:tc>
-          <w:tcPr>
-            <w:tcW w:w="1965" w:type="dxa"/>
-            <w:tcMar>
-              <w:top w:w="110" w:type="dxa"/>
-              <w:left w:w="90" w:type="dxa"/>
-              <w:bottom w:w="110" w:type="dxa"/>
-              <w:right w:w="90" w:type="dxa"/>
-            </w:tcMar>
-          </w:tcPr>
-          <w:p>
-            <w:pPr>
-              <w:spacing w:after="0"/>
-              <w:rPr>
-                <w:sz w:val="20"/>
-                <w:szCs w:val="20"/>
-              </w:rPr>
-            </w:pPr>
-            <w:r>
-              <w:rPr>
-                <w:sz w:val="20"/>
-                <w:szCs w:val="20"/>
-              </w:rPr>
-              <w:t>Frontend / Dashboard Jr.</w:t>
-            </w:r>
-          </w:p>
-        </w:tc>
-        <w:tc>
-          <w:tcPr>
-            <w:tcW w:w="2736" w:type="dxa"/>
-            <w:tcMar>
-              <w:top w:w="110" w:type="dxa"/>
-              <w:left w:w="90" w:type="dxa"/>
-              <w:bottom w:w="110" w:type="dxa"/>
-              <w:right w:w="90" w:type="dxa"/>
-            </w:tcMar>
-          </w:tcPr>
-          <w:p>
-            <w:pPr>
-              <w:spacing w:after="0"/>
-              <w:rPr>
-                <w:sz w:val="20"/>
-                <w:szCs w:val="20"/>
-              </w:rPr>
-            </w:pPr>
-          </w:p>
-        </w:tc>
-      </w:tr>
-      <w:tr>
-        <w:trPr>
-          <w:jc w:val="center"/>
-        </w:trPr>
-        <w:tc>
-          <w:tcPr>
-            <w:tcW w:w="648" w:type="dxa"/>
-            <w:tcMar>
-              <w:top w:w="110" w:type="dxa"/>
-              <w:left w:w="90" w:type="dxa"/>
-              <w:bottom w:w="110" w:type="dxa"/>
-              <w:right w:w="90" w:type="dxa"/>
-            </w:tcMar>
-          </w:tcPr>
-          <w:p>
-            <w:pPr>
-              <w:spacing w:after="0"/>
-              <w:jc w:val="center"/>
-              <w:rPr>
-                <w:sz w:val="20"/>
-                <w:szCs w:val="20"/>
-              </w:rPr>
-            </w:pPr>
-            <w:r>
-              <w:rPr>
-                <w:sz w:val="20"/>
-                <w:szCs w:val="20"/>
-              </w:rPr>
-              <w:t>1</w:t>
-            </w:r>
-            <w:r>
-              <w:rPr>
-                <w:sz w:val="20"/>
-                <w:szCs w:val="20"/>
-              </w:rPr>
-              <w:t>6</w:t>
-            </w:r>
-          </w:p>
-        </w:tc>
-        <w:tc>
-          <w:tcPr>
-            <w:tcW w:w="3170" w:type="dxa"/>
-            <w:tcMar>
-              <w:top w:w="110" w:type="dxa"/>
-              <w:left w:w="90" w:type="dxa"/>
-              <w:bottom w:w="110" w:type="dxa"/>
-              <w:right w:w="90" w:type="dxa"/>
-            </w:tcMar>
-          </w:tcPr>
-          <w:p>
-            <w:pPr>
-              <w:spacing w:after="0"/>
-              <w:rPr>
-                <w:sz w:val="20"/>
-                <w:szCs w:val="20"/>
-              </w:rPr>
-            </w:pPr>
-            <w:r>
-              <w:rPr>
-                <w:sz w:val="20"/>
-                <w:szCs w:val="20"/>
-              </w:rPr>
-              <w:t>Matriz de Pruebas Fase 3</w:t>
-            </w:r>
-          </w:p>
-        </w:tc>
-        <w:tc>
-          <w:tcPr>
-            <w:tcW w:w="1417" w:type="dxa"/>
-            <w:tcMar>
-              <w:top w:w="110" w:type="dxa"/>
-              <w:left w:w="90" w:type="dxa"/>
-              <w:bottom w:w="110" w:type="dxa"/>
-              <w:right w:w="90" w:type="dxa"/>
-            </w:tcMar>
-          </w:tcPr>
-          <w:p>
-            <w:pPr>
-              <w:spacing w:after="0"/>
-              <w:jc w:val="center"/>
-              <w:rPr>
-                <w:sz w:val="20"/>
-                <w:szCs w:val="20"/>
-              </w:rPr>
-            </w:pPr>
-            <w:r>
-              <w:rPr>
-                <w:sz w:val="20"/>
-                <w:szCs w:val="20"/>
-              </w:rPr>
-              <w:t>Excel</w:t>
-            </w:r>
-          </w:p>
-        </w:tc>
-        <w:tc>
-          <w:tcPr>
-            <w:tcW w:w="1965" w:type="dxa"/>
-            <w:tcMar>
-              <w:top w:w="110" w:type="dxa"/>
-              <w:left w:w="90" w:type="dxa"/>
-              <w:bottom w:w="110" w:type="dxa"/>
-              <w:right w:w="90" w:type="dxa"/>
-            </w:tcMar>
-          </w:tcPr>
-          <w:p>
-            <w:pPr>
-              <w:spacing w:after="0"/>
-              <w:rPr>
-                <w:sz w:val="20"/>
-                <w:szCs w:val="20"/>
-              </w:rPr>
-            </w:pPr>
-            <w:r>
-              <w:rPr>
-                <w:sz w:val="20"/>
-                <w:szCs w:val="20"/>
-              </w:rPr>
-              <w:t>QA / Seguridad / Documentación Jr.</w:t>
-            </w:r>
-          </w:p>
-        </w:tc>
-        <w:tc>
-          <w:tcPr>
-            <w:tcW w:w="2736" w:type="dxa"/>
-            <w:tcMar>
-              <w:top w:w="110" w:type="dxa"/>
-              <w:left w:w="90" w:type="dxa"/>
-              <w:bottom w:w="110" w:type="dxa"/>
-              <w:right w:w="90" w:type="dxa"/>
-            </w:tcMar>
-          </w:tcPr>
-          <w:p>
-            <w:pPr>
-              <w:spacing w:after="0"/>
-              <w:rPr>
-                <w:sz w:val="20"/>
-                <w:szCs w:val="20"/>
-              </w:rPr>
-            </w:pPr>
             <w:hyperlink r:id="rId13" w:history="1">
               <w:r>
                 <w:rPr>
@@ -19473,7 +19057,159 @@
                   <w:sz w:val="20"/>
                   <w:szCs w:val="20"/>
                 </w:rPr>
-                <w:t>https://github.com/neldylilianahernandez23-collab/IAM-ZeroTrust-SN6/blob/e2390bd11ab066c</w:t>
+                <w:t>https://github.com/neldylilianahernandez23-collab/IAM-ZeroTrust-SN6/blob/main/03_Frontend_Dashboard/Investigacion/F3_Dashboard_eventos_alertas.docx</w:t>
+              </w:r>
+            </w:hyperlink>
+          </w:p>
+        </w:tc>
+      </w:tr>
+      <w:tr>
+        <w:trPr>
+          <w:jc w:val="center"/>
+        </w:trPr>
+        <w:tc>
+          <w:tcPr>
+            <w:tcW w:w="648" w:type="dxa"/>
+            <w:tcMar>
+              <w:top w:w="110" w:type="dxa"/>
+              <w:left w:w="90" w:type="dxa"/>
+              <w:bottom w:w="110" w:type="dxa"/>
+              <w:right w:w="90" w:type="dxa"/>
+            </w:tcMar>
+          </w:tcPr>
+          <w:p>
+            <w:pPr>
+              <w:spacing w:after="0"/>
+              <w:jc w:val="center"/>
+              <w:rPr>
+                <w:sz w:val="20"/>
+                <w:szCs w:val="20"/>
+              </w:rPr>
+            </w:pPr>
+            <w:r>
+              <w:rPr>
+                <w:sz w:val="20"/>
+                <w:szCs w:val="20"/>
+              </w:rPr>
+              <w:t>1</w:t>
+            </w:r>
+            <w:r>
+              <w:rPr>
+                <w:sz w:val="20"/>
+                <w:szCs w:val="20"/>
+              </w:rPr>
+              <w:t>5</w:t>
+            </w:r>
+          </w:p>
+        </w:tc>
+        <w:tc>
+          <w:tcPr>
+            <w:tcW w:w="3170" w:type="dxa"/>
+            <w:tcMar>
+              <w:top w:w="110" w:type="dxa"/>
+              <w:left w:w="90" w:type="dxa"/>
+              <w:bottom w:w="110" w:type="dxa"/>
+              <w:right w:w="90" w:type="dxa"/>
+            </w:tcMar>
+          </w:tcPr>
+          <w:p>
+            <w:pPr>
+              <w:spacing w:after="0"/>
+              <w:rPr>
+                <w:sz w:val="20"/>
+                <w:szCs w:val="20"/>
+              </w:rPr>
+            </w:pPr>
+            <w:r>
+              <w:rPr>
+                <w:sz w:val="20"/>
+                <w:szCs w:val="20"/>
+              </w:rPr>
+              <w:t>Matriz de Pruebas Fase 3</w:t>
+            </w:r>
+          </w:p>
+        </w:tc>
+        <w:tc>
+          <w:tcPr>
+            <w:tcW w:w="1417" w:type="dxa"/>
+            <w:tcMar>
+              <w:top w:w="110" w:type="dxa"/>
+              <w:left w:w="90" w:type="dxa"/>
+              <w:bottom w:w="110" w:type="dxa"/>
+              <w:right w:w="90" w:type="dxa"/>
+            </w:tcMar>
+          </w:tcPr>
+          <w:p>
+            <w:pPr>
+              <w:spacing w:after="0"/>
+              <w:jc w:val="center"/>
+              <w:rPr>
+                <w:sz w:val="20"/>
+                <w:szCs w:val="20"/>
+              </w:rPr>
+            </w:pPr>
+            <w:r>
+              <w:rPr>
+                <w:sz w:val="20"/>
+                <w:szCs w:val="20"/>
+              </w:rPr>
+              <w:t>Excel</w:t>
+            </w:r>
+          </w:p>
+        </w:tc>
+        <w:tc>
+          <w:tcPr>
+            <w:tcW w:w="1965" w:type="dxa"/>
+            <w:tcMar>
+              <w:top w:w="110" w:type="dxa"/>
+              <w:left w:w="90" w:type="dxa"/>
+              <w:bottom w:w="110" w:type="dxa"/>
+              <w:right w:w="90" w:type="dxa"/>
+            </w:tcMar>
+          </w:tcPr>
+          <w:p>
+            <w:pPr>
+              <w:spacing w:after="0"/>
+              <w:rPr>
+                <w:sz w:val="20"/>
+                <w:szCs w:val="20"/>
+              </w:rPr>
+            </w:pPr>
+            <w:r>
+              <w:rPr>
+                <w:sz w:val="20"/>
+                <w:szCs w:val="20"/>
+              </w:rPr>
+              <w:t>QA / Seguridad / Documentación Jr.</w:t>
+            </w:r>
+          </w:p>
+        </w:tc>
+        <w:tc>
+          <w:tcPr>
+            <w:tcW w:w="2736" w:type="dxa"/>
+            <w:tcMar>
+              <w:top w:w="110" w:type="dxa"/>
+              <w:left w:w="90" w:type="dxa"/>
+              <w:bottom w:w="110" w:type="dxa"/>
+              <w:right w:w="90" w:type="dxa"/>
+            </w:tcMar>
+          </w:tcPr>
+          <w:p>
+            <w:pPr>
+              <w:spacing w:after="0"/>
+              <w:rPr>
+                <w:sz w:val="20"/>
+                <w:szCs w:val="20"/>
+              </w:rPr>
+            </w:pPr>
+            <w:hyperlink r:id="rId14" w:history="1">
+              <w:r>
+                <w:rPr>
+                  <w:rStyle w:val="Hipervnculo"/>
+                  <w:sz w:val="20"/>
+                  <w:szCs w:val="20"/>
+                </w:rPr>
+                <w:t>https://github.com/neldylilianahernandez23-collab/IAM-</w:t>
               </w:r>
               <w:r>
                 <w:rPr>
@@ -19482,7 +19218,7 @@
                   <w:szCs w:val="20"/>
                 </w:rPr>
                 <w:lastRenderedPageBreak/>
-                <w:t>45be7d31efa20ee31399c0f67/04_QA_Seguridad_Documentacion/Casos_Prueba/Matriz%20de%20Pruebas%20Proyecto%206%20-%20casos.docx</w:t>
+                <w:t>ZeroTrust-SN6/blob/e2390bd11ab066c45be7d31efa20ee31399c0f67/04_QA_Seguridad_Documentacion/Casos_Prueba/Matriz%20de%20Pruebas%20Proyecto%206%20-%20casos.docx</w:t>
               </w:r>
             </w:hyperlink>
           </w:p>
@@ -19533,7 +19269,7 @@
                 <w:sz w:val="20"/>
                 <w:szCs w:val="20"/>
               </w:rPr>
-              <w:t>7</w:t>
+              <w:t>6</w:t>
             </w:r>
           </w:p>
         </w:tc>
@@ -19637,7 +19373,7 @@
                 <w:szCs w:val="20"/>
               </w:rPr>
             </w:pPr>
-            <w:hyperlink r:id="rId14" w:history="1">
+            <w:hyperlink r:id="rId15" w:history="1">
               <w:r>
                 <w:rPr>
                   <w:rStyle w:val="Hipervnculo"/>
@@ -19694,7 +19430,7 @@
                 <w:sz w:val="20"/>
                 <w:szCs w:val="20"/>
               </w:rPr>
-              <w:t>8</w:t>
+              <w:t>7</w:t>
             </w:r>
           </w:p>
         </w:tc>
@@ -20001,7 +19737,6 @@
           <w:szCs w:val="22"/>
           <w:lang w:val="es-419" w:eastAsia="es-419"/>
         </w:rPr>
-        <w:lastRenderedPageBreak/>
         <w:t>Evidencia 2: 00_Gestion_Proyecto/Actas_Reunion/Acta_Reunion_005_Fase3_SN6.docx</w:t>
       </w:r>
     </w:p>
@@ -20408,7 +20143,7 @@
       </w:r>
     </w:p>
     <w:sectPr>
-      <w:headerReference w:type="default" r:id="rId15"/>
+      <w:headerReference w:type="default" r:id="rId16"/>
       <w:pgSz w:w="12240" w:h="15840"/>
       <w:pgMar w:top="1843" w:right="1020" w:bottom="907" w:left="1020" w:header="720" w:footer="720" w:gutter="0"/>
       <w:pgNumType w:start="1"/>

--- a/00_Gestion_Proyecto/Bitacoras/Bitacora_Semana4_SN6.docx
+++ b/00_Gestion_Proyecto/Bitacoras/Bitacora_Semana4_SN6.docx
@@ -1,6 +1,6 @@
 
 <file path=word/document.xml><?xml version="1.0" encoding="utf-8"?>
-<w:document xmlns:wpc="http://schemas.microsoft.com/office/word/2010/wordprocessingCanvas" xmlns:cx="http://schemas.microsoft.com/office/drawing/2014/chartex" xmlns:cx1="http://schemas.microsoft.com/office/drawing/2015/9/8/chartex" xmlns:cx2="http://schemas.microsoft.com/office/drawing/2015/10/21/chartex" xmlns:cx3="http://schemas.microsoft.com/office/drawing/2016/5/9/chartex" xmlns:cx4="http://schemas.microsoft.com/office/drawing/2016/5/10/chartex" xmlns:cx5="http://schemas.microsoft.com/office/drawing/2016/5/11/chartex" xmlns:cx6="http://schemas.microsoft.com/office/drawing/2016/5/12/chartex" xmlns:cx7="http://schemas.microsoft.com/office/drawing/2016/5/13/chartex" xmlns:cx8="http://schemas.microsoft.com/office/drawing/2016/5/14/chartex" xmlns:mc="http://schemas.openxmlformats.org/markup-compatibility/2006" xmlns:aink="http://schemas.microsoft.com/office/drawing/2016/ink" xmlns:am3d="http://schemas.microsoft.com/office/drawing/2017/model3d" xmlns:o="urn:schemas-microsoft-com:office:office" xmlns:r="http://schemas.openxmlformats.org/officeDocument/2006/relationships" xmlns:m="http://schemas.openxmlformats.org/officeDocument/2006/math" xmlns:v="urn:schemas-microsoft-com:vml" xmlns:wp14="http://schemas.microsoft.com/office/word/2010/wordprocessingDrawing" xmlns:wp="http://schemas.openxmlformats.org/drawingml/2006/wordprocessingDrawing" xmlns:w10="urn:schemas-microsoft-com:office:word" xmlns:w="http://schemas.openxmlformats.org/wordprocessingml/2006/main" xmlns:w14="http://schemas.microsoft.com/office/word/2010/wordml" xmlns:w15="http://schemas.microsoft.com/office/word/2012/wordml" xmlns:w16cex="http://schemas.microsoft.com/office/word/2018/wordml/cex" xmlns:w16cid="http://schemas.microsoft.com/office/word/2016/wordml/cid" xmlns:w16="http://schemas.microsoft.com/office/word/2018/wordml" xmlns:w16sdtdh="http://schemas.microsoft.com/office/word/2020/wordml/sdtdatahash" xmlns:w16se="http://schemas.microsoft.com/office/word/2015/wordml/symex" xmlns:wpg="http://schemas.microsoft.com/office/word/2010/wordprocessingGroup" xmlns:wpi="http://schemas.microsoft.com/office/word/2010/wordprocessingInk" xmlns:wne="http://schemas.microsoft.com/office/word/2006/wordml" xmlns:wps="http://schemas.microsoft.com/office/word/2010/wordprocessingShape" mc:Ignorable="w14 w15 w16se w16cid w16 w16cex w16sdtdh wp14">
+<w:document xmlns:wpc="http://schemas.microsoft.com/office/word/2010/wordprocessingCanvas" xmlns:cx="http://schemas.microsoft.com/office/drawing/2014/chartex" xmlns:cx1="http://schemas.microsoft.com/office/drawing/2015/9/8/chartex" xmlns:cx2="http://schemas.microsoft.com/office/drawing/2015/10/21/chartex" xmlns:cx3="http://schemas.microsoft.com/office/drawing/2016/5/9/chartex" xmlns:cx4="http://schemas.microsoft.com/office/drawing/2016/5/10/chartex" xmlns:cx5="http://schemas.microsoft.com/office/drawing/2016/5/11/chartex" xmlns:cx6="http://schemas.microsoft.com/office/drawing/2016/5/12/chartex" xmlns:cx7="http://schemas.microsoft.com/office/drawing/2016/5/13/chartex" xmlns:cx8="http://schemas.microsoft.com/office/drawing/2016/5/14/chartex" xmlns:mc="http://schemas.openxmlformats.org/markup-compatibility/2006" xmlns:aink="http://schemas.microsoft.com/office/drawing/2016/ink" xmlns:am3d="http://schemas.microsoft.com/office/drawing/2017/model3d" xmlns:o="urn:schemas-microsoft-com:office:office" xmlns:oel="http://schemas.microsoft.com/office/2019/extlst" xmlns:r="http://schemas.openxmlformats.org/officeDocument/2006/relationships" xmlns:m="http://schemas.openxmlformats.org/officeDocument/2006/math" xmlns:v="urn:schemas-microsoft-com:vml" xmlns:wp14="http://schemas.microsoft.com/office/word/2010/wordprocessingDrawing" xmlns:wp="http://schemas.openxmlformats.org/drawingml/2006/wordprocessingDrawing" xmlns:w10="urn:schemas-microsoft-com:office:word" xmlns:w="http://schemas.openxmlformats.org/wordprocessingml/2006/main" xmlns:w14="http://schemas.microsoft.com/office/word/2010/wordml" xmlns:w15="http://schemas.microsoft.com/office/word/2012/wordml" xmlns:w16cei="http://schemas.microsoft.com/office/word/2026/wordml/cei" xmlns:w16cex="http://schemas.microsoft.com/office/word/2018/wordml/cex" xmlns:w16cid="http://schemas.microsoft.com/office/word/2016/wordml/cid" xmlns:w16="http://schemas.microsoft.com/office/word/2018/wordml" xmlns:w16du="http://schemas.microsoft.com/office/word/2023/wordml/word16du" xmlns:w16sdtdh="http://schemas.microsoft.com/office/word/2020/wordml/sdtdatahash" xmlns:w16sdtfl="http://schemas.microsoft.com/office/word/2024/wordml/sdtformatlock" xmlns:w16se="http://schemas.microsoft.com/office/word/2015/wordml/symex" xmlns:wpg="http://schemas.microsoft.com/office/word/2010/wordprocessingGroup" xmlns:wpi="http://schemas.microsoft.com/office/word/2010/wordprocessingInk" xmlns:wne="http://schemas.microsoft.com/office/word/2006/wordml" xmlns:wps="http://schemas.microsoft.com/office/word/2010/wordprocessingShape" mc:Ignorable="w14 w15 w16se w16cid w16 w16cex w16sdtdh w16sdtfl w16du wp14">
   <w:body>
     <w:p>
       <w:pPr>
@@ -3263,7 +3263,28 @@
                 <w:sz w:val="20"/>
                 <w:szCs w:val="20"/>
               </w:rPr>
-              <w:t>Matriz_Pruebas_Fase3.xlsx</w:t>
+              <w:t xml:space="preserve">Fase 3 - Matriz de Pruebas Proyecto 6 </w:t>
+            </w:r>
+            <w:r>
+              <w:rPr>
+                <w:sz w:val="20"/>
+                <w:szCs w:val="20"/>
+              </w:rPr>
+              <w:t>–</w:t>
+            </w:r>
+            <w:r>
+              <w:rPr>
+                <w:sz w:val="20"/>
+                <w:szCs w:val="20"/>
+              </w:rPr>
+              <w:t xml:space="preserve"> casos</w:t>
+            </w:r>
+            <w:r>
+              <w:rPr>
+                <w:sz w:val="20"/>
+                <w:szCs w:val="20"/>
+              </w:rPr>
+              <w:t>.docx</w:t>
             </w:r>
           </w:p>
         </w:tc>
@@ -3377,7 +3398,14 @@
                 <w:sz w:val="20"/>
                 <w:szCs w:val="20"/>
               </w:rPr>
-              <w:t>Evidencias_Pruebas_Fase3.pdf</w:t>
+              <w:t>Fase 3 - Registro de Evidencias Proyecto 6</w:t>
+            </w:r>
+            <w:r>
+              <w:rPr>
+                <w:sz w:val="20"/>
+                <w:szCs w:val="20"/>
+              </w:rPr>
+              <w:t>.docx</w:t>
             </w:r>
           </w:p>
         </w:tc>
@@ -9824,7 +9852,7 @@
                 <w:sz w:val="20"/>
                 <w:szCs w:val="20"/>
               </w:rPr>
-              <w:t>Matriz_Pruebas_Fase3.xlsx</w:t>
+              <w:t>Fase 3 - Matriz de Pruebas Proyecto 6 - casos.docx</w:t>
             </w:r>
           </w:p>
         </w:tc>
@@ -9992,7 +10020,7 @@
                 <w:sz w:val="20"/>
                 <w:szCs w:val="20"/>
               </w:rPr>
-              <w:t>Evidencias_Pruebas_Fase3.pdf</w:t>
+              <w:t>Fase 3 - Registro de Evidencias Proyecto 6.docx</w:t>
             </w:r>
           </w:p>
         </w:tc>
@@ -10119,6 +10147,11 @@
       </w:tr>
     </w:tbl>
     <w:p/>
+    <w:p/>
+    <w:p/>
+    <w:p/>
+    <w:p/>
+    <w:p/>
     <w:tbl>
       <w:tblPr>
         <w:tblStyle w:val="af4"/>
@@ -10163,6 +10196,7 @@
                 <w:sz w:val="22"/>
                 <w:szCs w:val="22"/>
               </w:rPr>
+              <w:lastRenderedPageBreak/>
               <w:t>9. Cumplimiento individual y responsabilidad</w:t>
             </w:r>
             <w:r>
@@ -10238,7 +10272,6 @@
                 <w:bCs/>
                 <w:color w:val="1F497D" w:themeColor="text2"/>
               </w:rPr>
-              <w:lastRenderedPageBreak/>
               <w:t>Integrante</w:t>
             </w:r>
           </w:p>
@@ -11376,6 +11409,7 @@
               </w:rPr>
             </w:pPr>
             <w:r>
+              <w:lastRenderedPageBreak/>
               <w:t>QA / Seguridad / Documentación Jr.</w:t>
             </w:r>
           </w:p>
@@ -11498,7 +11532,6 @@
               </w:rPr>
             </w:pPr>
             <w:r>
-              <w:lastRenderedPageBreak/>
               <w:t>QA / Seguridad / Documentación Jr.</w:t>
             </w:r>
           </w:p>
@@ -12497,6 +12530,7 @@
                 <w:sz w:val="20"/>
                 <w:szCs w:val="20"/>
               </w:rPr>
+              <w:lastRenderedPageBreak/>
               <w:t>Ingeniero IAM Jr.</w:t>
             </w:r>
           </w:p>
@@ -12636,7 +12670,6 @@
                 <w:sz w:val="20"/>
                 <w:szCs w:val="20"/>
               </w:rPr>
-              <w:lastRenderedPageBreak/>
               <w:t>Ingeniero IAM Jr.</w:t>
             </w:r>
           </w:p>
@@ -13454,7 +13487,7 @@
                 <w:sz w:val="20"/>
                 <w:szCs w:val="20"/>
               </w:rPr>
-              <w:t>Matriz_Pruebas_Fase3.xlsx</w:t>
+              <w:t>Fase 3 - Matriz de Pruebas Proyecto 6 - casos.docx</w:t>
             </w:r>
           </w:p>
         </w:tc>
@@ -13593,7 +13626,7 @@
                 <w:sz w:val="20"/>
                 <w:szCs w:val="20"/>
               </w:rPr>
-              <w:t>Evidencias_Pruebas_Fase3.pdf</w:t>
+              <w:t>Fase 3 - Registro de Evidencias Proyecto 6.docx</w:t>
             </w:r>
           </w:p>
         </w:tc>
@@ -15008,7 +15041,7 @@
               </w:rPr>
             </w:pPr>
             <w:r>
-              <w:t>Matriz_Pruebas_Fase3.xlsx</w:t>
+              <w:t>Fase 3 - Matriz de Pruebas Proyecto 6 - casos.docx</w:t>
             </w:r>
           </w:p>
         </w:tc>
@@ -15130,7 +15163,7 @@
               </w:rPr>
             </w:pPr>
             <w:r>
-              <w:t>Evidencias_Pruebas_Fase3.pdf</w:t>
+              <w:t>Fase 3 - Registro de Evidencias Proyecto 6.docx</w:t>
             </w:r>
           </w:p>
         </w:tc>
@@ -15456,14 +15489,8 @@
           <w:p>
             <w:pPr>
               <w:spacing w:after="0"/>
-            </w:pPr>
-            <w:r>
-              <w:rPr>
-                <w:sz w:val="20"/>
-                <w:szCs w:val="20"/>
-              </w:rPr>
-              <w:t xml:space="preserve"> </w:t>
-            </w:r>
+              <w:jc w:val="center"/>
+            </w:pPr>
             <w:r>
               <w:rPr>
                 <w:sz w:val="20"/>
@@ -15487,14 +15514,8 @@
           <w:p>
             <w:pPr>
               <w:spacing w:after="0"/>
-            </w:pPr>
-            <w:r>
-              <w:rPr>
-                <w:sz w:val="20"/>
-                <w:szCs w:val="20"/>
-              </w:rPr>
-              <w:t xml:space="preserve"> </w:t>
-            </w:r>
+              <w:jc w:val="center"/>
+            </w:pPr>
             <w:r>
               <w:rPr>
                 <w:sz w:val="20"/>
@@ -19218,7 +19239,7 @@
                   <w:szCs w:val="20"/>
                 </w:rPr>
                 <w:lastRenderedPageBreak/>
-                <w:t>ZeroTrust-SN6/blob/e2390bd11ab066c45be7d31efa20ee31399c0f67/04_QA_Seguridad_Documentacion/Casos_Prueba/Matriz%20de%20Pruebas%20Proyecto%206%20-%20casos.docx</w:t>
+                <w:t>ZeroTrust-SN6/blob/c682fae1a49a97caeb7d69c929e3132763959275/04_QA_Seguridad_Documentacion/Matriz_Pruebas/Fase%203%20-%20Matriz%20de%20Pruebas%20Proyecto%206%20-%20casos.docx</w:t>
               </w:r>
             </w:hyperlink>
           </w:p>
@@ -19380,7 +19401,7 @@
                   <w:sz w:val="20"/>
                   <w:szCs w:val="20"/>
                 </w:rPr>
-                <w:t>https://github.com/neldylilianahernandez23-collab/IAM-ZeroTrust-SN6/blob/e2390bd11ab066c45be7d31efa20ee31399c0f67/04_QA_Seguridad_Documentacion/Evidencias/Registro%20de%20Evidencias%20Proyecto%206%20-%20evidencias.docx</w:t>
+                <w:t>https://github.com/neldylilianahernandez23-collab/IAM-ZeroTrust-SN6/blob/c682fae1a49a97caeb7d69c929e3132763959275/04_QA_Seguridad_Documentacion/Evidencias/Fase%203%20-%20Registro%20de%20Evidencias%20Proyecto%206.docx</w:t>
               </w:r>
             </w:hyperlink>
           </w:p>
@@ -19689,7 +19710,11 @@
         <w:t>Fase 3 – Implementación de Controles Zero Trust, Pruebas y Monitoreo</w:t>
       </w:r>
       <w:r>
-        <w:t>, se recopilaron evidencias relacionadas con la implementación de controles adicionales de autenticación y políticas Zero Trust, la configuración de la expiración de sesiones y restricciones por estado del usuario, el desarrollo del módulo de auditoría y almacenamiento de logs, la integración del Backend con el sistema de monitoreo y trazabilidad, el desarrollo del Dashboard Administrativo para la visualización de usuarios, eventos, alertas y sesiones, la actualización de la matriz de pruebas, la ejecución de pruebas funcionales y de seguridad, así como la consolidación del entregable técnico y la documentación generada durante la fase.</w:t>
+        <w:t xml:space="preserve">, se recopilaron evidencias relacionadas con la implementación de controles adicionales de autenticación y políticas Zero Trust, la configuración de la expiración de sesiones y restricciones por estado del usuario, el desarrollo del módulo de auditoría y almacenamiento de logs, la integración del Backend con el sistema de monitoreo y trazabilidad, el desarrollo del Dashboard Administrativo para la visualización de usuarios, eventos, alertas y sesiones, la actualización de la matriz de pruebas, la ejecución de pruebas </w:t>
+      </w:r>
+      <w:r>
+        <w:lastRenderedPageBreak/>
+        <w:t>funcionales y de seguridad, así como la consolidación del entregable técnico y la documentación generada durante la fase.</w:t>
       </w:r>
     </w:p>
     <w:p>
@@ -20099,7 +20124,106 @@
           <w:szCs w:val="22"/>
           <w:lang w:val="es-419" w:eastAsia="es-419"/>
         </w:rPr>
-        <w:t>Evidencia 16: 04_QA_Seguridad_Documentacion/Matriz_Pruebas_Fase3.xlsx</w:t>
+        <w:t>Evidencia 16: 04_QA_Seguridad_Documentacion/</w:t>
+      </w:r>
+      <w:r>
+        <w:rPr>
+          <w:rFonts w:eastAsia="Times New Roman" w:cs="Times New Roman"/>
+          <w:sz w:val="22"/>
+          <w:szCs w:val="22"/>
+          <w:lang w:val="es-419" w:eastAsia="es-419"/>
+        </w:rPr>
+        <w:t xml:space="preserve">Fase 3 </w:t>
+      </w:r>
+      <w:r>
+        <w:rPr>
+          <w:rFonts w:eastAsia="Times New Roman" w:cs="Times New Roman"/>
+          <w:sz w:val="22"/>
+          <w:szCs w:val="22"/>
+          <w:lang w:val="es-419" w:eastAsia="es-419"/>
+        </w:rPr>
+        <w:t>–</w:t>
+      </w:r>
+      <w:r>
+        <w:rPr>
+          <w:rFonts w:eastAsia="Times New Roman" w:cs="Times New Roman"/>
+          <w:sz w:val="22"/>
+          <w:szCs w:val="22"/>
+          <w:lang w:val="es-419" w:eastAsia="es-419"/>
+        </w:rPr>
+        <w:t xml:space="preserve"> Matriz</w:t>
+      </w:r>
+      <w:r>
+        <w:rPr>
+          <w:rFonts w:eastAsia="Times New Roman" w:cs="Times New Roman"/>
+          <w:sz w:val="22"/>
+          <w:szCs w:val="22"/>
+          <w:lang w:val="es-419" w:eastAsia="es-419"/>
+        </w:rPr>
+        <w:t>_</w:t>
+      </w:r>
+      <w:r>
+        <w:rPr>
+          <w:rFonts w:eastAsia="Times New Roman" w:cs="Times New Roman"/>
+          <w:sz w:val="22"/>
+          <w:szCs w:val="22"/>
+          <w:lang w:val="es-419" w:eastAsia="es-419"/>
+        </w:rPr>
+        <w:t>de</w:t>
+      </w:r>
+      <w:r>
+        <w:rPr>
+          <w:rFonts w:eastAsia="Times New Roman" w:cs="Times New Roman"/>
+          <w:sz w:val="22"/>
+          <w:szCs w:val="22"/>
+          <w:lang w:val="es-419" w:eastAsia="es-419"/>
+        </w:rPr>
+        <w:t>_</w:t>
+      </w:r>
+      <w:r>
+        <w:rPr>
+          <w:rFonts w:eastAsia="Times New Roman" w:cs="Times New Roman"/>
+          <w:sz w:val="22"/>
+          <w:szCs w:val="22"/>
+          <w:lang w:val="es-419" w:eastAsia="es-419"/>
+        </w:rPr>
+        <w:t>Pruebas</w:t>
+      </w:r>
+      <w:r>
+        <w:rPr>
+          <w:rFonts w:eastAsia="Times New Roman" w:cs="Times New Roman"/>
+          <w:sz w:val="22"/>
+          <w:szCs w:val="22"/>
+          <w:lang w:val="es-419" w:eastAsia="es-419"/>
+        </w:rPr>
+        <w:t>_</w:t>
+      </w:r>
+      <w:r>
+        <w:rPr>
+          <w:rFonts w:eastAsia="Times New Roman" w:cs="Times New Roman"/>
+          <w:sz w:val="22"/>
+          <w:szCs w:val="22"/>
+          <w:lang w:val="es-419" w:eastAsia="es-419"/>
+        </w:rPr>
+        <w:t>Proyecto</w:t>
+      </w:r>
+      <w:r>
+        <w:rPr>
+          <w:rFonts w:eastAsia="Times New Roman" w:cs="Times New Roman"/>
+          <w:sz w:val="22"/>
+          <w:szCs w:val="22"/>
+          <w:lang w:val="es-419" w:eastAsia="es-419"/>
+        </w:rPr>
+        <w:t>_</w:t>
+      </w:r>
+      <w:r>
+        <w:rPr>
+          <w:rFonts w:eastAsia="Times New Roman" w:cs="Times New Roman"/>
+          <w:sz w:val="22"/>
+          <w:szCs w:val="22"/>
+          <w:lang w:val="es-419" w:eastAsia="es-419"/>
+        </w:rPr>
+        <w:t>6 - casos.docx</w:t>
       </w:r>
     </w:p>
     <w:p>
@@ -20119,7 +20243,106 @@
           <w:szCs w:val="22"/>
           <w:lang w:val="es-419" w:eastAsia="es-419"/>
         </w:rPr>
-        <w:t>Evidencia 17: 04_QA_Seguridad_Documentacion/Evidencias_Pruebas_Fase3.pdf</w:t>
+        <w:t>Evidencia 17: 04_QA_Seguridad_Documentacion/</w:t>
+      </w:r>
+      <w:r>
+        <w:rPr>
+          <w:rFonts w:eastAsia="Times New Roman" w:cs="Times New Roman"/>
+          <w:sz w:val="22"/>
+          <w:szCs w:val="22"/>
+          <w:lang w:val="es-419" w:eastAsia="es-419"/>
+        </w:rPr>
+        <w:t xml:space="preserve">Fase 3 </w:t>
+      </w:r>
+      <w:r>
+        <w:rPr>
+          <w:rFonts w:eastAsia="Times New Roman" w:cs="Times New Roman"/>
+          <w:sz w:val="22"/>
+          <w:szCs w:val="22"/>
+          <w:lang w:val="es-419" w:eastAsia="es-419"/>
+        </w:rPr>
+        <w:t>–</w:t>
+      </w:r>
+      <w:r>
+        <w:rPr>
+          <w:rFonts w:eastAsia="Times New Roman" w:cs="Times New Roman"/>
+          <w:sz w:val="22"/>
+          <w:szCs w:val="22"/>
+          <w:lang w:val="es-419" w:eastAsia="es-419"/>
+        </w:rPr>
+        <w:t xml:space="preserve"> Registro</w:t>
+      </w:r>
+      <w:r>
+        <w:rPr>
+          <w:rFonts w:eastAsia="Times New Roman" w:cs="Times New Roman"/>
+          <w:sz w:val="22"/>
+          <w:szCs w:val="22"/>
+          <w:lang w:val="es-419" w:eastAsia="es-419"/>
+        </w:rPr>
+        <w:t>_</w:t>
+      </w:r>
+      <w:r>
+        <w:rPr>
+          <w:rFonts w:eastAsia="Times New Roman" w:cs="Times New Roman"/>
+          <w:sz w:val="22"/>
+          <w:szCs w:val="22"/>
+          <w:lang w:val="es-419" w:eastAsia="es-419"/>
+        </w:rPr>
+        <w:t>de</w:t>
+      </w:r>
+      <w:r>
+        <w:rPr>
+          <w:rFonts w:eastAsia="Times New Roman" w:cs="Times New Roman"/>
+          <w:sz w:val="22"/>
+          <w:szCs w:val="22"/>
+          <w:lang w:val="es-419" w:eastAsia="es-419"/>
+        </w:rPr>
+        <w:t>_</w:t>
+      </w:r>
+      <w:r>
+        <w:rPr>
+          <w:rFonts w:eastAsia="Times New Roman" w:cs="Times New Roman"/>
+          <w:sz w:val="22"/>
+          <w:szCs w:val="22"/>
+          <w:lang w:val="es-419" w:eastAsia="es-419"/>
+        </w:rPr>
+        <w:t>Evidencias</w:t>
+      </w:r>
+      <w:r>
+        <w:rPr>
+          <w:rFonts w:eastAsia="Times New Roman" w:cs="Times New Roman"/>
+          <w:sz w:val="22"/>
+          <w:szCs w:val="22"/>
+          <w:lang w:val="es-419" w:eastAsia="es-419"/>
+        </w:rPr>
+        <w:t>_</w:t>
+      </w:r>
+      <w:r>
+        <w:rPr>
+          <w:rFonts w:eastAsia="Times New Roman" w:cs="Times New Roman"/>
+          <w:sz w:val="22"/>
+          <w:szCs w:val="22"/>
+          <w:lang w:val="es-419" w:eastAsia="es-419"/>
+        </w:rPr>
+        <w:t>Proyecto</w:t>
+      </w:r>
+      <w:r>
+        <w:rPr>
+          <w:rFonts w:eastAsia="Times New Roman" w:cs="Times New Roman"/>
+          <w:sz w:val="22"/>
+          <w:szCs w:val="22"/>
+          <w:lang w:val="es-419" w:eastAsia="es-419"/>
+        </w:rPr>
+        <w:t>_</w:t>
+      </w:r>
+      <w:r>
+        <w:rPr>
+          <w:rFonts w:eastAsia="Times New Roman" w:cs="Times New Roman"/>
+          <w:sz w:val="22"/>
+          <w:szCs w:val="22"/>
+          <w:lang w:val="es-419" w:eastAsia="es-419"/>
+        </w:rPr>
+        <w:t>6.docx</w:t>
       </w:r>
     </w:p>
     <w:p>
@@ -20154,7 +20377,7 @@
 </file>
 
 <file path=word/endnotes.xml><?xml version="1.0" encoding="utf-8"?>
-<w:endnotes xmlns:wpc="http://schemas.microsoft.com/office/word/2010/wordprocessingCanvas" xmlns:cx="http://schemas.microsoft.com/office/drawing/2014/chartex" xmlns:cx1="http://schemas.microsoft.com/office/drawing/2015/9/8/chartex" xmlns:cx2="http://schemas.microsoft.com/office/drawing/2015/10/21/chartex" xmlns:cx3="http://schemas.microsoft.com/office/drawing/2016/5/9/chartex" xmlns:cx4="http://schemas.microsoft.com/office/drawing/2016/5/10/chartex" xmlns:cx5="http://schemas.microsoft.com/office/drawing/2016/5/11/chartex" xmlns:cx6="http://schemas.microsoft.com/office/drawing/2016/5/12/chartex" xmlns:cx7="http://schemas.microsoft.com/office/drawing/2016/5/13/chartex" xmlns:cx8="http://schemas.microsoft.com/office/drawing/2016/5/14/chartex" xmlns:mc="http://schemas.openxmlformats.org/markup-compatibility/2006" xmlns:aink="http://schemas.microsoft.com/office/drawing/2016/ink" xmlns:am3d="http://schemas.microsoft.com/office/drawing/2017/model3d" xmlns:o="urn:schemas-microsoft-com:office:office" xmlns:r="http://schemas.openxmlformats.org/officeDocument/2006/relationships" xmlns:m="http://schemas.openxmlformats.org/officeDocument/2006/math" xmlns:v="urn:schemas-microsoft-com:vml" xmlns:wp14="http://schemas.microsoft.com/office/word/2010/wordprocessingDrawing" xmlns:wp="http://schemas.openxmlformats.org/drawingml/2006/wordprocessingDrawing" xmlns:w10="urn:schemas-microsoft-com:office:word" xmlns:w="http://schemas.openxmlformats.org/wordprocessingml/2006/main" xmlns:w14="http://schemas.microsoft.com/office/word/2010/wordml" xmlns:w15="http://schemas.microsoft.com/office/word/2012/wordml" xmlns:w16cex="http://schemas.microsoft.com/office/word/2018/wordml/cex" xmlns:w16cid="http://schemas.microsoft.com/office/word/2016/wordml/cid" xmlns:w16="http://schemas.microsoft.com/office/word/2018/wordml" xmlns:w16sdtdh="http://schemas.microsoft.com/office/word/2020/wordml/sdtdatahash" xmlns:w16se="http://schemas.microsoft.com/office/word/2015/wordml/symex" xmlns:wpg="http://schemas.microsoft.com/office/word/2010/wordprocessingGroup" xmlns:wpi="http://schemas.microsoft.com/office/word/2010/wordprocessingInk" xmlns:wne="http://schemas.microsoft.com/office/word/2006/wordml" xmlns:wps="http://schemas.microsoft.com/office/word/2010/wordprocessingShape" mc:Ignorable="w14 w15 w16se w16cid w16 w16cex w16sdtdh wp14">
+<w:endnotes xmlns:wpc="http://schemas.microsoft.com/office/word/2010/wordprocessingCanvas" xmlns:cx="http://schemas.microsoft.com/office/drawing/2014/chartex" xmlns:cx1="http://schemas.microsoft.com/office/drawing/2015/9/8/chartex" xmlns:cx2="http://schemas.microsoft.com/office/drawing/2015/10/21/chartex" xmlns:cx3="http://schemas.microsoft.com/office/drawing/2016/5/9/chartex" xmlns:cx4="http://schemas.microsoft.com/office/drawing/2016/5/10/chartex" xmlns:cx5="http://schemas.microsoft.com/office/drawing/2016/5/11/chartex" xmlns:cx6="http://schemas.microsoft.com/office/drawing/2016/5/12/chartex" xmlns:cx7="http://schemas.microsoft.com/office/drawing/2016/5/13/chartex" xmlns:cx8="http://schemas.microsoft.com/office/drawing/2016/5/14/chartex" xmlns:mc="http://schemas.openxmlformats.org/markup-compatibility/2006" xmlns:aink="http://schemas.microsoft.com/office/drawing/2016/ink" xmlns:am3d="http://schemas.microsoft.com/office/drawing/2017/model3d" xmlns:o="urn:schemas-microsoft-com:office:office" xmlns:oel="http://schemas.microsoft.com/office/2019/extlst" xmlns:r="http://schemas.openxmlformats.org/officeDocument/2006/relationships" xmlns:m="http://schemas.openxmlformats.org/officeDocument/2006/math" xmlns:v="urn:schemas-microsoft-com:vml" xmlns:wp14="http://schemas.microsoft.com/office/word/2010/wordprocessingDrawing" xmlns:wp="http://schemas.openxmlformats.org/drawingml/2006/wordprocessingDrawing" xmlns:w10="urn:schemas-microsoft-com:office:word" xmlns:w="http://schemas.openxmlformats.org/wordprocessingml/2006/main" xmlns:w14="http://schemas.microsoft.com/office/word/2010/wordml" xmlns:w15="http://schemas.microsoft.com/office/word/2012/wordml" xmlns:w16cei="http://schemas.microsoft.com/office/word/2026/wordml/cei" xmlns:w16cex="http://schemas.microsoft.com/office/word/2018/wordml/cex" xmlns:w16cid="http://schemas.microsoft.com/office/word/2016/wordml/cid" xmlns:w16="http://schemas.microsoft.com/office/word/2018/wordml" xmlns:w16du="http://schemas.microsoft.com/office/word/2023/wordml/word16du" xmlns:w16sdtdh="http://schemas.microsoft.com/office/word/2020/wordml/sdtdatahash" xmlns:w16sdtfl="http://schemas.microsoft.com/office/word/2024/wordml/sdtformatlock" xmlns:w16se="http://schemas.microsoft.com/office/word/2015/wordml/symex" xmlns:wpg="http://schemas.microsoft.com/office/word/2010/wordprocessingGroup" xmlns:wpi="http://schemas.microsoft.com/office/word/2010/wordprocessingInk" xmlns:wne="http://schemas.microsoft.com/office/word/2006/wordml" xmlns:wps="http://schemas.microsoft.com/office/word/2010/wordprocessingShape" mc:Ignorable="w14 w15 w16se w16cid w16 w16cex w16sdtdh w16sdtfl w16du wp14">
   <w:endnote w:type="separator" w:id="-1">
     <w:p>
       <w:pPr>
@@ -20179,7 +20402,7 @@
 </file>
 
 <file path=word/footnotes.xml><?xml version="1.0" encoding="utf-8"?>
-<w:footnotes xmlns:wpc="http://schemas.microsoft.com/office/word/2010/wordprocessingCanvas" xmlns:cx="http://schemas.microsoft.com/office/drawing/2014/chartex" xmlns:cx1="http://schemas.microsoft.com/office/drawing/2015/9/8/chartex" xmlns:cx2="http://schemas.microsoft.com/office/drawing/2015/10/21/chartex" xmlns:cx3="http://schemas.microsoft.com/office/drawing/2016/5/9/chartex" xmlns:cx4="http://schemas.microsoft.com/office/drawing/2016/5/10/chartex" xmlns:cx5="http://schemas.microsoft.com/office/drawing/2016/5/11/chartex" xmlns:cx6="http://schemas.microsoft.com/office/drawing/2016/5/12/chartex" xmlns:cx7="http://schemas.microsoft.com/office/drawing/2016/5/13/chartex" xmlns:cx8="http://schemas.microsoft.com/office/drawing/2016/5/14/chartex" xmlns:mc="http://schemas.openxmlformats.org/markup-compatibility/2006" xmlns:aink="http://schemas.microsoft.com/office/drawing/2016/ink" xmlns:am3d="http://schemas.microsoft.com/office/drawing/2017/model3d" xmlns:o="urn:schemas-microsoft-com:office:office" xmlns:r="http://schemas.openxmlformats.org/officeDocument/2006/relationships" xmlns:m="http://schemas.openxmlformats.org/officeDocument/2006/math" xmlns:v="urn:schemas-microsoft-com:vml" xmlns:wp14="http://schemas.microsoft.com/office/word/2010/wordprocessingDrawing" xmlns:wp="http://schemas.openxmlformats.org/drawingml/2006/wordprocessingDrawing" xmlns:w10="urn:schemas-microsoft-com:office:word" xmlns:w="http://schemas.openxmlformats.org/wordprocessingml/2006/main" xmlns:w14="http://schemas.microsoft.com/office/word/2010/wordml" xmlns:w15="http://schemas.microsoft.com/office/word/2012/wordml" xmlns:w16cex="http://schemas.microsoft.com/office/word/2018/wordml/cex" xmlns:w16cid="http://schemas.microsoft.com/office/word/2016/wordml/cid" xmlns:w16="http://schemas.microsoft.com/office/word/2018/wordml" xmlns:w16sdtdh="http://schemas.microsoft.com/office/word/2020/wordml/sdtdatahash" xmlns:w16se="http://schemas.microsoft.com/office/word/2015/wordml/symex" xmlns:wpg="http://schemas.microsoft.com/office/word/2010/wordprocessingGroup" xmlns:wpi="http://schemas.microsoft.com/office/word/2010/wordprocessingInk" xmlns:wne="http://schemas.microsoft.com/office/word/2006/wordml" xmlns:wps="http://schemas.microsoft.com/office/word/2010/wordprocessingShape" mc:Ignorable="w14 w15 w16se w16cid w16 w16cex w16sdtdh wp14">
+<w:footnotes xmlns:wpc="http://schemas.microsoft.com/office/word/2010/wordprocessingCanvas" xmlns:cx="http://schemas.microsoft.com/office/drawing/2014/chartex" xmlns:cx1="http://schemas.microsoft.com/office/drawing/2015/9/8/chartex" xmlns:cx2="http://schemas.microsoft.com/office/drawing/2015/10/21/chartex" xmlns:cx3="http://schemas.microsoft.com/office/drawing/2016/5/9/chartex" xmlns:cx4="http://schemas.microsoft.com/office/drawing/2016/5/10/chartex" xmlns:cx5="http://schemas.microsoft.com/office/drawing/2016/5/11/chartex" xmlns:cx6="http://schemas.microsoft.com/office/drawing/2016/5/12/chartex" xmlns:cx7="http://schemas.microsoft.com/office/drawing/2016/5/13/chartex" xmlns:cx8="http://schemas.microsoft.com/office/drawing/2016/5/14/chartex" xmlns:mc="http://schemas.openxmlformats.org/markup-compatibility/2006" xmlns:aink="http://schemas.microsoft.com/office/drawing/2016/ink" xmlns:am3d="http://schemas.microsoft.com/office/drawing/2017/model3d" xmlns:o="urn:schemas-microsoft-com:office:office" xmlns:oel="http://schemas.microsoft.com/office/2019/extlst" xmlns:r="http://schemas.openxmlformats.org/officeDocument/2006/relationships" xmlns:m="http://schemas.openxmlformats.org/officeDocument/2006/math" xmlns:v="urn:schemas-microsoft-com:vml" xmlns:wp14="http://schemas.microsoft.com/office/word/2010/wordprocessingDrawing" xmlns:wp="http://schemas.openxmlformats.org/drawingml/2006/wordprocessingDrawing" xmlns:w10="urn:schemas-microsoft-com:office:word" xmlns:w="http://schemas.openxmlformats.org/wordprocessingml/2006/main" xmlns:w14="http://schemas.microsoft.com/office/word/2010/wordml" xmlns:w15="http://schemas.microsoft.com/office/word/2012/wordml" xmlns:w16cei="http://schemas.microsoft.com/office/word/2026/wordml/cei" xmlns:w16cex="http://schemas.microsoft.com/office/word/2018/wordml/cex" xmlns:w16cid="http://schemas.microsoft.com/office/word/2016/wordml/cid" xmlns:w16="http://schemas.microsoft.com/office/word/2018/wordml" xmlns:w16du="http://schemas.microsoft.com/office/word/2023/wordml/word16du" xmlns:w16sdtdh="http://schemas.microsoft.com/office/word/2020/wordml/sdtdatahash" xmlns:w16sdtfl="http://schemas.microsoft.com/office/word/2024/wordml/sdtformatlock" xmlns:w16se="http://schemas.microsoft.com/office/word/2015/wordml/symex" xmlns:wpg="http://schemas.microsoft.com/office/word/2010/wordprocessingGroup" xmlns:wpi="http://schemas.microsoft.com/office/word/2010/wordprocessingInk" xmlns:wne="http://schemas.microsoft.com/office/word/2006/wordml" xmlns:wps="http://schemas.microsoft.com/office/word/2010/wordprocessingShape" mc:Ignorable="w14 w15 w16se w16cid w16 w16cex w16sdtdh w16sdtfl w16du wp14">
   <w:footnote w:type="separator" w:id="-1">
     <w:p>
       <w:pPr>
@@ -20204,7 +20427,7 @@
 </file>
 
 <file path=word/header1.xml><?xml version="1.0" encoding="utf-8"?>
-<w:hdr xmlns:wpc="http://schemas.microsoft.com/office/word/2010/wordprocessingCanvas" xmlns:cx="http://schemas.microsoft.com/office/drawing/2014/chartex" xmlns:cx1="http://schemas.microsoft.com/office/drawing/2015/9/8/chartex" xmlns:cx2="http://schemas.microsoft.com/office/drawing/2015/10/21/chartex" xmlns:cx3="http://schemas.microsoft.com/office/drawing/2016/5/9/chartex" xmlns:cx4="http://schemas.microsoft.com/office/drawing/2016/5/10/chartex" xmlns:cx5="http://schemas.microsoft.com/office/drawing/2016/5/11/chartex" xmlns:cx6="http://schemas.microsoft.com/office/drawing/2016/5/12/chartex" xmlns:cx7="http://schemas.microsoft.com/office/drawing/2016/5/13/chartex" xmlns:cx8="http://schemas.microsoft.com/office/drawing/2016/5/14/chartex" xmlns:mc="http://schemas.openxmlformats.org/markup-compatibility/2006" xmlns:aink="http://schemas.microsoft.com/office/drawing/2016/ink" xmlns:am3d="http://schemas.microsoft.com/office/drawing/2017/model3d" xmlns:o="urn:schemas-microsoft-com:office:office" xmlns:r="http://schemas.openxmlformats.org/officeDocument/2006/relationships" xmlns:m="http://schemas.openxmlformats.org/officeDocument/2006/math" xmlns:v="urn:schemas-microsoft-com:vml" xmlns:wp14="http://schemas.microsoft.com/office/word/2010/wordprocessingDrawing" xmlns:wp="http://schemas.openxmlformats.org/drawingml/2006/wordprocessingDrawing" xmlns:w10="urn:schemas-microsoft-com:office:word" xmlns:w="http://schemas.openxmlformats.org/wordprocessingml/2006/main" xmlns:w14="http://schemas.microsoft.com/office/word/2010/wordml" xmlns:w15="http://schemas.microsoft.com/office/word/2012/wordml" xmlns:w16cex="http://schemas.microsoft.com/office/word/2018/wordml/cex" xmlns:w16cid="http://schemas.microsoft.com/office/word/2016/wordml/cid" xmlns:w16="http://schemas.microsoft.com/office/word/2018/wordml" xmlns:w16sdtdh="http://schemas.microsoft.com/office/word/2020/wordml/sdtdatahash" xmlns:w16se="http://schemas.microsoft.com/office/word/2015/wordml/symex" xmlns:wpg="http://schemas.microsoft.com/office/word/2010/wordprocessingGroup" xmlns:wpi="http://schemas.microsoft.com/office/word/2010/wordprocessingInk" xmlns:wne="http://schemas.microsoft.com/office/word/2006/wordml" xmlns:wps="http://schemas.microsoft.com/office/word/2010/wordprocessingShape" mc:Ignorable="w14 w15 w16se w16cid w16 w16cex w16sdtdh wp14">
+<w:hdr xmlns:wpc="http://schemas.microsoft.com/office/word/2010/wordprocessingCanvas" xmlns:cx="http://schemas.microsoft.com/office/drawing/2014/chartex" xmlns:cx1="http://schemas.microsoft.com/office/drawing/2015/9/8/chartex" xmlns:cx2="http://schemas.microsoft.com/office/drawing/2015/10/21/chartex" xmlns:cx3="http://schemas.microsoft.com/office/drawing/2016/5/9/chartex" xmlns:cx4="http://schemas.microsoft.com/office/drawing/2016/5/10/chartex" xmlns:cx5="http://schemas.microsoft.com/office/drawing/2016/5/11/chartex" xmlns:cx6="http://schemas.microsoft.com/office/drawing/2016/5/12/chartex" xmlns:cx7="http://schemas.microsoft.com/office/drawing/2016/5/13/chartex" xmlns:cx8="http://schemas.microsoft.com/office/drawing/2016/5/14/chartex" xmlns:mc="http://schemas.openxmlformats.org/markup-compatibility/2006" xmlns:aink="http://schemas.microsoft.com/office/drawing/2016/ink" xmlns:am3d="http://schemas.microsoft.com/office/drawing/2017/model3d" xmlns:o="urn:schemas-microsoft-com:office:office" xmlns:oel="http://schemas.microsoft.com/office/2019/extlst" xmlns:r="http://schemas.openxmlformats.org/officeDocument/2006/relationships" xmlns:m="http://schemas.openxmlformats.org/officeDocument/2006/math" xmlns:v="urn:schemas-microsoft-com:vml" xmlns:wp14="http://schemas.microsoft.com/office/word/2010/wordprocessingDrawing" xmlns:wp="http://schemas.openxmlformats.org/drawingml/2006/wordprocessingDrawing" xmlns:w10="urn:schemas-microsoft-com:office:word" xmlns:w="http://schemas.openxmlformats.org/wordprocessingml/2006/main" xmlns:w14="http://schemas.microsoft.com/office/word/2010/wordml" xmlns:w15="http://schemas.microsoft.com/office/word/2012/wordml" xmlns:w16cei="http://schemas.microsoft.com/office/word/2026/wordml/cei" xmlns:w16cex="http://schemas.microsoft.com/office/word/2018/wordml/cex" xmlns:w16cid="http://schemas.microsoft.com/office/word/2016/wordml/cid" xmlns:w16="http://schemas.microsoft.com/office/word/2018/wordml" xmlns:w16du="http://schemas.microsoft.com/office/word/2023/wordml/word16du" xmlns:w16sdtdh="http://schemas.microsoft.com/office/word/2020/wordml/sdtdatahash" xmlns:w16sdtfl="http://schemas.microsoft.com/office/word/2024/wordml/sdtformatlock" xmlns:w16se="http://schemas.microsoft.com/office/word/2015/wordml/symex" xmlns:wpg="http://schemas.microsoft.com/office/word/2010/wordprocessingGroup" xmlns:wpi="http://schemas.microsoft.com/office/word/2010/wordprocessingInk" xmlns:wne="http://schemas.microsoft.com/office/word/2006/wordml" xmlns:wps="http://schemas.microsoft.com/office/word/2010/wordprocessingShape" mc:Ignorable="w14 w15 w16se w16cid w16 w16cex w16sdtdh w16sdtfl w16du wp14">
   <w:p>
     <w:pPr>
       <w:pBdr>
@@ -20276,7 +20499,7 @@
 </file>
 
 <file path=word/numbering.xml><?xml version="1.0" encoding="utf-8"?>
-<w:numbering xmlns:wpc="http://schemas.microsoft.com/office/word/2010/wordprocessingCanvas" xmlns:cx="http://schemas.microsoft.com/office/drawing/2014/chartex" xmlns:cx1="http://schemas.microsoft.com/office/drawing/2015/9/8/chartex" xmlns:cx2="http://schemas.microsoft.com/office/drawing/2015/10/21/chartex" xmlns:cx3="http://schemas.microsoft.com/office/drawing/2016/5/9/chartex" xmlns:cx4="http://schemas.microsoft.com/office/drawing/2016/5/10/chartex" xmlns:cx5="http://schemas.microsoft.com/office/drawing/2016/5/11/chartex" xmlns:cx6="http://schemas.microsoft.com/office/drawing/2016/5/12/chartex" xmlns:cx7="http://schemas.microsoft.com/office/drawing/2016/5/13/chartex" xmlns:cx8="http://schemas.microsoft.com/office/drawing/2016/5/14/chartex" xmlns:mc="http://schemas.openxmlformats.org/markup-compatibility/2006" xmlns:aink="http://schemas.microsoft.com/office/drawing/2016/ink" xmlns:am3d="http://schemas.microsoft.com/office/drawing/2017/model3d" xmlns:o="urn:schemas-microsoft-com:office:office" xmlns:r="http://schemas.openxmlformats.org/officeDocument/2006/relationships" xmlns:m="http://schemas.openxmlformats.org/officeDocument/2006/math" xmlns:v="urn:schemas-microsoft-com:vml" xmlns:wp14="http://schemas.microsoft.com/office/word/2010/wordprocessingDrawing" xmlns:wp="http://schemas.openxmlformats.org/drawingml/2006/wordprocessingDrawing" xmlns:w10="urn:schemas-microsoft-com:office:word" xmlns:w="http://schemas.openxmlformats.org/wordprocessingml/2006/main" xmlns:w14="http://schemas.microsoft.com/office/word/2010/wordml" xmlns:w15="http://schemas.microsoft.com/office/word/2012/wordml" xmlns:w16cex="http://schemas.microsoft.com/office/word/2018/wordml/cex" xmlns:w16cid="http://schemas.microsoft.com/office/word/2016/wordml/cid" xmlns:w16="http://schemas.microsoft.com/office/word/2018/wordml" xmlns:w16sdtdh="http://schemas.microsoft.com/office/word/2020/wordml/sdtdatahash" xmlns:w16se="http://schemas.microsoft.com/office/word/2015/wordml/symex" xmlns:wpg="http://schemas.microsoft.com/office/word/2010/wordprocessingGroup" xmlns:wpi="http://schemas.microsoft.com/office/word/2010/wordprocessingInk" xmlns:wne="http://schemas.microsoft.com/office/word/2006/wordml" xmlns:wps="http://schemas.microsoft.com/office/word/2010/wordprocessingShape" mc:Ignorable="w14 w15 w16se w16cid w16 w16cex w16sdtdh wp14">
+<w:numbering xmlns:wpc="http://schemas.microsoft.com/office/word/2010/wordprocessingCanvas" xmlns:cx="http://schemas.microsoft.com/office/drawing/2014/chartex" xmlns:cx1="http://schemas.microsoft.com/office/drawing/2015/9/8/chartex" xmlns:cx2="http://schemas.microsoft.com/office/drawing/2015/10/21/chartex" xmlns:cx3="http://schemas.microsoft.com/office/drawing/2016/5/9/chartex" xmlns:cx4="http://schemas.microsoft.com/office/drawing/2016/5/10/chartex" xmlns:cx5="http://schemas.microsoft.com/office/drawing/2016/5/11/chartex" xmlns:cx6="http://schemas.microsoft.com/office/drawing/2016/5/12/chartex" xmlns:cx7="http://schemas.microsoft.com/office/drawing/2016/5/13/chartex" xmlns:cx8="http://schemas.microsoft.com/office/drawing/2016/5/14/chartex" xmlns:mc="http://schemas.openxmlformats.org/markup-compatibility/2006" xmlns:aink="http://schemas.microsoft.com/office/drawing/2016/ink" xmlns:am3d="http://schemas.microsoft.com/office/drawing/2017/model3d" xmlns:o="urn:schemas-microsoft-com:office:office" xmlns:oel="http://schemas.microsoft.com/office/2019/extlst" xmlns:r="http://schemas.openxmlformats.org/officeDocument/2006/relationships" xmlns:m="http://schemas.openxmlformats.org/officeDocument/2006/math" xmlns:v="urn:schemas-microsoft-com:vml" xmlns:wp14="http://schemas.microsoft.com/office/word/2010/wordprocessingDrawing" xmlns:wp="http://schemas.openxmlformats.org/drawingml/2006/wordprocessingDrawing" xmlns:w10="urn:schemas-microsoft-com:office:word" xmlns:w="http://schemas.openxmlformats.org/wordprocessingml/2006/main" xmlns:w14="http://schemas.microsoft.com/office/word/2010/wordml" xmlns:w15="http://schemas.microsoft.com/office/word/2012/wordml" xmlns:w16cei="http://schemas.microsoft.com/office/word/2026/wordml/cei" xmlns:w16cex="http://schemas.microsoft.com/office/word/2018/wordml/cex" xmlns:w16cid="http://schemas.microsoft.com/office/word/2016/wordml/cid" xmlns:w16="http://schemas.microsoft.com/office/word/2018/wordml" xmlns:w16du="http://schemas.microsoft.com/office/word/2023/wordml/word16du" xmlns:w16sdtdh="http://schemas.microsoft.com/office/word/2020/wordml/sdtdatahash" xmlns:w16sdtfl="http://schemas.microsoft.com/office/word/2024/wordml/sdtformatlock" xmlns:w16se="http://schemas.microsoft.com/office/word/2015/wordml/symex" xmlns:wpg="http://schemas.microsoft.com/office/word/2010/wordprocessingGroup" xmlns:wpi="http://schemas.microsoft.com/office/word/2010/wordprocessingInk" xmlns:wne="http://schemas.microsoft.com/office/word/2006/wordml" xmlns:wps="http://schemas.microsoft.com/office/word/2010/wordprocessingShape" mc:Ignorable="w14 w15 w16se w16cid w16 w16cex w16sdtdh w16sdtfl w16du wp14">
   <w:abstractNum w:abstractNumId="0" w15:restartNumberingAfterBreak="0">
     <w:nsid w:val="54D77CB9"/>
     <w:multiLevelType w:val="hybridMultilevel"/>
@@ -20827,23 +21050,23 @@
       </w:rPr>
     </w:lvl>
   </w:abstractNum>
-  <w:num w:numId="1">
+  <w:num w:numId="1" w16cid:durableId="1156802020">
     <w:abstractNumId w:val="3"/>
   </w:num>
-  <w:num w:numId="2">
+  <w:num w:numId="2" w16cid:durableId="938106001">
     <w:abstractNumId w:val="2"/>
   </w:num>
-  <w:num w:numId="3">
+  <w:num w:numId="3" w16cid:durableId="836336763">
     <w:abstractNumId w:val="1"/>
   </w:num>
-  <w:num w:numId="4">
+  <w:num w:numId="4" w16cid:durableId="986789044">
     <w:abstractNumId w:val="0"/>
   </w:num>
 </w:numbering>
 </file>
 
 <file path=word/styles.xml><?xml version="1.0" encoding="utf-8"?>
-<w:styles xmlns:mc="http://schemas.openxmlformats.org/markup-compatibility/2006" xmlns:r="http://schemas.openxmlformats.org/officeDocument/2006/relationships" xmlns:w="http://schemas.openxmlformats.org/wordprocessingml/2006/main" xmlns:w14="http://schemas.microsoft.com/office/word/2010/wordml" xmlns:w15="http://schemas.microsoft.com/office/word/2012/wordml" xmlns:w16cex="http://schemas.microsoft.com/office/word/2018/wordml/cex" xmlns:w16cid="http://schemas.microsoft.com/office/word/2016/wordml/cid" xmlns:w16="http://schemas.microsoft.com/office/word/2018/wordml" xmlns:w16sdtdh="http://schemas.microsoft.com/office/word/2020/wordml/sdtdatahash" xmlns:w16se="http://schemas.microsoft.com/office/word/2015/wordml/symex" mc:Ignorable="w14 w15 w16se w16cid w16 w16cex w16sdtdh">
+<w:styles xmlns:mc="http://schemas.openxmlformats.org/markup-compatibility/2006" xmlns:r="http://schemas.openxmlformats.org/officeDocument/2006/relationships" xmlns:w="http://schemas.openxmlformats.org/wordprocessingml/2006/main" xmlns:w14="http://schemas.microsoft.com/office/word/2010/wordml" xmlns:w15="http://schemas.microsoft.com/office/word/2012/wordml" xmlns:w16cex="http://schemas.microsoft.com/office/word/2018/wordml/cex" xmlns:w16cid="http://schemas.microsoft.com/office/word/2016/wordml/cid" xmlns:w16="http://schemas.microsoft.com/office/word/2018/wordml" xmlns:w16du="http://schemas.microsoft.com/office/word/2023/wordml/word16du" xmlns:w16sdtdh="http://schemas.microsoft.com/office/word/2020/wordml/sdtdatahash" xmlns:w16sdtfl="http://schemas.microsoft.com/office/word/2024/wordml/sdtformatlock" xmlns:w16se="http://schemas.microsoft.com/office/word/2015/wordml/symex" mc:Ignorable="w14 w15 w16se w16cid w16 w16cex w16sdtdh w16sdtfl w16du">
   <w:docDefaults>
     <w:rPrDefault>
       <w:rPr>

--- a/00_Gestion_Proyecto/Bitacoras/Bitacora_Semana4_SN6.docx
+++ b/00_Gestion_Proyecto/Bitacoras/Bitacora_Semana4_SN6.docx
@@ -1099,6 +1099,7 @@
             <w:pPr>
               <w:pStyle w:val="Prrafodelista"/>
               <w:spacing w:after="0"/>
+              <w:ind w:left="-3"/>
               <w:rPr>
                 <w:lang w:val="es-419"/>
               </w:rPr>
@@ -1187,6 +1188,7 @@
             <w:pPr>
               <w:pStyle w:val="Prrafodelista"/>
               <w:spacing w:after="0"/>
+              <w:ind w:left="0"/>
             </w:pPr>
             <w:r>
               <w:rPr>
@@ -1218,14 +1220,6 @@
               </w:rPr>
               <w:br/>
               <w:t>• Inconsistencias en la visualización del Dashboard.</w:t>
-            </w:r>
-            <w:r>
-              <w:rPr>
-                <w:sz w:val="20"/>
-                <w:szCs w:val="20"/>
-              </w:rPr>
-              <w:br/>
-              <w:t>• Hallazgos detectados durante las pruebas funcionales y de seguridad.</w:t>
             </w:r>
             <w:r>
               <w:rPr>
@@ -1413,6 +1407,7 @@
                 <w:sz w:val="22"/>
                 <w:szCs w:val="22"/>
               </w:rPr>
+              <w:lastRenderedPageBreak/>
               <w:t>2. Actividades realizadas</w:t>
             </w:r>
           </w:p>
@@ -1602,10 +1597,12 @@
               <w:bottom w:w="110" w:type="dxa"/>
               <w:right w:w="90" w:type="dxa"/>
             </w:tcMar>
-          </w:tcPr>
-          <w:p>
-            <w:pPr>
-              <w:spacing w:after="0"/>
+            <w:vAlign w:val="center"/>
+          </w:tcPr>
+          <w:p>
+            <w:pPr>
+              <w:spacing w:after="0"/>
+              <w:jc w:val="center"/>
               <w:rPr>
                 <w:sz w:val="20"/>
                 <w:szCs w:val="20"/>
@@ -1629,10 +1626,12 @@
               <w:bottom w:w="110" w:type="dxa"/>
               <w:right w:w="90" w:type="dxa"/>
             </w:tcMar>
-          </w:tcPr>
-          <w:p>
-            <w:pPr>
-              <w:spacing w:after="0"/>
+            <w:vAlign w:val="center"/>
+          </w:tcPr>
+          <w:p>
+            <w:pPr>
+              <w:spacing w:after="0"/>
+              <w:jc w:val="center"/>
               <w:rPr>
                 <w:sz w:val="20"/>
                 <w:szCs w:val="20"/>
@@ -1656,6 +1655,7 @@
               <w:bottom w:w="110" w:type="dxa"/>
               <w:right w:w="90" w:type="dxa"/>
             </w:tcMar>
+            <w:vAlign w:val="center"/>
           </w:tcPr>
           <w:p>
             <w:pPr>
@@ -1684,10 +1684,12 @@
               <w:bottom w:w="110" w:type="dxa"/>
               <w:right w:w="90" w:type="dxa"/>
             </w:tcMar>
-          </w:tcPr>
-          <w:p>
-            <w:pPr>
-              <w:spacing w:after="0"/>
+            <w:vAlign w:val="center"/>
+          </w:tcPr>
+          <w:p>
+            <w:pPr>
+              <w:spacing w:after="0"/>
+              <w:jc w:val="center"/>
               <w:rPr>
                 <w:sz w:val="20"/>
                 <w:szCs w:val="20"/>
@@ -1704,6 +1706,7 @@
           <w:p>
             <w:pPr>
               <w:spacing w:after="0"/>
+              <w:jc w:val="center"/>
               <w:rPr>
                 <w:sz w:val="20"/>
                 <w:szCs w:val="20"/>
@@ -1720,6 +1723,7 @@
           <w:p>
             <w:pPr>
               <w:spacing w:after="0"/>
+              <w:jc w:val="center"/>
               <w:rPr>
                 <w:sz w:val="20"/>
                 <w:szCs w:val="20"/>
@@ -1736,6 +1740,7 @@
           <w:p>
             <w:pPr>
               <w:spacing w:after="0"/>
+              <w:jc w:val="center"/>
               <w:rPr>
                 <w:sz w:val="20"/>
                 <w:szCs w:val="20"/>
@@ -1764,10 +1769,12 @@
               <w:bottom w:w="110" w:type="dxa"/>
               <w:right w:w="90" w:type="dxa"/>
             </w:tcMar>
-          </w:tcPr>
-          <w:p>
-            <w:pPr>
-              <w:spacing w:after="0"/>
+            <w:vAlign w:val="center"/>
+          </w:tcPr>
+          <w:p>
+            <w:pPr>
+              <w:spacing w:after="0"/>
+              <w:jc w:val="center"/>
               <w:rPr>
                 <w:sz w:val="20"/>
                 <w:szCs w:val="20"/>
@@ -1798,10 +1805,12 @@
               <w:bottom w:w="110" w:type="dxa"/>
               <w:right w:w="90" w:type="dxa"/>
             </w:tcMar>
-          </w:tcPr>
-          <w:p>
-            <w:pPr>
-              <w:spacing w:after="0"/>
+            <w:vAlign w:val="center"/>
+          </w:tcPr>
+          <w:p>
+            <w:pPr>
+              <w:spacing w:after="0"/>
+              <w:jc w:val="center"/>
               <w:rPr>
                 <w:sz w:val="20"/>
                 <w:szCs w:val="20"/>
@@ -1825,6 +1834,7 @@
               <w:bottom w:w="110" w:type="dxa"/>
               <w:right w:w="90" w:type="dxa"/>
             </w:tcMar>
+            <w:vAlign w:val="center"/>
           </w:tcPr>
           <w:p>
             <w:pPr>
@@ -1853,10 +1863,12 @@
               <w:bottom w:w="110" w:type="dxa"/>
               <w:right w:w="90" w:type="dxa"/>
             </w:tcMar>
-          </w:tcPr>
-          <w:p>
-            <w:pPr>
-              <w:spacing w:after="0"/>
+            <w:vAlign w:val="center"/>
+          </w:tcPr>
+          <w:p>
+            <w:pPr>
+              <w:spacing w:after="0"/>
+              <w:jc w:val="center"/>
               <w:rPr>
                 <w:sz w:val="20"/>
                 <w:szCs w:val="20"/>
@@ -1885,10 +1897,12 @@
               <w:bottom w:w="110" w:type="dxa"/>
               <w:right w:w="90" w:type="dxa"/>
             </w:tcMar>
-          </w:tcPr>
-          <w:p>
-            <w:pPr>
-              <w:spacing w:after="0"/>
+            <w:vAlign w:val="center"/>
+          </w:tcPr>
+          <w:p>
+            <w:pPr>
+              <w:spacing w:after="0"/>
+              <w:jc w:val="center"/>
               <w:rPr>
                 <w:sz w:val="20"/>
                 <w:szCs w:val="20"/>
@@ -1912,10 +1926,12 @@
               <w:bottom w:w="110" w:type="dxa"/>
               <w:right w:w="90" w:type="dxa"/>
             </w:tcMar>
-          </w:tcPr>
-          <w:p>
-            <w:pPr>
-              <w:spacing w:after="0"/>
+            <w:vAlign w:val="center"/>
+          </w:tcPr>
+          <w:p>
+            <w:pPr>
+              <w:spacing w:after="0"/>
+              <w:jc w:val="center"/>
               <w:rPr>
                 <w:sz w:val="20"/>
                 <w:szCs w:val="20"/>
@@ -1939,6 +1955,7 @@
               <w:bottom w:w="110" w:type="dxa"/>
               <w:right w:w="90" w:type="dxa"/>
             </w:tcMar>
+            <w:vAlign w:val="center"/>
           </w:tcPr>
           <w:p>
             <w:pPr>
@@ -1967,10 +1984,12 @@
               <w:bottom w:w="110" w:type="dxa"/>
               <w:right w:w="90" w:type="dxa"/>
             </w:tcMar>
-          </w:tcPr>
-          <w:p>
-            <w:pPr>
-              <w:spacing w:after="0"/>
+            <w:vAlign w:val="center"/>
+          </w:tcPr>
+          <w:p>
+            <w:pPr>
+              <w:spacing w:after="0"/>
+              <w:jc w:val="center"/>
               <w:rPr>
                 <w:sz w:val="20"/>
                 <w:szCs w:val="20"/>
@@ -1999,10 +2018,12 @@
               <w:bottom w:w="110" w:type="dxa"/>
               <w:right w:w="90" w:type="dxa"/>
             </w:tcMar>
-          </w:tcPr>
-          <w:p>
-            <w:pPr>
-              <w:spacing w:after="0"/>
+            <w:vAlign w:val="center"/>
+          </w:tcPr>
+          <w:p>
+            <w:pPr>
+              <w:spacing w:after="0"/>
+              <w:jc w:val="center"/>
               <w:rPr>
                 <w:sz w:val="20"/>
                 <w:szCs w:val="20"/>
@@ -2026,10 +2047,12 @@
               <w:bottom w:w="110" w:type="dxa"/>
               <w:right w:w="90" w:type="dxa"/>
             </w:tcMar>
-          </w:tcPr>
-          <w:p>
-            <w:pPr>
-              <w:spacing w:after="0"/>
+            <w:vAlign w:val="center"/>
+          </w:tcPr>
+          <w:p>
+            <w:pPr>
+              <w:spacing w:after="0"/>
+              <w:jc w:val="center"/>
               <w:rPr>
                 <w:sz w:val="20"/>
                 <w:szCs w:val="20"/>
@@ -2053,6 +2076,7 @@
               <w:bottom w:w="110" w:type="dxa"/>
               <w:right w:w="90" w:type="dxa"/>
             </w:tcMar>
+            <w:vAlign w:val="center"/>
           </w:tcPr>
           <w:p>
             <w:pPr>
@@ -2081,10 +2105,12 @@
               <w:bottom w:w="110" w:type="dxa"/>
               <w:right w:w="90" w:type="dxa"/>
             </w:tcMar>
-          </w:tcPr>
-          <w:p>
-            <w:pPr>
-              <w:spacing w:after="0"/>
+            <w:vAlign w:val="center"/>
+          </w:tcPr>
+          <w:p>
+            <w:pPr>
+              <w:spacing w:after="0"/>
+              <w:jc w:val="center"/>
               <w:rPr>
                 <w:sz w:val="20"/>
                 <w:szCs w:val="20"/>
@@ -2113,9 +2139,11 @@
               <w:bottom w:w="110" w:type="dxa"/>
               <w:right w:w="90" w:type="dxa"/>
             </w:tcMar>
-          </w:tcPr>
-          <w:p>
-            <w:pPr>
+            <w:vAlign w:val="center"/>
+          </w:tcPr>
+          <w:p>
+            <w:pPr>
+              <w:jc w:val="center"/>
               <w:rPr>
                 <w:sz w:val="20"/>
                 <w:szCs w:val="20"/>
@@ -2139,10 +2167,12 @@
               <w:bottom w:w="110" w:type="dxa"/>
               <w:right w:w="90" w:type="dxa"/>
             </w:tcMar>
-          </w:tcPr>
-          <w:p>
-            <w:pPr>
-              <w:spacing w:after="0"/>
+            <w:vAlign w:val="center"/>
+          </w:tcPr>
+          <w:p>
+            <w:pPr>
+              <w:spacing w:after="0"/>
+              <w:jc w:val="center"/>
               <w:rPr>
                 <w:sz w:val="20"/>
                 <w:szCs w:val="20"/>
@@ -2166,6 +2196,7 @@
               <w:bottom w:w="110" w:type="dxa"/>
               <w:right w:w="90" w:type="dxa"/>
             </w:tcMar>
+            <w:vAlign w:val="center"/>
           </w:tcPr>
           <w:p>
             <w:pPr>
@@ -2194,9 +2225,11 @@
               <w:bottom w:w="110" w:type="dxa"/>
               <w:right w:w="90" w:type="dxa"/>
             </w:tcMar>
-          </w:tcPr>
-          <w:p>
-            <w:pPr>
+            <w:vAlign w:val="center"/>
+          </w:tcPr>
+          <w:p>
+            <w:pPr>
+              <w:jc w:val="center"/>
               <w:rPr>
                 <w:sz w:val="20"/>
                 <w:szCs w:val="20"/>
@@ -2225,10 +2258,12 @@
               <w:bottom w:w="110" w:type="dxa"/>
               <w:right w:w="90" w:type="dxa"/>
             </w:tcMar>
-          </w:tcPr>
-          <w:p>
-            <w:pPr>
-              <w:spacing w:after="0"/>
+            <w:vAlign w:val="center"/>
+          </w:tcPr>
+          <w:p>
+            <w:pPr>
+              <w:spacing w:after="0"/>
+              <w:jc w:val="center"/>
               <w:rPr>
                 <w:sz w:val="20"/>
                 <w:szCs w:val="20"/>
@@ -2252,10 +2287,12 @@
               <w:bottom w:w="110" w:type="dxa"/>
               <w:right w:w="90" w:type="dxa"/>
             </w:tcMar>
-          </w:tcPr>
-          <w:p>
-            <w:pPr>
-              <w:spacing w:after="0"/>
+            <w:vAlign w:val="center"/>
+          </w:tcPr>
+          <w:p>
+            <w:pPr>
+              <w:spacing w:after="0"/>
+              <w:jc w:val="center"/>
               <w:rPr>
                 <w:sz w:val="20"/>
                 <w:szCs w:val="20"/>
@@ -2279,6 +2316,7 @@
               <w:bottom w:w="110" w:type="dxa"/>
               <w:right w:w="90" w:type="dxa"/>
             </w:tcMar>
+            <w:vAlign w:val="center"/>
           </w:tcPr>
           <w:p>
             <w:pPr>
@@ -2307,9 +2345,11 @@
               <w:bottom w:w="110" w:type="dxa"/>
               <w:right w:w="90" w:type="dxa"/>
             </w:tcMar>
-          </w:tcPr>
-          <w:p>
-            <w:pPr>
+            <w:vAlign w:val="center"/>
+          </w:tcPr>
+          <w:p>
+            <w:pPr>
+              <w:jc w:val="center"/>
               <w:rPr>
                 <w:sz w:val="20"/>
                 <w:szCs w:val="20"/>
@@ -2338,10 +2378,12 @@
               <w:bottom w:w="110" w:type="dxa"/>
               <w:right w:w="90" w:type="dxa"/>
             </w:tcMar>
-          </w:tcPr>
-          <w:p>
-            <w:pPr>
-              <w:spacing w:after="0"/>
+            <w:vAlign w:val="center"/>
+          </w:tcPr>
+          <w:p>
+            <w:pPr>
+              <w:spacing w:after="0"/>
+              <w:jc w:val="center"/>
               <w:rPr>
                 <w:sz w:val="20"/>
                 <w:szCs w:val="20"/>
@@ -2365,10 +2407,12 @@
               <w:bottom w:w="110" w:type="dxa"/>
               <w:right w:w="90" w:type="dxa"/>
             </w:tcMar>
-          </w:tcPr>
-          <w:p>
-            <w:pPr>
-              <w:spacing w:after="0"/>
+            <w:vAlign w:val="center"/>
+          </w:tcPr>
+          <w:p>
+            <w:pPr>
+              <w:spacing w:after="0"/>
+              <w:jc w:val="center"/>
               <w:rPr>
                 <w:sz w:val="20"/>
                 <w:szCs w:val="20"/>
@@ -2392,6 +2436,7 @@
               <w:bottom w:w="110" w:type="dxa"/>
               <w:right w:w="90" w:type="dxa"/>
             </w:tcMar>
+            <w:vAlign w:val="center"/>
           </w:tcPr>
           <w:p>
             <w:pPr>
@@ -2420,10 +2465,12 @@
               <w:bottom w:w="110" w:type="dxa"/>
               <w:right w:w="90" w:type="dxa"/>
             </w:tcMar>
-          </w:tcPr>
-          <w:p>
-            <w:pPr>
-              <w:spacing w:after="0"/>
+            <w:vAlign w:val="center"/>
+          </w:tcPr>
+          <w:p>
+            <w:pPr>
+              <w:spacing w:after="0"/>
+              <w:jc w:val="center"/>
               <w:rPr>
                 <w:sz w:val="20"/>
                 <w:szCs w:val="20"/>
@@ -2452,49 +2499,60 @@
               <w:bottom w:w="110" w:type="dxa"/>
               <w:right w:w="90" w:type="dxa"/>
             </w:tcMar>
-          </w:tcPr>
-          <w:p>
-            <w:pPr>
-              <w:spacing w:after="0"/>
-              <w:rPr>
-                <w:sz w:val="20"/>
-                <w:szCs w:val="20"/>
-              </w:rPr>
-            </w:pPr>
+            <w:vAlign w:val="center"/>
+          </w:tcPr>
+          <w:p>
+            <w:pPr>
+              <w:spacing w:after="0"/>
+              <w:jc w:val="center"/>
+              <w:rPr>
+                <w:sz w:val="20"/>
+                <w:szCs w:val="20"/>
+              </w:rPr>
+            </w:pPr>
+            <w:r>
+              <w:rPr>
+                <w:sz w:val="20"/>
+                <w:szCs w:val="20"/>
+              </w:rPr>
+              <w:t>Implementación del registro de eventos</w:t>
+            </w:r>
+          </w:p>
+        </w:tc>
+        <w:tc>
+          <w:tcPr>
+            <w:tcW w:w="3856" w:type="dxa"/>
+            <w:tcMar>
+              <w:top w:w="110" w:type="dxa"/>
+              <w:left w:w="90" w:type="dxa"/>
+              <w:bottom w:w="110" w:type="dxa"/>
+              <w:right w:w="90" w:type="dxa"/>
+            </w:tcMar>
+            <w:vAlign w:val="center"/>
+          </w:tcPr>
+          <w:p>
+            <w:pPr>
+              <w:spacing w:after="0"/>
+              <w:jc w:val="center"/>
+              <w:rPr>
+                <w:sz w:val="20"/>
+                <w:szCs w:val="20"/>
+              </w:rPr>
+            </w:pPr>
+            <w:r>
+              <w:rPr>
+                <w:sz w:val="20"/>
+                <w:szCs w:val="20"/>
+              </w:rPr>
+              <w:t xml:space="preserve">Desarrollo del registro de eventos de autenticación, accesos y cambios </w:t>
+            </w:r>
             <w:r>
               <w:rPr>
                 <w:sz w:val="20"/>
                 <w:szCs w:val="20"/>
               </w:rPr>
               <w:lastRenderedPageBreak/>
-              <w:t>Implementación del registro de eventos</w:t>
-            </w:r>
-          </w:p>
-        </w:tc>
-        <w:tc>
-          <w:tcPr>
-            <w:tcW w:w="3856" w:type="dxa"/>
-            <w:tcMar>
-              <w:top w:w="110" w:type="dxa"/>
-              <w:left w:w="90" w:type="dxa"/>
-              <w:bottom w:w="110" w:type="dxa"/>
-              <w:right w:w="90" w:type="dxa"/>
-            </w:tcMar>
-          </w:tcPr>
-          <w:p>
-            <w:pPr>
-              <w:spacing w:after="0"/>
-              <w:rPr>
-                <w:sz w:val="20"/>
-                <w:szCs w:val="20"/>
-              </w:rPr>
-            </w:pPr>
-            <w:r>
-              <w:rPr>
-                <w:sz w:val="20"/>
-                <w:szCs w:val="20"/>
-              </w:rPr>
-              <w:t>Desarrollo del registro de eventos de autenticación, accesos y cambios administrativos utilizando los servicios de monitoreo disponibles.</w:t>
+              <w:t>administrativos utilizando los servicios de monitoreo disponibles.</w:t>
             </w:r>
           </w:p>
         </w:tc>
@@ -2507,21 +2565,23 @@
               <w:bottom w:w="110" w:type="dxa"/>
               <w:right w:w="90" w:type="dxa"/>
             </w:tcMar>
-          </w:tcPr>
-          <w:p>
-            <w:pPr>
-              <w:spacing w:after="0"/>
-              <w:jc w:val="center"/>
-              <w:rPr>
-                <w:sz w:val="20"/>
-                <w:szCs w:val="20"/>
-              </w:rPr>
-            </w:pPr>
-            <w:r>
-              <w:rPr>
-                <w:sz w:val="20"/>
-                <w:szCs w:val="20"/>
-              </w:rPr>
+            <w:vAlign w:val="center"/>
+          </w:tcPr>
+          <w:p>
+            <w:pPr>
+              <w:spacing w:after="0"/>
+              <w:jc w:val="center"/>
+              <w:rPr>
+                <w:sz w:val="20"/>
+                <w:szCs w:val="20"/>
+              </w:rPr>
+            </w:pPr>
+            <w:r>
+              <w:rPr>
+                <w:sz w:val="20"/>
+                <w:szCs w:val="20"/>
+              </w:rPr>
+              <w:lastRenderedPageBreak/>
               <w:t>Danny Moreno</w:t>
             </w:r>
           </w:p>
@@ -2535,10 +2595,12 @@
               <w:bottom w:w="110" w:type="dxa"/>
               <w:right w:w="90" w:type="dxa"/>
             </w:tcMar>
-          </w:tcPr>
-          <w:p>
-            <w:pPr>
-              <w:spacing w:after="0"/>
+            <w:vAlign w:val="center"/>
+          </w:tcPr>
+          <w:p>
+            <w:pPr>
+              <w:spacing w:after="0"/>
+              <w:jc w:val="center"/>
               <w:rPr>
                 <w:sz w:val="20"/>
                 <w:szCs w:val="20"/>
@@ -2573,6 +2635,7 @@
                 <w:sz w:val="20"/>
                 <w:szCs w:val="20"/>
               </w:rPr>
+              <w:lastRenderedPageBreak/>
               <w:t>Implementacion</w:t>
             </w:r>
             <w:proofErr w:type="spellEnd"/>
@@ -2599,20 +2662,23 @@
               <w:bottom w:w="110" w:type="dxa"/>
               <w:right w:w="90" w:type="dxa"/>
             </w:tcMar>
-          </w:tcPr>
-          <w:p>
-            <w:pPr>
-              <w:spacing w:after="0"/>
-              <w:rPr>
-                <w:sz w:val="20"/>
-                <w:szCs w:val="20"/>
-              </w:rPr>
-            </w:pPr>
-            <w:r>
-              <w:rPr>
-                <w:sz w:val="20"/>
-                <w:szCs w:val="20"/>
-              </w:rPr>
+            <w:vAlign w:val="center"/>
+          </w:tcPr>
+          <w:p>
+            <w:pPr>
+              <w:spacing w:after="0"/>
+              <w:jc w:val="center"/>
+              <w:rPr>
+                <w:sz w:val="20"/>
+                <w:szCs w:val="20"/>
+              </w:rPr>
+            </w:pPr>
+            <w:r>
+              <w:rPr>
+                <w:sz w:val="20"/>
+                <w:szCs w:val="20"/>
+              </w:rPr>
+              <w:lastRenderedPageBreak/>
               <w:t>Implementación del almacenamiento de logs</w:t>
             </w:r>
           </w:p>
@@ -2626,10 +2692,12 @@
               <w:bottom w:w="110" w:type="dxa"/>
               <w:right w:w="90" w:type="dxa"/>
             </w:tcMar>
-          </w:tcPr>
-          <w:p>
-            <w:pPr>
-              <w:spacing w:after="0"/>
+            <w:vAlign w:val="center"/>
+          </w:tcPr>
+          <w:p>
+            <w:pPr>
+              <w:spacing w:after="0"/>
+              <w:jc w:val="center"/>
               <w:rPr>
                 <w:sz w:val="20"/>
                 <w:szCs w:val="20"/>
@@ -2653,6 +2721,7 @@
               <w:bottom w:w="110" w:type="dxa"/>
               <w:right w:w="90" w:type="dxa"/>
             </w:tcMar>
+            <w:vAlign w:val="center"/>
           </w:tcPr>
           <w:p>
             <w:pPr>
@@ -2681,10 +2750,12 @@
               <w:bottom w:w="110" w:type="dxa"/>
               <w:right w:w="90" w:type="dxa"/>
             </w:tcMar>
-          </w:tcPr>
-          <w:p>
-            <w:pPr>
-              <w:spacing w:after="0"/>
+            <w:vAlign w:val="center"/>
+          </w:tcPr>
+          <w:p>
+            <w:pPr>
+              <w:spacing w:after="0"/>
+              <w:jc w:val="center"/>
               <w:rPr>
                 <w:sz w:val="20"/>
                 <w:szCs w:val="20"/>
@@ -2761,10 +2832,12 @@
               <w:bottom w:w="110" w:type="dxa"/>
               <w:right w:w="90" w:type="dxa"/>
             </w:tcMar>
-          </w:tcPr>
-          <w:p>
-            <w:pPr>
-              <w:spacing w:after="0"/>
+            <w:vAlign w:val="center"/>
+          </w:tcPr>
+          <w:p>
+            <w:pPr>
+              <w:spacing w:after="0"/>
+              <w:jc w:val="center"/>
               <w:rPr>
                 <w:sz w:val="20"/>
                 <w:szCs w:val="20"/>
@@ -2788,10 +2861,12 @@
               <w:bottom w:w="110" w:type="dxa"/>
               <w:right w:w="90" w:type="dxa"/>
             </w:tcMar>
-          </w:tcPr>
-          <w:p>
-            <w:pPr>
-              <w:spacing w:after="0"/>
+            <w:vAlign w:val="center"/>
+          </w:tcPr>
+          <w:p>
+            <w:pPr>
+              <w:spacing w:after="0"/>
+              <w:jc w:val="center"/>
               <w:rPr>
                 <w:sz w:val="20"/>
                 <w:szCs w:val="20"/>
@@ -2815,6 +2890,7 @@
               <w:bottom w:w="110" w:type="dxa"/>
               <w:right w:w="90" w:type="dxa"/>
             </w:tcMar>
+            <w:vAlign w:val="center"/>
           </w:tcPr>
           <w:p>
             <w:pPr>
@@ -2843,10 +2919,12 @@
               <w:bottom w:w="110" w:type="dxa"/>
               <w:right w:w="90" w:type="dxa"/>
             </w:tcMar>
-          </w:tcPr>
-          <w:p>
-            <w:pPr>
-              <w:spacing w:after="0"/>
+            <w:vAlign w:val="center"/>
+          </w:tcPr>
+          <w:p>
+            <w:pPr>
+              <w:spacing w:after="0"/>
+              <w:jc w:val="center"/>
               <w:rPr>
                 <w:sz w:val="20"/>
                 <w:szCs w:val="20"/>
@@ -2939,10 +3017,12 @@
               <w:bottom w:w="110" w:type="dxa"/>
               <w:right w:w="90" w:type="dxa"/>
             </w:tcMar>
-          </w:tcPr>
-          <w:p>
-            <w:pPr>
-              <w:spacing w:after="0"/>
+            <w:vAlign w:val="center"/>
+          </w:tcPr>
+          <w:p>
+            <w:pPr>
+              <w:spacing w:after="0"/>
+              <w:jc w:val="center"/>
               <w:rPr>
                 <w:sz w:val="20"/>
                 <w:szCs w:val="20"/>
@@ -2966,10 +3046,12 @@
               <w:bottom w:w="110" w:type="dxa"/>
               <w:right w:w="90" w:type="dxa"/>
             </w:tcMar>
-          </w:tcPr>
-          <w:p>
-            <w:pPr>
-              <w:spacing w:after="0"/>
+            <w:vAlign w:val="center"/>
+          </w:tcPr>
+          <w:p>
+            <w:pPr>
+              <w:spacing w:after="0"/>
+              <w:jc w:val="center"/>
               <w:rPr>
                 <w:sz w:val="20"/>
                 <w:szCs w:val="20"/>
@@ -2993,6 +3075,7 @@
               <w:bottom w:w="110" w:type="dxa"/>
               <w:right w:w="90" w:type="dxa"/>
             </w:tcMar>
+            <w:vAlign w:val="center"/>
           </w:tcPr>
           <w:p>
             <w:pPr>
@@ -3021,10 +3104,12 @@
               <w:bottom w:w="110" w:type="dxa"/>
               <w:right w:w="90" w:type="dxa"/>
             </w:tcMar>
-          </w:tcPr>
-          <w:p>
-            <w:pPr>
-              <w:spacing w:after="0"/>
+            <w:vAlign w:val="center"/>
+          </w:tcPr>
+          <w:p>
+            <w:pPr>
+              <w:spacing w:after="0"/>
+              <w:jc w:val="center"/>
               <w:rPr>
                 <w:sz w:val="20"/>
                 <w:szCs w:val="20"/>
@@ -3053,10 +3138,12 @@
               <w:bottom w:w="110" w:type="dxa"/>
               <w:right w:w="90" w:type="dxa"/>
             </w:tcMar>
-          </w:tcPr>
-          <w:p>
-            <w:pPr>
-              <w:spacing w:after="0"/>
+            <w:vAlign w:val="center"/>
+          </w:tcPr>
+          <w:p>
+            <w:pPr>
+              <w:spacing w:after="0"/>
+              <w:jc w:val="center"/>
               <w:rPr>
                 <w:sz w:val="20"/>
                 <w:szCs w:val="20"/>
@@ -3080,10 +3167,12 @@
               <w:bottom w:w="110" w:type="dxa"/>
               <w:right w:w="90" w:type="dxa"/>
             </w:tcMar>
-          </w:tcPr>
-          <w:p>
-            <w:pPr>
-              <w:spacing w:after="0"/>
+            <w:vAlign w:val="center"/>
+          </w:tcPr>
+          <w:p>
+            <w:pPr>
+              <w:spacing w:after="0"/>
+              <w:jc w:val="center"/>
               <w:rPr>
                 <w:sz w:val="20"/>
                 <w:szCs w:val="20"/>
@@ -3107,6 +3196,7 @@
               <w:bottom w:w="110" w:type="dxa"/>
               <w:right w:w="90" w:type="dxa"/>
             </w:tcMar>
+            <w:vAlign w:val="center"/>
           </w:tcPr>
           <w:p>
             <w:pPr>
@@ -3135,10 +3225,12 @@
               <w:bottom w:w="110" w:type="dxa"/>
               <w:right w:w="90" w:type="dxa"/>
             </w:tcMar>
-          </w:tcPr>
-          <w:p>
-            <w:pPr>
-              <w:spacing w:after="0"/>
+            <w:vAlign w:val="center"/>
+          </w:tcPr>
+          <w:p>
+            <w:pPr>
+              <w:spacing w:after="0"/>
+              <w:jc w:val="center"/>
               <w:rPr>
                 <w:sz w:val="20"/>
                 <w:szCs w:val="20"/>
@@ -3167,10 +3259,12 @@
               <w:bottom w:w="110" w:type="dxa"/>
               <w:right w:w="90" w:type="dxa"/>
             </w:tcMar>
-          </w:tcPr>
-          <w:p>
-            <w:pPr>
-              <w:spacing w:after="0"/>
+            <w:vAlign w:val="center"/>
+          </w:tcPr>
+          <w:p>
+            <w:pPr>
+              <w:spacing w:after="0"/>
+              <w:jc w:val="center"/>
               <w:rPr>
                 <w:sz w:val="20"/>
                 <w:szCs w:val="20"/>
@@ -3194,10 +3288,12 @@
               <w:bottom w:w="110" w:type="dxa"/>
               <w:right w:w="90" w:type="dxa"/>
             </w:tcMar>
-          </w:tcPr>
-          <w:p>
-            <w:pPr>
-              <w:spacing w:after="0"/>
+            <w:vAlign w:val="center"/>
+          </w:tcPr>
+          <w:p>
+            <w:pPr>
+              <w:spacing w:after="0"/>
+              <w:jc w:val="center"/>
               <w:rPr>
                 <w:sz w:val="20"/>
                 <w:szCs w:val="20"/>
@@ -3221,6 +3317,7 @@
               <w:bottom w:w="110" w:type="dxa"/>
               <w:right w:w="90" w:type="dxa"/>
             </w:tcMar>
+            <w:vAlign w:val="center"/>
           </w:tcPr>
           <w:p>
             <w:pPr>
@@ -3249,10 +3346,12 @@
               <w:bottom w:w="110" w:type="dxa"/>
               <w:right w:w="90" w:type="dxa"/>
             </w:tcMar>
-          </w:tcPr>
-          <w:p>
-            <w:pPr>
-              <w:spacing w:after="0"/>
+            <w:vAlign w:val="center"/>
+          </w:tcPr>
+          <w:p>
+            <w:pPr>
+              <w:spacing w:after="0"/>
+              <w:jc w:val="center"/>
               <w:rPr>
                 <w:sz w:val="20"/>
                 <w:szCs w:val="20"/>
@@ -3302,10 +3401,12 @@
               <w:bottom w:w="110" w:type="dxa"/>
               <w:right w:w="90" w:type="dxa"/>
             </w:tcMar>
-          </w:tcPr>
-          <w:p>
-            <w:pPr>
-              <w:spacing w:after="0"/>
+            <w:vAlign w:val="center"/>
+          </w:tcPr>
+          <w:p>
+            <w:pPr>
+              <w:spacing w:after="0"/>
+              <w:jc w:val="center"/>
               <w:rPr>
                 <w:sz w:val="20"/>
                 <w:szCs w:val="20"/>
@@ -3329,10 +3430,12 @@
               <w:bottom w:w="110" w:type="dxa"/>
               <w:right w:w="90" w:type="dxa"/>
             </w:tcMar>
-          </w:tcPr>
-          <w:p>
-            <w:pPr>
-              <w:spacing w:after="0"/>
+            <w:vAlign w:val="center"/>
+          </w:tcPr>
+          <w:p>
+            <w:pPr>
+              <w:spacing w:after="0"/>
+              <w:jc w:val="center"/>
               <w:rPr>
                 <w:sz w:val="20"/>
                 <w:szCs w:val="20"/>
@@ -3356,6 +3459,7 @@
               <w:bottom w:w="110" w:type="dxa"/>
               <w:right w:w="90" w:type="dxa"/>
             </w:tcMar>
+            <w:vAlign w:val="center"/>
           </w:tcPr>
           <w:p>
             <w:pPr>
@@ -3384,10 +3488,12 @@
               <w:bottom w:w="110" w:type="dxa"/>
               <w:right w:w="90" w:type="dxa"/>
             </w:tcMar>
-          </w:tcPr>
-          <w:p>
-            <w:pPr>
-              <w:spacing w:after="0"/>
+            <w:vAlign w:val="center"/>
+          </w:tcPr>
+          <w:p>
+            <w:pPr>
+              <w:spacing w:after="0"/>
+              <w:jc w:val="center"/>
               <w:rPr>
                 <w:sz w:val="20"/>
                 <w:szCs w:val="20"/>
@@ -3406,125 +3512,12 @@
                 <w:szCs w:val="20"/>
               </w:rPr>
               <w:t>.docx</w:t>
-            </w:r>
-          </w:p>
-        </w:tc>
-      </w:tr>
-      <w:tr>
-        <w:trPr>
-          <w:jc w:val="center"/>
-        </w:trPr>
-        <w:tc>
-          <w:tcPr>
-            <w:tcW w:w="2382" w:type="dxa"/>
-            <w:tcMar>
-              <w:top w:w="110" w:type="dxa"/>
-              <w:left w:w="90" w:type="dxa"/>
-              <w:bottom w:w="110" w:type="dxa"/>
-              <w:right w:w="90" w:type="dxa"/>
-            </w:tcMar>
-          </w:tcPr>
-          <w:p>
-            <w:pPr>
-              <w:spacing w:after="0"/>
-              <w:rPr>
-                <w:sz w:val="20"/>
-                <w:szCs w:val="20"/>
-              </w:rPr>
-            </w:pPr>
-            <w:r>
-              <w:rPr>
-                <w:sz w:val="20"/>
-                <w:szCs w:val="20"/>
-              </w:rPr>
-              <w:t>Consolidación de evidencias y registro de hallazgos</w:t>
-            </w:r>
-          </w:p>
-        </w:tc>
-        <w:tc>
-          <w:tcPr>
-            <w:tcW w:w="3856" w:type="dxa"/>
-            <w:tcMar>
-              <w:top w:w="110" w:type="dxa"/>
-              <w:left w:w="90" w:type="dxa"/>
-              <w:bottom w:w="110" w:type="dxa"/>
-              <w:right w:w="90" w:type="dxa"/>
-            </w:tcMar>
-          </w:tcPr>
-          <w:p>
-            <w:pPr>
-              <w:spacing w:after="0"/>
-              <w:rPr>
-                <w:sz w:val="20"/>
-                <w:szCs w:val="20"/>
-              </w:rPr>
-            </w:pPr>
-            <w:r>
-              <w:rPr>
-                <w:sz w:val="20"/>
-                <w:szCs w:val="20"/>
-              </w:rPr>
-              <w:t>Organización de capturas, resultados de pruebas y documentación técnica para respaldar el entregable final de la Fase 3.</w:t>
-            </w:r>
-          </w:p>
-        </w:tc>
-        <w:tc>
-          <w:tcPr>
-            <w:tcW w:w="1974" w:type="dxa"/>
-            <w:tcMar>
-              <w:top w:w="110" w:type="dxa"/>
-              <w:left w:w="90" w:type="dxa"/>
-              <w:bottom w:w="110" w:type="dxa"/>
-              <w:right w:w="90" w:type="dxa"/>
-            </w:tcMar>
-          </w:tcPr>
-          <w:p>
-            <w:pPr>
-              <w:spacing w:after="0"/>
-              <w:jc w:val="center"/>
-              <w:rPr>
-                <w:sz w:val="20"/>
-                <w:szCs w:val="20"/>
-              </w:rPr>
-            </w:pPr>
-            <w:r>
-              <w:rPr>
-                <w:sz w:val="20"/>
-                <w:szCs w:val="20"/>
-              </w:rPr>
-              <w:t>Lissette Zapata</w:t>
-            </w:r>
-          </w:p>
-        </w:tc>
-        <w:tc>
-          <w:tcPr>
-            <w:tcW w:w="2410" w:type="dxa"/>
-            <w:tcMar>
-              <w:top w:w="110" w:type="dxa"/>
-              <w:left w:w="90" w:type="dxa"/>
-              <w:bottom w:w="110" w:type="dxa"/>
-              <w:right w:w="90" w:type="dxa"/>
-            </w:tcMar>
-          </w:tcPr>
-          <w:p>
-            <w:pPr>
-              <w:spacing w:after="0"/>
-              <w:rPr>
-                <w:sz w:val="20"/>
-                <w:szCs w:val="20"/>
-              </w:rPr>
-            </w:pPr>
-            <w:r>
-              <w:rPr>
-                <w:sz w:val="20"/>
-                <w:szCs w:val="20"/>
-              </w:rPr>
-              <w:t>Hallazgos_Pruebas_Fase3.docx</w:t>
             </w:r>
           </w:p>
         </w:tc>
       </w:tr>
     </w:tbl>
+    <w:p/>
     <w:p/>
     <w:p/>
     <w:p/>
@@ -3576,6 +3569,7 @@
                 <w:sz w:val="22"/>
                 <w:szCs w:val="22"/>
               </w:rPr>
+              <w:lastRenderedPageBreak/>
               <w:t>3. Herramientas y servicios utilizados</w:t>
             </w:r>
           </w:p>
@@ -3717,10 +3711,12 @@
               <w:bottom w:w="110" w:type="dxa"/>
               <w:right w:w="90" w:type="dxa"/>
             </w:tcMar>
-          </w:tcPr>
-          <w:p>
-            <w:pPr>
-              <w:spacing w:after="0"/>
+            <w:vAlign w:val="center"/>
+          </w:tcPr>
+          <w:p>
+            <w:pPr>
+              <w:spacing w:after="0"/>
+              <w:jc w:val="center"/>
             </w:pPr>
             <w:r>
               <w:t>GitHub</w:t>
@@ -3736,10 +3732,12 @@
               <w:bottom w:w="110" w:type="dxa"/>
               <w:right w:w="90" w:type="dxa"/>
             </w:tcMar>
-          </w:tcPr>
-          <w:p>
-            <w:pPr>
-              <w:spacing w:after="0"/>
+            <w:vAlign w:val="center"/>
+          </w:tcPr>
+          <w:p>
+            <w:pPr>
+              <w:spacing w:after="0"/>
+              <w:jc w:val="center"/>
             </w:pPr>
             <w:r>
               <w:t>Control de versiones y gestión documental.</w:t>
@@ -3755,10 +3753,12 @@
               <w:bottom w:w="110" w:type="dxa"/>
               <w:right w:w="90" w:type="dxa"/>
             </w:tcMar>
-          </w:tcPr>
-          <w:p>
-            <w:pPr>
-              <w:spacing w:after="0"/>
+            <w:vAlign w:val="center"/>
+          </w:tcPr>
+          <w:p>
+            <w:pPr>
+              <w:spacing w:after="0"/>
+              <w:jc w:val="center"/>
             </w:pPr>
             <w:r>
               <w:t>Repositorio oficial del proyecto.</w:t>
@@ -3779,10 +3779,12 @@
               <w:bottom w:w="110" w:type="dxa"/>
               <w:right w:w="90" w:type="dxa"/>
             </w:tcMar>
-          </w:tcPr>
-          <w:p>
-            <w:pPr>
-              <w:spacing w:after="0"/>
+            <w:vAlign w:val="center"/>
+          </w:tcPr>
+          <w:p>
+            <w:pPr>
+              <w:spacing w:after="0"/>
+              <w:jc w:val="center"/>
             </w:pPr>
             <w:r>
               <w:t>Visual Studio Code</w:t>
@@ -3798,10 +3800,12 @@
               <w:bottom w:w="110" w:type="dxa"/>
               <w:right w:w="90" w:type="dxa"/>
             </w:tcMar>
-          </w:tcPr>
-          <w:p>
-            <w:pPr>
-              <w:spacing w:after="0"/>
+            <w:vAlign w:val="center"/>
+          </w:tcPr>
+          <w:p>
+            <w:pPr>
+              <w:spacing w:after="0"/>
+              <w:jc w:val="center"/>
             </w:pPr>
             <w:r>
               <w:t>Desarrollo Backend y Frontend.</w:t>
@@ -3817,10 +3821,12 @@
               <w:bottom w:w="110" w:type="dxa"/>
               <w:right w:w="90" w:type="dxa"/>
             </w:tcMar>
-          </w:tcPr>
-          <w:p>
-            <w:pPr>
-              <w:spacing w:after="0"/>
+            <w:vAlign w:val="center"/>
+          </w:tcPr>
+          <w:p>
+            <w:pPr>
+              <w:spacing w:after="0"/>
+              <w:jc w:val="center"/>
             </w:pPr>
             <w:r>
               <w:t>Desarrollo e integración de componentes.</w:t>
@@ -3841,10 +3847,12 @@
               <w:bottom w:w="110" w:type="dxa"/>
               <w:right w:w="90" w:type="dxa"/>
             </w:tcMar>
-          </w:tcPr>
-          <w:p>
-            <w:pPr>
-              <w:spacing w:after="0"/>
+            <w:vAlign w:val="center"/>
+          </w:tcPr>
+          <w:p>
+            <w:pPr>
+              <w:spacing w:after="0"/>
+              <w:jc w:val="center"/>
             </w:pPr>
             <w:r>
               <w:t>Auth0</w:t>
@@ -3860,10 +3868,12 @@
               <w:bottom w:w="110" w:type="dxa"/>
               <w:right w:w="90" w:type="dxa"/>
             </w:tcMar>
-          </w:tcPr>
-          <w:p>
-            <w:pPr>
-              <w:spacing w:after="0"/>
+            <w:vAlign w:val="center"/>
+          </w:tcPr>
+          <w:p>
+            <w:pPr>
+              <w:spacing w:after="0"/>
+              <w:jc w:val="center"/>
             </w:pPr>
             <w:r>
               <w:t>Gestión de identidades, autenticación, autorización y monitoreo.</w:t>
@@ -3879,10 +3889,12 @@
               <w:bottom w:w="110" w:type="dxa"/>
               <w:right w:w="90" w:type="dxa"/>
             </w:tcMar>
-          </w:tcPr>
-          <w:p>
-            <w:pPr>
-              <w:spacing w:after="0"/>
+            <w:vAlign w:val="center"/>
+          </w:tcPr>
+          <w:p>
+            <w:pPr>
+              <w:spacing w:after="0"/>
+              <w:jc w:val="center"/>
             </w:pPr>
             <w:r>
               <w:t>Implementación de autenticación, MFA, RBAC y consulta de eventos.</w:t>
@@ -3903,10 +3915,12 @@
               <w:bottom w:w="110" w:type="dxa"/>
               <w:right w:w="90" w:type="dxa"/>
             </w:tcMar>
-          </w:tcPr>
-          <w:p>
-            <w:pPr>
-              <w:spacing w:after="0"/>
+            <w:vAlign w:val="center"/>
+          </w:tcPr>
+          <w:p>
+            <w:pPr>
+              <w:spacing w:after="0"/>
+              <w:jc w:val="center"/>
             </w:pPr>
             <w:r>
               <w:t>Node.js</w:t>
@@ -3922,10 +3936,12 @@
               <w:bottom w:w="110" w:type="dxa"/>
               <w:right w:w="90" w:type="dxa"/>
             </w:tcMar>
-          </w:tcPr>
-          <w:p>
-            <w:pPr>
-              <w:spacing w:after="0"/>
+            <w:vAlign w:val="center"/>
+          </w:tcPr>
+          <w:p>
+            <w:pPr>
+              <w:spacing w:after="0"/>
+              <w:jc w:val="center"/>
             </w:pPr>
             <w:r>
               <w:t>Desarrollo Backend.</w:t>
@@ -3941,10 +3957,12 @@
               <w:bottom w:w="110" w:type="dxa"/>
               <w:right w:w="90" w:type="dxa"/>
             </w:tcMar>
-          </w:tcPr>
-          <w:p>
-            <w:pPr>
-              <w:spacing w:after="0"/>
+            <w:vAlign w:val="center"/>
+          </w:tcPr>
+          <w:p>
+            <w:pPr>
+              <w:spacing w:after="0"/>
+              <w:jc w:val="center"/>
             </w:pPr>
             <w:r>
               <w:t>Implementación de APIs y lógica del sistema.</w:t>
@@ -3965,10 +3983,12 @@
               <w:bottom w:w="110" w:type="dxa"/>
               <w:right w:w="90" w:type="dxa"/>
             </w:tcMar>
-          </w:tcPr>
-          <w:p>
-            <w:pPr>
-              <w:spacing w:after="0"/>
+            <w:vAlign w:val="center"/>
+          </w:tcPr>
+          <w:p>
+            <w:pPr>
+              <w:spacing w:after="0"/>
+              <w:jc w:val="center"/>
             </w:pPr>
             <w:r>
               <w:t>Express.js</w:t>
@@ -3984,10 +4004,12 @@
               <w:bottom w:w="110" w:type="dxa"/>
               <w:right w:w="90" w:type="dxa"/>
             </w:tcMar>
-          </w:tcPr>
-          <w:p>
-            <w:pPr>
-              <w:spacing w:after="0"/>
+            <w:vAlign w:val="center"/>
+          </w:tcPr>
+          <w:p>
+            <w:pPr>
+              <w:spacing w:after="0"/>
+              <w:jc w:val="center"/>
             </w:pPr>
             <w:r>
               <w:t>Desarrollo de servicios REST.</w:t>
@@ -4003,10 +4025,12 @@
               <w:bottom w:w="110" w:type="dxa"/>
               <w:right w:w="90" w:type="dxa"/>
             </w:tcMar>
-          </w:tcPr>
-          <w:p>
-            <w:pPr>
-              <w:spacing w:after="0"/>
+            <w:vAlign w:val="center"/>
+          </w:tcPr>
+          <w:p>
+            <w:pPr>
+              <w:spacing w:after="0"/>
+              <w:jc w:val="center"/>
             </w:pPr>
             <w:r>
               <w:t xml:space="preserve">Implementación de </w:t>
@@ -4035,10 +4059,12 @@
               <w:bottom w:w="110" w:type="dxa"/>
               <w:right w:w="90" w:type="dxa"/>
             </w:tcMar>
-          </w:tcPr>
-          <w:p>
-            <w:pPr>
-              <w:spacing w:after="0"/>
+            <w:vAlign w:val="center"/>
+          </w:tcPr>
+          <w:p>
+            <w:pPr>
+              <w:spacing w:after="0"/>
+              <w:jc w:val="center"/>
             </w:pPr>
             <w:r>
               <w:t>HTML / CSS / JavaScript</w:t>
@@ -4054,10 +4080,12 @@
               <w:bottom w:w="110" w:type="dxa"/>
               <w:right w:w="90" w:type="dxa"/>
             </w:tcMar>
-          </w:tcPr>
-          <w:p>
-            <w:pPr>
-              <w:spacing w:after="0"/>
+            <w:vAlign w:val="center"/>
+          </w:tcPr>
+          <w:p>
+            <w:pPr>
+              <w:spacing w:after="0"/>
+              <w:jc w:val="center"/>
             </w:pPr>
             <w:r>
               <w:t>Desarrollo Frontend.</w:t>
@@ -4073,10 +4101,12 @@
               <w:bottom w:w="110" w:type="dxa"/>
               <w:right w:w="90" w:type="dxa"/>
             </w:tcMar>
-          </w:tcPr>
-          <w:p>
-            <w:pPr>
-              <w:spacing w:after="0"/>
+            <w:vAlign w:val="center"/>
+          </w:tcPr>
+          <w:p>
+            <w:pPr>
+              <w:spacing w:after="0"/>
+              <w:jc w:val="center"/>
             </w:pPr>
             <w:r>
               <w:t>Construcción e integración del Dashboard Administrativo.</w:t>
@@ -4097,10 +4127,12 @@
               <w:bottom w:w="110" w:type="dxa"/>
               <w:right w:w="90" w:type="dxa"/>
             </w:tcMar>
-          </w:tcPr>
-          <w:p>
-            <w:pPr>
-              <w:spacing w:after="0"/>
+            <w:vAlign w:val="center"/>
+          </w:tcPr>
+          <w:p>
+            <w:pPr>
+              <w:spacing w:after="0"/>
+              <w:jc w:val="center"/>
             </w:pPr>
             <w:r>
               <w:t>MySQL</w:t>
@@ -4116,10 +4148,12 @@
               <w:bottom w:w="110" w:type="dxa"/>
               <w:right w:w="90" w:type="dxa"/>
             </w:tcMar>
-          </w:tcPr>
-          <w:p>
-            <w:pPr>
-              <w:spacing w:after="0"/>
+            <w:vAlign w:val="center"/>
+          </w:tcPr>
+          <w:p>
+            <w:pPr>
+              <w:spacing w:after="0"/>
+              <w:jc w:val="center"/>
             </w:pPr>
             <w:r>
               <w:t>Gestión de la base de datos.</w:t>
@@ -4135,10 +4169,12 @@
               <w:bottom w:w="110" w:type="dxa"/>
               <w:right w:w="90" w:type="dxa"/>
             </w:tcMar>
-          </w:tcPr>
-          <w:p>
-            <w:pPr>
-              <w:spacing w:after="0"/>
+            <w:vAlign w:val="center"/>
+          </w:tcPr>
+          <w:p>
+            <w:pPr>
+              <w:spacing w:after="0"/>
+              <w:jc w:val="center"/>
             </w:pPr>
             <w:r>
               <w:t>Almacenamiento y consulta de información del sistema.</w:t>
@@ -4159,10 +4195,12 @@
               <w:bottom w:w="110" w:type="dxa"/>
               <w:right w:w="90" w:type="dxa"/>
             </w:tcMar>
-          </w:tcPr>
-          <w:p>
-            <w:pPr>
-              <w:spacing w:after="0"/>
+            <w:vAlign w:val="center"/>
+          </w:tcPr>
+          <w:p>
+            <w:pPr>
+              <w:spacing w:after="0"/>
+              <w:jc w:val="center"/>
             </w:pPr>
             <w:r>
               <w:t>Postman</w:t>
@@ -4178,10 +4216,12 @@
               <w:bottom w:w="110" w:type="dxa"/>
               <w:right w:w="90" w:type="dxa"/>
             </w:tcMar>
-          </w:tcPr>
-          <w:p>
-            <w:pPr>
-              <w:spacing w:after="0"/>
+            <w:vAlign w:val="center"/>
+          </w:tcPr>
+          <w:p>
+            <w:pPr>
+              <w:spacing w:after="0"/>
+              <w:jc w:val="center"/>
             </w:pPr>
             <w:r>
               <w:t>Validación de APIs.</w:t>
@@ -4197,10 +4237,12 @@
               <w:bottom w:w="110" w:type="dxa"/>
               <w:right w:w="90" w:type="dxa"/>
             </w:tcMar>
-          </w:tcPr>
-          <w:p>
-            <w:pPr>
-              <w:spacing w:after="0"/>
+            <w:vAlign w:val="center"/>
+          </w:tcPr>
+          <w:p>
+            <w:pPr>
+              <w:spacing w:after="0"/>
+              <w:jc w:val="center"/>
             </w:pPr>
             <w:r>
               <w:t>Pruebas de autenticación, autorización, auditoría y monitoreo.</w:t>
@@ -4221,10 +4263,12 @@
               <w:bottom w:w="110" w:type="dxa"/>
               <w:right w:w="90" w:type="dxa"/>
             </w:tcMar>
-          </w:tcPr>
-          <w:p>
-            <w:pPr>
-              <w:spacing w:after="0"/>
+            <w:vAlign w:val="center"/>
+          </w:tcPr>
+          <w:p>
+            <w:pPr>
+              <w:spacing w:after="0"/>
+              <w:jc w:val="center"/>
             </w:pPr>
             <w:r>
               <w:t>JWT.io</w:t>
@@ -4240,10 +4284,12 @@
               <w:bottom w:w="110" w:type="dxa"/>
               <w:right w:w="90" w:type="dxa"/>
             </w:tcMar>
-          </w:tcPr>
-          <w:p>
-            <w:pPr>
-              <w:spacing w:after="0"/>
+            <w:vAlign w:val="center"/>
+          </w:tcPr>
+          <w:p>
+            <w:pPr>
+              <w:spacing w:after="0"/>
+              <w:jc w:val="center"/>
             </w:pPr>
             <w:r>
               <w:t>Validación de tokens JWT.</w:t>
@@ -4259,10 +4305,12 @@
               <w:bottom w:w="110" w:type="dxa"/>
               <w:right w:w="90" w:type="dxa"/>
             </w:tcMar>
-          </w:tcPr>
-          <w:p>
-            <w:pPr>
-              <w:spacing w:after="0"/>
+            <w:vAlign w:val="center"/>
+          </w:tcPr>
+          <w:p>
+            <w:pPr>
+              <w:spacing w:after="0"/>
+              <w:jc w:val="center"/>
             </w:pPr>
             <w:r>
               <w:t>Verificación de estructura, vigencia y contenido de los tokens de acceso.</w:t>
@@ -4283,10 +4331,12 @@
               <w:bottom w:w="110" w:type="dxa"/>
               <w:right w:w="90" w:type="dxa"/>
             </w:tcMar>
-          </w:tcPr>
-          <w:p>
-            <w:pPr>
-              <w:spacing w:after="0"/>
+            <w:vAlign w:val="center"/>
+          </w:tcPr>
+          <w:p>
+            <w:pPr>
+              <w:spacing w:after="0"/>
+              <w:jc w:val="center"/>
             </w:pPr>
             <w:r>
               <w:t>Google Chrome</w:t>
@@ -4302,10 +4352,12 @@
               <w:bottom w:w="110" w:type="dxa"/>
               <w:right w:w="90" w:type="dxa"/>
             </w:tcMar>
-          </w:tcPr>
-          <w:p>
-            <w:pPr>
-              <w:spacing w:after="0"/>
+            <w:vAlign w:val="center"/>
+          </w:tcPr>
+          <w:p>
+            <w:pPr>
+              <w:spacing w:after="0"/>
+              <w:jc w:val="center"/>
             </w:pPr>
             <w:r>
               <w:t>Validación de la aplicación web.</w:t>
@@ -4321,10 +4373,12 @@
               <w:bottom w:w="110" w:type="dxa"/>
               <w:right w:w="90" w:type="dxa"/>
             </w:tcMar>
-          </w:tcPr>
-          <w:p>
-            <w:pPr>
-              <w:spacing w:after="0"/>
+            <w:vAlign w:val="center"/>
+          </w:tcPr>
+          <w:p>
+            <w:pPr>
+              <w:spacing w:after="0"/>
+              <w:jc w:val="center"/>
             </w:pPr>
             <w:r>
               <w:t>Pruebas del Dashboard, autenticación y funcionamiento de la interfaz.</w:t>
@@ -4345,13 +4399,14 @@
               <w:bottom w:w="110" w:type="dxa"/>
               <w:right w:w="90" w:type="dxa"/>
             </w:tcMar>
-          </w:tcPr>
-          <w:p>
-            <w:pPr>
-              <w:spacing w:after="0"/>
-            </w:pPr>
-            <w:r>
-              <w:lastRenderedPageBreak/>
+            <w:vAlign w:val="center"/>
+          </w:tcPr>
+          <w:p>
+            <w:pPr>
+              <w:spacing w:after="0"/>
+              <w:jc w:val="center"/>
+            </w:pPr>
+            <w:r>
               <w:t>Git</w:t>
             </w:r>
           </w:p>
@@ -4365,10 +4420,12 @@
               <w:bottom w:w="110" w:type="dxa"/>
               <w:right w:w="90" w:type="dxa"/>
             </w:tcMar>
-          </w:tcPr>
-          <w:p>
-            <w:pPr>
-              <w:spacing w:after="0"/>
+            <w:vAlign w:val="center"/>
+          </w:tcPr>
+          <w:p>
+            <w:pPr>
+              <w:spacing w:after="0"/>
+              <w:jc w:val="center"/>
             </w:pPr>
             <w:r>
               <w:t>Control de versiones local.</w:t>
@@ -4384,10 +4441,12 @@
               <w:bottom w:w="110" w:type="dxa"/>
               <w:right w:w="90" w:type="dxa"/>
             </w:tcMar>
-          </w:tcPr>
-          <w:p>
-            <w:pPr>
-              <w:spacing w:after="0"/>
+            <w:vAlign w:val="center"/>
+          </w:tcPr>
+          <w:p>
+            <w:pPr>
+              <w:spacing w:after="0"/>
+              <w:jc w:val="center"/>
             </w:pPr>
             <w:r>
               <w:t>Administración y sincronización del código con GitHub.</w:t>
@@ -4408,12 +4467,15 @@
               <w:bottom w:w="110" w:type="dxa"/>
               <w:right w:w="90" w:type="dxa"/>
             </w:tcMar>
-          </w:tcPr>
-          <w:p>
-            <w:pPr>
-              <w:spacing w:after="0"/>
-            </w:pPr>
-            <w:r>
+            <w:vAlign w:val="center"/>
+          </w:tcPr>
+          <w:p>
+            <w:pPr>
+              <w:spacing w:after="0"/>
+              <w:jc w:val="center"/>
+            </w:pPr>
+            <w:r>
+              <w:lastRenderedPageBreak/>
               <w:t>Microsoft Excel</w:t>
             </w:r>
           </w:p>
@@ -4427,10 +4489,12 @@
               <w:bottom w:w="110" w:type="dxa"/>
               <w:right w:w="90" w:type="dxa"/>
             </w:tcMar>
-          </w:tcPr>
-          <w:p>
-            <w:pPr>
-              <w:spacing w:after="0"/>
+            <w:vAlign w:val="center"/>
+          </w:tcPr>
+          <w:p>
+            <w:pPr>
+              <w:spacing w:after="0"/>
+              <w:jc w:val="center"/>
             </w:pPr>
             <w:r>
               <w:t>Elaboración de la matriz de pruebas.</w:t>
@@ -4446,10 +4510,12 @@
               <w:bottom w:w="110" w:type="dxa"/>
               <w:right w:w="90" w:type="dxa"/>
             </w:tcMar>
-          </w:tcPr>
-          <w:p>
-            <w:pPr>
-              <w:spacing w:after="0"/>
+            <w:vAlign w:val="center"/>
+          </w:tcPr>
+          <w:p>
+            <w:pPr>
+              <w:spacing w:after="0"/>
+              <w:jc w:val="center"/>
             </w:pPr>
             <w:r>
               <w:t>Registro de casos de prueba, resultados y evidencias.</w:t>
@@ -4470,10 +4536,12 @@
               <w:bottom w:w="110" w:type="dxa"/>
               <w:right w:w="90" w:type="dxa"/>
             </w:tcMar>
-          </w:tcPr>
-          <w:p>
-            <w:pPr>
-              <w:spacing w:after="0"/>
+            <w:vAlign w:val="center"/>
+          </w:tcPr>
+          <w:p>
+            <w:pPr>
+              <w:spacing w:after="0"/>
+              <w:jc w:val="center"/>
             </w:pPr>
             <w:r>
               <w:t>Microsoft Word</w:t>
@@ -4489,10 +4557,12 @@
               <w:bottom w:w="110" w:type="dxa"/>
               <w:right w:w="90" w:type="dxa"/>
             </w:tcMar>
-          </w:tcPr>
-          <w:p>
-            <w:pPr>
-              <w:spacing w:after="0"/>
+            <w:vAlign w:val="center"/>
+          </w:tcPr>
+          <w:p>
+            <w:pPr>
+              <w:spacing w:after="0"/>
+              <w:jc w:val="center"/>
             </w:pPr>
             <w:r>
               <w:t>Elaboración de documentación técnica.</w:t>
@@ -4508,10 +4578,12 @@
               <w:bottom w:w="110" w:type="dxa"/>
               <w:right w:w="90" w:type="dxa"/>
             </w:tcMar>
-          </w:tcPr>
-          <w:p>
-            <w:pPr>
-              <w:spacing w:after="0"/>
+            <w:vAlign w:val="center"/>
+          </w:tcPr>
+          <w:p>
+            <w:pPr>
+              <w:spacing w:after="0"/>
+              <w:jc w:val="center"/>
             </w:pPr>
             <w:r>
               <w:t>Desarrollo de bitácoras, entregables y documentación del proyecto.</w:t>
@@ -4532,10 +4604,12 @@
               <w:bottom w:w="110" w:type="dxa"/>
               <w:right w:w="90" w:type="dxa"/>
             </w:tcMar>
-          </w:tcPr>
-          <w:p>
-            <w:pPr>
-              <w:spacing w:after="0"/>
+            <w:vAlign w:val="center"/>
+          </w:tcPr>
+          <w:p>
+            <w:pPr>
+              <w:spacing w:after="0"/>
+              <w:jc w:val="center"/>
             </w:pPr>
             <w:r>
               <w:t>Google Meet</w:t>
@@ -4551,10 +4625,12 @@
               <w:bottom w:w="110" w:type="dxa"/>
               <w:right w:w="90" w:type="dxa"/>
             </w:tcMar>
-          </w:tcPr>
-          <w:p>
-            <w:pPr>
-              <w:spacing w:after="0"/>
+            <w:vAlign w:val="center"/>
+          </w:tcPr>
+          <w:p>
+            <w:pPr>
+              <w:spacing w:after="0"/>
+              <w:jc w:val="center"/>
             </w:pPr>
             <w:r>
               <w:t>Reuniones de seguimiento.</w:t>
@@ -4570,10 +4646,12 @@
               <w:bottom w:w="110" w:type="dxa"/>
               <w:right w:w="90" w:type="dxa"/>
             </w:tcMar>
-          </w:tcPr>
-          <w:p>
-            <w:pPr>
-              <w:spacing w:after="0"/>
+            <w:vAlign w:val="center"/>
+          </w:tcPr>
+          <w:p>
+            <w:pPr>
+              <w:spacing w:after="0"/>
+              <w:jc w:val="center"/>
             </w:pPr>
             <w:r>
               <w:t>Coordinación diaria del equipo y revisión de avances.</w:t>
@@ -4594,10 +4672,12 @@
               <w:bottom w:w="110" w:type="dxa"/>
               <w:right w:w="90" w:type="dxa"/>
             </w:tcMar>
-          </w:tcPr>
-          <w:p>
-            <w:pPr>
-              <w:spacing w:after="0"/>
+            <w:vAlign w:val="center"/>
+          </w:tcPr>
+          <w:p>
+            <w:pPr>
+              <w:spacing w:after="0"/>
+              <w:jc w:val="center"/>
             </w:pPr>
             <w:r>
               <w:t>WhatsApp</w:t>
@@ -4613,10 +4693,12 @@
               <w:bottom w:w="110" w:type="dxa"/>
               <w:right w:w="90" w:type="dxa"/>
             </w:tcMar>
-          </w:tcPr>
-          <w:p>
-            <w:pPr>
-              <w:spacing w:after="0"/>
+            <w:vAlign w:val="center"/>
+          </w:tcPr>
+          <w:p>
+            <w:pPr>
+              <w:spacing w:after="0"/>
+              <w:jc w:val="center"/>
             </w:pPr>
             <w:r>
               <w:t>Comunicación del proyecto.</w:t>
@@ -4632,10 +4714,12 @@
               <w:bottom w:w="110" w:type="dxa"/>
               <w:right w:w="90" w:type="dxa"/>
             </w:tcMar>
-          </w:tcPr>
-          <w:p>
-            <w:pPr>
-              <w:spacing w:after="0"/>
+            <w:vAlign w:val="center"/>
+          </w:tcPr>
+          <w:p>
+            <w:pPr>
+              <w:spacing w:after="0"/>
+              <w:jc w:val="center"/>
             </w:pPr>
             <w:r>
               <w:t>Seguimiento rápido de actividades y acuerdos.</w:t>
@@ -4656,10 +4740,12 @@
               <w:bottom w:w="110" w:type="dxa"/>
               <w:right w:w="90" w:type="dxa"/>
             </w:tcMar>
-          </w:tcPr>
-          <w:p>
-            <w:pPr>
-              <w:spacing w:after="0"/>
+            <w:vAlign w:val="center"/>
+          </w:tcPr>
+          <w:p>
+            <w:pPr>
+              <w:spacing w:after="0"/>
+              <w:jc w:val="center"/>
             </w:pPr>
             <w:r>
               <w:t>Telegram</w:t>
@@ -4675,10 +4761,12 @@
               <w:bottom w:w="110" w:type="dxa"/>
               <w:right w:w="90" w:type="dxa"/>
             </w:tcMar>
-          </w:tcPr>
-          <w:p>
-            <w:pPr>
-              <w:spacing w:after="0"/>
+            <w:vAlign w:val="center"/>
+          </w:tcPr>
+          <w:p>
+            <w:pPr>
+              <w:spacing w:after="0"/>
+              <w:jc w:val="center"/>
             </w:pPr>
             <w:r>
               <w:t>Comunicación técnica.</w:t>
@@ -4694,10 +4782,12 @@
               <w:bottom w:w="110" w:type="dxa"/>
               <w:right w:w="90" w:type="dxa"/>
             </w:tcMar>
-          </w:tcPr>
-          <w:p>
-            <w:pPr>
-              <w:spacing w:after="0"/>
+            <w:vAlign w:val="center"/>
+          </w:tcPr>
+          <w:p>
+            <w:pPr>
+              <w:spacing w:after="0"/>
+              <w:jc w:val="center"/>
             </w:pPr>
             <w:r>
               <w:t>Coordinación entre los integrantes del equipo y seguimiento de tareas.</w:t>
@@ -4927,10 +5017,12 @@
               <w:bottom w:w="110" w:type="dxa"/>
               <w:right w:w="90" w:type="dxa"/>
             </w:tcMar>
-          </w:tcPr>
-          <w:p>
-            <w:pPr>
-              <w:spacing w:after="0"/>
+            <w:vAlign w:val="center"/>
+          </w:tcPr>
+          <w:p>
+            <w:pPr>
+              <w:spacing w:after="0"/>
+              <w:jc w:val="center"/>
             </w:pPr>
             <w:r>
               <w:t>Definición de controles Zero Trust</w:t>
@@ -4946,10 +5038,12 @@
               <w:bottom w:w="110" w:type="dxa"/>
               <w:right w:w="90" w:type="dxa"/>
             </w:tcMar>
-          </w:tcPr>
-          <w:p>
-            <w:pPr>
-              <w:spacing w:after="0"/>
+            <w:vAlign w:val="center"/>
+          </w:tcPr>
+          <w:p>
+            <w:pPr>
+              <w:spacing w:after="0"/>
+              <w:jc w:val="center"/>
             </w:pPr>
             <w:r>
               <w:t>Retraso en la implementación de políticas de acceso.</w:t>
@@ -4965,10 +5059,12 @@
               <w:bottom w:w="110" w:type="dxa"/>
               <w:right w:w="90" w:type="dxa"/>
             </w:tcMar>
-          </w:tcPr>
-          <w:p>
-            <w:pPr>
-              <w:spacing w:after="0"/>
+            <w:vAlign w:val="center"/>
+          </w:tcPr>
+          <w:p>
+            <w:pPr>
+              <w:spacing w:after="0"/>
+              <w:jc w:val="center"/>
             </w:pPr>
             <w:r>
               <w:t>Revisión de requerimientos funcionales antes de la configuración.</w:t>
@@ -4984,10 +5080,12 @@
               <w:bottom w:w="110" w:type="dxa"/>
               <w:right w:w="90" w:type="dxa"/>
             </w:tcMar>
-          </w:tcPr>
-          <w:p>
-            <w:pPr>
-              <w:spacing w:after="0"/>
+            <w:vAlign w:val="center"/>
+          </w:tcPr>
+          <w:p>
+            <w:pPr>
+              <w:spacing w:after="0"/>
+              <w:jc w:val="center"/>
             </w:pPr>
             <w:r>
               <w:t>Documento Técnico IAM</w:t>
@@ -5008,10 +5106,12 @@
               <w:bottom w:w="110" w:type="dxa"/>
               <w:right w:w="90" w:type="dxa"/>
             </w:tcMar>
-          </w:tcPr>
-          <w:p>
-            <w:pPr>
-              <w:spacing w:after="0"/>
+            <w:vAlign w:val="center"/>
+          </w:tcPr>
+          <w:p>
+            <w:pPr>
+              <w:spacing w:after="0"/>
+              <w:jc w:val="center"/>
             </w:pPr>
             <w:r>
               <w:t>Configuración de expiración de sesiones</w:t>
@@ -5027,10 +5127,12 @@
               <w:bottom w:w="110" w:type="dxa"/>
               <w:right w:w="90" w:type="dxa"/>
             </w:tcMar>
-          </w:tcPr>
-          <w:p>
-            <w:pPr>
-              <w:spacing w:after="0"/>
+            <w:vAlign w:val="center"/>
+          </w:tcPr>
+          <w:p>
+            <w:pPr>
+              <w:spacing w:after="0"/>
+              <w:jc w:val="center"/>
             </w:pPr>
             <w:r>
               <w:t>Posibles cierres de sesión fuera del comportamiento esperado.</w:t>
@@ -5046,10 +5148,12 @@
               <w:bottom w:w="110" w:type="dxa"/>
               <w:right w:w="90" w:type="dxa"/>
             </w:tcMar>
-          </w:tcPr>
-          <w:p>
-            <w:pPr>
-              <w:spacing w:after="0"/>
+            <w:vAlign w:val="center"/>
+          </w:tcPr>
+          <w:p>
+            <w:pPr>
+              <w:spacing w:after="0"/>
+              <w:jc w:val="center"/>
             </w:pPr>
             <w:r>
               <w:t>Parámetros de configuración iniciales pendientes de validación.</w:t>
@@ -5065,10 +5169,12 @@
               <w:bottom w:w="110" w:type="dxa"/>
               <w:right w:w="90" w:type="dxa"/>
             </w:tcMar>
-          </w:tcPr>
-          <w:p>
-            <w:pPr>
-              <w:spacing w:after="0"/>
+            <w:vAlign w:val="center"/>
+          </w:tcPr>
+          <w:p>
+            <w:pPr>
+              <w:spacing w:after="0"/>
+              <w:jc w:val="center"/>
             </w:pPr>
             <w:r>
               <w:t>Evidencias de configuración</w:t>
@@ -5089,10 +5195,12 @@
               <w:bottom w:w="110" w:type="dxa"/>
               <w:right w:w="90" w:type="dxa"/>
             </w:tcMar>
-          </w:tcPr>
-          <w:p>
-            <w:pPr>
-              <w:spacing w:after="0"/>
+            <w:vAlign w:val="center"/>
+          </w:tcPr>
+          <w:p>
+            <w:pPr>
+              <w:spacing w:after="0"/>
+              <w:jc w:val="center"/>
             </w:pPr>
             <w:r>
               <w:t>Registro de eventos de auditoría</w:t>
@@ -5108,10 +5216,12 @@
               <w:bottom w:w="110" w:type="dxa"/>
               <w:right w:w="90" w:type="dxa"/>
             </w:tcMar>
-          </w:tcPr>
-          <w:p>
-            <w:pPr>
-              <w:spacing w:after="0"/>
+            <w:vAlign w:val="center"/>
+          </w:tcPr>
+          <w:p>
+            <w:pPr>
+              <w:spacing w:after="0"/>
+              <w:jc w:val="center"/>
             </w:pPr>
             <w:r>
               <w:t>Inconsistencias en la generación de logs administrativos.</w:t>
@@ -5127,10 +5237,12 @@
               <w:bottom w:w="110" w:type="dxa"/>
               <w:right w:w="90" w:type="dxa"/>
             </w:tcMar>
-          </w:tcPr>
-          <w:p>
-            <w:pPr>
-              <w:spacing w:after="0"/>
+            <w:vAlign w:val="center"/>
+          </w:tcPr>
+          <w:p>
+            <w:pPr>
+              <w:spacing w:after="0"/>
+              <w:jc w:val="center"/>
             </w:pPr>
             <w:r>
               <w:t>Integración parcial con el servicio de monitoreo.</w:t>
@@ -5146,10 +5258,12 @@
               <w:bottom w:w="110" w:type="dxa"/>
               <w:right w:w="90" w:type="dxa"/>
             </w:tcMar>
-          </w:tcPr>
-          <w:p>
-            <w:pPr>
-              <w:spacing w:after="0"/>
+            <w:vAlign w:val="center"/>
+          </w:tcPr>
+          <w:p>
+            <w:pPr>
+              <w:spacing w:after="0"/>
+              <w:jc w:val="center"/>
             </w:pPr>
             <w:r>
               <w:t>Evidencias Backend</w:t>
@@ -5170,13 +5284,14 @@
               <w:bottom w:w="110" w:type="dxa"/>
               <w:right w:w="90" w:type="dxa"/>
             </w:tcMar>
-          </w:tcPr>
-          <w:p>
-            <w:pPr>
-              <w:spacing w:after="0"/>
-            </w:pPr>
-            <w:r>
-              <w:lastRenderedPageBreak/>
+            <w:vAlign w:val="center"/>
+          </w:tcPr>
+          <w:p>
+            <w:pPr>
+              <w:spacing w:after="0"/>
+              <w:jc w:val="center"/>
+            </w:pPr>
+            <w:r>
               <w:t>Integración Backend–Dashboard</w:t>
             </w:r>
           </w:p>
@@ -5190,10 +5305,12 @@
               <w:bottom w:w="110" w:type="dxa"/>
               <w:right w:w="90" w:type="dxa"/>
             </w:tcMar>
-          </w:tcPr>
-          <w:p>
-            <w:pPr>
-              <w:spacing w:after="0"/>
+            <w:vAlign w:val="center"/>
+          </w:tcPr>
+          <w:p>
+            <w:pPr>
+              <w:spacing w:after="0"/>
+              <w:jc w:val="center"/>
             </w:pPr>
             <w:r>
               <w:t>Información incompleta en el panel administrativo.</w:t>
@@ -5209,10 +5326,12 @@
               <w:bottom w:w="110" w:type="dxa"/>
               <w:right w:w="90" w:type="dxa"/>
             </w:tcMar>
-          </w:tcPr>
-          <w:p>
-            <w:pPr>
-              <w:spacing w:after="0"/>
+            <w:vAlign w:val="center"/>
+          </w:tcPr>
+          <w:p>
+            <w:pPr>
+              <w:spacing w:after="0"/>
+              <w:jc w:val="center"/>
             </w:pPr>
             <w:proofErr w:type="spellStart"/>
             <w:r>
@@ -5233,10 +5352,12 @@
               <w:bottom w:w="110" w:type="dxa"/>
               <w:right w:w="90" w:type="dxa"/>
             </w:tcMar>
-          </w:tcPr>
-          <w:p>
-            <w:pPr>
-              <w:spacing w:after="0"/>
+            <w:vAlign w:val="center"/>
+          </w:tcPr>
+          <w:p>
+            <w:pPr>
+              <w:spacing w:after="0"/>
+              <w:jc w:val="center"/>
             </w:pPr>
             <w:r>
               <w:t>Evidencias Frontend</w:t>
@@ -5257,12 +5378,15 @@
               <w:bottom w:w="110" w:type="dxa"/>
               <w:right w:w="90" w:type="dxa"/>
             </w:tcMar>
-          </w:tcPr>
-          <w:p>
-            <w:pPr>
-              <w:spacing w:after="0"/>
-            </w:pPr>
-            <w:r>
+            <w:vAlign w:val="center"/>
+          </w:tcPr>
+          <w:p>
+            <w:pPr>
+              <w:spacing w:after="0"/>
+              <w:jc w:val="center"/>
+            </w:pPr>
+            <w:r>
+              <w:lastRenderedPageBreak/>
               <w:t>Visualización de eventos y alertas</w:t>
             </w:r>
           </w:p>
@@ -5276,10 +5400,12 @@
               <w:bottom w:w="110" w:type="dxa"/>
               <w:right w:w="90" w:type="dxa"/>
             </w:tcMar>
-          </w:tcPr>
-          <w:p>
-            <w:pPr>
-              <w:spacing w:after="0"/>
+            <w:vAlign w:val="center"/>
+          </w:tcPr>
+          <w:p>
+            <w:pPr>
+              <w:spacing w:after="0"/>
+              <w:jc w:val="center"/>
             </w:pPr>
             <w:r>
               <w:t>Información incompleta para el monitoreo del sistema.</w:t>
@@ -5295,10 +5421,12 @@
               <w:bottom w:w="110" w:type="dxa"/>
               <w:right w:w="90" w:type="dxa"/>
             </w:tcMar>
-          </w:tcPr>
-          <w:p>
-            <w:pPr>
-              <w:spacing w:after="0"/>
+            <w:vAlign w:val="center"/>
+          </w:tcPr>
+          <w:p>
+            <w:pPr>
+              <w:spacing w:after="0"/>
+              <w:jc w:val="center"/>
             </w:pPr>
             <w:r>
               <w:t>Ajustes pendientes en el consumo de servicios y visualización.</w:t>
@@ -5314,10 +5442,12 @@
               <w:bottom w:w="110" w:type="dxa"/>
               <w:right w:w="90" w:type="dxa"/>
             </w:tcMar>
-          </w:tcPr>
-          <w:p>
-            <w:pPr>
-              <w:spacing w:after="0"/>
+            <w:vAlign w:val="center"/>
+          </w:tcPr>
+          <w:p>
+            <w:pPr>
+              <w:spacing w:after="0"/>
+              <w:jc w:val="center"/>
             </w:pPr>
             <w:r>
               <w:t>Dashboard Administrativo</w:t>
@@ -5338,10 +5468,12 @@
               <w:bottom w:w="110" w:type="dxa"/>
               <w:right w:w="90" w:type="dxa"/>
             </w:tcMar>
-          </w:tcPr>
-          <w:p>
-            <w:pPr>
-              <w:spacing w:after="0"/>
+            <w:vAlign w:val="center"/>
+          </w:tcPr>
+          <w:p>
+            <w:pPr>
+              <w:spacing w:after="0"/>
+              <w:jc w:val="center"/>
             </w:pPr>
             <w:r>
               <w:t>Pruebas funcionales y de seguridad</w:t>
@@ -5357,10 +5489,12 @@
               <w:bottom w:w="110" w:type="dxa"/>
               <w:right w:w="90" w:type="dxa"/>
             </w:tcMar>
-          </w:tcPr>
-          <w:p>
-            <w:pPr>
-              <w:spacing w:after="0"/>
+            <w:vAlign w:val="center"/>
+          </w:tcPr>
+          <w:p>
+            <w:pPr>
+              <w:spacing w:after="0"/>
+              <w:jc w:val="center"/>
             </w:pPr>
             <w:r>
               <w:t>Hallazgos durante la validación de restricciones y sesiones.</w:t>
@@ -5376,10 +5510,12 @@
               <w:bottom w:w="110" w:type="dxa"/>
               <w:right w:w="90" w:type="dxa"/>
             </w:tcMar>
-          </w:tcPr>
-          <w:p>
-            <w:pPr>
-              <w:spacing w:after="0"/>
+            <w:vAlign w:val="center"/>
+          </w:tcPr>
+          <w:p>
+            <w:pPr>
+              <w:spacing w:after="0"/>
+              <w:jc w:val="center"/>
             </w:pPr>
             <w:r>
               <w:t>Ajustes posteriores a la implementación de controles Zero Trust.</w:t>
@@ -5395,10 +5531,12 @@
               <w:bottom w:w="110" w:type="dxa"/>
               <w:right w:w="90" w:type="dxa"/>
             </w:tcMar>
-          </w:tcPr>
-          <w:p>
-            <w:pPr>
-              <w:spacing w:after="0"/>
+            <w:vAlign w:val="center"/>
+          </w:tcPr>
+          <w:p>
+            <w:pPr>
+              <w:spacing w:after="0"/>
+              <w:jc w:val="center"/>
             </w:pPr>
             <w:r>
               <w:t>Matriz de Pruebas Fase 3</w:t>
@@ -5628,10 +5766,12 @@
               <w:bottom w:w="110" w:type="dxa"/>
               <w:right w:w="90" w:type="dxa"/>
             </w:tcMar>
-          </w:tcPr>
-          <w:p>
-            <w:pPr>
-              <w:spacing w:after="0"/>
+            <w:vAlign w:val="center"/>
+          </w:tcPr>
+          <w:p>
+            <w:pPr>
+              <w:spacing w:after="0"/>
+              <w:jc w:val="center"/>
             </w:pPr>
             <w:r>
               <w:t>Revisión de la configuración de controles Zero Trust y autenticación.</w:t>
@@ -5647,10 +5787,12 @@
               <w:bottom w:w="110" w:type="dxa"/>
               <w:right w:w="90" w:type="dxa"/>
             </w:tcMar>
-          </w:tcPr>
-          <w:p>
-            <w:pPr>
-              <w:spacing w:after="0"/>
+            <w:vAlign w:val="center"/>
+          </w:tcPr>
+          <w:p>
+            <w:pPr>
+              <w:spacing w:after="0"/>
+              <w:jc w:val="center"/>
             </w:pPr>
             <w:r>
               <w:t>Configuración inicial de políticas de acceso.</w:t>
@@ -5666,6 +5808,7 @@
               <w:bottom w:w="110" w:type="dxa"/>
               <w:right w:w="90" w:type="dxa"/>
             </w:tcMar>
+            <w:vAlign w:val="center"/>
           </w:tcPr>
           <w:p>
             <w:pPr>
@@ -5686,10 +5829,12 @@
               <w:bottom w:w="110" w:type="dxa"/>
               <w:right w:w="90" w:type="dxa"/>
             </w:tcMar>
-          </w:tcPr>
-          <w:p>
-            <w:pPr>
-              <w:spacing w:after="0"/>
+            <w:vAlign w:val="center"/>
+          </w:tcPr>
+          <w:p>
+            <w:pPr>
+              <w:spacing w:after="0"/>
+              <w:jc w:val="center"/>
             </w:pPr>
             <w:r>
               <w:t>Controles_Autenticacion_ZeroTrust.docx</w:t>
@@ -5710,10 +5855,12 @@
               <w:bottom w:w="110" w:type="dxa"/>
               <w:right w:w="90" w:type="dxa"/>
             </w:tcMar>
-          </w:tcPr>
-          <w:p>
-            <w:pPr>
-              <w:spacing w:after="0"/>
+            <w:vAlign w:val="center"/>
+          </w:tcPr>
+          <w:p>
+            <w:pPr>
+              <w:spacing w:after="0"/>
+              <w:jc w:val="center"/>
             </w:pPr>
             <w:r>
               <w:t>Ajuste de parámetros de expiración de sesiones y restricciones por estado del usuario.</w:t>
@@ -5729,10 +5876,12 @@
               <w:bottom w:w="110" w:type="dxa"/>
               <w:right w:w="90" w:type="dxa"/>
             </w:tcMar>
-          </w:tcPr>
-          <w:p>
-            <w:pPr>
-              <w:spacing w:after="0"/>
+            <w:vAlign w:val="center"/>
+          </w:tcPr>
+          <w:p>
+            <w:pPr>
+              <w:spacing w:after="0"/>
+              <w:jc w:val="center"/>
             </w:pPr>
             <w:r>
               <w:t>Comportamiento de sesiones y validación de usuarios.</w:t>
@@ -5748,6 +5897,7 @@
               <w:bottom w:w="110" w:type="dxa"/>
               <w:right w:w="90" w:type="dxa"/>
             </w:tcMar>
+            <w:vAlign w:val="center"/>
           </w:tcPr>
           <w:p>
             <w:pPr>
@@ -5768,10 +5918,12 @@
               <w:bottom w:w="110" w:type="dxa"/>
               <w:right w:w="90" w:type="dxa"/>
             </w:tcMar>
-          </w:tcPr>
-          <w:p>
-            <w:pPr>
-              <w:spacing w:after="0"/>
+            <w:vAlign w:val="center"/>
+          </w:tcPr>
+          <w:p>
+            <w:pPr>
+              <w:spacing w:after="0"/>
+              <w:jc w:val="center"/>
             </w:pPr>
             <w:r>
               <w:t>Configuracion_Sesiones_ZeroTrust.docx</w:t>
@@ -5792,10 +5944,12 @@
               <w:bottom w:w="110" w:type="dxa"/>
               <w:right w:w="90" w:type="dxa"/>
             </w:tcMar>
-          </w:tcPr>
-          <w:p>
-            <w:pPr>
-              <w:spacing w:after="0"/>
+            <w:vAlign w:val="center"/>
+          </w:tcPr>
+          <w:p>
+            <w:pPr>
+              <w:spacing w:after="0"/>
+              <w:jc w:val="center"/>
             </w:pPr>
             <w:r>
               <w:t>Implementación del registro de eventos de autenticación y cambios administrativos.</w:t>
@@ -5811,10 +5965,12 @@
               <w:bottom w:w="110" w:type="dxa"/>
               <w:right w:w="90" w:type="dxa"/>
             </w:tcMar>
-          </w:tcPr>
-          <w:p>
-            <w:pPr>
-              <w:spacing w:after="0"/>
+            <w:vAlign w:val="center"/>
+          </w:tcPr>
+          <w:p>
+            <w:pPr>
+              <w:spacing w:after="0"/>
+              <w:jc w:val="center"/>
             </w:pPr>
             <w:r>
               <w:t>Ausencia de trazabilidad de eventos.</w:t>
@@ -5830,6 +5986,7 @@
               <w:bottom w:w="110" w:type="dxa"/>
               <w:right w:w="90" w:type="dxa"/>
             </w:tcMar>
+            <w:vAlign w:val="center"/>
           </w:tcPr>
           <w:p>
             <w:pPr>
@@ -5850,10 +6007,12 @@
               <w:bottom w:w="110" w:type="dxa"/>
               <w:right w:w="90" w:type="dxa"/>
             </w:tcMar>
-          </w:tcPr>
-          <w:p>
-            <w:pPr>
-              <w:spacing w:after="0"/>
+            <w:vAlign w:val="center"/>
+          </w:tcPr>
+          <w:p>
+            <w:pPr>
+              <w:spacing w:after="0"/>
+              <w:jc w:val="center"/>
             </w:pPr>
             <w:r>
               <w:t>02_Backend_Cloud/</w:t>
@@ -5890,10 +6049,12 @@
               <w:bottom w:w="110" w:type="dxa"/>
               <w:right w:w="90" w:type="dxa"/>
             </w:tcMar>
-          </w:tcPr>
-          <w:p>
-            <w:pPr>
-              <w:spacing w:after="0"/>
+            <w:vAlign w:val="center"/>
+          </w:tcPr>
+          <w:p>
+            <w:pPr>
+              <w:spacing w:after="0"/>
+              <w:jc w:val="center"/>
             </w:pPr>
             <w:r>
               <w:t>Diseño de la estructura de almacenamiento de logs para auditoría.</w:t>
@@ -5909,10 +6070,12 @@
               <w:bottom w:w="110" w:type="dxa"/>
               <w:right w:w="90" w:type="dxa"/>
             </w:tcMar>
-          </w:tcPr>
-          <w:p>
-            <w:pPr>
-              <w:spacing w:after="0"/>
+            <w:vAlign w:val="center"/>
+          </w:tcPr>
+          <w:p>
+            <w:pPr>
+              <w:spacing w:after="0"/>
+              <w:jc w:val="center"/>
             </w:pPr>
             <w:r>
               <w:t>Organización de registros del sistema.</w:t>
@@ -5928,6 +6091,7 @@
               <w:bottom w:w="110" w:type="dxa"/>
               <w:right w:w="90" w:type="dxa"/>
             </w:tcMar>
+            <w:vAlign w:val="center"/>
           </w:tcPr>
           <w:p>
             <w:pPr>
@@ -5948,10 +6112,12 @@
               <w:bottom w:w="110" w:type="dxa"/>
               <w:right w:w="90" w:type="dxa"/>
             </w:tcMar>
-          </w:tcPr>
-          <w:p>
-            <w:pPr>
-              <w:spacing w:after="0"/>
+            <w:vAlign w:val="center"/>
+          </w:tcPr>
+          <w:p>
+            <w:pPr>
+              <w:spacing w:after="0"/>
+              <w:jc w:val="center"/>
             </w:pPr>
             <w:r>
               <w:t>02_Backend_Cloud/</w:t>
@@ -5974,7 +6140,6 @@
             </w:r>
             <w:proofErr w:type="spellStart"/>
             <w:r>
-              <w:lastRenderedPageBreak/>
               <w:t>Implementacion</w:t>
             </w:r>
             <w:proofErr w:type="spellEnd"/>
@@ -5997,10 +6162,12 @@
               <w:bottom w:w="110" w:type="dxa"/>
               <w:right w:w="90" w:type="dxa"/>
             </w:tcMar>
-          </w:tcPr>
-          <w:p>
-            <w:pPr>
-              <w:spacing w:after="0"/>
+            <w:vAlign w:val="center"/>
+          </w:tcPr>
+          <w:p>
+            <w:pPr>
+              <w:spacing w:after="0"/>
+              <w:jc w:val="center"/>
             </w:pPr>
             <w:r>
               <w:lastRenderedPageBreak/>
@@ -6017,10 +6184,12 @@
               <w:bottom w:w="110" w:type="dxa"/>
               <w:right w:w="90" w:type="dxa"/>
             </w:tcMar>
-          </w:tcPr>
-          <w:p>
-            <w:pPr>
-              <w:spacing w:after="0"/>
+            <w:vAlign w:val="center"/>
+          </w:tcPr>
+          <w:p>
+            <w:pPr>
+              <w:spacing w:after="0"/>
+              <w:jc w:val="center"/>
             </w:pPr>
             <w:r>
               <w:t>Comunicación entre Backend y Dashboard.</w:t>
@@ -6036,6 +6205,7 @@
               <w:bottom w:w="110" w:type="dxa"/>
               <w:right w:w="90" w:type="dxa"/>
             </w:tcMar>
+            <w:vAlign w:val="center"/>
           </w:tcPr>
           <w:p>
             <w:pPr>
@@ -6056,10 +6226,12 @@
               <w:bottom w:w="110" w:type="dxa"/>
               <w:right w:w="90" w:type="dxa"/>
             </w:tcMar>
-          </w:tcPr>
-          <w:p>
-            <w:pPr>
-              <w:spacing w:after="0"/>
+            <w:vAlign w:val="center"/>
+          </w:tcPr>
+          <w:p>
+            <w:pPr>
+              <w:spacing w:after="0"/>
+              <w:jc w:val="center"/>
             </w:pPr>
             <w:r>
               <w:t>02_Backend_Cloud/</w:t>
@@ -6112,10 +6284,12 @@
               <w:bottom w:w="110" w:type="dxa"/>
               <w:right w:w="90" w:type="dxa"/>
             </w:tcMar>
-          </w:tcPr>
-          <w:p>
-            <w:pPr>
-              <w:spacing w:after="0"/>
+            <w:vAlign w:val="center"/>
+          </w:tcPr>
+          <w:p>
+            <w:pPr>
+              <w:spacing w:after="0"/>
+              <w:jc w:val="center"/>
             </w:pPr>
             <w:r>
               <w:rPr>
@@ -6135,10 +6309,12 @@
               <w:bottom w:w="110" w:type="dxa"/>
               <w:right w:w="90" w:type="dxa"/>
             </w:tcMar>
-          </w:tcPr>
-          <w:p>
-            <w:pPr>
-              <w:spacing w:after="0"/>
+            <w:vAlign w:val="center"/>
+          </w:tcPr>
+          <w:p>
+            <w:pPr>
+              <w:spacing w:after="0"/>
+              <w:jc w:val="center"/>
             </w:pPr>
             <w:r>
               <w:rPr>
@@ -6158,6 +6334,7 @@
               <w:bottom w:w="110" w:type="dxa"/>
               <w:right w:w="90" w:type="dxa"/>
             </w:tcMar>
+            <w:vAlign w:val="center"/>
           </w:tcPr>
           <w:p>
             <w:pPr>
@@ -6178,10 +6355,12 @@
               <w:bottom w:w="110" w:type="dxa"/>
               <w:right w:w="90" w:type="dxa"/>
             </w:tcMar>
-          </w:tcPr>
-          <w:p>
-            <w:pPr>
-              <w:spacing w:after="0"/>
+            <w:vAlign w:val="center"/>
+          </w:tcPr>
+          <w:p>
+            <w:pPr>
+              <w:spacing w:after="0"/>
+              <w:jc w:val="center"/>
             </w:pPr>
             <w:r>
               <w:rPr>
@@ -6206,10 +6385,12 @@
               <w:bottom w:w="110" w:type="dxa"/>
               <w:right w:w="90" w:type="dxa"/>
             </w:tcMar>
-          </w:tcPr>
-          <w:p>
-            <w:pPr>
-              <w:spacing w:after="0"/>
+            <w:vAlign w:val="center"/>
+          </w:tcPr>
+          <w:p>
+            <w:pPr>
+              <w:spacing w:after="0"/>
+              <w:jc w:val="center"/>
             </w:pPr>
             <w:r>
               <w:t>Integración del Dashboard con los servicios de Backend y Auth0.</w:t>
@@ -6225,10 +6406,12 @@
               <w:bottom w:w="110" w:type="dxa"/>
               <w:right w:w="90" w:type="dxa"/>
             </w:tcMar>
-          </w:tcPr>
-          <w:p>
-            <w:pPr>
-              <w:spacing w:after="0"/>
+            <w:vAlign w:val="center"/>
+          </w:tcPr>
+          <w:p>
+            <w:pPr>
+              <w:spacing w:after="0"/>
+              <w:jc w:val="center"/>
             </w:pPr>
             <w:r>
               <w:t>Visualización incompleta de eventos y sesiones.</w:t>
@@ -6244,6 +6427,7 @@
               <w:bottom w:w="110" w:type="dxa"/>
               <w:right w:w="90" w:type="dxa"/>
             </w:tcMar>
+            <w:vAlign w:val="center"/>
           </w:tcPr>
           <w:p>
             <w:pPr>
@@ -6264,10 +6448,12 @@
               <w:bottom w:w="110" w:type="dxa"/>
               <w:right w:w="90" w:type="dxa"/>
             </w:tcMar>
-          </w:tcPr>
-          <w:p>
-            <w:pPr>
-              <w:spacing w:after="0"/>
+            <w:vAlign w:val="center"/>
+          </w:tcPr>
+          <w:p>
+            <w:pPr>
+              <w:spacing w:after="0"/>
+              <w:jc w:val="center"/>
             </w:pPr>
             <w:r>
               <w:rPr>
@@ -6292,10 +6478,12 @@
               <w:bottom w:w="110" w:type="dxa"/>
               <w:right w:w="90" w:type="dxa"/>
             </w:tcMar>
-          </w:tcPr>
-          <w:p>
-            <w:pPr>
-              <w:spacing w:after="0"/>
+            <w:vAlign w:val="center"/>
+          </w:tcPr>
+          <w:p>
+            <w:pPr>
+              <w:spacing w:after="0"/>
+              <w:jc w:val="center"/>
             </w:pPr>
             <w:r>
               <w:t>Actualización de la matriz de pruebas y ejecución de escenarios funcionales y de seguridad.</w:t>
@@ -6311,10 +6499,12 @@
               <w:bottom w:w="110" w:type="dxa"/>
               <w:right w:w="90" w:type="dxa"/>
             </w:tcMar>
-          </w:tcPr>
-          <w:p>
-            <w:pPr>
-              <w:spacing w:after="0"/>
+            <w:vAlign w:val="center"/>
+          </w:tcPr>
+          <w:p>
+            <w:pPr>
+              <w:spacing w:after="0"/>
+              <w:jc w:val="center"/>
             </w:pPr>
             <w:r>
               <w:t>Validación de controles Zero Trust.</w:t>
@@ -6330,6 +6520,7 @@
               <w:bottom w:w="110" w:type="dxa"/>
               <w:right w:w="90" w:type="dxa"/>
             </w:tcMar>
+            <w:vAlign w:val="center"/>
           </w:tcPr>
           <w:p>
             <w:pPr>
@@ -6350,10 +6541,12 @@
               <w:bottom w:w="110" w:type="dxa"/>
               <w:right w:w="90" w:type="dxa"/>
             </w:tcMar>
-          </w:tcPr>
-          <w:p>
-            <w:pPr>
-              <w:spacing w:after="0"/>
+            <w:vAlign w:val="center"/>
+          </w:tcPr>
+          <w:p>
+            <w:pPr>
+              <w:spacing w:after="0"/>
+              <w:jc w:val="center"/>
             </w:pPr>
             <w:r>
               <w:t>Matriz_Pruebas_Fase3.xlsx</w:t>
@@ -6374,10 +6567,12 @@
               <w:bottom w:w="110" w:type="dxa"/>
               <w:right w:w="90" w:type="dxa"/>
             </w:tcMar>
-          </w:tcPr>
-          <w:p>
-            <w:pPr>
-              <w:spacing w:after="0"/>
+            <w:vAlign w:val="center"/>
+          </w:tcPr>
+          <w:p>
+            <w:pPr>
+              <w:spacing w:after="0"/>
+              <w:jc w:val="center"/>
             </w:pPr>
             <w:r>
               <w:t>Consolidación de evidencias técnicas y documentación del entregable.</w:t>
@@ -6393,10 +6588,12 @@
               <w:bottom w:w="110" w:type="dxa"/>
               <w:right w:w="90" w:type="dxa"/>
             </w:tcMar>
-          </w:tcPr>
-          <w:p>
-            <w:pPr>
-              <w:spacing w:after="0"/>
+            <w:vAlign w:val="center"/>
+          </w:tcPr>
+          <w:p>
+            <w:pPr>
+              <w:spacing w:after="0"/>
+              <w:jc w:val="center"/>
             </w:pPr>
             <w:r>
               <w:t>Organización de la documentación de la fase.</w:t>
@@ -6412,6 +6609,7 @@
               <w:bottom w:w="110" w:type="dxa"/>
               <w:right w:w="90" w:type="dxa"/>
             </w:tcMar>
+            <w:vAlign w:val="center"/>
           </w:tcPr>
           <w:p>
             <w:pPr>
@@ -6432,10 +6630,12 @@
               <w:bottom w:w="110" w:type="dxa"/>
               <w:right w:w="90" w:type="dxa"/>
             </w:tcMar>
-          </w:tcPr>
-          <w:p>
-            <w:pPr>
-              <w:spacing w:after="0"/>
+            <w:vAlign w:val="center"/>
+          </w:tcPr>
+          <w:p>
+            <w:pPr>
+              <w:spacing w:after="0"/>
+              <w:jc w:val="center"/>
             </w:pPr>
             <w:r>
               <w:t>Documento_Fase3_SN6.docx</w:t>
@@ -6618,10 +6818,12 @@
               <w:bottom w:w="110" w:type="dxa"/>
               <w:right w:w="90" w:type="dxa"/>
             </w:tcMar>
-          </w:tcPr>
-          <w:p>
-            <w:pPr>
-              <w:spacing w:after="0"/>
+            <w:vAlign w:val="center"/>
+          </w:tcPr>
+          <w:p>
+            <w:pPr>
+              <w:spacing w:after="0"/>
+              <w:jc w:val="center"/>
             </w:pPr>
             <w:r>
               <w:t>Gestión del proyecto</w:t>
@@ -6637,10 +6839,12 @@
               <w:bottom w:w="110" w:type="dxa"/>
               <w:right w:w="90" w:type="dxa"/>
             </w:tcMar>
-          </w:tcPr>
-          <w:p>
-            <w:pPr>
-              <w:spacing w:after="0"/>
+            <w:vAlign w:val="center"/>
+          </w:tcPr>
+          <w:p>
+            <w:pPr>
+              <w:spacing w:after="0"/>
+              <w:jc w:val="center"/>
             </w:pPr>
             <w:r>
               <w:t>Completado</w:t>
@@ -6656,10 +6860,12 @@
               <w:bottom w:w="110" w:type="dxa"/>
               <w:right w:w="90" w:type="dxa"/>
             </w:tcMar>
-          </w:tcPr>
-          <w:p>
-            <w:pPr>
-              <w:spacing w:after="0"/>
+            <w:vAlign w:val="center"/>
+          </w:tcPr>
+          <w:p>
+            <w:pPr>
+              <w:spacing w:after="0"/>
+              <w:jc w:val="center"/>
             </w:pPr>
             <w:r>
               <w:t>Seguimiento diario mediante reuniones y control del cronograma.</w:t>
@@ -6680,10 +6886,12 @@
               <w:bottom w:w="110" w:type="dxa"/>
               <w:right w:w="90" w:type="dxa"/>
             </w:tcMar>
-          </w:tcPr>
-          <w:p>
-            <w:pPr>
-              <w:spacing w:after="0"/>
+            <w:vAlign w:val="center"/>
+          </w:tcPr>
+          <w:p>
+            <w:pPr>
+              <w:spacing w:after="0"/>
+              <w:jc w:val="center"/>
             </w:pPr>
             <w:r>
               <w:t>Implementación Zero Trust</w:t>
@@ -6699,10 +6907,12 @@
               <w:bottom w:w="110" w:type="dxa"/>
               <w:right w:w="90" w:type="dxa"/>
             </w:tcMar>
-          </w:tcPr>
-          <w:p>
-            <w:pPr>
-              <w:spacing w:after="0"/>
+            <w:vAlign w:val="center"/>
+          </w:tcPr>
+          <w:p>
+            <w:pPr>
+              <w:spacing w:after="0"/>
+              <w:jc w:val="center"/>
             </w:pPr>
             <w:r>
               <w:t>Completado</w:t>
@@ -6718,10 +6928,12 @@
               <w:bottom w:w="110" w:type="dxa"/>
               <w:right w:w="90" w:type="dxa"/>
             </w:tcMar>
-          </w:tcPr>
-          <w:p>
-            <w:pPr>
-              <w:spacing w:after="0"/>
+            <w:vAlign w:val="center"/>
+          </w:tcPr>
+          <w:p>
+            <w:pPr>
+              <w:spacing w:after="0"/>
+              <w:jc w:val="center"/>
             </w:pPr>
             <w:r>
               <w:t>Se implementaron controles adicionales de autenticación y políticas de acceso.</w:t>
@@ -6742,13 +6954,14 @@
               <w:bottom w:w="110" w:type="dxa"/>
               <w:right w:w="90" w:type="dxa"/>
             </w:tcMar>
-          </w:tcPr>
-          <w:p>
-            <w:pPr>
-              <w:spacing w:after="0"/>
-            </w:pPr>
-            <w:r>
-              <w:lastRenderedPageBreak/>
+            <w:vAlign w:val="center"/>
+          </w:tcPr>
+          <w:p>
+            <w:pPr>
+              <w:spacing w:after="0"/>
+              <w:jc w:val="center"/>
+            </w:pPr>
+            <w:r>
               <w:t>Backend</w:t>
             </w:r>
           </w:p>
@@ -6762,10 +6975,12 @@
               <w:bottom w:w="110" w:type="dxa"/>
               <w:right w:w="90" w:type="dxa"/>
             </w:tcMar>
-          </w:tcPr>
-          <w:p>
-            <w:pPr>
-              <w:spacing w:after="0"/>
+            <w:vAlign w:val="center"/>
+          </w:tcPr>
+          <w:p>
+            <w:pPr>
+              <w:spacing w:after="0"/>
+              <w:jc w:val="center"/>
             </w:pPr>
             <w:r>
               <w:t>Completado</w:t>
@@ -6781,10 +6996,12 @@
               <w:bottom w:w="110" w:type="dxa"/>
               <w:right w:w="90" w:type="dxa"/>
             </w:tcMar>
-          </w:tcPr>
-          <w:p>
-            <w:pPr>
-              <w:spacing w:after="0"/>
+            <w:vAlign w:val="center"/>
+          </w:tcPr>
+          <w:p>
+            <w:pPr>
+              <w:spacing w:after="0"/>
+              <w:jc w:val="center"/>
             </w:pPr>
             <w:r>
               <w:t>Se desarrolló el registro de eventos, almacenamiento de logs e integración con monitoreo.</w:t>
@@ -6805,10 +7022,12 @@
               <w:bottom w:w="110" w:type="dxa"/>
               <w:right w:w="90" w:type="dxa"/>
             </w:tcMar>
-          </w:tcPr>
-          <w:p>
-            <w:pPr>
-              <w:spacing w:after="0"/>
+            <w:vAlign w:val="center"/>
+          </w:tcPr>
+          <w:p>
+            <w:pPr>
+              <w:spacing w:after="0"/>
+              <w:jc w:val="center"/>
             </w:pPr>
             <w:r>
               <w:t>Frontend</w:t>
@@ -6824,10 +7043,12 @@
               <w:bottom w:w="110" w:type="dxa"/>
               <w:right w:w="90" w:type="dxa"/>
             </w:tcMar>
-          </w:tcPr>
-          <w:p>
-            <w:pPr>
-              <w:spacing w:after="0"/>
+            <w:vAlign w:val="center"/>
+          </w:tcPr>
+          <w:p>
+            <w:pPr>
+              <w:spacing w:after="0"/>
+              <w:jc w:val="center"/>
             </w:pPr>
             <w:r>
               <w:t>Completado</w:t>
@@ -6843,10 +7064,12 @@
               <w:bottom w:w="110" w:type="dxa"/>
               <w:right w:w="90" w:type="dxa"/>
             </w:tcMar>
-          </w:tcPr>
-          <w:p>
-            <w:pPr>
-              <w:spacing w:after="0"/>
+            <w:vAlign w:val="center"/>
+          </w:tcPr>
+          <w:p>
+            <w:pPr>
+              <w:spacing w:after="0"/>
+              <w:jc w:val="center"/>
             </w:pPr>
             <w:r>
               <w:t>Se desarrolló el Dashboard Administrativo y la visualización de eventos, alertas y sesiones.</w:t>
@@ -6867,12 +7090,15 @@
               <w:bottom w:w="110" w:type="dxa"/>
               <w:right w:w="90" w:type="dxa"/>
             </w:tcMar>
-          </w:tcPr>
-          <w:p>
-            <w:pPr>
-              <w:spacing w:after="0"/>
-            </w:pPr>
-            <w:r>
+            <w:vAlign w:val="center"/>
+          </w:tcPr>
+          <w:p>
+            <w:pPr>
+              <w:spacing w:after="0"/>
+              <w:jc w:val="center"/>
+            </w:pPr>
+            <w:r>
+              <w:lastRenderedPageBreak/>
               <w:t>QA / Seguridad</w:t>
             </w:r>
           </w:p>
@@ -6886,10 +7112,12 @@
               <w:bottom w:w="110" w:type="dxa"/>
               <w:right w:w="90" w:type="dxa"/>
             </w:tcMar>
-          </w:tcPr>
-          <w:p>
-            <w:pPr>
-              <w:spacing w:after="0"/>
+            <w:vAlign w:val="center"/>
+          </w:tcPr>
+          <w:p>
+            <w:pPr>
+              <w:spacing w:after="0"/>
+              <w:jc w:val="center"/>
             </w:pPr>
             <w:r>
               <w:t>Completado</w:t>
@@ -6905,10 +7133,12 @@
               <w:bottom w:w="110" w:type="dxa"/>
               <w:right w:w="90" w:type="dxa"/>
             </w:tcMar>
-          </w:tcPr>
-          <w:p>
-            <w:pPr>
-              <w:spacing w:after="0"/>
+            <w:vAlign w:val="center"/>
+          </w:tcPr>
+          <w:p>
+            <w:pPr>
+              <w:spacing w:after="0"/>
+              <w:jc w:val="center"/>
             </w:pPr>
             <w:r>
               <w:t>Se actualizaron las pruebas funcionales y de seguridad y se validó el funcionamiento del sistema.</w:t>
@@ -6929,10 +7159,12 @@
               <w:bottom w:w="110" w:type="dxa"/>
               <w:right w:w="90" w:type="dxa"/>
             </w:tcMar>
-          </w:tcPr>
-          <w:p>
-            <w:pPr>
-              <w:spacing w:after="0"/>
+            <w:vAlign w:val="center"/>
+          </w:tcPr>
+          <w:p>
+            <w:pPr>
+              <w:spacing w:after="0"/>
+              <w:jc w:val="center"/>
             </w:pPr>
             <w:r>
               <w:t>Documentación</w:t>
@@ -6948,10 +7180,12 @@
               <w:bottom w:w="110" w:type="dxa"/>
               <w:right w:w="90" w:type="dxa"/>
             </w:tcMar>
-          </w:tcPr>
-          <w:p>
-            <w:pPr>
-              <w:spacing w:after="0"/>
+            <w:vAlign w:val="center"/>
+          </w:tcPr>
+          <w:p>
+            <w:pPr>
+              <w:spacing w:after="0"/>
+              <w:jc w:val="center"/>
             </w:pPr>
             <w:r>
               <w:t>Completado</w:t>
@@ -6967,10 +7201,12 @@
               <w:bottom w:w="110" w:type="dxa"/>
               <w:right w:w="90" w:type="dxa"/>
             </w:tcMar>
-          </w:tcPr>
-          <w:p>
-            <w:pPr>
-              <w:spacing w:after="0"/>
+            <w:vAlign w:val="center"/>
+          </w:tcPr>
+          <w:p>
+            <w:pPr>
+              <w:spacing w:after="0"/>
+              <w:jc w:val="center"/>
             </w:pPr>
             <w:r>
               <w:t>Se consolidaron las evidencias técnicas, la bitácora y el documento de la Fase 3.</w:t>
@@ -7908,7 +8144,6 @@
                 <w:sz w:val="22"/>
                 <w:szCs w:val="22"/>
               </w:rPr>
-              <w:lastRenderedPageBreak/>
               <w:t>8. Aportes individuales verificables</w:t>
             </w:r>
           </w:p>
@@ -7956,6 +8191,7 @@
               <w:bottom w:w="90" w:type="dxa"/>
               <w:right w:w="90" w:type="dxa"/>
             </w:tcMar>
+            <w:vAlign w:val="center"/>
           </w:tcPr>
           <w:p>
             <w:pPr>
@@ -7977,6 +8213,7 @@
                 <w:sz w:val="20"/>
                 <w:szCs w:val="20"/>
               </w:rPr>
+              <w:lastRenderedPageBreak/>
               <w:t>Integrante</w:t>
             </w:r>
           </w:p>
@@ -7991,6 +8228,7 @@
               <w:bottom w:w="90" w:type="dxa"/>
               <w:right w:w="90" w:type="dxa"/>
             </w:tcMar>
+            <w:vAlign w:val="center"/>
           </w:tcPr>
           <w:p>
             <w:pPr>
@@ -8026,6 +8264,7 @@
               <w:bottom w:w="90" w:type="dxa"/>
               <w:right w:w="90" w:type="dxa"/>
             </w:tcMar>
+            <w:vAlign w:val="center"/>
           </w:tcPr>
           <w:p>
             <w:pPr>
@@ -8061,6 +8300,7 @@
               <w:bottom w:w="90" w:type="dxa"/>
               <w:right w:w="90" w:type="dxa"/>
             </w:tcMar>
+            <w:vAlign w:val="center"/>
           </w:tcPr>
           <w:p>
             <w:pPr>
@@ -8096,6 +8336,7 @@
               <w:bottom w:w="90" w:type="dxa"/>
               <w:right w:w="90" w:type="dxa"/>
             </w:tcMar>
+            <w:vAlign w:val="center"/>
           </w:tcPr>
           <w:p>
             <w:pPr>
@@ -8131,6 +8372,7 @@
               <w:bottom w:w="90" w:type="dxa"/>
               <w:right w:w="90" w:type="dxa"/>
             </w:tcMar>
+            <w:vAlign w:val="center"/>
           </w:tcPr>
           <w:p>
             <w:pPr>
@@ -8170,6 +8412,7 @@
               <w:bottom w:w="110" w:type="dxa"/>
               <w:right w:w="90" w:type="dxa"/>
             </w:tcMar>
+            <w:vAlign w:val="center"/>
           </w:tcPr>
           <w:p>
             <w:pPr>
@@ -8198,10 +8441,12 @@
               <w:bottom w:w="110" w:type="dxa"/>
               <w:right w:w="90" w:type="dxa"/>
             </w:tcMar>
-          </w:tcPr>
-          <w:p>
-            <w:pPr>
-              <w:spacing w:after="0"/>
+            <w:vAlign w:val="center"/>
+          </w:tcPr>
+          <w:p>
+            <w:pPr>
+              <w:spacing w:after="0"/>
+              <w:jc w:val="center"/>
               <w:rPr>
                 <w:sz w:val="20"/>
                 <w:szCs w:val="20"/>
@@ -8225,10 +8470,12 @@
               <w:bottom w:w="110" w:type="dxa"/>
               <w:right w:w="90" w:type="dxa"/>
             </w:tcMar>
-          </w:tcPr>
-          <w:p>
-            <w:pPr>
-              <w:spacing w:after="0"/>
+            <w:vAlign w:val="center"/>
+          </w:tcPr>
+          <w:p>
+            <w:pPr>
+              <w:spacing w:after="0"/>
+              <w:jc w:val="center"/>
               <w:rPr>
                 <w:sz w:val="20"/>
                 <w:szCs w:val="20"/>
@@ -8252,10 +8499,12 @@
               <w:bottom w:w="110" w:type="dxa"/>
               <w:right w:w="90" w:type="dxa"/>
             </w:tcMar>
-          </w:tcPr>
-          <w:p>
-            <w:pPr>
-              <w:spacing w:after="0"/>
+            <w:vAlign w:val="center"/>
+          </w:tcPr>
+          <w:p>
+            <w:pPr>
+              <w:spacing w:after="0"/>
+              <w:jc w:val="center"/>
               <w:rPr>
                 <w:sz w:val="20"/>
                 <w:szCs w:val="20"/>
@@ -8279,10 +8528,12 @@
               <w:bottom w:w="110" w:type="dxa"/>
               <w:right w:w="90" w:type="dxa"/>
             </w:tcMar>
-          </w:tcPr>
-          <w:p>
-            <w:pPr>
-              <w:spacing w:after="0"/>
+            <w:vAlign w:val="center"/>
+          </w:tcPr>
+          <w:p>
+            <w:pPr>
+              <w:spacing w:after="0"/>
+              <w:jc w:val="center"/>
               <w:rPr>
                 <w:sz w:val="20"/>
                 <w:szCs w:val="20"/>
@@ -8299,6 +8550,7 @@
           <w:p>
             <w:pPr>
               <w:spacing w:after="0"/>
+              <w:jc w:val="center"/>
               <w:rPr>
                 <w:sz w:val="20"/>
                 <w:szCs w:val="20"/>
@@ -8315,6 +8567,7 @@
           <w:p>
             <w:pPr>
               <w:spacing w:after="0"/>
+              <w:jc w:val="center"/>
               <w:rPr>
                 <w:sz w:val="20"/>
                 <w:szCs w:val="20"/>
@@ -8331,6 +8584,7 @@
           <w:p>
             <w:pPr>
               <w:spacing w:after="0"/>
+              <w:jc w:val="center"/>
               <w:rPr>
                 <w:sz w:val="20"/>
                 <w:szCs w:val="20"/>
@@ -8354,10 +8608,12 @@
               <w:bottom w:w="110" w:type="dxa"/>
               <w:right w:w="90" w:type="dxa"/>
             </w:tcMar>
-          </w:tcPr>
-          <w:p>
-            <w:pPr>
-              <w:spacing w:after="0"/>
+            <w:vAlign w:val="center"/>
+          </w:tcPr>
+          <w:p>
+            <w:pPr>
+              <w:spacing w:after="0"/>
+              <w:jc w:val="center"/>
               <w:rPr>
                 <w:sz w:val="20"/>
                 <w:szCs w:val="20"/>
@@ -8386,10 +8642,12 @@
               <w:bottom w:w="110" w:type="dxa"/>
               <w:right w:w="90" w:type="dxa"/>
             </w:tcMar>
-          </w:tcPr>
-          <w:p>
-            <w:pPr>
-              <w:spacing w:after="0"/>
+            <w:vAlign w:val="center"/>
+          </w:tcPr>
+          <w:p>
+            <w:pPr>
+              <w:spacing w:after="0"/>
+              <w:jc w:val="center"/>
               <w:rPr>
                 <w:sz w:val="20"/>
                 <w:szCs w:val="20"/>
@@ -8413,10 +8671,12 @@
               <w:bottom w:w="110" w:type="dxa"/>
               <w:right w:w="90" w:type="dxa"/>
             </w:tcMar>
-          </w:tcPr>
-          <w:p>
-            <w:pPr>
-              <w:spacing w:after="0"/>
+            <w:vAlign w:val="center"/>
+          </w:tcPr>
+          <w:p>
+            <w:pPr>
+              <w:spacing w:after="0"/>
+              <w:jc w:val="center"/>
               <w:rPr>
                 <w:sz w:val="20"/>
                 <w:szCs w:val="20"/>
@@ -8440,10 +8700,12 @@
               <w:bottom w:w="110" w:type="dxa"/>
               <w:right w:w="90" w:type="dxa"/>
             </w:tcMar>
-          </w:tcPr>
-          <w:p>
-            <w:pPr>
-              <w:spacing w:after="0"/>
+            <w:vAlign w:val="center"/>
+          </w:tcPr>
+          <w:p>
+            <w:pPr>
+              <w:spacing w:after="0"/>
+              <w:jc w:val="center"/>
               <w:rPr>
                 <w:sz w:val="20"/>
                 <w:szCs w:val="20"/>
@@ -8467,10 +8729,12 @@
               <w:bottom w:w="110" w:type="dxa"/>
               <w:right w:w="90" w:type="dxa"/>
             </w:tcMar>
-          </w:tcPr>
-          <w:p>
-            <w:pPr>
-              <w:spacing w:after="0"/>
+            <w:vAlign w:val="center"/>
+          </w:tcPr>
+          <w:p>
+            <w:pPr>
+              <w:spacing w:after="0"/>
+              <w:jc w:val="center"/>
               <w:rPr>
                 <w:sz w:val="20"/>
                 <w:szCs w:val="20"/>
@@ -8494,10 +8758,12 @@
               <w:bottom w:w="110" w:type="dxa"/>
               <w:right w:w="90" w:type="dxa"/>
             </w:tcMar>
-          </w:tcPr>
-          <w:p>
-            <w:pPr>
-              <w:spacing w:after="0"/>
+            <w:vAlign w:val="center"/>
+          </w:tcPr>
+          <w:p>
+            <w:pPr>
+              <w:spacing w:after="0"/>
+              <w:jc w:val="center"/>
               <w:rPr>
                 <w:sz w:val="20"/>
                 <w:szCs w:val="20"/>
@@ -8521,10 +8787,12 @@
               <w:bottom w:w="110" w:type="dxa"/>
               <w:right w:w="90" w:type="dxa"/>
             </w:tcMar>
-          </w:tcPr>
-          <w:p>
-            <w:pPr>
-              <w:spacing w:after="0"/>
+            <w:vAlign w:val="center"/>
+          </w:tcPr>
+          <w:p>
+            <w:pPr>
+              <w:spacing w:after="0"/>
+              <w:jc w:val="center"/>
               <w:rPr>
                 <w:sz w:val="20"/>
                 <w:szCs w:val="20"/>
@@ -8553,10 +8821,12 @@
               <w:bottom w:w="110" w:type="dxa"/>
               <w:right w:w="90" w:type="dxa"/>
             </w:tcMar>
-          </w:tcPr>
-          <w:p>
-            <w:pPr>
-              <w:spacing w:after="0"/>
+            <w:vAlign w:val="center"/>
+          </w:tcPr>
+          <w:p>
+            <w:pPr>
+              <w:spacing w:after="0"/>
+              <w:jc w:val="center"/>
               <w:rPr>
                 <w:sz w:val="20"/>
                 <w:szCs w:val="20"/>
@@ -8580,10 +8850,12 @@
               <w:bottom w:w="110" w:type="dxa"/>
               <w:right w:w="90" w:type="dxa"/>
             </w:tcMar>
-          </w:tcPr>
-          <w:p>
-            <w:pPr>
-              <w:spacing w:after="0"/>
+            <w:vAlign w:val="center"/>
+          </w:tcPr>
+          <w:p>
+            <w:pPr>
+              <w:spacing w:after="0"/>
+              <w:jc w:val="center"/>
               <w:rPr>
                 <w:sz w:val="20"/>
                 <w:szCs w:val="20"/>
@@ -8607,10 +8879,12 @@
               <w:bottom w:w="110" w:type="dxa"/>
               <w:right w:w="90" w:type="dxa"/>
             </w:tcMar>
-          </w:tcPr>
-          <w:p>
-            <w:pPr>
-              <w:spacing w:after="0"/>
+            <w:vAlign w:val="center"/>
+          </w:tcPr>
+          <w:p>
+            <w:pPr>
+              <w:spacing w:after="0"/>
+              <w:jc w:val="center"/>
               <w:rPr>
                 <w:sz w:val="20"/>
                 <w:szCs w:val="20"/>
@@ -8634,10 +8908,12 @@
               <w:bottom w:w="110" w:type="dxa"/>
               <w:right w:w="90" w:type="dxa"/>
             </w:tcMar>
-          </w:tcPr>
-          <w:p>
-            <w:pPr>
-              <w:spacing w:after="0"/>
+            <w:vAlign w:val="center"/>
+          </w:tcPr>
+          <w:p>
+            <w:pPr>
+              <w:spacing w:after="0"/>
+              <w:jc w:val="center"/>
               <w:rPr>
                 <w:sz w:val="20"/>
                 <w:szCs w:val="20"/>
@@ -8661,10 +8937,12 @@
               <w:bottom w:w="110" w:type="dxa"/>
               <w:right w:w="90" w:type="dxa"/>
             </w:tcMar>
-          </w:tcPr>
-          <w:p>
-            <w:pPr>
-              <w:spacing w:after="0"/>
+            <w:vAlign w:val="center"/>
+          </w:tcPr>
+          <w:p>
+            <w:pPr>
+              <w:spacing w:after="0"/>
+              <w:jc w:val="center"/>
               <w:rPr>
                 <w:sz w:val="20"/>
                 <w:szCs w:val="20"/>
@@ -8688,10 +8966,12 @@
               <w:bottom w:w="110" w:type="dxa"/>
               <w:right w:w="90" w:type="dxa"/>
             </w:tcMar>
-          </w:tcPr>
-          <w:p>
-            <w:pPr>
-              <w:spacing w:after="0"/>
+            <w:vAlign w:val="center"/>
+          </w:tcPr>
+          <w:p>
+            <w:pPr>
+              <w:spacing w:after="0"/>
+              <w:jc w:val="center"/>
               <w:rPr>
                 <w:sz w:val="20"/>
                 <w:szCs w:val="20"/>
@@ -8720,6 +9000,7 @@
               <w:bottom w:w="110" w:type="dxa"/>
               <w:right w:w="90" w:type="dxa"/>
             </w:tcMar>
+            <w:vAlign w:val="center"/>
           </w:tcPr>
           <w:p>
             <w:pPr>
@@ -8748,10 +9029,12 @@
               <w:bottom w:w="110" w:type="dxa"/>
               <w:right w:w="90" w:type="dxa"/>
             </w:tcMar>
-          </w:tcPr>
-          <w:p>
-            <w:pPr>
-              <w:spacing w:after="0"/>
+            <w:vAlign w:val="center"/>
+          </w:tcPr>
+          <w:p>
+            <w:pPr>
+              <w:spacing w:after="0"/>
+              <w:jc w:val="center"/>
               <w:rPr>
                 <w:sz w:val="20"/>
                 <w:szCs w:val="20"/>
@@ -8775,10 +9058,12 @@
               <w:bottom w:w="110" w:type="dxa"/>
               <w:right w:w="90" w:type="dxa"/>
             </w:tcMar>
-          </w:tcPr>
-          <w:p>
-            <w:pPr>
-              <w:spacing w:after="0"/>
+            <w:vAlign w:val="center"/>
+          </w:tcPr>
+          <w:p>
+            <w:pPr>
+              <w:spacing w:after="0"/>
+              <w:jc w:val="center"/>
               <w:rPr>
                 <w:sz w:val="20"/>
                 <w:szCs w:val="20"/>
@@ -8802,10 +9087,12 @@
               <w:bottom w:w="110" w:type="dxa"/>
               <w:right w:w="90" w:type="dxa"/>
             </w:tcMar>
-          </w:tcPr>
-          <w:p>
-            <w:pPr>
-              <w:spacing w:after="0"/>
+            <w:vAlign w:val="center"/>
+          </w:tcPr>
+          <w:p>
+            <w:pPr>
+              <w:spacing w:after="0"/>
+              <w:jc w:val="center"/>
               <w:rPr>
                 <w:sz w:val="20"/>
                 <w:szCs w:val="20"/>
@@ -8829,10 +9116,12 @@
               <w:bottom w:w="110" w:type="dxa"/>
               <w:right w:w="90" w:type="dxa"/>
             </w:tcMar>
-          </w:tcPr>
-          <w:p>
-            <w:pPr>
-              <w:spacing w:after="0"/>
+            <w:vAlign w:val="center"/>
+          </w:tcPr>
+          <w:p>
+            <w:pPr>
+              <w:spacing w:after="0"/>
+              <w:jc w:val="center"/>
               <w:rPr>
                 <w:sz w:val="20"/>
                 <w:szCs w:val="20"/>
@@ -8856,10 +9145,12 @@
               <w:bottom w:w="110" w:type="dxa"/>
               <w:right w:w="90" w:type="dxa"/>
             </w:tcMar>
-          </w:tcPr>
-          <w:p>
-            <w:pPr>
-              <w:spacing w:after="0"/>
+            <w:vAlign w:val="center"/>
+          </w:tcPr>
+          <w:p>
+            <w:pPr>
+              <w:spacing w:after="0"/>
+              <w:jc w:val="center"/>
               <w:rPr>
                 <w:sz w:val="20"/>
                 <w:szCs w:val="20"/>
@@ -8888,6 +9179,7 @@
               <w:bottom w:w="110" w:type="dxa"/>
               <w:right w:w="90" w:type="dxa"/>
             </w:tcMar>
+            <w:vAlign w:val="center"/>
           </w:tcPr>
           <w:p>
             <w:pPr>
@@ -8916,10 +9208,12 @@
               <w:bottom w:w="110" w:type="dxa"/>
               <w:right w:w="90" w:type="dxa"/>
             </w:tcMar>
-          </w:tcPr>
-          <w:p>
-            <w:pPr>
-              <w:spacing w:after="0"/>
+            <w:vAlign w:val="center"/>
+          </w:tcPr>
+          <w:p>
+            <w:pPr>
+              <w:spacing w:after="0"/>
+              <w:jc w:val="center"/>
               <w:rPr>
                 <w:sz w:val="20"/>
                 <w:szCs w:val="20"/>
@@ -8943,10 +9237,12 @@
               <w:bottom w:w="110" w:type="dxa"/>
               <w:right w:w="90" w:type="dxa"/>
             </w:tcMar>
-          </w:tcPr>
-          <w:p>
-            <w:pPr>
-              <w:spacing w:after="0"/>
+            <w:vAlign w:val="center"/>
+          </w:tcPr>
+          <w:p>
+            <w:pPr>
+              <w:spacing w:after="0"/>
+              <w:jc w:val="center"/>
               <w:rPr>
                 <w:sz w:val="20"/>
                 <w:szCs w:val="20"/>
@@ -8970,10 +9266,12 @@
               <w:bottom w:w="110" w:type="dxa"/>
               <w:right w:w="90" w:type="dxa"/>
             </w:tcMar>
-          </w:tcPr>
-          <w:p>
-            <w:pPr>
-              <w:spacing w:after="0"/>
+            <w:vAlign w:val="center"/>
+          </w:tcPr>
+          <w:p>
+            <w:pPr>
+              <w:spacing w:after="0"/>
+              <w:jc w:val="center"/>
               <w:rPr>
                 <w:sz w:val="20"/>
                 <w:szCs w:val="20"/>
@@ -8997,10 +9295,12 @@
               <w:bottom w:w="110" w:type="dxa"/>
               <w:right w:w="90" w:type="dxa"/>
             </w:tcMar>
-          </w:tcPr>
-          <w:p>
-            <w:pPr>
-              <w:spacing w:after="0"/>
+            <w:vAlign w:val="center"/>
+          </w:tcPr>
+          <w:p>
+            <w:pPr>
+              <w:spacing w:after="0"/>
+              <w:jc w:val="center"/>
               <w:rPr>
                 <w:sz w:val="20"/>
                 <w:szCs w:val="20"/>
@@ -9024,10 +9324,12 @@
               <w:bottom w:w="110" w:type="dxa"/>
               <w:right w:w="90" w:type="dxa"/>
             </w:tcMar>
-          </w:tcPr>
-          <w:p>
-            <w:pPr>
-              <w:spacing w:after="0"/>
+            <w:vAlign w:val="center"/>
+          </w:tcPr>
+          <w:p>
+            <w:pPr>
+              <w:spacing w:after="0"/>
+              <w:jc w:val="center"/>
               <w:rPr>
                 <w:sz w:val="20"/>
                 <w:szCs w:val="20"/>
@@ -9056,6 +9358,7 @@
               <w:bottom w:w="110" w:type="dxa"/>
               <w:right w:w="90" w:type="dxa"/>
             </w:tcMar>
+            <w:vAlign w:val="center"/>
           </w:tcPr>
           <w:p>
             <w:pPr>
@@ -9084,10 +9387,12 @@
               <w:bottom w:w="110" w:type="dxa"/>
               <w:right w:w="90" w:type="dxa"/>
             </w:tcMar>
-          </w:tcPr>
-          <w:p>
-            <w:pPr>
-              <w:spacing w:after="0"/>
+            <w:vAlign w:val="center"/>
+          </w:tcPr>
+          <w:p>
+            <w:pPr>
+              <w:spacing w:after="0"/>
+              <w:jc w:val="center"/>
               <w:rPr>
                 <w:sz w:val="20"/>
                 <w:szCs w:val="20"/>
@@ -9111,10 +9416,12 @@
               <w:bottom w:w="110" w:type="dxa"/>
               <w:right w:w="90" w:type="dxa"/>
             </w:tcMar>
-          </w:tcPr>
-          <w:p>
-            <w:pPr>
-              <w:spacing w:after="0"/>
+            <w:vAlign w:val="center"/>
+          </w:tcPr>
+          <w:p>
+            <w:pPr>
+              <w:spacing w:after="0"/>
+              <w:jc w:val="center"/>
               <w:rPr>
                 <w:sz w:val="20"/>
                 <w:szCs w:val="20"/>
@@ -9138,10 +9445,12 @@
               <w:bottom w:w="110" w:type="dxa"/>
               <w:right w:w="90" w:type="dxa"/>
             </w:tcMar>
-          </w:tcPr>
-          <w:p>
-            <w:pPr>
-              <w:spacing w:after="0"/>
+            <w:vAlign w:val="center"/>
+          </w:tcPr>
+          <w:p>
+            <w:pPr>
+              <w:spacing w:after="0"/>
+              <w:jc w:val="center"/>
               <w:rPr>
                 <w:sz w:val="20"/>
                 <w:szCs w:val="20"/>
@@ -9165,10 +9474,12 @@
               <w:bottom w:w="110" w:type="dxa"/>
               <w:right w:w="90" w:type="dxa"/>
             </w:tcMar>
-          </w:tcPr>
-          <w:p>
-            <w:pPr>
-              <w:spacing w:after="0"/>
+            <w:vAlign w:val="center"/>
+          </w:tcPr>
+          <w:p>
+            <w:pPr>
+              <w:spacing w:after="0"/>
+              <w:jc w:val="center"/>
               <w:rPr>
                 <w:sz w:val="20"/>
                 <w:szCs w:val="20"/>
@@ -9192,10 +9503,12 @@
               <w:bottom w:w="110" w:type="dxa"/>
               <w:right w:w="90" w:type="dxa"/>
             </w:tcMar>
-          </w:tcPr>
-          <w:p>
-            <w:pPr>
-              <w:spacing w:after="0"/>
+            <w:vAlign w:val="center"/>
+          </w:tcPr>
+          <w:p>
+            <w:pPr>
+              <w:spacing w:after="0"/>
+              <w:jc w:val="center"/>
               <w:rPr>
                 <w:sz w:val="20"/>
                 <w:szCs w:val="20"/>
@@ -9224,23 +9537,148 @@
               <w:bottom w:w="110" w:type="dxa"/>
               <w:right w:w="90" w:type="dxa"/>
             </w:tcMar>
-          </w:tcPr>
-          <w:p>
-            <w:pPr>
-              <w:spacing w:after="0"/>
-              <w:jc w:val="center"/>
-              <w:rPr>
-                <w:sz w:val="20"/>
-                <w:szCs w:val="20"/>
-              </w:rPr>
-            </w:pPr>
+            <w:vAlign w:val="center"/>
+          </w:tcPr>
+          <w:p>
+            <w:pPr>
+              <w:spacing w:after="0"/>
+              <w:jc w:val="center"/>
+              <w:rPr>
+                <w:sz w:val="20"/>
+                <w:szCs w:val="20"/>
+              </w:rPr>
+            </w:pPr>
+            <w:r>
+              <w:rPr>
+                <w:sz w:val="20"/>
+                <w:szCs w:val="20"/>
+              </w:rPr>
+              <w:t>Danny Medardo Moreno Martínez</w:t>
+            </w:r>
+          </w:p>
+        </w:tc>
+        <w:tc>
+          <w:tcPr>
+            <w:tcW w:w="1559" w:type="dxa"/>
+            <w:tcMar>
+              <w:top w:w="110" w:type="dxa"/>
+              <w:left w:w="90" w:type="dxa"/>
+              <w:bottom w:w="110" w:type="dxa"/>
+              <w:right w:w="90" w:type="dxa"/>
+            </w:tcMar>
+            <w:vAlign w:val="center"/>
+          </w:tcPr>
+          <w:p>
+            <w:pPr>
+              <w:spacing w:after="0"/>
+              <w:jc w:val="center"/>
+              <w:rPr>
+                <w:sz w:val="20"/>
+                <w:szCs w:val="20"/>
+              </w:rPr>
+            </w:pPr>
+            <w:r>
+              <w:rPr>
+                <w:sz w:val="20"/>
+                <w:szCs w:val="20"/>
+              </w:rPr>
+              <w:t>Ingeniero Cloud / Backend Jr.</w:t>
+            </w:r>
+          </w:p>
+        </w:tc>
+        <w:tc>
+          <w:tcPr>
+            <w:tcW w:w="2552" w:type="dxa"/>
+            <w:tcMar>
+              <w:top w:w="110" w:type="dxa"/>
+              <w:left w:w="90" w:type="dxa"/>
+              <w:bottom w:w="110" w:type="dxa"/>
+              <w:right w:w="90" w:type="dxa"/>
+            </w:tcMar>
+            <w:vAlign w:val="center"/>
+          </w:tcPr>
+          <w:p>
+            <w:pPr>
+              <w:spacing w:after="0"/>
+              <w:jc w:val="center"/>
+              <w:rPr>
+                <w:sz w:val="20"/>
+                <w:szCs w:val="20"/>
+              </w:rPr>
+            </w:pPr>
+            <w:r>
+              <w:rPr>
+                <w:sz w:val="20"/>
+                <w:szCs w:val="20"/>
+              </w:rPr>
+              <w:t xml:space="preserve">Diseño del almacenamiento de logs e integración del Backend </w:t>
+            </w:r>
             <w:r>
               <w:rPr>
                 <w:sz w:val="20"/>
                 <w:szCs w:val="20"/>
               </w:rPr>
               <w:lastRenderedPageBreak/>
-              <w:t>Danny Medardo Moreno Martínez</w:t>
+              <w:t>con el módulo de monitoreo.</w:t>
+            </w:r>
+          </w:p>
+        </w:tc>
+        <w:tc>
+          <w:tcPr>
+            <w:tcW w:w="1622" w:type="dxa"/>
+            <w:tcMar>
+              <w:top w:w="110" w:type="dxa"/>
+              <w:left w:w="90" w:type="dxa"/>
+              <w:bottom w:w="110" w:type="dxa"/>
+              <w:right w:w="90" w:type="dxa"/>
+            </w:tcMar>
+            <w:vAlign w:val="center"/>
+          </w:tcPr>
+          <w:p>
+            <w:pPr>
+              <w:spacing w:after="0"/>
+              <w:jc w:val="center"/>
+              <w:rPr>
+                <w:sz w:val="20"/>
+                <w:szCs w:val="20"/>
+              </w:rPr>
+            </w:pPr>
+            <w:r>
+              <w:rPr>
+                <w:sz w:val="20"/>
+                <w:szCs w:val="20"/>
+              </w:rPr>
+              <w:lastRenderedPageBreak/>
+              <w:t>Backend</w:t>
+            </w:r>
+          </w:p>
+        </w:tc>
+        <w:tc>
+          <w:tcPr>
+            <w:tcW w:w="1922" w:type="dxa"/>
+            <w:tcMar>
+              <w:top w:w="110" w:type="dxa"/>
+              <w:left w:w="90" w:type="dxa"/>
+              <w:bottom w:w="110" w:type="dxa"/>
+              <w:right w:w="90" w:type="dxa"/>
+            </w:tcMar>
+            <w:vAlign w:val="center"/>
+          </w:tcPr>
+          <w:p>
+            <w:pPr>
+              <w:spacing w:after="0"/>
+              <w:jc w:val="center"/>
+              <w:rPr>
+                <w:sz w:val="20"/>
+                <w:szCs w:val="20"/>
+              </w:rPr>
+            </w:pPr>
+            <w:r>
+              <w:rPr>
+                <w:sz w:val="20"/>
+                <w:szCs w:val="20"/>
+              </w:rPr>
+              <w:t>Backend_Monitoreo.docx</w:t>
             </w:r>
           </w:p>
         </w:tc>
@@ -9253,118 +9691,12 @@
               <w:bottom w:w="110" w:type="dxa"/>
               <w:right w:w="90" w:type="dxa"/>
             </w:tcMar>
-          </w:tcPr>
-          <w:p>
-            <w:pPr>
-              <w:spacing w:after="0"/>
-              <w:rPr>
-                <w:sz w:val="20"/>
-                <w:szCs w:val="20"/>
-              </w:rPr>
-            </w:pPr>
-            <w:r>
-              <w:rPr>
-                <w:sz w:val="20"/>
-                <w:szCs w:val="20"/>
-              </w:rPr>
-              <w:t>Ingeniero Cloud / Backend Jr.</w:t>
-            </w:r>
-          </w:p>
-        </w:tc>
-        <w:tc>
-          <w:tcPr>
-            <w:tcW w:w="2552" w:type="dxa"/>
-            <w:tcMar>
-              <w:top w:w="110" w:type="dxa"/>
-              <w:left w:w="90" w:type="dxa"/>
-              <w:bottom w:w="110" w:type="dxa"/>
-              <w:right w:w="90" w:type="dxa"/>
-            </w:tcMar>
-          </w:tcPr>
-          <w:p>
-            <w:pPr>
-              <w:spacing w:after="0"/>
-              <w:rPr>
-                <w:sz w:val="20"/>
-                <w:szCs w:val="20"/>
-              </w:rPr>
-            </w:pPr>
-            <w:r>
-              <w:rPr>
-                <w:sz w:val="20"/>
-                <w:szCs w:val="20"/>
-              </w:rPr>
-              <w:t>Diseño del almacenamiento de logs e integración del Backend con el módulo de monitoreo.</w:t>
-            </w:r>
-          </w:p>
-        </w:tc>
-        <w:tc>
-          <w:tcPr>
-            <w:tcW w:w="1622" w:type="dxa"/>
-            <w:tcMar>
-              <w:top w:w="110" w:type="dxa"/>
-              <w:left w:w="90" w:type="dxa"/>
-              <w:bottom w:w="110" w:type="dxa"/>
-              <w:right w:w="90" w:type="dxa"/>
-            </w:tcMar>
-          </w:tcPr>
-          <w:p>
-            <w:pPr>
-              <w:spacing w:after="0"/>
-              <w:rPr>
-                <w:sz w:val="20"/>
-                <w:szCs w:val="20"/>
-              </w:rPr>
-            </w:pPr>
-            <w:r>
-              <w:rPr>
-                <w:sz w:val="20"/>
-                <w:szCs w:val="20"/>
-              </w:rPr>
-              <w:t>Backend</w:t>
-            </w:r>
-          </w:p>
-        </w:tc>
-        <w:tc>
-          <w:tcPr>
-            <w:tcW w:w="1922" w:type="dxa"/>
-            <w:tcMar>
-              <w:top w:w="110" w:type="dxa"/>
-              <w:left w:w="90" w:type="dxa"/>
-              <w:bottom w:w="110" w:type="dxa"/>
-              <w:right w:w="90" w:type="dxa"/>
-            </w:tcMar>
-          </w:tcPr>
-          <w:p>
-            <w:pPr>
-              <w:spacing w:after="0"/>
-              <w:rPr>
-                <w:sz w:val="20"/>
-                <w:szCs w:val="20"/>
-              </w:rPr>
-            </w:pPr>
-            <w:r>
-              <w:rPr>
-                <w:sz w:val="20"/>
-                <w:szCs w:val="20"/>
-              </w:rPr>
-              <w:t>Backend_Monitoreo.docx</w:t>
-            </w:r>
-          </w:p>
-        </w:tc>
-        <w:tc>
-          <w:tcPr>
-            <w:tcW w:w="1559" w:type="dxa"/>
-            <w:tcMar>
-              <w:top w:w="110" w:type="dxa"/>
-              <w:left w:w="90" w:type="dxa"/>
-              <w:bottom w:w="110" w:type="dxa"/>
-              <w:right w:w="90" w:type="dxa"/>
-            </w:tcMar>
-          </w:tcPr>
-          <w:p>
-            <w:pPr>
-              <w:spacing w:after="0"/>
+            <w:vAlign w:val="center"/>
+          </w:tcPr>
+          <w:p>
+            <w:pPr>
+              <w:spacing w:after="0"/>
+              <w:jc w:val="center"/>
               <w:rPr>
                 <w:sz w:val="20"/>
                 <w:szCs w:val="20"/>
@@ -9393,6 +9725,7 @@
               <w:bottom w:w="110" w:type="dxa"/>
               <w:right w:w="90" w:type="dxa"/>
             </w:tcMar>
+            <w:vAlign w:val="center"/>
           </w:tcPr>
           <w:p>
             <w:pPr>
@@ -9421,10 +9754,12 @@
               <w:bottom w:w="110" w:type="dxa"/>
               <w:right w:w="90" w:type="dxa"/>
             </w:tcMar>
-          </w:tcPr>
-          <w:p>
-            <w:pPr>
-              <w:spacing w:after="0"/>
+            <w:vAlign w:val="center"/>
+          </w:tcPr>
+          <w:p>
+            <w:pPr>
+              <w:spacing w:after="0"/>
+              <w:jc w:val="center"/>
               <w:rPr>
                 <w:sz w:val="20"/>
                 <w:szCs w:val="20"/>
@@ -9448,10 +9783,12 @@
               <w:bottom w:w="110" w:type="dxa"/>
               <w:right w:w="90" w:type="dxa"/>
             </w:tcMar>
-          </w:tcPr>
-          <w:p>
-            <w:pPr>
-              <w:spacing w:after="0"/>
+            <w:vAlign w:val="center"/>
+          </w:tcPr>
+          <w:p>
+            <w:pPr>
+              <w:spacing w:after="0"/>
+              <w:jc w:val="center"/>
               <w:rPr>
                 <w:sz w:val="20"/>
                 <w:szCs w:val="20"/>
@@ -9475,10 +9812,12 @@
               <w:bottom w:w="110" w:type="dxa"/>
               <w:right w:w="90" w:type="dxa"/>
             </w:tcMar>
-          </w:tcPr>
-          <w:p>
-            <w:pPr>
-              <w:spacing w:after="0"/>
+            <w:vAlign w:val="center"/>
+          </w:tcPr>
+          <w:p>
+            <w:pPr>
+              <w:spacing w:after="0"/>
+              <w:jc w:val="center"/>
               <w:rPr>
                 <w:sz w:val="20"/>
                 <w:szCs w:val="20"/>
@@ -9502,10 +9841,12 @@
               <w:bottom w:w="110" w:type="dxa"/>
               <w:right w:w="90" w:type="dxa"/>
             </w:tcMar>
-          </w:tcPr>
-          <w:p>
-            <w:pPr>
-              <w:spacing w:after="0"/>
+            <w:vAlign w:val="center"/>
+          </w:tcPr>
+          <w:p>
+            <w:pPr>
+              <w:spacing w:after="0"/>
+              <w:jc w:val="center"/>
               <w:rPr>
                 <w:sz w:val="20"/>
                 <w:szCs w:val="20"/>
@@ -9529,10 +9870,12 @@
               <w:bottom w:w="110" w:type="dxa"/>
               <w:right w:w="90" w:type="dxa"/>
             </w:tcMar>
-          </w:tcPr>
-          <w:p>
-            <w:pPr>
-              <w:spacing w:after="0"/>
+            <w:vAlign w:val="center"/>
+          </w:tcPr>
+          <w:p>
+            <w:pPr>
+              <w:spacing w:after="0"/>
+              <w:jc w:val="center"/>
               <w:rPr>
                 <w:sz w:val="20"/>
                 <w:szCs w:val="20"/>
@@ -9561,6 +9904,7 @@
               <w:bottom w:w="110" w:type="dxa"/>
               <w:right w:w="90" w:type="dxa"/>
             </w:tcMar>
+            <w:vAlign w:val="center"/>
           </w:tcPr>
           <w:p>
             <w:pPr>
@@ -9589,10 +9933,12 @@
               <w:bottom w:w="110" w:type="dxa"/>
               <w:right w:w="90" w:type="dxa"/>
             </w:tcMar>
-          </w:tcPr>
-          <w:p>
-            <w:pPr>
-              <w:spacing w:after="0"/>
+            <w:vAlign w:val="center"/>
+          </w:tcPr>
+          <w:p>
+            <w:pPr>
+              <w:spacing w:after="0"/>
+              <w:jc w:val="center"/>
               <w:rPr>
                 <w:sz w:val="20"/>
                 <w:szCs w:val="20"/>
@@ -9616,10 +9962,12 @@
               <w:bottom w:w="110" w:type="dxa"/>
               <w:right w:w="90" w:type="dxa"/>
             </w:tcMar>
-          </w:tcPr>
-          <w:p>
-            <w:pPr>
-              <w:spacing w:after="0"/>
+            <w:vAlign w:val="center"/>
+          </w:tcPr>
+          <w:p>
+            <w:pPr>
+              <w:spacing w:after="0"/>
+              <w:jc w:val="center"/>
               <w:rPr>
                 <w:sz w:val="20"/>
                 <w:szCs w:val="20"/>
@@ -9643,10 +9991,12 @@
               <w:bottom w:w="110" w:type="dxa"/>
               <w:right w:w="90" w:type="dxa"/>
             </w:tcMar>
-          </w:tcPr>
-          <w:p>
-            <w:pPr>
-              <w:spacing w:after="0"/>
+            <w:vAlign w:val="center"/>
+          </w:tcPr>
+          <w:p>
+            <w:pPr>
+              <w:spacing w:after="0"/>
+              <w:jc w:val="center"/>
               <w:rPr>
                 <w:sz w:val="20"/>
                 <w:szCs w:val="20"/>
@@ -9670,10 +10020,12 @@
               <w:bottom w:w="110" w:type="dxa"/>
               <w:right w:w="90" w:type="dxa"/>
             </w:tcMar>
-          </w:tcPr>
-          <w:p>
-            <w:pPr>
-              <w:spacing w:after="0"/>
+            <w:vAlign w:val="center"/>
+          </w:tcPr>
+          <w:p>
+            <w:pPr>
+              <w:spacing w:after="0"/>
+              <w:jc w:val="center"/>
               <w:rPr>
                 <w:sz w:val="20"/>
                 <w:szCs w:val="20"/>
@@ -9697,10 +10049,12 @@
               <w:bottom w:w="110" w:type="dxa"/>
               <w:right w:w="90" w:type="dxa"/>
             </w:tcMar>
-          </w:tcPr>
-          <w:p>
-            <w:pPr>
-              <w:spacing w:after="0"/>
+            <w:vAlign w:val="center"/>
+          </w:tcPr>
+          <w:p>
+            <w:pPr>
+              <w:spacing w:after="0"/>
+              <w:jc w:val="center"/>
               <w:rPr>
                 <w:sz w:val="20"/>
                 <w:szCs w:val="20"/>
@@ -9729,6 +10083,7 @@
               <w:bottom w:w="110" w:type="dxa"/>
               <w:right w:w="90" w:type="dxa"/>
             </w:tcMar>
+            <w:vAlign w:val="center"/>
           </w:tcPr>
           <w:p>
             <w:pPr>
@@ -9757,10 +10112,12 @@
               <w:bottom w:w="110" w:type="dxa"/>
               <w:right w:w="90" w:type="dxa"/>
             </w:tcMar>
-          </w:tcPr>
-          <w:p>
-            <w:pPr>
-              <w:spacing w:after="0"/>
+            <w:vAlign w:val="center"/>
+          </w:tcPr>
+          <w:p>
+            <w:pPr>
+              <w:spacing w:after="0"/>
+              <w:jc w:val="center"/>
               <w:rPr>
                 <w:sz w:val="20"/>
                 <w:szCs w:val="20"/>
@@ -9784,10 +10141,12 @@
               <w:bottom w:w="110" w:type="dxa"/>
               <w:right w:w="90" w:type="dxa"/>
             </w:tcMar>
-          </w:tcPr>
-          <w:p>
-            <w:pPr>
-              <w:spacing w:after="0"/>
+            <w:vAlign w:val="center"/>
+          </w:tcPr>
+          <w:p>
+            <w:pPr>
+              <w:spacing w:after="0"/>
+              <w:jc w:val="center"/>
               <w:rPr>
                 <w:sz w:val="20"/>
                 <w:szCs w:val="20"/>
@@ -9811,10 +10170,12 @@
               <w:bottom w:w="110" w:type="dxa"/>
               <w:right w:w="90" w:type="dxa"/>
             </w:tcMar>
-          </w:tcPr>
-          <w:p>
-            <w:pPr>
-              <w:spacing w:after="0"/>
+            <w:vAlign w:val="center"/>
+          </w:tcPr>
+          <w:p>
+            <w:pPr>
+              <w:spacing w:after="0"/>
+              <w:jc w:val="center"/>
               <w:rPr>
                 <w:sz w:val="20"/>
                 <w:szCs w:val="20"/>
@@ -9838,10 +10199,12 @@
               <w:bottom w:w="110" w:type="dxa"/>
               <w:right w:w="90" w:type="dxa"/>
             </w:tcMar>
-          </w:tcPr>
-          <w:p>
-            <w:pPr>
-              <w:spacing w:after="0"/>
+            <w:vAlign w:val="center"/>
+          </w:tcPr>
+          <w:p>
+            <w:pPr>
+              <w:spacing w:after="0"/>
+              <w:jc w:val="center"/>
               <w:rPr>
                 <w:sz w:val="20"/>
                 <w:szCs w:val="20"/>
@@ -9865,10 +10228,12 @@
               <w:bottom w:w="110" w:type="dxa"/>
               <w:right w:w="90" w:type="dxa"/>
             </w:tcMar>
-          </w:tcPr>
-          <w:p>
-            <w:pPr>
-              <w:spacing w:after="0"/>
+            <w:vAlign w:val="center"/>
+          </w:tcPr>
+          <w:p>
+            <w:pPr>
+              <w:spacing w:after="0"/>
+              <w:jc w:val="center"/>
               <w:rPr>
                 <w:sz w:val="20"/>
                 <w:szCs w:val="20"/>
@@ -9897,6 +10262,7 @@
               <w:bottom w:w="110" w:type="dxa"/>
               <w:right w:w="90" w:type="dxa"/>
             </w:tcMar>
+            <w:vAlign w:val="center"/>
           </w:tcPr>
           <w:p>
             <w:pPr>
@@ -9925,10 +10291,12 @@
               <w:bottom w:w="110" w:type="dxa"/>
               <w:right w:w="90" w:type="dxa"/>
             </w:tcMar>
-          </w:tcPr>
-          <w:p>
-            <w:pPr>
-              <w:spacing w:after="0"/>
+            <w:vAlign w:val="center"/>
+          </w:tcPr>
+          <w:p>
+            <w:pPr>
+              <w:spacing w:after="0"/>
+              <w:jc w:val="center"/>
               <w:rPr>
                 <w:sz w:val="20"/>
                 <w:szCs w:val="20"/>
@@ -9952,10 +10320,12 @@
               <w:bottom w:w="110" w:type="dxa"/>
               <w:right w:w="90" w:type="dxa"/>
             </w:tcMar>
-          </w:tcPr>
-          <w:p>
-            <w:pPr>
-              <w:spacing w:after="0"/>
+            <w:vAlign w:val="center"/>
+          </w:tcPr>
+          <w:p>
+            <w:pPr>
+              <w:spacing w:after="0"/>
+              <w:jc w:val="center"/>
               <w:rPr>
                 <w:sz w:val="20"/>
                 <w:szCs w:val="20"/>
@@ -9979,10 +10349,12 @@
               <w:bottom w:w="110" w:type="dxa"/>
               <w:right w:w="90" w:type="dxa"/>
             </w:tcMar>
-          </w:tcPr>
-          <w:p>
-            <w:pPr>
-              <w:spacing w:after="0"/>
+            <w:vAlign w:val="center"/>
+          </w:tcPr>
+          <w:p>
+            <w:pPr>
+              <w:spacing w:after="0"/>
+              <w:jc w:val="center"/>
               <w:rPr>
                 <w:sz w:val="20"/>
                 <w:szCs w:val="20"/>
@@ -10006,10 +10378,12 @@
               <w:bottom w:w="110" w:type="dxa"/>
               <w:right w:w="90" w:type="dxa"/>
             </w:tcMar>
-          </w:tcPr>
-          <w:p>
-            <w:pPr>
-              <w:spacing w:after="0"/>
+            <w:vAlign w:val="center"/>
+          </w:tcPr>
+          <w:p>
+            <w:pPr>
+              <w:spacing w:after="0"/>
+              <w:jc w:val="center"/>
               <w:rPr>
                 <w:sz w:val="20"/>
                 <w:szCs w:val="20"/>
@@ -10033,10 +10407,12 @@
               <w:bottom w:w="110" w:type="dxa"/>
               <w:right w:w="90" w:type="dxa"/>
             </w:tcMar>
-          </w:tcPr>
-          <w:p>
-            <w:pPr>
-              <w:spacing w:after="0"/>
+            <w:vAlign w:val="center"/>
+          </w:tcPr>
+          <w:p>
+            <w:pPr>
+              <w:spacing w:after="0"/>
+              <w:jc w:val="center"/>
               <w:rPr>
                 <w:sz w:val="20"/>
                 <w:szCs w:val="20"/>
@@ -10146,6 +10522,8 @@
         </w:tc>
       </w:tr>
     </w:tbl>
+    <w:p/>
+    <w:p/>
     <w:p/>
     <w:p/>
     <w:p/>
@@ -10422,6 +10800,7 @@
               <w:bottom w:w="110" w:type="dxa"/>
               <w:right w:w="90" w:type="dxa"/>
             </w:tcMar>
+            <w:vAlign w:val="center"/>
           </w:tcPr>
           <w:p>
             <w:pPr>
@@ -10446,10 +10825,12 @@
               <w:bottom w:w="110" w:type="dxa"/>
               <w:right w:w="90" w:type="dxa"/>
             </w:tcMar>
-          </w:tcPr>
-          <w:p>
-            <w:pPr>
-              <w:spacing w:after="0"/>
+            <w:vAlign w:val="center"/>
+          </w:tcPr>
+          <w:p>
+            <w:pPr>
+              <w:spacing w:after="0"/>
+              <w:jc w:val="center"/>
               <w:rPr>
                 <w:sz w:val="18"/>
                 <w:szCs w:val="18"/>
@@ -10469,6 +10850,7 @@
               <w:bottom w:w="110" w:type="dxa"/>
               <w:right w:w="90" w:type="dxa"/>
             </w:tcMar>
+            <w:vAlign w:val="center"/>
           </w:tcPr>
           <w:p>
             <w:pPr>
@@ -10493,10 +10875,12 @@
               <w:bottom w:w="110" w:type="dxa"/>
               <w:right w:w="90" w:type="dxa"/>
             </w:tcMar>
-          </w:tcPr>
-          <w:p>
-            <w:pPr>
-              <w:spacing w:after="0"/>
+            <w:vAlign w:val="center"/>
+          </w:tcPr>
+          <w:p>
+            <w:pPr>
+              <w:spacing w:after="0"/>
+              <w:jc w:val="center"/>
               <w:rPr>
                 <w:sz w:val="18"/>
                 <w:szCs w:val="18"/>
@@ -10516,10 +10900,12 @@
               <w:bottom w:w="110" w:type="dxa"/>
               <w:right w:w="90" w:type="dxa"/>
             </w:tcMar>
-          </w:tcPr>
-          <w:p>
-            <w:pPr>
-              <w:spacing w:after="0"/>
+            <w:vAlign w:val="center"/>
+          </w:tcPr>
+          <w:p>
+            <w:pPr>
+              <w:spacing w:after="0"/>
+              <w:jc w:val="center"/>
               <w:rPr>
                 <w:sz w:val="18"/>
                 <w:szCs w:val="18"/>
@@ -10544,6 +10930,7 @@
               <w:bottom w:w="110" w:type="dxa"/>
               <w:right w:w="90" w:type="dxa"/>
             </w:tcMar>
+            <w:vAlign w:val="center"/>
           </w:tcPr>
           <w:p>
             <w:pPr>
@@ -10568,10 +10955,12 @@
               <w:bottom w:w="110" w:type="dxa"/>
               <w:right w:w="90" w:type="dxa"/>
             </w:tcMar>
-          </w:tcPr>
-          <w:p>
-            <w:pPr>
-              <w:spacing w:after="0"/>
+            <w:vAlign w:val="center"/>
+          </w:tcPr>
+          <w:p>
+            <w:pPr>
+              <w:spacing w:after="0"/>
+              <w:jc w:val="center"/>
               <w:rPr>
                 <w:sz w:val="18"/>
                 <w:szCs w:val="18"/>
@@ -10591,6 +10980,7 @@
               <w:bottom w:w="110" w:type="dxa"/>
               <w:right w:w="90" w:type="dxa"/>
             </w:tcMar>
+            <w:vAlign w:val="center"/>
           </w:tcPr>
           <w:p>
             <w:pPr>
@@ -10615,10 +11005,12 @@
               <w:bottom w:w="110" w:type="dxa"/>
               <w:right w:w="90" w:type="dxa"/>
             </w:tcMar>
-          </w:tcPr>
-          <w:p>
-            <w:pPr>
-              <w:spacing w:after="0"/>
+            <w:vAlign w:val="center"/>
+          </w:tcPr>
+          <w:p>
+            <w:pPr>
+              <w:spacing w:after="0"/>
+              <w:jc w:val="center"/>
               <w:rPr>
                 <w:sz w:val="18"/>
                 <w:szCs w:val="18"/>
@@ -10638,10 +11030,12 @@
               <w:bottom w:w="110" w:type="dxa"/>
               <w:right w:w="90" w:type="dxa"/>
             </w:tcMar>
-          </w:tcPr>
-          <w:p>
-            <w:pPr>
-              <w:spacing w:after="0"/>
+            <w:vAlign w:val="center"/>
+          </w:tcPr>
+          <w:p>
+            <w:pPr>
+              <w:spacing w:after="0"/>
+              <w:jc w:val="center"/>
               <w:rPr>
                 <w:sz w:val="18"/>
                 <w:szCs w:val="18"/>
@@ -10666,6 +11060,7 @@
               <w:bottom w:w="110" w:type="dxa"/>
               <w:right w:w="90" w:type="dxa"/>
             </w:tcMar>
+            <w:vAlign w:val="center"/>
           </w:tcPr>
           <w:p>
             <w:pPr>
@@ -10690,10 +11085,12 @@
               <w:bottom w:w="110" w:type="dxa"/>
               <w:right w:w="90" w:type="dxa"/>
             </w:tcMar>
-          </w:tcPr>
-          <w:p>
-            <w:pPr>
-              <w:spacing w:after="0"/>
+            <w:vAlign w:val="center"/>
+          </w:tcPr>
+          <w:p>
+            <w:pPr>
+              <w:spacing w:after="0"/>
+              <w:jc w:val="center"/>
               <w:rPr>
                 <w:sz w:val="18"/>
                 <w:szCs w:val="18"/>
@@ -10713,6 +11110,7 @@
               <w:bottom w:w="110" w:type="dxa"/>
               <w:right w:w="90" w:type="dxa"/>
             </w:tcMar>
+            <w:vAlign w:val="center"/>
           </w:tcPr>
           <w:p>
             <w:pPr>
@@ -10737,10 +11135,12 @@
               <w:bottom w:w="110" w:type="dxa"/>
               <w:right w:w="90" w:type="dxa"/>
             </w:tcMar>
-          </w:tcPr>
-          <w:p>
-            <w:pPr>
-              <w:spacing w:after="0"/>
+            <w:vAlign w:val="center"/>
+          </w:tcPr>
+          <w:p>
+            <w:pPr>
+              <w:spacing w:after="0"/>
+              <w:jc w:val="center"/>
               <w:rPr>
                 <w:sz w:val="18"/>
                 <w:szCs w:val="18"/>
@@ -10760,10 +11160,12 @@
               <w:bottom w:w="110" w:type="dxa"/>
               <w:right w:w="90" w:type="dxa"/>
             </w:tcMar>
-          </w:tcPr>
-          <w:p>
-            <w:pPr>
-              <w:spacing w:after="0"/>
+            <w:vAlign w:val="center"/>
+          </w:tcPr>
+          <w:p>
+            <w:pPr>
+              <w:spacing w:after="0"/>
+              <w:jc w:val="center"/>
               <w:rPr>
                 <w:sz w:val="18"/>
                 <w:szCs w:val="18"/>
@@ -10788,6 +11190,7 @@
               <w:bottom w:w="110" w:type="dxa"/>
               <w:right w:w="90" w:type="dxa"/>
             </w:tcMar>
+            <w:vAlign w:val="center"/>
           </w:tcPr>
           <w:p>
             <w:pPr>
@@ -10812,10 +11215,12 @@
               <w:bottom w:w="110" w:type="dxa"/>
               <w:right w:w="90" w:type="dxa"/>
             </w:tcMar>
-          </w:tcPr>
-          <w:p>
-            <w:pPr>
-              <w:spacing w:after="0"/>
+            <w:vAlign w:val="center"/>
+          </w:tcPr>
+          <w:p>
+            <w:pPr>
+              <w:spacing w:after="0"/>
+              <w:jc w:val="center"/>
               <w:rPr>
                 <w:sz w:val="18"/>
                 <w:szCs w:val="18"/>
@@ -10835,6 +11240,7 @@
               <w:bottom w:w="110" w:type="dxa"/>
               <w:right w:w="90" w:type="dxa"/>
             </w:tcMar>
+            <w:vAlign w:val="center"/>
           </w:tcPr>
           <w:p>
             <w:pPr>
@@ -10859,10 +11265,12 @@
               <w:bottom w:w="110" w:type="dxa"/>
               <w:right w:w="90" w:type="dxa"/>
             </w:tcMar>
-          </w:tcPr>
-          <w:p>
-            <w:pPr>
-              <w:spacing w:after="0"/>
+            <w:vAlign w:val="center"/>
+          </w:tcPr>
+          <w:p>
+            <w:pPr>
+              <w:spacing w:after="0"/>
+              <w:jc w:val="center"/>
               <w:rPr>
                 <w:sz w:val="18"/>
                 <w:szCs w:val="18"/>
@@ -10882,10 +11290,12 @@
               <w:bottom w:w="110" w:type="dxa"/>
               <w:right w:w="90" w:type="dxa"/>
             </w:tcMar>
-          </w:tcPr>
-          <w:p>
-            <w:pPr>
-              <w:spacing w:after="0"/>
+            <w:vAlign w:val="center"/>
+          </w:tcPr>
+          <w:p>
+            <w:pPr>
+              <w:spacing w:after="0"/>
+              <w:jc w:val="center"/>
               <w:rPr>
                 <w:sz w:val="18"/>
                 <w:szCs w:val="18"/>
@@ -10910,6 +11320,7 @@
               <w:bottom w:w="110" w:type="dxa"/>
               <w:right w:w="90" w:type="dxa"/>
             </w:tcMar>
+            <w:vAlign w:val="center"/>
           </w:tcPr>
           <w:p>
             <w:pPr>
@@ -10934,10 +11345,12 @@
               <w:bottom w:w="110" w:type="dxa"/>
               <w:right w:w="90" w:type="dxa"/>
             </w:tcMar>
-          </w:tcPr>
-          <w:p>
-            <w:pPr>
-              <w:spacing w:after="0"/>
+            <w:vAlign w:val="center"/>
+          </w:tcPr>
+          <w:p>
+            <w:pPr>
+              <w:spacing w:after="0"/>
+              <w:jc w:val="center"/>
               <w:rPr>
                 <w:sz w:val="18"/>
                 <w:szCs w:val="18"/>
@@ -10957,6 +11370,7 @@
               <w:bottom w:w="110" w:type="dxa"/>
               <w:right w:w="90" w:type="dxa"/>
             </w:tcMar>
+            <w:vAlign w:val="center"/>
           </w:tcPr>
           <w:p>
             <w:pPr>
@@ -10981,10 +11395,12 @@
               <w:bottom w:w="110" w:type="dxa"/>
               <w:right w:w="90" w:type="dxa"/>
             </w:tcMar>
-          </w:tcPr>
-          <w:p>
-            <w:pPr>
-              <w:spacing w:after="0"/>
+            <w:vAlign w:val="center"/>
+          </w:tcPr>
+          <w:p>
+            <w:pPr>
+              <w:spacing w:after="0"/>
+              <w:jc w:val="center"/>
               <w:rPr>
                 <w:sz w:val="18"/>
                 <w:szCs w:val="18"/>
@@ -11004,10 +11420,12 @@
               <w:bottom w:w="110" w:type="dxa"/>
               <w:right w:w="90" w:type="dxa"/>
             </w:tcMar>
-          </w:tcPr>
-          <w:p>
-            <w:pPr>
-              <w:spacing w:after="0"/>
+            <w:vAlign w:val="center"/>
+          </w:tcPr>
+          <w:p>
+            <w:pPr>
+              <w:spacing w:after="0"/>
+              <w:jc w:val="center"/>
               <w:rPr>
                 <w:sz w:val="18"/>
                 <w:szCs w:val="18"/>
@@ -11032,6 +11450,7 @@
               <w:bottom w:w="110" w:type="dxa"/>
               <w:right w:w="90" w:type="dxa"/>
             </w:tcMar>
+            <w:vAlign w:val="center"/>
           </w:tcPr>
           <w:p>
             <w:pPr>
@@ -11056,10 +11475,12 @@
               <w:bottom w:w="110" w:type="dxa"/>
               <w:right w:w="90" w:type="dxa"/>
             </w:tcMar>
-          </w:tcPr>
-          <w:p>
-            <w:pPr>
-              <w:spacing w:after="0"/>
+            <w:vAlign w:val="center"/>
+          </w:tcPr>
+          <w:p>
+            <w:pPr>
+              <w:spacing w:after="0"/>
+              <w:jc w:val="center"/>
               <w:rPr>
                 <w:sz w:val="18"/>
                 <w:szCs w:val="18"/>
@@ -11079,6 +11500,7 @@
               <w:bottom w:w="110" w:type="dxa"/>
               <w:right w:w="90" w:type="dxa"/>
             </w:tcMar>
+            <w:vAlign w:val="center"/>
           </w:tcPr>
           <w:p>
             <w:pPr>
@@ -11103,10 +11525,12 @@
               <w:bottom w:w="110" w:type="dxa"/>
               <w:right w:w="90" w:type="dxa"/>
             </w:tcMar>
-          </w:tcPr>
-          <w:p>
-            <w:pPr>
-              <w:spacing w:after="0"/>
+            <w:vAlign w:val="center"/>
+          </w:tcPr>
+          <w:p>
+            <w:pPr>
+              <w:spacing w:after="0"/>
+              <w:jc w:val="center"/>
               <w:rPr>
                 <w:sz w:val="18"/>
                 <w:szCs w:val="18"/>
@@ -11126,10 +11550,12 @@
               <w:bottom w:w="110" w:type="dxa"/>
               <w:right w:w="90" w:type="dxa"/>
             </w:tcMar>
-          </w:tcPr>
-          <w:p>
-            <w:pPr>
-              <w:spacing w:after="0"/>
+            <w:vAlign w:val="center"/>
+          </w:tcPr>
+          <w:p>
+            <w:pPr>
+              <w:spacing w:after="0"/>
+              <w:jc w:val="center"/>
               <w:rPr>
                 <w:sz w:val="18"/>
                 <w:szCs w:val="18"/>
@@ -11154,6 +11580,7 @@
               <w:bottom w:w="110" w:type="dxa"/>
               <w:right w:w="90" w:type="dxa"/>
             </w:tcMar>
+            <w:vAlign w:val="center"/>
           </w:tcPr>
           <w:p>
             <w:pPr>
@@ -11178,10 +11605,12 @@
               <w:bottom w:w="110" w:type="dxa"/>
               <w:right w:w="90" w:type="dxa"/>
             </w:tcMar>
-          </w:tcPr>
-          <w:p>
-            <w:pPr>
-              <w:spacing w:after="0"/>
+            <w:vAlign w:val="center"/>
+          </w:tcPr>
+          <w:p>
+            <w:pPr>
+              <w:spacing w:after="0"/>
+              <w:jc w:val="center"/>
               <w:rPr>
                 <w:sz w:val="18"/>
                 <w:szCs w:val="18"/>
@@ -11201,6 +11630,7 @@
               <w:bottom w:w="110" w:type="dxa"/>
               <w:right w:w="90" w:type="dxa"/>
             </w:tcMar>
+            <w:vAlign w:val="center"/>
           </w:tcPr>
           <w:p>
             <w:pPr>
@@ -11225,10 +11655,12 @@
               <w:bottom w:w="110" w:type="dxa"/>
               <w:right w:w="90" w:type="dxa"/>
             </w:tcMar>
-          </w:tcPr>
-          <w:p>
-            <w:pPr>
-              <w:spacing w:after="0"/>
+            <w:vAlign w:val="center"/>
+          </w:tcPr>
+          <w:p>
+            <w:pPr>
+              <w:spacing w:after="0"/>
+              <w:jc w:val="center"/>
               <w:rPr>
                 <w:sz w:val="18"/>
                 <w:szCs w:val="18"/>
@@ -11248,10 +11680,12 @@
               <w:bottom w:w="110" w:type="dxa"/>
               <w:right w:w="90" w:type="dxa"/>
             </w:tcMar>
-          </w:tcPr>
-          <w:p>
-            <w:pPr>
-              <w:spacing w:after="0"/>
+            <w:vAlign w:val="center"/>
+          </w:tcPr>
+          <w:p>
+            <w:pPr>
+              <w:spacing w:after="0"/>
+              <w:jc w:val="center"/>
               <w:rPr>
                 <w:sz w:val="18"/>
                 <w:szCs w:val="18"/>
@@ -11276,6 +11710,7 @@
               <w:bottom w:w="110" w:type="dxa"/>
               <w:right w:w="90" w:type="dxa"/>
             </w:tcMar>
+            <w:vAlign w:val="center"/>
           </w:tcPr>
           <w:p>
             <w:pPr>
@@ -11300,10 +11735,12 @@
               <w:bottom w:w="110" w:type="dxa"/>
               <w:right w:w="90" w:type="dxa"/>
             </w:tcMar>
-          </w:tcPr>
-          <w:p>
-            <w:pPr>
-              <w:spacing w:after="0"/>
+            <w:vAlign w:val="center"/>
+          </w:tcPr>
+          <w:p>
+            <w:pPr>
+              <w:spacing w:after="0"/>
+              <w:jc w:val="center"/>
               <w:rPr>
                 <w:sz w:val="18"/>
                 <w:szCs w:val="18"/>
@@ -11323,6 +11760,7 @@
               <w:bottom w:w="110" w:type="dxa"/>
               <w:right w:w="90" w:type="dxa"/>
             </w:tcMar>
+            <w:vAlign w:val="center"/>
           </w:tcPr>
           <w:p>
             <w:pPr>
@@ -11347,10 +11785,12 @@
               <w:bottom w:w="110" w:type="dxa"/>
               <w:right w:w="90" w:type="dxa"/>
             </w:tcMar>
-          </w:tcPr>
-          <w:p>
-            <w:pPr>
-              <w:spacing w:after="0"/>
+            <w:vAlign w:val="center"/>
+          </w:tcPr>
+          <w:p>
+            <w:pPr>
+              <w:spacing w:after="0"/>
+              <w:jc w:val="center"/>
               <w:rPr>
                 <w:sz w:val="18"/>
                 <w:szCs w:val="18"/>
@@ -11370,10 +11810,12 @@
               <w:bottom w:w="110" w:type="dxa"/>
               <w:right w:w="90" w:type="dxa"/>
             </w:tcMar>
-          </w:tcPr>
-          <w:p>
-            <w:pPr>
-              <w:spacing w:after="0"/>
+            <w:vAlign w:val="center"/>
+          </w:tcPr>
+          <w:p>
+            <w:pPr>
+              <w:spacing w:after="0"/>
+              <w:jc w:val="center"/>
               <w:rPr>
                 <w:sz w:val="18"/>
                 <w:szCs w:val="18"/>
@@ -11398,6 +11840,7 @@
               <w:bottom w:w="110" w:type="dxa"/>
               <w:right w:w="90" w:type="dxa"/>
             </w:tcMar>
+            <w:vAlign w:val="center"/>
           </w:tcPr>
           <w:p>
             <w:pPr>
@@ -11423,10 +11866,12 @@
               <w:bottom w:w="110" w:type="dxa"/>
               <w:right w:w="90" w:type="dxa"/>
             </w:tcMar>
-          </w:tcPr>
-          <w:p>
-            <w:pPr>
-              <w:spacing w:after="0"/>
+            <w:vAlign w:val="center"/>
+          </w:tcPr>
+          <w:p>
+            <w:pPr>
+              <w:spacing w:after="0"/>
+              <w:jc w:val="center"/>
               <w:rPr>
                 <w:sz w:val="18"/>
                 <w:szCs w:val="18"/>
@@ -11446,6 +11891,7 @@
               <w:bottom w:w="110" w:type="dxa"/>
               <w:right w:w="90" w:type="dxa"/>
             </w:tcMar>
+            <w:vAlign w:val="center"/>
           </w:tcPr>
           <w:p>
             <w:pPr>
@@ -11470,10 +11916,12 @@
               <w:bottom w:w="110" w:type="dxa"/>
               <w:right w:w="90" w:type="dxa"/>
             </w:tcMar>
-          </w:tcPr>
-          <w:p>
-            <w:pPr>
-              <w:spacing w:after="0"/>
+            <w:vAlign w:val="center"/>
+          </w:tcPr>
+          <w:p>
+            <w:pPr>
+              <w:spacing w:after="0"/>
+              <w:jc w:val="center"/>
               <w:rPr>
                 <w:sz w:val="18"/>
                 <w:szCs w:val="18"/>
@@ -11493,10 +11941,12 @@
               <w:bottom w:w="110" w:type="dxa"/>
               <w:right w:w="90" w:type="dxa"/>
             </w:tcMar>
-          </w:tcPr>
-          <w:p>
-            <w:pPr>
-              <w:spacing w:after="0"/>
+            <w:vAlign w:val="center"/>
+          </w:tcPr>
+          <w:p>
+            <w:pPr>
+              <w:spacing w:after="0"/>
+              <w:jc w:val="center"/>
               <w:rPr>
                 <w:sz w:val="18"/>
                 <w:szCs w:val="18"/>
@@ -11521,6 +11971,7 @@
               <w:bottom w:w="110" w:type="dxa"/>
               <w:right w:w="90" w:type="dxa"/>
             </w:tcMar>
+            <w:vAlign w:val="center"/>
           </w:tcPr>
           <w:p>
             <w:pPr>
@@ -11545,17 +11996,19 @@
               <w:bottom w:w="110" w:type="dxa"/>
               <w:right w:w="90" w:type="dxa"/>
             </w:tcMar>
-          </w:tcPr>
-          <w:p>
-            <w:pPr>
-              <w:spacing w:after="0"/>
+            <w:vAlign w:val="center"/>
+          </w:tcPr>
+          <w:p>
+            <w:pPr>
+              <w:spacing w:after="0"/>
+              <w:jc w:val="center"/>
               <w:rPr>
                 <w:sz w:val="18"/>
                 <w:szCs w:val="18"/>
               </w:rPr>
             </w:pPr>
             <w:r>
-              <w:t>Consolidar evidencias y registrar hallazgos.</w:t>
+              <w:t>Consolidar evidencias</w:t>
             </w:r>
           </w:p>
         </w:tc>
@@ -11568,6 +12021,7 @@
               <w:bottom w:w="110" w:type="dxa"/>
               <w:right w:w="90" w:type="dxa"/>
             </w:tcMar>
+            <w:vAlign w:val="center"/>
           </w:tcPr>
           <w:p>
             <w:pPr>
@@ -11592,10 +12046,12 @@
               <w:bottom w:w="110" w:type="dxa"/>
               <w:right w:w="90" w:type="dxa"/>
             </w:tcMar>
-          </w:tcPr>
-          <w:p>
-            <w:pPr>
-              <w:spacing w:after="0"/>
+            <w:vAlign w:val="center"/>
+          </w:tcPr>
+          <w:p>
+            <w:pPr>
+              <w:spacing w:after="0"/>
+              <w:jc w:val="center"/>
               <w:rPr>
                 <w:sz w:val="18"/>
                 <w:szCs w:val="18"/>
@@ -11615,10 +12071,12 @@
               <w:bottom w:w="110" w:type="dxa"/>
               <w:right w:w="90" w:type="dxa"/>
             </w:tcMar>
-          </w:tcPr>
-          <w:p>
-            <w:pPr>
-              <w:spacing w:after="0"/>
+            <w:vAlign w:val="center"/>
+          </w:tcPr>
+          <w:p>
+            <w:pPr>
+              <w:spacing w:after="0"/>
+              <w:jc w:val="center"/>
               <w:rPr>
                 <w:sz w:val="18"/>
                 <w:szCs w:val="18"/>
@@ -12515,6 +12973,7 @@
               <w:bottom w:w="110" w:type="dxa"/>
               <w:right w:w="90" w:type="dxa"/>
             </w:tcMar>
+            <w:vAlign w:val="center"/>
           </w:tcPr>
           <w:p>
             <w:pPr>
@@ -12544,9 +13003,11 @@
               <w:bottom w:w="110" w:type="dxa"/>
               <w:right w:w="90" w:type="dxa"/>
             </w:tcMar>
-          </w:tcPr>
-          <w:p>
-            <w:pPr>
+            <w:vAlign w:val="center"/>
+          </w:tcPr>
+          <w:p>
+            <w:pPr>
+              <w:jc w:val="center"/>
               <w:rPr>
                 <w:sz w:val="20"/>
                 <w:szCs w:val="20"/>
@@ -12570,10 +13031,12 @@
               <w:bottom w:w="110" w:type="dxa"/>
               <w:right w:w="90" w:type="dxa"/>
             </w:tcMar>
-          </w:tcPr>
-          <w:p>
-            <w:pPr>
-              <w:spacing w:after="0"/>
+            <w:vAlign w:val="center"/>
+          </w:tcPr>
+          <w:p>
+            <w:pPr>
+              <w:spacing w:after="0"/>
+              <w:jc w:val="center"/>
               <w:rPr>
                 <w:sz w:val="20"/>
                 <w:szCs w:val="20"/>
@@ -12597,10 +13060,12 @@
               <w:bottom w:w="110" w:type="dxa"/>
               <w:right w:w="90" w:type="dxa"/>
             </w:tcMar>
-          </w:tcPr>
-          <w:p>
-            <w:pPr>
-              <w:spacing w:after="0"/>
+            <w:vAlign w:val="center"/>
+          </w:tcPr>
+          <w:p>
+            <w:pPr>
+              <w:spacing w:after="0"/>
+              <w:jc w:val="center"/>
               <w:rPr>
                 <w:sz w:val="20"/>
                 <w:szCs w:val="20"/>
@@ -12624,9 +13089,11 @@
               <w:bottom w:w="110" w:type="dxa"/>
               <w:right w:w="90" w:type="dxa"/>
             </w:tcMar>
-          </w:tcPr>
-          <w:p>
-            <w:pPr>
+            <w:vAlign w:val="center"/>
+          </w:tcPr>
+          <w:p>
+            <w:pPr>
+              <w:jc w:val="center"/>
               <w:rPr>
                 <w:sz w:val="20"/>
                 <w:szCs w:val="20"/>
@@ -12655,6 +13122,7 @@
               <w:bottom w:w="110" w:type="dxa"/>
               <w:right w:w="90" w:type="dxa"/>
             </w:tcMar>
+            <w:vAlign w:val="center"/>
           </w:tcPr>
           <w:p>
             <w:pPr>
@@ -12683,10 +13151,12 @@
               <w:bottom w:w="110" w:type="dxa"/>
               <w:right w:w="90" w:type="dxa"/>
             </w:tcMar>
-          </w:tcPr>
-          <w:p>
-            <w:pPr>
-              <w:spacing w:after="0"/>
+            <w:vAlign w:val="center"/>
+          </w:tcPr>
+          <w:p>
+            <w:pPr>
+              <w:spacing w:after="0"/>
+              <w:jc w:val="center"/>
               <w:rPr>
                 <w:sz w:val="20"/>
                 <w:szCs w:val="20"/>
@@ -12710,10 +13180,12 @@
               <w:bottom w:w="110" w:type="dxa"/>
               <w:right w:w="90" w:type="dxa"/>
             </w:tcMar>
-          </w:tcPr>
-          <w:p>
-            <w:pPr>
-              <w:spacing w:after="0"/>
+            <w:vAlign w:val="center"/>
+          </w:tcPr>
+          <w:p>
+            <w:pPr>
+              <w:spacing w:after="0"/>
+              <w:jc w:val="center"/>
               <w:rPr>
                 <w:sz w:val="20"/>
                 <w:szCs w:val="20"/>
@@ -12737,10 +13209,12 @@
               <w:bottom w:w="110" w:type="dxa"/>
               <w:right w:w="90" w:type="dxa"/>
             </w:tcMar>
-          </w:tcPr>
-          <w:p>
-            <w:pPr>
-              <w:spacing w:after="0"/>
+            <w:vAlign w:val="center"/>
+          </w:tcPr>
+          <w:p>
+            <w:pPr>
+              <w:spacing w:after="0"/>
+              <w:jc w:val="center"/>
               <w:rPr>
                 <w:sz w:val="20"/>
                 <w:szCs w:val="20"/>
@@ -12764,10 +13238,12 @@
               <w:bottom w:w="110" w:type="dxa"/>
               <w:right w:w="90" w:type="dxa"/>
             </w:tcMar>
-          </w:tcPr>
-          <w:p>
-            <w:pPr>
-              <w:spacing w:after="0"/>
+            <w:vAlign w:val="center"/>
+          </w:tcPr>
+          <w:p>
+            <w:pPr>
+              <w:spacing w:after="0"/>
+              <w:jc w:val="center"/>
               <w:rPr>
                 <w:sz w:val="20"/>
                 <w:szCs w:val="20"/>
@@ -12796,6 +13272,7 @@
               <w:bottom w:w="110" w:type="dxa"/>
               <w:right w:w="90" w:type="dxa"/>
             </w:tcMar>
+            <w:vAlign w:val="center"/>
           </w:tcPr>
           <w:p>
             <w:pPr>
@@ -12824,10 +13301,12 @@
               <w:bottom w:w="110" w:type="dxa"/>
               <w:right w:w="90" w:type="dxa"/>
             </w:tcMar>
-          </w:tcPr>
-          <w:p>
-            <w:pPr>
-              <w:spacing w:after="0"/>
+            <w:vAlign w:val="center"/>
+          </w:tcPr>
+          <w:p>
+            <w:pPr>
+              <w:spacing w:after="0"/>
+              <w:jc w:val="center"/>
               <w:rPr>
                 <w:sz w:val="20"/>
                 <w:szCs w:val="20"/>
@@ -12851,10 +13330,12 @@
               <w:bottom w:w="110" w:type="dxa"/>
               <w:right w:w="90" w:type="dxa"/>
             </w:tcMar>
-          </w:tcPr>
-          <w:p>
-            <w:pPr>
-              <w:spacing w:after="0"/>
+            <w:vAlign w:val="center"/>
+          </w:tcPr>
+          <w:p>
+            <w:pPr>
+              <w:spacing w:after="0"/>
+              <w:jc w:val="center"/>
               <w:rPr>
                 <w:sz w:val="20"/>
                 <w:szCs w:val="20"/>
@@ -12878,10 +13359,12 @@
               <w:bottom w:w="110" w:type="dxa"/>
               <w:right w:w="90" w:type="dxa"/>
             </w:tcMar>
-          </w:tcPr>
-          <w:p>
-            <w:pPr>
-              <w:spacing w:after="0"/>
+            <w:vAlign w:val="center"/>
+          </w:tcPr>
+          <w:p>
+            <w:pPr>
+              <w:spacing w:after="0"/>
+              <w:jc w:val="center"/>
               <w:rPr>
                 <w:sz w:val="20"/>
                 <w:szCs w:val="20"/>
@@ -12905,10 +13388,12 @@
               <w:bottom w:w="110" w:type="dxa"/>
               <w:right w:w="90" w:type="dxa"/>
             </w:tcMar>
-          </w:tcPr>
-          <w:p>
-            <w:pPr>
-              <w:spacing w:after="0"/>
+            <w:vAlign w:val="center"/>
+          </w:tcPr>
+          <w:p>
+            <w:pPr>
+              <w:spacing w:after="0"/>
+              <w:jc w:val="center"/>
               <w:rPr>
                 <w:sz w:val="20"/>
                 <w:szCs w:val="20"/>
@@ -12937,6 +13422,7 @@
               <w:bottom w:w="110" w:type="dxa"/>
               <w:right w:w="90" w:type="dxa"/>
             </w:tcMar>
+            <w:vAlign w:val="center"/>
           </w:tcPr>
           <w:p>
             <w:pPr>
@@ -12965,10 +13451,12 @@
               <w:bottom w:w="110" w:type="dxa"/>
               <w:right w:w="90" w:type="dxa"/>
             </w:tcMar>
-          </w:tcPr>
-          <w:p>
-            <w:pPr>
-              <w:spacing w:after="0"/>
+            <w:vAlign w:val="center"/>
+          </w:tcPr>
+          <w:p>
+            <w:pPr>
+              <w:spacing w:after="0"/>
+              <w:jc w:val="center"/>
               <w:rPr>
                 <w:sz w:val="20"/>
                 <w:szCs w:val="20"/>
@@ -12992,10 +13480,12 @@
               <w:bottom w:w="110" w:type="dxa"/>
               <w:right w:w="90" w:type="dxa"/>
             </w:tcMar>
-          </w:tcPr>
-          <w:p>
-            <w:pPr>
-              <w:spacing w:after="0"/>
+            <w:vAlign w:val="center"/>
+          </w:tcPr>
+          <w:p>
+            <w:pPr>
+              <w:spacing w:after="0"/>
+              <w:jc w:val="center"/>
               <w:rPr>
                 <w:sz w:val="20"/>
                 <w:szCs w:val="20"/>
@@ -13019,10 +13509,12 @@
               <w:bottom w:w="110" w:type="dxa"/>
               <w:right w:w="90" w:type="dxa"/>
             </w:tcMar>
-          </w:tcPr>
-          <w:p>
-            <w:pPr>
-              <w:spacing w:after="0"/>
+            <w:vAlign w:val="center"/>
+          </w:tcPr>
+          <w:p>
+            <w:pPr>
+              <w:spacing w:after="0"/>
+              <w:jc w:val="center"/>
               <w:rPr>
                 <w:sz w:val="20"/>
                 <w:szCs w:val="20"/>
@@ -13046,10 +13538,12 @@
               <w:bottom w:w="110" w:type="dxa"/>
               <w:right w:w="90" w:type="dxa"/>
             </w:tcMar>
-          </w:tcPr>
-          <w:p>
-            <w:pPr>
-              <w:spacing w:after="0"/>
+            <w:vAlign w:val="center"/>
+          </w:tcPr>
+          <w:p>
+            <w:pPr>
+              <w:spacing w:after="0"/>
+              <w:jc w:val="center"/>
               <w:rPr>
                 <w:color w:val="FF0000"/>
                 <w:sz w:val="20"/>
@@ -13079,6 +13573,7 @@
               <w:bottom w:w="110" w:type="dxa"/>
               <w:right w:w="90" w:type="dxa"/>
             </w:tcMar>
+            <w:vAlign w:val="center"/>
           </w:tcPr>
           <w:p>
             <w:pPr>
@@ -13107,10 +13602,12 @@
               <w:bottom w:w="110" w:type="dxa"/>
               <w:right w:w="90" w:type="dxa"/>
             </w:tcMar>
-          </w:tcPr>
-          <w:p>
-            <w:pPr>
-              <w:spacing w:after="0"/>
+            <w:vAlign w:val="center"/>
+          </w:tcPr>
+          <w:p>
+            <w:pPr>
+              <w:spacing w:after="0"/>
+              <w:jc w:val="center"/>
               <w:rPr>
                 <w:sz w:val="20"/>
                 <w:szCs w:val="20"/>
@@ -13134,10 +13631,12 @@
               <w:bottom w:w="110" w:type="dxa"/>
               <w:right w:w="90" w:type="dxa"/>
             </w:tcMar>
-          </w:tcPr>
-          <w:p>
-            <w:pPr>
-              <w:spacing w:after="0"/>
+            <w:vAlign w:val="center"/>
+          </w:tcPr>
+          <w:p>
+            <w:pPr>
+              <w:spacing w:after="0"/>
+              <w:jc w:val="center"/>
               <w:rPr>
                 <w:sz w:val="20"/>
                 <w:szCs w:val="20"/>
@@ -13161,10 +13660,12 @@
               <w:bottom w:w="110" w:type="dxa"/>
               <w:right w:w="90" w:type="dxa"/>
             </w:tcMar>
-          </w:tcPr>
-          <w:p>
-            <w:pPr>
-              <w:spacing w:after="0"/>
+            <w:vAlign w:val="center"/>
+          </w:tcPr>
+          <w:p>
+            <w:pPr>
+              <w:spacing w:after="0"/>
+              <w:jc w:val="center"/>
               <w:rPr>
                 <w:sz w:val="20"/>
                 <w:szCs w:val="20"/>
@@ -13188,10 +13689,12 @@
               <w:bottom w:w="110" w:type="dxa"/>
               <w:right w:w="90" w:type="dxa"/>
             </w:tcMar>
-          </w:tcPr>
-          <w:p>
-            <w:pPr>
-              <w:spacing w:after="0"/>
+            <w:vAlign w:val="center"/>
+          </w:tcPr>
+          <w:p>
+            <w:pPr>
+              <w:spacing w:after="0"/>
+              <w:jc w:val="center"/>
               <w:rPr>
                 <w:color w:val="FF0000"/>
                 <w:sz w:val="20"/>
@@ -13221,6 +13724,7 @@
               <w:bottom w:w="110" w:type="dxa"/>
               <w:right w:w="90" w:type="dxa"/>
             </w:tcMar>
+            <w:vAlign w:val="center"/>
           </w:tcPr>
           <w:p>
             <w:pPr>
@@ -13249,10 +13753,12 @@
               <w:bottom w:w="110" w:type="dxa"/>
               <w:right w:w="90" w:type="dxa"/>
             </w:tcMar>
-          </w:tcPr>
-          <w:p>
-            <w:pPr>
-              <w:spacing w:after="0"/>
+            <w:vAlign w:val="center"/>
+          </w:tcPr>
+          <w:p>
+            <w:pPr>
+              <w:spacing w:after="0"/>
+              <w:jc w:val="center"/>
               <w:rPr>
                 <w:sz w:val="20"/>
                 <w:szCs w:val="20"/>
@@ -13276,10 +13782,12 @@
               <w:bottom w:w="110" w:type="dxa"/>
               <w:right w:w="90" w:type="dxa"/>
             </w:tcMar>
-          </w:tcPr>
-          <w:p>
-            <w:pPr>
-              <w:spacing w:after="0"/>
+            <w:vAlign w:val="center"/>
+          </w:tcPr>
+          <w:p>
+            <w:pPr>
+              <w:spacing w:after="0"/>
+              <w:jc w:val="center"/>
               <w:rPr>
                 <w:sz w:val="20"/>
                 <w:szCs w:val="20"/>
@@ -13303,10 +13811,12 @@
               <w:bottom w:w="110" w:type="dxa"/>
               <w:right w:w="90" w:type="dxa"/>
             </w:tcMar>
-          </w:tcPr>
-          <w:p>
-            <w:pPr>
-              <w:spacing w:after="0"/>
+            <w:vAlign w:val="center"/>
+          </w:tcPr>
+          <w:p>
+            <w:pPr>
+              <w:spacing w:after="0"/>
+              <w:jc w:val="center"/>
               <w:rPr>
                 <w:sz w:val="20"/>
                 <w:szCs w:val="20"/>
@@ -13330,10 +13840,12 @@
               <w:bottom w:w="110" w:type="dxa"/>
               <w:right w:w="90" w:type="dxa"/>
             </w:tcMar>
-          </w:tcPr>
-          <w:p>
-            <w:pPr>
-              <w:spacing w:after="0"/>
+            <w:vAlign w:val="center"/>
+          </w:tcPr>
+          <w:p>
+            <w:pPr>
+              <w:spacing w:after="0"/>
+              <w:jc w:val="center"/>
               <w:rPr>
                 <w:color w:val="FF0000"/>
                 <w:sz w:val="20"/>
@@ -13363,6 +13875,7 @@
               <w:bottom w:w="110" w:type="dxa"/>
               <w:right w:w="90" w:type="dxa"/>
             </w:tcMar>
+            <w:vAlign w:val="center"/>
           </w:tcPr>
           <w:p>
             <w:pPr>
@@ -13391,10 +13904,12 @@
               <w:bottom w:w="110" w:type="dxa"/>
               <w:right w:w="90" w:type="dxa"/>
             </w:tcMar>
-          </w:tcPr>
-          <w:p>
-            <w:pPr>
-              <w:spacing w:after="0"/>
+            <w:vAlign w:val="center"/>
+          </w:tcPr>
+          <w:p>
+            <w:pPr>
+              <w:spacing w:after="0"/>
+              <w:jc w:val="center"/>
               <w:rPr>
                 <w:sz w:val="20"/>
                 <w:szCs w:val="20"/>
@@ -13418,10 +13933,12 @@
               <w:bottom w:w="110" w:type="dxa"/>
               <w:right w:w="90" w:type="dxa"/>
             </w:tcMar>
-          </w:tcPr>
-          <w:p>
-            <w:pPr>
-              <w:spacing w:after="0"/>
+            <w:vAlign w:val="center"/>
+          </w:tcPr>
+          <w:p>
+            <w:pPr>
+              <w:spacing w:after="0"/>
+              <w:jc w:val="center"/>
               <w:rPr>
                 <w:sz w:val="20"/>
                 <w:szCs w:val="20"/>
@@ -13445,10 +13962,12 @@
               <w:bottom w:w="110" w:type="dxa"/>
               <w:right w:w="90" w:type="dxa"/>
             </w:tcMar>
-          </w:tcPr>
-          <w:p>
-            <w:pPr>
-              <w:spacing w:after="0"/>
+            <w:vAlign w:val="center"/>
+          </w:tcPr>
+          <w:p>
+            <w:pPr>
+              <w:spacing w:after="0"/>
+              <w:jc w:val="center"/>
               <w:rPr>
                 <w:sz w:val="20"/>
                 <w:szCs w:val="20"/>
@@ -13472,10 +13991,12 @@
               <w:bottom w:w="110" w:type="dxa"/>
               <w:right w:w="90" w:type="dxa"/>
             </w:tcMar>
-          </w:tcPr>
-          <w:p>
-            <w:pPr>
-              <w:spacing w:after="0"/>
+            <w:vAlign w:val="center"/>
+          </w:tcPr>
+          <w:p>
+            <w:pPr>
+              <w:spacing w:after="0"/>
+              <w:jc w:val="center"/>
               <w:rPr>
                 <w:color w:val="FF0000"/>
                 <w:sz w:val="20"/>
@@ -13505,6 +14026,7 @@
               <w:bottom w:w="110" w:type="dxa"/>
               <w:right w:w="90" w:type="dxa"/>
             </w:tcMar>
+            <w:vAlign w:val="center"/>
           </w:tcPr>
           <w:p>
             <w:pPr>
@@ -13533,9 +14055,11 @@
               <w:bottom w:w="110" w:type="dxa"/>
               <w:right w:w="90" w:type="dxa"/>
             </w:tcMar>
-          </w:tcPr>
-          <w:p>
-            <w:pPr>
+            <w:vAlign w:val="center"/>
+          </w:tcPr>
+          <w:p>
+            <w:pPr>
+              <w:jc w:val="center"/>
               <w:rPr>
                 <w:sz w:val="20"/>
                 <w:szCs w:val="20"/>
@@ -13559,10 +14083,12 @@
               <w:bottom w:w="110" w:type="dxa"/>
               <w:right w:w="90" w:type="dxa"/>
             </w:tcMar>
-          </w:tcPr>
-          <w:p>
-            <w:pPr>
-              <w:spacing w:after="0"/>
+            <w:vAlign w:val="center"/>
+          </w:tcPr>
+          <w:p>
+            <w:pPr>
+              <w:spacing w:after="0"/>
+              <w:jc w:val="center"/>
               <w:rPr>
                 <w:sz w:val="20"/>
                 <w:szCs w:val="20"/>
@@ -13586,10 +14112,12 @@
               <w:bottom w:w="110" w:type="dxa"/>
               <w:right w:w="90" w:type="dxa"/>
             </w:tcMar>
-          </w:tcPr>
-          <w:p>
-            <w:pPr>
-              <w:spacing w:after="0"/>
+            <w:vAlign w:val="center"/>
+          </w:tcPr>
+          <w:p>
+            <w:pPr>
+              <w:spacing w:after="0"/>
+              <w:jc w:val="center"/>
               <w:rPr>
                 <w:sz w:val="20"/>
                 <w:szCs w:val="20"/>
@@ -13613,9 +14141,11 @@
               <w:bottom w:w="110" w:type="dxa"/>
               <w:right w:w="90" w:type="dxa"/>
             </w:tcMar>
-          </w:tcPr>
-          <w:p>
-            <w:pPr>
+            <w:vAlign w:val="center"/>
+          </w:tcPr>
+          <w:p>
+            <w:pPr>
+              <w:jc w:val="center"/>
               <w:rPr>
                 <w:sz w:val="20"/>
                 <w:szCs w:val="20"/>
@@ -13644,6 +14174,7 @@
               <w:bottom w:w="110" w:type="dxa"/>
               <w:right w:w="90" w:type="dxa"/>
             </w:tcMar>
+            <w:vAlign w:val="center"/>
           </w:tcPr>
           <w:p>
             <w:pPr>
@@ -13672,9 +14203,11 @@
               <w:bottom w:w="110" w:type="dxa"/>
               <w:right w:w="90" w:type="dxa"/>
             </w:tcMar>
-          </w:tcPr>
-          <w:p>
-            <w:pPr>
+            <w:vAlign w:val="center"/>
+          </w:tcPr>
+          <w:p>
+            <w:pPr>
+              <w:jc w:val="center"/>
               <w:rPr>
                 <w:sz w:val="20"/>
                 <w:szCs w:val="20"/>
@@ -13698,10 +14231,12 @@
               <w:bottom w:w="110" w:type="dxa"/>
               <w:right w:w="90" w:type="dxa"/>
             </w:tcMar>
-          </w:tcPr>
-          <w:p>
-            <w:pPr>
-              <w:spacing w:after="0"/>
+            <w:vAlign w:val="center"/>
+          </w:tcPr>
+          <w:p>
+            <w:pPr>
+              <w:spacing w:after="0"/>
+              <w:jc w:val="center"/>
               <w:rPr>
                 <w:sz w:val="20"/>
                 <w:szCs w:val="20"/>
@@ -13725,10 +14260,12 @@
               <w:bottom w:w="110" w:type="dxa"/>
               <w:right w:w="90" w:type="dxa"/>
             </w:tcMar>
-          </w:tcPr>
-          <w:p>
-            <w:pPr>
-              <w:spacing w:after="0"/>
+            <w:vAlign w:val="center"/>
+          </w:tcPr>
+          <w:p>
+            <w:pPr>
+              <w:spacing w:after="0"/>
+              <w:jc w:val="center"/>
               <w:rPr>
                 <w:sz w:val="20"/>
                 <w:szCs w:val="20"/>
@@ -13752,9 +14289,11 @@
               <w:bottom w:w="110" w:type="dxa"/>
               <w:right w:w="90" w:type="dxa"/>
             </w:tcMar>
-          </w:tcPr>
-          <w:p>
-            <w:pPr>
+            <w:vAlign w:val="center"/>
+          </w:tcPr>
+          <w:p>
+            <w:pPr>
+              <w:jc w:val="center"/>
               <w:rPr>
                 <w:sz w:val="20"/>
                 <w:szCs w:val="20"/>
@@ -13771,6 +14310,8 @@
         </w:tc>
       </w:tr>
     </w:tbl>
+    <w:p/>
+    <w:p/>
     <w:p/>
     <w:tbl>
       <w:tblPr>
@@ -13819,6 +14360,7 @@
                 <w:sz w:val="22"/>
                 <w:szCs w:val="22"/>
               </w:rPr>
+              <w:lastRenderedPageBreak/>
               <w:t>11. Pruebas, configuraciones o validaciones por estudiante</w:t>
             </w:r>
           </w:p>
@@ -13884,7 +14426,6 @@
                 <w:bCs/>
                 <w:color w:val="1F497D" w:themeColor="text2"/>
               </w:rPr>
-              <w:lastRenderedPageBreak/>
               <w:t>Integrante</w:t>
             </w:r>
           </w:p>
@@ -14035,6 +14576,7 @@
               <w:bottom w:w="110" w:type="dxa"/>
               <w:right w:w="90" w:type="dxa"/>
             </w:tcMar>
+            <w:vAlign w:val="center"/>
           </w:tcPr>
           <w:p>
             <w:pPr>
@@ -14059,10 +14601,12 @@
               <w:bottom w:w="110" w:type="dxa"/>
               <w:right w:w="90" w:type="dxa"/>
             </w:tcMar>
-          </w:tcPr>
-          <w:p>
-            <w:pPr>
-              <w:spacing w:after="0"/>
+            <w:vAlign w:val="center"/>
+          </w:tcPr>
+          <w:p>
+            <w:pPr>
+              <w:spacing w:after="0"/>
+              <w:jc w:val="center"/>
               <w:rPr>
                 <w:sz w:val="18"/>
                 <w:szCs w:val="18"/>
@@ -14082,10 +14626,12 @@
               <w:bottom w:w="110" w:type="dxa"/>
               <w:right w:w="90" w:type="dxa"/>
             </w:tcMar>
-          </w:tcPr>
-          <w:p>
-            <w:pPr>
-              <w:spacing w:after="0"/>
+            <w:vAlign w:val="center"/>
+          </w:tcPr>
+          <w:p>
+            <w:pPr>
+              <w:spacing w:after="0"/>
+              <w:jc w:val="center"/>
               <w:rPr>
                 <w:sz w:val="18"/>
                 <w:szCs w:val="18"/>
@@ -14105,10 +14651,12 @@
               <w:bottom w:w="110" w:type="dxa"/>
               <w:right w:w="90" w:type="dxa"/>
             </w:tcMar>
-          </w:tcPr>
-          <w:p>
-            <w:pPr>
-              <w:spacing w:after="0"/>
+            <w:vAlign w:val="center"/>
+          </w:tcPr>
+          <w:p>
+            <w:pPr>
+              <w:spacing w:after="0"/>
+              <w:jc w:val="center"/>
               <w:rPr>
                 <w:sz w:val="18"/>
                 <w:szCs w:val="18"/>
@@ -14128,10 +14676,12 @@
               <w:bottom w:w="110" w:type="dxa"/>
               <w:right w:w="90" w:type="dxa"/>
             </w:tcMar>
-          </w:tcPr>
-          <w:p>
-            <w:pPr>
-              <w:spacing w:after="0"/>
+            <w:vAlign w:val="center"/>
+          </w:tcPr>
+          <w:p>
+            <w:pPr>
+              <w:spacing w:after="0"/>
+              <w:jc w:val="center"/>
               <w:rPr>
                 <w:sz w:val="18"/>
                 <w:szCs w:val="18"/>
@@ -14156,6 +14706,7 @@
               <w:bottom w:w="110" w:type="dxa"/>
               <w:right w:w="90" w:type="dxa"/>
             </w:tcMar>
+            <w:vAlign w:val="center"/>
           </w:tcPr>
           <w:p>
             <w:pPr>
@@ -14180,10 +14731,12 @@
               <w:bottom w:w="110" w:type="dxa"/>
               <w:right w:w="90" w:type="dxa"/>
             </w:tcMar>
-          </w:tcPr>
-          <w:p>
-            <w:pPr>
-              <w:spacing w:after="0"/>
+            <w:vAlign w:val="center"/>
+          </w:tcPr>
+          <w:p>
+            <w:pPr>
+              <w:spacing w:after="0"/>
+              <w:jc w:val="center"/>
               <w:rPr>
                 <w:sz w:val="18"/>
                 <w:szCs w:val="18"/>
@@ -14203,10 +14756,12 @@
               <w:bottom w:w="110" w:type="dxa"/>
               <w:right w:w="90" w:type="dxa"/>
             </w:tcMar>
-          </w:tcPr>
-          <w:p>
-            <w:pPr>
-              <w:spacing w:after="0"/>
+            <w:vAlign w:val="center"/>
+          </w:tcPr>
+          <w:p>
+            <w:pPr>
+              <w:spacing w:after="0"/>
+              <w:jc w:val="center"/>
               <w:rPr>
                 <w:sz w:val="18"/>
                 <w:szCs w:val="18"/>
@@ -14226,10 +14781,12 @@
               <w:bottom w:w="110" w:type="dxa"/>
               <w:right w:w="90" w:type="dxa"/>
             </w:tcMar>
-          </w:tcPr>
-          <w:p>
-            <w:pPr>
-              <w:spacing w:after="0"/>
+            <w:vAlign w:val="center"/>
+          </w:tcPr>
+          <w:p>
+            <w:pPr>
+              <w:spacing w:after="0"/>
+              <w:jc w:val="center"/>
               <w:rPr>
                 <w:sz w:val="18"/>
                 <w:szCs w:val="18"/>
@@ -14249,10 +14806,12 @@
               <w:bottom w:w="110" w:type="dxa"/>
               <w:right w:w="90" w:type="dxa"/>
             </w:tcMar>
-          </w:tcPr>
-          <w:p>
-            <w:pPr>
-              <w:spacing w:after="0"/>
+            <w:vAlign w:val="center"/>
+          </w:tcPr>
+          <w:p>
+            <w:pPr>
+              <w:spacing w:after="0"/>
+              <w:jc w:val="center"/>
               <w:rPr>
                 <w:sz w:val="18"/>
                 <w:szCs w:val="18"/>
@@ -14277,6 +14836,7 @@
               <w:bottom w:w="110" w:type="dxa"/>
               <w:right w:w="90" w:type="dxa"/>
             </w:tcMar>
+            <w:vAlign w:val="center"/>
           </w:tcPr>
           <w:p>
             <w:pPr>
@@ -14301,10 +14861,12 @@
               <w:bottom w:w="110" w:type="dxa"/>
               <w:right w:w="90" w:type="dxa"/>
             </w:tcMar>
-          </w:tcPr>
-          <w:p>
-            <w:pPr>
-              <w:spacing w:after="0"/>
+            <w:vAlign w:val="center"/>
+          </w:tcPr>
+          <w:p>
+            <w:pPr>
+              <w:spacing w:after="0"/>
+              <w:jc w:val="center"/>
               <w:rPr>
                 <w:sz w:val="18"/>
                 <w:szCs w:val="18"/>
@@ -14324,10 +14886,12 @@
               <w:bottom w:w="110" w:type="dxa"/>
               <w:right w:w="90" w:type="dxa"/>
             </w:tcMar>
-          </w:tcPr>
-          <w:p>
-            <w:pPr>
-              <w:spacing w:after="0"/>
+            <w:vAlign w:val="center"/>
+          </w:tcPr>
+          <w:p>
+            <w:pPr>
+              <w:spacing w:after="0"/>
+              <w:jc w:val="center"/>
               <w:rPr>
                 <w:sz w:val="18"/>
                 <w:szCs w:val="18"/>
@@ -14347,10 +14911,12 @@
               <w:bottom w:w="110" w:type="dxa"/>
               <w:right w:w="90" w:type="dxa"/>
             </w:tcMar>
-          </w:tcPr>
-          <w:p>
-            <w:pPr>
-              <w:spacing w:after="0"/>
+            <w:vAlign w:val="center"/>
+          </w:tcPr>
+          <w:p>
+            <w:pPr>
+              <w:spacing w:after="0"/>
+              <w:jc w:val="center"/>
               <w:rPr>
                 <w:sz w:val="18"/>
                 <w:szCs w:val="18"/>
@@ -14370,10 +14936,12 @@
               <w:bottom w:w="110" w:type="dxa"/>
               <w:right w:w="90" w:type="dxa"/>
             </w:tcMar>
-          </w:tcPr>
-          <w:p>
-            <w:pPr>
-              <w:spacing w:after="0"/>
+            <w:vAlign w:val="center"/>
+          </w:tcPr>
+          <w:p>
+            <w:pPr>
+              <w:spacing w:after="0"/>
+              <w:jc w:val="center"/>
               <w:rPr>
                 <w:sz w:val="18"/>
                 <w:szCs w:val="18"/>
@@ -14398,6 +14966,7 @@
               <w:bottom w:w="110" w:type="dxa"/>
               <w:right w:w="90" w:type="dxa"/>
             </w:tcMar>
+            <w:vAlign w:val="center"/>
           </w:tcPr>
           <w:p>
             <w:pPr>
@@ -14422,10 +14991,12 @@
               <w:bottom w:w="110" w:type="dxa"/>
               <w:right w:w="90" w:type="dxa"/>
             </w:tcMar>
-          </w:tcPr>
-          <w:p>
-            <w:pPr>
-              <w:spacing w:after="0"/>
+            <w:vAlign w:val="center"/>
+          </w:tcPr>
+          <w:p>
+            <w:pPr>
+              <w:spacing w:after="0"/>
+              <w:jc w:val="center"/>
               <w:rPr>
                 <w:sz w:val="18"/>
                 <w:szCs w:val="18"/>
@@ -14445,10 +15016,12 @@
               <w:bottom w:w="110" w:type="dxa"/>
               <w:right w:w="90" w:type="dxa"/>
             </w:tcMar>
-          </w:tcPr>
-          <w:p>
-            <w:pPr>
-              <w:spacing w:after="0"/>
+            <w:vAlign w:val="center"/>
+          </w:tcPr>
+          <w:p>
+            <w:pPr>
+              <w:spacing w:after="0"/>
+              <w:jc w:val="center"/>
               <w:rPr>
                 <w:sz w:val="18"/>
                 <w:szCs w:val="18"/>
@@ -14468,10 +15041,12 @@
               <w:bottom w:w="110" w:type="dxa"/>
               <w:right w:w="90" w:type="dxa"/>
             </w:tcMar>
-          </w:tcPr>
-          <w:p>
-            <w:pPr>
-              <w:spacing w:after="0"/>
+            <w:vAlign w:val="center"/>
+          </w:tcPr>
+          <w:p>
+            <w:pPr>
+              <w:spacing w:after="0"/>
+              <w:jc w:val="center"/>
               <w:rPr>
                 <w:sz w:val="18"/>
                 <w:szCs w:val="18"/>
@@ -14491,10 +15066,12 @@
               <w:bottom w:w="110" w:type="dxa"/>
               <w:right w:w="90" w:type="dxa"/>
             </w:tcMar>
-          </w:tcPr>
-          <w:p>
-            <w:pPr>
-              <w:spacing w:after="0"/>
+            <w:vAlign w:val="center"/>
+          </w:tcPr>
+          <w:p>
+            <w:pPr>
+              <w:spacing w:after="0"/>
+              <w:jc w:val="center"/>
               <w:rPr>
                 <w:sz w:val="18"/>
                 <w:szCs w:val="18"/>
@@ -14535,6 +15112,7 @@
               <w:bottom w:w="110" w:type="dxa"/>
               <w:right w:w="90" w:type="dxa"/>
             </w:tcMar>
+            <w:vAlign w:val="center"/>
           </w:tcPr>
           <w:p>
             <w:pPr>
@@ -14559,10 +15137,12 @@
               <w:bottom w:w="110" w:type="dxa"/>
               <w:right w:w="90" w:type="dxa"/>
             </w:tcMar>
-          </w:tcPr>
-          <w:p>
-            <w:pPr>
-              <w:spacing w:after="0"/>
+            <w:vAlign w:val="center"/>
+          </w:tcPr>
+          <w:p>
+            <w:pPr>
+              <w:spacing w:after="0"/>
+              <w:jc w:val="center"/>
               <w:rPr>
                 <w:sz w:val="18"/>
                 <w:szCs w:val="18"/>
@@ -14582,10 +15162,12 @@
               <w:bottom w:w="110" w:type="dxa"/>
               <w:right w:w="90" w:type="dxa"/>
             </w:tcMar>
-          </w:tcPr>
-          <w:p>
-            <w:pPr>
-              <w:spacing w:after="0"/>
+            <w:vAlign w:val="center"/>
+          </w:tcPr>
+          <w:p>
+            <w:pPr>
+              <w:spacing w:after="0"/>
+              <w:jc w:val="center"/>
               <w:rPr>
                 <w:sz w:val="18"/>
                 <w:szCs w:val="18"/>
@@ -14605,10 +15187,12 @@
               <w:bottom w:w="110" w:type="dxa"/>
               <w:right w:w="90" w:type="dxa"/>
             </w:tcMar>
-          </w:tcPr>
-          <w:p>
-            <w:pPr>
-              <w:spacing w:after="0"/>
+            <w:vAlign w:val="center"/>
+          </w:tcPr>
+          <w:p>
+            <w:pPr>
+              <w:spacing w:after="0"/>
+              <w:jc w:val="center"/>
               <w:rPr>
                 <w:sz w:val="18"/>
                 <w:szCs w:val="18"/>
@@ -14628,10 +15212,12 @@
               <w:bottom w:w="110" w:type="dxa"/>
               <w:right w:w="90" w:type="dxa"/>
             </w:tcMar>
-          </w:tcPr>
-          <w:p>
-            <w:pPr>
-              <w:spacing w:after="0"/>
+            <w:vAlign w:val="center"/>
+          </w:tcPr>
+          <w:p>
+            <w:pPr>
+              <w:spacing w:after="0"/>
+              <w:jc w:val="center"/>
               <w:rPr>
                 <w:sz w:val="18"/>
                 <w:szCs w:val="18"/>
@@ -14688,6 +15274,7 @@
               <w:bottom w:w="110" w:type="dxa"/>
               <w:right w:w="90" w:type="dxa"/>
             </w:tcMar>
+            <w:vAlign w:val="center"/>
           </w:tcPr>
           <w:p>
             <w:pPr>
@@ -14712,10 +15299,12 @@
               <w:bottom w:w="110" w:type="dxa"/>
               <w:right w:w="90" w:type="dxa"/>
             </w:tcMar>
-          </w:tcPr>
-          <w:p>
-            <w:pPr>
-              <w:spacing w:after="0"/>
+            <w:vAlign w:val="center"/>
+          </w:tcPr>
+          <w:p>
+            <w:pPr>
+              <w:spacing w:after="0"/>
+              <w:jc w:val="center"/>
               <w:rPr>
                 <w:sz w:val="18"/>
                 <w:szCs w:val="18"/>
@@ -14735,10 +15324,12 @@
               <w:bottom w:w="110" w:type="dxa"/>
               <w:right w:w="90" w:type="dxa"/>
             </w:tcMar>
-          </w:tcPr>
-          <w:p>
-            <w:pPr>
-              <w:spacing w:after="0"/>
+            <w:vAlign w:val="center"/>
+          </w:tcPr>
+          <w:p>
+            <w:pPr>
+              <w:spacing w:after="0"/>
+              <w:jc w:val="center"/>
               <w:rPr>
                 <w:sz w:val="18"/>
                 <w:szCs w:val="18"/>
@@ -14758,10 +15349,12 @@
               <w:bottom w:w="110" w:type="dxa"/>
               <w:right w:w="90" w:type="dxa"/>
             </w:tcMar>
-          </w:tcPr>
-          <w:p>
-            <w:pPr>
-              <w:spacing w:after="0"/>
+            <w:vAlign w:val="center"/>
+          </w:tcPr>
+          <w:p>
+            <w:pPr>
+              <w:spacing w:after="0"/>
+              <w:jc w:val="center"/>
               <w:rPr>
                 <w:sz w:val="18"/>
                 <w:szCs w:val="18"/>
@@ -14781,10 +15374,12 @@
               <w:bottom w:w="110" w:type="dxa"/>
               <w:right w:w="90" w:type="dxa"/>
             </w:tcMar>
-          </w:tcPr>
-          <w:p>
-            <w:pPr>
-              <w:spacing w:after="0"/>
+            <w:vAlign w:val="center"/>
+          </w:tcPr>
+          <w:p>
+            <w:pPr>
+              <w:spacing w:after="0"/>
+              <w:jc w:val="center"/>
               <w:rPr>
                 <w:sz w:val="18"/>
                 <w:szCs w:val="18"/>
@@ -14813,6 +15408,7 @@
               <w:bottom w:w="110" w:type="dxa"/>
               <w:right w:w="90" w:type="dxa"/>
             </w:tcMar>
+            <w:vAlign w:val="center"/>
           </w:tcPr>
           <w:p>
             <w:pPr>
@@ -14837,10 +15433,12 @@
               <w:bottom w:w="110" w:type="dxa"/>
               <w:right w:w="90" w:type="dxa"/>
             </w:tcMar>
-          </w:tcPr>
-          <w:p>
-            <w:pPr>
-              <w:spacing w:after="0"/>
+            <w:vAlign w:val="center"/>
+          </w:tcPr>
+          <w:p>
+            <w:pPr>
+              <w:spacing w:after="0"/>
+              <w:jc w:val="center"/>
               <w:rPr>
                 <w:sz w:val="18"/>
                 <w:szCs w:val="18"/>
@@ -14860,10 +15458,12 @@
               <w:bottom w:w="110" w:type="dxa"/>
               <w:right w:w="90" w:type="dxa"/>
             </w:tcMar>
-          </w:tcPr>
-          <w:p>
-            <w:pPr>
-              <w:spacing w:after="0"/>
+            <w:vAlign w:val="center"/>
+          </w:tcPr>
+          <w:p>
+            <w:pPr>
+              <w:spacing w:after="0"/>
+              <w:jc w:val="center"/>
               <w:rPr>
                 <w:sz w:val="18"/>
                 <w:szCs w:val="18"/>
@@ -14883,10 +15483,12 @@
               <w:bottom w:w="110" w:type="dxa"/>
               <w:right w:w="90" w:type="dxa"/>
             </w:tcMar>
-          </w:tcPr>
-          <w:p>
-            <w:pPr>
-              <w:spacing w:after="0"/>
+            <w:vAlign w:val="center"/>
+          </w:tcPr>
+          <w:p>
+            <w:pPr>
+              <w:spacing w:after="0"/>
+              <w:jc w:val="center"/>
               <w:rPr>
                 <w:sz w:val="18"/>
                 <w:szCs w:val="18"/>
@@ -14906,10 +15508,12 @@
               <w:bottom w:w="110" w:type="dxa"/>
               <w:right w:w="90" w:type="dxa"/>
             </w:tcMar>
-          </w:tcPr>
-          <w:p>
-            <w:pPr>
-              <w:spacing w:after="0"/>
+            <w:vAlign w:val="center"/>
+          </w:tcPr>
+          <w:p>
+            <w:pPr>
+              <w:spacing w:after="0"/>
+              <w:jc w:val="center"/>
               <w:rPr>
                 <w:sz w:val="18"/>
                 <w:szCs w:val="18"/>
@@ -14938,6 +15542,7 @@
               <w:bottom w:w="110" w:type="dxa"/>
               <w:right w:w="90" w:type="dxa"/>
             </w:tcMar>
+            <w:vAlign w:val="center"/>
           </w:tcPr>
           <w:p>
             <w:pPr>
@@ -14949,6 +15554,7 @@
               </w:rPr>
             </w:pPr>
             <w:r>
+              <w:lastRenderedPageBreak/>
               <w:t>Lissette América Zapata de Zapata</w:t>
             </w:r>
           </w:p>
@@ -14962,10 +15568,12 @@
               <w:bottom w:w="110" w:type="dxa"/>
               <w:right w:w="90" w:type="dxa"/>
             </w:tcMar>
-          </w:tcPr>
-          <w:p>
-            <w:pPr>
-              <w:spacing w:after="0"/>
+            <w:vAlign w:val="center"/>
+          </w:tcPr>
+          <w:p>
+            <w:pPr>
+              <w:spacing w:after="0"/>
+              <w:jc w:val="center"/>
               <w:rPr>
                 <w:sz w:val="18"/>
                 <w:szCs w:val="18"/>
@@ -14985,10 +15593,12 @@
               <w:bottom w:w="110" w:type="dxa"/>
               <w:right w:w="90" w:type="dxa"/>
             </w:tcMar>
-          </w:tcPr>
-          <w:p>
-            <w:pPr>
-              <w:spacing w:after="0"/>
+            <w:vAlign w:val="center"/>
+          </w:tcPr>
+          <w:p>
+            <w:pPr>
+              <w:spacing w:after="0"/>
+              <w:jc w:val="center"/>
               <w:rPr>
                 <w:sz w:val="18"/>
                 <w:szCs w:val="18"/>
@@ -15008,10 +15618,12 @@
               <w:bottom w:w="110" w:type="dxa"/>
               <w:right w:w="90" w:type="dxa"/>
             </w:tcMar>
-          </w:tcPr>
-          <w:p>
-            <w:pPr>
-              <w:spacing w:after="0"/>
+            <w:vAlign w:val="center"/>
+          </w:tcPr>
+          <w:p>
+            <w:pPr>
+              <w:spacing w:after="0"/>
+              <w:jc w:val="center"/>
               <w:rPr>
                 <w:sz w:val="18"/>
                 <w:szCs w:val="18"/>
@@ -15031,10 +15643,12 @@
               <w:bottom w:w="110" w:type="dxa"/>
               <w:right w:w="90" w:type="dxa"/>
             </w:tcMar>
-          </w:tcPr>
-          <w:p>
-            <w:pPr>
-              <w:spacing w:after="0"/>
+            <w:vAlign w:val="center"/>
+          </w:tcPr>
+          <w:p>
+            <w:pPr>
+              <w:spacing w:after="0"/>
+              <w:jc w:val="center"/>
               <w:rPr>
                 <w:sz w:val="18"/>
                 <w:szCs w:val="18"/>
@@ -15059,6 +15673,7 @@
               <w:bottom w:w="110" w:type="dxa"/>
               <w:right w:w="90" w:type="dxa"/>
             </w:tcMar>
+            <w:vAlign w:val="center"/>
           </w:tcPr>
           <w:p>
             <w:pPr>
@@ -15070,7 +15685,6 @@
               </w:rPr>
             </w:pPr>
             <w:r>
-              <w:lastRenderedPageBreak/>
               <w:t>Lissette América Zapata de Zapata</w:t>
             </w:r>
           </w:p>
@@ -15084,10 +15698,12 @@
               <w:bottom w:w="110" w:type="dxa"/>
               <w:right w:w="90" w:type="dxa"/>
             </w:tcMar>
-          </w:tcPr>
-          <w:p>
-            <w:pPr>
-              <w:spacing w:after="0"/>
+            <w:vAlign w:val="center"/>
+          </w:tcPr>
+          <w:p>
+            <w:pPr>
+              <w:spacing w:after="0"/>
+              <w:jc w:val="center"/>
               <w:rPr>
                 <w:sz w:val="18"/>
                 <w:szCs w:val="18"/>
@@ -15107,10 +15723,12 @@
               <w:bottom w:w="110" w:type="dxa"/>
               <w:right w:w="90" w:type="dxa"/>
             </w:tcMar>
-          </w:tcPr>
-          <w:p>
-            <w:pPr>
-              <w:spacing w:after="0"/>
+            <w:vAlign w:val="center"/>
+          </w:tcPr>
+          <w:p>
+            <w:pPr>
+              <w:spacing w:after="0"/>
+              <w:jc w:val="center"/>
               <w:rPr>
                 <w:sz w:val="18"/>
                 <w:szCs w:val="18"/>
@@ -15130,10 +15748,12 @@
               <w:bottom w:w="110" w:type="dxa"/>
               <w:right w:w="90" w:type="dxa"/>
             </w:tcMar>
-          </w:tcPr>
-          <w:p>
-            <w:pPr>
-              <w:spacing w:after="0"/>
+            <w:vAlign w:val="center"/>
+          </w:tcPr>
+          <w:p>
+            <w:pPr>
+              <w:spacing w:after="0"/>
+              <w:jc w:val="center"/>
               <w:rPr>
                 <w:sz w:val="18"/>
                 <w:szCs w:val="18"/>
@@ -15153,10 +15773,12 @@
               <w:bottom w:w="110" w:type="dxa"/>
               <w:right w:w="90" w:type="dxa"/>
             </w:tcMar>
-          </w:tcPr>
-          <w:p>
-            <w:pPr>
-              <w:spacing w:after="0"/>
+            <w:vAlign w:val="center"/>
+          </w:tcPr>
+          <w:p>
+            <w:pPr>
+              <w:spacing w:after="0"/>
+              <w:jc w:val="center"/>
               <w:rPr>
                 <w:sz w:val="18"/>
                 <w:szCs w:val="18"/>
@@ -15836,6 +16458,7 @@
               <w:bottom w:w="110" w:type="dxa"/>
               <w:right w:w="90" w:type="dxa"/>
             </w:tcMar>
+            <w:vAlign w:val="center"/>
           </w:tcPr>
           <w:p>
             <w:pPr>
@@ -15864,10 +16487,12 @@
               <w:bottom w:w="110" w:type="dxa"/>
               <w:right w:w="90" w:type="dxa"/>
             </w:tcMar>
-          </w:tcPr>
-          <w:p>
-            <w:pPr>
-              <w:spacing w:after="0"/>
+            <w:vAlign w:val="center"/>
+          </w:tcPr>
+          <w:p>
+            <w:pPr>
+              <w:spacing w:after="0"/>
+              <w:jc w:val="center"/>
               <w:rPr>
                 <w:sz w:val="20"/>
                 <w:szCs w:val="20"/>
@@ -15891,10 +16516,12 @@
               <w:bottom w:w="110" w:type="dxa"/>
               <w:right w:w="90" w:type="dxa"/>
             </w:tcMar>
-          </w:tcPr>
-          <w:p>
-            <w:pPr>
-              <w:spacing w:after="0"/>
+            <w:vAlign w:val="center"/>
+          </w:tcPr>
+          <w:p>
+            <w:pPr>
+              <w:spacing w:after="0"/>
+              <w:jc w:val="center"/>
               <w:rPr>
                 <w:sz w:val="20"/>
                 <w:szCs w:val="20"/>
@@ -15918,10 +16545,12 @@
               <w:bottom w:w="110" w:type="dxa"/>
               <w:right w:w="90" w:type="dxa"/>
             </w:tcMar>
-          </w:tcPr>
-          <w:p>
-            <w:pPr>
-              <w:spacing w:after="0"/>
+            <w:vAlign w:val="center"/>
+          </w:tcPr>
+          <w:p>
+            <w:pPr>
+              <w:spacing w:after="0"/>
+              <w:jc w:val="center"/>
               <w:rPr>
                 <w:sz w:val="20"/>
                 <w:szCs w:val="20"/>
@@ -15945,10 +16574,12 @@
               <w:bottom w:w="110" w:type="dxa"/>
               <w:right w:w="90" w:type="dxa"/>
             </w:tcMar>
-          </w:tcPr>
-          <w:p>
-            <w:pPr>
-              <w:spacing w:after="0"/>
+            <w:vAlign w:val="center"/>
+          </w:tcPr>
+          <w:p>
+            <w:pPr>
+              <w:spacing w:after="0"/>
+              <w:jc w:val="center"/>
               <w:rPr>
                 <w:sz w:val="20"/>
                 <w:szCs w:val="20"/>
@@ -15972,10 +16603,12 @@
               <w:bottom w:w="110" w:type="dxa"/>
               <w:right w:w="90" w:type="dxa"/>
             </w:tcMar>
-          </w:tcPr>
-          <w:p>
-            <w:pPr>
-              <w:spacing w:after="0"/>
+            <w:vAlign w:val="center"/>
+          </w:tcPr>
+          <w:p>
+            <w:pPr>
+              <w:spacing w:after="0"/>
+              <w:jc w:val="center"/>
               <w:rPr>
                 <w:sz w:val="20"/>
                 <w:szCs w:val="20"/>
@@ -16004,21 +16637,23 @@
               <w:bottom w:w="110" w:type="dxa"/>
               <w:right w:w="90" w:type="dxa"/>
             </w:tcMar>
-          </w:tcPr>
-          <w:p>
-            <w:pPr>
-              <w:spacing w:after="0"/>
-              <w:jc w:val="center"/>
-              <w:rPr>
-                <w:sz w:val="20"/>
-                <w:szCs w:val="20"/>
-              </w:rPr>
-            </w:pPr>
-            <w:r>
-              <w:rPr>
-                <w:sz w:val="20"/>
-                <w:szCs w:val="20"/>
-              </w:rPr>
+            <w:vAlign w:val="center"/>
+          </w:tcPr>
+          <w:p>
+            <w:pPr>
+              <w:spacing w:after="0"/>
+              <w:jc w:val="center"/>
+              <w:rPr>
+                <w:sz w:val="20"/>
+                <w:szCs w:val="20"/>
+              </w:rPr>
+            </w:pPr>
+            <w:r>
+              <w:rPr>
+                <w:sz w:val="20"/>
+                <w:szCs w:val="20"/>
+              </w:rPr>
+              <w:lastRenderedPageBreak/>
               <w:t>Luis Fernando Sánchez Barrera</w:t>
             </w:r>
           </w:p>
@@ -16032,10 +16667,12 @@
               <w:bottom w:w="110" w:type="dxa"/>
               <w:right w:w="90" w:type="dxa"/>
             </w:tcMar>
-          </w:tcPr>
-          <w:p>
-            <w:pPr>
-              <w:spacing w:after="0"/>
+            <w:vAlign w:val="center"/>
+          </w:tcPr>
+          <w:p>
+            <w:pPr>
+              <w:spacing w:after="0"/>
+              <w:jc w:val="center"/>
               <w:rPr>
                 <w:sz w:val="20"/>
                 <w:szCs w:val="20"/>
@@ -16059,29 +16696,23 @@
               <w:bottom w:w="110" w:type="dxa"/>
               <w:right w:w="90" w:type="dxa"/>
             </w:tcMar>
-          </w:tcPr>
-          <w:p>
-            <w:pPr>
-              <w:spacing w:after="0"/>
-              <w:rPr>
-                <w:sz w:val="20"/>
-                <w:szCs w:val="20"/>
-              </w:rPr>
-            </w:pPr>
-            <w:r>
-              <w:rPr>
-                <w:sz w:val="20"/>
-                <w:szCs w:val="20"/>
-              </w:rPr>
-              <w:t xml:space="preserve">Implementó controles adicionales de autenticación, políticas Zero Trust, expiración de sesiones </w:t>
-            </w:r>
-            <w:r>
-              <w:rPr>
-                <w:sz w:val="20"/>
-                <w:szCs w:val="20"/>
-              </w:rPr>
-              <w:lastRenderedPageBreak/>
-              <w:t>y restricciones por estado del usuario.</w:t>
+            <w:vAlign w:val="center"/>
+          </w:tcPr>
+          <w:p>
+            <w:pPr>
+              <w:spacing w:after="0"/>
+              <w:jc w:val="center"/>
+              <w:rPr>
+                <w:sz w:val="20"/>
+                <w:szCs w:val="20"/>
+              </w:rPr>
+            </w:pPr>
+            <w:r>
+              <w:rPr>
+                <w:sz w:val="20"/>
+                <w:szCs w:val="20"/>
+              </w:rPr>
+              <w:t>Implementó controles adicionales de autenticación, políticas Zero Trust, expiración de sesiones y restricciones por estado del usuario.</w:t>
             </w:r>
           </w:p>
         </w:tc>
@@ -16094,21 +16725,22 @@
               <w:bottom w:w="110" w:type="dxa"/>
               <w:right w:w="90" w:type="dxa"/>
             </w:tcMar>
-          </w:tcPr>
-          <w:p>
-            <w:pPr>
-              <w:spacing w:after="0"/>
-              <w:rPr>
-                <w:sz w:val="20"/>
-                <w:szCs w:val="20"/>
-              </w:rPr>
-            </w:pPr>
-            <w:r>
-              <w:rPr>
-                <w:sz w:val="20"/>
-                <w:szCs w:val="20"/>
-              </w:rPr>
-              <w:lastRenderedPageBreak/>
+            <w:vAlign w:val="center"/>
+          </w:tcPr>
+          <w:p>
+            <w:pPr>
+              <w:spacing w:after="0"/>
+              <w:jc w:val="center"/>
+              <w:rPr>
+                <w:sz w:val="20"/>
+                <w:szCs w:val="20"/>
+              </w:rPr>
+            </w:pPr>
+            <w:r>
+              <w:rPr>
+                <w:sz w:val="20"/>
+                <w:szCs w:val="20"/>
+              </w:rPr>
               <w:t>Definir y validar correctamente las políticas de acceso y los escenarios de autenticación.</w:t>
             </w:r>
           </w:p>
@@ -16122,29 +16754,23 @@
               <w:bottom w:w="110" w:type="dxa"/>
               <w:right w:w="90" w:type="dxa"/>
             </w:tcMar>
-          </w:tcPr>
-          <w:p>
-            <w:pPr>
-              <w:spacing w:after="0"/>
-              <w:rPr>
-                <w:sz w:val="20"/>
-                <w:szCs w:val="20"/>
-              </w:rPr>
-            </w:pPr>
-            <w:r>
-              <w:rPr>
-                <w:sz w:val="20"/>
-                <w:szCs w:val="20"/>
-              </w:rPr>
-              <w:t xml:space="preserve">Se revisó la configuración implementada y se realizaron pruebas de autenticación, </w:t>
-            </w:r>
-            <w:r>
-              <w:rPr>
-                <w:sz w:val="20"/>
-                <w:szCs w:val="20"/>
-              </w:rPr>
-              <w:lastRenderedPageBreak/>
-              <w:t>autorización y control de acceso.</w:t>
+            <w:vAlign w:val="center"/>
+          </w:tcPr>
+          <w:p>
+            <w:pPr>
+              <w:spacing w:after="0"/>
+              <w:jc w:val="center"/>
+              <w:rPr>
+                <w:sz w:val="20"/>
+                <w:szCs w:val="20"/>
+              </w:rPr>
+            </w:pPr>
+            <w:r>
+              <w:rPr>
+                <w:sz w:val="20"/>
+                <w:szCs w:val="20"/>
+              </w:rPr>
+              <w:t>Se revisó la configuración implementada y se realizaron pruebas de autenticación, autorización y control de acceso.</w:t>
             </w:r>
           </w:p>
         </w:tc>
@@ -16157,21 +16783,22 @@
               <w:bottom w:w="110" w:type="dxa"/>
               <w:right w:w="90" w:type="dxa"/>
             </w:tcMar>
-          </w:tcPr>
-          <w:p>
-            <w:pPr>
-              <w:spacing w:after="0"/>
-              <w:rPr>
-                <w:sz w:val="20"/>
-                <w:szCs w:val="20"/>
-              </w:rPr>
-            </w:pPr>
-            <w:r>
-              <w:rPr>
-                <w:sz w:val="20"/>
-                <w:szCs w:val="20"/>
-              </w:rPr>
-              <w:lastRenderedPageBreak/>
+            <w:vAlign w:val="center"/>
+          </w:tcPr>
+          <w:p>
+            <w:pPr>
+              <w:spacing w:after="0"/>
+              <w:jc w:val="center"/>
+              <w:rPr>
+                <w:sz w:val="20"/>
+                <w:szCs w:val="20"/>
+              </w:rPr>
+            </w:pPr>
+            <w:r>
+              <w:rPr>
+                <w:sz w:val="20"/>
+                <w:szCs w:val="20"/>
+              </w:rPr>
               <w:t>Optimizar las políticas de acceso y reforzar la validación de seguridad.</w:t>
             </w:r>
           </w:p>
@@ -16190,6 +16817,7 @@
               <w:bottom w:w="110" w:type="dxa"/>
               <w:right w:w="90" w:type="dxa"/>
             </w:tcMar>
+            <w:vAlign w:val="center"/>
           </w:tcPr>
           <w:p>
             <w:pPr>
@@ -16218,10 +16846,12 @@
               <w:bottom w:w="110" w:type="dxa"/>
               <w:right w:w="90" w:type="dxa"/>
             </w:tcMar>
-          </w:tcPr>
-          <w:p>
-            <w:pPr>
-              <w:spacing w:after="0"/>
+            <w:vAlign w:val="center"/>
+          </w:tcPr>
+          <w:p>
+            <w:pPr>
+              <w:spacing w:after="0"/>
+              <w:jc w:val="center"/>
               <w:rPr>
                 <w:sz w:val="20"/>
                 <w:szCs w:val="20"/>
@@ -16245,10 +16875,12 @@
               <w:bottom w:w="110" w:type="dxa"/>
               <w:right w:w="90" w:type="dxa"/>
             </w:tcMar>
-          </w:tcPr>
-          <w:p>
-            <w:pPr>
-              <w:spacing w:after="0"/>
+            <w:vAlign w:val="center"/>
+          </w:tcPr>
+          <w:p>
+            <w:pPr>
+              <w:spacing w:after="0"/>
+              <w:jc w:val="center"/>
               <w:rPr>
                 <w:sz w:val="20"/>
                 <w:szCs w:val="20"/>
@@ -16272,10 +16904,12 @@
               <w:bottom w:w="110" w:type="dxa"/>
               <w:right w:w="90" w:type="dxa"/>
             </w:tcMar>
-          </w:tcPr>
-          <w:p>
-            <w:pPr>
-              <w:spacing w:after="0"/>
+            <w:vAlign w:val="center"/>
+          </w:tcPr>
+          <w:p>
+            <w:pPr>
+              <w:spacing w:after="0"/>
+              <w:jc w:val="center"/>
               <w:rPr>
                 <w:sz w:val="20"/>
                 <w:szCs w:val="20"/>
@@ -16299,10 +16933,12 @@
               <w:bottom w:w="110" w:type="dxa"/>
               <w:right w:w="90" w:type="dxa"/>
             </w:tcMar>
-          </w:tcPr>
-          <w:p>
-            <w:pPr>
-              <w:spacing w:after="0"/>
+            <w:vAlign w:val="center"/>
+          </w:tcPr>
+          <w:p>
+            <w:pPr>
+              <w:spacing w:after="0"/>
+              <w:jc w:val="center"/>
               <w:rPr>
                 <w:sz w:val="20"/>
                 <w:szCs w:val="20"/>
@@ -16326,10 +16962,12 @@
               <w:bottom w:w="110" w:type="dxa"/>
               <w:right w:w="90" w:type="dxa"/>
             </w:tcMar>
-          </w:tcPr>
-          <w:p>
-            <w:pPr>
-              <w:spacing w:after="0"/>
+            <w:vAlign w:val="center"/>
+          </w:tcPr>
+          <w:p>
+            <w:pPr>
+              <w:spacing w:after="0"/>
+              <w:jc w:val="center"/>
               <w:rPr>
                 <w:sz w:val="20"/>
                 <w:szCs w:val="20"/>
@@ -16358,6 +16996,7 @@
               <w:bottom w:w="110" w:type="dxa"/>
               <w:right w:w="90" w:type="dxa"/>
             </w:tcMar>
+            <w:vAlign w:val="center"/>
           </w:tcPr>
           <w:p>
             <w:pPr>
@@ -16386,10 +17025,12 @@
               <w:bottom w:w="110" w:type="dxa"/>
               <w:right w:w="90" w:type="dxa"/>
             </w:tcMar>
-          </w:tcPr>
-          <w:p>
-            <w:pPr>
-              <w:spacing w:after="0"/>
+            <w:vAlign w:val="center"/>
+          </w:tcPr>
+          <w:p>
+            <w:pPr>
+              <w:spacing w:after="0"/>
+              <w:jc w:val="center"/>
               <w:rPr>
                 <w:sz w:val="20"/>
                 <w:szCs w:val="20"/>
@@ -16413,10 +17054,12 @@
               <w:bottom w:w="110" w:type="dxa"/>
               <w:right w:w="90" w:type="dxa"/>
             </w:tcMar>
-          </w:tcPr>
-          <w:p>
-            <w:pPr>
-              <w:spacing w:after="0"/>
+            <w:vAlign w:val="center"/>
+          </w:tcPr>
+          <w:p>
+            <w:pPr>
+              <w:spacing w:after="0"/>
+              <w:jc w:val="center"/>
               <w:rPr>
                 <w:sz w:val="20"/>
                 <w:szCs w:val="20"/>
@@ -16440,10 +17083,12 @@
               <w:bottom w:w="110" w:type="dxa"/>
               <w:right w:w="90" w:type="dxa"/>
             </w:tcMar>
-          </w:tcPr>
-          <w:p>
-            <w:pPr>
-              <w:spacing w:after="0"/>
+            <w:vAlign w:val="center"/>
+          </w:tcPr>
+          <w:p>
+            <w:pPr>
+              <w:spacing w:after="0"/>
+              <w:jc w:val="center"/>
               <w:rPr>
                 <w:sz w:val="20"/>
                 <w:szCs w:val="20"/>
@@ -16467,10 +17112,12 @@
               <w:bottom w:w="110" w:type="dxa"/>
               <w:right w:w="90" w:type="dxa"/>
             </w:tcMar>
-          </w:tcPr>
-          <w:p>
-            <w:pPr>
-              <w:spacing w:after="0"/>
+            <w:vAlign w:val="center"/>
+          </w:tcPr>
+          <w:p>
+            <w:pPr>
+              <w:spacing w:after="0"/>
+              <w:jc w:val="center"/>
               <w:rPr>
                 <w:sz w:val="20"/>
                 <w:szCs w:val="20"/>
@@ -16494,10 +17141,12 @@
               <w:bottom w:w="110" w:type="dxa"/>
               <w:right w:w="90" w:type="dxa"/>
             </w:tcMar>
-          </w:tcPr>
-          <w:p>
-            <w:pPr>
-              <w:spacing w:after="0"/>
+            <w:vAlign w:val="center"/>
+          </w:tcPr>
+          <w:p>
+            <w:pPr>
+              <w:spacing w:after="0"/>
+              <w:jc w:val="center"/>
               <w:rPr>
                 <w:sz w:val="20"/>
                 <w:szCs w:val="20"/>
@@ -16526,6 +17175,7 @@
               <w:bottom w:w="110" w:type="dxa"/>
               <w:right w:w="90" w:type="dxa"/>
             </w:tcMar>
+            <w:vAlign w:val="center"/>
           </w:tcPr>
           <w:p>
             <w:pPr>
@@ -16554,10 +17204,12 @@
               <w:bottom w:w="110" w:type="dxa"/>
               <w:right w:w="90" w:type="dxa"/>
             </w:tcMar>
-          </w:tcPr>
-          <w:p>
-            <w:pPr>
-              <w:spacing w:after="0"/>
+            <w:vAlign w:val="center"/>
+          </w:tcPr>
+          <w:p>
+            <w:pPr>
+              <w:spacing w:after="0"/>
+              <w:jc w:val="center"/>
               <w:rPr>
                 <w:sz w:val="20"/>
                 <w:szCs w:val="20"/>
@@ -16581,10 +17233,12 @@
               <w:bottom w:w="110" w:type="dxa"/>
               <w:right w:w="90" w:type="dxa"/>
             </w:tcMar>
-          </w:tcPr>
-          <w:p>
-            <w:pPr>
-              <w:spacing w:after="0"/>
+            <w:vAlign w:val="center"/>
+          </w:tcPr>
+          <w:p>
+            <w:pPr>
+              <w:spacing w:after="0"/>
+              <w:jc w:val="center"/>
               <w:rPr>
                 <w:sz w:val="20"/>
                 <w:szCs w:val="20"/>
@@ -16608,10 +17262,12 @@
               <w:bottom w:w="110" w:type="dxa"/>
               <w:right w:w="90" w:type="dxa"/>
             </w:tcMar>
-          </w:tcPr>
-          <w:p>
-            <w:pPr>
-              <w:spacing w:after="0"/>
+            <w:vAlign w:val="center"/>
+          </w:tcPr>
+          <w:p>
+            <w:pPr>
+              <w:spacing w:after="0"/>
+              <w:jc w:val="center"/>
               <w:rPr>
                 <w:sz w:val="20"/>
                 <w:szCs w:val="20"/>
@@ -16635,10 +17291,12 @@
               <w:bottom w:w="110" w:type="dxa"/>
               <w:right w:w="90" w:type="dxa"/>
             </w:tcMar>
-          </w:tcPr>
-          <w:p>
-            <w:pPr>
-              <w:spacing w:after="0"/>
+            <w:vAlign w:val="center"/>
+          </w:tcPr>
+          <w:p>
+            <w:pPr>
+              <w:spacing w:after="0"/>
+              <w:jc w:val="center"/>
               <w:rPr>
                 <w:sz w:val="20"/>
                 <w:szCs w:val="20"/>
@@ -16662,10 +17320,12 @@
               <w:bottom w:w="110" w:type="dxa"/>
               <w:right w:w="90" w:type="dxa"/>
             </w:tcMar>
-          </w:tcPr>
-          <w:p>
-            <w:pPr>
-              <w:spacing w:after="0"/>
+            <w:vAlign w:val="center"/>
+          </w:tcPr>
+          <w:p>
+            <w:pPr>
+              <w:spacing w:after="0"/>
+              <w:jc w:val="center"/>
               <w:rPr>
                 <w:sz w:val="20"/>
                 <w:szCs w:val="20"/>
@@ -16797,6 +17457,7 @@
                 <w:sz w:val="20"/>
                 <w:szCs w:val="20"/>
               </w:rPr>
+              <w:lastRenderedPageBreak/>
               <w:t>No.</w:t>
             </w:r>
           </w:p>
@@ -17080,16 +17741,7 @@
                   <w:sz w:val="20"/>
                   <w:szCs w:val="20"/>
                 </w:rPr>
-                <w:t>https://github.com/neldylilianahernandez23-collab/IAM-ZeroTrust-SN6/blob/c220ec95a7b46e9f1758210073ea72f248eb8e84/00_Gestion_Proyecto/Actas</w:t>
-              </w:r>
-              <w:r>
-                <w:rPr>
-                  <w:rStyle w:val="Hipervnculo"/>
-                  <w:sz w:val="20"/>
-                  <w:szCs w:val="20"/>
-                </w:rPr>
-                <w:lastRenderedPageBreak/>
-                <w:t>_Reunion/Acta_Reunion_004_Fase3_SN6.docx.docx</w:t>
+                <w:t>https://github.com/neldylilianahernandez23-collab/IAM-ZeroTrust-SN6/blob/c220ec95a7b46e9f1758210073ea72f248eb8e84/00_Gestion_Proyecto/Actas_Reunion/Acta_Reunion_004_Fase3_SN6.docx.docx</w:t>
               </w:r>
             </w:hyperlink>
             <w:r>
@@ -17130,7 +17782,6 @@
                 <w:sz w:val="20"/>
                 <w:szCs w:val="20"/>
               </w:rPr>
-              <w:lastRenderedPageBreak/>
               <w:t>2</w:t>
             </w:r>
           </w:p>
@@ -17945,7 +18596,16 @@
                   <w:sz w:val="20"/>
                   <w:szCs w:val="20"/>
                 </w:rPr>
-                <w:t>https://github.com/neldylilianahernandez23-collab/IAM-ZeroTrust-SN6/blob/c220ec95a7b46e9f1758210073ea72f248eb8e84/00_Gestion_Proyecto/Cronogramas/Cronograma%20de%20Actividades%20-%20Fase%203%20%E2%80%93%20Implementaci%C3%B3n%20de%20controles%20Zero%20Trust%2C%20pruebas%20y%20monitoreo.xlsx</w:t>
+                <w:t>https://github.com/neldylilianahernandez23-collab/IAM-ZeroTrust-SN6/blob/c220ec95a7b46e9f1758210073ea72f248eb8e84/00_Gestion_Proyecto/Cronogramas/Cronograma%20de%20Actividades%20-%20Fase%203%20%E2%80</w:t>
+              </w:r>
+              <w:r>
+                <w:rPr>
+                  <w:rStyle w:val="Hipervnculo"/>
+                  <w:sz w:val="20"/>
+                  <w:szCs w:val="20"/>
+                </w:rPr>
+                <w:lastRenderedPageBreak/>
+                <w:t>%93%20Implementaci%C3%B3n%20de%20controles%20Zero%20Trust%2C%20pruebas%20y%20monitoreo.xlsx</w:t>
               </w:r>
             </w:hyperlink>
             <w:r>
@@ -19078,159 +19738,7 @@
                   <w:sz w:val="20"/>
                   <w:szCs w:val="20"/>
                 </w:rPr>
-                <w:t>https://github.com/neldylilianahernandez23-collab/IAM-ZeroTrust-SN6/blob/main/03_Frontend_Dashboard/Investigacion/F3_Dashboard_eventos_alertas.docx</w:t>
-              </w:r>
-            </w:hyperlink>
-          </w:p>
-        </w:tc>
-      </w:tr>
-      <w:tr>
-        <w:trPr>
-          <w:jc w:val="center"/>
-        </w:trPr>
-        <w:tc>
-          <w:tcPr>
-            <w:tcW w:w="648" w:type="dxa"/>
-            <w:tcMar>
-              <w:top w:w="110" w:type="dxa"/>
-              <w:left w:w="90" w:type="dxa"/>
-              <w:bottom w:w="110" w:type="dxa"/>
-              <w:right w:w="90" w:type="dxa"/>
-            </w:tcMar>
-          </w:tcPr>
-          <w:p>
-            <w:pPr>
-              <w:spacing w:after="0"/>
-              <w:jc w:val="center"/>
-              <w:rPr>
-                <w:sz w:val="20"/>
-                <w:szCs w:val="20"/>
-              </w:rPr>
-            </w:pPr>
-            <w:r>
-              <w:rPr>
-                <w:sz w:val="20"/>
-                <w:szCs w:val="20"/>
-              </w:rPr>
-              <w:t>1</w:t>
-            </w:r>
-            <w:r>
-              <w:rPr>
-                <w:sz w:val="20"/>
-                <w:szCs w:val="20"/>
-              </w:rPr>
-              <w:t>5</w:t>
-            </w:r>
-          </w:p>
-        </w:tc>
-        <w:tc>
-          <w:tcPr>
-            <w:tcW w:w="3170" w:type="dxa"/>
-            <w:tcMar>
-              <w:top w:w="110" w:type="dxa"/>
-              <w:left w:w="90" w:type="dxa"/>
-              <w:bottom w:w="110" w:type="dxa"/>
-              <w:right w:w="90" w:type="dxa"/>
-            </w:tcMar>
-          </w:tcPr>
-          <w:p>
-            <w:pPr>
-              <w:spacing w:after="0"/>
-              <w:rPr>
-                <w:sz w:val="20"/>
-                <w:szCs w:val="20"/>
-              </w:rPr>
-            </w:pPr>
-            <w:r>
-              <w:rPr>
-                <w:sz w:val="20"/>
-                <w:szCs w:val="20"/>
-              </w:rPr>
-              <w:t>Matriz de Pruebas Fase 3</w:t>
-            </w:r>
-          </w:p>
-        </w:tc>
-        <w:tc>
-          <w:tcPr>
-            <w:tcW w:w="1417" w:type="dxa"/>
-            <w:tcMar>
-              <w:top w:w="110" w:type="dxa"/>
-              <w:left w:w="90" w:type="dxa"/>
-              <w:bottom w:w="110" w:type="dxa"/>
-              <w:right w:w="90" w:type="dxa"/>
-            </w:tcMar>
-          </w:tcPr>
-          <w:p>
-            <w:pPr>
-              <w:spacing w:after="0"/>
-              <w:jc w:val="center"/>
-              <w:rPr>
-                <w:sz w:val="20"/>
-                <w:szCs w:val="20"/>
-              </w:rPr>
-            </w:pPr>
-            <w:r>
-              <w:rPr>
-                <w:sz w:val="20"/>
-                <w:szCs w:val="20"/>
-              </w:rPr>
-              <w:t>Excel</w:t>
-            </w:r>
-          </w:p>
-        </w:tc>
-        <w:tc>
-          <w:tcPr>
-            <w:tcW w:w="1965" w:type="dxa"/>
-            <w:tcMar>
-              <w:top w:w="110" w:type="dxa"/>
-              <w:left w:w="90" w:type="dxa"/>
-              <w:bottom w:w="110" w:type="dxa"/>
-              <w:right w:w="90" w:type="dxa"/>
-            </w:tcMar>
-          </w:tcPr>
-          <w:p>
-            <w:pPr>
-              <w:spacing w:after="0"/>
-              <w:rPr>
-                <w:sz w:val="20"/>
-                <w:szCs w:val="20"/>
-              </w:rPr>
-            </w:pPr>
-            <w:r>
-              <w:rPr>
-                <w:sz w:val="20"/>
-                <w:szCs w:val="20"/>
-              </w:rPr>
-              <w:t>QA / Seguridad / Documentación Jr.</w:t>
-            </w:r>
-          </w:p>
-        </w:tc>
-        <w:tc>
-          <w:tcPr>
-            <w:tcW w:w="2736" w:type="dxa"/>
-            <w:tcMar>
-              <w:top w:w="110" w:type="dxa"/>
-              <w:left w:w="90" w:type="dxa"/>
-              <w:bottom w:w="110" w:type="dxa"/>
-              <w:right w:w="90" w:type="dxa"/>
-            </w:tcMar>
-          </w:tcPr>
-          <w:p>
-            <w:pPr>
-              <w:spacing w:after="0"/>
-              <w:rPr>
-                <w:sz w:val="20"/>
-                <w:szCs w:val="20"/>
-              </w:rPr>
-            </w:pPr>
-            <w:hyperlink r:id="rId14" w:history="1">
-              <w:r>
-                <w:rPr>
-                  <w:rStyle w:val="Hipervnculo"/>
-                  <w:sz w:val="20"/>
-                  <w:szCs w:val="20"/>
-                </w:rPr>
-                <w:t>https://github.com/neldylilianahernandez23-collab/IAM-</w:t>
+                <w:t>https://github.com/neldylilianahernandez23-collab/IAM-ZeroTrust-SN6/blob/main/03_Frontend_Dashboard/Investigacion/F3</w:t>
               </w:r>
               <w:r>
                 <w:rPr>
@@ -19239,18 +19747,9 @@
                   <w:szCs w:val="20"/>
                 </w:rPr>
                 <w:lastRenderedPageBreak/>
-                <w:t>ZeroTrust-SN6/blob/c682fae1a49a97caeb7d69c929e3132763959275/04_QA_Seguridad_Documentacion/Matriz_Pruebas/Fase%203%20-%20Matriz%20de%20Pruebas%20Proyecto%206%20-%20casos.docx</w:t>
+                <w:t>_Dashboard_eventos_alertas.docx</w:t>
               </w:r>
             </w:hyperlink>
-          </w:p>
-          <w:p>
-            <w:pPr>
-              <w:spacing w:after="0"/>
-              <w:rPr>
-                <w:sz w:val="20"/>
-                <w:szCs w:val="20"/>
-              </w:rPr>
-            </w:pPr>
           </w:p>
         </w:tc>
       </w:tr>
@@ -19283,6 +19782,167 @@
                 <w:szCs w:val="20"/>
               </w:rPr>
               <w:lastRenderedPageBreak/>
+              <w:t>1</w:t>
+            </w:r>
+            <w:r>
+              <w:rPr>
+                <w:sz w:val="20"/>
+                <w:szCs w:val="20"/>
+              </w:rPr>
+              <w:t>5</w:t>
+            </w:r>
+          </w:p>
+        </w:tc>
+        <w:tc>
+          <w:tcPr>
+            <w:tcW w:w="3170" w:type="dxa"/>
+            <w:tcMar>
+              <w:top w:w="110" w:type="dxa"/>
+              <w:left w:w="90" w:type="dxa"/>
+              <w:bottom w:w="110" w:type="dxa"/>
+              <w:right w:w="90" w:type="dxa"/>
+            </w:tcMar>
+          </w:tcPr>
+          <w:p>
+            <w:pPr>
+              <w:spacing w:after="0"/>
+              <w:rPr>
+                <w:sz w:val="20"/>
+                <w:szCs w:val="20"/>
+              </w:rPr>
+            </w:pPr>
+            <w:r>
+              <w:rPr>
+                <w:sz w:val="20"/>
+                <w:szCs w:val="20"/>
+              </w:rPr>
+              <w:t>Matriz de Pruebas Fase 3</w:t>
+            </w:r>
+          </w:p>
+        </w:tc>
+        <w:tc>
+          <w:tcPr>
+            <w:tcW w:w="1417" w:type="dxa"/>
+            <w:tcMar>
+              <w:top w:w="110" w:type="dxa"/>
+              <w:left w:w="90" w:type="dxa"/>
+              <w:bottom w:w="110" w:type="dxa"/>
+              <w:right w:w="90" w:type="dxa"/>
+            </w:tcMar>
+          </w:tcPr>
+          <w:p>
+            <w:pPr>
+              <w:spacing w:after="0"/>
+              <w:jc w:val="center"/>
+              <w:rPr>
+                <w:sz w:val="20"/>
+                <w:szCs w:val="20"/>
+              </w:rPr>
+            </w:pPr>
+            <w:r>
+              <w:rPr>
+                <w:sz w:val="20"/>
+                <w:szCs w:val="20"/>
+              </w:rPr>
+              <w:t>Excel</w:t>
+            </w:r>
+          </w:p>
+        </w:tc>
+        <w:tc>
+          <w:tcPr>
+            <w:tcW w:w="1965" w:type="dxa"/>
+            <w:tcMar>
+              <w:top w:w="110" w:type="dxa"/>
+              <w:left w:w="90" w:type="dxa"/>
+              <w:bottom w:w="110" w:type="dxa"/>
+              <w:right w:w="90" w:type="dxa"/>
+            </w:tcMar>
+          </w:tcPr>
+          <w:p>
+            <w:pPr>
+              <w:spacing w:after="0"/>
+              <w:rPr>
+                <w:sz w:val="20"/>
+                <w:szCs w:val="20"/>
+              </w:rPr>
+            </w:pPr>
+            <w:r>
+              <w:rPr>
+                <w:sz w:val="20"/>
+                <w:szCs w:val="20"/>
+              </w:rPr>
+              <w:t>QA / Seguridad / Documentación Jr.</w:t>
+            </w:r>
+          </w:p>
+        </w:tc>
+        <w:tc>
+          <w:tcPr>
+            <w:tcW w:w="2736" w:type="dxa"/>
+            <w:tcMar>
+              <w:top w:w="110" w:type="dxa"/>
+              <w:left w:w="90" w:type="dxa"/>
+              <w:bottom w:w="110" w:type="dxa"/>
+              <w:right w:w="90" w:type="dxa"/>
+            </w:tcMar>
+          </w:tcPr>
+          <w:p>
+            <w:pPr>
+              <w:spacing w:after="0"/>
+              <w:rPr>
+                <w:sz w:val="20"/>
+                <w:szCs w:val="20"/>
+              </w:rPr>
+            </w:pPr>
+            <w:hyperlink r:id="rId14" w:history="1">
+              <w:r>
+                <w:rPr>
+                  <w:rStyle w:val="Hipervnculo"/>
+                  <w:sz w:val="20"/>
+                  <w:szCs w:val="20"/>
+                </w:rPr>
+                <w:t>https://github.com/neldylilianahernandez23-collab/IAM-ZeroTrust-SN6/blob/c682fae1a49a97caeb7d69c929e3132763959275/04_QA_Seguridad_Documentacion/Matriz_Pruebas/Fase%203%20-%20Matriz%20de%20Pruebas%20Proyecto%206%20-%20casos.docx</w:t>
+              </w:r>
+            </w:hyperlink>
+          </w:p>
+          <w:p>
+            <w:pPr>
+              <w:spacing w:after="0"/>
+              <w:rPr>
+                <w:sz w:val="20"/>
+                <w:szCs w:val="20"/>
+              </w:rPr>
+            </w:pPr>
+          </w:p>
+        </w:tc>
+      </w:tr>
+      <w:tr>
+        <w:trPr>
+          <w:jc w:val="center"/>
+        </w:trPr>
+        <w:tc>
+          <w:tcPr>
+            <w:tcW w:w="648" w:type="dxa"/>
+            <w:tcMar>
+              <w:top w:w="110" w:type="dxa"/>
+              <w:left w:w="90" w:type="dxa"/>
+              <w:bottom w:w="110" w:type="dxa"/>
+              <w:right w:w="90" w:type="dxa"/>
+            </w:tcMar>
+          </w:tcPr>
+          <w:p>
+            <w:pPr>
+              <w:spacing w:after="0"/>
+              <w:jc w:val="center"/>
+              <w:rPr>
+                <w:sz w:val="20"/>
+                <w:szCs w:val="20"/>
+              </w:rPr>
+            </w:pPr>
+            <w:r>
+              <w:rPr>
+                <w:sz w:val="20"/>
+                <w:szCs w:val="20"/>
+              </w:rPr>
               <w:t>1</w:t>
             </w:r>
             <w:r>
@@ -19405,148 +20065,6 @@
               </w:r>
             </w:hyperlink>
           </w:p>
-          <w:p>
-            <w:pPr>
-              <w:spacing w:after="0"/>
-              <w:rPr>
-                <w:sz w:val="20"/>
-                <w:szCs w:val="20"/>
-              </w:rPr>
-            </w:pPr>
-          </w:p>
-        </w:tc>
-      </w:tr>
-      <w:tr>
-        <w:trPr>
-          <w:jc w:val="center"/>
-        </w:trPr>
-        <w:tc>
-          <w:tcPr>
-            <w:tcW w:w="648" w:type="dxa"/>
-            <w:tcMar>
-              <w:top w:w="110" w:type="dxa"/>
-              <w:left w:w="90" w:type="dxa"/>
-              <w:bottom w:w="110" w:type="dxa"/>
-              <w:right w:w="90" w:type="dxa"/>
-            </w:tcMar>
-          </w:tcPr>
-          <w:p>
-            <w:pPr>
-              <w:spacing w:after="0"/>
-              <w:jc w:val="center"/>
-              <w:rPr>
-                <w:sz w:val="20"/>
-                <w:szCs w:val="20"/>
-              </w:rPr>
-            </w:pPr>
-            <w:r>
-              <w:rPr>
-                <w:sz w:val="20"/>
-                <w:szCs w:val="20"/>
-              </w:rPr>
-              <w:t>1</w:t>
-            </w:r>
-            <w:r>
-              <w:rPr>
-                <w:sz w:val="20"/>
-                <w:szCs w:val="20"/>
-              </w:rPr>
-              <w:t>7</w:t>
-            </w:r>
-          </w:p>
-        </w:tc>
-        <w:tc>
-          <w:tcPr>
-            <w:tcW w:w="3170" w:type="dxa"/>
-            <w:tcMar>
-              <w:top w:w="110" w:type="dxa"/>
-              <w:left w:w="90" w:type="dxa"/>
-              <w:bottom w:w="110" w:type="dxa"/>
-              <w:right w:w="90" w:type="dxa"/>
-            </w:tcMar>
-          </w:tcPr>
-          <w:p>
-            <w:pPr>
-              <w:spacing w:after="0"/>
-              <w:rPr>
-                <w:sz w:val="20"/>
-                <w:szCs w:val="20"/>
-              </w:rPr>
-            </w:pPr>
-            <w:r>
-              <w:rPr>
-                <w:sz w:val="20"/>
-                <w:szCs w:val="20"/>
-              </w:rPr>
-              <w:t>Registro de hallazgos</w:t>
-            </w:r>
-          </w:p>
-        </w:tc>
-        <w:tc>
-          <w:tcPr>
-            <w:tcW w:w="1417" w:type="dxa"/>
-            <w:tcMar>
-              <w:top w:w="110" w:type="dxa"/>
-              <w:left w:w="90" w:type="dxa"/>
-              <w:bottom w:w="110" w:type="dxa"/>
-              <w:right w:w="90" w:type="dxa"/>
-            </w:tcMar>
-          </w:tcPr>
-          <w:p>
-            <w:pPr>
-              <w:spacing w:after="0"/>
-              <w:jc w:val="center"/>
-              <w:rPr>
-                <w:sz w:val="20"/>
-                <w:szCs w:val="20"/>
-              </w:rPr>
-            </w:pPr>
-            <w:r>
-              <w:rPr>
-                <w:sz w:val="20"/>
-                <w:szCs w:val="20"/>
-              </w:rPr>
-              <w:t>Documento</w:t>
-            </w:r>
-          </w:p>
-        </w:tc>
-        <w:tc>
-          <w:tcPr>
-            <w:tcW w:w="1965" w:type="dxa"/>
-            <w:tcMar>
-              <w:top w:w="110" w:type="dxa"/>
-              <w:left w:w="90" w:type="dxa"/>
-              <w:bottom w:w="110" w:type="dxa"/>
-              <w:right w:w="90" w:type="dxa"/>
-            </w:tcMar>
-          </w:tcPr>
-          <w:p>
-            <w:pPr>
-              <w:spacing w:after="0"/>
-              <w:rPr>
-                <w:sz w:val="20"/>
-                <w:szCs w:val="20"/>
-              </w:rPr>
-            </w:pPr>
-            <w:r>
-              <w:rPr>
-                <w:sz w:val="20"/>
-                <w:szCs w:val="20"/>
-              </w:rPr>
-              <w:t>QA / Seguridad / Documentación Jr.</w:t>
-            </w:r>
-          </w:p>
-        </w:tc>
-        <w:tc>
-          <w:tcPr>
-            <w:tcW w:w="2736" w:type="dxa"/>
-            <w:tcMar>
-              <w:top w:w="110" w:type="dxa"/>
-              <w:left w:w="90" w:type="dxa"/>
-              <w:bottom w:w="110" w:type="dxa"/>
-              <w:right w:w="90" w:type="dxa"/>
-            </w:tcMar>
-          </w:tcPr>
           <w:p>
             <w:pPr>
               <w:spacing w:after="0"/>
@@ -19710,11 +20228,11 @@
         <w:t>Fase 3 – Implementación de Controles Zero Trust, Pruebas y Monitoreo</w:t>
       </w:r>
       <w:r>
-        <w:t xml:space="preserve">, se recopilaron evidencias relacionadas con la implementación de controles adicionales de autenticación y políticas Zero Trust, la configuración de la expiración de sesiones y restricciones por estado del usuario, el desarrollo del módulo de auditoría y almacenamiento de logs, la integración del Backend con el sistema de monitoreo y trazabilidad, el desarrollo del Dashboard Administrativo para la visualización de usuarios, eventos, alertas y sesiones, la actualización de la matriz de pruebas, la ejecución de pruebas </w:t>
+        <w:t xml:space="preserve">, se recopilaron evidencias relacionadas con la implementación de controles adicionales de autenticación y políticas Zero Trust, la configuración de la expiración de sesiones y restricciones por estado del </w:t>
       </w:r>
       <w:r>
         <w:lastRenderedPageBreak/>
-        <w:t>funcionales y de seguridad, así como la consolidación del entregable técnico y la documentación generada durante la fase.</w:t>
+        <w:t>usuario, el desarrollo del módulo de auditoría y almacenamiento de logs, la integración del Backend con el sistema de monitoreo y trazabilidad, el desarrollo del Dashboard Administrativo para la visualización de usuarios, eventos, alertas y sesiones, la actualización de la matriz de pruebas, la ejecución de pruebas funcionales y de seguridad, así como la consolidación del entregable técnico y la documentación generada durante la fase.</w:t>
       </w:r>
     </w:p>
     <w:p>
@@ -20355,15 +20873,6 @@
           <w:lang w:val="es-419"/>
         </w:rPr>
       </w:pPr>
-      <w:r>
-        <w:rPr>
-          <w:rFonts w:eastAsia="Times New Roman" w:cs="Times New Roman"/>
-          <w:sz w:val="22"/>
-          <w:szCs w:val="22"/>
-          <w:lang w:val="es-419" w:eastAsia="es-419"/>
-        </w:rPr>
-        <w:t>Evidencia 18: 04_QA_Seguridad_Documentacion/Hallazgos_Pruebas_Fase3.docx</w:t>
-      </w:r>
     </w:p>
     <w:sectPr>
       <w:headerReference w:type="default" r:id="rId16"/>

--- a/00_Gestion_Proyecto/Bitacoras/Bitacora_Semana4_SN6.docx
+++ b/00_Gestion_Proyecto/Bitacoras/Bitacora_Semana4_SN6.docx
@@ -1,6 +1,6 @@
 
 <file path=word/document.xml><?xml version="1.0" encoding="utf-8"?>
-<w:document xmlns:wpc="http://schemas.microsoft.com/office/word/2010/wordprocessingCanvas" xmlns:cx="http://schemas.microsoft.com/office/drawing/2014/chartex" xmlns:cx1="http://schemas.microsoft.com/office/drawing/2015/9/8/chartex" xmlns:cx2="http://schemas.microsoft.com/office/drawing/2015/10/21/chartex" xmlns:cx3="http://schemas.microsoft.com/office/drawing/2016/5/9/chartex" xmlns:cx4="http://schemas.microsoft.com/office/drawing/2016/5/10/chartex" xmlns:cx5="http://schemas.microsoft.com/office/drawing/2016/5/11/chartex" xmlns:cx6="http://schemas.microsoft.com/office/drawing/2016/5/12/chartex" xmlns:cx7="http://schemas.microsoft.com/office/drawing/2016/5/13/chartex" xmlns:cx8="http://schemas.microsoft.com/office/drawing/2016/5/14/chartex" xmlns:mc="http://schemas.openxmlformats.org/markup-compatibility/2006" xmlns:aink="http://schemas.microsoft.com/office/drawing/2016/ink" xmlns:am3d="http://schemas.microsoft.com/office/drawing/2017/model3d" xmlns:o="urn:schemas-microsoft-com:office:office" xmlns:oel="http://schemas.microsoft.com/office/2019/extlst" xmlns:r="http://schemas.openxmlformats.org/officeDocument/2006/relationships" xmlns:m="http://schemas.openxmlformats.org/officeDocument/2006/math" xmlns:v="urn:schemas-microsoft-com:vml" xmlns:wp14="http://schemas.microsoft.com/office/word/2010/wordprocessingDrawing" xmlns:wp="http://schemas.openxmlformats.org/drawingml/2006/wordprocessingDrawing" xmlns:w10="urn:schemas-microsoft-com:office:word" xmlns:w="http://schemas.openxmlformats.org/wordprocessingml/2006/main" xmlns:w14="http://schemas.microsoft.com/office/word/2010/wordml" xmlns:w15="http://schemas.microsoft.com/office/word/2012/wordml" xmlns:w16cei="http://schemas.microsoft.com/office/word/2026/wordml/cei" xmlns:w16cex="http://schemas.microsoft.com/office/word/2018/wordml/cex" xmlns:w16cid="http://schemas.microsoft.com/office/word/2016/wordml/cid" xmlns:w16="http://schemas.microsoft.com/office/word/2018/wordml" xmlns:w16du="http://schemas.microsoft.com/office/word/2023/wordml/word16du" xmlns:w16sdtdh="http://schemas.microsoft.com/office/word/2020/wordml/sdtdatahash" xmlns:w16sdtfl="http://schemas.microsoft.com/office/word/2024/wordml/sdtformatlock" xmlns:w16se="http://schemas.microsoft.com/office/word/2015/wordml/symex" xmlns:wpg="http://schemas.microsoft.com/office/word/2010/wordprocessingGroup" xmlns:wpi="http://schemas.microsoft.com/office/word/2010/wordprocessingInk" xmlns:wne="http://schemas.microsoft.com/office/word/2006/wordml" xmlns:wps="http://schemas.microsoft.com/office/word/2010/wordprocessingShape" mc:Ignorable="w14 w15 w16se w16cid w16 w16cex w16sdtdh w16sdtfl w16du wp14">
+<w:document xmlns:wpc="http://schemas.microsoft.com/office/word/2010/wordprocessingCanvas" xmlns:cx="http://schemas.microsoft.com/office/drawing/2014/chartex" xmlns:cx1="http://schemas.microsoft.com/office/drawing/2015/9/8/chartex" xmlns:cx2="http://schemas.microsoft.com/office/drawing/2015/10/21/chartex" xmlns:cx3="http://schemas.microsoft.com/office/drawing/2016/5/9/chartex" xmlns:cx4="http://schemas.microsoft.com/office/drawing/2016/5/10/chartex" xmlns:cx5="http://schemas.microsoft.com/office/drawing/2016/5/11/chartex" xmlns:cx6="http://schemas.microsoft.com/office/drawing/2016/5/12/chartex" xmlns:cx7="http://schemas.microsoft.com/office/drawing/2016/5/13/chartex" xmlns:cx8="http://schemas.microsoft.com/office/drawing/2016/5/14/chartex" xmlns:mc="http://schemas.openxmlformats.org/markup-compatibility/2006" xmlns:aink="http://schemas.microsoft.com/office/drawing/2016/ink" xmlns:am3d="http://schemas.microsoft.com/office/drawing/2017/model3d" xmlns:o="urn:schemas-microsoft-com:office:office" xmlns:oel="http://schemas.microsoft.com/office/2019/extlst" xmlns:r="http://schemas.openxmlformats.org/officeDocument/2006/relationships" xmlns:m="http://schemas.openxmlformats.org/officeDocument/2006/math" xmlns:v="urn:schemas-microsoft-com:vml" xmlns:wp14="http://schemas.microsoft.com/office/word/2010/wordprocessingDrawing" xmlns:wp="http://schemas.openxmlformats.org/drawingml/2006/wordprocessingDrawing" xmlns:w10="urn:schemas-microsoft-com:office:word" xmlns:w="http://schemas.openxmlformats.org/wordprocessingml/2006/main" xmlns:w14="http://schemas.microsoft.com/office/word/2010/wordml" xmlns:w15="http://schemas.microsoft.com/office/word/2012/wordml" xmlns:w16cex="http://schemas.microsoft.com/office/word/2018/wordml/cex" xmlns:w16cid="http://schemas.microsoft.com/office/word/2016/wordml/cid" xmlns:w16="http://schemas.microsoft.com/office/word/2018/wordml" xmlns:w16du="http://schemas.microsoft.com/office/word/2023/wordml/word16du" xmlns:w16sdtdh="http://schemas.microsoft.com/office/word/2020/wordml/sdtdatahash" xmlns:w16sdtfl="http://schemas.microsoft.com/office/word/2024/wordml/sdtformatlock" xmlns:w16se="http://schemas.microsoft.com/office/word/2015/wordml/symex" xmlns:wpg="http://schemas.microsoft.com/office/word/2010/wordprocessingGroup" xmlns:wpi="http://schemas.microsoft.com/office/word/2010/wordprocessingInk" xmlns:wne="http://schemas.microsoft.com/office/word/2006/wordml" xmlns:wps="http://schemas.microsoft.com/office/word/2010/wordprocessingShape" mc:Ignorable="w14 w15 w16se w16cid w16 w16cex w16sdtdh w16sdtfl w16du wp14">
   <w:body>
     <w:p>
       <w:pPr>
@@ -2144,8 +2144,19 @@
                   <w:szCs w:val="20"/>
                   <w:u w:val="single"/>
                 </w:rPr>
-                <w:t>Fase 3 - Ingeniero IAM Jr..pdf</w:t>
+                <w:t xml:space="preserve">Fase 3 - Ingeniero IAM </w:t>
               </w:r>
+              <w:proofErr w:type="spellStart"/>
+              <w:r>
+                <w:rPr>
+                  <w:color w:val="1155CC"/>
+                  <w:sz w:val="20"/>
+                  <w:szCs w:val="20"/>
+                  <w:u w:val="single"/>
+                </w:rPr>
+                <w:t>Jr..pdf</w:t>
+              </w:r>
+              <w:proofErr w:type="spellEnd"/>
             </w:hyperlink>
           </w:p>
         </w:tc>
@@ -2268,8 +2279,19 @@
                   <w:szCs w:val="20"/>
                   <w:u w:val="single"/>
                 </w:rPr>
-                <w:t>Fase 3 - Ingeniero IAM Jr..pdf</w:t>
+                <w:t xml:space="preserve">Fase 3 - Ingeniero IAM </w:t>
               </w:r>
+              <w:proofErr w:type="spellStart"/>
+              <w:r>
+                <w:rPr>
+                  <w:color w:val="1155CC"/>
+                  <w:sz w:val="20"/>
+                  <w:szCs w:val="20"/>
+                  <w:u w:val="single"/>
+                </w:rPr>
+                <w:t>Jr..pdf</w:t>
+              </w:r>
+              <w:proofErr w:type="spellEnd"/>
             </w:hyperlink>
           </w:p>
         </w:tc>
@@ -2393,7 +2415,37 @@
                   <w:szCs w:val="20"/>
                   <w:u w:val="single"/>
                 </w:rPr>
-                <w:t>Fase 3 - Ingeniero IAM Jr..pdf</w:t>
+                <w:t xml:space="preserve">Fase 3 - Ingeniero IAM </w:t>
+              </w:r>
+              <w:proofErr w:type="spellStart"/>
+              <w:r>
+                <w:rPr>
+                  <w:color w:val="1155CC"/>
+                  <w:sz w:val="20"/>
+                  <w:szCs w:val="20"/>
+                  <w:u w:val="single"/>
+                </w:rPr>
+                <w:t>Jr</w:t>
+              </w:r>
+              <w:proofErr w:type="spellEnd"/>
+              <w:r>
+                <w:rPr>
+                  <w:color w:val="1155CC"/>
+                  <w:sz w:val="20"/>
+                  <w:szCs w:val="20"/>
+                  <w:u w:val="single"/>
+                </w:rPr>
+                <w:t>..</w:t>
+              </w:r>
+              <w:proofErr w:type="spellStart"/>
+              <w:r>
+                <w:rPr>
+                  <w:color w:val="1155CC"/>
+                  <w:sz w:val="20"/>
+                  <w:szCs w:val="20"/>
+                  <w:u w:val="single"/>
+                </w:rPr>
+                <w:t>pdf</w:t>
               </w:r>
             </w:hyperlink>
             <w:r>
@@ -2403,6 +2455,7 @@
               </w:rPr>
               <w:t>f</w:t>
             </w:r>
+            <w:proofErr w:type="spellEnd"/>
           </w:p>
         </w:tc>
       </w:tr>
@@ -2531,15 +2584,40 @@
                 <w:sz w:val="20"/>
                 <w:szCs w:val="20"/>
               </w:rPr>
-              <w:t xml:space="preserve">02_Backend_Cloud/Investigacion/Fase 3 - </w:t>
-            </w:r>
+              <w:t>02_Backend_Cloud/</w:t>
+            </w:r>
+            <w:proofErr w:type="spellStart"/>
+            <w:r>
+              <w:rPr>
+                <w:sz w:val="20"/>
+                <w:szCs w:val="20"/>
+              </w:rPr>
+              <w:t>Investigacion</w:t>
+            </w:r>
+            <w:proofErr w:type="spellEnd"/>
+            <w:r>
+              <w:rPr>
+                <w:sz w:val="20"/>
+                <w:szCs w:val="20"/>
+              </w:rPr>
+              <w:t xml:space="preserve">/Fase 3 - </w:t>
+            </w:r>
+            <w:proofErr w:type="spellStart"/>
             <w:r>
               <w:rPr>
                 <w:sz w:val="20"/>
                 <w:szCs w:val="20"/>
               </w:rPr>
               <w:lastRenderedPageBreak/>
-              <w:t>Implementacion de Registro de Eventos y Cambios Administrativos.docx</w:t>
+              <w:t>Implementacion</w:t>
+            </w:r>
+            <w:proofErr w:type="spellEnd"/>
+            <w:r>
+              <w:rPr>
+                <w:sz w:val="20"/>
+                <w:szCs w:val="20"/>
+              </w:rPr>
+              <w:t xml:space="preserve"> de Registro de Eventos y Cambios Administrativos.docx</w:t>
             </w:r>
           </w:p>
         </w:tc>
@@ -2661,7 +2739,55 @@
                 <w:sz w:val="20"/>
                 <w:szCs w:val="20"/>
               </w:rPr>
-              <w:t>02_Backend_Cloud/Investigacion/Fase 3 - Diseno e Implementacion de estructura de almacenamiento de logs.docx</w:t>
+              <w:t>02_Backend_Cloud/</w:t>
+            </w:r>
+            <w:proofErr w:type="spellStart"/>
+            <w:r>
+              <w:rPr>
+                <w:sz w:val="20"/>
+                <w:szCs w:val="20"/>
+              </w:rPr>
+              <w:t>Investigacion</w:t>
+            </w:r>
+            <w:proofErr w:type="spellEnd"/>
+            <w:r>
+              <w:rPr>
+                <w:sz w:val="20"/>
+                <w:szCs w:val="20"/>
+              </w:rPr>
+              <w:t xml:space="preserve">/Fase 3 - </w:t>
+            </w:r>
+            <w:proofErr w:type="spellStart"/>
+            <w:r>
+              <w:rPr>
+                <w:sz w:val="20"/>
+                <w:szCs w:val="20"/>
+              </w:rPr>
+              <w:t>Diseno</w:t>
+            </w:r>
+            <w:proofErr w:type="spellEnd"/>
+            <w:r>
+              <w:rPr>
+                <w:sz w:val="20"/>
+                <w:szCs w:val="20"/>
+              </w:rPr>
+              <w:t xml:space="preserve"> e </w:t>
+            </w:r>
+            <w:proofErr w:type="spellStart"/>
+            <w:r>
+              <w:rPr>
+                <w:sz w:val="20"/>
+                <w:szCs w:val="20"/>
+              </w:rPr>
+              <w:t>Implementacion</w:t>
+            </w:r>
+            <w:proofErr w:type="spellEnd"/>
+            <w:r>
+              <w:rPr>
+                <w:sz w:val="20"/>
+                <w:szCs w:val="20"/>
+              </w:rPr>
+              <w:t xml:space="preserve"> de estructura de almacenamiento de logs.docx</w:t>
             </w:r>
           </w:p>
         </w:tc>
@@ -2782,7 +2908,71 @@
                 <w:sz w:val="20"/>
                 <w:szCs w:val="20"/>
               </w:rPr>
-              <w:t>02_Backend_Cloud/Investigacion/Fase 3 - Integracion de backend con el modulo de monitoreo y trazabilidad.docx</w:t>
+              <w:t>02_Backend_Cloud/</w:t>
+            </w:r>
+            <w:proofErr w:type="spellStart"/>
+            <w:r>
+              <w:rPr>
+                <w:sz w:val="20"/>
+                <w:szCs w:val="20"/>
+              </w:rPr>
+              <w:t>Investigacion</w:t>
+            </w:r>
+            <w:proofErr w:type="spellEnd"/>
+            <w:r>
+              <w:rPr>
+                <w:sz w:val="20"/>
+                <w:szCs w:val="20"/>
+              </w:rPr>
+              <w:t xml:space="preserve">/Fase 3 - </w:t>
+            </w:r>
+            <w:proofErr w:type="spellStart"/>
+            <w:r>
+              <w:rPr>
+                <w:sz w:val="20"/>
+                <w:szCs w:val="20"/>
+              </w:rPr>
+              <w:t>Integracion</w:t>
+            </w:r>
+            <w:proofErr w:type="spellEnd"/>
+            <w:r>
+              <w:rPr>
+                <w:sz w:val="20"/>
+                <w:szCs w:val="20"/>
+              </w:rPr>
+              <w:t xml:space="preserve"> de </w:t>
+            </w:r>
+            <w:proofErr w:type="spellStart"/>
+            <w:r>
+              <w:rPr>
+                <w:sz w:val="20"/>
+                <w:szCs w:val="20"/>
+              </w:rPr>
+              <w:t>backend</w:t>
+            </w:r>
+            <w:proofErr w:type="spellEnd"/>
+            <w:r>
+              <w:rPr>
+                <w:sz w:val="20"/>
+                <w:szCs w:val="20"/>
+              </w:rPr>
+              <w:t xml:space="preserve"> con el </w:t>
+            </w:r>
+            <w:proofErr w:type="spellStart"/>
+            <w:r>
+              <w:rPr>
+                <w:sz w:val="20"/>
+                <w:szCs w:val="20"/>
+              </w:rPr>
+              <w:t>modulo</w:t>
+            </w:r>
+            <w:proofErr w:type="spellEnd"/>
+            <w:r>
+              <w:rPr>
+                <w:sz w:val="20"/>
+                <w:szCs w:val="20"/>
+              </w:rPr>
+              <w:t xml:space="preserve"> de monitoreo y trazabilidad.docx</w:t>
             </w:r>
           </w:p>
         </w:tc>
@@ -3788,7 +3978,15 @@
               <w:jc w:val="center"/>
             </w:pPr>
             <w:r>
-              <w:t>Implementación de endpoints y middleware de seguridad.</w:t>
+              <w:t xml:space="preserve">Implementación de </w:t>
+            </w:r>
+            <w:proofErr w:type="spellStart"/>
+            <w:r>
+              <w:t>endpoints</w:t>
+            </w:r>
+            <w:proofErr w:type="spellEnd"/>
+            <w:r>
+              <w:t xml:space="preserve"> y middleware de seguridad.</w:t>
             </w:r>
           </w:p>
         </w:tc>
@@ -5080,8 +5278,13 @@
               <w:spacing w:after="0"/>
               <w:jc w:val="center"/>
             </w:pPr>
-            <w:r>
-              <w:t>Endpoints pendientes de integración entre Backend y Frontend.</w:t>
+            <w:proofErr w:type="spellStart"/>
+            <w:r>
+              <w:t>Endpoints</w:t>
+            </w:r>
+            <w:proofErr w:type="spellEnd"/>
+            <w:r>
+              <w:t xml:space="preserve"> pendientes de integración entre Backend y Frontend.</w:t>
             </w:r>
           </w:p>
         </w:tc>
@@ -5757,7 +5960,23 @@
               <w:jc w:val="center"/>
             </w:pPr>
             <w:r>
-              <w:t>02_Backend_Cloud/Investigacion/Fase 3 - Implementacion de Registro de Eventos y Cambios Administrativos.docx</w:t>
+              <w:t>02_Backend_Cloud/</w:t>
+            </w:r>
+            <w:proofErr w:type="spellStart"/>
+            <w:r>
+              <w:t>Investigacion</w:t>
+            </w:r>
+            <w:proofErr w:type="spellEnd"/>
+            <w:r>
+              <w:t xml:space="preserve">/Fase 3 - </w:t>
+            </w:r>
+            <w:proofErr w:type="spellStart"/>
+            <w:r>
+              <w:t>Implementacion</w:t>
+            </w:r>
+            <w:proofErr w:type="spellEnd"/>
+            <w:r>
+              <w:t xml:space="preserve"> de Registro de Eventos y Cambios Administrativos.docx</w:t>
             </w:r>
           </w:p>
         </w:tc>
@@ -5846,7 +6065,31 @@
               <w:jc w:val="center"/>
             </w:pPr>
             <w:r>
-              <w:t>02_Backend_Cloud/Investigacion/Fase 3 - Diseno e Implementacion de estructura de almacenamiento de logs.docx</w:t>
+              <w:t>02_Backend_Cloud/</w:t>
+            </w:r>
+            <w:proofErr w:type="spellStart"/>
+            <w:r>
+              <w:t>Investigacion</w:t>
+            </w:r>
+            <w:proofErr w:type="spellEnd"/>
+            <w:r>
+              <w:t xml:space="preserve">/Fase 3 - </w:t>
+            </w:r>
+            <w:proofErr w:type="spellStart"/>
+            <w:r>
+              <w:t>Diseno</w:t>
+            </w:r>
+            <w:proofErr w:type="spellEnd"/>
+            <w:r>
+              <w:t xml:space="preserve"> e </w:t>
+            </w:r>
+            <w:proofErr w:type="spellStart"/>
+            <w:r>
+              <w:t>Implementacion</w:t>
+            </w:r>
+            <w:proofErr w:type="spellEnd"/>
+            <w:r>
+              <w:t xml:space="preserve"> de estructura de almacenamiento de logs.docx</w:t>
             </w:r>
           </w:p>
         </w:tc>
@@ -5936,7 +6179,39 @@
               <w:jc w:val="center"/>
             </w:pPr>
             <w:r>
-              <w:t>02_Backend_Cloud/Investigacion/Fase 3 - Integracion de backend con el modulo de monitoreo y trazabilidad.docx</w:t>
+              <w:t>02_Backend_Cloud/</w:t>
+            </w:r>
+            <w:proofErr w:type="spellStart"/>
+            <w:r>
+              <w:t>Investigacion</w:t>
+            </w:r>
+            <w:proofErr w:type="spellEnd"/>
+            <w:r>
+              <w:t xml:space="preserve">/Fase 3 - </w:t>
+            </w:r>
+            <w:proofErr w:type="spellStart"/>
+            <w:r>
+              <w:t>Integracion</w:t>
+            </w:r>
+            <w:proofErr w:type="spellEnd"/>
+            <w:r>
+              <w:t xml:space="preserve"> de </w:t>
+            </w:r>
+            <w:proofErr w:type="spellStart"/>
+            <w:r>
+              <w:t>backend</w:t>
+            </w:r>
+            <w:proofErr w:type="spellEnd"/>
+            <w:r>
+              <w:t xml:space="preserve"> con el </w:t>
+            </w:r>
+            <w:proofErr w:type="spellStart"/>
+            <w:r>
+              <w:t>modulo</w:t>
+            </w:r>
+            <w:proofErr w:type="spellEnd"/>
+            <w:r>
+              <w:t xml:space="preserve"> de monitoreo y trazabilidad.docx</w:t>
             </w:r>
           </w:p>
         </w:tc>
@@ -8804,8 +9079,19 @@
                   <w:szCs w:val="20"/>
                   <w:u w:val="single"/>
                 </w:rPr>
-                <w:t>Fase 3 - Ingeniero IAM Jr..pdf</w:t>
+                <w:t xml:space="preserve">Fase 3 - Ingeniero IAM </w:t>
               </w:r>
+              <w:proofErr w:type="spellStart"/>
+              <w:r>
+                <w:rPr>
+                  <w:color w:val="1155CC"/>
+                  <w:sz w:val="20"/>
+                  <w:szCs w:val="20"/>
+                  <w:u w:val="single"/>
+                </w:rPr>
+                <w:t>Jr..pdf</w:t>
+              </w:r>
+              <w:proofErr w:type="spellEnd"/>
             </w:hyperlink>
           </w:p>
         </w:tc>
@@ -8986,8 +9272,19 @@
                   <w:szCs w:val="20"/>
                   <w:u w:val="single"/>
                 </w:rPr>
-                <w:t>Fase 3 - Ingeniero IAM Jr..pdf</w:t>
+                <w:t xml:space="preserve">Fase 3 - Ingeniero IAM </w:t>
               </w:r>
+              <w:proofErr w:type="spellStart"/>
+              <w:r>
+                <w:rPr>
+                  <w:color w:val="1155CC"/>
+                  <w:sz w:val="20"/>
+                  <w:szCs w:val="20"/>
+                  <w:u w:val="single"/>
+                </w:rPr>
+                <w:t>Jr..pdf</w:t>
+              </w:r>
+              <w:proofErr w:type="spellEnd"/>
             </w:hyperlink>
           </w:p>
         </w:tc>
@@ -10160,7 +10457,39 @@
                 <w:sz w:val="20"/>
                 <w:szCs w:val="20"/>
               </w:rPr>
-              <w:t>Cada fila debe corresponder a un aporte individual atribuible. Ejemplos válidos: commit identificado, sección redactada en un documento, prueba ejecutada, configuración aplicada, endpoint implementado, consulta corregida, vista del dashboard ajustada o script de simulación mejorado.</w:t>
+              <w:t xml:space="preserve">Cada fila debe corresponder a un aporte individual atribuible. Ejemplos válidos: </w:t>
+            </w:r>
+            <w:proofErr w:type="spellStart"/>
+            <w:r>
+              <w:rPr>
+                <w:sz w:val="20"/>
+                <w:szCs w:val="20"/>
+              </w:rPr>
+              <w:t>commit</w:t>
+            </w:r>
+            <w:proofErr w:type="spellEnd"/>
+            <w:r>
+              <w:rPr>
+                <w:sz w:val="20"/>
+                <w:szCs w:val="20"/>
+              </w:rPr>
+              <w:t xml:space="preserve"> identificado, sección redactada en un documento, prueba ejecutada, configuración aplicada, </w:t>
+            </w:r>
+            <w:proofErr w:type="spellStart"/>
+            <w:r>
+              <w:rPr>
+                <w:sz w:val="20"/>
+                <w:szCs w:val="20"/>
+              </w:rPr>
+              <w:t>endpoint</w:t>
+            </w:r>
+            <w:proofErr w:type="spellEnd"/>
+            <w:r>
+              <w:rPr>
+                <w:sz w:val="20"/>
+                <w:szCs w:val="20"/>
+              </w:rPr>
+              <w:t xml:space="preserve"> implementado, consulta corregida, vista del dashboard ajustada o script de simulación mejorado.</w:t>
             </w:r>
           </w:p>
         </w:tc>
@@ -12741,8 +13070,19 @@
                   <w:szCs w:val="20"/>
                   <w:u w:val="single"/>
                 </w:rPr>
-                <w:t>Fase 3 - Ingeniero IAM Jr..pdf</w:t>
+                <w:t xml:space="preserve">Fase 3 - Ingeniero IAM </w:t>
               </w:r>
+              <w:proofErr w:type="spellStart"/>
+              <w:r>
+                <w:rPr>
+                  <w:color w:val="1155CC"/>
+                  <w:sz w:val="20"/>
+                  <w:szCs w:val="20"/>
+                  <w:u w:val="single"/>
+                </w:rPr>
+                <w:t>Jr..pdf</w:t>
+              </w:r>
+              <w:proofErr w:type="spellEnd"/>
             </w:hyperlink>
           </w:p>
         </w:tc>
@@ -12894,8 +13234,19 @@
                   <w:szCs w:val="20"/>
                   <w:u w:val="single"/>
                 </w:rPr>
-                <w:t>Fase 3 - Ingeniero IAM Jr..pdf</w:t>
+                <w:t xml:space="preserve">Fase 3 - Ingeniero IAM </w:t>
               </w:r>
+              <w:proofErr w:type="spellStart"/>
+              <w:r>
+                <w:rPr>
+                  <w:color w:val="1155CC"/>
+                  <w:sz w:val="20"/>
+                  <w:szCs w:val="20"/>
+                  <w:u w:val="single"/>
+                </w:rPr>
+                <w:t>Jr..pdf</w:t>
+              </w:r>
+              <w:proofErr w:type="spellEnd"/>
             </w:hyperlink>
           </w:p>
         </w:tc>
@@ -14464,8 +14815,19 @@
                   <w:szCs w:val="20"/>
                   <w:u w:val="single"/>
                 </w:rPr>
-                <w:t>Fase 3 - Ingeniero IAM Jr..pdf</w:t>
+                <w:t xml:space="preserve">Fase 3 - Ingeniero IAM </w:t>
               </w:r>
+              <w:proofErr w:type="spellStart"/>
+              <w:r>
+                <w:rPr>
+                  <w:color w:val="1155CC"/>
+                  <w:sz w:val="20"/>
+                  <w:szCs w:val="20"/>
+                  <w:u w:val="single"/>
+                </w:rPr>
+                <w:t>Jr..pdf</w:t>
+              </w:r>
+              <w:proofErr w:type="spellEnd"/>
             </w:hyperlink>
           </w:p>
         </w:tc>
@@ -14601,8 +14963,19 @@
                   <w:szCs w:val="20"/>
                   <w:u w:val="single"/>
                 </w:rPr>
-                <w:t>Fase 3 - Ingeniero IAM Jr..pdf</w:t>
+                <w:t xml:space="preserve">Fase 3 - Ingeniero IAM </w:t>
               </w:r>
+              <w:proofErr w:type="spellStart"/>
+              <w:r>
+                <w:rPr>
+                  <w:color w:val="1155CC"/>
+                  <w:sz w:val="20"/>
+                  <w:szCs w:val="20"/>
+                  <w:u w:val="single"/>
+                </w:rPr>
+                <w:t>Jr..pdf</w:t>
+              </w:r>
+              <w:proofErr w:type="spellEnd"/>
             </w:hyperlink>
           </w:p>
         </w:tc>
@@ -14732,7 +15105,23 @@
               </w:rPr>
             </w:pPr>
             <w:r>
-              <w:t>02_Backend_Cloud/Investigacion/Fase 3 - Implementacion de Registro de Eventos y Cambios Administrativos.docx</w:t>
+              <w:t>02_Backend_Cloud/</w:t>
+            </w:r>
+            <w:proofErr w:type="spellStart"/>
+            <w:r>
+              <w:t>Investigacion</w:t>
+            </w:r>
+            <w:proofErr w:type="spellEnd"/>
+            <w:r>
+              <w:t xml:space="preserve">/Fase 3 - </w:t>
+            </w:r>
+            <w:proofErr w:type="spellStart"/>
+            <w:r>
+              <w:t>Implementacion</w:t>
+            </w:r>
+            <w:proofErr w:type="spellEnd"/>
+            <w:r>
+              <w:t xml:space="preserve"> de Registro de Eventos y Cambios Administrativos.docx</w:t>
             </w:r>
           </w:p>
         </w:tc>
@@ -14862,7 +15251,39 @@
               </w:rPr>
             </w:pPr>
             <w:r>
-              <w:t>02_Backend_Cloud/Investigacion/Fase 3 - Integracion de backend con el modulo de monitoreo y trazabilidad.docx</w:t>
+              <w:t>02_Backend_Cloud/</w:t>
+            </w:r>
+            <w:proofErr w:type="spellStart"/>
+            <w:r>
+              <w:t>Investigacion</w:t>
+            </w:r>
+            <w:proofErr w:type="spellEnd"/>
+            <w:r>
+              <w:t xml:space="preserve">/Fase 3 - </w:t>
+            </w:r>
+            <w:proofErr w:type="spellStart"/>
+            <w:r>
+              <w:t>Integracion</w:t>
+            </w:r>
+            <w:proofErr w:type="spellEnd"/>
+            <w:r>
+              <w:t xml:space="preserve"> de </w:t>
+            </w:r>
+            <w:proofErr w:type="spellStart"/>
+            <w:r>
+              <w:t>backend</w:t>
+            </w:r>
+            <w:proofErr w:type="spellEnd"/>
+            <w:r>
+              <w:t xml:space="preserve"> con el </w:t>
+            </w:r>
+            <w:proofErr w:type="spellStart"/>
+            <w:r>
+              <w:t>modulo</w:t>
+            </w:r>
+            <w:proofErr w:type="spellEnd"/>
+            <w:r>
+              <w:t xml:space="preserve"> de monitoreo y trazabilidad.docx</w:t>
             </w:r>
           </w:p>
         </w:tc>
@@ -17638,6 +18059,23 @@
                 <w:szCs w:val="20"/>
               </w:rPr>
             </w:pPr>
+            <w:hyperlink r:id="rId18" w:history="1">
+              <w:r>
+                <w:rPr>
+                  <w:rStyle w:val="Hipervnculo"/>
+                  <w:sz w:val="20"/>
+                  <w:szCs w:val="20"/>
+                </w:rPr>
+                <w:t>https://github.com/neldylilianahernandez23-collab/IAM-ZeroTrust-SN6/blob/9056a0c4215fdcea9a697abbc3af57aea4972a5b/00_Gestion_Proyecto/Actas_Reunion/Acta_Reunion_006_Fase3_SN6.docx.docx</w:t>
+              </w:r>
+            </w:hyperlink>
+            <w:r>
+              <w:rPr>
+                <w:sz w:val="20"/>
+                <w:szCs w:val="20"/>
+              </w:rPr>
+              <w:t xml:space="preserve"> </w:t>
+            </w:r>
           </w:p>
         </w:tc>
       </w:tr>
@@ -17772,6 +18210,25 @@
                 <w:szCs w:val="20"/>
               </w:rPr>
             </w:pPr>
+            <w:hyperlink r:id="rId19" w:history="1">
+              <w:r>
+                <w:rPr>
+                  <w:rStyle w:val="Hipervnculo"/>
+                  <w:sz w:val="20"/>
+                  <w:szCs w:val="20"/>
+                </w:rPr>
+                <w:t>https://github.com/neldylilianahernandez23-collab/IAM-ZeroTrust-SN6/blob/2e828a5f346b8dbacecf117bbdf39df0ce947e49/00_Gestion_Proyecto/Actas_Reunion/Acta_Reunion_007_Fase3_SN6.docx</w:t>
+              </w:r>
+            </w:hyperlink>
+          </w:p>
+          <w:p>
+            <w:pPr>
+              <w:spacing w:after="0"/>
+              <w:rPr>
+                <w:sz w:val="20"/>
+                <w:szCs w:val="20"/>
+              </w:rPr>
+            </w:pPr>
           </w:p>
         </w:tc>
       </w:tr>
@@ -17906,6 +18363,23 @@
                 <w:szCs w:val="20"/>
               </w:rPr>
             </w:pPr>
+            <w:hyperlink r:id="rId20" w:history="1">
+              <w:r>
+                <w:rPr>
+                  <w:rStyle w:val="Hipervnculo"/>
+                  <w:sz w:val="20"/>
+                  <w:szCs w:val="20"/>
+                </w:rPr>
+                <w:t>https://github.com/neldylilianahernandez23-collab/IAM-ZeroTrust-SN6/blob/2e828a5f346b8dbacecf117bbdf39df0ce947e49/00_Gestion_Proyecto/Entregables/Fase3/Plantilla%20Fase%203%20%E2%80%93%20Implementaci%C3%B3n.docx</w:t>
+              </w:r>
+            </w:hyperlink>
+            <w:r>
+              <w:rPr>
+                <w:sz w:val="20"/>
+                <w:szCs w:val="20"/>
+              </w:rPr>
+              <w:t xml:space="preserve"> </w:t>
+            </w:r>
           </w:p>
         </w:tc>
       </w:tr>
@@ -18040,7 +18514,7 @@
                 <w:szCs w:val="20"/>
               </w:rPr>
             </w:pPr>
-            <w:hyperlink r:id="rId18">
+            <w:hyperlink r:id="rId21">
               <w:r>
                 <w:rPr>
                   <w:color w:val="0000FF"/>
@@ -18048,7 +18522,17 @@
                   <w:szCs w:val="20"/>
                   <w:u w:val="single"/>
                 </w:rPr>
-                <w:t>https://github.com/neldylilianahernandez23-collab/IAM-ZeroTrust-SN6/blob/c220ec95a7b46e9f1758210073ea72f248eb8e84/00_Gestion_Proyecto/Bitacoras/Bitacora_Semana4_SN6.docx</w:t>
+                <w:t>https://github.com/neldylilianahernandez23-collab/IAM-ZeroTrust-</w:t>
+              </w:r>
+              <w:r>
+                <w:rPr>
+                  <w:color w:val="0000FF"/>
+                  <w:sz w:val="20"/>
+                  <w:szCs w:val="20"/>
+                  <w:u w:val="single"/>
+                </w:rPr>
+                <w:lastRenderedPageBreak/>
+                <w:t>SN6/blob/c220ec95a7b46e9f1758210073ea72f248eb8e84/00_Gestion_Proyecto/Bitacoras/Bitacora_Semana4_SN6.docx</w:t>
               </w:r>
             </w:hyperlink>
             <w:r>
@@ -18089,6 +18573,7 @@
                 <w:sz w:val="20"/>
                 <w:szCs w:val="20"/>
               </w:rPr>
+              <w:lastRenderedPageBreak/>
               <w:t>7</w:t>
             </w:r>
           </w:p>
@@ -18192,7 +18677,7 @@
                 <w:szCs w:val="20"/>
               </w:rPr>
             </w:pPr>
-            <w:hyperlink r:id="rId19">
+            <w:hyperlink r:id="rId22">
               <w:r>
                 <w:rPr>
                   <w:color w:val="0000FF"/>
@@ -18241,7 +18726,6 @@
                 <w:sz w:val="20"/>
                 <w:szCs w:val="20"/>
               </w:rPr>
-              <w:lastRenderedPageBreak/>
               <w:t>8</w:t>
             </w:r>
           </w:p>
@@ -18345,12 +18829,22 @@
                 <w:szCs w:val="20"/>
               </w:rPr>
             </w:pPr>
-            <w:r>
-              <w:rPr>
-                <w:sz w:val="20"/>
-                <w:szCs w:val="20"/>
-              </w:rPr>
-              <w:t>https://github.com/neldylilianahernandez23-collab/IAM-ZeroTrust-SN6/blob/main/01_IAM/Evidencias/Fase%203%20-%20Ingeniero%20IAM%20Jr..pdf</w:t>
+            <w:hyperlink r:id="rId23" w:history="1">
+              <w:r>
+                <w:rPr>
+                  <w:rStyle w:val="Hipervnculo"/>
+                  <w:sz w:val="20"/>
+                  <w:szCs w:val="20"/>
+                </w:rPr>
+                <w:t>https://github.com/neldylilianahernandez23-collab/IAM-ZeroTrust-SN6/blob/main/01_IAM/Evidencias/Fase%203%20-%20Ingeniero%20IAM%20Jr..pdf</w:t>
+              </w:r>
+            </w:hyperlink>
+            <w:r>
+              <w:rPr>
+                <w:sz w:val="20"/>
+                <w:szCs w:val="20"/>
+              </w:rPr>
+              <w:t xml:space="preserve"> </w:t>
             </w:r>
           </w:p>
         </w:tc>
@@ -18633,7 +19127,39 @@
                 <w:sz w:val="20"/>
                 <w:szCs w:val="20"/>
               </w:rPr>
-              <w:t>02_Backend_Cloud/Investigacion/Fase 3 - Implementacion de Registro de Eventos y Cambios Administrativos.docx</w:t>
+              <w:t>02_Backend_Cloud/</w:t>
+            </w:r>
+            <w:proofErr w:type="spellStart"/>
+            <w:r>
+              <w:rPr>
+                <w:sz w:val="20"/>
+                <w:szCs w:val="20"/>
+              </w:rPr>
+              <w:t>Investigacion</w:t>
+            </w:r>
+            <w:proofErr w:type="spellEnd"/>
+            <w:r>
+              <w:rPr>
+                <w:sz w:val="20"/>
+                <w:szCs w:val="20"/>
+              </w:rPr>
+              <w:t xml:space="preserve">/Fase 3 - </w:t>
+            </w:r>
+            <w:proofErr w:type="spellStart"/>
+            <w:r>
+              <w:rPr>
+                <w:sz w:val="20"/>
+                <w:szCs w:val="20"/>
+              </w:rPr>
+              <w:t>Implementacion</w:t>
+            </w:r>
+            <w:proofErr w:type="spellEnd"/>
+            <w:r>
+              <w:rPr>
+                <w:sz w:val="20"/>
+                <w:szCs w:val="20"/>
+              </w:rPr>
+              <w:t xml:space="preserve"> de Registro de Eventos y Cambios Administrativos.docx</w:t>
             </w:r>
           </w:p>
         </w:tc>
@@ -18775,7 +19301,56 @@
                 <w:sz w:val="20"/>
                 <w:szCs w:val="20"/>
               </w:rPr>
-              <w:t>02_Backend_Cloud/Investigacion/Fase 3 - Diseno e Implementacion de estructura de almacenamiento de logs.docx</w:t>
+              <w:t>02_Backend_Cloud/</w:t>
+            </w:r>
+            <w:proofErr w:type="spellStart"/>
+            <w:r>
+              <w:rPr>
+                <w:sz w:val="20"/>
+                <w:szCs w:val="20"/>
+              </w:rPr>
+              <w:t>Investigacion</w:t>
+            </w:r>
+            <w:proofErr w:type="spellEnd"/>
+            <w:r>
+              <w:rPr>
+                <w:sz w:val="20"/>
+                <w:szCs w:val="20"/>
+              </w:rPr>
+              <w:t xml:space="preserve">/Fase 3 - </w:t>
+            </w:r>
+            <w:proofErr w:type="spellStart"/>
+            <w:r>
+              <w:rPr>
+                <w:sz w:val="20"/>
+                <w:szCs w:val="20"/>
+              </w:rPr>
+              <w:t>Diseno</w:t>
+            </w:r>
+            <w:proofErr w:type="spellEnd"/>
+            <w:r>
+              <w:rPr>
+                <w:sz w:val="20"/>
+                <w:szCs w:val="20"/>
+              </w:rPr>
+              <w:t xml:space="preserve"> e </w:t>
+            </w:r>
+            <w:proofErr w:type="spellStart"/>
+            <w:r>
+              <w:rPr>
+                <w:sz w:val="20"/>
+                <w:szCs w:val="20"/>
+              </w:rPr>
+              <w:lastRenderedPageBreak/>
+              <w:t>Implementacion</w:t>
+            </w:r>
+            <w:proofErr w:type="spellEnd"/>
+            <w:r>
+              <w:rPr>
+                <w:sz w:val="20"/>
+                <w:szCs w:val="20"/>
+              </w:rPr>
+              <w:t xml:space="preserve"> de estructura de almacenamiento de logs.docx</w:t>
             </w:r>
           </w:p>
         </w:tc>
@@ -18808,6 +19383,7 @@
                 <w:sz w:val="20"/>
                 <w:szCs w:val="20"/>
               </w:rPr>
+              <w:lastRenderedPageBreak/>
               <w:t>12</w:t>
             </w:r>
           </w:p>
@@ -18917,7 +19493,55 @@
                 <w:sz w:val="20"/>
                 <w:szCs w:val="20"/>
               </w:rPr>
-              <w:t>02_Backend_Cloud/Investigacion/Fase 3 - Diseno e Implementacion de estructura de almacenamiento de logs.docx</w:t>
+              <w:t>02_Backend_Cloud/</w:t>
+            </w:r>
+            <w:proofErr w:type="spellStart"/>
+            <w:r>
+              <w:rPr>
+                <w:sz w:val="20"/>
+                <w:szCs w:val="20"/>
+              </w:rPr>
+              <w:t>Investigacion</w:t>
+            </w:r>
+            <w:proofErr w:type="spellEnd"/>
+            <w:r>
+              <w:rPr>
+                <w:sz w:val="20"/>
+                <w:szCs w:val="20"/>
+              </w:rPr>
+              <w:t xml:space="preserve">/Fase 3 - </w:t>
+            </w:r>
+            <w:proofErr w:type="spellStart"/>
+            <w:r>
+              <w:rPr>
+                <w:sz w:val="20"/>
+                <w:szCs w:val="20"/>
+              </w:rPr>
+              <w:t>Diseno</w:t>
+            </w:r>
+            <w:proofErr w:type="spellEnd"/>
+            <w:r>
+              <w:rPr>
+                <w:sz w:val="20"/>
+                <w:szCs w:val="20"/>
+              </w:rPr>
+              <w:t xml:space="preserve"> e </w:t>
+            </w:r>
+            <w:proofErr w:type="spellStart"/>
+            <w:r>
+              <w:rPr>
+                <w:sz w:val="20"/>
+                <w:szCs w:val="20"/>
+              </w:rPr>
+              <w:t>Implementacion</w:t>
+            </w:r>
+            <w:proofErr w:type="spellEnd"/>
+            <w:r>
+              <w:rPr>
+                <w:sz w:val="20"/>
+                <w:szCs w:val="20"/>
+              </w:rPr>
+              <w:t xml:space="preserve"> de estructura de almacenamiento de logs.docx</w:t>
             </w:r>
           </w:p>
         </w:tc>
@@ -19053,7 +19677,7 @@
                 <w:szCs w:val="20"/>
               </w:rPr>
             </w:pPr>
-            <w:hyperlink r:id="rId20">
+            <w:hyperlink r:id="rId24">
               <w:r>
                 <w:rPr>
                   <w:color w:val="0000FF"/>
@@ -19095,7 +19719,6 @@
                 <w:sz w:val="20"/>
                 <w:szCs w:val="20"/>
               </w:rPr>
-              <w:lastRenderedPageBreak/>
               <w:t>14</w:t>
             </w:r>
           </w:p>
@@ -19200,7 +19823,7 @@
                 <w:szCs w:val="20"/>
               </w:rPr>
             </w:pPr>
-            <w:hyperlink r:id="rId21">
+            <w:hyperlink r:id="rId25">
               <w:r>
                 <w:rPr>
                   <w:color w:val="0000FF"/>
@@ -19346,7 +19969,7 @@
                 <w:szCs w:val="20"/>
               </w:rPr>
             </w:pPr>
-            <w:hyperlink r:id="rId22">
+            <w:hyperlink r:id="rId26">
               <w:r>
                 <w:rPr>
                   <w:color w:val="0000FF"/>
@@ -19501,7 +20124,7 @@
                 <w:szCs w:val="20"/>
               </w:rPr>
             </w:pPr>
-            <w:hyperlink r:id="rId23">
+            <w:hyperlink r:id="rId27">
               <w:r>
                 <w:rPr>
                   <w:color w:val="0000FF"/>
@@ -19509,7 +20132,17 @@
                   <w:szCs w:val="20"/>
                   <w:u w:val="single"/>
                 </w:rPr>
-                <w:t>https://github.com/neldylilianahernandez23-collab/IAM-ZeroTrust-SN6/blob/c682fae1a49a97caeb7d69c929e3132763959275/04_QA_Seguridad_Documentacion/Evidencias/Fase%203%20-%20Registro%20de%20Evidencias%20Proyecto%206.docx</w:t>
+                <w:t>https://github.com/neldylilianahernandez23-collab/IAM-ZeroTrust-SN6/blob/c682fae1a49a97ca</w:t>
+              </w:r>
+              <w:r>
+                <w:rPr>
+                  <w:color w:val="0000FF"/>
+                  <w:sz w:val="20"/>
+                  <w:szCs w:val="20"/>
+                  <w:u w:val="single"/>
+                </w:rPr>
+                <w:lastRenderedPageBreak/>
+                <w:t>eb7d69c929e3132763959275/04_QA_Seguridad_Documentacion/Evidencias/Fase%203%20-%20Registro%20de%20Evidencias%20Proyecto%206.docx</w:t>
               </w:r>
             </w:hyperlink>
           </w:p>
@@ -19552,6 +20185,7 @@
                 <w:sz w:val="20"/>
                 <w:szCs w:val="20"/>
               </w:rPr>
+              <w:lastRenderedPageBreak/>
               <w:t>17</w:t>
             </w:r>
           </w:p>
@@ -19652,7 +20286,7 @@
             <w:pPr>
               <w:spacing w:after="0"/>
             </w:pPr>
-            <w:hyperlink r:id="rId24" w:history="1">
+            <w:hyperlink r:id="rId28" w:history="1">
               <w:r>
                 <w:rPr>
                   <w:rStyle w:val="Hipervnculo"/>
@@ -19696,7 +20330,6 @@
                 <w:sz w:val="20"/>
                 <w:szCs w:val="20"/>
               </w:rPr>
-              <w:lastRenderedPageBreak/>
               <w:t>18</w:t>
             </w:r>
           </w:p>
@@ -19725,28 +20358,53 @@
                 <w:sz w:val="20"/>
                 <w:szCs w:val="20"/>
               </w:rPr>
-              <w:t>T</w:t>
-            </w:r>
-            <w:r>
-              <w:rPr>
-                <w:sz w:val="20"/>
-                <w:szCs w:val="20"/>
-              </w:rPr>
-              <w:t>abla</w:t>
-            </w:r>
-            <w:r>
-              <w:rPr>
-                <w:sz w:val="20"/>
-                <w:szCs w:val="20"/>
-              </w:rPr>
-              <w:t xml:space="preserve"> de endpoint:</w:t>
-            </w:r>
-            <w:r>
-              <w:rPr>
-                <w:sz w:val="20"/>
-                <w:szCs w:val="20"/>
-              </w:rPr>
-              <w:t xml:space="preserve"> método, ruta, autorización requerida, pavload, validaciones, respuestas v ejemplo real. Incorporar evidencia de GET/POST y de respuestas 200, </w:t>
+              <w:t>Tabla</w:t>
+            </w:r>
+            <w:r>
+              <w:rPr>
+                <w:sz w:val="20"/>
+                <w:szCs w:val="20"/>
+              </w:rPr>
+              <w:t xml:space="preserve"> de </w:t>
+            </w:r>
+            <w:proofErr w:type="spellStart"/>
+            <w:r>
+              <w:rPr>
+                <w:sz w:val="20"/>
+                <w:szCs w:val="20"/>
+              </w:rPr>
+              <w:t>endpoint</w:t>
+            </w:r>
+            <w:proofErr w:type="spellEnd"/>
+            <w:r>
+              <w:rPr>
+                <w:sz w:val="20"/>
+                <w:szCs w:val="20"/>
+              </w:rPr>
+              <w:t>:</w:t>
+            </w:r>
+            <w:r>
+              <w:rPr>
+                <w:sz w:val="20"/>
+                <w:szCs w:val="20"/>
+              </w:rPr>
+              <w:t xml:space="preserve"> método, ruta, autorización requerida, </w:t>
+            </w:r>
+            <w:proofErr w:type="spellStart"/>
+            <w:r>
+              <w:rPr>
+                <w:sz w:val="20"/>
+                <w:szCs w:val="20"/>
+              </w:rPr>
+              <w:t>pavload</w:t>
+            </w:r>
+            <w:proofErr w:type="spellEnd"/>
+            <w:r>
+              <w:rPr>
+                <w:sz w:val="20"/>
+                <w:szCs w:val="20"/>
+              </w:rPr>
+              <w:t xml:space="preserve">, validaciones, respuestas v ejemplo real. Incorporar evidencia de GET/POST y de respuestas 200, </w:t>
             </w:r>
             <w:r>
               <w:rPr>
@@ -19833,7 +20491,7 @@
             <w:pPr>
               <w:spacing w:after="0"/>
             </w:pPr>
-            <w:hyperlink r:id="rId25" w:history="1">
+            <w:hyperlink r:id="rId29" w:history="1">
               <w:r>
                 <w:rPr>
                   <w:rStyle w:val="Hipervnculo"/>
@@ -19905,7 +20563,23 @@
                 <w:sz w:val="20"/>
                 <w:szCs w:val="20"/>
               </w:rPr>
-              <w:t>La evidencia debe permitir verificar el aporte sin ambigüedad. Se recomienda incluir identificadores concretos: URL, commit hash, nombre de archivo, ruta de carpeta, nombre de prueba, nombre de servicio, fecha y referencia del estudiante responsable.</w:t>
+              <w:t xml:space="preserve">La evidencia debe permitir verificar el aporte sin ambigüedad. Se recomienda incluir identificadores concretos: URL, </w:t>
+            </w:r>
+            <w:proofErr w:type="spellStart"/>
+            <w:r>
+              <w:rPr>
+                <w:sz w:val="20"/>
+                <w:szCs w:val="20"/>
+              </w:rPr>
+              <w:t>commit</w:t>
+            </w:r>
+            <w:proofErr w:type="spellEnd"/>
+            <w:r>
+              <w:rPr>
+                <w:sz w:val="20"/>
+                <w:szCs w:val="20"/>
+              </w:rPr>
+              <w:t xml:space="preserve"> hash, nombre de archivo, ruta de carpeta, nombre de prueba, nombre de servicio, fecha y referencia del estudiante responsable.</w:t>
             </w:r>
           </w:p>
         </w:tc>
@@ -19965,6 +20639,7 @@
         <w:spacing w:after="0" w:line="240" w:lineRule="auto"/>
       </w:pPr>
       <w:r>
+        <w:lastRenderedPageBreak/>
         <w:t xml:space="preserve">Durante la </w:t>
       </w:r>
       <w:r>
@@ -20086,7 +20761,23 @@
           <w:sz w:val="22"/>
           <w:szCs w:val="22"/>
         </w:rPr>
-        <w:t>Evidencia 6: 00_Gestion_Proyecto/Bitacoras/Bitacora_Semana4_SN6.docx</w:t>
+        <w:t>Evidencia 6: 00_Gestion_Proyecto/</w:t>
+      </w:r>
+      <w:proofErr w:type="spellStart"/>
+      <w:r>
+        <w:rPr>
+          <w:sz w:val="22"/>
+          <w:szCs w:val="22"/>
+        </w:rPr>
+        <w:t>Bitacoras</w:t>
+      </w:r>
+      <w:proofErr w:type="spellEnd"/>
+      <w:r>
+        <w:rPr>
+          <w:sz w:val="22"/>
+          <w:szCs w:val="22"/>
+        </w:rPr>
+        <w:t>/Bitacora_Semana4_SN6.docx</w:t>
       </w:r>
     </w:p>
     <w:p>
@@ -20118,7 +20809,23 @@
           <w:sz w:val="22"/>
           <w:szCs w:val="22"/>
         </w:rPr>
-        <w:t>Evidencia 8: 01_IAM/Implementacion/Controles_Autenticacion_ZeroTrust.docx</w:t>
+        <w:t>Evidencia 8: 01_IAM/</w:t>
+      </w:r>
+      <w:proofErr w:type="spellStart"/>
+      <w:r>
+        <w:rPr>
+          <w:sz w:val="22"/>
+          <w:szCs w:val="22"/>
+        </w:rPr>
+        <w:t>Implementacion</w:t>
+      </w:r>
+      <w:proofErr w:type="spellEnd"/>
+      <w:r>
+        <w:rPr>
+          <w:sz w:val="22"/>
+          <w:szCs w:val="22"/>
+        </w:rPr>
+        <w:t>/Controles_Autenticacion_ZeroTrust.docx</w:t>
       </w:r>
     </w:p>
     <w:p>
@@ -20134,7 +20841,23 @@
           <w:sz w:val="22"/>
           <w:szCs w:val="22"/>
         </w:rPr>
-        <w:t>Evidencia 9: 01_IAM/Implementacion/Configuracion_Sesiones_ZeroTrust.docx</w:t>
+        <w:t>Evidencia 9: 01_IAM/</w:t>
+      </w:r>
+      <w:proofErr w:type="spellStart"/>
+      <w:r>
+        <w:rPr>
+          <w:sz w:val="22"/>
+          <w:szCs w:val="22"/>
+        </w:rPr>
+        <w:t>Implementacion</w:t>
+      </w:r>
+      <w:proofErr w:type="spellEnd"/>
+      <w:r>
+        <w:rPr>
+          <w:sz w:val="22"/>
+          <w:szCs w:val="22"/>
+        </w:rPr>
+        <w:t>/Configuracion_Sesiones_ZeroTrust.docx</w:t>
       </w:r>
     </w:p>
     <w:p>
@@ -20166,7 +20889,6 @@
           <w:sz w:val="22"/>
           <w:szCs w:val="22"/>
         </w:rPr>
-        <w:lastRenderedPageBreak/>
         <w:t>Evidencia 11: 02_Backend_Cloud/Logs/Estructura_Logs.docx</w:t>
       </w:r>
     </w:p>
@@ -20281,7 +21003,7 @@
         </w:rPr>
         <w:t xml:space="preserve">Evidencia 18: </w:t>
       </w:r>
-      <w:hyperlink r:id="rId26">
+      <w:hyperlink r:id="rId30">
         <w:r>
           <w:rPr>
             <w:color w:val="1155CC"/>
@@ -20289,8 +21011,19 @@
             <w:szCs w:val="20"/>
             <w:u w:val="single"/>
           </w:rPr>
-          <w:t>Fase 3 - Ingeniero IAM Jr..pdf</w:t>
+          <w:t xml:space="preserve">Fase 3 - Ingeniero IAM </w:t>
         </w:r>
+        <w:proofErr w:type="spellStart"/>
+        <w:r>
+          <w:rPr>
+            <w:color w:val="1155CC"/>
+            <w:sz w:val="20"/>
+            <w:szCs w:val="20"/>
+            <w:u w:val="single"/>
+          </w:rPr>
+          <w:t>Jr..pdf</w:t>
+        </w:r>
+        <w:proofErr w:type="spellEnd"/>
       </w:hyperlink>
     </w:p>
     <w:p>
@@ -20306,21 +21039,7 @@
           <w:sz w:val="22"/>
           <w:szCs w:val="22"/>
         </w:rPr>
-        <w:t>Evidencia 1</w:t>
-      </w:r>
-      <w:r>
-        <w:rPr>
-          <w:sz w:val="22"/>
-          <w:szCs w:val="22"/>
-        </w:rPr>
-        <w:t>9</w:t>
-      </w:r>
-      <w:r>
-        <w:rPr>
-          <w:sz w:val="22"/>
-          <w:szCs w:val="22"/>
-        </w:rPr>
-        <w:t xml:space="preserve">: </w:t>
+        <w:t xml:space="preserve">Evidencia 19: </w:t>
       </w:r>
       <w:r>
         <w:rPr>
@@ -20350,28 +21069,7 @@
           <w:sz w:val="22"/>
           <w:szCs w:val="22"/>
         </w:rPr>
-        <w:t xml:space="preserve">Evidencia </w:t>
-      </w:r>
-      <w:r>
-        <w:rPr>
-          <w:sz w:val="22"/>
-          <w:szCs w:val="22"/>
-        </w:rPr>
-        <w:t>20</w:t>
-      </w:r>
-      <w:r>
-        <w:rPr>
-          <w:sz w:val="22"/>
-          <w:szCs w:val="22"/>
-        </w:rPr>
-        <w:t>:</w:t>
-      </w:r>
-      <w:r>
-        <w:rPr>
-          <w:sz w:val="22"/>
-          <w:szCs w:val="22"/>
-        </w:rPr>
-        <w:t xml:space="preserve"> </w:t>
+        <w:t xml:space="preserve">Evidencia 20: </w:t>
       </w:r>
       <w:r>
         <w:rPr>
@@ -20385,14 +21083,7 @@
           <w:sz w:val="20"/>
           <w:szCs w:val="20"/>
         </w:rPr>
-        <w:t xml:space="preserve"> de endpoint</w:t>
-      </w:r>
-      <w:r>
-        <w:rPr>
-          <w:sz w:val="20"/>
-          <w:szCs w:val="20"/>
-        </w:rPr>
-        <w:t>.docx</w:t>
+        <w:t xml:space="preserve"> de endpoint.docx</w:t>
       </w:r>
     </w:p>
     <w:p>
@@ -20406,7 +21097,7 @@
       </w:pPr>
     </w:p>
     <w:sectPr>
-      <w:headerReference w:type="default" r:id="rId27"/>
+      <w:headerReference w:type="default" r:id="rId31"/>
       <w:pgSz w:w="12240" w:h="15840"/>
       <w:pgMar w:top="1843" w:right="1020" w:bottom="907" w:left="1020" w:header="720" w:footer="720" w:gutter="0"/>
       <w:pgNumType w:start="1"/>
@@ -20417,7 +21108,7 @@
 </file>
 
 <file path=word/endnotes.xml><?xml version="1.0" encoding="utf-8"?>
-<w:endnotes xmlns:wpc="http://schemas.microsoft.com/office/word/2010/wordprocessingCanvas" xmlns:cx="http://schemas.microsoft.com/office/drawing/2014/chartex" xmlns:cx1="http://schemas.microsoft.com/office/drawing/2015/9/8/chartex" xmlns:cx2="http://schemas.microsoft.com/office/drawing/2015/10/21/chartex" xmlns:cx3="http://schemas.microsoft.com/office/drawing/2016/5/9/chartex" xmlns:cx4="http://schemas.microsoft.com/office/drawing/2016/5/10/chartex" xmlns:cx5="http://schemas.microsoft.com/office/drawing/2016/5/11/chartex" xmlns:cx6="http://schemas.microsoft.com/office/drawing/2016/5/12/chartex" xmlns:cx7="http://schemas.microsoft.com/office/drawing/2016/5/13/chartex" xmlns:cx8="http://schemas.microsoft.com/office/drawing/2016/5/14/chartex" xmlns:mc="http://schemas.openxmlformats.org/markup-compatibility/2006" xmlns:aink="http://schemas.microsoft.com/office/drawing/2016/ink" xmlns:am3d="http://schemas.microsoft.com/office/drawing/2017/model3d" xmlns:o="urn:schemas-microsoft-com:office:office" xmlns:oel="http://schemas.microsoft.com/office/2019/extlst" xmlns:r="http://schemas.openxmlformats.org/officeDocument/2006/relationships" xmlns:m="http://schemas.openxmlformats.org/officeDocument/2006/math" xmlns:v="urn:schemas-microsoft-com:vml" xmlns:wp14="http://schemas.microsoft.com/office/word/2010/wordprocessingDrawing" xmlns:wp="http://schemas.openxmlformats.org/drawingml/2006/wordprocessingDrawing" xmlns:w10="urn:schemas-microsoft-com:office:word" xmlns:w="http://schemas.openxmlformats.org/wordprocessingml/2006/main" xmlns:w14="http://schemas.microsoft.com/office/word/2010/wordml" xmlns:w15="http://schemas.microsoft.com/office/word/2012/wordml" xmlns:w16cei="http://schemas.microsoft.com/office/word/2026/wordml/cei" xmlns:w16cex="http://schemas.microsoft.com/office/word/2018/wordml/cex" xmlns:w16cid="http://schemas.microsoft.com/office/word/2016/wordml/cid" xmlns:w16="http://schemas.microsoft.com/office/word/2018/wordml" xmlns:w16du="http://schemas.microsoft.com/office/word/2023/wordml/word16du" xmlns:w16sdtdh="http://schemas.microsoft.com/office/word/2020/wordml/sdtdatahash" xmlns:w16sdtfl="http://schemas.microsoft.com/office/word/2024/wordml/sdtformatlock" xmlns:w16se="http://schemas.microsoft.com/office/word/2015/wordml/symex" xmlns:wpg="http://schemas.microsoft.com/office/word/2010/wordprocessingGroup" xmlns:wpi="http://schemas.microsoft.com/office/word/2010/wordprocessingInk" xmlns:wne="http://schemas.microsoft.com/office/word/2006/wordml" xmlns:wps="http://schemas.microsoft.com/office/word/2010/wordprocessingShape" mc:Ignorable="w14 w15 w16se w16cid w16 w16cex w16sdtdh w16sdtfl w16du wp14">
+<w:endnotes xmlns:wpc="http://schemas.microsoft.com/office/word/2010/wordprocessingCanvas" xmlns:cx="http://schemas.microsoft.com/office/drawing/2014/chartex" xmlns:cx1="http://schemas.microsoft.com/office/drawing/2015/9/8/chartex" xmlns:cx2="http://schemas.microsoft.com/office/drawing/2015/10/21/chartex" xmlns:cx3="http://schemas.microsoft.com/office/drawing/2016/5/9/chartex" xmlns:cx4="http://schemas.microsoft.com/office/drawing/2016/5/10/chartex" xmlns:cx5="http://schemas.microsoft.com/office/drawing/2016/5/11/chartex" xmlns:cx6="http://schemas.microsoft.com/office/drawing/2016/5/12/chartex" xmlns:cx7="http://schemas.microsoft.com/office/drawing/2016/5/13/chartex" xmlns:cx8="http://schemas.microsoft.com/office/drawing/2016/5/14/chartex" xmlns:mc="http://schemas.openxmlformats.org/markup-compatibility/2006" xmlns:aink="http://schemas.microsoft.com/office/drawing/2016/ink" xmlns:am3d="http://schemas.microsoft.com/office/drawing/2017/model3d" xmlns:o="urn:schemas-microsoft-com:office:office" xmlns:oel="http://schemas.microsoft.com/office/2019/extlst" xmlns:r="http://schemas.openxmlformats.org/officeDocument/2006/relationships" xmlns:m="http://schemas.openxmlformats.org/officeDocument/2006/math" xmlns:v="urn:schemas-microsoft-com:vml" xmlns:wp14="http://schemas.microsoft.com/office/word/2010/wordprocessingDrawing" xmlns:wp="http://schemas.openxmlformats.org/drawingml/2006/wordprocessingDrawing" xmlns:w10="urn:schemas-microsoft-com:office:word" xmlns:w="http://schemas.openxmlformats.org/wordprocessingml/2006/main" xmlns:w14="http://schemas.microsoft.com/office/word/2010/wordml" xmlns:w15="http://schemas.microsoft.com/office/word/2012/wordml" xmlns:w16cex="http://schemas.microsoft.com/office/word/2018/wordml/cex" xmlns:w16cid="http://schemas.microsoft.com/office/word/2016/wordml/cid" xmlns:w16="http://schemas.microsoft.com/office/word/2018/wordml" xmlns:w16du="http://schemas.microsoft.com/office/word/2023/wordml/word16du" xmlns:w16sdtdh="http://schemas.microsoft.com/office/word/2020/wordml/sdtdatahash" xmlns:w16sdtfl="http://schemas.microsoft.com/office/word/2024/wordml/sdtformatlock" xmlns:w16se="http://schemas.microsoft.com/office/word/2015/wordml/symex" xmlns:wpg="http://schemas.microsoft.com/office/word/2010/wordprocessingGroup" xmlns:wpi="http://schemas.microsoft.com/office/word/2010/wordprocessingInk" xmlns:wne="http://schemas.microsoft.com/office/word/2006/wordml" xmlns:wps="http://schemas.microsoft.com/office/word/2010/wordprocessingShape" mc:Ignorable="w14 w15 w16se w16cid w16 w16cex w16sdtdh w16sdtfl w16du wp14">
   <w:endnote w:type="separator" w:id="-1">
     <w:p>
       <w:pPr>
@@ -20442,7 +21133,7 @@
 </file>
 
 <file path=word/footnotes.xml><?xml version="1.0" encoding="utf-8"?>
-<w:footnotes xmlns:wpc="http://schemas.microsoft.com/office/word/2010/wordprocessingCanvas" xmlns:cx="http://schemas.microsoft.com/office/drawing/2014/chartex" xmlns:cx1="http://schemas.microsoft.com/office/drawing/2015/9/8/chartex" xmlns:cx2="http://schemas.microsoft.com/office/drawing/2015/10/21/chartex" xmlns:cx3="http://schemas.microsoft.com/office/drawing/2016/5/9/chartex" xmlns:cx4="http://schemas.microsoft.com/office/drawing/2016/5/10/chartex" xmlns:cx5="http://schemas.microsoft.com/office/drawing/2016/5/11/chartex" xmlns:cx6="http://schemas.microsoft.com/office/drawing/2016/5/12/chartex" xmlns:cx7="http://schemas.microsoft.com/office/drawing/2016/5/13/chartex" xmlns:cx8="http://schemas.microsoft.com/office/drawing/2016/5/14/chartex" xmlns:mc="http://schemas.openxmlformats.org/markup-compatibility/2006" xmlns:aink="http://schemas.microsoft.com/office/drawing/2016/ink" xmlns:am3d="http://schemas.microsoft.com/office/drawing/2017/model3d" xmlns:o="urn:schemas-microsoft-com:office:office" xmlns:oel="http://schemas.microsoft.com/office/2019/extlst" xmlns:r="http://schemas.openxmlformats.org/officeDocument/2006/relationships" xmlns:m="http://schemas.openxmlformats.org/officeDocument/2006/math" xmlns:v="urn:schemas-microsoft-com:vml" xmlns:wp14="http://schemas.microsoft.com/office/word/2010/wordprocessingDrawing" xmlns:wp="http://schemas.openxmlformats.org/drawingml/2006/wordprocessingDrawing" xmlns:w10="urn:schemas-microsoft-com:office:word" xmlns:w="http://schemas.openxmlformats.org/wordprocessingml/2006/main" xmlns:w14="http://schemas.microsoft.com/office/word/2010/wordml" xmlns:w15="http://schemas.microsoft.com/office/word/2012/wordml" xmlns:w16cei="http://schemas.microsoft.com/office/word/2026/wordml/cei" xmlns:w16cex="http://schemas.microsoft.com/office/word/2018/wordml/cex" xmlns:w16cid="http://schemas.microsoft.com/office/word/2016/wordml/cid" xmlns:w16="http://schemas.microsoft.com/office/word/2018/wordml" xmlns:w16du="http://schemas.microsoft.com/office/word/2023/wordml/word16du" xmlns:w16sdtdh="http://schemas.microsoft.com/office/word/2020/wordml/sdtdatahash" xmlns:w16sdtfl="http://schemas.microsoft.com/office/word/2024/wordml/sdtformatlock" xmlns:w16se="http://schemas.microsoft.com/office/word/2015/wordml/symex" xmlns:wpg="http://schemas.microsoft.com/office/word/2010/wordprocessingGroup" xmlns:wpi="http://schemas.microsoft.com/office/word/2010/wordprocessingInk" xmlns:wne="http://schemas.microsoft.com/office/word/2006/wordml" xmlns:wps="http://schemas.microsoft.com/office/word/2010/wordprocessingShape" mc:Ignorable="w14 w15 w16se w16cid w16 w16cex w16sdtdh w16sdtfl w16du wp14">
+<w:footnotes xmlns:wpc="http://schemas.microsoft.com/office/word/2010/wordprocessingCanvas" xmlns:cx="http://schemas.microsoft.com/office/drawing/2014/chartex" xmlns:cx1="http://schemas.microsoft.com/office/drawing/2015/9/8/chartex" xmlns:cx2="http://schemas.microsoft.com/office/drawing/2015/10/21/chartex" xmlns:cx3="http://schemas.microsoft.com/office/drawing/2016/5/9/chartex" xmlns:cx4="http://schemas.microsoft.com/office/drawing/2016/5/10/chartex" xmlns:cx5="http://schemas.microsoft.com/office/drawing/2016/5/11/chartex" xmlns:cx6="http://schemas.microsoft.com/office/drawing/2016/5/12/chartex" xmlns:cx7="http://schemas.microsoft.com/office/drawing/2016/5/13/chartex" xmlns:cx8="http://schemas.microsoft.com/office/drawing/2016/5/14/chartex" xmlns:mc="http://schemas.openxmlformats.org/markup-compatibility/2006" xmlns:aink="http://schemas.microsoft.com/office/drawing/2016/ink" xmlns:am3d="http://schemas.microsoft.com/office/drawing/2017/model3d" xmlns:o="urn:schemas-microsoft-com:office:office" xmlns:oel="http://schemas.microsoft.com/office/2019/extlst" xmlns:r="http://schemas.openxmlformats.org/officeDocument/2006/relationships" xmlns:m="http://schemas.openxmlformats.org/officeDocument/2006/math" xmlns:v="urn:schemas-microsoft-com:vml" xmlns:wp14="http://schemas.microsoft.com/office/word/2010/wordprocessingDrawing" xmlns:wp="http://schemas.openxmlformats.org/drawingml/2006/wordprocessingDrawing" xmlns:w10="urn:schemas-microsoft-com:office:word" xmlns:w="http://schemas.openxmlformats.org/wordprocessingml/2006/main" xmlns:w14="http://schemas.microsoft.com/office/word/2010/wordml" xmlns:w15="http://schemas.microsoft.com/office/word/2012/wordml" xmlns:w16cex="http://schemas.microsoft.com/office/word/2018/wordml/cex" xmlns:w16cid="http://schemas.microsoft.com/office/word/2016/wordml/cid" xmlns:w16="http://schemas.microsoft.com/office/word/2018/wordml" xmlns:w16du="http://schemas.microsoft.com/office/word/2023/wordml/word16du" xmlns:w16sdtdh="http://schemas.microsoft.com/office/word/2020/wordml/sdtdatahash" xmlns:w16sdtfl="http://schemas.microsoft.com/office/word/2024/wordml/sdtformatlock" xmlns:w16se="http://schemas.microsoft.com/office/word/2015/wordml/symex" xmlns:wpg="http://schemas.microsoft.com/office/word/2010/wordprocessingGroup" xmlns:wpi="http://schemas.microsoft.com/office/word/2010/wordprocessingInk" xmlns:wne="http://schemas.microsoft.com/office/word/2006/wordml" xmlns:wps="http://schemas.microsoft.com/office/word/2010/wordprocessingShape" mc:Ignorable="w14 w15 w16se w16cid w16 w16cex w16sdtdh w16sdtfl w16du wp14">
   <w:footnote w:type="separator" w:id="-1">
     <w:p>
       <w:pPr>
@@ -20467,7 +21158,7 @@
 </file>
 
 <file path=word/header1.xml><?xml version="1.0" encoding="utf-8"?>
-<w:hdr xmlns:wpc="http://schemas.microsoft.com/office/word/2010/wordprocessingCanvas" xmlns:cx="http://schemas.microsoft.com/office/drawing/2014/chartex" xmlns:cx1="http://schemas.microsoft.com/office/drawing/2015/9/8/chartex" xmlns:cx2="http://schemas.microsoft.com/office/drawing/2015/10/21/chartex" xmlns:cx3="http://schemas.microsoft.com/office/drawing/2016/5/9/chartex" xmlns:cx4="http://schemas.microsoft.com/office/drawing/2016/5/10/chartex" xmlns:cx5="http://schemas.microsoft.com/office/drawing/2016/5/11/chartex" xmlns:cx6="http://schemas.microsoft.com/office/drawing/2016/5/12/chartex" xmlns:cx7="http://schemas.microsoft.com/office/drawing/2016/5/13/chartex" xmlns:cx8="http://schemas.microsoft.com/office/drawing/2016/5/14/chartex" xmlns:mc="http://schemas.openxmlformats.org/markup-compatibility/2006" xmlns:aink="http://schemas.microsoft.com/office/drawing/2016/ink" xmlns:am3d="http://schemas.microsoft.com/office/drawing/2017/model3d" xmlns:o="urn:schemas-microsoft-com:office:office" xmlns:oel="http://schemas.microsoft.com/office/2019/extlst" xmlns:r="http://schemas.openxmlformats.org/officeDocument/2006/relationships" xmlns:m="http://schemas.openxmlformats.org/officeDocument/2006/math" xmlns:v="urn:schemas-microsoft-com:vml" xmlns:wp14="http://schemas.microsoft.com/office/word/2010/wordprocessingDrawing" xmlns:wp="http://schemas.openxmlformats.org/drawingml/2006/wordprocessingDrawing" xmlns:w10="urn:schemas-microsoft-com:office:word" xmlns:w="http://schemas.openxmlformats.org/wordprocessingml/2006/main" xmlns:w14="http://schemas.microsoft.com/office/word/2010/wordml" xmlns:w15="http://schemas.microsoft.com/office/word/2012/wordml" xmlns:w16cei="http://schemas.microsoft.com/office/word/2026/wordml/cei" xmlns:w16cex="http://schemas.microsoft.com/office/word/2018/wordml/cex" xmlns:w16cid="http://schemas.microsoft.com/office/word/2016/wordml/cid" xmlns:w16="http://schemas.microsoft.com/office/word/2018/wordml" xmlns:w16du="http://schemas.microsoft.com/office/word/2023/wordml/word16du" xmlns:w16sdtdh="http://schemas.microsoft.com/office/word/2020/wordml/sdtdatahash" xmlns:w16sdtfl="http://schemas.microsoft.com/office/word/2024/wordml/sdtformatlock" xmlns:w16se="http://schemas.microsoft.com/office/word/2015/wordml/symex" xmlns:wpg="http://schemas.microsoft.com/office/word/2010/wordprocessingGroup" xmlns:wpi="http://schemas.microsoft.com/office/word/2010/wordprocessingInk" xmlns:wne="http://schemas.microsoft.com/office/word/2006/wordml" xmlns:wps="http://schemas.microsoft.com/office/word/2010/wordprocessingShape" mc:Ignorable="w14 w15 w16se w16cid w16 w16cex w16sdtdh w16sdtfl w16du wp14">
+<w:hdr xmlns:wpc="http://schemas.microsoft.com/office/word/2010/wordprocessingCanvas" xmlns:cx="http://schemas.microsoft.com/office/drawing/2014/chartex" xmlns:cx1="http://schemas.microsoft.com/office/drawing/2015/9/8/chartex" xmlns:cx2="http://schemas.microsoft.com/office/drawing/2015/10/21/chartex" xmlns:cx3="http://schemas.microsoft.com/office/drawing/2016/5/9/chartex" xmlns:cx4="http://schemas.microsoft.com/office/drawing/2016/5/10/chartex" xmlns:cx5="http://schemas.microsoft.com/office/drawing/2016/5/11/chartex" xmlns:cx6="http://schemas.microsoft.com/office/drawing/2016/5/12/chartex" xmlns:cx7="http://schemas.microsoft.com/office/drawing/2016/5/13/chartex" xmlns:cx8="http://schemas.microsoft.com/office/drawing/2016/5/14/chartex" xmlns:mc="http://schemas.openxmlformats.org/markup-compatibility/2006" xmlns:aink="http://schemas.microsoft.com/office/drawing/2016/ink" xmlns:am3d="http://schemas.microsoft.com/office/drawing/2017/model3d" xmlns:o="urn:schemas-microsoft-com:office:office" xmlns:oel="http://schemas.microsoft.com/office/2019/extlst" xmlns:r="http://schemas.openxmlformats.org/officeDocument/2006/relationships" xmlns:m="http://schemas.openxmlformats.org/officeDocument/2006/math" xmlns:v="urn:schemas-microsoft-com:vml" xmlns:wp14="http://schemas.microsoft.com/office/word/2010/wordprocessingDrawing" xmlns:wp="http://schemas.openxmlformats.org/drawingml/2006/wordprocessingDrawing" xmlns:w10="urn:schemas-microsoft-com:office:word" xmlns:w="http://schemas.openxmlformats.org/wordprocessingml/2006/main" xmlns:w14="http://schemas.microsoft.com/office/word/2010/wordml" xmlns:w15="http://schemas.microsoft.com/office/word/2012/wordml" xmlns:w16cex="http://schemas.microsoft.com/office/word/2018/wordml/cex" xmlns:w16cid="http://schemas.microsoft.com/office/word/2016/wordml/cid" xmlns:w16="http://schemas.microsoft.com/office/word/2018/wordml" xmlns:w16du="http://schemas.microsoft.com/office/word/2023/wordml/word16du" xmlns:w16sdtdh="http://schemas.microsoft.com/office/word/2020/wordml/sdtdatahash" xmlns:w16sdtfl="http://schemas.microsoft.com/office/word/2024/wordml/sdtformatlock" xmlns:w16se="http://schemas.microsoft.com/office/word/2015/wordml/symex" xmlns:wpg="http://schemas.microsoft.com/office/word/2010/wordprocessingGroup" xmlns:wpi="http://schemas.microsoft.com/office/word/2010/wordprocessingInk" xmlns:wne="http://schemas.microsoft.com/office/word/2006/wordml" xmlns:wps="http://schemas.microsoft.com/office/word/2010/wordprocessingShape" mc:Ignorable="w14 w15 w16se w16cid w16 w16cex w16sdtdh w16sdtfl w16du wp14">
   <w:p>
     <w:pPr>
       <w:pBdr>
